--- a/M129/Projekt_LB2/Dokumentation/Dokumentation_M129_LB2.docx
+++ b/M129/Projekt_LB2/Dokumentation/Dokumentation_M129_LB2.docx
@@ -981,7 +981,7 @@
               </mc:Choice>
               <mc:Fallback>
                 <w:pict>
-                  <v:group w14:anchorId="7B9AB504" id="Gruppe 114" o:spid="_x0000_s1026" style="position:absolute;margin-left:0;margin-top:0;width:18pt;height:10in;z-index:251659264;mso-width-percent:29;mso-height-percent:909;mso-left-percent:45;mso-position-horizontal-relative:page;mso-position-vertical:center;mso-position-vertical-relative:page;mso-width-percent:29;mso-height-percent:909;mso-left-percent:45" coordsize="2286,91440" o:gfxdata="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">
+                  <v:group w14:anchorId="1E721578" id="Gruppe 114" o:spid="_x0000_s1026" style="position:absolute;margin-left:0;margin-top:0;width:18pt;height:10in;z-index:251659264;mso-width-percent:29;mso-height-percent:909;mso-left-percent:45;mso-position-horizontal-relative:page;mso-position-vertical:center;mso-position-vertical-relative:page;mso-width-percent:29;mso-height-percent:909;mso-left-percent:45" coordsize="2286,91440" o:gfxdata="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">
                     <v:rect id="Rechteck 115" o:spid="_x0000_s1027" style="position:absolute;width:2286;height:87820;visibility:visible;mso-wrap-style:square;v-text-anchor:middle" o:gfxdata="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" fillcolor="#e97132 [3205]" stroked="f" strokeweight="1pt"/>
                     <v:rect id="Rechteck 116" o:spid="_x0000_s1028" style="position:absolute;top:89154;width:2286;height:2286;visibility:visible;mso-wrap-style:square;v-text-anchor:middle" o:gfxdata="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" fillcolor="#156082 [3204]" stroked="f" strokeweight="1pt">
                       <o:lock v:ext="edit" aspectratio="t"/>
@@ -3798,55 +3798,107 @@
       <w:bookmarkEnd w:id="2"/>
     </w:p>
     <w:p>
-      <w:pPr>
-        <w:pStyle w:val="berschrift3"/>
-      </w:pPr>
-      <w:bookmarkStart w:id="3" w:name="_Toc225844246"/>
       <w:r>
-        <w:t>Bearbeitung</w:t>
+        <w:t xml:space="preserve">Es soll im Programm </w:t>
       </w:r>
-      <w:bookmarkEnd w:id="3"/>
+      <w:proofErr w:type="spellStart"/>
+      <w:r>
+        <w:t>BeASwitch</w:t>
+      </w:r>
+      <w:proofErr w:type="spellEnd"/>
+      <w:r>
+        <w:t xml:space="preserve"> im </w:t>
+      </w:r>
+      <w:proofErr w:type="spellStart"/>
+      <w:r>
+        <w:t>Exam</w:t>
+      </w:r>
+      <w:proofErr w:type="spellEnd"/>
+      <w:r>
+        <w:t xml:space="preserve"> Modus ein Score von 27 richtigen Lösungen aus 30 Aufgaben erreicht werden. Ist dieses Ziel erreicht, soll davon ein Screenshot gemacht werden.</w:t>
+      </w:r>
     </w:p>
     <w:p>
       <w:pPr>
         <w:pStyle w:val="berschrift3"/>
       </w:pPr>
-      <w:bookmarkStart w:id="4" w:name="_Toc225844247"/>
-      <w:r>
-        <w:t>Lösungen</w:t>
-      </w:r>
-      <w:bookmarkEnd w:id="4"/>
-    </w:p>
-    <w:p>
-      <w:pPr>
-        <w:pStyle w:val="berschrift3"/>
-      </w:pPr>
-      <w:bookmarkStart w:id="5" w:name="_Toc225844248"/>
+      <w:bookmarkStart w:id="3" w:name="_Toc225844248"/>
       <w:r>
         <w:t>Screenshot</w:t>
       </w:r>
-      <w:bookmarkEnd w:id="5"/>
+      <w:bookmarkEnd w:id="3"/>
+      <w:r>
+        <w:t>s</w:t>
+      </w:r>
     </w:p>
     <w:p/>
     <w:p>
       <w:pPr>
         <w:pStyle w:val="berschrift2"/>
       </w:pPr>
-      <w:bookmarkStart w:id="6" w:name="_Toc225844249"/>
+      <w:bookmarkStart w:id="4" w:name="_Toc225844249"/>
       <w:proofErr w:type="spellStart"/>
       <w:r>
         <w:t>BeARouter</w:t>
       </w:r>
-      <w:bookmarkEnd w:id="6"/>
+      <w:bookmarkEnd w:id="4"/>
       <w:proofErr w:type="spellEnd"/>
     </w:p>
     <w:p>
       <w:pPr>
         <w:pStyle w:val="berschrift3"/>
       </w:pPr>
-      <w:bookmarkStart w:id="7" w:name="_Toc225844250"/>
+      <w:bookmarkStart w:id="5" w:name="_Toc225844250"/>
       <w:r>
         <w:t>Einleitung</w:t>
+      </w:r>
+      <w:bookmarkEnd w:id="5"/>
+    </w:p>
+    <w:p>
+      <w:r>
+        <w:t xml:space="preserve">Es soll im Programm </w:t>
+      </w:r>
+      <w:proofErr w:type="spellStart"/>
+      <w:r>
+        <w:t>BeA</w:t>
+      </w:r>
+      <w:r>
+        <w:t>Router</w:t>
+      </w:r>
+      <w:proofErr w:type="spellEnd"/>
+      <w:r>
+        <w:t xml:space="preserve"> im </w:t>
+      </w:r>
+      <w:proofErr w:type="spellStart"/>
+      <w:r>
+        <w:t>Exam</w:t>
+      </w:r>
+      <w:proofErr w:type="spellEnd"/>
+      <w:r>
+        <w:t xml:space="preserve"> Modus ein Score von 27 richtigen Lösungen aus 30 Aufgaben erreicht werden. Ist dieses Ziel erreicht, soll davon ein Screenshot gemacht werden.</w:t>
+      </w:r>
+    </w:p>
+    <w:p>
+      <w:pPr>
+        <w:pStyle w:val="berschrift3"/>
+      </w:pPr>
+      <w:bookmarkStart w:id="6" w:name="_Toc225844253"/>
+      <w:r>
+        <w:t>Screenshot</w:t>
+      </w:r>
+      <w:bookmarkEnd w:id="6"/>
+      <w:r>
+        <w:t>s</w:t>
+      </w:r>
+    </w:p>
+    <w:p/>
+    <w:p>
+      <w:pPr>
+        <w:pStyle w:val="berschrift2"/>
+      </w:pPr>
+      <w:bookmarkStart w:id="7" w:name="_Toc225844254"/>
+      <w:r>
+        <w:t>Routing</w:t>
       </w:r>
       <w:bookmarkEnd w:id="7"/>
     </w:p>
@@ -3854,19 +3906,24 @@
       <w:pPr>
         <w:pStyle w:val="berschrift3"/>
       </w:pPr>
-      <w:bookmarkStart w:id="8" w:name="_Toc225844251"/>
+      <w:bookmarkStart w:id="8" w:name="_Toc225844255"/>
       <w:r>
-        <w:t>Bearbeitung</w:t>
+        <w:t>Einleitung</w:t>
       </w:r>
       <w:bookmarkEnd w:id="8"/>
+    </w:p>
+    <w:p>
+      <w:r>
+        <w:t>Diese Aufgabe ist in zwei Teile aufgeteilt. Im ersten Teil soll aufgrund eines vorgegebenen Netzwerkes für einen Router seine Routingtabelle angelegt werden. Diese Tabelle wird unter Lösungen aufgeführt werden. Im zweiten Teil soll aufgrund eines vorgegebenen Szenarios das Subnetting, die Routingtabellen und ein entsprechendes Netzwerk im Programm Cico Packet Tracer erstellt werden. Die Dokumentation der Vorgehensweise ist unter Bearbeitung zu finden. Die schlussendlichen Produkte sind unter Lösungen abgelegt.</w:t>
+      </w:r>
     </w:p>
     <w:p>
       <w:pPr>
         <w:pStyle w:val="berschrift3"/>
       </w:pPr>
-      <w:bookmarkStart w:id="9" w:name="_Toc225844252"/>
+      <w:bookmarkStart w:id="9" w:name="_Toc225844256"/>
       <w:r>
-        <w:t>Lösungen</w:t>
+        <w:t>Bearbeitung</w:t>
       </w:r>
       <w:bookmarkEnd w:id="9"/>
     </w:p>
@@ -3874,30 +3931,34 @@
       <w:pPr>
         <w:pStyle w:val="berschrift3"/>
       </w:pPr>
-      <w:bookmarkStart w:id="10" w:name="_Toc225844253"/>
+      <w:bookmarkStart w:id="10" w:name="_Toc225844257"/>
+      <w:r>
+        <w:t>Lösungen</w:t>
+      </w:r>
+      <w:bookmarkEnd w:id="10"/>
+    </w:p>
+    <w:p>
+      <w:pPr>
+        <w:pStyle w:val="berschrift3"/>
+      </w:pPr>
+      <w:bookmarkStart w:id="11" w:name="_Toc225844258"/>
       <w:r>
         <w:t>Screenshot</w:t>
       </w:r>
-      <w:bookmarkEnd w:id="10"/>
+      <w:bookmarkEnd w:id="11"/>
+      <w:r>
+        <w:t>s</w:t>
+      </w:r>
     </w:p>
     <w:p/>
     <w:p>
       <w:pPr>
         <w:pStyle w:val="berschrift2"/>
       </w:pPr>
-      <w:bookmarkStart w:id="11" w:name="_Toc225844254"/>
+      <w:bookmarkStart w:id="12" w:name="_Toc225844259"/>
       <w:r>
-        <w:t>Routing</w:t>
-      </w:r>
-      <w:bookmarkEnd w:id="11"/>
-    </w:p>
-    <w:p>
-      <w:pPr>
-        <w:pStyle w:val="berschrift3"/>
-      </w:pPr>
-      <w:bookmarkStart w:id="12" w:name="_Toc225844255"/>
-      <w:r>
-        <w:t>Einleitung</w:t>
+        <w:lastRenderedPageBreak/>
+        <w:t>Schichtenmodell</w:t>
       </w:r>
       <w:bookmarkEnd w:id="12"/>
     </w:p>
@@ -3905,17 +3966,25 @@
       <w:pPr>
         <w:pStyle w:val="berschrift3"/>
       </w:pPr>
-      <w:bookmarkStart w:id="13" w:name="_Toc225844256"/>
+      <w:bookmarkStart w:id="13" w:name="_Toc225844260"/>
       <w:r>
-        <w:t>Bearbeitung</w:t>
+        <w:t>Einleitung</w:t>
       </w:r>
       <w:bookmarkEnd w:id="13"/>
+    </w:p>
+    <w:p>
+      <w:r>
+        <w:t xml:space="preserve">In diesem Auftrag sind rund </w:t>
+      </w:r>
+      <w:r>
+        <w:t>17 Theoriefragen zu bearbeiten. Die dazugehörigen Lösungen und Screenshots sind unter Lösungen respektive Screenshots aufzufinden.</w:t>
+      </w:r>
     </w:p>
     <w:p>
       <w:pPr>
         <w:pStyle w:val="berschrift3"/>
       </w:pPr>
-      <w:bookmarkStart w:id="14" w:name="_Toc225844257"/>
+      <w:bookmarkStart w:id="14" w:name="_Toc225844262"/>
       <w:r>
         <w:t>Lösungen</w:t>
       </w:r>
@@ -3925,28 +3994,36 @@
       <w:pPr>
         <w:pStyle w:val="berschrift3"/>
       </w:pPr>
-      <w:bookmarkStart w:id="15" w:name="_Toc225844258"/>
+      <w:bookmarkStart w:id="15" w:name="_Toc225844263"/>
       <w:r>
         <w:t>Screenshot</w:t>
       </w:r>
       <w:bookmarkEnd w:id="15"/>
+      <w:r>
+        <w:t>s</w:t>
+      </w:r>
     </w:p>
     <w:p/>
     <w:p>
       <w:pPr>
         <w:pStyle w:val="berschrift2"/>
       </w:pPr>
-      <w:bookmarkStart w:id="16" w:name="_Toc225844259"/>
+      <w:bookmarkStart w:id="16" w:name="_Toc225844264"/>
       <w:r>
-        <w:t>Schichtenmodell</w:t>
+        <w:t>Subnetting</w:t>
       </w:r>
       <w:bookmarkEnd w:id="16"/>
+    </w:p>
+    <w:p>
+      <w:r>
+        <w:t>Hier sind sowohl theoretische Fragen als auch praktische Anwendungen, zu lösen. Die Antworten zu den Theoriefragen sind unter Lösungen zu finden, die weiteren Einträge unter Bearbeitung und Screenshots</w:t>
+      </w:r>
     </w:p>
     <w:p>
       <w:pPr>
         <w:pStyle w:val="berschrift3"/>
       </w:pPr>
-      <w:bookmarkStart w:id="17" w:name="_Toc225844260"/>
+      <w:bookmarkStart w:id="17" w:name="_Toc225844265"/>
       <w:r>
         <w:t>Einleitung</w:t>
       </w:r>
@@ -3956,7 +4033,7 @@
       <w:pPr>
         <w:pStyle w:val="berschrift3"/>
       </w:pPr>
-      <w:bookmarkStart w:id="18" w:name="_Toc225844261"/>
+      <w:bookmarkStart w:id="18" w:name="_Toc225844266"/>
       <w:r>
         <w:t>Bearbeitung</w:t>
       </w:r>
@@ -3966,7 +4043,7 @@
       <w:pPr>
         <w:pStyle w:val="berschrift3"/>
       </w:pPr>
-      <w:bookmarkStart w:id="19" w:name="_Toc225844262"/>
+      <w:bookmarkStart w:id="19" w:name="_Toc225844267"/>
       <w:r>
         <w:t>Lösungen</w:t>
       </w:r>
@@ -3976,21 +4053,23 @@
       <w:pPr>
         <w:pStyle w:val="berschrift3"/>
       </w:pPr>
-      <w:bookmarkStart w:id="20" w:name="_Toc225844263"/>
+      <w:bookmarkStart w:id="20" w:name="_Toc225844268"/>
       <w:r>
         <w:t>Screenshot</w:t>
       </w:r>
       <w:bookmarkEnd w:id="20"/>
+      <w:r>
+        <w:t>s</w:t>
+      </w:r>
     </w:p>
     <w:p/>
     <w:p>
       <w:pPr>
         <w:pStyle w:val="berschrift2"/>
       </w:pPr>
-      <w:bookmarkStart w:id="21" w:name="_Toc225844264"/>
+      <w:bookmarkStart w:id="21" w:name="_Toc225844269"/>
       <w:r>
-        <w:lastRenderedPageBreak/>
-        <w:t>Subnetting</w:t>
+        <w:t>Switch</w:t>
       </w:r>
       <w:bookmarkEnd w:id="21"/>
     </w:p>
@@ -3998,7 +4077,7 @@
       <w:pPr>
         <w:pStyle w:val="berschrift3"/>
       </w:pPr>
-      <w:bookmarkStart w:id="22" w:name="_Toc225844265"/>
+      <w:bookmarkStart w:id="22" w:name="_Toc225844270"/>
       <w:r>
         <w:t>Einleitung</w:t>
       </w:r>
@@ -4008,7 +4087,7 @@
       <w:pPr>
         <w:pStyle w:val="berschrift3"/>
       </w:pPr>
-      <w:bookmarkStart w:id="23" w:name="_Toc225844266"/>
+      <w:bookmarkStart w:id="23" w:name="_Toc225844271"/>
       <w:r>
         <w:t>Bearbeitung</w:t>
       </w:r>
@@ -4018,7 +4097,7 @@
       <w:pPr>
         <w:pStyle w:val="berschrift3"/>
       </w:pPr>
-      <w:bookmarkStart w:id="24" w:name="_Toc225844267"/>
+      <w:bookmarkStart w:id="24" w:name="_Toc225844272"/>
       <w:r>
         <w:t>Lösungen</w:t>
       </w:r>
@@ -4028,62 +4107,14 @@
       <w:pPr>
         <w:pStyle w:val="berschrift3"/>
       </w:pPr>
-      <w:bookmarkStart w:id="25" w:name="_Toc225844268"/>
+      <w:bookmarkStart w:id="25" w:name="_Toc225844273"/>
       <w:r>
         <w:t>Screenshot</w:t>
       </w:r>
       <w:bookmarkEnd w:id="25"/>
-    </w:p>
-    <w:p/>
-    <w:p>
-      <w:pPr>
-        <w:pStyle w:val="berschrift2"/>
-      </w:pPr>
-      <w:bookmarkStart w:id="26" w:name="_Toc225844269"/>
       <w:r>
-        <w:t>Switch</w:t>
+        <w:t>s</w:t>
       </w:r>
-      <w:bookmarkEnd w:id="26"/>
-    </w:p>
-    <w:p>
-      <w:pPr>
-        <w:pStyle w:val="berschrift3"/>
-      </w:pPr>
-      <w:bookmarkStart w:id="27" w:name="_Toc225844270"/>
-      <w:r>
-        <w:t>Einleitung</w:t>
-      </w:r>
-      <w:bookmarkEnd w:id="27"/>
-    </w:p>
-    <w:p>
-      <w:pPr>
-        <w:pStyle w:val="berschrift3"/>
-      </w:pPr>
-      <w:bookmarkStart w:id="28" w:name="_Toc225844271"/>
-      <w:r>
-        <w:t>Bearbeitung</w:t>
-      </w:r>
-      <w:bookmarkEnd w:id="28"/>
-    </w:p>
-    <w:p>
-      <w:pPr>
-        <w:pStyle w:val="berschrift3"/>
-      </w:pPr>
-      <w:bookmarkStart w:id="29" w:name="_Toc225844272"/>
-      <w:r>
-        <w:t>Lösungen</w:t>
-      </w:r>
-      <w:bookmarkEnd w:id="29"/>
-    </w:p>
-    <w:p>
-      <w:pPr>
-        <w:pStyle w:val="berschrift3"/>
-      </w:pPr>
-      <w:bookmarkStart w:id="30" w:name="_Toc225844273"/>
-      <w:r>
-        <w:t>Screenshot</w:t>
-      </w:r>
-      <w:bookmarkEnd w:id="30"/>
     </w:p>
     <w:sectPr>
       <w:footerReference w:type="default" r:id="rId8"/>
@@ -4607,6 +4638,7 @@
   <w:style w:type="paragraph" w:default="1" w:styleId="Standard">
     <w:name w:val="Normal"/>
     <w:qFormat/>
+    <w:rsid w:val="00924640"/>
   </w:style>
   <w:style w:type="paragraph" w:styleId="berschrift1">
     <w:name w:val="heading 1"/>
@@ -5400,11 +5432,11 @@
   <w:rsids>
     <w:rsidRoot w:val="00863F34"/>
     <w:rsid w:val="001A7A50"/>
+    <w:rsid w:val="006954D9"/>
     <w:rsid w:val="00863F34"/>
     <w:rsid w:val="00B96909"/>
     <w:rsid w:val="00C134A3"/>
     <w:rsid w:val="00D37756"/>
-    <w:rsid w:val="00F72C23"/>
   </w:rsids>
   <m:mathPr>
     <m:mathFont m:val="Cambria Math"/>

--- a/M129/Projekt_LB2/Dokumentation/Dokumentation_M129_LB2.docx
+++ b/M129/Projekt_LB2/Dokumentation/Dokumentation_M129_LB2.docx
@@ -981,7 +981,7 @@
               </mc:Choice>
               <mc:Fallback>
                 <w:pict>
-                  <v:group w14:anchorId="1E721578" id="Gruppe 114" o:spid="_x0000_s1026" style="position:absolute;margin-left:0;margin-top:0;width:18pt;height:10in;z-index:251659264;mso-width-percent:29;mso-height-percent:909;mso-left-percent:45;mso-position-horizontal-relative:page;mso-position-vertical:center;mso-position-vertical-relative:page;mso-width-percent:29;mso-height-percent:909;mso-left-percent:45" coordsize="2286,91440" o:gfxdata="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">
+                  <v:group w14:anchorId="0B9279FB" id="Gruppe 114" o:spid="_x0000_s1026" style="position:absolute;margin-left:0;margin-top:0;width:18pt;height:10in;z-index:251659264;mso-width-percent:29;mso-height-percent:909;mso-left-percent:45;mso-position-horizontal-relative:page;mso-position-vertical:center;mso-position-vertical-relative:page;mso-width-percent:29;mso-height-percent:909;mso-left-percent:45" coordsize="2286,91440" o:gfxdata="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">
                     <v:rect id="Rechteck 115" o:spid="_x0000_s1027" style="position:absolute;width:2286;height:87820;visibility:visible;mso-wrap-style:square;v-text-anchor:middle" o:gfxdata="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" fillcolor="#e97132 [3205]" stroked="f" strokeweight="1pt"/>
                     <v:rect id="Rechteck 116" o:spid="_x0000_s1028" style="position:absolute;top:89154;width:2286;height:2286;visibility:visible;mso-wrap-style:square;v-text-anchor:middle" o:gfxdata="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" fillcolor="#156082 [3204]" stroked="f" strokeweight="1pt">
                       <o:lock v:ext="edit" aspectratio="t"/>
@@ -1054,8 +1054,6 @@
             <w:rPr>
               <w:rFonts w:eastAsiaTheme="minorEastAsia"/>
               <w:noProof/>
-              <w:sz w:val="22"/>
-              <w:szCs w:val="22"/>
               <w:lang w:eastAsia="de-CH"/>
             </w:rPr>
           </w:pPr>
@@ -1080,13 +1078,11 @@
             </w:rPr>
             <w:fldChar w:fldCharType="separate"/>
           </w:r>
-          <w:hyperlink w:anchor="_Toc225844243" w:history="1">
+          <w:hyperlink w:anchor="_Toc225846237" w:history="1">
             <w:r>
               <w:rPr>
                 <w:rStyle w:val="Hyperlink"/>
                 <w:noProof/>
-                <w:sz w:val="22"/>
-                <w:szCs w:val="22"/>
               </w:rPr>
               <w:t>Aufgaben</w:t>
             </w:r>
@@ -1094,8 +1090,6 @@
               <w:rPr>
                 <w:noProof/>
                 <w:webHidden/>
-                <w:sz w:val="22"/>
-                <w:szCs w:val="22"/>
               </w:rPr>
               <w:tab/>
             </w:r>
@@ -1103,8 +1097,6 @@
               <w:rPr>
                 <w:noProof/>
                 <w:webHidden/>
-                <w:sz w:val="22"/>
-                <w:szCs w:val="22"/>
               </w:rPr>
               <w:fldChar w:fldCharType="begin"/>
             </w:r>
@@ -1112,25 +1104,19 @@
               <w:rPr>
                 <w:noProof/>
                 <w:webHidden/>
-                <w:sz w:val="22"/>
-                <w:szCs w:val="22"/>
-              </w:rPr>
-              <w:instrText xml:space="preserve"> PAGEREF _Toc225844243 \h </w:instrText>
-            </w:r>
-            <w:r>
-              <w:rPr>
-                <w:noProof/>
-                <w:webHidden/>
-                <w:sz w:val="22"/>
-                <w:szCs w:val="22"/>
-              </w:rPr>
-            </w:r>
-            <w:r>
-              <w:rPr>
-                <w:noProof/>
-                <w:webHidden/>
-                <w:sz w:val="22"/>
-                <w:szCs w:val="22"/>
+              </w:rPr>
+              <w:instrText xml:space="preserve"> PAGEREF _Toc225846237 \h </w:instrText>
+            </w:r>
+            <w:r>
+              <w:rPr>
+                <w:noProof/>
+                <w:webHidden/>
+              </w:rPr>
+            </w:r>
+            <w:r>
+              <w:rPr>
+                <w:noProof/>
+                <w:webHidden/>
               </w:rPr>
               <w:fldChar w:fldCharType="separate"/>
             </w:r>
@@ -1138,17 +1124,13 @@
               <w:rPr>
                 <w:noProof/>
                 <w:webHidden/>
-                <w:sz w:val="22"/>
-                <w:szCs w:val="22"/>
-              </w:rPr>
-              <w:t>3</w:t>
-            </w:r>
-            <w:r>
-              <w:rPr>
-                <w:noProof/>
-                <w:webHidden/>
-                <w:sz w:val="22"/>
-                <w:szCs w:val="22"/>
+              </w:rPr>
+              <w:t>2</w:t>
+            </w:r>
+            <w:r>
+              <w:rPr>
+                <w:noProof/>
+                <w:webHidden/>
               </w:rPr>
               <w:fldChar w:fldCharType="end"/>
             </w:r>
@@ -1163,18 +1145,14 @@
             <w:rPr>
               <w:rFonts w:eastAsiaTheme="minorEastAsia"/>
               <w:noProof/>
-              <w:sz w:val="22"/>
-              <w:szCs w:val="22"/>
               <w:lang w:eastAsia="de-CH"/>
             </w:rPr>
           </w:pPr>
-          <w:hyperlink w:anchor="_Toc225844244" w:history="1">
+          <w:hyperlink w:anchor="_Toc225846238" w:history="1">
             <w:r>
               <w:rPr>
                 <w:rStyle w:val="Hyperlink"/>
                 <w:noProof/>
-                <w:sz w:val="22"/>
-                <w:szCs w:val="22"/>
               </w:rPr>
               <w:t>BeASwitch</w:t>
             </w:r>
@@ -1182,8 +1160,6 @@
               <w:rPr>
                 <w:noProof/>
                 <w:webHidden/>
-                <w:sz w:val="22"/>
-                <w:szCs w:val="22"/>
               </w:rPr>
               <w:tab/>
             </w:r>
@@ -1191,8 +1167,6 @@
               <w:rPr>
                 <w:noProof/>
                 <w:webHidden/>
-                <w:sz w:val="22"/>
-                <w:szCs w:val="22"/>
               </w:rPr>
               <w:fldChar w:fldCharType="begin"/>
             </w:r>
@@ -1200,25 +1174,19 @@
               <w:rPr>
                 <w:noProof/>
                 <w:webHidden/>
-                <w:sz w:val="22"/>
-                <w:szCs w:val="22"/>
-              </w:rPr>
-              <w:instrText xml:space="preserve"> PAGEREF _Toc225844244 \h </w:instrText>
-            </w:r>
-            <w:r>
-              <w:rPr>
-                <w:noProof/>
-                <w:webHidden/>
-                <w:sz w:val="22"/>
-                <w:szCs w:val="22"/>
-              </w:rPr>
-            </w:r>
-            <w:r>
-              <w:rPr>
-                <w:noProof/>
-                <w:webHidden/>
-                <w:sz w:val="22"/>
-                <w:szCs w:val="22"/>
+              </w:rPr>
+              <w:instrText xml:space="preserve"> PAGEREF _Toc225846238 \h </w:instrText>
+            </w:r>
+            <w:r>
+              <w:rPr>
+                <w:noProof/>
+                <w:webHidden/>
+              </w:rPr>
+            </w:r>
+            <w:r>
+              <w:rPr>
+                <w:noProof/>
+                <w:webHidden/>
               </w:rPr>
               <w:fldChar w:fldCharType="separate"/>
             </w:r>
@@ -1226,17 +1194,13 @@
               <w:rPr>
                 <w:noProof/>
                 <w:webHidden/>
-                <w:sz w:val="22"/>
-                <w:szCs w:val="22"/>
-              </w:rPr>
-              <w:t>3</w:t>
-            </w:r>
-            <w:r>
-              <w:rPr>
-                <w:noProof/>
-                <w:webHidden/>
-                <w:sz w:val="22"/>
-                <w:szCs w:val="22"/>
+              </w:rPr>
+              <w:t>2</w:t>
+            </w:r>
+            <w:r>
+              <w:rPr>
+                <w:noProof/>
+                <w:webHidden/>
               </w:rPr>
               <w:fldChar w:fldCharType="end"/>
             </w:r>
@@ -1249,18 +1213,16 @@
               <w:tab w:val="right" w:leader="dot" w:pos="9062"/>
             </w:tabs>
             <w:rPr>
+              <w:rFonts w:eastAsiaTheme="minorEastAsia"/>
               <w:noProof/>
-              <w:sz w:val="22"/>
-              <w:szCs w:val="22"/>
+              <w:lang w:eastAsia="de-CH"/>
             </w:rPr>
           </w:pPr>
-          <w:hyperlink w:anchor="_Toc225844245" w:history="1">
+          <w:hyperlink w:anchor="_Toc225846239" w:history="1">
             <w:r>
               <w:rPr>
                 <w:rStyle w:val="Hyperlink"/>
                 <w:noProof/>
-                <w:sz w:val="22"/>
-                <w:szCs w:val="22"/>
               </w:rPr>
               <w:t>Einleitung</w:t>
             </w:r>
@@ -1268,8 +1230,6 @@
               <w:rPr>
                 <w:noProof/>
                 <w:webHidden/>
-                <w:sz w:val="22"/>
-                <w:szCs w:val="22"/>
               </w:rPr>
               <w:tab/>
             </w:r>
@@ -1277,8 +1237,6 @@
               <w:rPr>
                 <w:noProof/>
                 <w:webHidden/>
-                <w:sz w:val="22"/>
-                <w:szCs w:val="22"/>
               </w:rPr>
               <w:fldChar w:fldCharType="begin"/>
             </w:r>
@@ -1286,25 +1244,19 @@
               <w:rPr>
                 <w:noProof/>
                 <w:webHidden/>
-                <w:sz w:val="22"/>
-                <w:szCs w:val="22"/>
-              </w:rPr>
-              <w:instrText xml:space="preserve"> PAGEREF _Toc225844245 \h </w:instrText>
-            </w:r>
-            <w:r>
-              <w:rPr>
-                <w:noProof/>
-                <w:webHidden/>
-                <w:sz w:val="22"/>
-                <w:szCs w:val="22"/>
-              </w:rPr>
-            </w:r>
-            <w:r>
-              <w:rPr>
-                <w:noProof/>
-                <w:webHidden/>
-                <w:sz w:val="22"/>
-                <w:szCs w:val="22"/>
+              </w:rPr>
+              <w:instrText xml:space="preserve"> PAGEREF _Toc225846239 \h </w:instrText>
+            </w:r>
+            <w:r>
+              <w:rPr>
+                <w:noProof/>
+                <w:webHidden/>
+              </w:rPr>
+            </w:r>
+            <w:r>
+              <w:rPr>
+                <w:noProof/>
+                <w:webHidden/>
               </w:rPr>
               <w:fldChar w:fldCharType="separate"/>
             </w:r>
@@ -1312,17 +1264,13 @@
               <w:rPr>
                 <w:noProof/>
                 <w:webHidden/>
-                <w:sz w:val="22"/>
-                <w:szCs w:val="22"/>
-              </w:rPr>
-              <w:t>3</w:t>
-            </w:r>
-            <w:r>
-              <w:rPr>
-                <w:noProof/>
-                <w:webHidden/>
-                <w:sz w:val="22"/>
-                <w:szCs w:val="22"/>
+              </w:rPr>
+              <w:t>2</w:t>
+            </w:r>
+            <w:r>
+              <w:rPr>
+                <w:noProof/>
+                <w:webHidden/>
               </w:rPr>
               <w:fldChar w:fldCharType="end"/>
             </w:r>
@@ -1335,27 +1283,23 @@
               <w:tab w:val="right" w:leader="dot" w:pos="9062"/>
             </w:tabs>
             <w:rPr>
+              <w:rFonts w:eastAsiaTheme="minorEastAsia"/>
               <w:noProof/>
-              <w:sz w:val="22"/>
-              <w:szCs w:val="22"/>
+              <w:lang w:eastAsia="de-CH"/>
             </w:rPr>
           </w:pPr>
-          <w:hyperlink w:anchor="_Toc225844246" w:history="1">
+          <w:hyperlink w:anchor="_Toc225846240" w:history="1">
             <w:r>
               <w:rPr>
                 <w:rStyle w:val="Hyperlink"/>
                 <w:noProof/>
-                <w:sz w:val="22"/>
-                <w:szCs w:val="22"/>
-              </w:rPr>
-              <w:t>Bearbeitung</w:t>
-            </w:r>
-            <w:r>
-              <w:rPr>
-                <w:noProof/>
-                <w:webHidden/>
-                <w:sz w:val="22"/>
-                <w:szCs w:val="22"/>
+              </w:rPr>
+              <w:t>Screenshots</w:t>
+            </w:r>
+            <w:r>
+              <w:rPr>
+                <w:noProof/>
+                <w:webHidden/>
               </w:rPr>
               <w:tab/>
             </w:r>
@@ -1363,8 +1307,6 @@
               <w:rPr>
                 <w:noProof/>
                 <w:webHidden/>
-                <w:sz w:val="22"/>
-                <w:szCs w:val="22"/>
               </w:rPr>
               <w:fldChar w:fldCharType="begin"/>
             </w:r>
@@ -1372,25 +1314,19 @@
               <w:rPr>
                 <w:noProof/>
                 <w:webHidden/>
-                <w:sz w:val="22"/>
-                <w:szCs w:val="22"/>
-              </w:rPr>
-              <w:instrText xml:space="preserve"> PAGEREF _Toc225844246 \h </w:instrText>
-            </w:r>
-            <w:r>
-              <w:rPr>
-                <w:noProof/>
-                <w:webHidden/>
-                <w:sz w:val="22"/>
-                <w:szCs w:val="22"/>
-              </w:rPr>
-            </w:r>
-            <w:r>
-              <w:rPr>
-                <w:noProof/>
-                <w:webHidden/>
-                <w:sz w:val="22"/>
-                <w:szCs w:val="22"/>
+              </w:rPr>
+              <w:instrText xml:space="preserve"> PAGEREF _Toc225846240 \h </w:instrText>
+            </w:r>
+            <w:r>
+              <w:rPr>
+                <w:noProof/>
+                <w:webHidden/>
+              </w:rPr>
+            </w:r>
+            <w:r>
+              <w:rPr>
+                <w:noProof/>
+                <w:webHidden/>
               </w:rPr>
               <w:fldChar w:fldCharType="separate"/>
             </w:r>
@@ -1398,189 +1334,13 @@
               <w:rPr>
                 <w:noProof/>
                 <w:webHidden/>
-                <w:sz w:val="22"/>
-                <w:szCs w:val="22"/>
-              </w:rPr>
-              <w:t>3</w:t>
-            </w:r>
-            <w:r>
-              <w:rPr>
-                <w:noProof/>
-                <w:webHidden/>
-                <w:sz w:val="22"/>
-                <w:szCs w:val="22"/>
-              </w:rPr>
-              <w:fldChar w:fldCharType="end"/>
-            </w:r>
-          </w:hyperlink>
-        </w:p>
-        <w:p>
-          <w:pPr>
-            <w:pStyle w:val="Verzeichnis3"/>
-            <w:tabs>
-              <w:tab w:val="right" w:leader="dot" w:pos="9062"/>
-            </w:tabs>
-            <w:rPr>
-              <w:noProof/>
-              <w:sz w:val="22"/>
-              <w:szCs w:val="22"/>
-            </w:rPr>
-          </w:pPr>
-          <w:hyperlink w:anchor="_Toc225844247" w:history="1">
-            <w:r>
-              <w:rPr>
-                <w:rStyle w:val="Hyperlink"/>
-                <w:noProof/>
-                <w:sz w:val="22"/>
-                <w:szCs w:val="22"/>
-              </w:rPr>
-              <w:t>Lösungen</w:t>
-            </w:r>
-            <w:r>
-              <w:rPr>
-                <w:noProof/>
-                <w:webHidden/>
-                <w:sz w:val="22"/>
-                <w:szCs w:val="22"/>
-              </w:rPr>
-              <w:tab/>
-            </w:r>
-            <w:r>
-              <w:rPr>
-                <w:noProof/>
-                <w:webHidden/>
-                <w:sz w:val="22"/>
-                <w:szCs w:val="22"/>
-              </w:rPr>
-              <w:fldChar w:fldCharType="begin"/>
-            </w:r>
-            <w:r>
-              <w:rPr>
-                <w:noProof/>
-                <w:webHidden/>
-                <w:sz w:val="22"/>
-                <w:szCs w:val="22"/>
-              </w:rPr>
-              <w:instrText xml:space="preserve"> PAGEREF _Toc225844247 \h </w:instrText>
-            </w:r>
-            <w:r>
-              <w:rPr>
-                <w:noProof/>
-                <w:webHidden/>
-                <w:sz w:val="22"/>
-                <w:szCs w:val="22"/>
-              </w:rPr>
-            </w:r>
-            <w:r>
-              <w:rPr>
-                <w:noProof/>
-                <w:webHidden/>
-                <w:sz w:val="22"/>
-                <w:szCs w:val="22"/>
-              </w:rPr>
-              <w:fldChar w:fldCharType="separate"/>
-            </w:r>
-            <w:r>
-              <w:rPr>
-                <w:noProof/>
-                <w:webHidden/>
-                <w:sz w:val="22"/>
-                <w:szCs w:val="22"/>
-              </w:rPr>
-              <w:t>3</w:t>
-            </w:r>
-            <w:r>
-              <w:rPr>
-                <w:noProof/>
-                <w:webHidden/>
-                <w:sz w:val="22"/>
-                <w:szCs w:val="22"/>
-              </w:rPr>
-              <w:fldChar w:fldCharType="end"/>
-            </w:r>
-          </w:hyperlink>
-        </w:p>
-        <w:p>
-          <w:pPr>
-            <w:pStyle w:val="Verzeichnis3"/>
-            <w:tabs>
-              <w:tab w:val="right" w:leader="dot" w:pos="9062"/>
-            </w:tabs>
-            <w:rPr>
-              <w:noProof/>
-              <w:sz w:val="22"/>
-              <w:szCs w:val="22"/>
-            </w:rPr>
-          </w:pPr>
-          <w:hyperlink w:anchor="_Toc225844248" w:history="1">
-            <w:r>
-              <w:rPr>
-                <w:rStyle w:val="Hyperlink"/>
-                <w:noProof/>
-                <w:sz w:val="22"/>
-                <w:szCs w:val="22"/>
-              </w:rPr>
-              <w:t>Screenshot</w:t>
-            </w:r>
-            <w:r>
-              <w:rPr>
-                <w:noProof/>
-                <w:webHidden/>
-                <w:sz w:val="22"/>
-                <w:szCs w:val="22"/>
-              </w:rPr>
-              <w:tab/>
-            </w:r>
-            <w:r>
-              <w:rPr>
-                <w:noProof/>
-                <w:webHidden/>
-                <w:sz w:val="22"/>
-                <w:szCs w:val="22"/>
-              </w:rPr>
-              <w:fldChar w:fldCharType="begin"/>
-            </w:r>
-            <w:r>
-              <w:rPr>
-                <w:noProof/>
-                <w:webHidden/>
-                <w:sz w:val="22"/>
-                <w:szCs w:val="22"/>
-              </w:rPr>
-              <w:instrText xml:space="preserve"> PAGEREF _Toc225844248 \h </w:instrText>
-            </w:r>
-            <w:r>
-              <w:rPr>
-                <w:noProof/>
-                <w:webHidden/>
-                <w:sz w:val="22"/>
-                <w:szCs w:val="22"/>
-              </w:rPr>
-            </w:r>
-            <w:r>
-              <w:rPr>
-                <w:noProof/>
-                <w:webHidden/>
-                <w:sz w:val="22"/>
-                <w:szCs w:val="22"/>
-              </w:rPr>
-              <w:fldChar w:fldCharType="separate"/>
-            </w:r>
-            <w:r>
-              <w:rPr>
-                <w:noProof/>
-                <w:webHidden/>
-                <w:sz w:val="22"/>
-                <w:szCs w:val="22"/>
-              </w:rPr>
-              <w:t>3</w:t>
-            </w:r>
-            <w:r>
-              <w:rPr>
-                <w:noProof/>
-                <w:webHidden/>
-                <w:sz w:val="22"/>
-                <w:szCs w:val="22"/>
+              </w:rPr>
+              <w:t>2</w:t>
+            </w:r>
+            <w:r>
+              <w:rPr>
+                <w:noProof/>
+                <w:webHidden/>
               </w:rPr>
               <w:fldChar w:fldCharType="end"/>
             </w:r>
@@ -1595,18 +1355,14 @@
             <w:rPr>
               <w:rFonts w:eastAsiaTheme="minorEastAsia"/>
               <w:noProof/>
-              <w:sz w:val="22"/>
-              <w:szCs w:val="22"/>
               <w:lang w:eastAsia="de-CH"/>
             </w:rPr>
           </w:pPr>
-          <w:hyperlink w:anchor="_Toc225844249" w:history="1">
+          <w:hyperlink w:anchor="_Toc225846241" w:history="1">
             <w:r>
               <w:rPr>
                 <w:rStyle w:val="Hyperlink"/>
                 <w:noProof/>
-                <w:sz w:val="22"/>
-                <w:szCs w:val="22"/>
               </w:rPr>
               <w:t>BeARouter</w:t>
             </w:r>
@@ -1614,8 +1370,6 @@
               <w:rPr>
                 <w:noProof/>
                 <w:webHidden/>
-                <w:sz w:val="22"/>
-                <w:szCs w:val="22"/>
               </w:rPr>
               <w:tab/>
             </w:r>
@@ -1623,8 +1377,6 @@
               <w:rPr>
                 <w:noProof/>
                 <w:webHidden/>
-                <w:sz w:val="22"/>
-                <w:szCs w:val="22"/>
               </w:rPr>
               <w:fldChar w:fldCharType="begin"/>
             </w:r>
@@ -1632,25 +1384,19 @@
               <w:rPr>
                 <w:noProof/>
                 <w:webHidden/>
-                <w:sz w:val="22"/>
-                <w:szCs w:val="22"/>
-              </w:rPr>
-              <w:instrText xml:space="preserve"> PAGEREF _Toc225844249 \h </w:instrText>
-            </w:r>
-            <w:r>
-              <w:rPr>
-                <w:noProof/>
-                <w:webHidden/>
-                <w:sz w:val="22"/>
-                <w:szCs w:val="22"/>
-              </w:rPr>
-            </w:r>
-            <w:r>
-              <w:rPr>
-                <w:noProof/>
-                <w:webHidden/>
-                <w:sz w:val="22"/>
-                <w:szCs w:val="22"/>
+              </w:rPr>
+              <w:instrText xml:space="preserve"> PAGEREF _Toc225846241 \h </w:instrText>
+            </w:r>
+            <w:r>
+              <w:rPr>
+                <w:noProof/>
+                <w:webHidden/>
+              </w:rPr>
+            </w:r>
+            <w:r>
+              <w:rPr>
+                <w:noProof/>
+                <w:webHidden/>
               </w:rPr>
               <w:fldChar w:fldCharType="separate"/>
             </w:r>
@@ -1658,17 +1404,13 @@
               <w:rPr>
                 <w:noProof/>
                 <w:webHidden/>
-                <w:sz w:val="22"/>
-                <w:szCs w:val="22"/>
-              </w:rPr>
-              <w:t>3</w:t>
-            </w:r>
-            <w:r>
-              <w:rPr>
-                <w:noProof/>
-                <w:webHidden/>
-                <w:sz w:val="22"/>
-                <w:szCs w:val="22"/>
+              </w:rPr>
+              <w:t>2</w:t>
+            </w:r>
+            <w:r>
+              <w:rPr>
+                <w:noProof/>
+                <w:webHidden/>
               </w:rPr>
               <w:fldChar w:fldCharType="end"/>
             </w:r>
@@ -1681,18 +1423,16 @@
               <w:tab w:val="right" w:leader="dot" w:pos="9062"/>
             </w:tabs>
             <w:rPr>
+              <w:rFonts w:eastAsiaTheme="minorEastAsia"/>
               <w:noProof/>
-              <w:sz w:val="22"/>
-              <w:szCs w:val="22"/>
+              <w:lang w:eastAsia="de-CH"/>
             </w:rPr>
           </w:pPr>
-          <w:hyperlink w:anchor="_Toc225844250" w:history="1">
+          <w:hyperlink w:anchor="_Toc225846242" w:history="1">
             <w:r>
               <w:rPr>
                 <w:rStyle w:val="Hyperlink"/>
                 <w:noProof/>
-                <w:sz w:val="22"/>
-                <w:szCs w:val="22"/>
               </w:rPr>
               <w:t>Einleitung</w:t>
             </w:r>
@@ -1700,8 +1440,6 @@
               <w:rPr>
                 <w:noProof/>
                 <w:webHidden/>
-                <w:sz w:val="22"/>
-                <w:szCs w:val="22"/>
               </w:rPr>
               <w:tab/>
             </w:r>
@@ -1709,8 +1447,6 @@
               <w:rPr>
                 <w:noProof/>
                 <w:webHidden/>
-                <w:sz w:val="22"/>
-                <w:szCs w:val="22"/>
               </w:rPr>
               <w:fldChar w:fldCharType="begin"/>
             </w:r>
@@ -1718,25 +1454,19 @@
               <w:rPr>
                 <w:noProof/>
                 <w:webHidden/>
-                <w:sz w:val="22"/>
-                <w:szCs w:val="22"/>
-              </w:rPr>
-              <w:instrText xml:space="preserve"> PAGEREF _Toc225844250 \h </w:instrText>
-            </w:r>
-            <w:r>
-              <w:rPr>
-                <w:noProof/>
-                <w:webHidden/>
-                <w:sz w:val="22"/>
-                <w:szCs w:val="22"/>
-              </w:rPr>
-            </w:r>
-            <w:r>
-              <w:rPr>
-                <w:noProof/>
-                <w:webHidden/>
-                <w:sz w:val="22"/>
-                <w:szCs w:val="22"/>
+              </w:rPr>
+              <w:instrText xml:space="preserve"> PAGEREF _Toc225846242 \h </w:instrText>
+            </w:r>
+            <w:r>
+              <w:rPr>
+                <w:noProof/>
+                <w:webHidden/>
+              </w:rPr>
+            </w:r>
+            <w:r>
+              <w:rPr>
+                <w:noProof/>
+                <w:webHidden/>
               </w:rPr>
               <w:fldChar w:fldCharType="separate"/>
             </w:r>
@@ -1744,17 +1474,13 @@
               <w:rPr>
                 <w:noProof/>
                 <w:webHidden/>
-                <w:sz w:val="22"/>
-                <w:szCs w:val="22"/>
-              </w:rPr>
-              <w:t>3</w:t>
-            </w:r>
-            <w:r>
-              <w:rPr>
-                <w:noProof/>
-                <w:webHidden/>
-                <w:sz w:val="22"/>
-                <w:szCs w:val="22"/>
+              </w:rPr>
+              <w:t>2</w:t>
+            </w:r>
+            <w:r>
+              <w:rPr>
+                <w:noProof/>
+                <w:webHidden/>
               </w:rPr>
               <w:fldChar w:fldCharType="end"/>
             </w:r>
@@ -1767,27 +1493,23 @@
               <w:tab w:val="right" w:leader="dot" w:pos="9062"/>
             </w:tabs>
             <w:rPr>
+              <w:rFonts w:eastAsiaTheme="minorEastAsia"/>
               <w:noProof/>
-              <w:sz w:val="22"/>
-              <w:szCs w:val="22"/>
+              <w:lang w:eastAsia="de-CH"/>
             </w:rPr>
           </w:pPr>
-          <w:hyperlink w:anchor="_Toc225844251" w:history="1">
+          <w:hyperlink w:anchor="_Toc225846243" w:history="1">
             <w:r>
               <w:rPr>
                 <w:rStyle w:val="Hyperlink"/>
                 <w:noProof/>
-                <w:sz w:val="22"/>
-                <w:szCs w:val="22"/>
-              </w:rPr>
-              <w:t>Bearbeitung</w:t>
-            </w:r>
-            <w:r>
-              <w:rPr>
-                <w:noProof/>
-                <w:webHidden/>
-                <w:sz w:val="22"/>
-                <w:szCs w:val="22"/>
+              </w:rPr>
+              <w:t>Screenshots</w:t>
+            </w:r>
+            <w:r>
+              <w:rPr>
+                <w:noProof/>
+                <w:webHidden/>
               </w:rPr>
               <w:tab/>
             </w:r>
@@ -1795,8 +1517,6 @@
               <w:rPr>
                 <w:noProof/>
                 <w:webHidden/>
-                <w:sz w:val="22"/>
-                <w:szCs w:val="22"/>
               </w:rPr>
               <w:fldChar w:fldCharType="begin"/>
             </w:r>
@@ -1804,25 +1524,19 @@
               <w:rPr>
                 <w:noProof/>
                 <w:webHidden/>
-                <w:sz w:val="22"/>
-                <w:szCs w:val="22"/>
-              </w:rPr>
-              <w:instrText xml:space="preserve"> PAGEREF _Toc225844251 \h </w:instrText>
-            </w:r>
-            <w:r>
-              <w:rPr>
-                <w:noProof/>
-                <w:webHidden/>
-                <w:sz w:val="22"/>
-                <w:szCs w:val="22"/>
-              </w:rPr>
-            </w:r>
-            <w:r>
-              <w:rPr>
-                <w:noProof/>
-                <w:webHidden/>
-                <w:sz w:val="22"/>
-                <w:szCs w:val="22"/>
+              </w:rPr>
+              <w:instrText xml:space="preserve"> PAGEREF _Toc225846243 \h </w:instrText>
+            </w:r>
+            <w:r>
+              <w:rPr>
+                <w:noProof/>
+                <w:webHidden/>
+              </w:rPr>
+            </w:r>
+            <w:r>
+              <w:rPr>
+                <w:noProof/>
+                <w:webHidden/>
               </w:rPr>
               <w:fldChar w:fldCharType="separate"/>
             </w:r>
@@ -1830,189 +1544,13 @@
               <w:rPr>
                 <w:noProof/>
                 <w:webHidden/>
-                <w:sz w:val="22"/>
-                <w:szCs w:val="22"/>
-              </w:rPr>
-              <w:t>3</w:t>
-            </w:r>
-            <w:r>
-              <w:rPr>
-                <w:noProof/>
-                <w:webHidden/>
-                <w:sz w:val="22"/>
-                <w:szCs w:val="22"/>
-              </w:rPr>
-              <w:fldChar w:fldCharType="end"/>
-            </w:r>
-          </w:hyperlink>
-        </w:p>
-        <w:p>
-          <w:pPr>
-            <w:pStyle w:val="Verzeichnis3"/>
-            <w:tabs>
-              <w:tab w:val="right" w:leader="dot" w:pos="9062"/>
-            </w:tabs>
-            <w:rPr>
-              <w:noProof/>
-              <w:sz w:val="22"/>
-              <w:szCs w:val="22"/>
-            </w:rPr>
-          </w:pPr>
-          <w:hyperlink w:anchor="_Toc225844252" w:history="1">
-            <w:r>
-              <w:rPr>
-                <w:rStyle w:val="Hyperlink"/>
-                <w:noProof/>
-                <w:sz w:val="22"/>
-                <w:szCs w:val="22"/>
-              </w:rPr>
-              <w:t>Lösungen</w:t>
-            </w:r>
-            <w:r>
-              <w:rPr>
-                <w:noProof/>
-                <w:webHidden/>
-                <w:sz w:val="22"/>
-                <w:szCs w:val="22"/>
-              </w:rPr>
-              <w:tab/>
-            </w:r>
-            <w:r>
-              <w:rPr>
-                <w:noProof/>
-                <w:webHidden/>
-                <w:sz w:val="22"/>
-                <w:szCs w:val="22"/>
-              </w:rPr>
-              <w:fldChar w:fldCharType="begin"/>
-            </w:r>
-            <w:r>
-              <w:rPr>
-                <w:noProof/>
-                <w:webHidden/>
-                <w:sz w:val="22"/>
-                <w:szCs w:val="22"/>
-              </w:rPr>
-              <w:instrText xml:space="preserve"> PAGEREF _Toc225844252 \h </w:instrText>
-            </w:r>
-            <w:r>
-              <w:rPr>
-                <w:noProof/>
-                <w:webHidden/>
-                <w:sz w:val="22"/>
-                <w:szCs w:val="22"/>
-              </w:rPr>
-            </w:r>
-            <w:r>
-              <w:rPr>
-                <w:noProof/>
-                <w:webHidden/>
-                <w:sz w:val="22"/>
-                <w:szCs w:val="22"/>
-              </w:rPr>
-              <w:fldChar w:fldCharType="separate"/>
-            </w:r>
-            <w:r>
-              <w:rPr>
-                <w:noProof/>
-                <w:webHidden/>
-                <w:sz w:val="22"/>
-                <w:szCs w:val="22"/>
-              </w:rPr>
-              <w:t>3</w:t>
-            </w:r>
-            <w:r>
-              <w:rPr>
-                <w:noProof/>
-                <w:webHidden/>
-                <w:sz w:val="22"/>
-                <w:szCs w:val="22"/>
-              </w:rPr>
-              <w:fldChar w:fldCharType="end"/>
-            </w:r>
-          </w:hyperlink>
-        </w:p>
-        <w:p>
-          <w:pPr>
-            <w:pStyle w:val="Verzeichnis3"/>
-            <w:tabs>
-              <w:tab w:val="right" w:leader="dot" w:pos="9062"/>
-            </w:tabs>
-            <w:rPr>
-              <w:noProof/>
-              <w:sz w:val="22"/>
-              <w:szCs w:val="22"/>
-            </w:rPr>
-          </w:pPr>
-          <w:hyperlink w:anchor="_Toc225844253" w:history="1">
-            <w:r>
-              <w:rPr>
-                <w:rStyle w:val="Hyperlink"/>
-                <w:noProof/>
-                <w:sz w:val="22"/>
-                <w:szCs w:val="22"/>
-              </w:rPr>
-              <w:t>Screenshot</w:t>
-            </w:r>
-            <w:r>
-              <w:rPr>
-                <w:noProof/>
-                <w:webHidden/>
-                <w:sz w:val="22"/>
-                <w:szCs w:val="22"/>
-              </w:rPr>
-              <w:tab/>
-            </w:r>
-            <w:r>
-              <w:rPr>
-                <w:noProof/>
-                <w:webHidden/>
-                <w:sz w:val="22"/>
-                <w:szCs w:val="22"/>
-              </w:rPr>
-              <w:fldChar w:fldCharType="begin"/>
-            </w:r>
-            <w:r>
-              <w:rPr>
-                <w:noProof/>
-                <w:webHidden/>
-                <w:sz w:val="22"/>
-                <w:szCs w:val="22"/>
-              </w:rPr>
-              <w:instrText xml:space="preserve"> PAGEREF _Toc225844253 \h </w:instrText>
-            </w:r>
-            <w:r>
-              <w:rPr>
-                <w:noProof/>
-                <w:webHidden/>
-                <w:sz w:val="22"/>
-                <w:szCs w:val="22"/>
-              </w:rPr>
-            </w:r>
-            <w:r>
-              <w:rPr>
-                <w:noProof/>
-                <w:webHidden/>
-                <w:sz w:val="22"/>
-                <w:szCs w:val="22"/>
-              </w:rPr>
-              <w:fldChar w:fldCharType="separate"/>
-            </w:r>
-            <w:r>
-              <w:rPr>
-                <w:noProof/>
-                <w:webHidden/>
-                <w:sz w:val="22"/>
-                <w:szCs w:val="22"/>
-              </w:rPr>
-              <w:t>3</w:t>
-            </w:r>
-            <w:r>
-              <w:rPr>
-                <w:noProof/>
-                <w:webHidden/>
-                <w:sz w:val="22"/>
-                <w:szCs w:val="22"/>
+              </w:rPr>
+              <w:t>2</w:t>
+            </w:r>
+            <w:r>
+              <w:rPr>
+                <w:noProof/>
+                <w:webHidden/>
               </w:rPr>
               <w:fldChar w:fldCharType="end"/>
             </w:r>
@@ -2027,18 +1565,14 @@
             <w:rPr>
               <w:rFonts w:eastAsiaTheme="minorEastAsia"/>
               <w:noProof/>
-              <w:sz w:val="22"/>
-              <w:szCs w:val="22"/>
               <w:lang w:eastAsia="de-CH"/>
             </w:rPr>
           </w:pPr>
-          <w:hyperlink w:anchor="_Toc225844254" w:history="1">
+          <w:hyperlink w:anchor="_Toc225846244" w:history="1">
             <w:r>
               <w:rPr>
                 <w:rStyle w:val="Hyperlink"/>
                 <w:noProof/>
-                <w:sz w:val="22"/>
-                <w:szCs w:val="22"/>
               </w:rPr>
               <w:t>Routing</w:t>
             </w:r>
@@ -2046,8 +1580,6 @@
               <w:rPr>
                 <w:noProof/>
                 <w:webHidden/>
-                <w:sz w:val="22"/>
-                <w:szCs w:val="22"/>
               </w:rPr>
               <w:tab/>
             </w:r>
@@ -2055,8 +1587,6 @@
               <w:rPr>
                 <w:noProof/>
                 <w:webHidden/>
-                <w:sz w:val="22"/>
-                <w:szCs w:val="22"/>
               </w:rPr>
               <w:fldChar w:fldCharType="begin"/>
             </w:r>
@@ -2064,25 +1594,19 @@
               <w:rPr>
                 <w:noProof/>
                 <w:webHidden/>
-                <w:sz w:val="22"/>
-                <w:szCs w:val="22"/>
-              </w:rPr>
-              <w:instrText xml:space="preserve"> PAGEREF _Toc225844254 \h </w:instrText>
-            </w:r>
-            <w:r>
-              <w:rPr>
-                <w:noProof/>
-                <w:webHidden/>
-                <w:sz w:val="22"/>
-                <w:szCs w:val="22"/>
-              </w:rPr>
-            </w:r>
-            <w:r>
-              <w:rPr>
-                <w:noProof/>
-                <w:webHidden/>
-                <w:sz w:val="22"/>
-                <w:szCs w:val="22"/>
+              </w:rPr>
+              <w:instrText xml:space="preserve"> PAGEREF _Toc225846244 \h </w:instrText>
+            </w:r>
+            <w:r>
+              <w:rPr>
+                <w:noProof/>
+                <w:webHidden/>
+              </w:rPr>
+            </w:r>
+            <w:r>
+              <w:rPr>
+                <w:noProof/>
+                <w:webHidden/>
               </w:rPr>
               <w:fldChar w:fldCharType="separate"/>
             </w:r>
@@ -2090,17 +1614,13 @@
               <w:rPr>
                 <w:noProof/>
                 <w:webHidden/>
-                <w:sz w:val="22"/>
-                <w:szCs w:val="22"/>
-              </w:rPr>
-              <w:t>3</w:t>
-            </w:r>
-            <w:r>
-              <w:rPr>
-                <w:noProof/>
-                <w:webHidden/>
-                <w:sz w:val="22"/>
-                <w:szCs w:val="22"/>
+              </w:rPr>
+              <w:t>2</w:t>
+            </w:r>
+            <w:r>
+              <w:rPr>
+                <w:noProof/>
+                <w:webHidden/>
               </w:rPr>
               <w:fldChar w:fldCharType="end"/>
             </w:r>
@@ -2113,18 +1633,16 @@
               <w:tab w:val="right" w:leader="dot" w:pos="9062"/>
             </w:tabs>
             <w:rPr>
+              <w:rFonts w:eastAsiaTheme="minorEastAsia"/>
               <w:noProof/>
-              <w:sz w:val="22"/>
-              <w:szCs w:val="22"/>
+              <w:lang w:eastAsia="de-CH"/>
             </w:rPr>
           </w:pPr>
-          <w:hyperlink w:anchor="_Toc225844255" w:history="1">
+          <w:hyperlink w:anchor="_Toc225846245" w:history="1">
             <w:r>
               <w:rPr>
                 <w:rStyle w:val="Hyperlink"/>
                 <w:noProof/>
-                <w:sz w:val="22"/>
-                <w:szCs w:val="22"/>
               </w:rPr>
               <w:t>Einleitung</w:t>
             </w:r>
@@ -2132,8 +1650,6 @@
               <w:rPr>
                 <w:noProof/>
                 <w:webHidden/>
-                <w:sz w:val="22"/>
-                <w:szCs w:val="22"/>
               </w:rPr>
               <w:tab/>
             </w:r>
@@ -2141,8 +1657,6 @@
               <w:rPr>
                 <w:noProof/>
                 <w:webHidden/>
-                <w:sz w:val="22"/>
-                <w:szCs w:val="22"/>
               </w:rPr>
               <w:fldChar w:fldCharType="begin"/>
             </w:r>
@@ -2150,25 +1664,19 @@
               <w:rPr>
                 <w:noProof/>
                 <w:webHidden/>
-                <w:sz w:val="22"/>
-                <w:szCs w:val="22"/>
-              </w:rPr>
-              <w:instrText xml:space="preserve"> PAGEREF _Toc225844255 \h </w:instrText>
-            </w:r>
-            <w:r>
-              <w:rPr>
-                <w:noProof/>
-                <w:webHidden/>
-                <w:sz w:val="22"/>
-                <w:szCs w:val="22"/>
-              </w:rPr>
-            </w:r>
-            <w:r>
-              <w:rPr>
-                <w:noProof/>
-                <w:webHidden/>
-                <w:sz w:val="22"/>
-                <w:szCs w:val="22"/>
+              </w:rPr>
+              <w:instrText xml:space="preserve"> PAGEREF _Toc225846245 \h </w:instrText>
+            </w:r>
+            <w:r>
+              <w:rPr>
+                <w:noProof/>
+                <w:webHidden/>
+              </w:rPr>
+            </w:r>
+            <w:r>
+              <w:rPr>
+                <w:noProof/>
+                <w:webHidden/>
               </w:rPr>
               <w:fldChar w:fldCharType="separate"/>
             </w:r>
@@ -2176,17 +1684,13 @@
               <w:rPr>
                 <w:noProof/>
                 <w:webHidden/>
-                <w:sz w:val="22"/>
-                <w:szCs w:val="22"/>
-              </w:rPr>
-              <w:t>3</w:t>
-            </w:r>
-            <w:r>
-              <w:rPr>
-                <w:noProof/>
-                <w:webHidden/>
-                <w:sz w:val="22"/>
-                <w:szCs w:val="22"/>
+              </w:rPr>
+              <w:t>2</w:t>
+            </w:r>
+            <w:r>
+              <w:rPr>
+                <w:noProof/>
+                <w:webHidden/>
               </w:rPr>
               <w:fldChar w:fldCharType="end"/>
             </w:r>
@@ -2199,18 +1703,16 @@
               <w:tab w:val="right" w:leader="dot" w:pos="9062"/>
             </w:tabs>
             <w:rPr>
+              <w:rFonts w:eastAsiaTheme="minorEastAsia"/>
               <w:noProof/>
-              <w:sz w:val="22"/>
-              <w:szCs w:val="22"/>
+              <w:lang w:eastAsia="de-CH"/>
             </w:rPr>
           </w:pPr>
-          <w:hyperlink w:anchor="_Toc225844256" w:history="1">
+          <w:hyperlink w:anchor="_Toc225846246" w:history="1">
             <w:r>
               <w:rPr>
                 <w:rStyle w:val="Hyperlink"/>
                 <w:noProof/>
-                <w:sz w:val="22"/>
-                <w:szCs w:val="22"/>
               </w:rPr>
               <w:t>Bearbeitung</w:t>
             </w:r>
@@ -2218,8 +1720,6 @@
               <w:rPr>
                 <w:noProof/>
                 <w:webHidden/>
-                <w:sz w:val="22"/>
-                <w:szCs w:val="22"/>
               </w:rPr>
               <w:tab/>
             </w:r>
@@ -2227,8 +1727,6 @@
               <w:rPr>
                 <w:noProof/>
                 <w:webHidden/>
-                <w:sz w:val="22"/>
-                <w:szCs w:val="22"/>
               </w:rPr>
               <w:fldChar w:fldCharType="begin"/>
             </w:r>
@@ -2236,25 +1734,19 @@
               <w:rPr>
                 <w:noProof/>
                 <w:webHidden/>
-                <w:sz w:val="22"/>
-                <w:szCs w:val="22"/>
-              </w:rPr>
-              <w:instrText xml:space="preserve"> PAGEREF _Toc225844256 \h </w:instrText>
-            </w:r>
-            <w:r>
-              <w:rPr>
-                <w:noProof/>
-                <w:webHidden/>
-                <w:sz w:val="22"/>
-                <w:szCs w:val="22"/>
-              </w:rPr>
-            </w:r>
-            <w:r>
-              <w:rPr>
-                <w:noProof/>
-                <w:webHidden/>
-                <w:sz w:val="22"/>
-                <w:szCs w:val="22"/>
+              </w:rPr>
+              <w:instrText xml:space="preserve"> PAGEREF _Toc225846246 \h </w:instrText>
+            </w:r>
+            <w:r>
+              <w:rPr>
+                <w:noProof/>
+                <w:webHidden/>
+              </w:rPr>
+            </w:r>
+            <w:r>
+              <w:rPr>
+                <w:noProof/>
+                <w:webHidden/>
               </w:rPr>
               <w:fldChar w:fldCharType="separate"/>
             </w:r>
@@ -2262,17 +1754,13 @@
               <w:rPr>
                 <w:noProof/>
                 <w:webHidden/>
-                <w:sz w:val="22"/>
-                <w:szCs w:val="22"/>
-              </w:rPr>
-              <w:t>3</w:t>
-            </w:r>
-            <w:r>
-              <w:rPr>
-                <w:noProof/>
-                <w:webHidden/>
-                <w:sz w:val="22"/>
-                <w:szCs w:val="22"/>
+              </w:rPr>
+              <w:t>2</w:t>
+            </w:r>
+            <w:r>
+              <w:rPr>
+                <w:noProof/>
+                <w:webHidden/>
               </w:rPr>
               <w:fldChar w:fldCharType="end"/>
             </w:r>
@@ -2285,18 +1773,16 @@
               <w:tab w:val="right" w:leader="dot" w:pos="9062"/>
             </w:tabs>
             <w:rPr>
+              <w:rFonts w:eastAsiaTheme="minorEastAsia"/>
               <w:noProof/>
-              <w:sz w:val="22"/>
-              <w:szCs w:val="22"/>
+              <w:lang w:eastAsia="de-CH"/>
             </w:rPr>
           </w:pPr>
-          <w:hyperlink w:anchor="_Toc225844257" w:history="1">
+          <w:hyperlink w:anchor="_Toc225846247" w:history="1">
             <w:r>
               <w:rPr>
                 <w:rStyle w:val="Hyperlink"/>
                 <w:noProof/>
-                <w:sz w:val="22"/>
-                <w:szCs w:val="22"/>
               </w:rPr>
               <w:t>Lösungen</w:t>
             </w:r>
@@ -2304,8 +1790,6 @@
               <w:rPr>
                 <w:noProof/>
                 <w:webHidden/>
-                <w:sz w:val="22"/>
-                <w:szCs w:val="22"/>
               </w:rPr>
               <w:tab/>
             </w:r>
@@ -2313,8 +1797,6 @@
               <w:rPr>
                 <w:noProof/>
                 <w:webHidden/>
-                <w:sz w:val="22"/>
-                <w:szCs w:val="22"/>
               </w:rPr>
               <w:fldChar w:fldCharType="begin"/>
             </w:r>
@@ -2322,25 +1804,19 @@
               <w:rPr>
                 <w:noProof/>
                 <w:webHidden/>
-                <w:sz w:val="22"/>
-                <w:szCs w:val="22"/>
-              </w:rPr>
-              <w:instrText xml:space="preserve"> PAGEREF _Toc225844257 \h </w:instrText>
-            </w:r>
-            <w:r>
-              <w:rPr>
-                <w:noProof/>
-                <w:webHidden/>
-                <w:sz w:val="22"/>
-                <w:szCs w:val="22"/>
-              </w:rPr>
-            </w:r>
-            <w:r>
-              <w:rPr>
-                <w:noProof/>
-                <w:webHidden/>
-                <w:sz w:val="22"/>
-                <w:szCs w:val="22"/>
+              </w:rPr>
+              <w:instrText xml:space="preserve"> PAGEREF _Toc225846247 \h </w:instrText>
+            </w:r>
+            <w:r>
+              <w:rPr>
+                <w:noProof/>
+                <w:webHidden/>
+              </w:rPr>
+            </w:r>
+            <w:r>
+              <w:rPr>
+                <w:noProof/>
+                <w:webHidden/>
               </w:rPr>
               <w:fldChar w:fldCharType="separate"/>
             </w:r>
@@ -2348,17 +1824,13 @@
               <w:rPr>
                 <w:noProof/>
                 <w:webHidden/>
-                <w:sz w:val="22"/>
-                <w:szCs w:val="22"/>
-              </w:rPr>
-              <w:t>3</w:t>
-            </w:r>
-            <w:r>
-              <w:rPr>
-                <w:noProof/>
-                <w:webHidden/>
-                <w:sz w:val="22"/>
-                <w:szCs w:val="22"/>
+              </w:rPr>
+              <w:t>2</w:t>
+            </w:r>
+            <w:r>
+              <w:rPr>
+                <w:noProof/>
+                <w:webHidden/>
               </w:rPr>
               <w:fldChar w:fldCharType="end"/>
             </w:r>
@@ -2371,27 +1843,23 @@
               <w:tab w:val="right" w:leader="dot" w:pos="9062"/>
             </w:tabs>
             <w:rPr>
+              <w:rFonts w:eastAsiaTheme="minorEastAsia"/>
               <w:noProof/>
-              <w:sz w:val="22"/>
-              <w:szCs w:val="22"/>
+              <w:lang w:eastAsia="de-CH"/>
             </w:rPr>
           </w:pPr>
-          <w:hyperlink w:anchor="_Toc225844258" w:history="1">
+          <w:hyperlink w:anchor="_Toc225846248" w:history="1">
             <w:r>
               <w:rPr>
                 <w:rStyle w:val="Hyperlink"/>
                 <w:noProof/>
-                <w:sz w:val="22"/>
-                <w:szCs w:val="22"/>
-              </w:rPr>
-              <w:t>Screenshot</w:t>
-            </w:r>
-            <w:r>
-              <w:rPr>
-                <w:noProof/>
-                <w:webHidden/>
-                <w:sz w:val="22"/>
-                <w:szCs w:val="22"/>
+              </w:rPr>
+              <w:t>Screenshots</w:t>
+            </w:r>
+            <w:r>
+              <w:rPr>
+                <w:noProof/>
+                <w:webHidden/>
               </w:rPr>
               <w:tab/>
             </w:r>
@@ -2399,8 +1867,6 @@
               <w:rPr>
                 <w:noProof/>
                 <w:webHidden/>
-                <w:sz w:val="22"/>
-                <w:szCs w:val="22"/>
               </w:rPr>
               <w:fldChar w:fldCharType="begin"/>
             </w:r>
@@ -2408,25 +1874,19 @@
               <w:rPr>
                 <w:noProof/>
                 <w:webHidden/>
-                <w:sz w:val="22"/>
-                <w:szCs w:val="22"/>
-              </w:rPr>
-              <w:instrText xml:space="preserve"> PAGEREF _Toc225844258 \h </w:instrText>
-            </w:r>
-            <w:r>
-              <w:rPr>
-                <w:noProof/>
-                <w:webHidden/>
-                <w:sz w:val="22"/>
-                <w:szCs w:val="22"/>
-              </w:rPr>
-            </w:r>
-            <w:r>
-              <w:rPr>
-                <w:noProof/>
-                <w:webHidden/>
-                <w:sz w:val="22"/>
-                <w:szCs w:val="22"/>
+              </w:rPr>
+              <w:instrText xml:space="preserve"> PAGEREF _Toc225846248 \h </w:instrText>
+            </w:r>
+            <w:r>
+              <w:rPr>
+                <w:noProof/>
+                <w:webHidden/>
+              </w:rPr>
+            </w:r>
+            <w:r>
+              <w:rPr>
+                <w:noProof/>
+                <w:webHidden/>
               </w:rPr>
               <w:fldChar w:fldCharType="separate"/>
             </w:r>
@@ -2434,17 +1894,13 @@
               <w:rPr>
                 <w:noProof/>
                 <w:webHidden/>
-                <w:sz w:val="22"/>
-                <w:szCs w:val="22"/>
-              </w:rPr>
-              <w:t>3</w:t>
-            </w:r>
-            <w:r>
-              <w:rPr>
-                <w:noProof/>
-                <w:webHidden/>
-                <w:sz w:val="22"/>
-                <w:szCs w:val="22"/>
+              </w:rPr>
+              <w:t>2</w:t>
+            </w:r>
+            <w:r>
+              <w:rPr>
+                <w:noProof/>
+                <w:webHidden/>
               </w:rPr>
               <w:fldChar w:fldCharType="end"/>
             </w:r>
@@ -2459,18 +1915,14 @@
             <w:rPr>
               <w:rFonts w:eastAsiaTheme="minorEastAsia"/>
               <w:noProof/>
-              <w:sz w:val="22"/>
-              <w:szCs w:val="22"/>
               <w:lang w:eastAsia="de-CH"/>
             </w:rPr>
           </w:pPr>
-          <w:hyperlink w:anchor="_Toc225844259" w:history="1">
+          <w:hyperlink w:anchor="_Toc225846249" w:history="1">
             <w:r>
               <w:rPr>
                 <w:rStyle w:val="Hyperlink"/>
                 <w:noProof/>
-                <w:sz w:val="22"/>
-                <w:szCs w:val="22"/>
               </w:rPr>
               <w:t>Schichtenmodell</w:t>
             </w:r>
@@ -2478,8 +1930,6 @@
               <w:rPr>
                 <w:noProof/>
                 <w:webHidden/>
-                <w:sz w:val="22"/>
-                <w:szCs w:val="22"/>
               </w:rPr>
               <w:tab/>
             </w:r>
@@ -2487,8 +1937,6 @@
               <w:rPr>
                 <w:noProof/>
                 <w:webHidden/>
-                <w:sz w:val="22"/>
-                <w:szCs w:val="22"/>
               </w:rPr>
               <w:fldChar w:fldCharType="begin"/>
             </w:r>
@@ -2496,25 +1944,19 @@
               <w:rPr>
                 <w:noProof/>
                 <w:webHidden/>
-                <w:sz w:val="22"/>
-                <w:szCs w:val="22"/>
-              </w:rPr>
-              <w:instrText xml:space="preserve"> PAGEREF _Toc225844259 \h </w:instrText>
-            </w:r>
-            <w:r>
-              <w:rPr>
-                <w:noProof/>
-                <w:webHidden/>
-                <w:sz w:val="22"/>
-                <w:szCs w:val="22"/>
-              </w:rPr>
-            </w:r>
-            <w:r>
-              <w:rPr>
-                <w:noProof/>
-                <w:webHidden/>
-                <w:sz w:val="22"/>
-                <w:szCs w:val="22"/>
+              </w:rPr>
+              <w:instrText xml:space="preserve"> PAGEREF _Toc225846249 \h </w:instrText>
+            </w:r>
+            <w:r>
+              <w:rPr>
+                <w:noProof/>
+                <w:webHidden/>
+              </w:rPr>
+            </w:r>
+            <w:r>
+              <w:rPr>
+                <w:noProof/>
+                <w:webHidden/>
               </w:rPr>
               <w:fldChar w:fldCharType="separate"/>
             </w:r>
@@ -2522,8 +1964,6 @@
               <w:rPr>
                 <w:noProof/>
                 <w:webHidden/>
-                <w:sz w:val="22"/>
-                <w:szCs w:val="22"/>
               </w:rPr>
               <w:t>3</w:t>
             </w:r>
@@ -2531,8 +1971,6 @@
               <w:rPr>
                 <w:noProof/>
                 <w:webHidden/>
-                <w:sz w:val="22"/>
-                <w:szCs w:val="22"/>
               </w:rPr>
               <w:fldChar w:fldCharType="end"/>
             </w:r>
@@ -2545,18 +1983,16 @@
               <w:tab w:val="right" w:leader="dot" w:pos="9062"/>
             </w:tabs>
             <w:rPr>
+              <w:rFonts w:eastAsiaTheme="minorEastAsia"/>
               <w:noProof/>
-              <w:sz w:val="22"/>
-              <w:szCs w:val="22"/>
+              <w:lang w:eastAsia="de-CH"/>
             </w:rPr>
           </w:pPr>
-          <w:hyperlink w:anchor="_Toc225844260" w:history="1">
+          <w:hyperlink w:anchor="_Toc225846250" w:history="1">
             <w:r>
               <w:rPr>
                 <w:rStyle w:val="Hyperlink"/>
                 <w:noProof/>
-                <w:sz w:val="22"/>
-                <w:szCs w:val="22"/>
               </w:rPr>
               <w:t>Einleitung</w:t>
             </w:r>
@@ -2564,8 +2000,6 @@
               <w:rPr>
                 <w:noProof/>
                 <w:webHidden/>
-                <w:sz w:val="22"/>
-                <w:szCs w:val="22"/>
               </w:rPr>
               <w:tab/>
             </w:r>
@@ -2573,8 +2007,6 @@
               <w:rPr>
                 <w:noProof/>
                 <w:webHidden/>
-                <w:sz w:val="22"/>
-                <w:szCs w:val="22"/>
               </w:rPr>
               <w:fldChar w:fldCharType="begin"/>
             </w:r>
@@ -2582,25 +2014,19 @@
               <w:rPr>
                 <w:noProof/>
                 <w:webHidden/>
-                <w:sz w:val="22"/>
-                <w:szCs w:val="22"/>
-              </w:rPr>
-              <w:instrText xml:space="preserve"> PAGEREF _Toc225844260 \h </w:instrText>
-            </w:r>
-            <w:r>
-              <w:rPr>
-                <w:noProof/>
-                <w:webHidden/>
-                <w:sz w:val="22"/>
-                <w:szCs w:val="22"/>
-              </w:rPr>
-            </w:r>
-            <w:r>
-              <w:rPr>
-                <w:noProof/>
-                <w:webHidden/>
-                <w:sz w:val="22"/>
-                <w:szCs w:val="22"/>
+              </w:rPr>
+              <w:instrText xml:space="preserve"> PAGEREF _Toc225846250 \h </w:instrText>
+            </w:r>
+            <w:r>
+              <w:rPr>
+                <w:noProof/>
+                <w:webHidden/>
+              </w:rPr>
+            </w:r>
+            <w:r>
+              <w:rPr>
+                <w:noProof/>
+                <w:webHidden/>
               </w:rPr>
               <w:fldChar w:fldCharType="separate"/>
             </w:r>
@@ -2608,8 +2034,6 @@
               <w:rPr>
                 <w:noProof/>
                 <w:webHidden/>
-                <w:sz w:val="22"/>
-                <w:szCs w:val="22"/>
               </w:rPr>
               <w:t>3</w:t>
             </w:r>
@@ -2617,8 +2041,6 @@
               <w:rPr>
                 <w:noProof/>
                 <w:webHidden/>
-                <w:sz w:val="22"/>
-                <w:szCs w:val="22"/>
               </w:rPr>
               <w:fldChar w:fldCharType="end"/>
             </w:r>
@@ -2631,27 +2053,23 @@
               <w:tab w:val="right" w:leader="dot" w:pos="9062"/>
             </w:tabs>
             <w:rPr>
+              <w:rFonts w:eastAsiaTheme="minorEastAsia"/>
               <w:noProof/>
-              <w:sz w:val="22"/>
-              <w:szCs w:val="22"/>
+              <w:lang w:eastAsia="de-CH"/>
             </w:rPr>
           </w:pPr>
-          <w:hyperlink w:anchor="_Toc225844261" w:history="1">
+          <w:hyperlink w:anchor="_Toc225846251" w:history="1">
             <w:r>
               <w:rPr>
                 <w:rStyle w:val="Hyperlink"/>
                 <w:noProof/>
-                <w:sz w:val="22"/>
-                <w:szCs w:val="22"/>
-              </w:rPr>
-              <w:t>Bearbeitung</w:t>
-            </w:r>
-            <w:r>
-              <w:rPr>
-                <w:noProof/>
-                <w:webHidden/>
-                <w:sz w:val="22"/>
-                <w:szCs w:val="22"/>
+              </w:rPr>
+              <w:t>Lösungen</w:t>
+            </w:r>
+            <w:r>
+              <w:rPr>
+                <w:noProof/>
+                <w:webHidden/>
               </w:rPr>
               <w:tab/>
             </w:r>
@@ -2659,8 +2077,6 @@
               <w:rPr>
                 <w:noProof/>
                 <w:webHidden/>
-                <w:sz w:val="22"/>
-                <w:szCs w:val="22"/>
               </w:rPr>
               <w:fldChar w:fldCharType="begin"/>
             </w:r>
@@ -2668,25 +2084,19 @@
               <w:rPr>
                 <w:noProof/>
                 <w:webHidden/>
-                <w:sz w:val="22"/>
-                <w:szCs w:val="22"/>
-              </w:rPr>
-              <w:instrText xml:space="preserve"> PAGEREF _Toc225844261 \h </w:instrText>
-            </w:r>
-            <w:r>
-              <w:rPr>
-                <w:noProof/>
-                <w:webHidden/>
-                <w:sz w:val="22"/>
-                <w:szCs w:val="22"/>
-              </w:rPr>
-            </w:r>
-            <w:r>
-              <w:rPr>
-                <w:noProof/>
-                <w:webHidden/>
-                <w:sz w:val="22"/>
-                <w:szCs w:val="22"/>
+              </w:rPr>
+              <w:instrText xml:space="preserve"> PAGEREF _Toc225846251 \h </w:instrText>
+            </w:r>
+            <w:r>
+              <w:rPr>
+                <w:noProof/>
+                <w:webHidden/>
+              </w:rPr>
+            </w:r>
+            <w:r>
+              <w:rPr>
+                <w:noProof/>
+                <w:webHidden/>
               </w:rPr>
               <w:fldChar w:fldCharType="separate"/>
             </w:r>
@@ -2694,8 +2104,6 @@
               <w:rPr>
                 <w:noProof/>
                 <w:webHidden/>
-                <w:sz w:val="22"/>
-                <w:szCs w:val="22"/>
               </w:rPr>
               <w:t>3</w:t>
             </w:r>
@@ -2703,8 +2111,6 @@
               <w:rPr>
                 <w:noProof/>
                 <w:webHidden/>
-                <w:sz w:val="22"/>
-                <w:szCs w:val="22"/>
               </w:rPr>
               <w:fldChar w:fldCharType="end"/>
             </w:r>
@@ -2717,27 +2123,23 @@
               <w:tab w:val="right" w:leader="dot" w:pos="9062"/>
             </w:tabs>
             <w:rPr>
+              <w:rFonts w:eastAsiaTheme="minorEastAsia"/>
               <w:noProof/>
-              <w:sz w:val="22"/>
-              <w:szCs w:val="22"/>
+              <w:lang w:eastAsia="de-CH"/>
             </w:rPr>
           </w:pPr>
-          <w:hyperlink w:anchor="_Toc225844262" w:history="1">
+          <w:hyperlink w:anchor="_Toc225846252" w:history="1">
             <w:r>
               <w:rPr>
                 <w:rStyle w:val="Hyperlink"/>
                 <w:noProof/>
-                <w:sz w:val="22"/>
-                <w:szCs w:val="22"/>
-              </w:rPr>
-              <w:t>Lösungen</w:t>
-            </w:r>
-            <w:r>
-              <w:rPr>
-                <w:noProof/>
-                <w:webHidden/>
-                <w:sz w:val="22"/>
-                <w:szCs w:val="22"/>
+              </w:rPr>
+              <w:t>Screenshots</w:t>
+            </w:r>
+            <w:r>
+              <w:rPr>
+                <w:noProof/>
+                <w:webHidden/>
               </w:rPr>
               <w:tab/>
             </w:r>
@@ -2745,8 +2147,6 @@
               <w:rPr>
                 <w:noProof/>
                 <w:webHidden/>
-                <w:sz w:val="22"/>
-                <w:szCs w:val="22"/>
               </w:rPr>
               <w:fldChar w:fldCharType="begin"/>
             </w:r>
@@ -2754,25 +2154,19 @@
               <w:rPr>
                 <w:noProof/>
                 <w:webHidden/>
-                <w:sz w:val="22"/>
-                <w:szCs w:val="22"/>
-              </w:rPr>
-              <w:instrText xml:space="preserve"> PAGEREF _Toc225844262 \h </w:instrText>
-            </w:r>
-            <w:r>
-              <w:rPr>
-                <w:noProof/>
-                <w:webHidden/>
-                <w:sz w:val="22"/>
-                <w:szCs w:val="22"/>
-              </w:rPr>
-            </w:r>
-            <w:r>
-              <w:rPr>
-                <w:noProof/>
-                <w:webHidden/>
-                <w:sz w:val="22"/>
-                <w:szCs w:val="22"/>
+              </w:rPr>
+              <w:instrText xml:space="preserve"> PAGEREF _Toc225846252 \h </w:instrText>
+            </w:r>
+            <w:r>
+              <w:rPr>
+                <w:noProof/>
+                <w:webHidden/>
+              </w:rPr>
+            </w:r>
+            <w:r>
+              <w:rPr>
+                <w:noProof/>
+                <w:webHidden/>
               </w:rPr>
               <w:fldChar w:fldCharType="separate"/>
             </w:r>
@@ -2780,8 +2174,6 @@
               <w:rPr>
                 <w:noProof/>
                 <w:webHidden/>
-                <w:sz w:val="22"/>
-                <w:szCs w:val="22"/>
               </w:rPr>
               <w:t>3</w:t>
             </w:r>
@@ -2789,94 +2181,6 @@
               <w:rPr>
                 <w:noProof/>
                 <w:webHidden/>
-                <w:sz w:val="22"/>
-                <w:szCs w:val="22"/>
-              </w:rPr>
-              <w:fldChar w:fldCharType="end"/>
-            </w:r>
-          </w:hyperlink>
-        </w:p>
-        <w:p>
-          <w:pPr>
-            <w:pStyle w:val="Verzeichnis3"/>
-            <w:tabs>
-              <w:tab w:val="right" w:leader="dot" w:pos="9062"/>
-            </w:tabs>
-            <w:rPr>
-              <w:noProof/>
-              <w:sz w:val="22"/>
-              <w:szCs w:val="22"/>
-            </w:rPr>
-          </w:pPr>
-          <w:hyperlink w:anchor="_Toc225844263" w:history="1">
-            <w:r>
-              <w:rPr>
-                <w:rStyle w:val="Hyperlink"/>
-                <w:noProof/>
-                <w:sz w:val="22"/>
-                <w:szCs w:val="22"/>
-              </w:rPr>
-              <w:t>Screenshot</w:t>
-            </w:r>
-            <w:r>
-              <w:rPr>
-                <w:noProof/>
-                <w:webHidden/>
-                <w:sz w:val="22"/>
-                <w:szCs w:val="22"/>
-              </w:rPr>
-              <w:tab/>
-            </w:r>
-            <w:r>
-              <w:rPr>
-                <w:noProof/>
-                <w:webHidden/>
-                <w:sz w:val="22"/>
-                <w:szCs w:val="22"/>
-              </w:rPr>
-              <w:fldChar w:fldCharType="begin"/>
-            </w:r>
-            <w:r>
-              <w:rPr>
-                <w:noProof/>
-                <w:webHidden/>
-                <w:sz w:val="22"/>
-                <w:szCs w:val="22"/>
-              </w:rPr>
-              <w:instrText xml:space="preserve"> PAGEREF _Toc225844263 \h </w:instrText>
-            </w:r>
-            <w:r>
-              <w:rPr>
-                <w:noProof/>
-                <w:webHidden/>
-                <w:sz w:val="22"/>
-                <w:szCs w:val="22"/>
-              </w:rPr>
-            </w:r>
-            <w:r>
-              <w:rPr>
-                <w:noProof/>
-                <w:webHidden/>
-                <w:sz w:val="22"/>
-                <w:szCs w:val="22"/>
-              </w:rPr>
-              <w:fldChar w:fldCharType="separate"/>
-            </w:r>
-            <w:r>
-              <w:rPr>
-                <w:noProof/>
-                <w:webHidden/>
-                <w:sz w:val="22"/>
-                <w:szCs w:val="22"/>
-              </w:rPr>
-              <w:t>3</w:t>
-            </w:r>
-            <w:r>
-              <w:rPr>
-                <w:noProof/>
-                <w:webHidden/>
-                <w:sz w:val="22"/>
-                <w:szCs w:val="22"/>
               </w:rPr>
               <w:fldChar w:fldCharType="end"/>
             </w:r>
@@ -2891,18 +2195,14 @@
             <w:rPr>
               <w:rFonts w:eastAsiaTheme="minorEastAsia"/>
               <w:noProof/>
-              <w:sz w:val="22"/>
-              <w:szCs w:val="22"/>
               <w:lang w:eastAsia="de-CH"/>
             </w:rPr>
           </w:pPr>
-          <w:hyperlink w:anchor="_Toc225844264" w:history="1">
+          <w:hyperlink w:anchor="_Toc225846253" w:history="1">
             <w:r>
               <w:rPr>
                 <w:rStyle w:val="Hyperlink"/>
                 <w:noProof/>
-                <w:sz w:val="22"/>
-                <w:szCs w:val="22"/>
               </w:rPr>
               <w:t>Subnetting</w:t>
             </w:r>
@@ -2910,8 +2210,6 @@
               <w:rPr>
                 <w:noProof/>
                 <w:webHidden/>
-                <w:sz w:val="22"/>
-                <w:szCs w:val="22"/>
               </w:rPr>
               <w:tab/>
             </w:r>
@@ -2919,8 +2217,6 @@
               <w:rPr>
                 <w:noProof/>
                 <w:webHidden/>
-                <w:sz w:val="22"/>
-                <w:szCs w:val="22"/>
               </w:rPr>
               <w:fldChar w:fldCharType="begin"/>
             </w:r>
@@ -2928,25 +2224,19 @@
               <w:rPr>
                 <w:noProof/>
                 <w:webHidden/>
-                <w:sz w:val="22"/>
-                <w:szCs w:val="22"/>
-              </w:rPr>
-              <w:instrText xml:space="preserve"> PAGEREF _Toc225844264 \h </w:instrText>
-            </w:r>
-            <w:r>
-              <w:rPr>
-                <w:noProof/>
-                <w:webHidden/>
-                <w:sz w:val="22"/>
-                <w:szCs w:val="22"/>
-              </w:rPr>
-            </w:r>
-            <w:r>
-              <w:rPr>
-                <w:noProof/>
-                <w:webHidden/>
-                <w:sz w:val="22"/>
-                <w:szCs w:val="22"/>
+              </w:rPr>
+              <w:instrText xml:space="preserve"> PAGEREF _Toc225846253 \h </w:instrText>
+            </w:r>
+            <w:r>
+              <w:rPr>
+                <w:noProof/>
+                <w:webHidden/>
+              </w:rPr>
+            </w:r>
+            <w:r>
+              <w:rPr>
+                <w:noProof/>
+                <w:webHidden/>
               </w:rPr>
               <w:fldChar w:fldCharType="separate"/>
             </w:r>
@@ -2954,17 +2244,13 @@
               <w:rPr>
                 <w:noProof/>
                 <w:webHidden/>
-                <w:sz w:val="22"/>
-                <w:szCs w:val="22"/>
-              </w:rPr>
-              <w:t>4</w:t>
-            </w:r>
-            <w:r>
-              <w:rPr>
-                <w:noProof/>
-                <w:webHidden/>
-                <w:sz w:val="22"/>
-                <w:szCs w:val="22"/>
+              </w:rPr>
+              <w:t>3</w:t>
+            </w:r>
+            <w:r>
+              <w:rPr>
+                <w:noProof/>
+                <w:webHidden/>
               </w:rPr>
               <w:fldChar w:fldCharType="end"/>
             </w:r>
@@ -2977,18 +2263,16 @@
               <w:tab w:val="right" w:leader="dot" w:pos="9062"/>
             </w:tabs>
             <w:rPr>
+              <w:rFonts w:eastAsiaTheme="minorEastAsia"/>
               <w:noProof/>
-              <w:sz w:val="22"/>
-              <w:szCs w:val="22"/>
+              <w:lang w:eastAsia="de-CH"/>
             </w:rPr>
           </w:pPr>
-          <w:hyperlink w:anchor="_Toc225844265" w:history="1">
+          <w:hyperlink w:anchor="_Toc225846254" w:history="1">
             <w:r>
               <w:rPr>
                 <w:rStyle w:val="Hyperlink"/>
                 <w:noProof/>
-                <w:sz w:val="22"/>
-                <w:szCs w:val="22"/>
               </w:rPr>
               <w:t>Einleitung</w:t>
             </w:r>
@@ -2996,8 +2280,6 @@
               <w:rPr>
                 <w:noProof/>
                 <w:webHidden/>
-                <w:sz w:val="22"/>
-                <w:szCs w:val="22"/>
               </w:rPr>
               <w:tab/>
             </w:r>
@@ -3005,8 +2287,6 @@
               <w:rPr>
                 <w:noProof/>
                 <w:webHidden/>
-                <w:sz w:val="22"/>
-                <w:szCs w:val="22"/>
               </w:rPr>
               <w:fldChar w:fldCharType="begin"/>
             </w:r>
@@ -3014,25 +2294,19 @@
               <w:rPr>
                 <w:noProof/>
                 <w:webHidden/>
-                <w:sz w:val="22"/>
-                <w:szCs w:val="22"/>
-              </w:rPr>
-              <w:instrText xml:space="preserve"> PAGEREF _Toc225844265 \h </w:instrText>
-            </w:r>
-            <w:r>
-              <w:rPr>
-                <w:noProof/>
-                <w:webHidden/>
-                <w:sz w:val="22"/>
-                <w:szCs w:val="22"/>
-              </w:rPr>
-            </w:r>
-            <w:r>
-              <w:rPr>
-                <w:noProof/>
-                <w:webHidden/>
-                <w:sz w:val="22"/>
-                <w:szCs w:val="22"/>
+              </w:rPr>
+              <w:instrText xml:space="preserve"> PAGEREF _Toc225846254 \h </w:instrText>
+            </w:r>
+            <w:r>
+              <w:rPr>
+                <w:noProof/>
+                <w:webHidden/>
+              </w:rPr>
+            </w:r>
+            <w:r>
+              <w:rPr>
+                <w:noProof/>
+                <w:webHidden/>
               </w:rPr>
               <w:fldChar w:fldCharType="separate"/>
             </w:r>
@@ -3040,17 +2314,13 @@
               <w:rPr>
                 <w:noProof/>
                 <w:webHidden/>
-                <w:sz w:val="22"/>
-                <w:szCs w:val="22"/>
-              </w:rPr>
-              <w:t>4</w:t>
-            </w:r>
-            <w:r>
-              <w:rPr>
-                <w:noProof/>
-                <w:webHidden/>
-                <w:sz w:val="22"/>
-                <w:szCs w:val="22"/>
+              </w:rPr>
+              <w:t>3</w:t>
+            </w:r>
+            <w:r>
+              <w:rPr>
+                <w:noProof/>
+                <w:webHidden/>
               </w:rPr>
               <w:fldChar w:fldCharType="end"/>
             </w:r>
@@ -3063,18 +2333,16 @@
               <w:tab w:val="right" w:leader="dot" w:pos="9062"/>
             </w:tabs>
             <w:rPr>
+              <w:rFonts w:eastAsiaTheme="minorEastAsia"/>
               <w:noProof/>
-              <w:sz w:val="22"/>
-              <w:szCs w:val="22"/>
+              <w:lang w:eastAsia="de-CH"/>
             </w:rPr>
           </w:pPr>
-          <w:hyperlink w:anchor="_Toc225844266" w:history="1">
+          <w:hyperlink w:anchor="_Toc225846255" w:history="1">
             <w:r>
               <w:rPr>
                 <w:rStyle w:val="Hyperlink"/>
                 <w:noProof/>
-                <w:sz w:val="22"/>
-                <w:szCs w:val="22"/>
               </w:rPr>
               <w:t>Bearbeitung</w:t>
             </w:r>
@@ -3082,8 +2350,6 @@
               <w:rPr>
                 <w:noProof/>
                 <w:webHidden/>
-                <w:sz w:val="22"/>
-                <w:szCs w:val="22"/>
               </w:rPr>
               <w:tab/>
             </w:r>
@@ -3091,8 +2357,6 @@
               <w:rPr>
                 <w:noProof/>
                 <w:webHidden/>
-                <w:sz w:val="22"/>
-                <w:szCs w:val="22"/>
               </w:rPr>
               <w:fldChar w:fldCharType="begin"/>
             </w:r>
@@ -3100,25 +2364,19 @@
               <w:rPr>
                 <w:noProof/>
                 <w:webHidden/>
-                <w:sz w:val="22"/>
-                <w:szCs w:val="22"/>
-              </w:rPr>
-              <w:instrText xml:space="preserve"> PAGEREF _Toc225844266 \h </w:instrText>
-            </w:r>
-            <w:r>
-              <w:rPr>
-                <w:noProof/>
-                <w:webHidden/>
-                <w:sz w:val="22"/>
-                <w:szCs w:val="22"/>
-              </w:rPr>
-            </w:r>
-            <w:r>
-              <w:rPr>
-                <w:noProof/>
-                <w:webHidden/>
-                <w:sz w:val="22"/>
-                <w:szCs w:val="22"/>
+              </w:rPr>
+              <w:instrText xml:space="preserve"> PAGEREF _Toc225846255 \h </w:instrText>
+            </w:r>
+            <w:r>
+              <w:rPr>
+                <w:noProof/>
+                <w:webHidden/>
+              </w:rPr>
+            </w:r>
+            <w:r>
+              <w:rPr>
+                <w:noProof/>
+                <w:webHidden/>
               </w:rPr>
               <w:fldChar w:fldCharType="separate"/>
             </w:r>
@@ -3126,17 +2384,13 @@
               <w:rPr>
                 <w:noProof/>
                 <w:webHidden/>
-                <w:sz w:val="22"/>
-                <w:szCs w:val="22"/>
-              </w:rPr>
-              <w:t>4</w:t>
-            </w:r>
-            <w:r>
-              <w:rPr>
-                <w:noProof/>
-                <w:webHidden/>
-                <w:sz w:val="22"/>
-                <w:szCs w:val="22"/>
+              </w:rPr>
+              <w:t>3</w:t>
+            </w:r>
+            <w:r>
+              <w:rPr>
+                <w:noProof/>
+                <w:webHidden/>
               </w:rPr>
               <w:fldChar w:fldCharType="end"/>
             </w:r>
@@ -3149,18 +2403,16 @@
               <w:tab w:val="right" w:leader="dot" w:pos="9062"/>
             </w:tabs>
             <w:rPr>
+              <w:rFonts w:eastAsiaTheme="minorEastAsia"/>
               <w:noProof/>
-              <w:sz w:val="22"/>
-              <w:szCs w:val="22"/>
+              <w:lang w:eastAsia="de-CH"/>
             </w:rPr>
           </w:pPr>
-          <w:hyperlink w:anchor="_Toc225844267" w:history="1">
+          <w:hyperlink w:anchor="_Toc225846256" w:history="1">
             <w:r>
               <w:rPr>
                 <w:rStyle w:val="Hyperlink"/>
                 <w:noProof/>
-                <w:sz w:val="22"/>
-                <w:szCs w:val="22"/>
               </w:rPr>
               <w:t>Lösungen</w:t>
             </w:r>
@@ -3168,8 +2420,6 @@
               <w:rPr>
                 <w:noProof/>
                 <w:webHidden/>
-                <w:sz w:val="22"/>
-                <w:szCs w:val="22"/>
               </w:rPr>
               <w:tab/>
             </w:r>
@@ -3177,8 +2427,6 @@
               <w:rPr>
                 <w:noProof/>
                 <w:webHidden/>
-                <w:sz w:val="22"/>
-                <w:szCs w:val="22"/>
               </w:rPr>
               <w:fldChar w:fldCharType="begin"/>
             </w:r>
@@ -3186,25 +2434,19 @@
               <w:rPr>
                 <w:noProof/>
                 <w:webHidden/>
-                <w:sz w:val="22"/>
-                <w:szCs w:val="22"/>
-              </w:rPr>
-              <w:instrText xml:space="preserve"> PAGEREF _Toc225844267 \h </w:instrText>
-            </w:r>
-            <w:r>
-              <w:rPr>
-                <w:noProof/>
-                <w:webHidden/>
-                <w:sz w:val="22"/>
-                <w:szCs w:val="22"/>
-              </w:rPr>
-            </w:r>
-            <w:r>
-              <w:rPr>
-                <w:noProof/>
-                <w:webHidden/>
-                <w:sz w:val="22"/>
-                <w:szCs w:val="22"/>
+              </w:rPr>
+              <w:instrText xml:space="preserve"> PAGEREF _Toc225846256 \h </w:instrText>
+            </w:r>
+            <w:r>
+              <w:rPr>
+                <w:noProof/>
+                <w:webHidden/>
+              </w:rPr>
+            </w:r>
+            <w:r>
+              <w:rPr>
+                <w:noProof/>
+                <w:webHidden/>
               </w:rPr>
               <w:fldChar w:fldCharType="separate"/>
             </w:r>
@@ -3212,17 +2454,13 @@
               <w:rPr>
                 <w:noProof/>
                 <w:webHidden/>
-                <w:sz w:val="22"/>
-                <w:szCs w:val="22"/>
-              </w:rPr>
-              <w:t>4</w:t>
-            </w:r>
-            <w:r>
-              <w:rPr>
-                <w:noProof/>
-                <w:webHidden/>
-                <w:sz w:val="22"/>
-                <w:szCs w:val="22"/>
+              </w:rPr>
+              <w:t>3</w:t>
+            </w:r>
+            <w:r>
+              <w:rPr>
+                <w:noProof/>
+                <w:webHidden/>
               </w:rPr>
               <w:fldChar w:fldCharType="end"/>
             </w:r>
@@ -3235,27 +2473,23 @@
               <w:tab w:val="right" w:leader="dot" w:pos="9062"/>
             </w:tabs>
             <w:rPr>
+              <w:rFonts w:eastAsiaTheme="minorEastAsia"/>
               <w:noProof/>
-              <w:sz w:val="22"/>
-              <w:szCs w:val="22"/>
+              <w:lang w:eastAsia="de-CH"/>
             </w:rPr>
           </w:pPr>
-          <w:hyperlink w:anchor="_Toc225844268" w:history="1">
+          <w:hyperlink w:anchor="_Toc225846257" w:history="1">
             <w:r>
               <w:rPr>
                 <w:rStyle w:val="Hyperlink"/>
                 <w:noProof/>
-                <w:sz w:val="22"/>
-                <w:szCs w:val="22"/>
-              </w:rPr>
-              <w:t>Screenshot</w:t>
-            </w:r>
-            <w:r>
-              <w:rPr>
-                <w:noProof/>
-                <w:webHidden/>
-                <w:sz w:val="22"/>
-                <w:szCs w:val="22"/>
+              </w:rPr>
+              <w:t>Screenshots</w:t>
+            </w:r>
+            <w:r>
+              <w:rPr>
+                <w:noProof/>
+                <w:webHidden/>
               </w:rPr>
               <w:tab/>
             </w:r>
@@ -3263,8 +2497,6 @@
               <w:rPr>
                 <w:noProof/>
                 <w:webHidden/>
-                <w:sz w:val="22"/>
-                <w:szCs w:val="22"/>
               </w:rPr>
               <w:fldChar w:fldCharType="begin"/>
             </w:r>
@@ -3272,25 +2504,19 @@
               <w:rPr>
                 <w:noProof/>
                 <w:webHidden/>
-                <w:sz w:val="22"/>
-                <w:szCs w:val="22"/>
-              </w:rPr>
-              <w:instrText xml:space="preserve"> PAGEREF _Toc225844268 \h </w:instrText>
-            </w:r>
-            <w:r>
-              <w:rPr>
-                <w:noProof/>
-                <w:webHidden/>
-                <w:sz w:val="22"/>
-                <w:szCs w:val="22"/>
-              </w:rPr>
-            </w:r>
-            <w:r>
-              <w:rPr>
-                <w:noProof/>
-                <w:webHidden/>
-                <w:sz w:val="22"/>
-                <w:szCs w:val="22"/>
+              </w:rPr>
+              <w:instrText xml:space="preserve"> PAGEREF _Toc225846257 \h </w:instrText>
+            </w:r>
+            <w:r>
+              <w:rPr>
+                <w:noProof/>
+                <w:webHidden/>
+              </w:rPr>
+            </w:r>
+            <w:r>
+              <w:rPr>
+                <w:noProof/>
+                <w:webHidden/>
               </w:rPr>
               <w:fldChar w:fldCharType="separate"/>
             </w:r>
@@ -3298,17 +2524,13 @@
               <w:rPr>
                 <w:noProof/>
                 <w:webHidden/>
-                <w:sz w:val="22"/>
-                <w:szCs w:val="22"/>
-              </w:rPr>
-              <w:t>4</w:t>
-            </w:r>
-            <w:r>
-              <w:rPr>
-                <w:noProof/>
-                <w:webHidden/>
-                <w:sz w:val="22"/>
-                <w:szCs w:val="22"/>
+              </w:rPr>
+              <w:t>3</w:t>
+            </w:r>
+            <w:r>
+              <w:rPr>
+                <w:noProof/>
+                <w:webHidden/>
               </w:rPr>
               <w:fldChar w:fldCharType="end"/>
             </w:r>
@@ -3323,18 +2545,14 @@
             <w:rPr>
               <w:rFonts w:eastAsiaTheme="minorEastAsia"/>
               <w:noProof/>
-              <w:sz w:val="22"/>
-              <w:szCs w:val="22"/>
               <w:lang w:eastAsia="de-CH"/>
             </w:rPr>
           </w:pPr>
-          <w:hyperlink w:anchor="_Toc225844269" w:history="1">
+          <w:hyperlink w:anchor="_Toc225846258" w:history="1">
             <w:r>
               <w:rPr>
                 <w:rStyle w:val="Hyperlink"/>
                 <w:noProof/>
-                <w:sz w:val="22"/>
-                <w:szCs w:val="22"/>
               </w:rPr>
               <w:t>Switch</w:t>
             </w:r>
@@ -3342,8 +2560,6 @@
               <w:rPr>
                 <w:noProof/>
                 <w:webHidden/>
-                <w:sz w:val="22"/>
-                <w:szCs w:val="22"/>
               </w:rPr>
               <w:tab/>
             </w:r>
@@ -3351,8 +2567,6 @@
               <w:rPr>
                 <w:noProof/>
                 <w:webHidden/>
-                <w:sz w:val="22"/>
-                <w:szCs w:val="22"/>
               </w:rPr>
               <w:fldChar w:fldCharType="begin"/>
             </w:r>
@@ -3360,25 +2574,19 @@
               <w:rPr>
                 <w:noProof/>
                 <w:webHidden/>
-                <w:sz w:val="22"/>
-                <w:szCs w:val="22"/>
-              </w:rPr>
-              <w:instrText xml:space="preserve"> PAGEREF _Toc225844269 \h </w:instrText>
-            </w:r>
-            <w:r>
-              <w:rPr>
-                <w:noProof/>
-                <w:webHidden/>
-                <w:sz w:val="22"/>
-                <w:szCs w:val="22"/>
-              </w:rPr>
-            </w:r>
-            <w:r>
-              <w:rPr>
-                <w:noProof/>
-                <w:webHidden/>
-                <w:sz w:val="22"/>
-                <w:szCs w:val="22"/>
+              </w:rPr>
+              <w:instrText xml:space="preserve"> PAGEREF _Toc225846258 \h </w:instrText>
+            </w:r>
+            <w:r>
+              <w:rPr>
+                <w:noProof/>
+                <w:webHidden/>
+              </w:rPr>
+            </w:r>
+            <w:r>
+              <w:rPr>
+                <w:noProof/>
+                <w:webHidden/>
               </w:rPr>
               <w:fldChar w:fldCharType="separate"/>
             </w:r>
@@ -3386,17 +2594,13 @@
               <w:rPr>
                 <w:noProof/>
                 <w:webHidden/>
-                <w:sz w:val="22"/>
-                <w:szCs w:val="22"/>
-              </w:rPr>
-              <w:t>4</w:t>
-            </w:r>
-            <w:r>
-              <w:rPr>
-                <w:noProof/>
-                <w:webHidden/>
-                <w:sz w:val="22"/>
-                <w:szCs w:val="22"/>
+              </w:rPr>
+              <w:t>3</w:t>
+            </w:r>
+            <w:r>
+              <w:rPr>
+                <w:noProof/>
+                <w:webHidden/>
               </w:rPr>
               <w:fldChar w:fldCharType="end"/>
             </w:r>
@@ -3409,18 +2613,16 @@
               <w:tab w:val="right" w:leader="dot" w:pos="9062"/>
             </w:tabs>
             <w:rPr>
+              <w:rFonts w:eastAsiaTheme="minorEastAsia"/>
               <w:noProof/>
-              <w:sz w:val="22"/>
-              <w:szCs w:val="22"/>
+              <w:lang w:eastAsia="de-CH"/>
             </w:rPr>
           </w:pPr>
-          <w:hyperlink w:anchor="_Toc225844270" w:history="1">
+          <w:hyperlink w:anchor="_Toc225846259" w:history="1">
             <w:r>
               <w:rPr>
                 <w:rStyle w:val="Hyperlink"/>
                 <w:noProof/>
-                <w:sz w:val="22"/>
-                <w:szCs w:val="22"/>
               </w:rPr>
               <w:t>Einleitung</w:t>
             </w:r>
@@ -3428,8 +2630,6 @@
               <w:rPr>
                 <w:noProof/>
                 <w:webHidden/>
-                <w:sz w:val="22"/>
-                <w:szCs w:val="22"/>
               </w:rPr>
               <w:tab/>
             </w:r>
@@ -3437,8 +2637,6 @@
               <w:rPr>
                 <w:noProof/>
                 <w:webHidden/>
-                <w:sz w:val="22"/>
-                <w:szCs w:val="22"/>
               </w:rPr>
               <w:fldChar w:fldCharType="begin"/>
             </w:r>
@@ -3446,25 +2644,19 @@
               <w:rPr>
                 <w:noProof/>
                 <w:webHidden/>
-                <w:sz w:val="22"/>
-                <w:szCs w:val="22"/>
-              </w:rPr>
-              <w:instrText xml:space="preserve"> PAGEREF _Toc225844270 \h </w:instrText>
-            </w:r>
-            <w:r>
-              <w:rPr>
-                <w:noProof/>
-                <w:webHidden/>
-                <w:sz w:val="22"/>
-                <w:szCs w:val="22"/>
-              </w:rPr>
-            </w:r>
-            <w:r>
-              <w:rPr>
-                <w:noProof/>
-                <w:webHidden/>
-                <w:sz w:val="22"/>
-                <w:szCs w:val="22"/>
+              </w:rPr>
+              <w:instrText xml:space="preserve"> PAGEREF _Toc225846259 \h </w:instrText>
+            </w:r>
+            <w:r>
+              <w:rPr>
+                <w:noProof/>
+                <w:webHidden/>
+              </w:rPr>
+            </w:r>
+            <w:r>
+              <w:rPr>
+                <w:noProof/>
+                <w:webHidden/>
               </w:rPr>
               <w:fldChar w:fldCharType="separate"/>
             </w:r>
@@ -3472,17 +2664,13 @@
               <w:rPr>
                 <w:noProof/>
                 <w:webHidden/>
-                <w:sz w:val="22"/>
-                <w:szCs w:val="22"/>
-              </w:rPr>
-              <w:t>4</w:t>
-            </w:r>
-            <w:r>
-              <w:rPr>
-                <w:noProof/>
-                <w:webHidden/>
-                <w:sz w:val="22"/>
-                <w:szCs w:val="22"/>
+              </w:rPr>
+              <w:t>3</w:t>
+            </w:r>
+            <w:r>
+              <w:rPr>
+                <w:noProof/>
+                <w:webHidden/>
               </w:rPr>
               <w:fldChar w:fldCharType="end"/>
             </w:r>
@@ -3495,18 +2683,16 @@
               <w:tab w:val="right" w:leader="dot" w:pos="9062"/>
             </w:tabs>
             <w:rPr>
+              <w:rFonts w:eastAsiaTheme="minorEastAsia"/>
               <w:noProof/>
-              <w:sz w:val="22"/>
-              <w:szCs w:val="22"/>
+              <w:lang w:eastAsia="de-CH"/>
             </w:rPr>
           </w:pPr>
-          <w:hyperlink w:anchor="_Toc225844271" w:history="1">
+          <w:hyperlink w:anchor="_Toc225846260" w:history="1">
             <w:r>
               <w:rPr>
                 <w:rStyle w:val="Hyperlink"/>
                 <w:noProof/>
-                <w:sz w:val="22"/>
-                <w:szCs w:val="22"/>
               </w:rPr>
               <w:t>Bearbeitung</w:t>
             </w:r>
@@ -3514,8 +2700,6 @@
               <w:rPr>
                 <w:noProof/>
                 <w:webHidden/>
-                <w:sz w:val="22"/>
-                <w:szCs w:val="22"/>
               </w:rPr>
               <w:tab/>
             </w:r>
@@ -3523,8 +2707,6 @@
               <w:rPr>
                 <w:noProof/>
                 <w:webHidden/>
-                <w:sz w:val="22"/>
-                <w:szCs w:val="22"/>
               </w:rPr>
               <w:fldChar w:fldCharType="begin"/>
             </w:r>
@@ -3532,25 +2714,19 @@
               <w:rPr>
                 <w:noProof/>
                 <w:webHidden/>
-                <w:sz w:val="22"/>
-                <w:szCs w:val="22"/>
-              </w:rPr>
-              <w:instrText xml:space="preserve"> PAGEREF _Toc225844271 \h </w:instrText>
-            </w:r>
-            <w:r>
-              <w:rPr>
-                <w:noProof/>
-                <w:webHidden/>
-                <w:sz w:val="22"/>
-                <w:szCs w:val="22"/>
-              </w:rPr>
-            </w:r>
-            <w:r>
-              <w:rPr>
-                <w:noProof/>
-                <w:webHidden/>
-                <w:sz w:val="22"/>
-                <w:szCs w:val="22"/>
+              </w:rPr>
+              <w:instrText xml:space="preserve"> PAGEREF _Toc225846260 \h </w:instrText>
+            </w:r>
+            <w:r>
+              <w:rPr>
+                <w:noProof/>
+                <w:webHidden/>
+              </w:rPr>
+            </w:r>
+            <w:r>
+              <w:rPr>
+                <w:noProof/>
+                <w:webHidden/>
               </w:rPr>
               <w:fldChar w:fldCharType="separate"/>
             </w:r>
@@ -3558,17 +2734,13 @@
               <w:rPr>
                 <w:noProof/>
                 <w:webHidden/>
-                <w:sz w:val="22"/>
-                <w:szCs w:val="22"/>
-              </w:rPr>
-              <w:t>4</w:t>
-            </w:r>
-            <w:r>
-              <w:rPr>
-                <w:noProof/>
-                <w:webHidden/>
-                <w:sz w:val="22"/>
-                <w:szCs w:val="22"/>
+              </w:rPr>
+              <w:t>3</w:t>
+            </w:r>
+            <w:r>
+              <w:rPr>
+                <w:noProof/>
+                <w:webHidden/>
               </w:rPr>
               <w:fldChar w:fldCharType="end"/>
             </w:r>
@@ -3581,18 +2753,16 @@
               <w:tab w:val="right" w:leader="dot" w:pos="9062"/>
             </w:tabs>
             <w:rPr>
+              <w:rFonts w:eastAsiaTheme="minorEastAsia"/>
               <w:noProof/>
-              <w:sz w:val="22"/>
-              <w:szCs w:val="22"/>
+              <w:lang w:eastAsia="de-CH"/>
             </w:rPr>
           </w:pPr>
-          <w:hyperlink w:anchor="_Toc225844272" w:history="1">
+          <w:hyperlink w:anchor="_Toc225846261" w:history="1">
             <w:r>
               <w:rPr>
                 <w:rStyle w:val="Hyperlink"/>
                 <w:noProof/>
-                <w:sz w:val="22"/>
-                <w:szCs w:val="22"/>
               </w:rPr>
               <w:t>Lösungen</w:t>
             </w:r>
@@ -3600,8 +2770,6 @@
               <w:rPr>
                 <w:noProof/>
                 <w:webHidden/>
-                <w:sz w:val="22"/>
-                <w:szCs w:val="22"/>
               </w:rPr>
               <w:tab/>
             </w:r>
@@ -3609,8 +2777,6 @@
               <w:rPr>
                 <w:noProof/>
                 <w:webHidden/>
-                <w:sz w:val="22"/>
-                <w:szCs w:val="22"/>
               </w:rPr>
               <w:fldChar w:fldCharType="begin"/>
             </w:r>
@@ -3618,25 +2784,19 @@
               <w:rPr>
                 <w:noProof/>
                 <w:webHidden/>
-                <w:sz w:val="22"/>
-                <w:szCs w:val="22"/>
-              </w:rPr>
-              <w:instrText xml:space="preserve"> PAGEREF _Toc225844272 \h </w:instrText>
-            </w:r>
-            <w:r>
-              <w:rPr>
-                <w:noProof/>
-                <w:webHidden/>
-                <w:sz w:val="22"/>
-                <w:szCs w:val="22"/>
-              </w:rPr>
-            </w:r>
-            <w:r>
-              <w:rPr>
-                <w:noProof/>
-                <w:webHidden/>
-                <w:sz w:val="22"/>
-                <w:szCs w:val="22"/>
+              </w:rPr>
+              <w:instrText xml:space="preserve"> PAGEREF _Toc225846261 \h </w:instrText>
+            </w:r>
+            <w:r>
+              <w:rPr>
+                <w:noProof/>
+                <w:webHidden/>
+              </w:rPr>
+            </w:r>
+            <w:r>
+              <w:rPr>
+                <w:noProof/>
+                <w:webHidden/>
               </w:rPr>
               <w:fldChar w:fldCharType="separate"/>
             </w:r>
@@ -3644,17 +2804,13 @@
               <w:rPr>
                 <w:noProof/>
                 <w:webHidden/>
-                <w:sz w:val="22"/>
-                <w:szCs w:val="22"/>
-              </w:rPr>
-              <w:t>4</w:t>
-            </w:r>
-            <w:r>
-              <w:rPr>
-                <w:noProof/>
-                <w:webHidden/>
-                <w:sz w:val="22"/>
-                <w:szCs w:val="22"/>
+              </w:rPr>
+              <w:t>3</w:t>
+            </w:r>
+            <w:r>
+              <w:rPr>
+                <w:noProof/>
+                <w:webHidden/>
               </w:rPr>
               <w:fldChar w:fldCharType="end"/>
             </w:r>
@@ -3667,27 +2823,23 @@
               <w:tab w:val="right" w:leader="dot" w:pos="9062"/>
             </w:tabs>
             <w:rPr>
+              <w:rFonts w:eastAsiaTheme="minorEastAsia"/>
               <w:noProof/>
-              <w:sz w:val="22"/>
-              <w:szCs w:val="22"/>
+              <w:lang w:eastAsia="de-CH"/>
             </w:rPr>
           </w:pPr>
-          <w:hyperlink w:anchor="_Toc225844273" w:history="1">
+          <w:hyperlink w:anchor="_Toc225846262" w:history="1">
             <w:r>
               <w:rPr>
                 <w:rStyle w:val="Hyperlink"/>
                 <w:noProof/>
-                <w:sz w:val="22"/>
-                <w:szCs w:val="22"/>
-              </w:rPr>
-              <w:t>Screenshot</w:t>
-            </w:r>
-            <w:r>
-              <w:rPr>
-                <w:noProof/>
-                <w:webHidden/>
-                <w:sz w:val="22"/>
-                <w:szCs w:val="22"/>
+              </w:rPr>
+              <w:t>Screenshots</w:t>
+            </w:r>
+            <w:r>
+              <w:rPr>
+                <w:noProof/>
+                <w:webHidden/>
               </w:rPr>
               <w:tab/>
             </w:r>
@@ -3695,8 +2847,6 @@
               <w:rPr>
                 <w:noProof/>
                 <w:webHidden/>
-                <w:sz w:val="22"/>
-                <w:szCs w:val="22"/>
               </w:rPr>
               <w:fldChar w:fldCharType="begin"/>
             </w:r>
@@ -3704,25 +2854,19 @@
               <w:rPr>
                 <w:noProof/>
                 <w:webHidden/>
-                <w:sz w:val="22"/>
-                <w:szCs w:val="22"/>
-              </w:rPr>
-              <w:instrText xml:space="preserve"> PAGEREF _Toc225844273 \h </w:instrText>
-            </w:r>
-            <w:r>
-              <w:rPr>
-                <w:noProof/>
-                <w:webHidden/>
-                <w:sz w:val="22"/>
-                <w:szCs w:val="22"/>
-              </w:rPr>
-            </w:r>
-            <w:r>
-              <w:rPr>
-                <w:noProof/>
-                <w:webHidden/>
-                <w:sz w:val="22"/>
-                <w:szCs w:val="22"/>
+              </w:rPr>
+              <w:instrText xml:space="preserve"> PAGEREF _Toc225846262 \h </w:instrText>
+            </w:r>
+            <w:r>
+              <w:rPr>
+                <w:noProof/>
+                <w:webHidden/>
+              </w:rPr>
+            </w:r>
+            <w:r>
+              <w:rPr>
+                <w:noProof/>
+                <w:webHidden/>
               </w:rPr>
               <w:fldChar w:fldCharType="separate"/>
             </w:r>
@@ -3730,17 +2874,13 @@
               <w:rPr>
                 <w:noProof/>
                 <w:webHidden/>
-                <w:sz w:val="22"/>
-                <w:szCs w:val="22"/>
-              </w:rPr>
-              <w:t>4</w:t>
-            </w:r>
-            <w:r>
-              <w:rPr>
-                <w:noProof/>
-                <w:webHidden/>
-                <w:sz w:val="22"/>
-                <w:szCs w:val="22"/>
+              </w:rPr>
+              <w:t>3</w:t>
+            </w:r>
+            <w:r>
+              <w:rPr>
+                <w:noProof/>
+                <w:webHidden/>
               </w:rPr>
               <w:fldChar w:fldCharType="end"/>
             </w:r>
@@ -3765,7 +2905,7 @@
       <w:pPr>
         <w:pStyle w:val="berschrift1"/>
       </w:pPr>
-      <w:bookmarkStart w:id="0" w:name="_Toc225844243"/>
+      <w:bookmarkStart w:id="0" w:name="_Toc225846237"/>
       <w:r>
         <w:lastRenderedPageBreak/>
         <w:t>Aufgabe</w:t>
@@ -3779,7 +2919,7 @@
       <w:pPr>
         <w:pStyle w:val="berschrift2"/>
       </w:pPr>
-      <w:bookmarkStart w:id="1" w:name="_Toc225844244"/>
+      <w:bookmarkStart w:id="1" w:name="_Toc225846238"/>
       <w:proofErr w:type="spellStart"/>
       <w:r>
         <w:t>BeASwitch</w:t>
@@ -3791,7 +2931,7 @@
       <w:pPr>
         <w:pStyle w:val="berschrift3"/>
       </w:pPr>
-      <w:bookmarkStart w:id="2" w:name="_Toc225844245"/>
+      <w:bookmarkStart w:id="2" w:name="_Toc225846239"/>
       <w:r>
         <w:t>Einleitung</w:t>
       </w:r>
@@ -3822,21 +2962,21 @@
       <w:pPr>
         <w:pStyle w:val="berschrift3"/>
       </w:pPr>
-      <w:bookmarkStart w:id="3" w:name="_Toc225844248"/>
+      <w:bookmarkStart w:id="3" w:name="_Toc225846240"/>
       <w:r>
         <w:t>Screenshot</w:t>
       </w:r>
+      <w:r>
+        <w:t>s</w:t>
+      </w:r>
       <w:bookmarkEnd w:id="3"/>
-      <w:r>
-        <w:t>s</w:t>
-      </w:r>
     </w:p>
     <w:p/>
     <w:p>
       <w:pPr>
         <w:pStyle w:val="berschrift2"/>
       </w:pPr>
-      <w:bookmarkStart w:id="4" w:name="_Toc225844249"/>
+      <w:bookmarkStart w:id="4" w:name="_Toc225846241"/>
       <w:proofErr w:type="spellStart"/>
       <w:r>
         <w:t>BeARouter</w:t>
@@ -3848,7 +2988,7 @@
       <w:pPr>
         <w:pStyle w:val="berschrift3"/>
       </w:pPr>
-      <w:bookmarkStart w:id="5" w:name="_Toc225844250"/>
+      <w:bookmarkStart w:id="5" w:name="_Toc225846242"/>
       <w:r>
         <w:t>Einleitung</w:t>
       </w:r>
@@ -3882,21 +3022,21 @@
       <w:pPr>
         <w:pStyle w:val="berschrift3"/>
       </w:pPr>
-      <w:bookmarkStart w:id="6" w:name="_Toc225844253"/>
+      <w:bookmarkStart w:id="6" w:name="_Toc225846243"/>
       <w:r>
         <w:t>Screenshot</w:t>
       </w:r>
+      <w:r>
+        <w:t>s</w:t>
+      </w:r>
       <w:bookmarkEnd w:id="6"/>
-      <w:r>
-        <w:t>s</w:t>
-      </w:r>
     </w:p>
     <w:p/>
     <w:p>
       <w:pPr>
         <w:pStyle w:val="berschrift2"/>
       </w:pPr>
-      <w:bookmarkStart w:id="7" w:name="_Toc225844254"/>
+      <w:bookmarkStart w:id="7" w:name="_Toc225846244"/>
       <w:r>
         <w:t>Routing</w:t>
       </w:r>
@@ -3906,7 +3046,7 @@
       <w:pPr>
         <w:pStyle w:val="berschrift3"/>
       </w:pPr>
-      <w:bookmarkStart w:id="8" w:name="_Toc225844255"/>
+      <w:bookmarkStart w:id="8" w:name="_Toc225846245"/>
       <w:r>
         <w:t>Einleitung</w:t>
       </w:r>
@@ -3921,7 +3061,7 @@
       <w:pPr>
         <w:pStyle w:val="berschrift3"/>
       </w:pPr>
-      <w:bookmarkStart w:id="9" w:name="_Toc225844256"/>
+      <w:bookmarkStart w:id="9" w:name="_Toc225846246"/>
       <w:r>
         <w:t>Bearbeitung</w:t>
       </w:r>
@@ -3931,7 +3071,7 @@
       <w:pPr>
         <w:pStyle w:val="berschrift3"/>
       </w:pPr>
-      <w:bookmarkStart w:id="10" w:name="_Toc225844257"/>
+      <w:bookmarkStart w:id="10" w:name="_Toc225846247"/>
       <w:r>
         <w:t>Lösungen</w:t>
       </w:r>
@@ -3941,21 +3081,21 @@
       <w:pPr>
         <w:pStyle w:val="berschrift3"/>
       </w:pPr>
-      <w:bookmarkStart w:id="11" w:name="_Toc225844258"/>
+      <w:bookmarkStart w:id="11" w:name="_Toc225846248"/>
       <w:r>
         <w:t>Screenshot</w:t>
       </w:r>
+      <w:r>
+        <w:t>s</w:t>
+      </w:r>
       <w:bookmarkEnd w:id="11"/>
-      <w:r>
-        <w:t>s</w:t>
-      </w:r>
     </w:p>
     <w:p/>
     <w:p>
       <w:pPr>
         <w:pStyle w:val="berschrift2"/>
       </w:pPr>
-      <w:bookmarkStart w:id="12" w:name="_Toc225844259"/>
+      <w:bookmarkStart w:id="12" w:name="_Toc225846249"/>
       <w:r>
         <w:lastRenderedPageBreak/>
         <w:t>Schichtenmodell</w:t>
@@ -3966,7 +3106,7 @@
       <w:pPr>
         <w:pStyle w:val="berschrift3"/>
       </w:pPr>
-      <w:bookmarkStart w:id="13" w:name="_Toc225844260"/>
+      <w:bookmarkStart w:id="13" w:name="_Toc225846250"/>
       <w:r>
         <w:t>Einleitung</w:t>
       </w:r>
@@ -3984,7 +3124,7 @@
       <w:pPr>
         <w:pStyle w:val="berschrift3"/>
       </w:pPr>
-      <w:bookmarkStart w:id="14" w:name="_Toc225844262"/>
+      <w:bookmarkStart w:id="14" w:name="_Toc225846251"/>
       <w:r>
         <w:t>Lösungen</w:t>
       </w:r>
@@ -3994,46 +3134,46 @@
       <w:pPr>
         <w:pStyle w:val="berschrift3"/>
       </w:pPr>
-      <w:bookmarkStart w:id="15" w:name="_Toc225844263"/>
+      <w:bookmarkStart w:id="15" w:name="_Toc225846252"/>
       <w:r>
         <w:t>Screenshot</w:t>
       </w:r>
+      <w:r>
+        <w:t>s</w:t>
+      </w:r>
       <w:bookmarkEnd w:id="15"/>
-      <w:r>
-        <w:t>s</w:t>
-      </w:r>
     </w:p>
     <w:p/>
     <w:p>
       <w:pPr>
         <w:pStyle w:val="berschrift2"/>
       </w:pPr>
-      <w:bookmarkStart w:id="16" w:name="_Toc225844264"/>
+      <w:bookmarkStart w:id="16" w:name="_Toc225846253"/>
       <w:r>
         <w:t>Subnetting</w:t>
       </w:r>
       <w:bookmarkEnd w:id="16"/>
-    </w:p>
-    <w:p>
-      <w:r>
-        <w:t>Hier sind sowohl theoretische Fragen als auch praktische Anwendungen, zu lösen. Die Antworten zu den Theoriefragen sind unter Lösungen zu finden, die weiteren Einträge unter Bearbeitung und Screenshots</w:t>
-      </w:r>
     </w:p>
     <w:p>
       <w:pPr>
         <w:pStyle w:val="berschrift3"/>
       </w:pPr>
-      <w:bookmarkStart w:id="17" w:name="_Toc225844265"/>
+      <w:bookmarkStart w:id="17" w:name="_Toc225846254"/>
       <w:r>
         <w:t>Einleitung</w:t>
       </w:r>
       <w:bookmarkEnd w:id="17"/>
+    </w:p>
+    <w:p>
+      <w:r>
+        <w:t>Hier sind sowohl theoretische Fragen als auch praktische Anwendungen, zu lösen. Die Antworten zu den Theoriefragen sind unter Lösungen zu finden, die weiteren Einträge unter Bearbeitung und Screenshots</w:t>
+      </w:r>
     </w:p>
     <w:p>
       <w:pPr>
         <w:pStyle w:val="berschrift3"/>
       </w:pPr>
-      <w:bookmarkStart w:id="18" w:name="_Toc225844266"/>
+      <w:bookmarkStart w:id="18" w:name="_Toc225846255"/>
       <w:r>
         <w:t>Bearbeitung</w:t>
       </w:r>
@@ -4043,7 +3183,7 @@
       <w:pPr>
         <w:pStyle w:val="berschrift3"/>
       </w:pPr>
-      <w:bookmarkStart w:id="19" w:name="_Toc225844267"/>
+      <w:bookmarkStart w:id="19" w:name="_Toc225846256"/>
       <w:r>
         <w:t>Lösungen</w:t>
       </w:r>
@@ -4053,21 +3193,21 @@
       <w:pPr>
         <w:pStyle w:val="berschrift3"/>
       </w:pPr>
-      <w:bookmarkStart w:id="20" w:name="_Toc225844268"/>
+      <w:bookmarkStart w:id="20" w:name="_Toc225846257"/>
       <w:r>
         <w:t>Screenshot</w:t>
       </w:r>
+      <w:r>
+        <w:t>s</w:t>
+      </w:r>
       <w:bookmarkEnd w:id="20"/>
-      <w:r>
-        <w:t>s</w:t>
-      </w:r>
     </w:p>
     <w:p/>
     <w:p>
       <w:pPr>
         <w:pStyle w:val="berschrift2"/>
       </w:pPr>
-      <w:bookmarkStart w:id="21" w:name="_Toc225844269"/>
+      <w:bookmarkStart w:id="21" w:name="_Toc225846258"/>
       <w:r>
         <w:t>Switch</w:t>
       </w:r>
@@ -4077,17 +3217,30 @@
       <w:pPr>
         <w:pStyle w:val="berschrift3"/>
       </w:pPr>
-      <w:bookmarkStart w:id="22" w:name="_Toc225844270"/>
+      <w:bookmarkStart w:id="22" w:name="_Toc225846259"/>
       <w:r>
         <w:t>Einleitung</w:t>
       </w:r>
       <w:bookmarkEnd w:id="22"/>
+    </w:p>
+    <w:p>
+      <w:r>
+        <w:t xml:space="preserve">Es soll die benötigte Infrastruktur für ein neues Netzwerk zusammengestellt werden. Zudem sollen noch Bandbreiten berechnet und ein Netz im Cisco </w:t>
+      </w:r>
+      <w:proofErr w:type="spellStart"/>
+      <w:r>
+        <w:t>Packettracer</w:t>
+      </w:r>
+      <w:proofErr w:type="spellEnd"/>
+      <w:r>
+        <w:t xml:space="preserve"> erstellt werden. Die Zwischenschritte (Bearbeitung), Lösungen und Screenshots sind unter dem gleichnamigen Unterkapitel zu finden.</w:t>
+      </w:r>
     </w:p>
     <w:p>
       <w:pPr>
         <w:pStyle w:val="berschrift3"/>
       </w:pPr>
-      <w:bookmarkStart w:id="23" w:name="_Toc225844271"/>
+      <w:bookmarkStart w:id="23" w:name="_Toc225846260"/>
       <w:r>
         <w:t>Bearbeitung</w:t>
       </w:r>
@@ -4097,7 +3250,7 @@
       <w:pPr>
         <w:pStyle w:val="berschrift3"/>
       </w:pPr>
-      <w:bookmarkStart w:id="24" w:name="_Toc225844272"/>
+      <w:bookmarkStart w:id="24" w:name="_Toc225846261"/>
       <w:r>
         <w:t>Lösungen</w:t>
       </w:r>
@@ -4107,14 +3260,14 @@
       <w:pPr>
         <w:pStyle w:val="berschrift3"/>
       </w:pPr>
-      <w:bookmarkStart w:id="25" w:name="_Toc225844273"/>
+      <w:bookmarkStart w:id="25" w:name="_Toc225846262"/>
       <w:r>
         <w:t>Screenshot</w:t>
       </w:r>
+      <w:r>
+        <w:t>s</w:t>
+      </w:r>
       <w:bookmarkEnd w:id="25"/>
-      <w:r>
-        <w:t>s</w:t>
-      </w:r>
     </w:p>
     <w:sectPr>
       <w:footerReference w:type="default" r:id="rId8"/>
@@ -5432,8 +4585,8 @@
   <w:rsids>
     <w:rsidRoot w:val="00863F34"/>
     <w:rsid w:val="001A7A50"/>
-    <w:rsid w:val="006954D9"/>
     <w:rsid w:val="00863F34"/>
+    <w:rsid w:val="00986C8D"/>
     <w:rsid w:val="00B96909"/>
     <w:rsid w:val="00C134A3"/>
     <w:rsid w:val="00D37756"/>

--- a/M129/Projekt_LB2/Dokumentation/Dokumentation_M129_LB2.docx
+++ b/M129/Projekt_LB2/Dokumentation/Dokumentation_M129_LB2.docx
@@ -981,7 +981,7 @@
               </mc:Choice>
               <mc:Fallback>
                 <w:pict>
-                  <v:group w14:anchorId="0B9279FB" id="Gruppe 114" o:spid="_x0000_s1026" style="position:absolute;margin-left:0;margin-top:0;width:18pt;height:10in;z-index:251659264;mso-width-percent:29;mso-height-percent:909;mso-left-percent:45;mso-position-horizontal-relative:page;mso-position-vertical:center;mso-position-vertical-relative:page;mso-width-percent:29;mso-height-percent:909;mso-left-percent:45" coordsize="2286,91440" o:gfxdata="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">
+                  <v:group w14:anchorId="537DCA97" id="Gruppe 114" o:spid="_x0000_s1026" style="position:absolute;margin-left:0;margin-top:0;width:18pt;height:10in;z-index:251659264;mso-width-percent:29;mso-height-percent:909;mso-left-percent:45;mso-position-horizontal-relative:page;mso-position-vertical:center;mso-position-vertical-relative:page;mso-width-percent:29;mso-height-percent:909;mso-left-percent:45" coordsize="2286,91440" o:gfxdata="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">
                     <v:rect id="Rechteck 115" o:spid="_x0000_s1027" style="position:absolute;width:2286;height:87820;visibility:visible;mso-wrap-style:square;v-text-anchor:middle" o:gfxdata="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" fillcolor="#e97132 [3205]" stroked="f" strokeweight="1pt"/>
                     <v:rect id="Rechteck 116" o:spid="_x0000_s1028" style="position:absolute;top:89154;width:2286;height:2286;visibility:visible;mso-wrap-style:square;v-text-anchor:middle" o:gfxdata="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" fillcolor="#156082 [3204]" stroked="f" strokeweight="1pt">
                       <o:lock v:ext="edit" aspectratio="t"/>
@@ -3132,6 +3132,110 @@
     </w:p>
     <w:p>
       <w:pPr>
+        <w:pStyle w:val="Listenabsatz"/>
+        <w:numPr>
+          <w:ilvl w:val="0"/>
+          <w:numId w:val="4"/>
+        </w:numPr>
+      </w:pPr>
+      <w:r>
+        <w:t xml:space="preserve">Es vereinheitlicht die Kommunikationswege und hilft gezielter nach Fehler zu suchen. </w:t>
+      </w:r>
+    </w:p>
+    <w:p>
+      <w:pPr>
+        <w:pStyle w:val="Listenabsatz"/>
+        <w:numPr>
+          <w:ilvl w:val="0"/>
+          <w:numId w:val="4"/>
+        </w:numPr>
+      </w:pPr>
+      <w:r>
+        <w:t>Es folgen die einzelnen Schichten und deren Zweck:</w:t>
+      </w:r>
+    </w:p>
+    <w:p>
+      <w:proofErr w:type="spellStart"/>
+      <w:r>
+        <w:t>Application</w:t>
+      </w:r>
+      <w:proofErr w:type="spellEnd"/>
+      <w:r>
+        <w:t>:</w:t>
+      </w:r>
+    </w:p>
+    <w:p>
+      <w:proofErr w:type="spellStart"/>
+      <w:r>
+        <w:t>Presentation</w:t>
+      </w:r>
+      <w:proofErr w:type="spellEnd"/>
+      <w:r>
+        <w:t>:</w:t>
+      </w:r>
+    </w:p>
+    <w:p>
+      <w:r>
+        <w:t>Session:</w:t>
+      </w:r>
+    </w:p>
+    <w:p>
+      <w:r>
+        <w:t>Transport:</w:t>
+      </w:r>
+    </w:p>
+    <w:p>
+      <w:r>
+        <w:t>Network:</w:t>
+      </w:r>
+      <w:r>
+        <w:br/>
+        <w:t xml:space="preserve">Ein wichtiger Teil dieser Schicht ist </w:t>
+      </w:r>
+      <w:r>
+        <w:t>der Aufbau und die Aktualisierung von</w:t>
+      </w:r>
+      <w:r>
+        <w:t xml:space="preserve"> </w:t>
+      </w:r>
+      <w:r>
+        <w:t>Routingtabellen und die Fragmentierung von Datenpaketen.</w:t>
+      </w:r>
+    </w:p>
+    <w:p>
+      <w:r>
+        <w:t>Data Link:</w:t>
+      </w:r>
+      <w:r>
+        <w:br/>
+        <w:t>Diese Schicht soll eine z</w:t>
+      </w:r>
+      <w:r>
+        <w:t>uverlässige und fehlerfreie Übertragung gewährleisten</w:t>
+      </w:r>
+    </w:p>
+    <w:p>
+      <w:proofErr w:type="spellStart"/>
+      <w:r>
+        <w:t>Physical</w:t>
+      </w:r>
+      <w:proofErr w:type="spellEnd"/>
+      <w:r>
+        <w:t>:</w:t>
+      </w:r>
+      <w:r>
+        <w:t xml:space="preserve"> </w:t>
+      </w:r>
+      <w:r>
+        <w:br/>
+        <w:t xml:space="preserve">Diese Schicht beinhaltet die physische Verbindung, über welche Bits </w:t>
+      </w:r>
+      <w:r>
+        <w:t>übertragen werden können.</w:t>
+      </w:r>
+    </w:p>
+    <w:p>
+      <w:pPr>
         <w:pStyle w:val="berschrift3"/>
       </w:pPr>
       <w:bookmarkStart w:id="15" w:name="_Toc225846252"/>
@@ -3209,6 +3313,7 @@
       </w:pPr>
       <w:bookmarkStart w:id="21" w:name="_Toc225846258"/>
       <w:r>
+        <w:lastRenderedPageBreak/>
         <w:t>Switch</w:t>
       </w:r>
       <w:bookmarkEnd w:id="21"/>
@@ -3270,7 +3375,7 @@
       <w:bookmarkEnd w:id="25"/>
     </w:p>
     <w:sectPr>
-      <w:footerReference w:type="default" r:id="rId8"/>
+      <w:footerReference w:type="default" r:id="rId9"/>
       <w:pgSz w:w="11906" w:h="16838"/>
       <w:pgMar w:top="1417" w:right="1417" w:bottom="1134" w:left="1417" w:header="708" w:footer="708" w:gutter="0"/>
       <w:pgNumType w:start="0"/>
@@ -3389,6 +3494,379 @@
     </w:p>
   </w:footnote>
 </w:footnotes>
+</file>
+
+<file path=word/numbering.xml><?xml version="1.0" encoding="utf-8"?>
+<w:numbering xmlns:wpc="http://schemas.microsoft.com/office/word/2010/wordprocessingCanvas" xmlns:cx="http://schemas.microsoft.com/office/drawing/2014/chartex" xmlns:cx1="http://schemas.microsoft.com/office/drawing/2015/9/8/chartex" xmlns:cx2="http://schemas.microsoft.com/office/drawing/2015/10/21/chartex" xmlns:cx3="http://schemas.microsoft.com/office/drawing/2016/5/9/chartex" xmlns:cx4="http://schemas.microsoft.com/office/drawing/2016/5/10/chartex" xmlns:cx5="http://schemas.microsoft.com/office/drawing/2016/5/11/chartex" xmlns:cx6="http://schemas.microsoft.com/office/drawing/2016/5/12/chartex" xmlns:cx7="http://schemas.microsoft.com/office/drawing/2016/5/13/chartex" xmlns:cx8="http://schemas.microsoft.com/office/drawing/2016/5/14/chartex" xmlns:mc="http://schemas.openxmlformats.org/markup-compatibility/2006" xmlns:aink="http://schemas.microsoft.com/office/drawing/2016/ink" xmlns:am3d="http://schemas.microsoft.com/office/drawing/2017/model3d" xmlns:o="urn:schemas-microsoft-com:office:office" xmlns:oel="http://schemas.microsoft.com/office/2019/extlst" xmlns:r="http://schemas.openxmlformats.org/officeDocument/2006/relationships" xmlns:m="http://schemas.openxmlformats.org/officeDocument/2006/math" xmlns:v="urn:schemas-microsoft-com:vml" xmlns:wp14="http://schemas.microsoft.com/office/word/2010/wordprocessingDrawing" xmlns:wp="http://schemas.openxmlformats.org/drawingml/2006/wordprocessingDrawing" xmlns:w10="urn:schemas-microsoft-com:office:word" xmlns:w="http://schemas.openxmlformats.org/wordprocessingml/2006/main" xmlns:w14="http://schemas.microsoft.com/office/word/2010/wordml" xmlns:w15="http://schemas.microsoft.com/office/word/2012/wordml" xmlns:w16cex="http://schemas.microsoft.com/office/word/2018/wordml/cex" xmlns:w16cid="http://schemas.microsoft.com/office/word/2016/wordml/cid" xmlns:w16="http://schemas.microsoft.com/office/word/2018/wordml" xmlns:w16du="http://schemas.microsoft.com/office/word/2023/wordml/word16du" xmlns:w16sdtdh="http://schemas.microsoft.com/office/word/2020/wordml/sdtdatahash" xmlns:w16sdtfl="http://schemas.microsoft.com/office/word/2024/wordml/sdtformatlock" xmlns:w16se="http://schemas.microsoft.com/office/word/2015/wordml/symex" xmlns:wpg="http://schemas.microsoft.com/office/word/2010/wordprocessingGroup" xmlns:wpi="http://schemas.microsoft.com/office/word/2010/wordprocessingInk" xmlns:wne="http://schemas.microsoft.com/office/word/2006/wordml" xmlns:wps="http://schemas.microsoft.com/office/word/2010/wordprocessingShape" mc:Ignorable="w14 w15 w16se w16cid w16 w16cex w16sdtdh w16sdtfl w16du wp14">
+  <w:abstractNum w:abstractNumId="0" w15:restartNumberingAfterBreak="0">
+    <w:nsid w:val="0E701BA0"/>
+    <w:multiLevelType w:val="hybridMultilevel"/>
+    <w:tmpl w:val="7002918A"/>
+    <w:lvl w:ilvl="0" w:tplc="0807000F">
+      <w:start w:val="1"/>
+      <w:numFmt w:val="decimal"/>
+      <w:lvlText w:val="%1."/>
+      <w:lvlJc w:val="left"/>
+      <w:pPr>
+        <w:ind w:left="720" w:hanging="360"/>
+      </w:pPr>
+      <w:rPr>
+        <w:rFonts w:hint="default"/>
+      </w:rPr>
+    </w:lvl>
+    <w:lvl w:ilvl="1" w:tplc="08070019" w:tentative="1">
+      <w:start w:val="1"/>
+      <w:numFmt w:val="lowerLetter"/>
+      <w:lvlText w:val="%2."/>
+      <w:lvlJc w:val="left"/>
+      <w:pPr>
+        <w:ind w:left="1440" w:hanging="360"/>
+      </w:pPr>
+    </w:lvl>
+    <w:lvl w:ilvl="2" w:tplc="0807001B" w:tentative="1">
+      <w:start w:val="1"/>
+      <w:numFmt w:val="lowerRoman"/>
+      <w:lvlText w:val="%3."/>
+      <w:lvlJc w:val="right"/>
+      <w:pPr>
+        <w:ind w:left="2160" w:hanging="180"/>
+      </w:pPr>
+    </w:lvl>
+    <w:lvl w:ilvl="3" w:tplc="0807000F" w:tentative="1">
+      <w:start w:val="1"/>
+      <w:numFmt w:val="decimal"/>
+      <w:lvlText w:val="%4."/>
+      <w:lvlJc w:val="left"/>
+      <w:pPr>
+        <w:ind w:left="2880" w:hanging="360"/>
+      </w:pPr>
+    </w:lvl>
+    <w:lvl w:ilvl="4" w:tplc="08070019" w:tentative="1">
+      <w:start w:val="1"/>
+      <w:numFmt w:val="lowerLetter"/>
+      <w:lvlText w:val="%5."/>
+      <w:lvlJc w:val="left"/>
+      <w:pPr>
+        <w:ind w:left="3600" w:hanging="360"/>
+      </w:pPr>
+    </w:lvl>
+    <w:lvl w:ilvl="5" w:tplc="0807001B" w:tentative="1">
+      <w:start w:val="1"/>
+      <w:numFmt w:val="lowerRoman"/>
+      <w:lvlText w:val="%6."/>
+      <w:lvlJc w:val="right"/>
+      <w:pPr>
+        <w:ind w:left="4320" w:hanging="180"/>
+      </w:pPr>
+    </w:lvl>
+    <w:lvl w:ilvl="6" w:tplc="0807000F" w:tentative="1">
+      <w:start w:val="1"/>
+      <w:numFmt w:val="decimal"/>
+      <w:lvlText w:val="%7."/>
+      <w:lvlJc w:val="left"/>
+      <w:pPr>
+        <w:ind w:left="5040" w:hanging="360"/>
+      </w:pPr>
+    </w:lvl>
+    <w:lvl w:ilvl="7" w:tplc="08070019" w:tentative="1">
+      <w:start w:val="1"/>
+      <w:numFmt w:val="lowerLetter"/>
+      <w:lvlText w:val="%8."/>
+      <w:lvlJc w:val="left"/>
+      <w:pPr>
+        <w:ind w:left="5760" w:hanging="360"/>
+      </w:pPr>
+    </w:lvl>
+    <w:lvl w:ilvl="8" w:tplc="0807001B" w:tentative="1">
+      <w:start w:val="1"/>
+      <w:numFmt w:val="lowerRoman"/>
+      <w:lvlText w:val="%9."/>
+      <w:lvlJc w:val="right"/>
+      <w:pPr>
+        <w:ind w:left="6480" w:hanging="180"/>
+      </w:pPr>
+    </w:lvl>
+  </w:abstractNum>
+  <w:abstractNum w:abstractNumId="1" w15:restartNumberingAfterBreak="0">
+    <w:nsid w:val="2088333A"/>
+    <w:multiLevelType w:val="hybridMultilevel"/>
+    <w:tmpl w:val="4D286236"/>
+    <w:lvl w:ilvl="0" w:tplc="0807000F">
+      <w:start w:val="1"/>
+      <w:numFmt w:val="decimal"/>
+      <w:lvlText w:val="%1."/>
+      <w:lvlJc w:val="left"/>
+      <w:pPr>
+        <w:ind w:left="720" w:hanging="360"/>
+      </w:pPr>
+      <w:rPr>
+        <w:rFonts w:hint="default"/>
+      </w:rPr>
+    </w:lvl>
+    <w:lvl w:ilvl="1" w:tplc="08070019">
+      <w:start w:val="1"/>
+      <w:numFmt w:val="lowerLetter"/>
+      <w:lvlText w:val="%2."/>
+      <w:lvlJc w:val="left"/>
+      <w:pPr>
+        <w:ind w:left="1440" w:hanging="360"/>
+      </w:pPr>
+    </w:lvl>
+    <w:lvl w:ilvl="2" w:tplc="0807001B">
+      <w:start w:val="1"/>
+      <w:numFmt w:val="lowerRoman"/>
+      <w:lvlText w:val="%3."/>
+      <w:lvlJc w:val="right"/>
+      <w:pPr>
+        <w:ind w:left="2160" w:hanging="180"/>
+      </w:pPr>
+    </w:lvl>
+    <w:lvl w:ilvl="3" w:tplc="0807000F" w:tentative="1">
+      <w:start w:val="1"/>
+      <w:numFmt w:val="decimal"/>
+      <w:lvlText w:val="%4."/>
+      <w:lvlJc w:val="left"/>
+      <w:pPr>
+        <w:ind w:left="2880" w:hanging="360"/>
+      </w:pPr>
+    </w:lvl>
+    <w:lvl w:ilvl="4" w:tplc="08070019" w:tentative="1">
+      <w:start w:val="1"/>
+      <w:numFmt w:val="lowerLetter"/>
+      <w:lvlText w:val="%5."/>
+      <w:lvlJc w:val="left"/>
+      <w:pPr>
+        <w:ind w:left="3600" w:hanging="360"/>
+      </w:pPr>
+    </w:lvl>
+    <w:lvl w:ilvl="5" w:tplc="0807001B" w:tentative="1">
+      <w:start w:val="1"/>
+      <w:numFmt w:val="lowerRoman"/>
+      <w:lvlText w:val="%6."/>
+      <w:lvlJc w:val="right"/>
+      <w:pPr>
+        <w:ind w:left="4320" w:hanging="180"/>
+      </w:pPr>
+    </w:lvl>
+    <w:lvl w:ilvl="6" w:tplc="0807000F" w:tentative="1">
+      <w:start w:val="1"/>
+      <w:numFmt w:val="decimal"/>
+      <w:lvlText w:val="%7."/>
+      <w:lvlJc w:val="left"/>
+      <w:pPr>
+        <w:ind w:left="5040" w:hanging="360"/>
+      </w:pPr>
+    </w:lvl>
+    <w:lvl w:ilvl="7" w:tplc="08070019" w:tentative="1">
+      <w:start w:val="1"/>
+      <w:numFmt w:val="lowerLetter"/>
+      <w:lvlText w:val="%8."/>
+      <w:lvlJc w:val="left"/>
+      <w:pPr>
+        <w:ind w:left="5760" w:hanging="360"/>
+      </w:pPr>
+    </w:lvl>
+    <w:lvl w:ilvl="8" w:tplc="0807001B" w:tentative="1">
+      <w:start w:val="1"/>
+      <w:numFmt w:val="lowerRoman"/>
+      <w:lvlText w:val="%9."/>
+      <w:lvlJc w:val="right"/>
+      <w:pPr>
+        <w:ind w:left="6480" w:hanging="180"/>
+      </w:pPr>
+    </w:lvl>
+  </w:abstractNum>
+  <w:abstractNum w:abstractNumId="2" w15:restartNumberingAfterBreak="0">
+    <w:nsid w:val="48873389"/>
+    <w:multiLevelType w:val="hybridMultilevel"/>
+    <w:tmpl w:val="CDE8C5F8"/>
+    <w:lvl w:ilvl="0" w:tplc="0807000F">
+      <w:start w:val="1"/>
+      <w:numFmt w:val="decimal"/>
+      <w:lvlText w:val="%1."/>
+      <w:lvlJc w:val="left"/>
+      <w:pPr>
+        <w:ind w:left="720" w:hanging="360"/>
+      </w:pPr>
+      <w:rPr>
+        <w:rFonts w:hint="default"/>
+      </w:rPr>
+    </w:lvl>
+    <w:lvl w:ilvl="1" w:tplc="08070019" w:tentative="1">
+      <w:start w:val="1"/>
+      <w:numFmt w:val="lowerLetter"/>
+      <w:lvlText w:val="%2."/>
+      <w:lvlJc w:val="left"/>
+      <w:pPr>
+        <w:ind w:left="1440" w:hanging="360"/>
+      </w:pPr>
+    </w:lvl>
+    <w:lvl w:ilvl="2" w:tplc="0807001B" w:tentative="1">
+      <w:start w:val="1"/>
+      <w:numFmt w:val="lowerRoman"/>
+      <w:lvlText w:val="%3."/>
+      <w:lvlJc w:val="right"/>
+      <w:pPr>
+        <w:ind w:left="2160" w:hanging="180"/>
+      </w:pPr>
+    </w:lvl>
+    <w:lvl w:ilvl="3" w:tplc="0807000F" w:tentative="1">
+      <w:start w:val="1"/>
+      <w:numFmt w:val="decimal"/>
+      <w:lvlText w:val="%4."/>
+      <w:lvlJc w:val="left"/>
+      <w:pPr>
+        <w:ind w:left="2880" w:hanging="360"/>
+      </w:pPr>
+    </w:lvl>
+    <w:lvl w:ilvl="4" w:tplc="08070019" w:tentative="1">
+      <w:start w:val="1"/>
+      <w:numFmt w:val="lowerLetter"/>
+      <w:lvlText w:val="%5."/>
+      <w:lvlJc w:val="left"/>
+      <w:pPr>
+        <w:ind w:left="3600" w:hanging="360"/>
+      </w:pPr>
+    </w:lvl>
+    <w:lvl w:ilvl="5" w:tplc="0807001B" w:tentative="1">
+      <w:start w:val="1"/>
+      <w:numFmt w:val="lowerRoman"/>
+      <w:lvlText w:val="%6."/>
+      <w:lvlJc w:val="right"/>
+      <w:pPr>
+        <w:ind w:left="4320" w:hanging="180"/>
+      </w:pPr>
+    </w:lvl>
+    <w:lvl w:ilvl="6" w:tplc="0807000F" w:tentative="1">
+      <w:start w:val="1"/>
+      <w:numFmt w:val="decimal"/>
+      <w:lvlText w:val="%7."/>
+      <w:lvlJc w:val="left"/>
+      <w:pPr>
+        <w:ind w:left="5040" w:hanging="360"/>
+      </w:pPr>
+    </w:lvl>
+    <w:lvl w:ilvl="7" w:tplc="08070019" w:tentative="1">
+      <w:start w:val="1"/>
+      <w:numFmt w:val="lowerLetter"/>
+      <w:lvlText w:val="%8."/>
+      <w:lvlJc w:val="left"/>
+      <w:pPr>
+        <w:ind w:left="5760" w:hanging="360"/>
+      </w:pPr>
+    </w:lvl>
+    <w:lvl w:ilvl="8" w:tplc="0807001B" w:tentative="1">
+      <w:start w:val="1"/>
+      <w:numFmt w:val="lowerRoman"/>
+      <w:lvlText w:val="%9."/>
+      <w:lvlJc w:val="right"/>
+      <w:pPr>
+        <w:ind w:left="6480" w:hanging="180"/>
+      </w:pPr>
+    </w:lvl>
+  </w:abstractNum>
+  <w:abstractNum w:abstractNumId="3" w15:restartNumberingAfterBreak="0">
+    <w:nsid w:val="733E5A7B"/>
+    <w:multiLevelType w:val="hybridMultilevel"/>
+    <w:tmpl w:val="842C1EDC"/>
+    <w:lvl w:ilvl="0" w:tplc="2990CB36">
+      <w:start w:val="1"/>
+      <w:numFmt w:val="decimal"/>
+      <w:lvlText w:val="%1-"/>
+      <w:lvlJc w:val="left"/>
+      <w:pPr>
+        <w:ind w:left="720" w:hanging="360"/>
+      </w:pPr>
+      <w:rPr>
+        <w:rFonts w:hint="default"/>
+      </w:rPr>
+    </w:lvl>
+    <w:lvl w:ilvl="1" w:tplc="08070019" w:tentative="1">
+      <w:start w:val="1"/>
+      <w:numFmt w:val="lowerLetter"/>
+      <w:lvlText w:val="%2."/>
+      <w:lvlJc w:val="left"/>
+      <w:pPr>
+        <w:ind w:left="1440" w:hanging="360"/>
+      </w:pPr>
+    </w:lvl>
+    <w:lvl w:ilvl="2" w:tplc="0807001B" w:tentative="1">
+      <w:start w:val="1"/>
+      <w:numFmt w:val="lowerRoman"/>
+      <w:lvlText w:val="%3."/>
+      <w:lvlJc w:val="right"/>
+      <w:pPr>
+        <w:ind w:left="2160" w:hanging="180"/>
+      </w:pPr>
+    </w:lvl>
+    <w:lvl w:ilvl="3" w:tplc="0807000F" w:tentative="1">
+      <w:start w:val="1"/>
+      <w:numFmt w:val="decimal"/>
+      <w:lvlText w:val="%4."/>
+      <w:lvlJc w:val="left"/>
+      <w:pPr>
+        <w:ind w:left="2880" w:hanging="360"/>
+      </w:pPr>
+    </w:lvl>
+    <w:lvl w:ilvl="4" w:tplc="08070019" w:tentative="1">
+      <w:start w:val="1"/>
+      <w:numFmt w:val="lowerLetter"/>
+      <w:lvlText w:val="%5."/>
+      <w:lvlJc w:val="left"/>
+      <w:pPr>
+        <w:ind w:left="3600" w:hanging="360"/>
+      </w:pPr>
+    </w:lvl>
+    <w:lvl w:ilvl="5" w:tplc="0807001B" w:tentative="1">
+      <w:start w:val="1"/>
+      <w:numFmt w:val="lowerRoman"/>
+      <w:lvlText w:val="%6."/>
+      <w:lvlJc w:val="right"/>
+      <w:pPr>
+        <w:ind w:left="4320" w:hanging="180"/>
+      </w:pPr>
+    </w:lvl>
+    <w:lvl w:ilvl="6" w:tplc="0807000F" w:tentative="1">
+      <w:start w:val="1"/>
+      <w:numFmt w:val="decimal"/>
+      <w:lvlText w:val="%7."/>
+      <w:lvlJc w:val="left"/>
+      <w:pPr>
+        <w:ind w:left="5040" w:hanging="360"/>
+      </w:pPr>
+    </w:lvl>
+    <w:lvl w:ilvl="7" w:tplc="08070019" w:tentative="1">
+      <w:start w:val="1"/>
+      <w:numFmt w:val="lowerLetter"/>
+      <w:lvlText w:val="%8."/>
+      <w:lvlJc w:val="left"/>
+      <w:pPr>
+        <w:ind w:left="5760" w:hanging="360"/>
+      </w:pPr>
+    </w:lvl>
+    <w:lvl w:ilvl="8" w:tplc="0807001B" w:tentative="1">
+      <w:start w:val="1"/>
+      <w:numFmt w:val="lowerRoman"/>
+      <w:lvlText w:val="%9."/>
+      <w:lvlJc w:val="right"/>
+      <w:pPr>
+        <w:ind w:left="6480" w:hanging="180"/>
+      </w:pPr>
+    </w:lvl>
+  </w:abstractNum>
+  <w:num w:numId="1" w16cid:durableId="233395491">
+    <w:abstractNumId w:val="2"/>
+  </w:num>
+  <w:num w:numId="2" w16cid:durableId="1231188824">
+    <w:abstractNumId w:val="0"/>
+  </w:num>
+  <w:num w:numId="3" w16cid:durableId="376662093">
+    <w:abstractNumId w:val="3"/>
+  </w:num>
+  <w:num w:numId="4" w16cid:durableId="163279693">
+    <w:abstractNumId w:val="1"/>
+  </w:num>
+</w:numbering>
 </file>
 
 <file path=word/styles.xml><?xml version="1.0" encoding="utf-8"?>
@@ -3993,7 +4471,6 @@
   <w:style w:type="character" w:default="1" w:styleId="Absatz-Standardschriftart">
     <w:name w:val="Default Paragraph Font"/>
     <w:uiPriority w:val="1"/>
-    <w:semiHidden/>
     <w:unhideWhenUsed/>
   </w:style>
   <w:style w:type="table" w:default="1" w:styleId="NormaleTabelle">
@@ -4500,6 +4977,18 @@
       <w:ind w:left="480"/>
     </w:pPr>
   </w:style>
+  <w:style w:type="character" w:styleId="NichtaufgelsteErwhnung">
+    <w:name w:val="Unresolved Mention"/>
+    <w:basedOn w:val="Absatz-Standardschriftart"/>
+    <w:uiPriority w:val="99"/>
+    <w:semiHidden/>
+    <w:unhideWhenUsed/>
+    <w:rsid w:val="000D008D"/>
+    <w:rPr>
+      <w:color w:val="605E5C"/>
+      <w:shd w:val="clear" w:color="auto" w:fill="E1DFDD"/>
+    </w:rPr>
+  </w:style>
 </w:styles>
 </file>
 
@@ -4538,18 +5027,18 @@
 
 <file path=word/glossary/fontTable.xml><?xml version="1.0" encoding="utf-8"?>
 <w:fonts xmlns:mc="http://schemas.openxmlformats.org/markup-compatibility/2006" xmlns:r="http://schemas.openxmlformats.org/officeDocument/2006/relationships" xmlns:w="http://schemas.openxmlformats.org/wordprocessingml/2006/main" xmlns:w14="http://schemas.microsoft.com/office/word/2010/wordml" xmlns:w15="http://schemas.microsoft.com/office/word/2012/wordml" xmlns:w16cex="http://schemas.microsoft.com/office/word/2018/wordml/cex" xmlns:w16cid="http://schemas.microsoft.com/office/word/2016/wordml/cid" xmlns:w16="http://schemas.microsoft.com/office/word/2018/wordml" xmlns:w16du="http://schemas.microsoft.com/office/word/2023/wordml/word16du" xmlns:w16sdtdh="http://schemas.microsoft.com/office/word/2020/wordml/sdtdatahash" xmlns:w16sdtfl="http://schemas.microsoft.com/office/word/2024/wordml/sdtformatlock" xmlns:w16se="http://schemas.microsoft.com/office/word/2015/wordml/symex" mc:Ignorable="w14 w15 w16se w16cid w16 w16cex w16sdtdh w16sdtfl w16du">
-  <w:font w:name="Aptos">
-    <w:charset w:val="00"/>
-    <w:family w:val="swiss"/>
-    <w:pitch w:val="variable"/>
-    <w:sig w:usb0="20000287" w:usb1="00000003" w:usb2="00000000" w:usb3="00000000" w:csb0="0000019F" w:csb1="00000000"/>
-  </w:font>
   <w:font w:name="Times New Roman">
     <w:panose1 w:val="02020603050405020304"/>
     <w:charset w:val="00"/>
     <w:family w:val="roman"/>
     <w:pitch w:val="variable"/>
     <w:sig w:usb0="E0002EFF" w:usb1="C000785B" w:usb2="00000009" w:usb3="00000000" w:csb0="000001FF" w:csb1="00000000"/>
+  </w:font>
+  <w:font w:name="Aptos">
+    <w:charset w:val="00"/>
+    <w:family w:val="swiss"/>
+    <w:pitch w:val="variable"/>
+    <w:sig w:usb0="20000287" w:usb1="00000003" w:usb2="00000000" w:usb3="00000000" w:csb0="0000019F" w:csb1="00000000"/>
   </w:font>
   <w:font w:name="Aptos Display">
     <w:charset w:val="00"/>
@@ -4586,10 +5075,10 @@
     <w:rsidRoot w:val="00863F34"/>
     <w:rsid w:val="001A7A50"/>
     <w:rsid w:val="00863F34"/>
-    <w:rsid w:val="00986C8D"/>
     <w:rsid w:val="00B96909"/>
     <w:rsid w:val="00C134A3"/>
     <w:rsid w:val="00D37756"/>
+    <w:rsid w:val="00D47AFC"/>
   </w:rsids>
   <m:mathPr>
     <m:mathFont m:val="Cambria Math"/>

--- a/M129/Projekt_LB2/Dokumentation/Dokumentation_M129_LB2.docx
+++ b/M129/Projekt_LB2/Dokumentation/Dokumentation_M129_LB2.docx
@@ -981,7 +981,7 @@
               </mc:Choice>
               <mc:Fallback>
                 <w:pict>
-                  <v:group w14:anchorId="537DCA97" id="Gruppe 114" o:spid="_x0000_s1026" style="position:absolute;margin-left:0;margin-top:0;width:18pt;height:10in;z-index:251659264;mso-width-percent:29;mso-height-percent:909;mso-left-percent:45;mso-position-horizontal-relative:page;mso-position-vertical:center;mso-position-vertical-relative:page;mso-width-percent:29;mso-height-percent:909;mso-left-percent:45" coordsize="2286,91440" o:gfxdata="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">
+                  <v:group w14:anchorId="48476380" id="Gruppe 114" o:spid="_x0000_s1026" style="position:absolute;margin-left:0;margin-top:0;width:18pt;height:10in;z-index:251659264;mso-width-percent:29;mso-height-percent:909;mso-left-percent:45;mso-position-horizontal-relative:page;mso-position-vertical:center;mso-position-vertical-relative:page;mso-width-percent:29;mso-height-percent:909;mso-left-percent:45" coordsize="2286,91440" o:gfxdata="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">
                     <v:rect id="Rechteck 115" o:spid="_x0000_s1027" style="position:absolute;width:2286;height:87820;visibility:visible;mso-wrap-style:square;v-text-anchor:middle" o:gfxdata="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" fillcolor="#e97132 [3205]" stroked="f" strokeweight="1pt"/>
                     <v:rect id="Rechteck 116" o:spid="_x0000_s1028" style="position:absolute;top:89154;width:2286;height:2286;visibility:visible;mso-wrap-style:square;v-text-anchor:middle" o:gfxdata="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" fillcolor="#156082 [3204]" stroked="f" strokeweight="1pt">
                       <o:lock v:ext="edit" aspectratio="t"/>
@@ -2920,12 +2920,10 @@
         <w:pStyle w:val="berschrift2"/>
       </w:pPr>
       <w:bookmarkStart w:id="1" w:name="_Toc225846238"/>
-      <w:proofErr w:type="spellStart"/>
       <w:r>
         <w:t>BeASwitch</w:t>
       </w:r>
       <w:bookmarkEnd w:id="1"/>
-      <w:proofErr w:type="spellEnd"/>
     </w:p>
     <w:p>
       <w:pPr>
@@ -2939,23 +2937,7 @@
     </w:p>
     <w:p>
       <w:r>
-        <w:t xml:space="preserve">Es soll im Programm </w:t>
-      </w:r>
-      <w:proofErr w:type="spellStart"/>
-      <w:r>
-        <w:t>BeASwitch</w:t>
-      </w:r>
-      <w:proofErr w:type="spellEnd"/>
-      <w:r>
-        <w:t xml:space="preserve"> im </w:t>
-      </w:r>
-      <w:proofErr w:type="spellStart"/>
-      <w:r>
-        <w:t>Exam</w:t>
-      </w:r>
-      <w:proofErr w:type="spellEnd"/>
-      <w:r>
-        <w:t xml:space="preserve"> Modus ein Score von 27 richtigen Lösungen aus 30 Aufgaben erreicht werden. Ist dieses Ziel erreicht, soll davon ein Screenshot gemacht werden.</w:t>
+        <w:t>Es soll im Programm BeASwitch im Exam Modus ein Score von 27 richtigen Lösungen aus 30 Aufgaben erreicht werden. Ist dieses Ziel erreicht, soll davon ein Screenshot gemacht werden.</w:t>
       </w:r>
     </w:p>
     <w:p>
@@ -2977,12 +2959,10 @@
         <w:pStyle w:val="berschrift2"/>
       </w:pPr>
       <w:bookmarkStart w:id="4" w:name="_Toc225846241"/>
-      <w:proofErr w:type="spellStart"/>
       <w:r>
         <w:t>BeARouter</w:t>
       </w:r>
       <w:bookmarkEnd w:id="4"/>
-      <w:proofErr w:type="spellEnd"/>
     </w:p>
     <w:p>
       <w:pPr>
@@ -2996,26 +2976,13 @@
     </w:p>
     <w:p>
       <w:r>
-        <w:t xml:space="preserve">Es soll im Programm </w:t>
-      </w:r>
-      <w:proofErr w:type="spellStart"/>
-      <w:r>
-        <w:t>BeA</w:t>
+        <w:t>Es soll im Programm BeA</w:t>
       </w:r>
       <w:r>
         <w:t>Router</w:t>
       </w:r>
-      <w:proofErr w:type="spellEnd"/>
-      <w:r>
-        <w:t xml:space="preserve"> im </w:t>
-      </w:r>
-      <w:proofErr w:type="spellStart"/>
-      <w:r>
-        <w:t>Exam</w:t>
-      </w:r>
-      <w:proofErr w:type="spellEnd"/>
-      <w:r>
-        <w:t xml:space="preserve"> Modus ein Score von 27 richtigen Lösungen aus 30 Aufgaben erreicht werden. Ist dieses Ziel erreicht, soll davon ein Screenshot gemacht werden.</w:t>
+      <w:r>
+        <w:t xml:space="preserve"> im Exam Modus ein Score von 27 richtigen Lösungen aus 30 Aufgaben erreicht werden. Ist dieses Ziel erreicht, soll davon ein Screenshot gemacht werden.</w:t>
       </w:r>
     </w:p>
     <w:p>
@@ -3155,34 +3122,54 @@
       </w:r>
     </w:p>
     <w:p>
-      <w:proofErr w:type="spellStart"/>
-      <w:r>
-        <w:t>Application</w:t>
-      </w:r>
-      <w:proofErr w:type="spellEnd"/>
-      <w:r>
-        <w:t>:</w:t>
+      <w:r>
+        <w:t>Application:</w:t>
       </w:r>
     </w:p>
     <w:p>
-      <w:proofErr w:type="spellStart"/>
-      <w:r>
-        <w:t>Presentation</w:t>
-      </w:r>
-      <w:proofErr w:type="spellEnd"/>
-      <w:r>
-        <w:t>:</w:t>
+      <w:r>
+        <w:t>Presentation:</w:t>
+      </w:r>
+      <w:r>
+        <w:br/>
+        <w:t xml:space="preserve">Diese Schicht </w:t>
+      </w:r>
+      <w:r>
+        <w:t>setzt die systemabhängige Darstellung</w:t>
+      </w:r>
+      <w:r>
+        <w:t xml:space="preserve"> der Daten </w:t>
+      </w:r>
+      <w:r>
+        <w:t>in eine unabhängige Form um und ermöglicht somit den syntaktisch korrekten Datenaustausch zwischen unterschiedlichen Systemen.</w:t>
       </w:r>
     </w:p>
     <w:p>
       <w:r>
         <w:t>Session:</w:t>
       </w:r>
+      <w:r>
+        <w:br/>
+        <w:t xml:space="preserve">Diese Schicht verantwortet die </w:t>
+      </w:r>
+      <w:r>
+        <w:t>Steuerung der Verbindungen und des Datenaustausch</w:t>
+      </w:r>
+      <w:r>
+        <w:t>.</w:t>
+      </w:r>
     </w:p>
     <w:p>
       <w:r>
         <w:t>Transport:</w:t>
       </w:r>
+      <w:r>
+        <w:br/>
+        <w:t xml:space="preserve">Diese Schicht ist zuständig für die </w:t>
+      </w:r>
+      <w:r>
+        <w:t>Zuordnung der Datenpakete zu einer Anwendung.</w:t>
+      </w:r>
     </w:p>
     <w:p>
       <w:r>
@@ -3213,15 +3200,13 @@
       <w:r>
         <w:t>uverlässige und fehlerfreie Übertragung gewährleisten</w:t>
       </w:r>
+      <w:r>
+        <w:t>.</w:t>
+      </w:r>
     </w:p>
     <w:p>
-      <w:proofErr w:type="spellStart"/>
-      <w:r>
-        <w:t>Physical</w:t>
-      </w:r>
-      <w:proofErr w:type="spellEnd"/>
-      <w:r>
-        <w:t>:</w:t>
+      <w:r>
+        <w:t>Physical:</w:t>
       </w:r>
       <w:r>
         <w:t xml:space="preserve"> </w:t>
@@ -3279,6 +3264,7 @@
       </w:pPr>
       <w:bookmarkStart w:id="18" w:name="_Toc225846255"/>
       <w:r>
+        <w:lastRenderedPageBreak/>
         <w:t>Bearbeitung</w:t>
       </w:r>
       <w:bookmarkEnd w:id="18"/>
@@ -3313,7 +3299,6 @@
       </w:pPr>
       <w:bookmarkStart w:id="21" w:name="_Toc225846258"/>
       <w:r>
-        <w:lastRenderedPageBreak/>
         <w:t>Switch</w:t>
       </w:r>
       <w:bookmarkEnd w:id="21"/>
@@ -3330,15 +3315,7 @@
     </w:p>
     <w:p>
       <w:r>
-        <w:t xml:space="preserve">Es soll die benötigte Infrastruktur für ein neues Netzwerk zusammengestellt werden. Zudem sollen noch Bandbreiten berechnet und ein Netz im Cisco </w:t>
-      </w:r>
-      <w:proofErr w:type="spellStart"/>
-      <w:r>
-        <w:t>Packettracer</w:t>
-      </w:r>
-      <w:proofErr w:type="spellEnd"/>
-      <w:r>
-        <w:t xml:space="preserve"> erstellt werden. Die Zwischenschritte (Bearbeitung), Lösungen und Screenshots sind unter dem gleichnamigen Unterkapitel zu finden.</w:t>
+        <w:t>Es soll die benötigte Infrastruktur für ein neues Netzwerk zusammengestellt werden. Zudem sollen noch Bandbreiten berechnet und ein Netz im Cisco Packettracer erstellt werden. Die Zwischenschritte (Bearbeitung), Lösungen und Screenshots sind unter dem gleichnamigen Unterkapitel zu finden.</w:t>
       </w:r>
     </w:p>
     <w:p>
@@ -5075,10 +5052,10 @@
     <w:rsidRoot w:val="00863F34"/>
     <w:rsid w:val="001A7A50"/>
     <w:rsid w:val="00863F34"/>
+    <w:rsid w:val="009C2866"/>
     <w:rsid w:val="00B96909"/>
     <w:rsid w:val="00C134A3"/>
     <w:rsid w:val="00D37756"/>
-    <w:rsid w:val="00D47AFC"/>
   </w:rsids>
   <m:mathPr>
     <m:mathFont m:val="Cambria Math"/>

--- a/M129/Projekt_LB2/Dokumentation/Dokumentation_M129_LB2.docx
+++ b/M129/Projekt_LB2/Dokumentation/Dokumentation_M129_LB2.docx
@@ -981,7 +981,7 @@
               </mc:Choice>
               <mc:Fallback>
                 <w:pict>
-                  <v:group w14:anchorId="48476380" id="Gruppe 114" o:spid="_x0000_s1026" style="position:absolute;margin-left:0;margin-top:0;width:18pt;height:10in;z-index:251659264;mso-width-percent:29;mso-height-percent:909;mso-left-percent:45;mso-position-horizontal-relative:page;mso-position-vertical:center;mso-position-vertical-relative:page;mso-width-percent:29;mso-height-percent:909;mso-left-percent:45" coordsize="2286,91440" o:gfxdata="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">
+                  <v:group w14:anchorId="10F7E3B7" id="Gruppe 114" o:spid="_x0000_s1026" style="position:absolute;margin-left:0;margin-top:0;width:18pt;height:10in;z-index:251659264;mso-width-percent:29;mso-height-percent:909;mso-left-percent:45;mso-position-horizontal-relative:page;mso-position-vertical:center;mso-position-vertical-relative:page;mso-width-percent:29;mso-height-percent:909;mso-left-percent:45" coordsize="2286,91440" o:gfxdata="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">
                     <v:rect id="Rechteck 115" o:spid="_x0000_s1027" style="position:absolute;width:2286;height:87820;visibility:visible;mso-wrap-style:square;v-text-anchor:middle" o:gfxdata="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" fillcolor="#e97132 [3205]" stroked="f" strokeweight="1pt"/>
                     <v:rect id="Rechteck 116" o:spid="_x0000_s1028" style="position:absolute;top:89154;width:2286;height:2286;visibility:visible;mso-wrap-style:square;v-text-anchor:middle" o:gfxdata="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" fillcolor="#156082 [3204]" stroked="f" strokeweight="1pt">
                       <o:lock v:ext="edit" aspectratio="t"/>
@@ -2920,10 +2920,12 @@
         <w:pStyle w:val="berschrift2"/>
       </w:pPr>
       <w:bookmarkStart w:id="1" w:name="_Toc225846238"/>
+      <w:proofErr w:type="spellStart"/>
       <w:r>
         <w:t>BeASwitch</w:t>
       </w:r>
       <w:bookmarkEnd w:id="1"/>
+      <w:proofErr w:type="spellEnd"/>
     </w:p>
     <w:p>
       <w:pPr>
@@ -2937,7 +2939,23 @@
     </w:p>
     <w:p>
       <w:r>
-        <w:t>Es soll im Programm BeASwitch im Exam Modus ein Score von 27 richtigen Lösungen aus 30 Aufgaben erreicht werden. Ist dieses Ziel erreicht, soll davon ein Screenshot gemacht werden.</w:t>
+        <w:t xml:space="preserve">Es soll im Programm </w:t>
+      </w:r>
+      <w:proofErr w:type="spellStart"/>
+      <w:r>
+        <w:t>BeASwitch</w:t>
+      </w:r>
+      <w:proofErr w:type="spellEnd"/>
+      <w:r>
+        <w:t xml:space="preserve"> im </w:t>
+      </w:r>
+      <w:proofErr w:type="spellStart"/>
+      <w:r>
+        <w:t>Exam</w:t>
+      </w:r>
+      <w:proofErr w:type="spellEnd"/>
+      <w:r>
+        <w:t xml:space="preserve"> Modus ein Score von 27 richtigen Lösungen aus 30 Aufgaben erreicht werden. Ist dieses Ziel erreicht, soll davon ein Screenshot gemacht werden.</w:t>
       </w:r>
     </w:p>
     <w:p>
@@ -2959,10 +2977,12 @@
         <w:pStyle w:val="berschrift2"/>
       </w:pPr>
       <w:bookmarkStart w:id="4" w:name="_Toc225846241"/>
+      <w:proofErr w:type="spellStart"/>
       <w:r>
         <w:t>BeARouter</w:t>
       </w:r>
       <w:bookmarkEnd w:id="4"/>
+      <w:proofErr w:type="spellEnd"/>
     </w:p>
     <w:p>
       <w:pPr>
@@ -2976,13 +2996,26 @@
     </w:p>
     <w:p>
       <w:r>
-        <w:t>Es soll im Programm BeA</w:t>
+        <w:t xml:space="preserve">Es soll im Programm </w:t>
+      </w:r>
+      <w:proofErr w:type="spellStart"/>
+      <w:r>
+        <w:t>BeA</w:t>
       </w:r>
       <w:r>
         <w:t>Router</w:t>
       </w:r>
-      <w:r>
-        <w:t xml:space="preserve"> im Exam Modus ein Score von 27 richtigen Lösungen aus 30 Aufgaben erreicht werden. Ist dieses Ziel erreicht, soll davon ein Screenshot gemacht werden.</w:t>
+      <w:proofErr w:type="spellEnd"/>
+      <w:r>
+        <w:t xml:space="preserve"> im </w:t>
+      </w:r>
+      <w:proofErr w:type="spellStart"/>
+      <w:r>
+        <w:t>Exam</w:t>
+      </w:r>
+      <w:proofErr w:type="spellEnd"/>
+      <w:r>
+        <w:t xml:space="preserve"> Modus ein Score von 27 richtigen Lösungen aus 30 Aufgaben erreicht werden. Ist dieses Ziel erreicht, soll davon ein Screenshot gemacht werden.</w:t>
       </w:r>
     </w:p>
     <w:p>
@@ -3122,13 +3155,49 @@
       </w:r>
     </w:p>
     <w:p>
-      <w:r>
-        <w:t>Application:</w:t>
+      <w:pPr>
+        <w:ind w:left="360"/>
+      </w:pPr>
+      <w:proofErr w:type="spellStart"/>
+      <w:r>
+        <w:t>Application</w:t>
+      </w:r>
+      <w:proofErr w:type="spellEnd"/>
+      <w:r>
+        <w:t>:</w:t>
+      </w:r>
+      <w:r>
+        <w:br/>
+      </w:r>
+      <w:proofErr w:type="gramStart"/>
+      <w:r>
+        <w:t>Hier</w:t>
+      </w:r>
+      <w:proofErr w:type="gramEnd"/>
+      <w:r>
+        <w:t xml:space="preserve"> sind </w:t>
+      </w:r>
+      <w:r>
+        <w:t>Dienste, Anwendungen und Netzmanagement</w:t>
+      </w:r>
+      <w:r>
+        <w:t xml:space="preserve"> angesiedelt</w:t>
+      </w:r>
+      <w:r>
+        <w:t>.</w:t>
       </w:r>
     </w:p>
     <w:p>
-      <w:r>
-        <w:t>Presentation:</w:t>
+      <w:pPr>
+        <w:ind w:left="360"/>
+      </w:pPr>
+      <w:proofErr w:type="spellStart"/>
+      <w:r>
+        <w:t>Presentation</w:t>
+      </w:r>
+      <w:proofErr w:type="spellEnd"/>
+      <w:r>
+        <w:t>:</w:t>
       </w:r>
       <w:r>
         <w:br/>
@@ -3145,6 +3214,9 @@
       </w:r>
     </w:p>
     <w:p>
+      <w:pPr>
+        <w:ind w:left="360"/>
+      </w:pPr>
       <w:r>
         <w:t>Session:</w:t>
       </w:r>
@@ -3160,6 +3232,9 @@
       </w:r>
     </w:p>
     <w:p>
+      <w:pPr>
+        <w:ind w:left="360"/>
+      </w:pPr>
       <w:r>
         <w:t>Transport:</w:t>
       </w:r>
@@ -3172,6 +3247,9 @@
       </w:r>
     </w:p>
     <w:p>
+      <w:pPr>
+        <w:ind w:left="360"/>
+      </w:pPr>
       <w:r>
         <w:t>Network:</w:t>
       </w:r>
@@ -3190,6 +3268,9 @@
       </w:r>
     </w:p>
     <w:p>
+      <w:pPr>
+        <w:ind w:left="360"/>
+      </w:pPr>
       <w:r>
         <w:t>Data Link:</w:t>
       </w:r>
@@ -3205,8 +3286,16 @@
       </w:r>
     </w:p>
     <w:p>
-      <w:r>
-        <w:t>Physical:</w:t>
+      <w:pPr>
+        <w:ind w:left="360"/>
+      </w:pPr>
+      <w:proofErr w:type="spellStart"/>
+      <w:r>
+        <w:t>Physical</w:t>
+      </w:r>
+      <w:proofErr w:type="spellEnd"/>
+      <w:r>
+        <w:t>:</w:t>
       </w:r>
       <w:r>
         <w:t xml:space="preserve"> </w:t>
@@ -3221,10 +3310,91 @@
     </w:p>
     <w:p>
       <w:pPr>
+        <w:pStyle w:val="Listenabsatz"/>
+        <w:numPr>
+          <w:ilvl w:val="0"/>
+          <w:numId w:val="4"/>
+        </w:numPr>
+      </w:pPr>
+      <w:r>
+        <w:t xml:space="preserve">Es folgen die Antworten zu den Fragen über Port-Nummern und deren Bereiche: </w:t>
+      </w:r>
+      <w:r>
+        <w:br/>
+        <w:t>a) 16 Bit und die Nummern 0</w:t>
+      </w:r>
+      <w:r>
+        <w:t xml:space="preserve"> bis 65535</w:t>
+      </w:r>
+      <w:r>
+        <w:br/>
+        <w:t xml:space="preserve">b) 0 - </w:t>
+      </w:r>
+      <w:r>
+        <w:t>1023</w:t>
+      </w:r>
+      <w:r>
+        <w:br/>
+        <w:t xml:space="preserve">c) </w:t>
+      </w:r>
+      <w:r>
+        <w:t>1024</w:t>
+      </w:r>
+      <w:r>
+        <w:t xml:space="preserve"> </w:t>
+      </w:r>
+      <w:r>
+        <w:t>–</w:t>
+      </w:r>
+      <w:r>
+        <w:t xml:space="preserve"> </w:t>
+      </w:r>
+      <w:r>
+        <w:t>49151</w:t>
+      </w:r>
+      <w:r>
+        <w:br/>
+        <w:t xml:space="preserve">d) </w:t>
+      </w:r>
+      <w:r>
+        <w:t>49152</w:t>
+      </w:r>
+      <w:r>
+        <w:t xml:space="preserve"> </w:t>
+      </w:r>
+      <w:r>
+        <w:t>–</w:t>
+      </w:r>
+      <w:r>
+        <w:t xml:space="preserve"> </w:t>
+      </w:r>
+      <w:r>
+        <w:t>65535</w:t>
+      </w:r>
+    </w:p>
+    <w:p>
+      <w:pPr>
+        <w:pStyle w:val="Listenabsatz"/>
+        <w:numPr>
+          <w:ilvl w:val="0"/>
+          <w:numId w:val="4"/>
+        </w:numPr>
+      </w:pPr>
+      <w:r>
+        <w:t>Es folgen die vollen Namen typischer Protokolle und deren Port-Nummern</w:t>
+      </w:r>
+      <w:r>
+        <w:br/>
+        <w:t xml:space="preserve">a. </w:t>
+      </w:r>
+    </w:p>
+    <w:p>
+      <w:pPr>
         <w:pStyle w:val="berschrift3"/>
       </w:pPr>
       <w:bookmarkStart w:id="15" w:name="_Toc225846252"/>
       <w:r>
+        <w:lastRenderedPageBreak/>
         <w:t>Screenshot</w:t>
       </w:r>
       <w:r>
@@ -3264,7 +3434,6 @@
       </w:pPr>
       <w:bookmarkStart w:id="18" w:name="_Toc225846255"/>
       <w:r>
-        <w:lastRenderedPageBreak/>
         <w:t>Bearbeitung</w:t>
       </w:r>
       <w:bookmarkEnd w:id="18"/>
@@ -3315,7 +3484,15 @@
     </w:p>
     <w:p>
       <w:r>
-        <w:t>Es soll die benötigte Infrastruktur für ein neues Netzwerk zusammengestellt werden. Zudem sollen noch Bandbreiten berechnet und ein Netz im Cisco Packettracer erstellt werden. Die Zwischenschritte (Bearbeitung), Lösungen und Screenshots sind unter dem gleichnamigen Unterkapitel zu finden.</w:t>
+        <w:t xml:space="preserve">Es soll die benötigte Infrastruktur für ein neues Netzwerk zusammengestellt werden. Zudem sollen noch Bandbreiten berechnet und ein Netz im Cisco </w:t>
+      </w:r>
+      <w:proofErr w:type="spellStart"/>
+      <w:r>
+        <w:t>Packettracer</w:t>
+      </w:r>
+      <w:proofErr w:type="spellEnd"/>
+      <w:r>
+        <w:t xml:space="preserve"> erstellt werden. Die Zwischenschritte (Bearbeitung), Lösungen und Screenshots sind unter dem gleichnamigen Unterkapitel zu finden.</w:t>
       </w:r>
     </w:p>
     <w:p>
@@ -3567,8 +3744,8 @@
   <w:abstractNum w:abstractNumId="1" w15:restartNumberingAfterBreak="0">
     <w:nsid w:val="2088333A"/>
     <w:multiLevelType w:val="hybridMultilevel"/>
-    <w:tmpl w:val="4D286236"/>
-    <w:lvl w:ilvl="0" w:tplc="0807000F">
+    <w:tmpl w:val="8FDC6A90"/>
+    <w:lvl w:ilvl="0" w:tplc="7C5E9108">
       <w:start w:val="1"/>
       <w:numFmt w:val="decimal"/>
       <w:lvlText w:val="%1."/>
@@ -3578,6 +3755,8 @@
       </w:pPr>
       <w:rPr>
         <w:rFonts w:hint="default"/>
+        <w:b/>
+        <w:bCs/>
       </w:rPr>
     </w:lvl>
     <w:lvl w:ilvl="1" w:tplc="08070019">
@@ -5051,8 +5230,8 @@
   <w:rsids>
     <w:rsidRoot w:val="00863F34"/>
     <w:rsid w:val="001A7A50"/>
+    <w:rsid w:val="00367509"/>
     <w:rsid w:val="00863F34"/>
-    <w:rsid w:val="009C2866"/>
     <w:rsid w:val="00B96909"/>
     <w:rsid w:val="00C134A3"/>
     <w:rsid w:val="00D37756"/>

--- a/M129/Projekt_LB2/Dokumentation/Dokumentation_M129_LB2.docx
+++ b/M129/Projekt_LB2/Dokumentation/Dokumentation_M129_LB2.docx
@@ -1004,9 +1004,13 @@
     <w:sdt>
       <w:sdtPr>
         <w:rPr>
+          <w:rFonts w:asciiTheme="minorHAnsi" w:eastAsiaTheme="minorHAnsi" w:hAnsiTheme="minorHAnsi" w:cstheme="minorBidi"/>
+          <w:color w:val="auto"/>
+          <w:kern w:val="2"/>
           <w:sz w:val="28"/>
           <w:szCs w:val="28"/>
-          <w:lang w:val="de-DE"/>
+          <w:lang w:val="de-DE" w:eastAsia="en-US"/>
+          <w14:ligatures w14:val="standardContextual"/>
         </w:rPr>
         <w:id w:val="-821808051"/>
         <w:docPartObj>
@@ -1016,15 +1020,10 @@
       </w:sdtPr>
       <w:sdtEndPr>
         <w:rPr>
-          <w:rFonts w:asciiTheme="minorHAnsi" w:eastAsiaTheme="minorHAnsi" w:hAnsiTheme="minorHAnsi" w:cstheme="minorBidi"/>
           <w:b/>
           <w:bCs/>
-          <w:color w:val="auto"/>
-          <w:kern w:val="2"/>
           <w:sz w:val="22"/>
           <w:szCs w:val="22"/>
-          <w:lang w:eastAsia="en-US"/>
-          <w14:ligatures w14:val="standardContextual"/>
         </w:rPr>
       </w:sdtEndPr>
       <w:sdtContent>
@@ -1078,7 +1077,7 @@
             </w:rPr>
             <w:fldChar w:fldCharType="separate"/>
           </w:r>
-          <w:hyperlink w:anchor="_Toc225846237" w:history="1">
+          <w:hyperlink w:anchor="_Toc226364047" w:history="1">
             <w:r>
               <w:rPr>
                 <w:rStyle w:val="Hyperlink"/>
@@ -1105,7 +1104,7 @@
                 <w:noProof/>
                 <w:webHidden/>
               </w:rPr>
-              <w:instrText xml:space="preserve"> PAGEREF _Toc225846237 \h </w:instrText>
+              <w:instrText xml:space="preserve"> PAGEREF _Toc226364047 \h </w:instrText>
             </w:r>
             <w:r>
               <w:rPr>
@@ -1148,7 +1147,7 @@
               <w:lang w:eastAsia="de-CH"/>
             </w:rPr>
           </w:pPr>
-          <w:hyperlink w:anchor="_Toc225846238" w:history="1">
+          <w:hyperlink w:anchor="_Toc226364048" w:history="1">
             <w:r>
               <w:rPr>
                 <w:rStyle w:val="Hyperlink"/>
@@ -1175,7 +1174,7 @@
                 <w:noProof/>
                 <w:webHidden/>
               </w:rPr>
-              <w:instrText xml:space="preserve"> PAGEREF _Toc225846238 \h </w:instrText>
+              <w:instrText xml:space="preserve"> PAGEREF _Toc226364048 \h </w:instrText>
             </w:r>
             <w:r>
               <w:rPr>
@@ -1218,7 +1217,7 @@
               <w:lang w:eastAsia="de-CH"/>
             </w:rPr>
           </w:pPr>
-          <w:hyperlink w:anchor="_Toc225846239" w:history="1">
+          <w:hyperlink w:anchor="_Toc226364049" w:history="1">
             <w:r>
               <w:rPr>
                 <w:rStyle w:val="Hyperlink"/>
@@ -1245,7 +1244,7 @@
                 <w:noProof/>
                 <w:webHidden/>
               </w:rPr>
-              <w:instrText xml:space="preserve"> PAGEREF _Toc225846239 \h </w:instrText>
+              <w:instrText xml:space="preserve"> PAGEREF _Toc226364049 \h </w:instrText>
             </w:r>
             <w:r>
               <w:rPr>
@@ -1288,7 +1287,7 @@
               <w:lang w:eastAsia="de-CH"/>
             </w:rPr>
           </w:pPr>
-          <w:hyperlink w:anchor="_Toc225846240" w:history="1">
+          <w:hyperlink w:anchor="_Toc226364050" w:history="1">
             <w:r>
               <w:rPr>
                 <w:rStyle w:val="Hyperlink"/>
@@ -1315,7 +1314,7 @@
                 <w:noProof/>
                 <w:webHidden/>
               </w:rPr>
-              <w:instrText xml:space="preserve"> PAGEREF _Toc225846240 \h </w:instrText>
+              <w:instrText xml:space="preserve"> PAGEREF _Toc226364050 \h </w:instrText>
             </w:r>
             <w:r>
               <w:rPr>
@@ -1358,7 +1357,7 @@
               <w:lang w:eastAsia="de-CH"/>
             </w:rPr>
           </w:pPr>
-          <w:hyperlink w:anchor="_Toc225846241" w:history="1">
+          <w:hyperlink w:anchor="_Toc226364051" w:history="1">
             <w:r>
               <w:rPr>
                 <w:rStyle w:val="Hyperlink"/>
@@ -1385,7 +1384,7 @@
                 <w:noProof/>
                 <w:webHidden/>
               </w:rPr>
-              <w:instrText xml:space="preserve"> PAGEREF _Toc225846241 \h </w:instrText>
+              <w:instrText xml:space="preserve"> PAGEREF _Toc226364051 \h </w:instrText>
             </w:r>
             <w:r>
               <w:rPr>
@@ -1428,7 +1427,7 @@
               <w:lang w:eastAsia="de-CH"/>
             </w:rPr>
           </w:pPr>
-          <w:hyperlink w:anchor="_Toc225846242" w:history="1">
+          <w:hyperlink w:anchor="_Toc226364052" w:history="1">
             <w:r>
               <w:rPr>
                 <w:rStyle w:val="Hyperlink"/>
@@ -1455,7 +1454,7 @@
                 <w:noProof/>
                 <w:webHidden/>
               </w:rPr>
-              <w:instrText xml:space="preserve"> PAGEREF _Toc225846242 \h </w:instrText>
+              <w:instrText xml:space="preserve"> PAGEREF _Toc226364052 \h </w:instrText>
             </w:r>
             <w:r>
               <w:rPr>
@@ -1498,7 +1497,7 @@
               <w:lang w:eastAsia="de-CH"/>
             </w:rPr>
           </w:pPr>
-          <w:hyperlink w:anchor="_Toc225846243" w:history="1">
+          <w:hyperlink w:anchor="_Toc226364053" w:history="1">
             <w:r>
               <w:rPr>
                 <w:rStyle w:val="Hyperlink"/>
@@ -1525,7 +1524,7 @@
                 <w:noProof/>
                 <w:webHidden/>
               </w:rPr>
-              <w:instrText xml:space="preserve"> PAGEREF _Toc225846243 \h </w:instrText>
+              <w:instrText xml:space="preserve"> PAGEREF _Toc226364053 \h </w:instrText>
             </w:r>
             <w:r>
               <w:rPr>
@@ -1568,7 +1567,7 @@
               <w:lang w:eastAsia="de-CH"/>
             </w:rPr>
           </w:pPr>
-          <w:hyperlink w:anchor="_Toc225846244" w:history="1">
+          <w:hyperlink w:anchor="_Toc226364054" w:history="1">
             <w:r>
               <w:rPr>
                 <w:rStyle w:val="Hyperlink"/>
@@ -1595,7 +1594,7 @@
                 <w:noProof/>
                 <w:webHidden/>
               </w:rPr>
-              <w:instrText xml:space="preserve"> PAGEREF _Toc225846244 \h </w:instrText>
+              <w:instrText xml:space="preserve"> PAGEREF _Toc226364054 \h </w:instrText>
             </w:r>
             <w:r>
               <w:rPr>
@@ -1638,7 +1637,7 @@
               <w:lang w:eastAsia="de-CH"/>
             </w:rPr>
           </w:pPr>
-          <w:hyperlink w:anchor="_Toc225846245" w:history="1">
+          <w:hyperlink w:anchor="_Toc226364055" w:history="1">
             <w:r>
               <w:rPr>
                 <w:rStyle w:val="Hyperlink"/>
@@ -1665,7 +1664,7 @@
                 <w:noProof/>
                 <w:webHidden/>
               </w:rPr>
-              <w:instrText xml:space="preserve"> PAGEREF _Toc225846245 \h </w:instrText>
+              <w:instrText xml:space="preserve"> PAGEREF _Toc226364055 \h </w:instrText>
             </w:r>
             <w:r>
               <w:rPr>
@@ -1708,7 +1707,7 @@
               <w:lang w:eastAsia="de-CH"/>
             </w:rPr>
           </w:pPr>
-          <w:hyperlink w:anchor="_Toc225846246" w:history="1">
+          <w:hyperlink w:anchor="_Toc226364056" w:history="1">
             <w:r>
               <w:rPr>
                 <w:rStyle w:val="Hyperlink"/>
@@ -1735,7 +1734,7 @@
                 <w:noProof/>
                 <w:webHidden/>
               </w:rPr>
-              <w:instrText xml:space="preserve"> PAGEREF _Toc225846246 \h </w:instrText>
+              <w:instrText xml:space="preserve"> PAGEREF _Toc226364056 \h </w:instrText>
             </w:r>
             <w:r>
               <w:rPr>
@@ -1755,7 +1754,7 @@
                 <w:noProof/>
                 <w:webHidden/>
               </w:rPr>
-              <w:t>2</w:t>
+              <w:t>3</w:t>
             </w:r>
             <w:r>
               <w:rPr>
@@ -1778,7 +1777,7 @@
               <w:lang w:eastAsia="de-CH"/>
             </w:rPr>
           </w:pPr>
-          <w:hyperlink w:anchor="_Toc225846247" w:history="1">
+          <w:hyperlink w:anchor="_Toc226364057" w:history="1">
             <w:r>
               <w:rPr>
                 <w:rStyle w:val="Hyperlink"/>
@@ -1805,7 +1804,7 @@
                 <w:noProof/>
                 <w:webHidden/>
               </w:rPr>
-              <w:instrText xml:space="preserve"> PAGEREF _Toc225846247 \h </w:instrText>
+              <w:instrText xml:space="preserve"> PAGEREF _Toc226364057 \h </w:instrText>
             </w:r>
             <w:r>
               <w:rPr>
@@ -1825,7 +1824,7 @@
                 <w:noProof/>
                 <w:webHidden/>
               </w:rPr>
-              <w:t>2</w:t>
+              <w:t>3</w:t>
             </w:r>
             <w:r>
               <w:rPr>
@@ -1848,7 +1847,7 @@
               <w:lang w:eastAsia="de-CH"/>
             </w:rPr>
           </w:pPr>
-          <w:hyperlink w:anchor="_Toc225846248" w:history="1">
+          <w:hyperlink w:anchor="_Toc226364058" w:history="1">
             <w:r>
               <w:rPr>
                 <w:rStyle w:val="Hyperlink"/>
@@ -1875,7 +1874,7 @@
                 <w:noProof/>
                 <w:webHidden/>
               </w:rPr>
-              <w:instrText xml:space="preserve"> PAGEREF _Toc225846248 \h </w:instrText>
+              <w:instrText xml:space="preserve"> PAGEREF _Toc226364058 \h </w:instrText>
             </w:r>
             <w:r>
               <w:rPr>
@@ -1895,7 +1894,7 @@
                 <w:noProof/>
                 <w:webHidden/>
               </w:rPr>
-              <w:t>2</w:t>
+              <w:t>3</w:t>
             </w:r>
             <w:r>
               <w:rPr>
@@ -1918,7 +1917,7 @@
               <w:lang w:eastAsia="de-CH"/>
             </w:rPr>
           </w:pPr>
-          <w:hyperlink w:anchor="_Toc225846249" w:history="1">
+          <w:hyperlink w:anchor="_Toc226364059" w:history="1">
             <w:r>
               <w:rPr>
                 <w:rStyle w:val="Hyperlink"/>
@@ -1945,7 +1944,7 @@
                 <w:noProof/>
                 <w:webHidden/>
               </w:rPr>
-              <w:instrText xml:space="preserve"> PAGEREF _Toc225846249 \h </w:instrText>
+              <w:instrText xml:space="preserve"> PAGEREF _Toc226364059 \h </w:instrText>
             </w:r>
             <w:r>
               <w:rPr>
@@ -1988,7 +1987,7 @@
               <w:lang w:eastAsia="de-CH"/>
             </w:rPr>
           </w:pPr>
-          <w:hyperlink w:anchor="_Toc225846250" w:history="1">
+          <w:hyperlink w:anchor="_Toc226364060" w:history="1">
             <w:r>
               <w:rPr>
                 <w:rStyle w:val="Hyperlink"/>
@@ -2015,7 +2014,7 @@
                 <w:noProof/>
                 <w:webHidden/>
               </w:rPr>
-              <w:instrText xml:space="preserve"> PAGEREF _Toc225846250 \h </w:instrText>
+              <w:instrText xml:space="preserve"> PAGEREF _Toc226364060 \h </w:instrText>
             </w:r>
             <w:r>
               <w:rPr>
@@ -2058,7 +2057,7 @@
               <w:lang w:eastAsia="de-CH"/>
             </w:rPr>
           </w:pPr>
-          <w:hyperlink w:anchor="_Toc225846251" w:history="1">
+          <w:hyperlink w:anchor="_Toc226364061" w:history="1">
             <w:r>
               <w:rPr>
                 <w:rStyle w:val="Hyperlink"/>
@@ -2085,7 +2084,7 @@
                 <w:noProof/>
                 <w:webHidden/>
               </w:rPr>
-              <w:instrText xml:space="preserve"> PAGEREF _Toc225846251 \h </w:instrText>
+              <w:instrText xml:space="preserve"> PAGEREF _Toc226364061 \h </w:instrText>
             </w:r>
             <w:r>
               <w:rPr>
@@ -2128,7 +2127,7 @@
               <w:lang w:eastAsia="de-CH"/>
             </w:rPr>
           </w:pPr>
-          <w:hyperlink w:anchor="_Toc225846252" w:history="1">
+          <w:hyperlink w:anchor="_Toc226364062" w:history="1">
             <w:r>
               <w:rPr>
                 <w:rStyle w:val="Hyperlink"/>
@@ -2155,7 +2154,7 @@
                 <w:noProof/>
                 <w:webHidden/>
               </w:rPr>
-              <w:instrText xml:space="preserve"> PAGEREF _Toc225846252 \h </w:instrText>
+              <w:instrText xml:space="preserve"> PAGEREF _Toc226364062 \h </w:instrText>
             </w:r>
             <w:r>
               <w:rPr>
@@ -2175,7 +2174,7 @@
                 <w:noProof/>
                 <w:webHidden/>
               </w:rPr>
-              <w:t>3</w:t>
+              <w:t>4</w:t>
             </w:r>
             <w:r>
               <w:rPr>
@@ -2198,7 +2197,7 @@
               <w:lang w:eastAsia="de-CH"/>
             </w:rPr>
           </w:pPr>
-          <w:hyperlink w:anchor="_Toc225846253" w:history="1">
+          <w:hyperlink w:anchor="_Toc226364063" w:history="1">
             <w:r>
               <w:rPr>
                 <w:rStyle w:val="Hyperlink"/>
@@ -2225,7 +2224,7 @@
                 <w:noProof/>
                 <w:webHidden/>
               </w:rPr>
-              <w:instrText xml:space="preserve"> PAGEREF _Toc225846253 \h </w:instrText>
+              <w:instrText xml:space="preserve"> PAGEREF _Toc226364063 \h </w:instrText>
             </w:r>
             <w:r>
               <w:rPr>
@@ -2245,7 +2244,7 @@
                 <w:noProof/>
                 <w:webHidden/>
               </w:rPr>
-              <w:t>3</w:t>
+              <w:t>4</w:t>
             </w:r>
             <w:r>
               <w:rPr>
@@ -2268,7 +2267,7 @@
               <w:lang w:eastAsia="de-CH"/>
             </w:rPr>
           </w:pPr>
-          <w:hyperlink w:anchor="_Toc225846254" w:history="1">
+          <w:hyperlink w:anchor="_Toc226364064" w:history="1">
             <w:r>
               <w:rPr>
                 <w:rStyle w:val="Hyperlink"/>
@@ -2295,7 +2294,7 @@
                 <w:noProof/>
                 <w:webHidden/>
               </w:rPr>
-              <w:instrText xml:space="preserve"> PAGEREF _Toc225846254 \h </w:instrText>
+              <w:instrText xml:space="preserve"> PAGEREF _Toc226364064 \h </w:instrText>
             </w:r>
             <w:r>
               <w:rPr>
@@ -2315,7 +2314,7 @@
                 <w:noProof/>
                 <w:webHidden/>
               </w:rPr>
-              <w:t>3</w:t>
+              <w:t>4</w:t>
             </w:r>
             <w:r>
               <w:rPr>
@@ -2338,7 +2337,7 @@
               <w:lang w:eastAsia="de-CH"/>
             </w:rPr>
           </w:pPr>
-          <w:hyperlink w:anchor="_Toc225846255" w:history="1">
+          <w:hyperlink w:anchor="_Toc226364065" w:history="1">
             <w:r>
               <w:rPr>
                 <w:rStyle w:val="Hyperlink"/>
@@ -2365,7 +2364,7 @@
                 <w:noProof/>
                 <w:webHidden/>
               </w:rPr>
-              <w:instrText xml:space="preserve"> PAGEREF _Toc225846255 \h </w:instrText>
+              <w:instrText xml:space="preserve"> PAGEREF _Toc226364065 \h </w:instrText>
             </w:r>
             <w:r>
               <w:rPr>
@@ -2385,7 +2384,7 @@
                 <w:noProof/>
                 <w:webHidden/>
               </w:rPr>
-              <w:t>3</w:t>
+              <w:t>4</w:t>
             </w:r>
             <w:r>
               <w:rPr>
@@ -2408,7 +2407,7 @@
               <w:lang w:eastAsia="de-CH"/>
             </w:rPr>
           </w:pPr>
-          <w:hyperlink w:anchor="_Toc225846256" w:history="1">
+          <w:hyperlink w:anchor="_Toc226364066" w:history="1">
             <w:r>
               <w:rPr>
                 <w:rStyle w:val="Hyperlink"/>
@@ -2435,7 +2434,7 @@
                 <w:noProof/>
                 <w:webHidden/>
               </w:rPr>
-              <w:instrText xml:space="preserve"> PAGEREF _Toc225846256 \h </w:instrText>
+              <w:instrText xml:space="preserve"> PAGEREF _Toc226364066 \h </w:instrText>
             </w:r>
             <w:r>
               <w:rPr>
@@ -2455,7 +2454,7 @@
                 <w:noProof/>
                 <w:webHidden/>
               </w:rPr>
-              <w:t>3</w:t>
+              <w:t>4</w:t>
             </w:r>
             <w:r>
               <w:rPr>
@@ -2478,7 +2477,7 @@
               <w:lang w:eastAsia="de-CH"/>
             </w:rPr>
           </w:pPr>
-          <w:hyperlink w:anchor="_Toc225846257" w:history="1">
+          <w:hyperlink w:anchor="_Toc226364067" w:history="1">
             <w:r>
               <w:rPr>
                 <w:rStyle w:val="Hyperlink"/>
@@ -2505,7 +2504,7 @@
                 <w:noProof/>
                 <w:webHidden/>
               </w:rPr>
-              <w:instrText xml:space="preserve"> PAGEREF _Toc225846257 \h </w:instrText>
+              <w:instrText xml:space="preserve"> PAGEREF _Toc226364067 \h </w:instrText>
             </w:r>
             <w:r>
               <w:rPr>
@@ -2525,7 +2524,7 @@
                 <w:noProof/>
                 <w:webHidden/>
               </w:rPr>
-              <w:t>3</w:t>
+              <w:t>4</w:t>
             </w:r>
             <w:r>
               <w:rPr>
@@ -2548,7 +2547,7 @@
               <w:lang w:eastAsia="de-CH"/>
             </w:rPr>
           </w:pPr>
-          <w:hyperlink w:anchor="_Toc225846258" w:history="1">
+          <w:hyperlink w:anchor="_Toc226364068" w:history="1">
             <w:r>
               <w:rPr>
                 <w:rStyle w:val="Hyperlink"/>
@@ -2575,7 +2574,7 @@
                 <w:noProof/>
                 <w:webHidden/>
               </w:rPr>
-              <w:instrText xml:space="preserve"> PAGEREF _Toc225846258 \h </w:instrText>
+              <w:instrText xml:space="preserve"> PAGEREF _Toc226364068 \h </w:instrText>
             </w:r>
             <w:r>
               <w:rPr>
@@ -2595,7 +2594,7 @@
                 <w:noProof/>
                 <w:webHidden/>
               </w:rPr>
-              <w:t>3</w:t>
+              <w:t>4</w:t>
             </w:r>
             <w:r>
               <w:rPr>
@@ -2618,7 +2617,7 @@
               <w:lang w:eastAsia="de-CH"/>
             </w:rPr>
           </w:pPr>
-          <w:hyperlink w:anchor="_Toc225846259" w:history="1">
+          <w:hyperlink w:anchor="_Toc226364069" w:history="1">
             <w:r>
               <w:rPr>
                 <w:rStyle w:val="Hyperlink"/>
@@ -2645,7 +2644,7 @@
                 <w:noProof/>
                 <w:webHidden/>
               </w:rPr>
-              <w:instrText xml:space="preserve"> PAGEREF _Toc225846259 \h </w:instrText>
+              <w:instrText xml:space="preserve"> PAGEREF _Toc226364069 \h </w:instrText>
             </w:r>
             <w:r>
               <w:rPr>
@@ -2665,7 +2664,7 @@
                 <w:noProof/>
                 <w:webHidden/>
               </w:rPr>
-              <w:t>3</w:t>
+              <w:t>4</w:t>
             </w:r>
             <w:r>
               <w:rPr>
@@ -2688,7 +2687,7 @@
               <w:lang w:eastAsia="de-CH"/>
             </w:rPr>
           </w:pPr>
-          <w:hyperlink w:anchor="_Toc225846260" w:history="1">
+          <w:hyperlink w:anchor="_Toc226364070" w:history="1">
             <w:r>
               <w:rPr>
                 <w:rStyle w:val="Hyperlink"/>
@@ -2715,7 +2714,7 @@
                 <w:noProof/>
                 <w:webHidden/>
               </w:rPr>
-              <w:instrText xml:space="preserve"> PAGEREF _Toc225846260 \h </w:instrText>
+              <w:instrText xml:space="preserve"> PAGEREF _Toc226364070 \h </w:instrText>
             </w:r>
             <w:r>
               <w:rPr>
@@ -2735,7 +2734,7 @@
                 <w:noProof/>
                 <w:webHidden/>
               </w:rPr>
-              <w:t>3</w:t>
+              <w:t>4</w:t>
             </w:r>
             <w:r>
               <w:rPr>
@@ -2758,7 +2757,7 @@
               <w:lang w:eastAsia="de-CH"/>
             </w:rPr>
           </w:pPr>
-          <w:hyperlink w:anchor="_Toc225846261" w:history="1">
+          <w:hyperlink w:anchor="_Toc226364071" w:history="1">
             <w:r>
               <w:rPr>
                 <w:rStyle w:val="Hyperlink"/>
@@ -2785,7 +2784,7 @@
                 <w:noProof/>
                 <w:webHidden/>
               </w:rPr>
-              <w:instrText xml:space="preserve"> PAGEREF _Toc225846261 \h </w:instrText>
+              <w:instrText xml:space="preserve"> PAGEREF _Toc226364071 \h </w:instrText>
             </w:r>
             <w:r>
               <w:rPr>
@@ -2805,7 +2804,7 @@
                 <w:noProof/>
                 <w:webHidden/>
               </w:rPr>
-              <w:t>3</w:t>
+              <w:t>4</w:t>
             </w:r>
             <w:r>
               <w:rPr>
@@ -2828,7 +2827,7 @@
               <w:lang w:eastAsia="de-CH"/>
             </w:rPr>
           </w:pPr>
-          <w:hyperlink w:anchor="_Toc225846262" w:history="1">
+          <w:hyperlink w:anchor="_Toc226364072" w:history="1">
             <w:r>
               <w:rPr>
                 <w:rStyle w:val="Hyperlink"/>
@@ -2855,7 +2854,7 @@
                 <w:noProof/>
                 <w:webHidden/>
               </w:rPr>
-              <w:instrText xml:space="preserve"> PAGEREF _Toc225846262 \h </w:instrText>
+              <w:instrText xml:space="preserve"> PAGEREF _Toc226364072 \h </w:instrText>
             </w:r>
             <w:r>
               <w:rPr>
@@ -2875,7 +2874,7 @@
                 <w:noProof/>
                 <w:webHidden/>
               </w:rPr>
-              <w:t>3</w:t>
+              <w:t>4</w:t>
             </w:r>
             <w:r>
               <w:rPr>
@@ -2905,7 +2904,7 @@
       <w:pPr>
         <w:pStyle w:val="berschrift1"/>
       </w:pPr>
-      <w:bookmarkStart w:id="0" w:name="_Toc225846237"/>
+      <w:bookmarkStart w:id="0" w:name="_Toc226364047"/>
       <w:r>
         <w:lastRenderedPageBreak/>
         <w:t>Aufgabe</w:t>
@@ -2919,9 +2918,12 @@
       <w:pPr>
         <w:pStyle w:val="berschrift2"/>
       </w:pPr>
-      <w:bookmarkStart w:id="1" w:name="_Toc225846238"/>
+      <w:bookmarkStart w:id="1" w:name="_Toc226364048"/>
       <w:proofErr w:type="spellStart"/>
       <w:r>
+        <w:rPr>
+          <w:highlight w:val="green"/>
+        </w:rPr>
         <w:t>BeASwitch</w:t>
       </w:r>
       <w:bookmarkEnd w:id="1"/>
@@ -2931,7 +2933,7 @@
       <w:pPr>
         <w:pStyle w:val="berschrift3"/>
       </w:pPr>
-      <w:bookmarkStart w:id="2" w:name="_Toc225846239"/>
+      <w:bookmarkStart w:id="2" w:name="_Toc226364049"/>
       <w:r>
         <w:t>Einleitung</w:t>
       </w:r>
@@ -2962,7 +2964,7 @@
       <w:pPr>
         <w:pStyle w:val="berschrift3"/>
       </w:pPr>
-      <w:bookmarkStart w:id="3" w:name="_Toc225846240"/>
+      <w:bookmarkStart w:id="3" w:name="_Toc226364050"/>
       <w:r>
         <w:t>Screenshot</w:t>
       </w:r>
@@ -2971,12 +2973,80 @@
       </w:r>
       <w:bookmarkEnd w:id="3"/>
     </w:p>
-    <w:p/>
     <w:p>
       <w:pPr>
+        <w:keepNext/>
+      </w:pPr>
+      <w:r>
+        <w:drawing>
+          <wp:inline distT="0" distB="0" distL="0" distR="0" wp14:anchorId="26B00D4F" wp14:editId="7AD0C890">
+            <wp:extent cx="3333921" cy="3092609"/>
+            <wp:effectExtent l="0" t="0" r="0" b="0"/>
+            <wp:docPr id="561670399" name="Grafik 1" descr="Screenshot eines Erfolgzertifikatsfensters mit einer Glückwunschnachricht für das Erreichen eines Ziels von 28/30. Darunter ein Textfeld mit einem codierten SuccessCertificate in ASCII-Format, das an einen Ausbilder gesendet werden kann.&#10;&#10;KI-generierte Inhalte können fehlerhaft sein."/>
+            <wp:cNvGraphicFramePr>
+              <a:graphicFrameLocks xmlns:a="http://schemas.openxmlformats.org/drawingml/2006/main" noChangeAspect="1"/>
+            </wp:cNvGraphicFramePr>
+            <a:graphic xmlns:a="http://schemas.openxmlformats.org/drawingml/2006/main">
+              <a:graphicData uri="http://schemas.openxmlformats.org/drawingml/2006/picture">
+                <pic:pic xmlns:pic="http://schemas.openxmlformats.org/drawingml/2006/picture">
+                  <pic:nvPicPr>
+                    <pic:cNvPr id="561670399" name="Grafik 1" descr="Screenshot eines Erfolgzertifikatsfensters mit einer Glückwunschnachricht für das Erreichen eines Ziels von 28/30. Darunter ein Textfeld mit einem codierten SuccessCertificate in ASCII-Format, das an einen Ausbilder gesendet werden kann.&#10;&#10;KI-generierte Inhalte können fehlerhaft sein."/>
+                    <pic:cNvPicPr/>
+                  </pic:nvPicPr>
+                  <pic:blipFill>
+                    <a:blip r:embed="rId9"/>
+                    <a:stretch>
+                      <a:fillRect/>
+                    </a:stretch>
+                  </pic:blipFill>
+                  <pic:spPr>
+                    <a:xfrm>
+                      <a:off x="0" y="0"/>
+                      <a:ext cx="3333921" cy="3092609"/>
+                    </a:xfrm>
+                    <a:prstGeom prst="rect">
+                      <a:avLst/>
+                    </a:prstGeom>
+                  </pic:spPr>
+                </pic:pic>
+              </a:graphicData>
+            </a:graphic>
+          </wp:inline>
+        </w:drawing>
+      </w:r>
+    </w:p>
+    <w:p>
+      <w:pPr>
+        <w:pStyle w:val="Beschriftung"/>
+      </w:pPr>
+      <w:r>
+        <w:t xml:space="preserve">Abbildung </w:t>
+      </w:r>
+      <w:fldSimple w:instr=" SEQ Abbildung \* ARABIC ">
+        <w:r>
+          <w:rPr>
+            <w:noProof/>
+          </w:rPr>
+          <w:t>1</w:t>
+        </w:r>
+      </w:fldSimple>
+      <w:r>
+        <w:t>: Erfolgszertifikat</w:t>
+      </w:r>
+      <w:r>
+        <w:t xml:space="preserve"> </w:t>
+      </w:r>
+      <w:proofErr w:type="spellStart"/>
+      <w:r>
+        <w:t>BeASwitch</w:t>
+      </w:r>
+      <w:proofErr w:type="spellEnd"/>
+    </w:p>
+    <w:p>
+      <w:pPr>
         <w:pStyle w:val="berschrift2"/>
       </w:pPr>
-      <w:bookmarkStart w:id="4" w:name="_Toc225846241"/>
+      <w:bookmarkStart w:id="4" w:name="_Toc226364051"/>
       <w:proofErr w:type="spellStart"/>
       <w:r>
         <w:t>BeARouter</w:t>
@@ -2988,7 +3058,7 @@
       <w:pPr>
         <w:pStyle w:val="berschrift3"/>
       </w:pPr>
-      <w:bookmarkStart w:id="5" w:name="_Toc225846242"/>
+      <w:bookmarkStart w:id="5" w:name="_Toc226364052"/>
       <w:r>
         <w:t>Einleitung</w:t>
       </w:r>
@@ -3000,10 +3070,7 @@
       </w:r>
       <w:proofErr w:type="spellStart"/>
       <w:r>
-        <w:t>BeA</w:t>
-      </w:r>
-      <w:r>
-        <w:t>Router</w:t>
+        <w:t>BeARouter</w:t>
       </w:r>
       <w:proofErr w:type="spellEnd"/>
       <w:r>
@@ -3022,8 +3089,9 @@
       <w:pPr>
         <w:pStyle w:val="berschrift3"/>
       </w:pPr>
-      <w:bookmarkStart w:id="6" w:name="_Toc225846243"/>
-      <w:r>
+      <w:bookmarkStart w:id="6" w:name="_Toc226364053"/>
+      <w:r>
+        <w:lastRenderedPageBreak/>
         <w:t>Screenshot</w:t>
       </w:r>
       <w:r>
@@ -3031,12 +3099,80 @@
       </w:r>
       <w:bookmarkEnd w:id="6"/>
     </w:p>
-    <w:p/>
     <w:p>
       <w:pPr>
+        <w:keepNext/>
+      </w:pPr>
+      <w:r>
+        <w:drawing>
+          <wp:inline distT="0" distB="0" distL="0" distR="0" wp14:anchorId="28434BD7" wp14:editId="1AB7EE87">
+            <wp:extent cx="3355217" cy="3095625"/>
+            <wp:effectExtent l="0" t="0" r="0" b="0"/>
+            <wp:docPr id="73037754" name="Grafik 1"/>
+            <wp:cNvGraphicFramePr>
+              <a:graphicFrameLocks xmlns:a="http://schemas.openxmlformats.org/drawingml/2006/main" noChangeAspect="1"/>
+            </wp:cNvGraphicFramePr>
+            <a:graphic xmlns:a="http://schemas.openxmlformats.org/drawingml/2006/main">
+              <a:graphicData uri="http://schemas.openxmlformats.org/drawingml/2006/picture">
+                <pic:pic xmlns:pic="http://schemas.openxmlformats.org/drawingml/2006/picture">
+                  <pic:nvPicPr>
+                    <pic:cNvPr id="73037754" name=""/>
+                    <pic:cNvPicPr/>
+                  </pic:nvPicPr>
+                  <pic:blipFill>
+                    <a:blip r:embed="rId10"/>
+                    <a:stretch>
+                      <a:fillRect/>
+                    </a:stretch>
+                  </pic:blipFill>
+                  <pic:spPr>
+                    <a:xfrm>
+                      <a:off x="0" y="0"/>
+                      <a:ext cx="3375110" cy="3113979"/>
+                    </a:xfrm>
+                    <a:prstGeom prst="rect">
+                      <a:avLst/>
+                    </a:prstGeom>
+                  </pic:spPr>
+                </pic:pic>
+              </a:graphicData>
+            </a:graphic>
+          </wp:inline>
+        </w:drawing>
+      </w:r>
+    </w:p>
+    <w:p>
+      <w:pPr>
+        <w:pStyle w:val="Beschriftung"/>
+      </w:pPr>
+      <w:r>
+        <w:t xml:space="preserve">Abbildung </w:t>
+      </w:r>
+      <w:fldSimple w:instr=" SEQ Abbildung \* ARABIC ">
+        <w:r>
+          <w:rPr>
+            <w:noProof/>
+          </w:rPr>
+          <w:t>2</w:t>
+        </w:r>
+      </w:fldSimple>
+      <w:r>
+        <w:t>: Erfolgszertifikat</w:t>
+      </w:r>
+      <w:r>
+        <w:t xml:space="preserve"> </w:t>
+      </w:r>
+      <w:proofErr w:type="spellStart"/>
+      <w:r>
+        <w:t>BeARouter</w:t>
+      </w:r>
+      <w:proofErr w:type="spellEnd"/>
+    </w:p>
+    <w:p>
+      <w:pPr>
         <w:pStyle w:val="berschrift2"/>
       </w:pPr>
-      <w:bookmarkStart w:id="7" w:name="_Toc225846244"/>
+      <w:bookmarkStart w:id="7" w:name="_Toc226364054"/>
       <w:r>
         <w:t>Routing</w:t>
       </w:r>
@@ -3046,7 +3182,7 @@
       <w:pPr>
         <w:pStyle w:val="berschrift3"/>
       </w:pPr>
-      <w:bookmarkStart w:id="8" w:name="_Toc225846245"/>
+      <w:bookmarkStart w:id="8" w:name="_Toc226364055"/>
       <w:r>
         <w:t>Einleitung</w:t>
       </w:r>
@@ -3061,7 +3197,7 @@
       <w:pPr>
         <w:pStyle w:val="berschrift3"/>
       </w:pPr>
-      <w:bookmarkStart w:id="9" w:name="_Toc225846246"/>
+      <w:bookmarkStart w:id="9" w:name="_Toc226364056"/>
       <w:r>
         <w:t>Bearbeitung</w:t>
       </w:r>
@@ -3071,7 +3207,7 @@
       <w:pPr>
         <w:pStyle w:val="berschrift3"/>
       </w:pPr>
-      <w:bookmarkStart w:id="10" w:name="_Toc225846247"/>
+      <w:bookmarkStart w:id="10" w:name="_Toc226364057"/>
       <w:r>
         <w:t>Lösungen</w:t>
       </w:r>
@@ -3081,7 +3217,7 @@
       <w:pPr>
         <w:pStyle w:val="berschrift3"/>
       </w:pPr>
-      <w:bookmarkStart w:id="11" w:name="_Toc225846248"/>
+      <w:bookmarkStart w:id="11" w:name="_Toc226364058"/>
       <w:r>
         <w:t>Screenshot</w:t>
       </w:r>
@@ -3095,9 +3231,8 @@
       <w:pPr>
         <w:pStyle w:val="berschrift2"/>
       </w:pPr>
-      <w:bookmarkStart w:id="12" w:name="_Toc225846249"/>
-      <w:r>
-        <w:lastRenderedPageBreak/>
+      <w:bookmarkStart w:id="12" w:name="_Toc226364059"/>
+      <w:r>
         <w:t>Schichtenmodell</w:t>
       </w:r>
       <w:bookmarkEnd w:id="12"/>
@@ -3106,7 +3241,7 @@
       <w:pPr>
         <w:pStyle w:val="berschrift3"/>
       </w:pPr>
-      <w:bookmarkStart w:id="13" w:name="_Toc225846250"/>
+      <w:bookmarkStart w:id="13" w:name="_Toc226364060"/>
       <w:r>
         <w:t>Einleitung</w:t>
       </w:r>
@@ -3124,8 +3259,9 @@
       <w:pPr>
         <w:pStyle w:val="berschrift3"/>
       </w:pPr>
-      <w:bookmarkStart w:id="14" w:name="_Toc225846251"/>
-      <w:r>
+      <w:bookmarkStart w:id="14" w:name="_Toc226364061"/>
+      <w:r>
+        <w:lastRenderedPageBreak/>
         <w:t>Lösungen</w:t>
       </w:r>
       <w:bookmarkEnd w:id="14"/>
@@ -3302,10 +3438,7 @@
       </w:r>
       <w:r>
         <w:br/>
-        <w:t xml:space="preserve">Diese Schicht beinhaltet die physische Verbindung, über welche Bits </w:t>
-      </w:r>
-      <w:r>
-        <w:t>übertragen werden können.</w:t>
+        <w:t>Diese Schicht beinhaltet die physische Verbindung, über welche Bits übertragen werden können.</w:t>
       </w:r>
     </w:p>
     <w:p>
@@ -3392,9 +3525,8 @@
       <w:pPr>
         <w:pStyle w:val="berschrift3"/>
       </w:pPr>
-      <w:bookmarkStart w:id="15" w:name="_Toc225846252"/>
-      <w:r>
-        <w:lastRenderedPageBreak/>
+      <w:bookmarkStart w:id="15" w:name="_Toc226364062"/>
+      <w:r>
         <w:t>Screenshot</w:t>
       </w:r>
       <w:r>
@@ -3407,8 +3539,9 @@
       <w:pPr>
         <w:pStyle w:val="berschrift2"/>
       </w:pPr>
-      <w:bookmarkStart w:id="16" w:name="_Toc225846253"/>
-      <w:r>
+      <w:bookmarkStart w:id="16" w:name="_Toc226364063"/>
+      <w:r>
+        <w:lastRenderedPageBreak/>
         <w:t>Subnetting</w:t>
       </w:r>
       <w:bookmarkEnd w:id="16"/>
@@ -3417,7 +3550,7 @@
       <w:pPr>
         <w:pStyle w:val="berschrift3"/>
       </w:pPr>
-      <w:bookmarkStart w:id="17" w:name="_Toc225846254"/>
+      <w:bookmarkStart w:id="17" w:name="_Toc226364064"/>
       <w:r>
         <w:t>Einleitung</w:t>
       </w:r>
@@ -3432,7 +3565,7 @@
       <w:pPr>
         <w:pStyle w:val="berschrift3"/>
       </w:pPr>
-      <w:bookmarkStart w:id="18" w:name="_Toc225846255"/>
+      <w:bookmarkStart w:id="18" w:name="_Toc226364065"/>
       <w:r>
         <w:t>Bearbeitung</w:t>
       </w:r>
@@ -3442,7 +3575,7 @@
       <w:pPr>
         <w:pStyle w:val="berschrift3"/>
       </w:pPr>
-      <w:bookmarkStart w:id="19" w:name="_Toc225846256"/>
+      <w:bookmarkStart w:id="19" w:name="_Toc226364066"/>
       <w:r>
         <w:t>Lösungen</w:t>
       </w:r>
@@ -3452,7 +3585,7 @@
       <w:pPr>
         <w:pStyle w:val="berschrift3"/>
       </w:pPr>
-      <w:bookmarkStart w:id="20" w:name="_Toc225846257"/>
+      <w:bookmarkStart w:id="20" w:name="_Toc226364067"/>
       <w:r>
         <w:t>Screenshot</w:t>
       </w:r>
@@ -3466,7 +3599,7 @@
       <w:pPr>
         <w:pStyle w:val="berschrift2"/>
       </w:pPr>
-      <w:bookmarkStart w:id="21" w:name="_Toc225846258"/>
+      <w:bookmarkStart w:id="21" w:name="_Toc226364068"/>
       <w:r>
         <w:t>Switch</w:t>
       </w:r>
@@ -3476,7 +3609,7 @@
       <w:pPr>
         <w:pStyle w:val="berschrift3"/>
       </w:pPr>
-      <w:bookmarkStart w:id="22" w:name="_Toc225846259"/>
+      <w:bookmarkStart w:id="22" w:name="_Toc226364069"/>
       <w:r>
         <w:t>Einleitung</w:t>
       </w:r>
@@ -3499,7 +3632,7 @@
       <w:pPr>
         <w:pStyle w:val="berschrift3"/>
       </w:pPr>
-      <w:bookmarkStart w:id="23" w:name="_Toc225846260"/>
+      <w:bookmarkStart w:id="23" w:name="_Toc226364070"/>
       <w:r>
         <w:t>Bearbeitung</w:t>
       </w:r>
@@ -3509,7 +3642,7 @@
       <w:pPr>
         <w:pStyle w:val="berschrift3"/>
       </w:pPr>
-      <w:bookmarkStart w:id="24" w:name="_Toc225846261"/>
+      <w:bookmarkStart w:id="24" w:name="_Toc226364071"/>
       <w:r>
         <w:t>Lösungen</w:t>
       </w:r>
@@ -3519,7 +3652,7 @@
       <w:pPr>
         <w:pStyle w:val="berschrift3"/>
       </w:pPr>
-      <w:bookmarkStart w:id="25" w:name="_Toc225846262"/>
+      <w:bookmarkStart w:id="25" w:name="_Toc226364072"/>
       <w:r>
         <w:t>Screenshot</w:t>
       </w:r>
@@ -3529,7 +3662,7 @@
       <w:bookmarkEnd w:id="25"/>
     </w:p>
     <w:sectPr>
-      <w:footerReference w:type="default" r:id="rId9"/>
+      <w:footerReference w:type="default" r:id="rId11"/>
       <w:pgSz w:w="11906" w:h="16838"/>
       <w:pgMar w:top="1417" w:right="1417" w:bottom="1134" w:left="1417" w:header="708" w:footer="708" w:gutter="0"/>
       <w:pgNumType w:start="0"/>
@@ -4627,6 +4760,7 @@
   <w:style w:type="character" w:default="1" w:styleId="Absatz-Standardschriftart">
     <w:name w:val="Default Paragraph Font"/>
     <w:uiPriority w:val="1"/>
+    <w:semiHidden/>
     <w:unhideWhenUsed/>
   </w:style>
   <w:style w:type="table" w:default="1" w:styleId="NormaleTabelle">
@@ -5145,6 +5279,25 @@
       <w:shd w:val="clear" w:color="auto" w:fill="E1DFDD"/>
     </w:rPr>
   </w:style>
+  <w:style w:type="paragraph" w:styleId="Beschriftung">
+    <w:name w:val="caption"/>
+    <w:basedOn w:val="Standard"/>
+    <w:next w:val="Standard"/>
+    <w:uiPriority w:val="35"/>
+    <w:unhideWhenUsed/>
+    <w:qFormat/>
+    <w:rsid w:val="004D5B01"/>
+    <w:pPr>
+      <w:spacing w:after="200" w:line="240" w:lineRule="auto"/>
+    </w:pPr>
+    <w:rPr>
+      <w:i/>
+      <w:iCs/>
+      <w:color w:val="0E2841" w:themeColor="text2"/>
+      <w:sz w:val="18"/>
+      <w:szCs w:val="18"/>
+    </w:rPr>
+  </w:style>
 </w:styles>
 </file>
 
@@ -5231,6 +5384,8 @@
     <w:rsidRoot w:val="00863F34"/>
     <w:rsid w:val="001A7A50"/>
     <w:rsid w:val="00367509"/>
+    <w:rsid w:val="006F1CFC"/>
+    <w:rsid w:val="00717388"/>
     <w:rsid w:val="00863F34"/>
     <w:rsid w:val="00B96909"/>
     <w:rsid w:val="00C134A3"/>
@@ -5685,10 +5840,6 @@
     <w:semiHidden/>
     <w:unhideWhenUsed/>
   </w:style>
-  <w:style w:type="paragraph" w:customStyle="1" w:styleId="85A0C5B3CDDF417BAA4CF8C70BC014A7">
-    <w:name w:val="85A0C5B3CDDF417BAA4CF8C70BC014A7"/>
-    <w:rsid w:val="001A7A50"/>
-  </w:style>
   <w:style w:type="character" w:styleId="Platzhaltertext">
     <w:name w:val="Placeholder Text"/>
     <w:basedOn w:val="Absatz-Standardschriftart"/>

--- a/M129/Projekt_LB2/Dokumentation/Dokumentation_M129_LB2.docx
+++ b/M129/Projekt_LB2/Dokumentation/Dokumentation_M129_LB2.docx
@@ -107,7 +107,7 @@
                                   <w:tag w:val=""/>
                                   <w:id w:val="400952559"/>
                                   <w:dataBinding w:prefixMappings="xmlns:ns0='http://schemas.microsoft.com/office/2006/coverPageProps' " w:xpath="/ns0:CoverPageProperties[1]/ns0:PublishDate[1]" w:storeItemID="{55AF091B-3C7A-41E3-B477-F2FDAA23CFDA}"/>
-                                  <w:date w:fullDate="2026-03-31T00:00:00Z">
+                                  <w:date w:fullDate="2026-04-06T00:00:00Z">
                                     <w:dateFormat w:val="d. MMMM yyyy"/>
                                     <w:lid w:val="de-DE"/>
                                     <w:storeMappedDataAs w:val="dateTime"/>
@@ -134,7 +134,7 @@
                                         <w:szCs w:val="40"/>
                                         <w:lang w:val="de-DE"/>
                                       </w:rPr>
-                                      <w:t>31. März 2026</w:t>
+                                      <w:t>6. April 2026</w:t>
                                     </w:r>
                                   </w:p>
                                 </w:sdtContent>
@@ -180,7 +180,7 @@
                             <w:tag w:val=""/>
                             <w:id w:val="400952559"/>
                             <w:dataBinding w:prefixMappings="xmlns:ns0='http://schemas.microsoft.com/office/2006/coverPageProps' " w:xpath="/ns0:CoverPageProperties[1]/ns0:PublishDate[1]" w:storeItemID="{55AF091B-3C7A-41E3-B477-F2FDAA23CFDA}"/>
-                            <w:date w:fullDate="2026-03-31T00:00:00Z">
+                            <w:date w:fullDate="2026-04-06T00:00:00Z">
                               <w:dateFormat w:val="d. MMMM yyyy"/>
                               <w:lid w:val="de-DE"/>
                               <w:storeMappedDataAs w:val="dateTime"/>
@@ -207,7 +207,7 @@
                                   <w:szCs w:val="40"/>
                                   <w:lang w:val="de-DE"/>
                                 </w:rPr>
-                                <w:t>31. März 2026</w:t>
+                                <w:t>6. April 2026</w:t>
                               </w:r>
                             </w:p>
                           </w:sdtContent>
@@ -3714,7 +3714,7 @@
           <w:docPart w:val="50861DE7EB3545BBB47C83FDECF63101"/>
         </w:placeholder>
         <w:dataBinding w:prefixMappings="xmlns:ns0='http://schemas.microsoft.com/office/2006/coverPageProps' " w:xpath="/ns0:CoverPageProperties[1]/ns0:PublishDate[1]" w:storeItemID="{55AF091B-3C7A-41E3-B477-F2FDAA23CFDA}"/>
-        <w:date w:fullDate="2026-03-31T00:00:00Z">
+        <w:date w:fullDate="2026-04-06T00:00:00Z">
           <w:dateFormat w:val="dd.MM.yyyy"/>
           <w:lid w:val="de-CH"/>
           <w:storeMappedDataAs w:val="dateTime"/>
@@ -3723,7 +3723,7 @@
       </w:sdtPr>
       <w:sdtContent>
         <w:r>
-          <w:t>31.03.2026</w:t>
+          <w:t>06.04.2026</w:t>
         </w:r>
       </w:sdtContent>
     </w:sdt>
@@ -5382,9 +5382,9 @@
   </w:compat>
   <w:rsids>
     <w:rsidRoot w:val="00863F34"/>
+    <w:rsid w:val="00041762"/>
     <w:rsid w:val="001A7A50"/>
     <w:rsid w:val="00367509"/>
-    <w:rsid w:val="006F1CFC"/>
     <w:rsid w:val="00717388"/>
     <w:rsid w:val="00863F34"/>
     <w:rsid w:val="00B96909"/>
@@ -6158,7 +6158,7 @@
 
 <file path=customXml/item1.xml><?xml version="1.0" encoding="utf-8"?>
 <CoverPageProperties xmlns="http://schemas.microsoft.com/office/2006/coverPageProps">
-  <PublishDate>2026-03-31T00:00:00</PublishDate>
+  <PublishDate>2026-04-06T00:00:00</PublishDate>
   <Abstract/>
   <CompanyAddress>2. Lehrjahr</CompanyAddress>
   <CompanyPhone/>

--- a/M129/Projekt_LB2/Dokumentation/Dokumentation_M129_LB2.docx
+++ b/M129/Projekt_LB2/Dokumentation/Dokumentation_M129_LB2.docx
@@ -1077,7 +1077,7 @@
             </w:rPr>
             <w:fldChar w:fldCharType="separate"/>
           </w:r>
-          <w:hyperlink w:anchor="_Toc226364047" w:history="1">
+          <w:hyperlink w:anchor="_Toc226444946" w:history="1">
             <w:r>
               <w:rPr>
                 <w:rStyle w:val="Hyperlink"/>
@@ -1104,7 +1104,7 @@
                 <w:noProof/>
                 <w:webHidden/>
               </w:rPr>
-              <w:instrText xml:space="preserve"> PAGEREF _Toc226364047 \h </w:instrText>
+              <w:instrText xml:space="preserve"> PAGEREF _Toc226444946 \h </w:instrText>
             </w:r>
             <w:r>
               <w:rPr>
@@ -1147,11 +1147,12 @@
               <w:lang w:eastAsia="de-CH"/>
             </w:rPr>
           </w:pPr>
-          <w:hyperlink w:anchor="_Toc226364048" w:history="1">
+          <w:hyperlink w:anchor="_Toc226444947" w:history="1">
             <w:r>
               <w:rPr>
                 <w:rStyle w:val="Hyperlink"/>
                 <w:noProof/>
+                <w:highlight w:val="green"/>
               </w:rPr>
               <w:t>BeASwitch</w:t>
             </w:r>
@@ -1174,7 +1175,7 @@
                 <w:noProof/>
                 <w:webHidden/>
               </w:rPr>
-              <w:instrText xml:space="preserve"> PAGEREF _Toc226364048 \h </w:instrText>
+              <w:instrText xml:space="preserve"> PAGEREF _Toc226444947 \h </w:instrText>
             </w:r>
             <w:r>
               <w:rPr>
@@ -1217,7 +1218,7 @@
               <w:lang w:eastAsia="de-CH"/>
             </w:rPr>
           </w:pPr>
-          <w:hyperlink w:anchor="_Toc226364049" w:history="1">
+          <w:hyperlink w:anchor="_Toc226444948" w:history="1">
             <w:r>
               <w:rPr>
                 <w:rStyle w:val="Hyperlink"/>
@@ -1244,7 +1245,7 @@
                 <w:noProof/>
                 <w:webHidden/>
               </w:rPr>
-              <w:instrText xml:space="preserve"> PAGEREF _Toc226364049 \h </w:instrText>
+              <w:instrText xml:space="preserve"> PAGEREF _Toc226444948 \h </w:instrText>
             </w:r>
             <w:r>
               <w:rPr>
@@ -1287,7 +1288,7 @@
               <w:lang w:eastAsia="de-CH"/>
             </w:rPr>
           </w:pPr>
-          <w:hyperlink w:anchor="_Toc226364050" w:history="1">
+          <w:hyperlink w:anchor="_Toc226444949" w:history="1">
             <w:r>
               <w:rPr>
                 <w:rStyle w:val="Hyperlink"/>
@@ -1314,7 +1315,7 @@
                 <w:noProof/>
                 <w:webHidden/>
               </w:rPr>
-              <w:instrText xml:space="preserve"> PAGEREF _Toc226364050 \h </w:instrText>
+              <w:instrText xml:space="preserve"> PAGEREF _Toc226444949 \h </w:instrText>
             </w:r>
             <w:r>
               <w:rPr>
@@ -1357,7 +1358,7 @@
               <w:lang w:eastAsia="de-CH"/>
             </w:rPr>
           </w:pPr>
-          <w:hyperlink w:anchor="_Toc226364051" w:history="1">
+          <w:hyperlink w:anchor="_Toc226444950" w:history="1">
             <w:r>
               <w:rPr>
                 <w:rStyle w:val="Hyperlink"/>
@@ -1384,7 +1385,7 @@
                 <w:noProof/>
                 <w:webHidden/>
               </w:rPr>
-              <w:instrText xml:space="preserve"> PAGEREF _Toc226364051 \h </w:instrText>
+              <w:instrText xml:space="preserve"> PAGEREF _Toc226444950 \h </w:instrText>
             </w:r>
             <w:r>
               <w:rPr>
@@ -1427,7 +1428,7 @@
               <w:lang w:eastAsia="de-CH"/>
             </w:rPr>
           </w:pPr>
-          <w:hyperlink w:anchor="_Toc226364052" w:history="1">
+          <w:hyperlink w:anchor="_Toc226444951" w:history="1">
             <w:r>
               <w:rPr>
                 <w:rStyle w:val="Hyperlink"/>
@@ -1454,7 +1455,7 @@
                 <w:noProof/>
                 <w:webHidden/>
               </w:rPr>
-              <w:instrText xml:space="preserve"> PAGEREF _Toc226364052 \h </w:instrText>
+              <w:instrText xml:space="preserve"> PAGEREF _Toc226444951 \h </w:instrText>
             </w:r>
             <w:r>
               <w:rPr>
@@ -1497,7 +1498,7 @@
               <w:lang w:eastAsia="de-CH"/>
             </w:rPr>
           </w:pPr>
-          <w:hyperlink w:anchor="_Toc226364053" w:history="1">
+          <w:hyperlink w:anchor="_Toc226444952" w:history="1">
             <w:r>
               <w:rPr>
                 <w:rStyle w:val="Hyperlink"/>
@@ -1524,7 +1525,7 @@
                 <w:noProof/>
                 <w:webHidden/>
               </w:rPr>
-              <w:instrText xml:space="preserve"> PAGEREF _Toc226364053 \h </w:instrText>
+              <w:instrText xml:space="preserve"> PAGEREF _Toc226444952 \h </w:instrText>
             </w:r>
             <w:r>
               <w:rPr>
@@ -1544,7 +1545,7 @@
                 <w:noProof/>
                 <w:webHidden/>
               </w:rPr>
-              <w:t>2</w:t>
+              <w:t>3</w:t>
             </w:r>
             <w:r>
               <w:rPr>
@@ -1567,7 +1568,7 @@
               <w:lang w:eastAsia="de-CH"/>
             </w:rPr>
           </w:pPr>
-          <w:hyperlink w:anchor="_Toc226364054" w:history="1">
+          <w:hyperlink w:anchor="_Toc226444953" w:history="1">
             <w:r>
               <w:rPr>
                 <w:rStyle w:val="Hyperlink"/>
@@ -1594,7 +1595,7 @@
                 <w:noProof/>
                 <w:webHidden/>
               </w:rPr>
-              <w:instrText xml:space="preserve"> PAGEREF _Toc226364054 \h </w:instrText>
+              <w:instrText xml:space="preserve"> PAGEREF _Toc226444953 \h </w:instrText>
             </w:r>
             <w:r>
               <w:rPr>
@@ -1614,7 +1615,7 @@
                 <w:noProof/>
                 <w:webHidden/>
               </w:rPr>
-              <w:t>2</w:t>
+              <w:t>3</w:t>
             </w:r>
             <w:r>
               <w:rPr>
@@ -1637,7 +1638,7 @@
               <w:lang w:eastAsia="de-CH"/>
             </w:rPr>
           </w:pPr>
-          <w:hyperlink w:anchor="_Toc226364055" w:history="1">
+          <w:hyperlink w:anchor="_Toc226444954" w:history="1">
             <w:r>
               <w:rPr>
                 <w:rStyle w:val="Hyperlink"/>
@@ -1664,7 +1665,7 @@
                 <w:noProof/>
                 <w:webHidden/>
               </w:rPr>
-              <w:instrText xml:space="preserve"> PAGEREF _Toc226364055 \h </w:instrText>
+              <w:instrText xml:space="preserve"> PAGEREF _Toc226444954 \h </w:instrText>
             </w:r>
             <w:r>
               <w:rPr>
@@ -1684,7 +1685,7 @@
                 <w:noProof/>
                 <w:webHidden/>
               </w:rPr>
-              <w:t>2</w:t>
+              <w:t>3</w:t>
             </w:r>
             <w:r>
               <w:rPr>
@@ -1707,7 +1708,7 @@
               <w:lang w:eastAsia="de-CH"/>
             </w:rPr>
           </w:pPr>
-          <w:hyperlink w:anchor="_Toc226364056" w:history="1">
+          <w:hyperlink w:anchor="_Toc226444955" w:history="1">
             <w:r>
               <w:rPr>
                 <w:rStyle w:val="Hyperlink"/>
@@ -1734,7 +1735,7 @@
                 <w:noProof/>
                 <w:webHidden/>
               </w:rPr>
-              <w:instrText xml:space="preserve"> PAGEREF _Toc226364056 \h </w:instrText>
+              <w:instrText xml:space="preserve"> PAGEREF _Toc226444955 \h </w:instrText>
             </w:r>
             <w:r>
               <w:rPr>
@@ -1777,7 +1778,7 @@
               <w:lang w:eastAsia="de-CH"/>
             </w:rPr>
           </w:pPr>
-          <w:hyperlink w:anchor="_Toc226364057" w:history="1">
+          <w:hyperlink w:anchor="_Toc226444956" w:history="1">
             <w:r>
               <w:rPr>
                 <w:rStyle w:val="Hyperlink"/>
@@ -1804,7 +1805,7 @@
                 <w:noProof/>
                 <w:webHidden/>
               </w:rPr>
-              <w:instrText xml:space="preserve"> PAGEREF _Toc226364057 \h </w:instrText>
+              <w:instrText xml:space="preserve"> PAGEREF _Toc226444956 \h </w:instrText>
             </w:r>
             <w:r>
               <w:rPr>
@@ -1847,7 +1848,7 @@
               <w:lang w:eastAsia="de-CH"/>
             </w:rPr>
           </w:pPr>
-          <w:hyperlink w:anchor="_Toc226364058" w:history="1">
+          <w:hyperlink w:anchor="_Toc226444957" w:history="1">
             <w:r>
               <w:rPr>
                 <w:rStyle w:val="Hyperlink"/>
@@ -1874,7 +1875,7 @@
                 <w:noProof/>
                 <w:webHidden/>
               </w:rPr>
-              <w:instrText xml:space="preserve"> PAGEREF _Toc226364058 \h </w:instrText>
+              <w:instrText xml:space="preserve"> PAGEREF _Toc226444957 \h </w:instrText>
             </w:r>
             <w:r>
               <w:rPr>
@@ -1917,7 +1918,7 @@
               <w:lang w:eastAsia="de-CH"/>
             </w:rPr>
           </w:pPr>
-          <w:hyperlink w:anchor="_Toc226364059" w:history="1">
+          <w:hyperlink w:anchor="_Toc226444958" w:history="1">
             <w:r>
               <w:rPr>
                 <w:rStyle w:val="Hyperlink"/>
@@ -1944,7 +1945,7 @@
                 <w:noProof/>
                 <w:webHidden/>
               </w:rPr>
-              <w:instrText xml:space="preserve"> PAGEREF _Toc226364059 \h </w:instrText>
+              <w:instrText xml:space="preserve"> PAGEREF _Toc226444958 \h </w:instrText>
             </w:r>
             <w:r>
               <w:rPr>
@@ -1987,7 +1988,7 @@
               <w:lang w:eastAsia="de-CH"/>
             </w:rPr>
           </w:pPr>
-          <w:hyperlink w:anchor="_Toc226364060" w:history="1">
+          <w:hyperlink w:anchor="_Toc226444959" w:history="1">
             <w:r>
               <w:rPr>
                 <w:rStyle w:val="Hyperlink"/>
@@ -2014,7 +2015,7 @@
                 <w:noProof/>
                 <w:webHidden/>
               </w:rPr>
-              <w:instrText xml:space="preserve"> PAGEREF _Toc226364060 \h </w:instrText>
+              <w:instrText xml:space="preserve"> PAGEREF _Toc226444959 \h </w:instrText>
             </w:r>
             <w:r>
               <w:rPr>
@@ -2057,7 +2058,7 @@
               <w:lang w:eastAsia="de-CH"/>
             </w:rPr>
           </w:pPr>
-          <w:hyperlink w:anchor="_Toc226364061" w:history="1">
+          <w:hyperlink w:anchor="_Toc226444960" w:history="1">
             <w:r>
               <w:rPr>
                 <w:rStyle w:val="Hyperlink"/>
@@ -2084,7 +2085,7 @@
                 <w:noProof/>
                 <w:webHidden/>
               </w:rPr>
-              <w:instrText xml:space="preserve"> PAGEREF _Toc226364061 \h </w:instrText>
+              <w:instrText xml:space="preserve"> PAGEREF _Toc226444960 \h </w:instrText>
             </w:r>
             <w:r>
               <w:rPr>
@@ -2104,7 +2105,7 @@
                 <w:noProof/>
                 <w:webHidden/>
               </w:rPr>
-              <w:t>3</w:t>
+              <w:t>4</w:t>
             </w:r>
             <w:r>
               <w:rPr>
@@ -2127,7 +2128,7 @@
               <w:lang w:eastAsia="de-CH"/>
             </w:rPr>
           </w:pPr>
-          <w:hyperlink w:anchor="_Toc226364062" w:history="1">
+          <w:hyperlink w:anchor="_Toc226444961" w:history="1">
             <w:r>
               <w:rPr>
                 <w:rStyle w:val="Hyperlink"/>
@@ -2154,7 +2155,7 @@
                 <w:noProof/>
                 <w:webHidden/>
               </w:rPr>
-              <w:instrText xml:space="preserve"> PAGEREF _Toc226364062 \h </w:instrText>
+              <w:instrText xml:space="preserve"> PAGEREF _Toc226444961 \h </w:instrText>
             </w:r>
             <w:r>
               <w:rPr>
@@ -2197,7 +2198,7 @@
               <w:lang w:eastAsia="de-CH"/>
             </w:rPr>
           </w:pPr>
-          <w:hyperlink w:anchor="_Toc226364063" w:history="1">
+          <w:hyperlink w:anchor="_Toc226444962" w:history="1">
             <w:r>
               <w:rPr>
                 <w:rStyle w:val="Hyperlink"/>
@@ -2224,7 +2225,7 @@
                 <w:noProof/>
                 <w:webHidden/>
               </w:rPr>
-              <w:instrText xml:space="preserve"> PAGEREF _Toc226364063 \h </w:instrText>
+              <w:instrText xml:space="preserve"> PAGEREF _Toc226444962 \h </w:instrText>
             </w:r>
             <w:r>
               <w:rPr>
@@ -2244,7 +2245,7 @@
                 <w:noProof/>
                 <w:webHidden/>
               </w:rPr>
-              <w:t>4</w:t>
+              <w:t>5</w:t>
             </w:r>
             <w:r>
               <w:rPr>
@@ -2267,7 +2268,7 @@
               <w:lang w:eastAsia="de-CH"/>
             </w:rPr>
           </w:pPr>
-          <w:hyperlink w:anchor="_Toc226364064" w:history="1">
+          <w:hyperlink w:anchor="_Toc226444963" w:history="1">
             <w:r>
               <w:rPr>
                 <w:rStyle w:val="Hyperlink"/>
@@ -2294,7 +2295,7 @@
                 <w:noProof/>
                 <w:webHidden/>
               </w:rPr>
-              <w:instrText xml:space="preserve"> PAGEREF _Toc226364064 \h </w:instrText>
+              <w:instrText xml:space="preserve"> PAGEREF _Toc226444963 \h </w:instrText>
             </w:r>
             <w:r>
               <w:rPr>
@@ -2314,7 +2315,7 @@
                 <w:noProof/>
                 <w:webHidden/>
               </w:rPr>
-              <w:t>4</w:t>
+              <w:t>5</w:t>
             </w:r>
             <w:r>
               <w:rPr>
@@ -2337,7 +2338,7 @@
               <w:lang w:eastAsia="de-CH"/>
             </w:rPr>
           </w:pPr>
-          <w:hyperlink w:anchor="_Toc226364065" w:history="1">
+          <w:hyperlink w:anchor="_Toc226444964" w:history="1">
             <w:r>
               <w:rPr>
                 <w:rStyle w:val="Hyperlink"/>
@@ -2364,7 +2365,7 @@
                 <w:noProof/>
                 <w:webHidden/>
               </w:rPr>
-              <w:instrText xml:space="preserve"> PAGEREF _Toc226364065 \h </w:instrText>
+              <w:instrText xml:space="preserve"> PAGEREF _Toc226444964 \h </w:instrText>
             </w:r>
             <w:r>
               <w:rPr>
@@ -2384,7 +2385,7 @@
                 <w:noProof/>
                 <w:webHidden/>
               </w:rPr>
-              <w:t>4</w:t>
+              <w:t>5</w:t>
             </w:r>
             <w:r>
               <w:rPr>
@@ -2407,7 +2408,7 @@
               <w:lang w:eastAsia="de-CH"/>
             </w:rPr>
           </w:pPr>
-          <w:hyperlink w:anchor="_Toc226364066" w:history="1">
+          <w:hyperlink w:anchor="_Toc226444965" w:history="1">
             <w:r>
               <w:rPr>
                 <w:rStyle w:val="Hyperlink"/>
@@ -2434,7 +2435,7 @@
                 <w:noProof/>
                 <w:webHidden/>
               </w:rPr>
-              <w:instrText xml:space="preserve"> PAGEREF _Toc226364066 \h </w:instrText>
+              <w:instrText xml:space="preserve"> PAGEREF _Toc226444965 \h </w:instrText>
             </w:r>
             <w:r>
               <w:rPr>
@@ -2454,7 +2455,7 @@
                 <w:noProof/>
                 <w:webHidden/>
               </w:rPr>
-              <w:t>4</w:t>
+              <w:t>5</w:t>
             </w:r>
             <w:r>
               <w:rPr>
@@ -2477,7 +2478,7 @@
               <w:lang w:eastAsia="de-CH"/>
             </w:rPr>
           </w:pPr>
-          <w:hyperlink w:anchor="_Toc226364067" w:history="1">
+          <w:hyperlink w:anchor="_Toc226444966" w:history="1">
             <w:r>
               <w:rPr>
                 <w:rStyle w:val="Hyperlink"/>
@@ -2504,7 +2505,7 @@
                 <w:noProof/>
                 <w:webHidden/>
               </w:rPr>
-              <w:instrText xml:space="preserve"> PAGEREF _Toc226364067 \h </w:instrText>
+              <w:instrText xml:space="preserve"> PAGEREF _Toc226444966 \h </w:instrText>
             </w:r>
             <w:r>
               <w:rPr>
@@ -2524,7 +2525,7 @@
                 <w:noProof/>
                 <w:webHidden/>
               </w:rPr>
-              <w:t>4</w:t>
+              <w:t>5</w:t>
             </w:r>
             <w:r>
               <w:rPr>
@@ -2547,7 +2548,7 @@
               <w:lang w:eastAsia="de-CH"/>
             </w:rPr>
           </w:pPr>
-          <w:hyperlink w:anchor="_Toc226364068" w:history="1">
+          <w:hyperlink w:anchor="_Toc226444967" w:history="1">
             <w:r>
               <w:rPr>
                 <w:rStyle w:val="Hyperlink"/>
@@ -2574,7 +2575,7 @@
                 <w:noProof/>
                 <w:webHidden/>
               </w:rPr>
-              <w:instrText xml:space="preserve"> PAGEREF _Toc226364068 \h </w:instrText>
+              <w:instrText xml:space="preserve"> PAGEREF _Toc226444967 \h </w:instrText>
             </w:r>
             <w:r>
               <w:rPr>
@@ -2594,7 +2595,7 @@
                 <w:noProof/>
                 <w:webHidden/>
               </w:rPr>
-              <w:t>4</w:t>
+              <w:t>5</w:t>
             </w:r>
             <w:r>
               <w:rPr>
@@ -2617,7 +2618,7 @@
               <w:lang w:eastAsia="de-CH"/>
             </w:rPr>
           </w:pPr>
-          <w:hyperlink w:anchor="_Toc226364069" w:history="1">
+          <w:hyperlink w:anchor="_Toc226444968" w:history="1">
             <w:r>
               <w:rPr>
                 <w:rStyle w:val="Hyperlink"/>
@@ -2644,7 +2645,7 @@
                 <w:noProof/>
                 <w:webHidden/>
               </w:rPr>
-              <w:instrText xml:space="preserve"> PAGEREF _Toc226364069 \h </w:instrText>
+              <w:instrText xml:space="preserve"> PAGEREF _Toc226444968 \h </w:instrText>
             </w:r>
             <w:r>
               <w:rPr>
@@ -2664,7 +2665,7 @@
                 <w:noProof/>
                 <w:webHidden/>
               </w:rPr>
-              <w:t>4</w:t>
+              <w:t>5</w:t>
             </w:r>
             <w:r>
               <w:rPr>
@@ -2687,7 +2688,7 @@
               <w:lang w:eastAsia="de-CH"/>
             </w:rPr>
           </w:pPr>
-          <w:hyperlink w:anchor="_Toc226364070" w:history="1">
+          <w:hyperlink w:anchor="_Toc226444969" w:history="1">
             <w:r>
               <w:rPr>
                 <w:rStyle w:val="Hyperlink"/>
@@ -2714,7 +2715,7 @@
                 <w:noProof/>
                 <w:webHidden/>
               </w:rPr>
-              <w:instrText xml:space="preserve"> PAGEREF _Toc226364070 \h </w:instrText>
+              <w:instrText xml:space="preserve"> PAGEREF _Toc226444969 \h </w:instrText>
             </w:r>
             <w:r>
               <w:rPr>
@@ -2734,7 +2735,7 @@
                 <w:noProof/>
                 <w:webHidden/>
               </w:rPr>
-              <w:t>4</w:t>
+              <w:t>5</w:t>
             </w:r>
             <w:r>
               <w:rPr>
@@ -2757,7 +2758,7 @@
               <w:lang w:eastAsia="de-CH"/>
             </w:rPr>
           </w:pPr>
-          <w:hyperlink w:anchor="_Toc226364071" w:history="1">
+          <w:hyperlink w:anchor="_Toc226444970" w:history="1">
             <w:r>
               <w:rPr>
                 <w:rStyle w:val="Hyperlink"/>
@@ -2784,7 +2785,7 @@
                 <w:noProof/>
                 <w:webHidden/>
               </w:rPr>
-              <w:instrText xml:space="preserve"> PAGEREF _Toc226364071 \h </w:instrText>
+              <w:instrText xml:space="preserve"> PAGEREF _Toc226444970 \h </w:instrText>
             </w:r>
             <w:r>
               <w:rPr>
@@ -2804,7 +2805,7 @@
                 <w:noProof/>
                 <w:webHidden/>
               </w:rPr>
-              <w:t>4</w:t>
+              <w:t>5</w:t>
             </w:r>
             <w:r>
               <w:rPr>
@@ -2827,7 +2828,7 @@
               <w:lang w:eastAsia="de-CH"/>
             </w:rPr>
           </w:pPr>
-          <w:hyperlink w:anchor="_Toc226364072" w:history="1">
+          <w:hyperlink w:anchor="_Toc226444971" w:history="1">
             <w:r>
               <w:rPr>
                 <w:rStyle w:val="Hyperlink"/>
@@ -2854,7 +2855,7 @@
                 <w:noProof/>
                 <w:webHidden/>
               </w:rPr>
-              <w:instrText xml:space="preserve"> PAGEREF _Toc226364072 \h </w:instrText>
+              <w:instrText xml:space="preserve"> PAGEREF _Toc226444971 \h </w:instrText>
             </w:r>
             <w:r>
               <w:rPr>
@@ -2874,7 +2875,7 @@
                 <w:noProof/>
                 <w:webHidden/>
               </w:rPr>
-              <w:t>4</w:t>
+              <w:t>5</w:t>
             </w:r>
             <w:r>
               <w:rPr>
@@ -2904,7 +2905,7 @@
       <w:pPr>
         <w:pStyle w:val="berschrift1"/>
       </w:pPr>
-      <w:bookmarkStart w:id="0" w:name="_Toc226364047"/>
+      <w:bookmarkStart w:id="0" w:name="_Toc226444946"/>
       <w:r>
         <w:lastRenderedPageBreak/>
         <w:t>Aufgabe</w:t>
@@ -2918,7 +2919,7 @@
       <w:pPr>
         <w:pStyle w:val="berschrift2"/>
       </w:pPr>
-      <w:bookmarkStart w:id="1" w:name="_Toc226364048"/>
+      <w:bookmarkStart w:id="1" w:name="_Toc226444947"/>
       <w:proofErr w:type="spellStart"/>
       <w:r>
         <w:rPr>
@@ -2933,7 +2934,7 @@
       <w:pPr>
         <w:pStyle w:val="berschrift3"/>
       </w:pPr>
-      <w:bookmarkStart w:id="2" w:name="_Toc226364049"/>
+      <w:bookmarkStart w:id="2" w:name="_Toc226444948"/>
       <w:r>
         <w:t>Einleitung</w:t>
       </w:r>
@@ -2964,7 +2965,7 @@
       <w:pPr>
         <w:pStyle w:val="berschrift3"/>
       </w:pPr>
-      <w:bookmarkStart w:id="3" w:name="_Toc226364050"/>
+      <w:bookmarkStart w:id="3" w:name="_Toc226444949"/>
       <w:r>
         <w:t>Screenshot</w:t>
       </w:r>
@@ -2978,6 +2979,9 @@
         <w:keepNext/>
       </w:pPr>
       <w:r>
+        <w:rPr>
+          <w:noProof/>
+        </w:rPr>
         <w:drawing>
           <wp:inline distT="0" distB="0" distL="0" distR="0" wp14:anchorId="26B00D4F" wp14:editId="7AD0C890">
             <wp:extent cx="3333921" cy="3092609"/>
@@ -3046,9 +3050,12 @@
       <w:pPr>
         <w:pStyle w:val="berschrift2"/>
       </w:pPr>
-      <w:bookmarkStart w:id="4" w:name="_Toc226364051"/>
+      <w:bookmarkStart w:id="4" w:name="_Toc226444950"/>
       <w:proofErr w:type="spellStart"/>
       <w:r>
+        <w:rPr>
+          <w:highlight w:val="green"/>
+        </w:rPr>
         <w:t>BeARouter</w:t>
       </w:r>
       <w:bookmarkEnd w:id="4"/>
@@ -3058,7 +3065,7 @@
       <w:pPr>
         <w:pStyle w:val="berschrift3"/>
       </w:pPr>
-      <w:bookmarkStart w:id="5" w:name="_Toc226364052"/>
+      <w:bookmarkStart w:id="5" w:name="_Toc226444951"/>
       <w:r>
         <w:t>Einleitung</w:t>
       </w:r>
@@ -3089,7 +3096,7 @@
       <w:pPr>
         <w:pStyle w:val="berschrift3"/>
       </w:pPr>
-      <w:bookmarkStart w:id="6" w:name="_Toc226364053"/>
+      <w:bookmarkStart w:id="6" w:name="_Toc226444952"/>
       <w:r>
         <w:lastRenderedPageBreak/>
         <w:t>Screenshot</w:t>
@@ -3104,6 +3111,9 @@
         <w:keepNext/>
       </w:pPr>
       <w:r>
+        <w:rPr>
+          <w:noProof/>
+        </w:rPr>
         <w:drawing>
           <wp:inline distT="0" distB="0" distL="0" distR="0" wp14:anchorId="28434BD7" wp14:editId="1AB7EE87">
             <wp:extent cx="3355217" cy="3095625"/>
@@ -3172,7 +3182,7 @@
       <w:pPr>
         <w:pStyle w:val="berschrift2"/>
       </w:pPr>
-      <w:bookmarkStart w:id="7" w:name="_Toc226364054"/>
+      <w:bookmarkStart w:id="7" w:name="_Toc226444953"/>
       <w:r>
         <w:t>Routing</w:t>
       </w:r>
@@ -3182,7 +3192,7 @@
       <w:pPr>
         <w:pStyle w:val="berschrift3"/>
       </w:pPr>
-      <w:bookmarkStart w:id="8" w:name="_Toc226364055"/>
+      <w:bookmarkStart w:id="8" w:name="_Toc226444954"/>
       <w:r>
         <w:t>Einleitung</w:t>
       </w:r>
@@ -3197,7 +3207,7 @@
       <w:pPr>
         <w:pStyle w:val="berschrift3"/>
       </w:pPr>
-      <w:bookmarkStart w:id="9" w:name="_Toc226364056"/>
+      <w:bookmarkStart w:id="9" w:name="_Toc226444955"/>
       <w:r>
         <w:t>Bearbeitung</w:t>
       </w:r>
@@ -3207,7 +3217,7 @@
       <w:pPr>
         <w:pStyle w:val="berschrift3"/>
       </w:pPr>
-      <w:bookmarkStart w:id="10" w:name="_Toc226364057"/>
+      <w:bookmarkStart w:id="10" w:name="_Toc226444956"/>
       <w:r>
         <w:t>Lösungen</w:t>
       </w:r>
@@ -3217,7 +3227,7 @@
       <w:pPr>
         <w:pStyle w:val="berschrift3"/>
       </w:pPr>
-      <w:bookmarkStart w:id="11" w:name="_Toc226364058"/>
+      <w:bookmarkStart w:id="11" w:name="_Toc226444957"/>
       <w:r>
         <w:t>Screenshot</w:t>
       </w:r>
@@ -3231,7 +3241,7 @@
       <w:pPr>
         <w:pStyle w:val="berschrift2"/>
       </w:pPr>
-      <w:bookmarkStart w:id="12" w:name="_Toc226364059"/>
+      <w:bookmarkStart w:id="12" w:name="_Toc226444958"/>
       <w:r>
         <w:t>Schichtenmodell</w:t>
       </w:r>
@@ -3241,7 +3251,7 @@
       <w:pPr>
         <w:pStyle w:val="berschrift3"/>
       </w:pPr>
-      <w:bookmarkStart w:id="13" w:name="_Toc226364060"/>
+      <w:bookmarkStart w:id="13" w:name="_Toc226444959"/>
       <w:r>
         <w:t>Einleitung</w:t>
       </w:r>
@@ -3259,7 +3269,7 @@
       <w:pPr>
         <w:pStyle w:val="berschrift3"/>
       </w:pPr>
-      <w:bookmarkStart w:id="14" w:name="_Toc226364061"/>
+      <w:bookmarkStart w:id="14" w:name="_Toc226444960"/>
       <w:r>
         <w:lastRenderedPageBreak/>
         <w:t>Lösungen</w:t>
@@ -3525,7 +3535,7 @@
       <w:pPr>
         <w:pStyle w:val="berschrift3"/>
       </w:pPr>
-      <w:bookmarkStart w:id="15" w:name="_Toc226364062"/>
+      <w:bookmarkStart w:id="15" w:name="_Toc226444961"/>
       <w:r>
         <w:t>Screenshot</w:t>
       </w:r>
@@ -3539,7 +3549,7 @@
       <w:pPr>
         <w:pStyle w:val="berschrift2"/>
       </w:pPr>
-      <w:bookmarkStart w:id="16" w:name="_Toc226364063"/>
+      <w:bookmarkStart w:id="16" w:name="_Toc226444962"/>
       <w:r>
         <w:lastRenderedPageBreak/>
         <w:t>Subnetting</w:t>
@@ -3550,7 +3560,7 @@
       <w:pPr>
         <w:pStyle w:val="berschrift3"/>
       </w:pPr>
-      <w:bookmarkStart w:id="17" w:name="_Toc226364064"/>
+      <w:bookmarkStart w:id="17" w:name="_Toc226444963"/>
       <w:r>
         <w:t>Einleitung</w:t>
       </w:r>
@@ -3565,7 +3575,7 @@
       <w:pPr>
         <w:pStyle w:val="berschrift3"/>
       </w:pPr>
-      <w:bookmarkStart w:id="18" w:name="_Toc226364065"/>
+      <w:bookmarkStart w:id="18" w:name="_Toc226444964"/>
       <w:r>
         <w:t>Bearbeitung</w:t>
       </w:r>
@@ -3575,7 +3585,7 @@
       <w:pPr>
         <w:pStyle w:val="berschrift3"/>
       </w:pPr>
-      <w:bookmarkStart w:id="19" w:name="_Toc226364066"/>
+      <w:bookmarkStart w:id="19" w:name="_Toc226444965"/>
       <w:r>
         <w:t>Lösungen</w:t>
       </w:r>
@@ -3585,7 +3595,7 @@
       <w:pPr>
         <w:pStyle w:val="berschrift3"/>
       </w:pPr>
-      <w:bookmarkStart w:id="20" w:name="_Toc226364067"/>
+      <w:bookmarkStart w:id="20" w:name="_Toc226444966"/>
       <w:r>
         <w:t>Screenshot</w:t>
       </w:r>
@@ -3599,7 +3609,7 @@
       <w:pPr>
         <w:pStyle w:val="berschrift2"/>
       </w:pPr>
-      <w:bookmarkStart w:id="21" w:name="_Toc226364068"/>
+      <w:bookmarkStart w:id="21" w:name="_Toc226444967"/>
       <w:r>
         <w:t>Switch</w:t>
       </w:r>
@@ -3609,7 +3619,7 @@
       <w:pPr>
         <w:pStyle w:val="berschrift3"/>
       </w:pPr>
-      <w:bookmarkStart w:id="22" w:name="_Toc226364069"/>
+      <w:bookmarkStart w:id="22" w:name="_Toc226444968"/>
       <w:r>
         <w:t>Einleitung</w:t>
       </w:r>
@@ -3632,7 +3642,7 @@
       <w:pPr>
         <w:pStyle w:val="berschrift3"/>
       </w:pPr>
-      <w:bookmarkStart w:id="23" w:name="_Toc226364070"/>
+      <w:bookmarkStart w:id="23" w:name="_Toc226444969"/>
       <w:r>
         <w:t>Bearbeitung</w:t>
       </w:r>
@@ -3642,7 +3652,7 @@
       <w:pPr>
         <w:pStyle w:val="berschrift3"/>
       </w:pPr>
-      <w:bookmarkStart w:id="24" w:name="_Toc226364071"/>
+      <w:bookmarkStart w:id="24" w:name="_Toc226444970"/>
       <w:r>
         <w:t>Lösungen</w:t>
       </w:r>
@@ -3652,7 +3662,7 @@
       <w:pPr>
         <w:pStyle w:val="berschrift3"/>
       </w:pPr>
-      <w:bookmarkStart w:id="25" w:name="_Toc226364072"/>
+      <w:bookmarkStart w:id="25" w:name="_Toc226444971"/>
       <w:r>
         <w:t>Screenshot</w:t>
       </w:r>
@@ -5387,9 +5397,11 @@
     <w:rsid w:val="00367509"/>
     <w:rsid w:val="00717388"/>
     <w:rsid w:val="00863F34"/>
+    <w:rsid w:val="00B34DB3"/>
     <w:rsid w:val="00B96909"/>
     <w:rsid w:val="00C134A3"/>
     <w:rsid w:val="00D37756"/>
+    <w:rsid w:val="00DE1923"/>
   </w:rsids>
   <m:mathPr>
     <m:mathFont m:val="Cambria Math"/>

--- a/M129/Projekt_LB2/Dokumentation/Dokumentation_M129_LB2.docx
+++ b/M129/Projekt_LB2/Dokumentation/Dokumentation_M129_LB2.docx
@@ -107,7 +107,7 @@
                                   <w:tag w:val=""/>
                                   <w:id w:val="400952559"/>
                                   <w:dataBinding w:prefixMappings="xmlns:ns0='http://schemas.microsoft.com/office/2006/coverPageProps' " w:xpath="/ns0:CoverPageProperties[1]/ns0:PublishDate[1]" w:storeItemID="{55AF091B-3C7A-41E3-B477-F2FDAA23CFDA}"/>
-                                  <w:date w:fullDate="2026-04-06T00:00:00Z">
+                                  <w:date w:fullDate="2026-04-07T00:00:00Z">
                                     <w:dateFormat w:val="d. MMMM yyyy"/>
                                     <w:lid w:val="de-DE"/>
                                     <w:storeMappedDataAs w:val="dateTime"/>
@@ -134,7 +134,7 @@
                                         <w:szCs w:val="40"/>
                                         <w:lang w:val="de-DE"/>
                                       </w:rPr>
-                                      <w:t>6. April 2026</w:t>
+                                      <w:t>7. April 2026</w:t>
                                     </w:r>
                                   </w:p>
                                 </w:sdtContent>
@@ -180,7 +180,7 @@
                             <w:tag w:val=""/>
                             <w:id w:val="400952559"/>
                             <w:dataBinding w:prefixMappings="xmlns:ns0='http://schemas.microsoft.com/office/2006/coverPageProps' " w:xpath="/ns0:CoverPageProperties[1]/ns0:PublishDate[1]" w:storeItemID="{55AF091B-3C7A-41E3-B477-F2FDAA23CFDA}"/>
-                            <w:date w:fullDate="2026-04-06T00:00:00Z">
+                            <w:date w:fullDate="2026-04-07T00:00:00Z">
                               <w:dateFormat w:val="d. MMMM yyyy"/>
                               <w:lid w:val="de-DE"/>
                               <w:storeMappedDataAs w:val="dateTime"/>
@@ -207,7 +207,7 @@
                                   <w:szCs w:val="40"/>
                                   <w:lang w:val="de-DE"/>
                                 </w:rPr>
-                                <w:t>6. April 2026</w:t>
+                                <w:t>7. April 2026</w:t>
                               </w:r>
                             </w:p>
                           </w:sdtContent>
@@ -2983,8 +2983,8 @@
           <w:noProof/>
         </w:rPr>
         <w:drawing>
-          <wp:inline distT="0" distB="0" distL="0" distR="0" wp14:anchorId="26B00D4F" wp14:editId="7AD0C890">
-            <wp:extent cx="3333921" cy="3092609"/>
+          <wp:inline distT="0" distB="0" distL="0" distR="0" wp14:anchorId="26B00D4F" wp14:editId="5DD60076">
+            <wp:extent cx="3492813" cy="3240000"/>
             <wp:effectExtent l="0" t="0" r="0" b="0"/>
             <wp:docPr id="561670399" name="Grafik 1" descr="Screenshot eines Erfolgzertifikatsfensters mit einer Glückwunschnachricht für das Erreichen eines Ziels von 28/30. Darunter ein Textfeld mit einem codierten SuccessCertificate in ASCII-Format, das an einen Ausbilder gesendet werden kann.&#10;&#10;KI-generierte Inhalte können fehlerhaft sein."/>
             <wp:cNvGraphicFramePr>
@@ -3006,7 +3006,7 @@
                   <pic:spPr>
                     <a:xfrm>
                       <a:off x="0" y="0"/>
-                      <a:ext cx="3333921" cy="3092609"/>
+                      <a:ext cx="3492813" cy="3240000"/>
                     </a:xfrm>
                     <a:prstGeom prst="rect">
                       <a:avLst/>
@@ -3026,14 +3026,27 @@
       <w:r>
         <w:t xml:space="preserve">Abbildung </w:t>
       </w:r>
-      <w:fldSimple w:instr=" SEQ Abbildung \* ARABIC ">
-        <w:r>
-          <w:rPr>
-            <w:noProof/>
-          </w:rPr>
-          <w:t>1</w:t>
-        </w:r>
-      </w:fldSimple>
+      <w:r>
+        <w:fldChar w:fldCharType="begin"/>
+      </w:r>
+      <w:r>
+        <w:instrText xml:space="preserve"> SEQ Abbildung \* ARABIC </w:instrText>
+      </w:r>
+      <w:r>
+        <w:fldChar w:fldCharType="separate"/>
+      </w:r>
+      <w:r>
+        <w:rPr>
+          <w:noProof/>
+        </w:rPr>
+        <w:t>1</w:t>
+      </w:r>
+      <w:r>
+        <w:rPr>
+          <w:noProof/>
+        </w:rPr>
+        <w:fldChar w:fldCharType="end"/>
+      </w:r>
       <w:r>
         <w:t>: Erfolgszertifikat</w:t>
       </w:r>
@@ -3115,8 +3128,8 @@
           <w:noProof/>
         </w:rPr>
         <w:drawing>
-          <wp:inline distT="0" distB="0" distL="0" distR="0" wp14:anchorId="28434BD7" wp14:editId="1AB7EE87">
-            <wp:extent cx="3355217" cy="3095625"/>
+          <wp:inline distT="0" distB="0" distL="0" distR="0" wp14:anchorId="28434BD7" wp14:editId="28195D91">
+            <wp:extent cx="3511699" cy="3240000"/>
             <wp:effectExtent l="0" t="0" r="0" b="0"/>
             <wp:docPr id="73037754" name="Grafik 1"/>
             <wp:cNvGraphicFramePr>
@@ -3138,7 +3151,7 @@
                   <pic:spPr>
                     <a:xfrm>
                       <a:off x="0" y="0"/>
-                      <a:ext cx="3375110" cy="3113979"/>
+                      <a:ext cx="3511699" cy="3240000"/>
                     </a:xfrm>
                     <a:prstGeom prst="rect">
                       <a:avLst/>
@@ -3158,14 +3171,27 @@
       <w:r>
         <w:t xml:space="preserve">Abbildung </w:t>
       </w:r>
-      <w:fldSimple w:instr=" SEQ Abbildung \* ARABIC ">
-        <w:r>
-          <w:rPr>
-            <w:noProof/>
-          </w:rPr>
-          <w:t>2</w:t>
-        </w:r>
-      </w:fldSimple>
+      <w:r>
+        <w:fldChar w:fldCharType="begin"/>
+      </w:r>
+      <w:r>
+        <w:instrText xml:space="preserve"> SEQ Abbildung \* ARABIC </w:instrText>
+      </w:r>
+      <w:r>
+        <w:fldChar w:fldCharType="separate"/>
+      </w:r>
+      <w:r>
+        <w:rPr>
+          <w:noProof/>
+        </w:rPr>
+        <w:t>2</w:t>
+      </w:r>
+      <w:r>
+        <w:rPr>
+          <w:noProof/>
+        </w:rPr>
+        <w:fldChar w:fldCharType="end"/>
+      </w:r>
       <w:r>
         <w:t>: Erfolgszertifikat</w:t>
       </w:r>
@@ -3200,7 +3226,21 @@
     </w:p>
     <w:p>
       <w:r>
-        <w:t>Diese Aufgabe ist in zwei Teile aufgeteilt. Im ersten Teil soll aufgrund eines vorgegebenen Netzwerkes für einen Router seine Routingtabelle angelegt werden. Diese Tabelle wird unter Lösungen aufgeführt werden. Im zweiten Teil soll aufgrund eines vorgegebenen Szenarios das Subnetting, die Routingtabellen und ein entsprechendes Netzwerk im Programm Cico Packet Tracer erstellt werden. Die Dokumentation der Vorgehensweise ist unter Bearbeitung zu finden. Die schlussendlichen Produkte sind unter Lösungen abgelegt.</w:t>
+        <w:t xml:space="preserve">Diese Aufgabe ist in zwei Teile aufgeteilt. Im ersten Teil soll aufgrund eines vorgegebenen Netzwerkes für einen Router seine Routingtabelle angelegt werden. Diese Tabelle wird unter Lösungen aufgeführt werden. Im zweiten Teil soll aufgrund eines vorgegebenen Szenarios das Subnetting, die Routingtabellen und ein entsprechendes Netzwerk im Programm </w:t>
+      </w:r>
+      <w:r>
+        <w:t>CISCO-</w:t>
+      </w:r>
+      <w:proofErr w:type="spellStart"/>
+      <w:r>
+        <w:t>Packettracer</w:t>
+      </w:r>
+      <w:proofErr w:type="spellEnd"/>
+      <w:r>
+        <w:t xml:space="preserve"> </w:t>
+      </w:r>
+      <w:r>
+        <w:t>erstellt werden. Die Dokumentation der Vorgehensweise ist unter Bearbeitung zu finden. Die schlussendlichen Produkte sind unter Lösungen abgelegt.</w:t>
       </w:r>
     </w:p>
     <w:p>
@@ -3262,7 +3302,24 @@
         <w:t xml:space="preserve">In diesem Auftrag sind rund </w:t>
       </w:r>
       <w:r>
-        <w:t>17 Theoriefragen zu bearbeiten. Die dazugehörigen Lösungen und Screenshots sind unter Lösungen respektive Screenshots aufzufinden.</w:t>
+        <w:t>17 Theoriefragen zu bearbeiten</w:t>
+      </w:r>
+      <w:r>
+        <w:t xml:space="preserve"> und ein Netz in </w:t>
+      </w:r>
+      <w:r>
+        <w:t>CISCO-</w:t>
+      </w:r>
+      <w:proofErr w:type="spellStart"/>
+      <w:r>
+        <w:t>Packettracer</w:t>
+      </w:r>
+      <w:proofErr w:type="spellEnd"/>
+      <w:r>
+        <w:t xml:space="preserve"> aufzubauen</w:t>
+      </w:r>
+      <w:r>
+        <w:t>. Die dazugehörigen Lösungen und Screenshots sind unter Lösungen respektive Screenshots aufzufinden.</w:t>
       </w:r>
     </w:p>
     <w:p>
@@ -3302,7 +3359,7 @@
     </w:p>
     <w:p>
       <w:pPr>
-        <w:ind w:left="360"/>
+        <w:ind w:left="708"/>
       </w:pPr>
       <w:proofErr w:type="spellStart"/>
       <w:r>
@@ -3335,7 +3392,7 @@
     </w:p>
     <w:p>
       <w:pPr>
-        <w:ind w:left="360"/>
+        <w:ind w:left="708"/>
       </w:pPr>
       <w:proofErr w:type="spellStart"/>
       <w:r>
@@ -3361,7 +3418,7 @@
     </w:p>
     <w:p>
       <w:pPr>
-        <w:ind w:left="360"/>
+        <w:ind w:left="708"/>
       </w:pPr>
       <w:r>
         <w:t>Session:</w:t>
@@ -3379,7 +3436,7 @@
     </w:p>
     <w:p>
       <w:pPr>
-        <w:ind w:left="360"/>
+        <w:ind w:left="708"/>
       </w:pPr>
       <w:r>
         <w:t>Transport:</w:t>
@@ -3394,7 +3451,7 @@
     </w:p>
     <w:p>
       <w:pPr>
-        <w:ind w:left="360"/>
+        <w:ind w:left="708"/>
       </w:pPr>
       <w:r>
         <w:t>Network:</w:t>
@@ -3415,7 +3472,7 @@
     </w:p>
     <w:p>
       <w:pPr>
-        <w:ind w:left="360"/>
+        <w:ind w:left="708"/>
       </w:pPr>
       <w:r>
         <w:t>Data Link:</w:t>
@@ -3433,7 +3490,7 @@
     </w:p>
     <w:p>
       <w:pPr>
-        <w:ind w:left="360"/>
+        <w:ind w:left="708"/>
       </w:pPr>
       <w:proofErr w:type="spellStart"/>
       <w:r>
@@ -3526,13 +3583,1313 @@
       <w:r>
         <w:t>Es folgen die vollen Namen typischer Protokolle und deren Port-Nummern</w:t>
       </w:r>
-      <w:r>
-        <w:br/>
-        <w:t xml:space="preserve">a. </w:t>
+    </w:p>
+    <w:tbl>
+      <w:tblPr>
+        <w:tblStyle w:val="Gitternetztabelle4Akzent1"/>
+        <w:tblW w:w="0" w:type="auto"/>
+        <w:jc w:val="center"/>
+        <w:tblLook w:val="04A0" w:firstRow="1" w:lastRow="0" w:firstColumn="1" w:lastColumn="0" w:noHBand="0" w:noVBand="1"/>
+      </w:tblPr>
+      <w:tblGrid>
+        <w:gridCol w:w="1458"/>
+        <w:gridCol w:w="4487"/>
+        <w:gridCol w:w="1165"/>
+      </w:tblGrid>
+      <w:tr>
+        <w:trPr>
+          <w:cnfStyle w:val="100000000000" w:firstRow="1" w:lastRow="0" w:firstColumn="0" w:lastColumn="0" w:oddVBand="0" w:evenVBand="0" w:oddHBand="0" w:evenHBand="0" w:firstRowFirstColumn="0" w:firstRowLastColumn="0" w:lastRowFirstColumn="0" w:lastRowLastColumn="0"/>
+          <w:jc w:val="center"/>
+        </w:trPr>
+        <w:tc>
+          <w:tcPr>
+            <w:cnfStyle w:val="001000000000" w:firstRow="0" w:lastRow="0" w:firstColumn="1" w:lastColumn="0" w:oddVBand="0" w:evenVBand="0" w:oddHBand="0" w:evenHBand="0" w:firstRowFirstColumn="0" w:firstRowLastColumn="0" w:lastRowFirstColumn="0" w:lastRowLastColumn="0"/>
+            <w:tcW w:w="0" w:type="auto"/>
+            <w:hideMark/>
+          </w:tcPr>
+          <w:p>
+            <w:pPr>
+              <w:spacing w:after="160" w:line="278" w:lineRule="auto"/>
+            </w:pPr>
+            <w:r>
+              <w:t>Kürzel</w:t>
+            </w:r>
+          </w:p>
+        </w:tc>
+        <w:tc>
+          <w:tcPr>
+            <w:tcW w:w="0" w:type="auto"/>
+            <w:hideMark/>
+          </w:tcPr>
+          <w:p>
+            <w:pPr>
+              <w:spacing w:after="160" w:line="278" w:lineRule="auto"/>
+              <w:cnfStyle w:val="100000000000" w:firstRow="1" w:lastRow="0" w:firstColumn="0" w:lastColumn="0" w:oddVBand="0" w:evenVBand="0" w:oddHBand="0" w:evenHBand="0" w:firstRowFirstColumn="0" w:firstRowLastColumn="0" w:lastRowFirstColumn="0" w:lastRowLastColumn="0"/>
+            </w:pPr>
+            <w:r>
+              <w:t>Name</w:t>
+            </w:r>
+          </w:p>
+        </w:tc>
+        <w:tc>
+          <w:tcPr>
+            <w:tcW w:w="0" w:type="auto"/>
+            <w:hideMark/>
+          </w:tcPr>
+          <w:p>
+            <w:pPr>
+              <w:spacing w:after="160" w:line="278" w:lineRule="auto"/>
+              <w:cnfStyle w:val="100000000000" w:firstRow="1" w:lastRow="0" w:firstColumn="0" w:lastColumn="0" w:oddVBand="0" w:evenVBand="0" w:oddHBand="0" w:evenHBand="0" w:firstRowFirstColumn="0" w:firstRowLastColumn="0" w:lastRowFirstColumn="0" w:lastRowLastColumn="0"/>
+            </w:pPr>
+            <w:r>
+              <w:t>Port</w:t>
+            </w:r>
+          </w:p>
+        </w:tc>
+      </w:tr>
+      <w:tr>
+        <w:trPr>
+          <w:cnfStyle w:val="000000100000" w:firstRow="0" w:lastRow="0" w:firstColumn="0" w:lastColumn="0" w:oddVBand="0" w:evenVBand="0" w:oddHBand="1" w:evenHBand="0" w:firstRowFirstColumn="0" w:firstRowLastColumn="0" w:lastRowFirstColumn="0" w:lastRowLastColumn="0"/>
+          <w:jc w:val="center"/>
+        </w:trPr>
+        <w:tc>
+          <w:tcPr>
+            <w:cnfStyle w:val="001000000000" w:firstRow="0" w:lastRow="0" w:firstColumn="1" w:lastColumn="0" w:oddVBand="0" w:evenVBand="0" w:oddHBand="0" w:evenHBand="0" w:firstRowFirstColumn="0" w:firstRowLastColumn="0" w:lastRowFirstColumn="0" w:lastRowLastColumn="0"/>
+            <w:tcW w:w="0" w:type="auto"/>
+            <w:hideMark/>
+          </w:tcPr>
+          <w:p>
+            <w:pPr>
+              <w:spacing w:after="160" w:line="278" w:lineRule="auto"/>
+            </w:pPr>
+            <w:r>
+              <w:t>HTTP</w:t>
+            </w:r>
+          </w:p>
+        </w:tc>
+        <w:tc>
+          <w:tcPr>
+            <w:tcW w:w="0" w:type="auto"/>
+            <w:hideMark/>
+          </w:tcPr>
+          <w:p>
+            <w:pPr>
+              <w:spacing w:after="160" w:line="278" w:lineRule="auto"/>
+              <w:cnfStyle w:val="000000100000" w:firstRow="0" w:lastRow="0" w:firstColumn="0" w:lastColumn="0" w:oddVBand="0" w:evenVBand="0" w:oddHBand="1" w:evenHBand="0" w:firstRowFirstColumn="0" w:firstRowLastColumn="0" w:lastRowFirstColumn="0" w:lastRowLastColumn="0"/>
+            </w:pPr>
+            <w:r>
+              <w:t>Hypertext Transfer Protocol</w:t>
+            </w:r>
+          </w:p>
+        </w:tc>
+        <w:tc>
+          <w:tcPr>
+            <w:tcW w:w="0" w:type="auto"/>
+            <w:hideMark/>
+          </w:tcPr>
+          <w:p>
+            <w:pPr>
+              <w:spacing w:after="160" w:line="278" w:lineRule="auto"/>
+              <w:cnfStyle w:val="000000100000" w:firstRow="0" w:lastRow="0" w:firstColumn="0" w:lastColumn="0" w:oddVBand="0" w:evenVBand="0" w:oddHBand="1" w:evenHBand="0" w:firstRowFirstColumn="0" w:firstRowLastColumn="0" w:lastRowFirstColumn="0" w:lastRowLastColumn="0"/>
+            </w:pPr>
+            <w:r>
+              <w:t>80</w:t>
+            </w:r>
+          </w:p>
+        </w:tc>
+      </w:tr>
+      <w:tr>
+        <w:trPr>
+          <w:jc w:val="center"/>
+        </w:trPr>
+        <w:tc>
+          <w:tcPr>
+            <w:cnfStyle w:val="001000000000" w:firstRow="0" w:lastRow="0" w:firstColumn="1" w:lastColumn="0" w:oddVBand="0" w:evenVBand="0" w:oddHBand="0" w:evenHBand="0" w:firstRowFirstColumn="0" w:firstRowLastColumn="0" w:lastRowFirstColumn="0" w:lastRowLastColumn="0"/>
+            <w:tcW w:w="0" w:type="auto"/>
+            <w:hideMark/>
+          </w:tcPr>
+          <w:p>
+            <w:pPr>
+              <w:spacing w:after="160" w:line="278" w:lineRule="auto"/>
+            </w:pPr>
+            <w:r>
+              <w:t>HTTPS</w:t>
+            </w:r>
+          </w:p>
+        </w:tc>
+        <w:tc>
+          <w:tcPr>
+            <w:tcW w:w="0" w:type="auto"/>
+            <w:hideMark/>
+          </w:tcPr>
+          <w:p>
+            <w:pPr>
+              <w:spacing w:after="160" w:line="278" w:lineRule="auto"/>
+              <w:cnfStyle w:val="000000000000" w:firstRow="0" w:lastRow="0" w:firstColumn="0" w:lastColumn="0" w:oddVBand="0" w:evenVBand="0" w:oddHBand="0" w:evenHBand="0" w:firstRowFirstColumn="0" w:firstRowLastColumn="0" w:lastRowFirstColumn="0" w:lastRowLastColumn="0"/>
+            </w:pPr>
+            <w:r>
+              <w:t>Hypertext Transfer Protocol Secure</w:t>
+            </w:r>
+          </w:p>
+        </w:tc>
+        <w:tc>
+          <w:tcPr>
+            <w:tcW w:w="0" w:type="auto"/>
+            <w:hideMark/>
+          </w:tcPr>
+          <w:p>
+            <w:pPr>
+              <w:spacing w:after="160" w:line="278" w:lineRule="auto"/>
+              <w:cnfStyle w:val="000000000000" w:firstRow="0" w:lastRow="0" w:firstColumn="0" w:lastColumn="0" w:oddVBand="0" w:evenVBand="0" w:oddHBand="0" w:evenHBand="0" w:firstRowFirstColumn="0" w:firstRowLastColumn="0" w:lastRowFirstColumn="0" w:lastRowLastColumn="0"/>
+            </w:pPr>
+            <w:r>
+              <w:t>443</w:t>
+            </w:r>
+          </w:p>
+        </w:tc>
+      </w:tr>
+      <w:tr>
+        <w:trPr>
+          <w:cnfStyle w:val="000000100000" w:firstRow="0" w:lastRow="0" w:firstColumn="0" w:lastColumn="0" w:oddVBand="0" w:evenVBand="0" w:oddHBand="1" w:evenHBand="0" w:firstRowFirstColumn="0" w:firstRowLastColumn="0" w:lastRowFirstColumn="0" w:lastRowLastColumn="0"/>
+          <w:jc w:val="center"/>
+        </w:trPr>
+        <w:tc>
+          <w:tcPr>
+            <w:cnfStyle w:val="001000000000" w:firstRow="0" w:lastRow="0" w:firstColumn="1" w:lastColumn="0" w:oddVBand="0" w:evenVBand="0" w:oddHBand="0" w:evenHBand="0" w:firstRowFirstColumn="0" w:firstRowLastColumn="0" w:lastRowFirstColumn="0" w:lastRowLastColumn="0"/>
+            <w:tcW w:w="0" w:type="auto"/>
+            <w:hideMark/>
+          </w:tcPr>
+          <w:p>
+            <w:pPr>
+              <w:spacing w:after="160" w:line="278" w:lineRule="auto"/>
+            </w:pPr>
+            <w:r>
+              <w:t>FTP</w:t>
+            </w:r>
+          </w:p>
+        </w:tc>
+        <w:tc>
+          <w:tcPr>
+            <w:tcW w:w="0" w:type="auto"/>
+            <w:hideMark/>
+          </w:tcPr>
+          <w:p>
+            <w:pPr>
+              <w:spacing w:after="160" w:line="278" w:lineRule="auto"/>
+              <w:cnfStyle w:val="000000100000" w:firstRow="0" w:lastRow="0" w:firstColumn="0" w:lastColumn="0" w:oddVBand="0" w:evenVBand="0" w:oddHBand="1" w:evenHBand="0" w:firstRowFirstColumn="0" w:firstRowLastColumn="0" w:lastRowFirstColumn="0" w:lastRowLastColumn="0"/>
+            </w:pPr>
+            <w:r>
+              <w:t>File Transfer Protocol</w:t>
+            </w:r>
+          </w:p>
+        </w:tc>
+        <w:tc>
+          <w:tcPr>
+            <w:tcW w:w="0" w:type="auto"/>
+            <w:hideMark/>
+          </w:tcPr>
+          <w:p>
+            <w:pPr>
+              <w:spacing w:after="160" w:line="278" w:lineRule="auto"/>
+              <w:cnfStyle w:val="000000100000" w:firstRow="0" w:lastRow="0" w:firstColumn="0" w:lastColumn="0" w:oddVBand="0" w:evenVBand="0" w:oddHBand="1" w:evenHBand="0" w:firstRowFirstColumn="0" w:firstRowLastColumn="0" w:lastRowFirstColumn="0" w:lastRowLastColumn="0"/>
+            </w:pPr>
+            <w:r>
+              <w:t>21</w:t>
+            </w:r>
+          </w:p>
+        </w:tc>
+      </w:tr>
+      <w:tr>
+        <w:trPr>
+          <w:jc w:val="center"/>
+        </w:trPr>
+        <w:tc>
+          <w:tcPr>
+            <w:cnfStyle w:val="001000000000" w:firstRow="0" w:lastRow="0" w:firstColumn="1" w:lastColumn="0" w:oddVBand="0" w:evenVBand="0" w:oddHBand="0" w:evenHBand="0" w:firstRowFirstColumn="0" w:firstRowLastColumn="0" w:lastRowFirstColumn="0" w:lastRowLastColumn="0"/>
+            <w:tcW w:w="0" w:type="auto"/>
+            <w:hideMark/>
+          </w:tcPr>
+          <w:p>
+            <w:pPr>
+              <w:spacing w:after="160" w:line="278" w:lineRule="auto"/>
+            </w:pPr>
+            <w:r>
+              <w:lastRenderedPageBreak/>
+              <w:t>FTPS</w:t>
+            </w:r>
+          </w:p>
+        </w:tc>
+        <w:tc>
+          <w:tcPr>
+            <w:tcW w:w="0" w:type="auto"/>
+            <w:hideMark/>
+          </w:tcPr>
+          <w:p>
+            <w:pPr>
+              <w:spacing w:after="160" w:line="278" w:lineRule="auto"/>
+              <w:cnfStyle w:val="000000000000" w:firstRow="0" w:lastRow="0" w:firstColumn="0" w:lastColumn="0" w:oddVBand="0" w:evenVBand="0" w:oddHBand="0" w:evenHBand="0" w:firstRowFirstColumn="0" w:firstRowLastColumn="0" w:lastRowFirstColumn="0" w:lastRowLastColumn="0"/>
+            </w:pPr>
+            <w:r>
+              <w:t>File Transfer Protocol Secure</w:t>
+            </w:r>
+          </w:p>
+        </w:tc>
+        <w:tc>
+          <w:tcPr>
+            <w:tcW w:w="0" w:type="auto"/>
+            <w:hideMark/>
+          </w:tcPr>
+          <w:p>
+            <w:pPr>
+              <w:spacing w:after="160" w:line="278" w:lineRule="auto"/>
+              <w:cnfStyle w:val="000000000000" w:firstRow="0" w:lastRow="0" w:firstColumn="0" w:lastColumn="0" w:oddVBand="0" w:evenVBand="0" w:oddHBand="0" w:evenHBand="0" w:firstRowFirstColumn="0" w:firstRowLastColumn="0" w:lastRowFirstColumn="0" w:lastRowLastColumn="0"/>
+            </w:pPr>
+            <w:r>
+              <w:t>990 / 21</w:t>
+            </w:r>
+          </w:p>
+        </w:tc>
+      </w:tr>
+      <w:tr>
+        <w:trPr>
+          <w:cnfStyle w:val="000000100000" w:firstRow="0" w:lastRow="0" w:firstColumn="0" w:lastColumn="0" w:oddVBand="0" w:evenVBand="0" w:oddHBand="1" w:evenHBand="0" w:firstRowFirstColumn="0" w:firstRowLastColumn="0" w:lastRowFirstColumn="0" w:lastRowLastColumn="0"/>
+          <w:jc w:val="center"/>
+        </w:trPr>
+        <w:tc>
+          <w:tcPr>
+            <w:cnfStyle w:val="001000000000" w:firstRow="0" w:lastRow="0" w:firstColumn="1" w:lastColumn="0" w:oddVBand="0" w:evenVBand="0" w:oddHBand="0" w:evenHBand="0" w:firstRowFirstColumn="0" w:firstRowLastColumn="0" w:lastRowFirstColumn="0" w:lastRowLastColumn="0"/>
+            <w:tcW w:w="0" w:type="auto"/>
+            <w:hideMark/>
+          </w:tcPr>
+          <w:p>
+            <w:pPr>
+              <w:spacing w:after="160" w:line="278" w:lineRule="auto"/>
+            </w:pPr>
+            <w:r>
+              <w:t>SMTP</w:t>
+            </w:r>
+          </w:p>
+        </w:tc>
+        <w:tc>
+          <w:tcPr>
+            <w:tcW w:w="0" w:type="auto"/>
+            <w:hideMark/>
+          </w:tcPr>
+          <w:p>
+            <w:pPr>
+              <w:spacing w:after="160" w:line="278" w:lineRule="auto"/>
+              <w:cnfStyle w:val="000000100000" w:firstRow="0" w:lastRow="0" w:firstColumn="0" w:lastColumn="0" w:oddVBand="0" w:evenVBand="0" w:oddHBand="1" w:evenHBand="0" w:firstRowFirstColumn="0" w:firstRowLastColumn="0" w:lastRowFirstColumn="0" w:lastRowLastColumn="0"/>
+            </w:pPr>
+            <w:r>
+              <w:t>Simple Mail Transfer Protocol</w:t>
+            </w:r>
+          </w:p>
+        </w:tc>
+        <w:tc>
+          <w:tcPr>
+            <w:tcW w:w="0" w:type="auto"/>
+            <w:hideMark/>
+          </w:tcPr>
+          <w:p>
+            <w:pPr>
+              <w:spacing w:after="160" w:line="278" w:lineRule="auto"/>
+              <w:cnfStyle w:val="000000100000" w:firstRow="0" w:lastRow="0" w:firstColumn="0" w:lastColumn="0" w:oddVBand="0" w:evenVBand="0" w:oddHBand="1" w:evenHBand="0" w:firstRowFirstColumn="0" w:firstRowLastColumn="0" w:lastRowFirstColumn="0" w:lastRowLastColumn="0"/>
+            </w:pPr>
+            <w:r>
+              <w:t>25</w:t>
+            </w:r>
+          </w:p>
+        </w:tc>
+      </w:tr>
+      <w:tr>
+        <w:trPr>
+          <w:jc w:val="center"/>
+        </w:trPr>
+        <w:tc>
+          <w:tcPr>
+            <w:cnfStyle w:val="001000000000" w:firstRow="0" w:lastRow="0" w:firstColumn="1" w:lastColumn="0" w:oddVBand="0" w:evenVBand="0" w:oddHBand="0" w:evenHBand="0" w:firstRowFirstColumn="0" w:firstRowLastColumn="0" w:lastRowFirstColumn="0" w:lastRowLastColumn="0"/>
+            <w:tcW w:w="0" w:type="auto"/>
+            <w:hideMark/>
+          </w:tcPr>
+          <w:p>
+            <w:pPr>
+              <w:spacing w:after="160" w:line="278" w:lineRule="auto"/>
+            </w:pPr>
+            <w:r>
+              <w:t>SMTPS</w:t>
+            </w:r>
+          </w:p>
+        </w:tc>
+        <w:tc>
+          <w:tcPr>
+            <w:tcW w:w="0" w:type="auto"/>
+            <w:hideMark/>
+          </w:tcPr>
+          <w:p>
+            <w:pPr>
+              <w:spacing w:after="160" w:line="278" w:lineRule="auto"/>
+              <w:cnfStyle w:val="000000000000" w:firstRow="0" w:lastRow="0" w:firstColumn="0" w:lastColumn="0" w:oddVBand="0" w:evenVBand="0" w:oddHBand="0" w:evenHBand="0" w:firstRowFirstColumn="0" w:firstRowLastColumn="0" w:lastRowFirstColumn="0" w:lastRowLastColumn="0"/>
+            </w:pPr>
+            <w:r>
+              <w:t>Simple Mail Transfer Protocol Secure</w:t>
+            </w:r>
+          </w:p>
+        </w:tc>
+        <w:tc>
+          <w:tcPr>
+            <w:tcW w:w="0" w:type="auto"/>
+            <w:hideMark/>
+          </w:tcPr>
+          <w:p>
+            <w:pPr>
+              <w:spacing w:after="160" w:line="278" w:lineRule="auto"/>
+              <w:cnfStyle w:val="000000000000" w:firstRow="0" w:lastRow="0" w:firstColumn="0" w:lastColumn="0" w:oddVBand="0" w:evenVBand="0" w:oddHBand="0" w:evenHBand="0" w:firstRowFirstColumn="0" w:firstRowLastColumn="0" w:lastRowFirstColumn="0" w:lastRowLastColumn="0"/>
+            </w:pPr>
+            <w:r>
+              <w:t>465</w:t>
+            </w:r>
+          </w:p>
+        </w:tc>
+      </w:tr>
+      <w:tr>
+        <w:trPr>
+          <w:cnfStyle w:val="000000100000" w:firstRow="0" w:lastRow="0" w:firstColumn="0" w:lastColumn="0" w:oddVBand="0" w:evenVBand="0" w:oddHBand="1" w:evenHBand="0" w:firstRowFirstColumn="0" w:firstRowLastColumn="0" w:lastRowFirstColumn="0" w:lastRowLastColumn="0"/>
+          <w:jc w:val="center"/>
+        </w:trPr>
+        <w:tc>
+          <w:tcPr>
+            <w:cnfStyle w:val="001000000000" w:firstRow="0" w:lastRow="0" w:firstColumn="1" w:lastColumn="0" w:oddVBand="0" w:evenVBand="0" w:oddHBand="0" w:evenHBand="0" w:firstRowFirstColumn="0" w:firstRowLastColumn="0" w:lastRowFirstColumn="0" w:lastRowLastColumn="0"/>
+            <w:tcW w:w="0" w:type="auto"/>
+            <w:hideMark/>
+          </w:tcPr>
+          <w:p>
+            <w:pPr>
+              <w:spacing w:after="160" w:line="278" w:lineRule="auto"/>
+            </w:pPr>
+            <w:r>
+              <w:t>SMTP/MSA</w:t>
+            </w:r>
+          </w:p>
+        </w:tc>
+        <w:tc>
+          <w:tcPr>
+            <w:tcW w:w="0" w:type="auto"/>
+            <w:hideMark/>
+          </w:tcPr>
+          <w:p>
+            <w:pPr>
+              <w:spacing w:after="160" w:line="278" w:lineRule="auto"/>
+              <w:cnfStyle w:val="000000100000" w:firstRow="0" w:lastRow="0" w:firstColumn="0" w:lastColumn="0" w:oddVBand="0" w:evenVBand="0" w:oddHBand="1" w:evenHBand="0" w:firstRowFirstColumn="0" w:firstRowLastColumn="0" w:lastRowFirstColumn="0" w:lastRowLastColumn="0"/>
+            </w:pPr>
+            <w:r>
+              <w:t>Message Submission Agent</w:t>
+            </w:r>
+          </w:p>
+        </w:tc>
+        <w:tc>
+          <w:tcPr>
+            <w:tcW w:w="0" w:type="auto"/>
+            <w:hideMark/>
+          </w:tcPr>
+          <w:p>
+            <w:pPr>
+              <w:spacing w:after="160" w:line="278" w:lineRule="auto"/>
+              <w:cnfStyle w:val="000000100000" w:firstRow="0" w:lastRow="0" w:firstColumn="0" w:lastColumn="0" w:oddVBand="0" w:evenVBand="0" w:oddHBand="1" w:evenHBand="0" w:firstRowFirstColumn="0" w:firstRowLastColumn="0" w:lastRowFirstColumn="0" w:lastRowLastColumn="0"/>
+            </w:pPr>
+            <w:r>
+              <w:t>587</w:t>
+            </w:r>
+          </w:p>
+        </w:tc>
+      </w:tr>
+      <w:tr>
+        <w:trPr>
+          <w:jc w:val="center"/>
+        </w:trPr>
+        <w:tc>
+          <w:tcPr>
+            <w:cnfStyle w:val="001000000000" w:firstRow="0" w:lastRow="0" w:firstColumn="1" w:lastColumn="0" w:oddVBand="0" w:evenVBand="0" w:oddHBand="0" w:evenHBand="0" w:firstRowFirstColumn="0" w:firstRowLastColumn="0" w:lastRowFirstColumn="0" w:lastRowLastColumn="0"/>
+            <w:tcW w:w="0" w:type="auto"/>
+            <w:hideMark/>
+          </w:tcPr>
+          <w:p>
+            <w:pPr>
+              <w:spacing w:after="160" w:line="278" w:lineRule="auto"/>
+            </w:pPr>
+            <w:r>
+              <w:t>POP3</w:t>
+            </w:r>
+          </w:p>
+        </w:tc>
+        <w:tc>
+          <w:tcPr>
+            <w:tcW w:w="0" w:type="auto"/>
+            <w:hideMark/>
+          </w:tcPr>
+          <w:p>
+            <w:pPr>
+              <w:spacing w:after="160" w:line="278" w:lineRule="auto"/>
+              <w:cnfStyle w:val="000000000000" w:firstRow="0" w:lastRow="0" w:firstColumn="0" w:lastColumn="0" w:oddVBand="0" w:evenVBand="0" w:oddHBand="0" w:evenHBand="0" w:firstRowFirstColumn="0" w:firstRowLastColumn="0" w:lastRowFirstColumn="0" w:lastRowLastColumn="0"/>
+            </w:pPr>
+            <w:r>
+              <w:t>Post Office Protocol Version 3</w:t>
+            </w:r>
+          </w:p>
+        </w:tc>
+        <w:tc>
+          <w:tcPr>
+            <w:tcW w:w="0" w:type="auto"/>
+            <w:hideMark/>
+          </w:tcPr>
+          <w:p>
+            <w:pPr>
+              <w:spacing w:after="160" w:line="278" w:lineRule="auto"/>
+              <w:cnfStyle w:val="000000000000" w:firstRow="0" w:lastRow="0" w:firstColumn="0" w:lastColumn="0" w:oddVBand="0" w:evenVBand="0" w:oddHBand="0" w:evenHBand="0" w:firstRowFirstColumn="0" w:firstRowLastColumn="0" w:lastRowFirstColumn="0" w:lastRowLastColumn="0"/>
+            </w:pPr>
+            <w:r>
+              <w:t>110</w:t>
+            </w:r>
+          </w:p>
+        </w:tc>
+      </w:tr>
+      <w:tr>
+        <w:trPr>
+          <w:cnfStyle w:val="000000100000" w:firstRow="0" w:lastRow="0" w:firstColumn="0" w:lastColumn="0" w:oddVBand="0" w:evenVBand="0" w:oddHBand="1" w:evenHBand="0" w:firstRowFirstColumn="0" w:firstRowLastColumn="0" w:lastRowFirstColumn="0" w:lastRowLastColumn="0"/>
+          <w:jc w:val="center"/>
+        </w:trPr>
+        <w:tc>
+          <w:tcPr>
+            <w:cnfStyle w:val="001000000000" w:firstRow="0" w:lastRow="0" w:firstColumn="1" w:lastColumn="0" w:oddVBand="0" w:evenVBand="0" w:oddHBand="0" w:evenHBand="0" w:firstRowFirstColumn="0" w:firstRowLastColumn="0" w:lastRowFirstColumn="0" w:lastRowLastColumn="0"/>
+            <w:tcW w:w="0" w:type="auto"/>
+            <w:hideMark/>
+          </w:tcPr>
+          <w:p>
+            <w:pPr>
+              <w:spacing w:after="160" w:line="278" w:lineRule="auto"/>
+            </w:pPr>
+            <w:r>
+              <w:t>POP3S</w:t>
+            </w:r>
+          </w:p>
+        </w:tc>
+        <w:tc>
+          <w:tcPr>
+            <w:tcW w:w="0" w:type="auto"/>
+            <w:hideMark/>
+          </w:tcPr>
+          <w:p>
+            <w:pPr>
+              <w:spacing w:after="160" w:line="278" w:lineRule="auto"/>
+              <w:cnfStyle w:val="000000100000" w:firstRow="0" w:lastRow="0" w:firstColumn="0" w:lastColumn="0" w:oddVBand="0" w:evenVBand="0" w:oddHBand="1" w:evenHBand="0" w:firstRowFirstColumn="0" w:firstRowLastColumn="0" w:lastRowFirstColumn="0" w:lastRowLastColumn="0"/>
+            </w:pPr>
+            <w:r>
+              <w:t>Post Office Protocol Version 3 Secure</w:t>
+            </w:r>
+          </w:p>
+        </w:tc>
+        <w:tc>
+          <w:tcPr>
+            <w:tcW w:w="0" w:type="auto"/>
+            <w:hideMark/>
+          </w:tcPr>
+          <w:p>
+            <w:pPr>
+              <w:spacing w:after="160" w:line="278" w:lineRule="auto"/>
+              <w:cnfStyle w:val="000000100000" w:firstRow="0" w:lastRow="0" w:firstColumn="0" w:lastColumn="0" w:oddVBand="0" w:evenVBand="0" w:oddHBand="1" w:evenHBand="0" w:firstRowFirstColumn="0" w:firstRowLastColumn="0" w:lastRowFirstColumn="0" w:lastRowLastColumn="0"/>
+            </w:pPr>
+            <w:r>
+              <w:t>995</w:t>
+            </w:r>
+          </w:p>
+        </w:tc>
+      </w:tr>
+      <w:tr>
+        <w:trPr>
+          <w:jc w:val="center"/>
+        </w:trPr>
+        <w:tc>
+          <w:tcPr>
+            <w:cnfStyle w:val="001000000000" w:firstRow="0" w:lastRow="0" w:firstColumn="1" w:lastColumn="0" w:oddVBand="0" w:evenVBand="0" w:oddHBand="0" w:evenHBand="0" w:firstRowFirstColumn="0" w:firstRowLastColumn="0" w:lastRowFirstColumn="0" w:lastRowLastColumn="0"/>
+            <w:tcW w:w="0" w:type="auto"/>
+            <w:hideMark/>
+          </w:tcPr>
+          <w:p>
+            <w:pPr>
+              <w:spacing w:after="160" w:line="278" w:lineRule="auto"/>
+            </w:pPr>
+            <w:r>
+              <w:t>IMAP</w:t>
+            </w:r>
+          </w:p>
+        </w:tc>
+        <w:tc>
+          <w:tcPr>
+            <w:tcW w:w="0" w:type="auto"/>
+            <w:hideMark/>
+          </w:tcPr>
+          <w:p>
+            <w:pPr>
+              <w:spacing w:after="160" w:line="278" w:lineRule="auto"/>
+              <w:cnfStyle w:val="000000000000" w:firstRow="0" w:lastRow="0" w:firstColumn="0" w:lastColumn="0" w:oddVBand="0" w:evenVBand="0" w:oddHBand="0" w:evenHBand="0" w:firstRowFirstColumn="0" w:firstRowLastColumn="0" w:lastRowFirstColumn="0" w:lastRowLastColumn="0"/>
+            </w:pPr>
+            <w:r>
+              <w:t>Internet Message Access Protocol</w:t>
+            </w:r>
+          </w:p>
+        </w:tc>
+        <w:tc>
+          <w:tcPr>
+            <w:tcW w:w="0" w:type="auto"/>
+            <w:hideMark/>
+          </w:tcPr>
+          <w:p>
+            <w:pPr>
+              <w:spacing w:after="160" w:line="278" w:lineRule="auto"/>
+              <w:cnfStyle w:val="000000000000" w:firstRow="0" w:lastRow="0" w:firstColumn="0" w:lastColumn="0" w:oddVBand="0" w:evenVBand="0" w:oddHBand="0" w:evenHBand="0" w:firstRowFirstColumn="0" w:firstRowLastColumn="0" w:lastRowFirstColumn="0" w:lastRowLastColumn="0"/>
+            </w:pPr>
+            <w:r>
+              <w:t>143</w:t>
+            </w:r>
+          </w:p>
+        </w:tc>
+      </w:tr>
+      <w:tr>
+        <w:trPr>
+          <w:cnfStyle w:val="000000100000" w:firstRow="0" w:lastRow="0" w:firstColumn="0" w:lastColumn="0" w:oddVBand="0" w:evenVBand="0" w:oddHBand="1" w:evenHBand="0" w:firstRowFirstColumn="0" w:firstRowLastColumn="0" w:lastRowFirstColumn="0" w:lastRowLastColumn="0"/>
+          <w:jc w:val="center"/>
+        </w:trPr>
+        <w:tc>
+          <w:tcPr>
+            <w:cnfStyle w:val="001000000000" w:firstRow="0" w:lastRow="0" w:firstColumn="1" w:lastColumn="0" w:oddVBand="0" w:evenVBand="0" w:oddHBand="0" w:evenHBand="0" w:firstRowFirstColumn="0" w:firstRowLastColumn="0" w:lastRowFirstColumn="0" w:lastRowLastColumn="0"/>
+            <w:tcW w:w="0" w:type="auto"/>
+            <w:hideMark/>
+          </w:tcPr>
+          <w:p>
+            <w:pPr>
+              <w:spacing w:after="160" w:line="278" w:lineRule="auto"/>
+            </w:pPr>
+            <w:r>
+              <w:t>IMAPS</w:t>
+            </w:r>
+          </w:p>
+        </w:tc>
+        <w:tc>
+          <w:tcPr>
+            <w:tcW w:w="0" w:type="auto"/>
+            <w:hideMark/>
+          </w:tcPr>
+          <w:p>
+            <w:pPr>
+              <w:spacing w:after="160" w:line="278" w:lineRule="auto"/>
+              <w:cnfStyle w:val="000000100000" w:firstRow="0" w:lastRow="0" w:firstColumn="0" w:lastColumn="0" w:oddVBand="0" w:evenVBand="0" w:oddHBand="1" w:evenHBand="0" w:firstRowFirstColumn="0" w:firstRowLastColumn="0" w:lastRowFirstColumn="0" w:lastRowLastColumn="0"/>
+            </w:pPr>
+            <w:r>
+              <w:t>Internet Message Access Protocol Secure</w:t>
+            </w:r>
+          </w:p>
+        </w:tc>
+        <w:tc>
+          <w:tcPr>
+            <w:tcW w:w="0" w:type="auto"/>
+            <w:hideMark/>
+          </w:tcPr>
+          <w:p>
+            <w:pPr>
+              <w:spacing w:after="160" w:line="278" w:lineRule="auto"/>
+              <w:cnfStyle w:val="000000100000" w:firstRow="0" w:lastRow="0" w:firstColumn="0" w:lastColumn="0" w:oddVBand="0" w:evenVBand="0" w:oddHBand="1" w:evenHBand="0" w:firstRowFirstColumn="0" w:firstRowLastColumn="0" w:lastRowFirstColumn="0" w:lastRowLastColumn="0"/>
+            </w:pPr>
+            <w:r>
+              <w:t>993</w:t>
+            </w:r>
+          </w:p>
+        </w:tc>
+      </w:tr>
+      <w:tr>
+        <w:trPr>
+          <w:jc w:val="center"/>
+        </w:trPr>
+        <w:tc>
+          <w:tcPr>
+            <w:cnfStyle w:val="001000000000" w:firstRow="0" w:lastRow="0" w:firstColumn="1" w:lastColumn="0" w:oddVBand="0" w:evenVBand="0" w:oddHBand="0" w:evenHBand="0" w:firstRowFirstColumn="0" w:firstRowLastColumn="0" w:lastRowFirstColumn="0" w:lastRowLastColumn="0"/>
+            <w:tcW w:w="0" w:type="auto"/>
+            <w:hideMark/>
+          </w:tcPr>
+          <w:p>
+            <w:pPr>
+              <w:spacing w:after="160" w:line="278" w:lineRule="auto"/>
+            </w:pPr>
+            <w:r>
+              <w:t>SSH</w:t>
+            </w:r>
+          </w:p>
+        </w:tc>
+        <w:tc>
+          <w:tcPr>
+            <w:tcW w:w="0" w:type="auto"/>
+            <w:hideMark/>
+          </w:tcPr>
+          <w:p>
+            <w:pPr>
+              <w:spacing w:after="160" w:line="278" w:lineRule="auto"/>
+              <w:cnfStyle w:val="000000000000" w:firstRow="0" w:lastRow="0" w:firstColumn="0" w:lastColumn="0" w:oddVBand="0" w:evenVBand="0" w:oddHBand="0" w:evenHBand="0" w:firstRowFirstColumn="0" w:firstRowLastColumn="0" w:lastRowFirstColumn="0" w:lastRowLastColumn="0"/>
+            </w:pPr>
+            <w:r>
+              <w:t>Secure Shell</w:t>
+            </w:r>
+          </w:p>
+        </w:tc>
+        <w:tc>
+          <w:tcPr>
+            <w:tcW w:w="0" w:type="auto"/>
+            <w:hideMark/>
+          </w:tcPr>
+          <w:p>
+            <w:pPr>
+              <w:spacing w:after="160" w:line="278" w:lineRule="auto"/>
+              <w:cnfStyle w:val="000000000000" w:firstRow="0" w:lastRow="0" w:firstColumn="0" w:lastColumn="0" w:oddVBand="0" w:evenVBand="0" w:oddHBand="0" w:evenHBand="0" w:firstRowFirstColumn="0" w:firstRowLastColumn="0" w:lastRowFirstColumn="0" w:lastRowLastColumn="0"/>
+            </w:pPr>
+            <w:r>
+              <w:t>22</w:t>
+            </w:r>
+          </w:p>
+        </w:tc>
+      </w:tr>
+      <w:tr>
+        <w:trPr>
+          <w:cnfStyle w:val="000000100000" w:firstRow="0" w:lastRow="0" w:firstColumn="0" w:lastColumn="0" w:oddVBand="0" w:evenVBand="0" w:oddHBand="1" w:evenHBand="0" w:firstRowFirstColumn="0" w:firstRowLastColumn="0" w:lastRowFirstColumn="0" w:lastRowLastColumn="0"/>
+          <w:jc w:val="center"/>
+        </w:trPr>
+        <w:tc>
+          <w:tcPr>
+            <w:cnfStyle w:val="001000000000" w:firstRow="0" w:lastRow="0" w:firstColumn="1" w:lastColumn="0" w:oddVBand="0" w:evenVBand="0" w:oddHBand="0" w:evenHBand="0" w:firstRowFirstColumn="0" w:firstRowLastColumn="0" w:lastRowFirstColumn="0" w:lastRowLastColumn="0"/>
+            <w:tcW w:w="0" w:type="auto"/>
+            <w:hideMark/>
+          </w:tcPr>
+          <w:p>
+            <w:pPr>
+              <w:spacing w:after="160" w:line="278" w:lineRule="auto"/>
+            </w:pPr>
+            <w:r>
+              <w:t>SNMP</w:t>
+            </w:r>
+          </w:p>
+        </w:tc>
+        <w:tc>
+          <w:tcPr>
+            <w:tcW w:w="0" w:type="auto"/>
+            <w:hideMark/>
+          </w:tcPr>
+          <w:p>
+            <w:pPr>
+              <w:spacing w:after="160" w:line="278" w:lineRule="auto"/>
+              <w:cnfStyle w:val="000000100000" w:firstRow="0" w:lastRow="0" w:firstColumn="0" w:lastColumn="0" w:oddVBand="0" w:evenVBand="0" w:oddHBand="1" w:evenHBand="0" w:firstRowFirstColumn="0" w:firstRowLastColumn="0" w:lastRowFirstColumn="0" w:lastRowLastColumn="0"/>
+            </w:pPr>
+            <w:r>
+              <w:t>Simple Network Management Protocol</w:t>
+            </w:r>
+          </w:p>
+        </w:tc>
+        <w:tc>
+          <w:tcPr>
+            <w:tcW w:w="0" w:type="auto"/>
+            <w:hideMark/>
+          </w:tcPr>
+          <w:p>
+            <w:pPr>
+              <w:spacing w:after="160" w:line="278" w:lineRule="auto"/>
+              <w:cnfStyle w:val="000000100000" w:firstRow="0" w:lastRow="0" w:firstColumn="0" w:lastColumn="0" w:oddVBand="0" w:evenVBand="0" w:oddHBand="1" w:evenHBand="0" w:firstRowFirstColumn="0" w:firstRowLastColumn="0" w:lastRowFirstColumn="0" w:lastRowLastColumn="0"/>
+            </w:pPr>
+            <w:r>
+              <w:t>161 / 162</w:t>
+            </w:r>
+          </w:p>
+        </w:tc>
+      </w:tr>
+      <w:tr>
+        <w:trPr>
+          <w:jc w:val="center"/>
+        </w:trPr>
+        <w:tc>
+          <w:tcPr>
+            <w:cnfStyle w:val="001000000000" w:firstRow="0" w:lastRow="0" w:firstColumn="1" w:lastColumn="0" w:oddVBand="0" w:evenVBand="0" w:oddHBand="0" w:evenHBand="0" w:firstRowFirstColumn="0" w:firstRowLastColumn="0" w:lastRowFirstColumn="0" w:lastRowLastColumn="0"/>
+            <w:tcW w:w="0" w:type="auto"/>
+            <w:hideMark/>
+          </w:tcPr>
+          <w:p>
+            <w:pPr>
+              <w:spacing w:after="160" w:line="278" w:lineRule="auto"/>
+            </w:pPr>
+            <w:r>
+              <w:t>Echo/Ping</w:t>
+            </w:r>
+          </w:p>
+        </w:tc>
+        <w:tc>
+          <w:tcPr>
+            <w:tcW w:w="0" w:type="auto"/>
+            <w:hideMark/>
+          </w:tcPr>
+          <w:p>
+            <w:pPr>
+              <w:spacing w:after="160" w:line="278" w:lineRule="auto"/>
+              <w:cnfStyle w:val="000000000000" w:firstRow="0" w:lastRow="0" w:firstColumn="0" w:lastColumn="0" w:oddVBand="0" w:evenVBand="0" w:oddHBand="0" w:evenHBand="0" w:firstRowFirstColumn="0" w:firstRowLastColumn="0" w:lastRowFirstColumn="0" w:lastRowLastColumn="0"/>
+            </w:pPr>
+            <w:r>
+              <w:t>Echo Protocol / ICMP Ping</w:t>
+            </w:r>
+          </w:p>
+        </w:tc>
+        <w:tc>
+          <w:tcPr>
+            <w:tcW w:w="0" w:type="auto"/>
+            <w:hideMark/>
+          </w:tcPr>
+          <w:p>
+            <w:pPr>
+              <w:spacing w:after="160" w:line="278" w:lineRule="auto"/>
+              <w:cnfStyle w:val="000000000000" w:firstRow="0" w:lastRow="0" w:firstColumn="0" w:lastColumn="0" w:oddVBand="0" w:evenVBand="0" w:oddHBand="0" w:evenHBand="0" w:firstRowFirstColumn="0" w:firstRowLastColumn="0" w:lastRowFirstColumn="0" w:lastRowLastColumn="0"/>
+            </w:pPr>
+            <w:r>
+              <w:t>7 / ICMP</w:t>
+            </w:r>
+          </w:p>
+        </w:tc>
+      </w:tr>
+      <w:tr>
+        <w:trPr>
+          <w:cnfStyle w:val="000000100000" w:firstRow="0" w:lastRow="0" w:firstColumn="0" w:lastColumn="0" w:oddVBand="0" w:evenVBand="0" w:oddHBand="1" w:evenHBand="0" w:firstRowFirstColumn="0" w:firstRowLastColumn="0" w:lastRowFirstColumn="0" w:lastRowLastColumn="0"/>
+          <w:jc w:val="center"/>
+        </w:trPr>
+        <w:tc>
+          <w:tcPr>
+            <w:cnfStyle w:val="001000000000" w:firstRow="0" w:lastRow="0" w:firstColumn="1" w:lastColumn="0" w:oddVBand="0" w:evenVBand="0" w:oddHBand="0" w:evenHBand="0" w:firstRowFirstColumn="0" w:firstRowLastColumn="0" w:lastRowFirstColumn="0" w:lastRowLastColumn="0"/>
+            <w:tcW w:w="0" w:type="auto"/>
+            <w:hideMark/>
+          </w:tcPr>
+          <w:p>
+            <w:pPr>
+              <w:spacing w:after="160" w:line="278" w:lineRule="auto"/>
+            </w:pPr>
+            <w:r>
+              <w:t>DNS</w:t>
+            </w:r>
+          </w:p>
+        </w:tc>
+        <w:tc>
+          <w:tcPr>
+            <w:tcW w:w="0" w:type="auto"/>
+            <w:hideMark/>
+          </w:tcPr>
+          <w:p>
+            <w:pPr>
+              <w:spacing w:after="160" w:line="278" w:lineRule="auto"/>
+              <w:cnfStyle w:val="000000100000" w:firstRow="0" w:lastRow="0" w:firstColumn="0" w:lastColumn="0" w:oddVBand="0" w:evenVBand="0" w:oddHBand="1" w:evenHBand="0" w:firstRowFirstColumn="0" w:firstRowLastColumn="0" w:lastRowFirstColumn="0" w:lastRowLastColumn="0"/>
+            </w:pPr>
+            <w:r>
+              <w:t>Domain Name System</w:t>
+            </w:r>
+          </w:p>
+        </w:tc>
+        <w:tc>
+          <w:tcPr>
+            <w:tcW w:w="0" w:type="auto"/>
+            <w:hideMark/>
+          </w:tcPr>
+          <w:p>
+            <w:pPr>
+              <w:spacing w:after="160" w:line="278" w:lineRule="auto"/>
+              <w:cnfStyle w:val="000000100000" w:firstRow="0" w:lastRow="0" w:firstColumn="0" w:lastColumn="0" w:oddVBand="0" w:evenVBand="0" w:oddHBand="1" w:evenHBand="0" w:firstRowFirstColumn="0" w:firstRowLastColumn="0" w:lastRowFirstColumn="0" w:lastRowLastColumn="0"/>
+            </w:pPr>
+            <w:r>
+              <w:t>53</w:t>
+            </w:r>
+          </w:p>
+        </w:tc>
+      </w:tr>
+      <w:tr>
+        <w:trPr>
+          <w:jc w:val="center"/>
+        </w:trPr>
+        <w:tc>
+          <w:tcPr>
+            <w:cnfStyle w:val="001000000000" w:firstRow="0" w:lastRow="0" w:firstColumn="1" w:lastColumn="0" w:oddVBand="0" w:evenVBand="0" w:oddHBand="0" w:evenHBand="0" w:firstRowFirstColumn="0" w:firstRowLastColumn="0" w:lastRowFirstColumn="0" w:lastRowLastColumn="0"/>
+            <w:tcW w:w="0" w:type="auto"/>
+            <w:hideMark/>
+          </w:tcPr>
+          <w:p>
+            <w:pPr>
+              <w:spacing w:after="160" w:line="278" w:lineRule="auto"/>
+            </w:pPr>
+            <w:r>
+              <w:t>DNS (TLS)</w:t>
+            </w:r>
+          </w:p>
+        </w:tc>
+        <w:tc>
+          <w:tcPr>
+            <w:tcW w:w="0" w:type="auto"/>
+            <w:hideMark/>
+          </w:tcPr>
+          <w:p>
+            <w:pPr>
+              <w:spacing w:after="160" w:line="278" w:lineRule="auto"/>
+              <w:cnfStyle w:val="000000000000" w:firstRow="0" w:lastRow="0" w:firstColumn="0" w:lastColumn="0" w:oddVBand="0" w:evenVBand="0" w:oddHBand="0" w:evenHBand="0" w:firstRowFirstColumn="0" w:firstRowLastColumn="0" w:lastRowFirstColumn="0" w:lastRowLastColumn="0"/>
+            </w:pPr>
+            <w:r>
+              <w:t xml:space="preserve">DNS </w:t>
+            </w:r>
+            <w:proofErr w:type="spellStart"/>
+            <w:r>
+              <w:t>over</w:t>
+            </w:r>
+            <w:proofErr w:type="spellEnd"/>
+            <w:r>
+              <w:t xml:space="preserve"> TLS</w:t>
+            </w:r>
+          </w:p>
+        </w:tc>
+        <w:tc>
+          <w:tcPr>
+            <w:tcW w:w="0" w:type="auto"/>
+            <w:hideMark/>
+          </w:tcPr>
+          <w:p>
+            <w:pPr>
+              <w:spacing w:after="160" w:line="278" w:lineRule="auto"/>
+              <w:cnfStyle w:val="000000000000" w:firstRow="0" w:lastRow="0" w:firstColumn="0" w:lastColumn="0" w:oddVBand="0" w:evenVBand="0" w:oddHBand="0" w:evenHBand="0" w:firstRowFirstColumn="0" w:firstRowLastColumn="0" w:lastRowFirstColumn="0" w:lastRowLastColumn="0"/>
+            </w:pPr>
+            <w:r>
+              <w:t>853</w:t>
+            </w:r>
+          </w:p>
+        </w:tc>
+      </w:tr>
+      <w:tr>
+        <w:trPr>
+          <w:cnfStyle w:val="000000100000" w:firstRow="0" w:lastRow="0" w:firstColumn="0" w:lastColumn="0" w:oddVBand="0" w:evenVBand="0" w:oddHBand="1" w:evenHBand="0" w:firstRowFirstColumn="0" w:firstRowLastColumn="0" w:lastRowFirstColumn="0" w:lastRowLastColumn="0"/>
+          <w:jc w:val="center"/>
+        </w:trPr>
+        <w:tc>
+          <w:tcPr>
+            <w:cnfStyle w:val="001000000000" w:firstRow="0" w:lastRow="0" w:firstColumn="1" w:lastColumn="0" w:oddVBand="0" w:evenVBand="0" w:oddHBand="0" w:evenHBand="0" w:firstRowFirstColumn="0" w:firstRowLastColumn="0" w:lastRowFirstColumn="0" w:lastRowLastColumn="0"/>
+            <w:tcW w:w="0" w:type="auto"/>
+            <w:hideMark/>
+          </w:tcPr>
+          <w:p>
+            <w:pPr>
+              <w:spacing w:after="160" w:line="278" w:lineRule="auto"/>
+            </w:pPr>
+            <w:r>
+              <w:t>DHCPv4</w:t>
+            </w:r>
+          </w:p>
+        </w:tc>
+        <w:tc>
+          <w:tcPr>
+            <w:tcW w:w="0" w:type="auto"/>
+            <w:hideMark/>
+          </w:tcPr>
+          <w:p>
+            <w:pPr>
+              <w:spacing w:after="160" w:line="278" w:lineRule="auto"/>
+              <w:cnfStyle w:val="000000100000" w:firstRow="0" w:lastRow="0" w:firstColumn="0" w:lastColumn="0" w:oddVBand="0" w:evenVBand="0" w:oddHBand="1" w:evenHBand="0" w:firstRowFirstColumn="0" w:firstRowLastColumn="0" w:lastRowFirstColumn="0" w:lastRowLastColumn="0"/>
+            </w:pPr>
+            <w:r>
+              <w:t xml:space="preserve">Dynamic Host </w:t>
+            </w:r>
+            <w:proofErr w:type="spellStart"/>
+            <w:r>
+              <w:t>Configuration</w:t>
+            </w:r>
+            <w:proofErr w:type="spellEnd"/>
+            <w:r>
+              <w:t xml:space="preserve"> Protocol v4</w:t>
+            </w:r>
+          </w:p>
+        </w:tc>
+        <w:tc>
+          <w:tcPr>
+            <w:tcW w:w="0" w:type="auto"/>
+            <w:hideMark/>
+          </w:tcPr>
+          <w:p>
+            <w:pPr>
+              <w:spacing w:after="160" w:line="278" w:lineRule="auto"/>
+              <w:cnfStyle w:val="000000100000" w:firstRow="0" w:lastRow="0" w:firstColumn="0" w:lastColumn="0" w:oddVBand="0" w:evenVBand="0" w:oddHBand="1" w:evenHBand="0" w:firstRowFirstColumn="0" w:firstRowLastColumn="0" w:lastRowFirstColumn="0" w:lastRowLastColumn="0"/>
+            </w:pPr>
+            <w:r>
+              <w:t>67 / 68</w:t>
+            </w:r>
+          </w:p>
+        </w:tc>
+      </w:tr>
+      <w:tr>
+        <w:trPr>
+          <w:jc w:val="center"/>
+        </w:trPr>
+        <w:tc>
+          <w:tcPr>
+            <w:cnfStyle w:val="001000000000" w:firstRow="0" w:lastRow="0" w:firstColumn="1" w:lastColumn="0" w:oddVBand="0" w:evenVBand="0" w:oddHBand="0" w:evenHBand="0" w:firstRowFirstColumn="0" w:firstRowLastColumn="0" w:lastRowFirstColumn="0" w:lastRowLastColumn="0"/>
+            <w:tcW w:w="0" w:type="auto"/>
+            <w:hideMark/>
+          </w:tcPr>
+          <w:p>
+            <w:pPr>
+              <w:spacing w:after="160" w:line="278" w:lineRule="auto"/>
+            </w:pPr>
+            <w:r>
+              <w:t>DHCPv6</w:t>
+            </w:r>
+          </w:p>
+        </w:tc>
+        <w:tc>
+          <w:tcPr>
+            <w:tcW w:w="0" w:type="auto"/>
+            <w:hideMark/>
+          </w:tcPr>
+          <w:p>
+            <w:pPr>
+              <w:spacing w:after="160" w:line="278" w:lineRule="auto"/>
+              <w:cnfStyle w:val="000000000000" w:firstRow="0" w:lastRow="0" w:firstColumn="0" w:lastColumn="0" w:oddVBand="0" w:evenVBand="0" w:oddHBand="0" w:evenHBand="0" w:firstRowFirstColumn="0" w:firstRowLastColumn="0" w:lastRowFirstColumn="0" w:lastRowLastColumn="0"/>
+            </w:pPr>
+            <w:r>
+              <w:t xml:space="preserve">Dynamic Host </w:t>
+            </w:r>
+            <w:proofErr w:type="spellStart"/>
+            <w:r>
+              <w:t>Configuration</w:t>
+            </w:r>
+            <w:proofErr w:type="spellEnd"/>
+            <w:r>
+              <w:t xml:space="preserve"> Protocol v6</w:t>
+            </w:r>
+          </w:p>
+        </w:tc>
+        <w:tc>
+          <w:tcPr>
+            <w:tcW w:w="0" w:type="auto"/>
+            <w:hideMark/>
+          </w:tcPr>
+          <w:p>
+            <w:pPr>
+              <w:spacing w:after="160" w:line="278" w:lineRule="auto"/>
+              <w:cnfStyle w:val="000000000000" w:firstRow="0" w:lastRow="0" w:firstColumn="0" w:lastColumn="0" w:oddVBand="0" w:evenVBand="0" w:oddHBand="0" w:evenHBand="0" w:firstRowFirstColumn="0" w:firstRowLastColumn="0" w:lastRowFirstColumn="0" w:lastRowLastColumn="0"/>
+            </w:pPr>
+            <w:r>
+              <w:t>546 / 547</w:t>
+            </w:r>
+          </w:p>
+        </w:tc>
+      </w:tr>
+      <w:tr>
+        <w:trPr>
+          <w:cnfStyle w:val="000000100000" w:firstRow="0" w:lastRow="0" w:firstColumn="0" w:lastColumn="0" w:oddVBand="0" w:evenVBand="0" w:oddHBand="1" w:evenHBand="0" w:firstRowFirstColumn="0" w:firstRowLastColumn="0" w:lastRowFirstColumn="0" w:lastRowLastColumn="0"/>
+          <w:jc w:val="center"/>
+        </w:trPr>
+        <w:tc>
+          <w:tcPr>
+            <w:cnfStyle w:val="001000000000" w:firstRow="0" w:lastRow="0" w:firstColumn="1" w:lastColumn="0" w:oddVBand="0" w:evenVBand="0" w:oddHBand="0" w:evenHBand="0" w:firstRowFirstColumn="0" w:firstRowLastColumn="0" w:lastRowFirstColumn="0" w:lastRowLastColumn="0"/>
+            <w:tcW w:w="0" w:type="auto"/>
+            <w:hideMark/>
+          </w:tcPr>
+          <w:p>
+            <w:pPr>
+              <w:spacing w:after="160" w:line="278" w:lineRule="auto"/>
+            </w:pPr>
+            <w:r>
+              <w:t>Telnet</w:t>
+            </w:r>
+          </w:p>
+        </w:tc>
+        <w:tc>
+          <w:tcPr>
+            <w:tcW w:w="0" w:type="auto"/>
+            <w:hideMark/>
+          </w:tcPr>
+          <w:p>
+            <w:pPr>
+              <w:spacing w:after="160" w:line="278" w:lineRule="auto"/>
+              <w:cnfStyle w:val="000000100000" w:firstRow="0" w:lastRow="0" w:firstColumn="0" w:lastColumn="0" w:oddVBand="0" w:evenVBand="0" w:oddHBand="1" w:evenHBand="0" w:firstRowFirstColumn="0" w:firstRowLastColumn="0" w:lastRowFirstColumn="0" w:lastRowLastColumn="0"/>
+            </w:pPr>
+            <w:r>
+              <w:t>Telnet Protocol</w:t>
+            </w:r>
+          </w:p>
+        </w:tc>
+        <w:tc>
+          <w:tcPr>
+            <w:tcW w:w="0" w:type="auto"/>
+            <w:hideMark/>
+          </w:tcPr>
+          <w:p>
+            <w:pPr>
+              <w:spacing w:after="160" w:line="278" w:lineRule="auto"/>
+              <w:cnfStyle w:val="000000100000" w:firstRow="0" w:lastRow="0" w:firstColumn="0" w:lastColumn="0" w:oddVBand="0" w:evenVBand="0" w:oddHBand="1" w:evenHBand="0" w:firstRowFirstColumn="0" w:firstRowLastColumn="0" w:lastRowFirstColumn="0" w:lastRowLastColumn="0"/>
+            </w:pPr>
+            <w:r>
+              <w:t>23</w:t>
+            </w:r>
+          </w:p>
+        </w:tc>
+      </w:tr>
+      <w:tr>
+        <w:trPr>
+          <w:jc w:val="center"/>
+        </w:trPr>
+        <w:tc>
+          <w:tcPr>
+            <w:cnfStyle w:val="001000000000" w:firstRow="0" w:lastRow="0" w:firstColumn="1" w:lastColumn="0" w:oddVBand="0" w:evenVBand="0" w:oddHBand="0" w:evenHBand="0" w:firstRowFirstColumn="0" w:firstRowLastColumn="0" w:lastRowFirstColumn="0" w:lastRowLastColumn="0"/>
+            <w:tcW w:w="0" w:type="auto"/>
+            <w:hideMark/>
+          </w:tcPr>
+          <w:p>
+            <w:pPr>
+              <w:spacing w:after="160" w:line="278" w:lineRule="auto"/>
+            </w:pPr>
+            <w:r>
+              <w:t>Telnet (TLS)</w:t>
+            </w:r>
+          </w:p>
+        </w:tc>
+        <w:tc>
+          <w:tcPr>
+            <w:tcW w:w="0" w:type="auto"/>
+            <w:hideMark/>
+          </w:tcPr>
+          <w:p>
+            <w:pPr>
+              <w:spacing w:after="160" w:line="278" w:lineRule="auto"/>
+              <w:cnfStyle w:val="000000000000" w:firstRow="0" w:lastRow="0" w:firstColumn="0" w:lastColumn="0" w:oddVBand="0" w:evenVBand="0" w:oddHBand="0" w:evenHBand="0" w:firstRowFirstColumn="0" w:firstRowLastColumn="0" w:lastRowFirstColumn="0" w:lastRowLastColumn="0"/>
+            </w:pPr>
+            <w:r>
+              <w:t xml:space="preserve">Telnet </w:t>
+            </w:r>
+            <w:proofErr w:type="spellStart"/>
+            <w:r>
+              <w:t>over</w:t>
+            </w:r>
+            <w:proofErr w:type="spellEnd"/>
+            <w:r>
+              <w:t xml:space="preserve"> TLS</w:t>
+            </w:r>
+          </w:p>
+        </w:tc>
+        <w:tc>
+          <w:tcPr>
+            <w:tcW w:w="0" w:type="auto"/>
+            <w:hideMark/>
+          </w:tcPr>
+          <w:p>
+            <w:pPr>
+              <w:spacing w:after="160" w:line="278" w:lineRule="auto"/>
+              <w:cnfStyle w:val="000000000000" w:firstRow="0" w:lastRow="0" w:firstColumn="0" w:lastColumn="0" w:oddVBand="0" w:evenVBand="0" w:oddHBand="0" w:evenHBand="0" w:firstRowFirstColumn="0" w:firstRowLastColumn="0" w:lastRowFirstColumn="0" w:lastRowLastColumn="0"/>
+            </w:pPr>
+            <w:r>
+              <w:t>992</w:t>
+            </w:r>
+          </w:p>
+        </w:tc>
+      </w:tr>
+    </w:tbl>
+    <w:p>
+      <w:pPr>
+        <w:pStyle w:val="Listenabsatz"/>
+        <w:numPr>
+          <w:ilvl w:val="0"/>
+          <w:numId w:val="4"/>
+        </w:numPr>
+      </w:pPr>
+      <w:r>
+        <w:t xml:space="preserve">Es folgen die Antworten auf die Fragen zum Netzwerk in Aufgabe 5. </w:t>
+      </w:r>
+      <w:r>
+        <w:t xml:space="preserve">Die Dokumentation der durchgeführten Schritte in </w:t>
+      </w:r>
+      <w:r>
+        <w:t>CISCO-</w:t>
+      </w:r>
+      <w:proofErr w:type="spellStart"/>
+      <w:r>
+        <w:t>Packettracer</w:t>
+      </w:r>
+      <w:proofErr w:type="spellEnd"/>
+      <w:r>
+        <w:t xml:space="preserve"> </w:t>
+      </w:r>
+      <w:r>
+        <w:t>ist unter Screenshots zu finden</w:t>
+      </w:r>
+      <w:r>
+        <w:t>.</w:t>
+      </w:r>
+      <w:r>
+        <w:t xml:space="preserve"> Es gibt ein Screenshot des aufgebauten Netzes (siehe Abbildung: Netz Aufgabe 5).</w:t>
       </w:r>
     </w:p>
     <w:p>
       <w:pPr>
+        <w:pStyle w:val="Listenabsatz"/>
+        <w:numPr>
+          <w:ilvl w:val="1"/>
+          <w:numId w:val="4"/>
+        </w:numPr>
+      </w:pPr>
+      <w:r>
+        <w:t>Ich habe jeweils ein Gerät aus demselben Netz, den zugehörigen Router und ein Gerät aus dem anderen Netz angepingt. Alle diese Pings waren erfolgreich</w:t>
+      </w:r>
+      <w:r>
+        <w:t xml:space="preserve"> (siehe Abbildung: Erfolgreiche Pings)</w:t>
+      </w:r>
+      <w:r>
+        <w:t>. Dementsprechend kann ich festhalten, dass die Kommunikation einwandfrei läuft.</w:t>
+      </w:r>
+    </w:p>
+    <w:p>
+      <w:pPr>
+        <w:pStyle w:val="Listenabsatz"/>
+        <w:numPr>
+          <w:ilvl w:val="1"/>
+          <w:numId w:val="4"/>
+        </w:numPr>
+      </w:pPr>
+      <w:r>
+        <w:t xml:space="preserve">Bei dem beschriebenen ping sind </w:t>
+      </w:r>
+      <w:r>
+        <w:t>ARP</w:t>
+      </w:r>
+      <w:r>
+        <w:t xml:space="preserve">, </w:t>
+      </w:r>
+      <w:r>
+        <w:t>ICMP</w:t>
+      </w:r>
+      <w:r>
+        <w:t xml:space="preserve"> und </w:t>
+      </w:r>
+      <w:r>
+        <w:t>IP</w:t>
+      </w:r>
+      <w:r>
+        <w:t xml:space="preserve"> im Einsatz.</w:t>
+      </w:r>
+    </w:p>
+    <w:p>
+      <w:pPr>
+        <w:pStyle w:val="Listenabsatz"/>
+        <w:numPr>
+          <w:ilvl w:val="1"/>
+          <w:numId w:val="4"/>
+        </w:numPr>
+      </w:pPr>
+      <w:r>
+        <w:t xml:space="preserve">Um diese Frage zu klären, habe ich bei dem Gerät PC 21 den ARP-Cache gelöscht (siehe </w:t>
+      </w:r>
+      <w:r>
+        <w:t>Abbildung: L</w:t>
+      </w:r>
+      <w:r>
+        <w:t>eerer ARP-Cache). Anschliessend habe ich einen Ping auf das Gerät 12 gestartet. Darauf hin gab es einen neuen Eintrag im ARP-Cache für den Router 1</w:t>
+      </w:r>
+      <w:r>
+        <w:t xml:space="preserve"> (siehe Abbildung: ARP-Cache nach ping in fremdes Netzwerk)</w:t>
+      </w:r>
+      <w:r>
+        <w:t>.</w:t>
+      </w:r>
+    </w:p>
+    <w:p>
+      <w:pPr>
+        <w:pStyle w:val="Listenabsatz"/>
+        <w:numPr>
+          <w:ilvl w:val="1"/>
+          <w:numId w:val="4"/>
+        </w:numPr>
+      </w:pPr>
+      <w:r>
+        <w:lastRenderedPageBreak/>
+        <w:t>Mir fällt lediglich auf, dass der Router 1 die Anfrage nicht in das fremde Netzwerk weiterleitet, da er weiss, dass sich die IP-Adresse in dem bekannten Netzwerk befindet.</w:t>
+      </w:r>
+    </w:p>
+    <w:p>
+      <w:pPr>
+        <w:pStyle w:val="Listenabsatz"/>
+        <w:numPr>
+          <w:ilvl w:val="1"/>
+          <w:numId w:val="4"/>
+        </w:numPr>
+      </w:pPr>
+      <w:r>
+        <w:t xml:space="preserve">Nun kam im ARP-Cache auch noch die IP-Adresse </w:t>
+      </w:r>
+      <w:proofErr w:type="gramStart"/>
+      <w:r>
+        <w:t>des vorher angepingten Gerät</w:t>
+      </w:r>
+      <w:proofErr w:type="gramEnd"/>
+      <w:r>
+        <w:t xml:space="preserve"> im bekannten Netzwerk hinzu (siehe Abbildung: ARP-Cache nach ping in bekanntes Netzwerk)</w:t>
+      </w:r>
+    </w:p>
+    <w:p>
+      <w:pPr>
+        <w:pStyle w:val="berschrift3"/>
+      </w:pPr>
+      <w:r>
+        <w:t>Bearbeitung</w:t>
+      </w:r>
+    </w:p>
+    <w:p>
+      <w:r>
+        <w:t xml:space="preserve">Hinweis: Beim Aufbauen dieses Netzes ist zu beachten, dass auf dem Router 1 unter </w:t>
+      </w:r>
+      <w:proofErr w:type="spellStart"/>
+      <w:r>
+        <w:t>Config</w:t>
+      </w:r>
+      <w:proofErr w:type="spellEnd"/>
+      <w:r>
+        <w:t xml:space="preserve"> &gt; Gigabit</w:t>
+      </w:r>
+      <w:r>
+        <w:t>Ethernet</w:t>
+      </w:r>
+      <w:r>
+        <w:t>0</w:t>
+      </w:r>
+      <w:r>
+        <w:t>/0</w:t>
+      </w:r>
+      <w:r>
+        <w:t xml:space="preserve"> </w:t>
+      </w:r>
+      <w:r>
+        <w:t xml:space="preserve">respektive </w:t>
+      </w:r>
+      <w:r>
+        <w:t>Gigabit</w:t>
+      </w:r>
+      <w:r>
+        <w:t>Ethernet</w:t>
+      </w:r>
+      <w:r>
+        <w:t>1</w:t>
+      </w:r>
+      <w:r>
+        <w:t>/1</w:t>
+      </w:r>
+      <w:r>
+        <w:t xml:space="preserve"> bei der Funktion Port Status die Checkbox On angewählt werden muss. </w:t>
+      </w:r>
+      <w:r>
+        <w:t>Ansonsten</w:t>
+      </w:r>
+      <w:r>
+        <w:t xml:space="preserve"> kann keine Verbindung mit den Switchen hergestellt werden. Dieser Hinweis gilt ebenso für diese Switches, ist jedoch zu vernachlässigen, da die Checkbox standardmässig ausgewählt. Trotzdem sollte diese mögliche Fehlerquelle im überprüft werden.</w:t>
+      </w:r>
+    </w:p>
+    <w:p>
+      <w:pPr>
         <w:pStyle w:val="berschrift3"/>
       </w:pPr>
       <w:bookmarkStart w:id="15" w:name="_Toc226444961"/>
@@ -3544,14 +4901,393 @@
       </w:r>
       <w:bookmarkEnd w:id="15"/>
     </w:p>
-    <w:p/>
     <w:p>
       <w:pPr>
+        <w:keepNext/>
+      </w:pPr>
+      <w:r>
+        <w:rPr>
+          <w:noProof/>
+        </w:rPr>
+        <w:drawing>
+          <wp:inline distT="0" distB="0" distL="0" distR="0" wp14:anchorId="7BF01276" wp14:editId="371E8863">
+            <wp:extent cx="5760720" cy="2171700"/>
+            <wp:effectExtent l="0" t="0" r="0" b="0"/>
+            <wp:docPr id="609121255" name="Grafik 6"/>
+            <wp:cNvGraphicFramePr>
+              <a:graphicFrameLocks xmlns:a="http://schemas.openxmlformats.org/drawingml/2006/main" noChangeAspect="1"/>
+            </wp:cNvGraphicFramePr>
+            <a:graphic xmlns:a="http://schemas.openxmlformats.org/drawingml/2006/main">
+              <a:graphicData uri="http://schemas.openxmlformats.org/drawingml/2006/picture">
+                <pic:pic xmlns:pic="http://schemas.openxmlformats.org/drawingml/2006/picture">
+                  <pic:nvPicPr>
+                    <pic:cNvPr id="0" name="Picture 1"/>
+                    <pic:cNvPicPr>
+                      <a:picLocks noChangeAspect="1" noChangeArrowheads="1"/>
+                    </pic:cNvPicPr>
+                  </pic:nvPicPr>
+                  <pic:blipFill>
+                    <a:blip r:embed="rId11">
+                      <a:extLst>
+                        <a:ext uri="{28A0092B-C50C-407E-A947-70E740481C1C}">
+                          <a14:useLocalDpi xmlns:a14="http://schemas.microsoft.com/office/drawing/2010/main" val="0"/>
+                        </a:ext>
+                      </a:extLst>
+                    </a:blip>
+                    <a:srcRect/>
+                    <a:stretch>
+                      <a:fillRect/>
+                    </a:stretch>
+                  </pic:blipFill>
+                  <pic:spPr bwMode="auto">
+                    <a:xfrm>
+                      <a:off x="0" y="0"/>
+                      <a:ext cx="5760720" cy="2171700"/>
+                    </a:xfrm>
+                    <a:prstGeom prst="rect">
+                      <a:avLst/>
+                    </a:prstGeom>
+                    <a:noFill/>
+                    <a:ln>
+                      <a:noFill/>
+                    </a:ln>
+                  </pic:spPr>
+                </pic:pic>
+              </a:graphicData>
+            </a:graphic>
+          </wp:inline>
+        </w:drawing>
+      </w:r>
+    </w:p>
+    <w:p>
+      <w:pPr>
+        <w:pStyle w:val="Beschriftung"/>
+      </w:pPr>
+      <w:r>
+        <w:t xml:space="preserve">Abbildung </w:t>
+      </w:r>
+      <w:r>
+        <w:fldChar w:fldCharType="begin"/>
+      </w:r>
+      <w:r>
+        <w:instrText xml:space="preserve"> SEQ Abbildung \* ARABIC </w:instrText>
+      </w:r>
+      <w:r>
+        <w:fldChar w:fldCharType="separate"/>
+      </w:r>
+      <w:r>
+        <w:rPr>
+          <w:noProof/>
+        </w:rPr>
+        <w:t>3</w:t>
+      </w:r>
+      <w:r>
+        <w:fldChar w:fldCharType="end"/>
+      </w:r>
+      <w:r>
+        <w:t>: Netz Aufgabe 5</w:t>
+      </w:r>
+    </w:p>
+    <w:p>
+      <w:pPr>
+        <w:keepNext/>
+      </w:pPr>
+      <w:r>
+        <w:rPr>
+          <w:noProof/>
+        </w:rPr>
+        <w:lastRenderedPageBreak/>
+        <w:drawing>
+          <wp:inline distT="0" distB="0" distL="0" distR="0" wp14:anchorId="5AD0EB3A" wp14:editId="718228CD">
+            <wp:extent cx="2448420" cy="3240000"/>
+            <wp:effectExtent l="0" t="0" r="9525" b="0"/>
+            <wp:docPr id="1546301425" name="Grafik 1"/>
+            <wp:cNvGraphicFramePr>
+              <a:graphicFrameLocks xmlns:a="http://schemas.openxmlformats.org/drawingml/2006/main" noChangeAspect="1"/>
+            </wp:cNvGraphicFramePr>
+            <a:graphic xmlns:a="http://schemas.openxmlformats.org/drawingml/2006/main">
+              <a:graphicData uri="http://schemas.openxmlformats.org/drawingml/2006/picture">
+                <pic:pic xmlns:pic="http://schemas.openxmlformats.org/drawingml/2006/picture">
+                  <pic:nvPicPr>
+                    <pic:cNvPr id="1546301425" name=""/>
+                    <pic:cNvPicPr/>
+                  </pic:nvPicPr>
+                  <pic:blipFill>
+                    <a:blip r:embed="rId12"/>
+                    <a:stretch>
+                      <a:fillRect/>
+                    </a:stretch>
+                  </pic:blipFill>
+                  <pic:spPr>
+                    <a:xfrm>
+                      <a:off x="0" y="0"/>
+                      <a:ext cx="2448420" cy="3240000"/>
+                    </a:xfrm>
+                    <a:prstGeom prst="rect">
+                      <a:avLst/>
+                    </a:prstGeom>
+                  </pic:spPr>
+                </pic:pic>
+              </a:graphicData>
+            </a:graphic>
+          </wp:inline>
+        </w:drawing>
+      </w:r>
+    </w:p>
+    <w:p>
+      <w:pPr>
+        <w:pStyle w:val="Beschriftung"/>
+      </w:pPr>
+      <w:r>
+        <w:t xml:space="preserve">Abbildung </w:t>
+      </w:r>
+      <w:r>
+        <w:fldChar w:fldCharType="begin"/>
+      </w:r>
+      <w:r>
+        <w:instrText xml:space="preserve"> SEQ Abbildung \* ARABIC </w:instrText>
+      </w:r>
+      <w:r>
+        <w:fldChar w:fldCharType="separate"/>
+      </w:r>
+      <w:r>
+        <w:rPr>
+          <w:noProof/>
+        </w:rPr>
+        <w:t>4</w:t>
+      </w:r>
+      <w:r>
+        <w:fldChar w:fldCharType="end"/>
+      </w:r>
+      <w:r>
+        <w:t>: Erfolgreiche Pings</w:t>
+      </w:r>
+    </w:p>
+    <w:p>
+      <w:pPr>
+        <w:keepNext/>
+      </w:pPr>
+      <w:r>
+        <w:drawing>
+          <wp:inline distT="0" distB="0" distL="0" distR="0" wp14:anchorId="1A7C1A32" wp14:editId="676783BE">
+            <wp:extent cx="2448000" cy="451244"/>
+            <wp:effectExtent l="0" t="0" r="0" b="6350"/>
+            <wp:docPr id="857998100" name="Grafik 1"/>
+            <wp:cNvGraphicFramePr>
+              <a:graphicFrameLocks xmlns:a="http://schemas.openxmlformats.org/drawingml/2006/main" noChangeAspect="1"/>
+            </wp:cNvGraphicFramePr>
+            <a:graphic xmlns:a="http://schemas.openxmlformats.org/drawingml/2006/main">
+              <a:graphicData uri="http://schemas.openxmlformats.org/drawingml/2006/picture">
+                <pic:pic xmlns:pic="http://schemas.openxmlformats.org/drawingml/2006/picture">
+                  <pic:nvPicPr>
+                    <pic:cNvPr id="857998100" name=""/>
+                    <pic:cNvPicPr/>
+                  </pic:nvPicPr>
+                  <pic:blipFill>
+                    <a:blip r:embed="rId13"/>
+                    <a:stretch>
+                      <a:fillRect/>
+                    </a:stretch>
+                  </pic:blipFill>
+                  <pic:spPr>
+                    <a:xfrm>
+                      <a:off x="0" y="0"/>
+                      <a:ext cx="2448000" cy="451244"/>
+                    </a:xfrm>
+                    <a:prstGeom prst="rect">
+                      <a:avLst/>
+                    </a:prstGeom>
+                  </pic:spPr>
+                </pic:pic>
+              </a:graphicData>
+            </a:graphic>
+          </wp:inline>
+        </w:drawing>
+      </w:r>
+    </w:p>
+    <w:p>
+      <w:pPr>
+        <w:pStyle w:val="Beschriftung"/>
+      </w:pPr>
+      <w:r>
+        <w:t xml:space="preserve">Abbildung </w:t>
+      </w:r>
+      <w:r>
+        <w:fldChar w:fldCharType="begin"/>
+      </w:r>
+      <w:r>
+        <w:instrText xml:space="preserve"> SEQ Abbildung \* ARABIC </w:instrText>
+      </w:r>
+      <w:r>
+        <w:fldChar w:fldCharType="separate"/>
+      </w:r>
+      <w:r>
+        <w:rPr>
+          <w:noProof/>
+        </w:rPr>
+        <w:t>5</w:t>
+      </w:r>
+      <w:r>
+        <w:fldChar w:fldCharType="end"/>
+      </w:r>
+      <w:r>
+        <w:t>: Leerer ARP-Cache</w:t>
+      </w:r>
+    </w:p>
+    <w:p>
+      <w:pPr>
+        <w:keepNext/>
+      </w:pPr>
+      <w:r>
+        <w:drawing>
+          <wp:inline distT="0" distB="0" distL="0" distR="0" wp14:anchorId="694D518C" wp14:editId="2389E097">
+            <wp:extent cx="2448000" cy="270000"/>
+            <wp:effectExtent l="0" t="0" r="0" b="0"/>
+            <wp:docPr id="1926019673" name="Grafik 1"/>
+            <wp:cNvGraphicFramePr>
+              <a:graphicFrameLocks xmlns:a="http://schemas.openxmlformats.org/drawingml/2006/main" noChangeAspect="1"/>
+            </wp:cNvGraphicFramePr>
+            <a:graphic xmlns:a="http://schemas.openxmlformats.org/drawingml/2006/main">
+              <a:graphicData uri="http://schemas.openxmlformats.org/drawingml/2006/picture">
+                <pic:pic xmlns:pic="http://schemas.openxmlformats.org/drawingml/2006/picture">
+                  <pic:nvPicPr>
+                    <pic:cNvPr id="1926019673" name=""/>
+                    <pic:cNvPicPr/>
+                  </pic:nvPicPr>
+                  <pic:blipFill>
+                    <a:blip r:embed="rId14"/>
+                    <a:stretch>
+                      <a:fillRect/>
+                    </a:stretch>
+                  </pic:blipFill>
+                  <pic:spPr>
+                    <a:xfrm>
+                      <a:off x="0" y="0"/>
+                      <a:ext cx="2448000" cy="270000"/>
+                    </a:xfrm>
+                    <a:prstGeom prst="rect">
+                      <a:avLst/>
+                    </a:prstGeom>
+                  </pic:spPr>
+                </pic:pic>
+              </a:graphicData>
+            </a:graphic>
+          </wp:inline>
+        </w:drawing>
+      </w:r>
+    </w:p>
+    <w:p>
+      <w:pPr>
+        <w:pStyle w:val="Beschriftung"/>
+      </w:pPr>
+      <w:r>
+        <w:t xml:space="preserve">Abbildung </w:t>
+      </w:r>
+      <w:r>
+        <w:fldChar w:fldCharType="begin"/>
+      </w:r>
+      <w:r>
+        <w:instrText xml:space="preserve"> SEQ Abbildung \* ARABIC </w:instrText>
+      </w:r>
+      <w:r>
+        <w:fldChar w:fldCharType="separate"/>
+      </w:r>
+      <w:r>
+        <w:rPr>
+          <w:noProof/>
+        </w:rPr>
+        <w:t>6</w:t>
+      </w:r>
+      <w:r>
+        <w:fldChar w:fldCharType="end"/>
+      </w:r>
+      <w:r>
+        <w:t xml:space="preserve">: </w:t>
+      </w:r>
+      <w:r>
+        <w:t>ARP-Cache nach ping in fremdes Netzwerk</w:t>
+      </w:r>
+    </w:p>
+    <w:p>
+      <w:pPr>
+        <w:keepNext/>
+      </w:pPr>
+      <w:r>
+        <w:drawing>
+          <wp:inline distT="0" distB="0" distL="0" distR="0" wp14:anchorId="1E333482" wp14:editId="1BF31E1A">
+            <wp:extent cx="2448000" cy="364975"/>
+            <wp:effectExtent l="0" t="0" r="0" b="0"/>
+            <wp:docPr id="1313410969" name="Grafik 1"/>
+            <wp:cNvGraphicFramePr>
+              <a:graphicFrameLocks xmlns:a="http://schemas.openxmlformats.org/drawingml/2006/main" noChangeAspect="1"/>
+            </wp:cNvGraphicFramePr>
+            <a:graphic xmlns:a="http://schemas.openxmlformats.org/drawingml/2006/main">
+              <a:graphicData uri="http://schemas.openxmlformats.org/drawingml/2006/picture">
+                <pic:pic xmlns:pic="http://schemas.openxmlformats.org/drawingml/2006/picture">
+                  <pic:nvPicPr>
+                    <pic:cNvPr id="1313410969" name=""/>
+                    <pic:cNvPicPr/>
+                  </pic:nvPicPr>
+                  <pic:blipFill>
+                    <a:blip r:embed="rId15"/>
+                    <a:stretch>
+                      <a:fillRect/>
+                    </a:stretch>
+                  </pic:blipFill>
+                  <pic:spPr>
+                    <a:xfrm>
+                      <a:off x="0" y="0"/>
+                      <a:ext cx="2448000" cy="364975"/>
+                    </a:xfrm>
+                    <a:prstGeom prst="rect">
+                      <a:avLst/>
+                    </a:prstGeom>
+                  </pic:spPr>
+                </pic:pic>
+              </a:graphicData>
+            </a:graphic>
+          </wp:inline>
+        </w:drawing>
+      </w:r>
+    </w:p>
+    <w:p>
+      <w:pPr>
+        <w:pStyle w:val="Beschriftung"/>
+      </w:pPr>
+      <w:r>
+        <w:t xml:space="preserve">Abbildung </w:t>
+      </w:r>
+      <w:r>
+        <w:fldChar w:fldCharType="begin"/>
+      </w:r>
+      <w:r>
+        <w:instrText xml:space="preserve"> SEQ Abbildung \* ARABIC </w:instrText>
+      </w:r>
+      <w:r>
+        <w:fldChar w:fldCharType="separate"/>
+      </w:r>
+      <w:r>
+        <w:rPr>
+          <w:noProof/>
+        </w:rPr>
+        <w:t>7</w:t>
+      </w:r>
+      <w:r>
+        <w:fldChar w:fldCharType="end"/>
+      </w:r>
+      <w:r>
+        <w:t xml:space="preserve">: </w:t>
+      </w:r>
+      <w:r>
+        <w:t>ARP-Cache nach ping in bekanntes Netzwerk</w:t>
+      </w:r>
+    </w:p>
+    <w:p>
+      <w:pPr>
         <w:pStyle w:val="berschrift2"/>
       </w:pPr>
       <w:bookmarkStart w:id="16" w:name="_Toc226444962"/>
       <w:r>
-        <w:lastRenderedPageBreak/>
         <w:t>Subnetting</w:t>
       </w:r>
       <w:bookmarkEnd w:id="16"/>
@@ -3611,6 +5347,7 @@
       </w:pPr>
       <w:bookmarkStart w:id="21" w:name="_Toc226444967"/>
       <w:r>
+        <w:lastRenderedPageBreak/>
         <w:t>Switch</w:t>
       </w:r>
       <w:bookmarkEnd w:id="21"/>
@@ -3627,7 +5364,10 @@
     </w:p>
     <w:p>
       <w:r>
-        <w:t xml:space="preserve">Es soll die benötigte Infrastruktur für ein neues Netzwerk zusammengestellt werden. Zudem sollen noch Bandbreiten berechnet und ein Netz im Cisco </w:t>
+        <w:t xml:space="preserve">Es soll die benötigte Infrastruktur für ein neues Netzwerk zusammengestellt werden. Zudem sollen noch Bandbreiten berechnet und ein Netz im </w:t>
+      </w:r>
+      <w:r>
+        <w:t>CISCO-</w:t>
       </w:r>
       <w:proofErr w:type="spellStart"/>
       <w:r>
@@ -3635,7 +5375,10 @@
       </w:r>
       <w:proofErr w:type="spellEnd"/>
       <w:r>
-        <w:t xml:space="preserve"> erstellt werden. Die Zwischenschritte (Bearbeitung), Lösungen und Screenshots sind unter dem gleichnamigen Unterkapitel zu finden.</w:t>
+        <w:t xml:space="preserve"> </w:t>
+      </w:r>
+      <w:r>
+        <w:t>erstellt werden. Die Zwischenschritte (Bearbeitung), Lösungen und Screenshots sind unter dem gleichnamigen Unterkapitel zu finden.</w:t>
       </w:r>
     </w:p>
     <w:p>
@@ -3672,7 +5415,7 @@
       <w:bookmarkEnd w:id="25"/>
     </w:p>
     <w:sectPr>
-      <w:footerReference w:type="default" r:id="rId11"/>
+      <w:footerReference w:type="default" r:id="rId16"/>
       <w:pgSz w:w="11906" w:h="16838"/>
       <w:pgMar w:top="1417" w:right="1417" w:bottom="1134" w:left="1417" w:header="708" w:footer="708" w:gutter="0"/>
       <w:pgNumType w:start="0"/>
@@ -3724,7 +5467,7 @@
           <w:docPart w:val="50861DE7EB3545BBB47C83FDECF63101"/>
         </w:placeholder>
         <w:dataBinding w:prefixMappings="xmlns:ns0='http://schemas.microsoft.com/office/2006/coverPageProps' " w:xpath="/ns0:CoverPageProperties[1]/ns0:PublishDate[1]" w:storeItemID="{55AF091B-3C7A-41E3-B477-F2FDAA23CFDA}"/>
-        <w:date w:fullDate="2026-04-06T00:00:00Z">
+        <w:date w:fullDate="2026-04-07T00:00:00Z">
           <w:dateFormat w:val="dd.MM.yyyy"/>
           <w:lid w:val="de-CH"/>
           <w:storeMappedDataAs w:val="dateTime"/>
@@ -3733,7 +5476,7 @@
       </w:sdtPr>
       <w:sdtContent>
         <w:r>
-          <w:t>06.04.2026</w:t>
+          <w:t>07.04.2026</w:t>
         </w:r>
       </w:sdtContent>
     </w:sdt>
@@ -4770,7 +6513,6 @@
   <w:style w:type="character" w:default="1" w:styleId="Absatz-Standardschriftart">
     <w:name w:val="Default Paragraph Font"/>
     <w:uiPriority w:val="1"/>
-    <w:semiHidden/>
     <w:unhideWhenUsed/>
   </w:style>
   <w:style w:type="table" w:default="1" w:styleId="NormaleTabelle">
@@ -5308,6 +7050,101 @@
       <w:szCs w:val="18"/>
     </w:rPr>
   </w:style>
+  <w:style w:type="table" w:styleId="Tabellenraster">
+    <w:name w:val="Table Grid"/>
+    <w:basedOn w:val="NormaleTabelle"/>
+    <w:uiPriority w:val="39"/>
+    <w:rsid w:val="00FC3B63"/>
+    <w:pPr>
+      <w:spacing w:after="0" w:line="240" w:lineRule="auto"/>
+    </w:pPr>
+    <w:tblPr>
+      <w:tblBorders>
+        <w:top w:val="single" w:sz="4" w:space="0" w:color="auto"/>
+        <w:left w:val="single" w:sz="4" w:space="0" w:color="auto"/>
+        <w:bottom w:val="single" w:sz="4" w:space="0" w:color="auto"/>
+        <w:right w:val="single" w:sz="4" w:space="0" w:color="auto"/>
+        <w:insideH w:val="single" w:sz="4" w:space="0" w:color="auto"/>
+        <w:insideV w:val="single" w:sz="4" w:space="0" w:color="auto"/>
+      </w:tblBorders>
+    </w:tblPr>
+  </w:style>
+  <w:style w:type="table" w:styleId="Gitternetztabelle4Akzent1">
+    <w:name w:val="Grid Table 4 Accent 1"/>
+    <w:basedOn w:val="NormaleTabelle"/>
+    <w:uiPriority w:val="49"/>
+    <w:rsid w:val="00FC3B63"/>
+    <w:pPr>
+      <w:spacing w:after="0" w:line="240" w:lineRule="auto"/>
+    </w:pPr>
+    <w:tblPr>
+      <w:tblStyleRowBandSize w:val="1"/>
+      <w:tblStyleColBandSize w:val="1"/>
+      <w:tblBorders>
+        <w:top w:val="single" w:sz="4" w:space="0" w:color="45B0E1" w:themeColor="accent1" w:themeTint="99"/>
+        <w:left w:val="single" w:sz="4" w:space="0" w:color="45B0E1" w:themeColor="accent1" w:themeTint="99"/>
+        <w:bottom w:val="single" w:sz="4" w:space="0" w:color="45B0E1" w:themeColor="accent1" w:themeTint="99"/>
+        <w:right w:val="single" w:sz="4" w:space="0" w:color="45B0E1" w:themeColor="accent1" w:themeTint="99"/>
+        <w:insideH w:val="single" w:sz="4" w:space="0" w:color="45B0E1" w:themeColor="accent1" w:themeTint="99"/>
+        <w:insideV w:val="single" w:sz="4" w:space="0" w:color="45B0E1" w:themeColor="accent1" w:themeTint="99"/>
+      </w:tblBorders>
+    </w:tblPr>
+    <w:tblStylePr w:type="firstRow">
+      <w:rPr>
+        <w:b/>
+        <w:bCs/>
+        <w:color w:val="FFFFFF" w:themeColor="background1"/>
+      </w:rPr>
+      <w:tblPr/>
+      <w:tcPr>
+        <w:tcBorders>
+          <w:top w:val="single" w:sz="4" w:space="0" w:color="156082" w:themeColor="accent1"/>
+          <w:left w:val="single" w:sz="4" w:space="0" w:color="156082" w:themeColor="accent1"/>
+          <w:bottom w:val="single" w:sz="4" w:space="0" w:color="156082" w:themeColor="accent1"/>
+          <w:right w:val="single" w:sz="4" w:space="0" w:color="156082" w:themeColor="accent1"/>
+          <w:insideH w:val="nil"/>
+          <w:insideV w:val="nil"/>
+        </w:tcBorders>
+        <w:shd w:val="clear" w:color="auto" w:fill="156082" w:themeFill="accent1"/>
+      </w:tcPr>
+    </w:tblStylePr>
+    <w:tblStylePr w:type="lastRow">
+      <w:rPr>
+        <w:b/>
+        <w:bCs/>
+      </w:rPr>
+      <w:tblPr/>
+      <w:tcPr>
+        <w:tcBorders>
+          <w:top w:val="double" w:sz="4" w:space="0" w:color="156082" w:themeColor="accent1"/>
+        </w:tcBorders>
+      </w:tcPr>
+    </w:tblStylePr>
+    <w:tblStylePr w:type="firstCol">
+      <w:rPr>
+        <w:b/>
+        <w:bCs/>
+      </w:rPr>
+    </w:tblStylePr>
+    <w:tblStylePr w:type="lastCol">
+      <w:rPr>
+        <w:b/>
+        <w:bCs/>
+      </w:rPr>
+    </w:tblStylePr>
+    <w:tblStylePr w:type="band1Vert">
+      <w:tblPr/>
+      <w:tcPr>
+        <w:shd w:val="clear" w:color="auto" w:fill="C1E4F5" w:themeFill="accent1" w:themeFillTint="33"/>
+      </w:tcPr>
+    </w:tblStylePr>
+    <w:tblStylePr w:type="band1Horz">
+      <w:tblPr/>
+      <w:tcPr>
+        <w:shd w:val="clear" w:color="auto" w:fill="C1E4F5" w:themeFill="accent1" w:themeFillTint="33"/>
+      </w:tcPr>
+    </w:tblStylePr>
+  </w:style>
 </w:styles>
 </file>
 
@@ -5395,9 +7232,9 @@
     <w:rsid w:val="00041762"/>
     <w:rsid w:val="001A7A50"/>
     <w:rsid w:val="00367509"/>
+    <w:rsid w:val="004D26BB"/>
     <w:rsid w:val="00717388"/>
     <w:rsid w:val="00863F34"/>
-    <w:rsid w:val="00B34DB3"/>
     <w:rsid w:val="00B96909"/>
     <w:rsid w:val="00C134A3"/>
     <w:rsid w:val="00D37756"/>
@@ -6170,7 +8007,7 @@
 
 <file path=customXml/item1.xml><?xml version="1.0" encoding="utf-8"?>
 <CoverPageProperties xmlns="http://schemas.microsoft.com/office/2006/coverPageProps">
-  <PublishDate>2026-04-06T00:00:00</PublishDate>
+  <PublishDate>2026-04-07T00:00:00</PublishDate>
   <Abstract/>
   <CompanyAddress>2. Lehrjahr</CompanyAddress>
   <CompanyPhone/>

--- a/M129/Projekt_LB2/Dokumentation/Dokumentation_M129_LB2.docx
+++ b/M129/Projekt_LB2/Dokumentation/Dokumentation_M129_LB2.docx
@@ -2920,7 +2920,6 @@
         <w:pStyle w:val="berschrift2"/>
       </w:pPr>
       <w:bookmarkStart w:id="1" w:name="_Toc226444947"/>
-      <w:proofErr w:type="spellStart"/>
       <w:r>
         <w:rPr>
           <w:highlight w:val="green"/>
@@ -2928,7 +2927,6 @@
         <w:t>BeASwitch</w:t>
       </w:r>
       <w:bookmarkEnd w:id="1"/>
-      <w:proofErr w:type="spellEnd"/>
     </w:p>
     <w:p>
       <w:pPr>
@@ -2942,23 +2940,7 @@
     </w:p>
     <w:p>
       <w:r>
-        <w:t xml:space="preserve">Es soll im Programm </w:t>
-      </w:r>
-      <w:proofErr w:type="spellStart"/>
-      <w:r>
-        <w:t>BeASwitch</w:t>
-      </w:r>
-      <w:proofErr w:type="spellEnd"/>
-      <w:r>
-        <w:t xml:space="preserve"> im </w:t>
-      </w:r>
-      <w:proofErr w:type="spellStart"/>
-      <w:r>
-        <w:t>Exam</w:t>
-      </w:r>
-      <w:proofErr w:type="spellEnd"/>
-      <w:r>
-        <w:t xml:space="preserve"> Modus ein Score von 27 richtigen Lösungen aus 30 Aufgaben erreicht werden. Ist dieses Ziel erreicht, soll davon ein Screenshot gemacht werden.</w:t>
+        <w:t>Es soll im Programm BeASwitch im Exam Modus ein Score von 27 richtigen Lösungen aus 30 Aufgaben erreicht werden. Ist dieses Ziel erreicht, soll davon ein Screenshot gemacht werden.</w:t>
       </w:r>
     </w:p>
     <w:p>
@@ -3051,20 +3033,14 @@
         <w:t>: Erfolgszertifikat</w:t>
       </w:r>
       <w:r>
-        <w:t xml:space="preserve"> </w:t>
-      </w:r>
-      <w:proofErr w:type="spellStart"/>
-      <w:r>
-        <w:t>BeASwitch</w:t>
-      </w:r>
-      <w:proofErr w:type="spellEnd"/>
+        <w:t xml:space="preserve"> BeASwitch</w:t>
+      </w:r>
     </w:p>
     <w:p>
       <w:pPr>
         <w:pStyle w:val="berschrift2"/>
       </w:pPr>
       <w:bookmarkStart w:id="4" w:name="_Toc226444950"/>
-      <w:proofErr w:type="spellStart"/>
       <w:r>
         <w:rPr>
           <w:highlight w:val="green"/>
@@ -3072,7 +3048,6 @@
         <w:t>BeARouter</w:t>
       </w:r>
       <w:bookmarkEnd w:id="4"/>
-      <w:proofErr w:type="spellEnd"/>
     </w:p>
     <w:p>
       <w:pPr>
@@ -3086,23 +3061,7 @@
     </w:p>
     <w:p>
       <w:r>
-        <w:t xml:space="preserve">Es soll im Programm </w:t>
-      </w:r>
-      <w:proofErr w:type="spellStart"/>
-      <w:r>
-        <w:t>BeARouter</w:t>
-      </w:r>
-      <w:proofErr w:type="spellEnd"/>
-      <w:r>
-        <w:t xml:space="preserve"> im </w:t>
-      </w:r>
-      <w:proofErr w:type="spellStart"/>
-      <w:r>
-        <w:t>Exam</w:t>
-      </w:r>
-      <w:proofErr w:type="spellEnd"/>
-      <w:r>
-        <w:t xml:space="preserve"> Modus ein Score von 27 richtigen Lösungen aus 30 Aufgaben erreicht werden. Ist dieses Ziel erreicht, soll davon ein Screenshot gemacht werden.</w:t>
+        <w:t>Es soll im Programm BeARouter im Exam Modus ein Score von 27 richtigen Lösungen aus 30 Aufgaben erreicht werden. Ist dieses Ziel erreicht, soll davon ein Screenshot gemacht werden.</w:t>
       </w:r>
     </w:p>
     <w:p>
@@ -3196,13 +3155,8 @@
         <w:t>: Erfolgszertifikat</w:t>
       </w:r>
       <w:r>
-        <w:t xml:space="preserve"> </w:t>
-      </w:r>
-      <w:proofErr w:type="spellStart"/>
-      <w:r>
-        <w:t>BeARouter</w:t>
-      </w:r>
-      <w:proofErr w:type="spellEnd"/>
+        <w:t xml:space="preserve"> BeARouter</w:t>
+      </w:r>
     </w:p>
     <w:p>
       <w:pPr>
@@ -3229,13 +3183,8 @@
         <w:t xml:space="preserve">Diese Aufgabe ist in zwei Teile aufgeteilt. Im ersten Teil soll aufgrund eines vorgegebenen Netzwerkes für einen Router seine Routingtabelle angelegt werden. Diese Tabelle wird unter Lösungen aufgeführt werden. Im zweiten Teil soll aufgrund eines vorgegebenen Szenarios das Subnetting, die Routingtabellen und ein entsprechendes Netzwerk im Programm </w:t>
       </w:r>
       <w:r>
-        <w:t>CISCO-</w:t>
-      </w:r>
-      <w:proofErr w:type="spellStart"/>
-      <w:r>
-        <w:t>Packettracer</w:t>
-      </w:r>
-      <w:proofErr w:type="spellEnd"/>
+        <w:t>CISCO-Packettracer</w:t>
+      </w:r>
       <w:r>
         <w:t xml:space="preserve"> </w:t>
       </w:r>
@@ -3308,13 +3257,8 @@
         <w:t xml:space="preserve"> und ein Netz in </w:t>
       </w:r>
       <w:r>
-        <w:t>CISCO-</w:t>
-      </w:r>
-      <w:proofErr w:type="spellStart"/>
-      <w:r>
-        <w:t>Packettracer</w:t>
-      </w:r>
-      <w:proofErr w:type="spellEnd"/>
+        <w:t>CISCO-Packettracer</w:t>
+      </w:r>
       <w:r>
         <w:t xml:space="preserve"> aufzubauen</w:t>
       </w:r>
@@ -3361,24 +3305,12 @@
       <w:pPr>
         <w:ind w:left="708"/>
       </w:pPr>
-      <w:proofErr w:type="spellStart"/>
-      <w:r>
-        <w:t>Application</w:t>
-      </w:r>
-      <w:proofErr w:type="spellEnd"/>
-      <w:r>
-        <w:t>:</w:t>
+      <w:r>
+        <w:t>Application:</w:t>
       </w:r>
       <w:r>
         <w:br/>
-      </w:r>
-      <w:proofErr w:type="gramStart"/>
-      <w:r>
-        <w:t>Hier</w:t>
-      </w:r>
-      <w:proofErr w:type="gramEnd"/>
-      <w:r>
-        <w:t xml:space="preserve"> sind </w:t>
+        <w:t xml:space="preserve">Hier sind </w:t>
       </w:r>
       <w:r>
         <w:t>Dienste, Anwendungen und Netzmanagement</w:t>
@@ -3394,13 +3326,8 @@
       <w:pPr>
         <w:ind w:left="708"/>
       </w:pPr>
-      <w:proofErr w:type="spellStart"/>
-      <w:r>
-        <w:t>Presentation</w:t>
-      </w:r>
-      <w:proofErr w:type="spellEnd"/>
-      <w:r>
-        <w:t>:</w:t>
+      <w:r>
+        <w:t>Presentation:</w:t>
       </w:r>
       <w:r>
         <w:br/>
@@ -3492,13 +3419,8 @@
       <w:pPr>
         <w:ind w:left="708"/>
       </w:pPr>
-      <w:proofErr w:type="spellStart"/>
-      <w:r>
-        <w:t>Physical</w:t>
-      </w:r>
-      <w:proofErr w:type="spellEnd"/>
-      <w:r>
-        <w:t>:</w:t>
+      <w:r>
+        <w:t>Physical:</w:t>
       </w:r>
       <w:r>
         <w:t xml:space="preserve"> </w:t>
@@ -4436,15 +4358,7 @@
               <w:cnfStyle w:val="000000000000" w:firstRow="0" w:lastRow="0" w:firstColumn="0" w:lastColumn="0" w:oddVBand="0" w:evenVBand="0" w:oddHBand="0" w:evenHBand="0" w:firstRowFirstColumn="0" w:firstRowLastColumn="0" w:lastRowFirstColumn="0" w:lastRowLastColumn="0"/>
             </w:pPr>
             <w:r>
-              <w:t xml:space="preserve">DNS </w:t>
-            </w:r>
-            <w:proofErr w:type="spellStart"/>
-            <w:r>
-              <w:t>over</w:t>
-            </w:r>
-            <w:proofErr w:type="spellEnd"/>
-            <w:r>
-              <w:t xml:space="preserve"> TLS</w:t>
+              <w:t>DNS over TLS</w:t>
             </w:r>
           </w:p>
         </w:tc>
@@ -4495,15 +4409,7 @@
               <w:cnfStyle w:val="000000100000" w:firstRow="0" w:lastRow="0" w:firstColumn="0" w:lastColumn="0" w:oddVBand="0" w:evenVBand="0" w:oddHBand="1" w:evenHBand="0" w:firstRowFirstColumn="0" w:firstRowLastColumn="0" w:lastRowFirstColumn="0" w:lastRowLastColumn="0"/>
             </w:pPr>
             <w:r>
-              <w:t xml:space="preserve">Dynamic Host </w:t>
-            </w:r>
-            <w:proofErr w:type="spellStart"/>
-            <w:r>
-              <w:t>Configuration</w:t>
-            </w:r>
-            <w:proofErr w:type="spellEnd"/>
-            <w:r>
-              <w:t xml:space="preserve"> Protocol v4</w:t>
+              <w:t>Dynamic Host Configuration Protocol v4</w:t>
             </w:r>
           </w:p>
         </w:tc>
@@ -4553,15 +4459,7 @@
               <w:cnfStyle w:val="000000000000" w:firstRow="0" w:lastRow="0" w:firstColumn="0" w:lastColumn="0" w:oddVBand="0" w:evenVBand="0" w:oddHBand="0" w:evenHBand="0" w:firstRowFirstColumn="0" w:firstRowLastColumn="0" w:lastRowFirstColumn="0" w:lastRowLastColumn="0"/>
             </w:pPr>
             <w:r>
-              <w:t xml:space="preserve">Dynamic Host </w:t>
-            </w:r>
-            <w:proofErr w:type="spellStart"/>
-            <w:r>
-              <w:t>Configuration</w:t>
-            </w:r>
-            <w:proofErr w:type="spellEnd"/>
-            <w:r>
-              <w:t xml:space="preserve"> Protocol v6</w:t>
+              <w:t>Dynamic Host Configuration Protocol v6</w:t>
             </w:r>
           </w:p>
         </w:tc>
@@ -4662,15 +4560,7 @@
               <w:cnfStyle w:val="000000000000" w:firstRow="0" w:lastRow="0" w:firstColumn="0" w:lastColumn="0" w:oddVBand="0" w:evenVBand="0" w:oddHBand="0" w:evenHBand="0" w:firstRowFirstColumn="0" w:firstRowLastColumn="0" w:lastRowFirstColumn="0" w:lastRowLastColumn="0"/>
             </w:pPr>
             <w:r>
-              <w:t xml:space="preserve">Telnet </w:t>
-            </w:r>
-            <w:proofErr w:type="spellStart"/>
-            <w:r>
-              <w:t>over</w:t>
-            </w:r>
-            <w:proofErr w:type="spellEnd"/>
-            <w:r>
-              <w:t xml:space="preserve"> TLS</w:t>
+              <w:t>Telnet over TLS</w:t>
             </w:r>
           </w:p>
         </w:tc>
@@ -4706,13 +4596,8 @@
         <w:t xml:space="preserve">Die Dokumentation der durchgeführten Schritte in </w:t>
       </w:r>
       <w:r>
-        <w:t>CISCO-</w:t>
-      </w:r>
-      <w:proofErr w:type="spellStart"/>
-      <w:r>
-        <w:t>Packettracer</w:t>
-      </w:r>
-      <w:proofErr w:type="spellEnd"/>
+        <w:t>CISCO-Packettracer</w:t>
+      </w:r>
       <w:r>
         <w:t xml:space="preserve"> </w:t>
       </w:r>
@@ -4783,19 +4668,7 @@
         </w:numPr>
       </w:pPr>
       <w:r>
-        <w:t xml:space="preserve">Um diese Frage zu klären, habe ich bei dem Gerät PC 21 den ARP-Cache gelöscht (siehe </w:t>
-      </w:r>
-      <w:r>
-        <w:t>Abbildung: L</w:t>
-      </w:r>
-      <w:r>
-        <w:t>eerer ARP-Cache). Anschliessend habe ich einen Ping auf das Gerät 12 gestartet. Darauf hin gab es einen neuen Eintrag im ARP-Cache für den Router 1</w:t>
-      </w:r>
-      <w:r>
-        <w:t xml:space="preserve"> (siehe Abbildung: ARP-Cache nach ping in fremdes Netzwerk)</w:t>
-      </w:r>
-      <w:r>
-        <w:t>.</w:t>
+        <w:t>Ich sehe die bereits bekannten Geräte des jeweiligen Gerätes.</w:t>
       </w:r>
     </w:p>
     <w:p>
@@ -4807,7 +4680,6 @@
         </w:numPr>
       </w:pPr>
       <w:r>
-        <w:lastRenderedPageBreak/>
         <w:t>Mir fällt lediglich auf, dass der Router 1 die Anfrage nicht in das fremde Netzwerk weiterleitet, da er weiss, dass sich die IP-Adresse in dem bekannten Netzwerk befindet.</w:t>
       </w:r>
     </w:p>
@@ -4820,36 +4692,66 @@
         </w:numPr>
       </w:pPr>
       <w:r>
-        <w:t xml:space="preserve">Nun kam im ARP-Cache auch noch die IP-Adresse </w:t>
-      </w:r>
-      <w:proofErr w:type="gramStart"/>
-      <w:r>
-        <w:t>des vorher angepingten Gerät</w:t>
-      </w:r>
-      <w:proofErr w:type="gramEnd"/>
-      <w:r>
-        <w:t xml:space="preserve"> im bekannten Netzwerk hinzu (siehe Abbildung: ARP-Cache nach ping in bekanntes Netzwerk)</w:t>
+        <w:t xml:space="preserve">Um diese Frage zu klären, habe ich bei dem Gerät PC 21 den ARP-Cache gelöscht (siehe Abbildung: Leerer ARP-Cache). Anschliessend habe ich einen Ping auf das Gerät 12 gestartet. Darauf hin gab es einen neuen </w:t>
+      </w:r>
+      <w:r>
+        <w:lastRenderedPageBreak/>
+        <w:t>Eintrag im ARP-Cache für den Router 1 (siehe Abbildung: ARP-Cache nach ping in fremdes Netzwerk).</w:t>
       </w:r>
     </w:p>
     <w:p>
       <w:pPr>
-        <w:pStyle w:val="berschrift3"/>
-      </w:pPr>
-      <w:r>
-        <w:t>Bearbeitung</w:t>
+        <w:pStyle w:val="Listenabsatz"/>
+        <w:numPr>
+          <w:ilvl w:val="1"/>
+          <w:numId w:val="4"/>
+        </w:numPr>
+      </w:pPr>
+      <w:r>
+        <w:t>Mir ist hier nichts Spezielles aufgefallen. Die Verteilung der Pakete lief normal ab.</w:t>
       </w:r>
     </w:p>
     <w:p>
-      <w:r>
-        <w:t xml:space="preserve">Hinweis: Beim Aufbauen dieses Netzes ist zu beachten, dass auf dem Router 1 unter </w:t>
-      </w:r>
-      <w:proofErr w:type="spellStart"/>
-      <w:r>
-        <w:t>Config</w:t>
-      </w:r>
-      <w:proofErr w:type="spellEnd"/>
-      <w:r>
-        <w:t xml:space="preserve"> &gt; Gigabit</w:t>
+      <w:pPr>
+        <w:pStyle w:val="Listenabsatz"/>
+        <w:numPr>
+          <w:ilvl w:val="1"/>
+          <w:numId w:val="4"/>
+        </w:numPr>
+      </w:pPr>
+      <w:r>
+        <w:t xml:space="preserve">Nun kam im ARP-Cache auch noch die IP-Adresse </w:t>
+      </w:r>
+      <w:r>
+        <w:t>des vorher angepingten Gerätes</w:t>
+      </w:r>
+      <w:r>
+        <w:t xml:space="preserve"> im bekannten Netzwerk hinzu (siehe Abbildung: ARP-Cache nach ping in bekanntes Netzwerk)</w:t>
+      </w:r>
+    </w:p>
+    <w:p>
+      <w:pPr>
+        <w:pStyle w:val="Listenabsatz"/>
+        <w:numPr>
+          <w:ilvl w:val="1"/>
+          <w:numId w:val="4"/>
+        </w:numPr>
+      </w:pPr>
+      <w:r>
+        <w:t>ARP dient dazu, die nötigen Informationen über einen Pfad von einem Gerät zum anderen zu speichern, damit dieser anschliessend schneller benutzt werden kann. Diese Informationen werden im ARP-Cache des jeweiligen Gerätes gespeichert.</w:t>
+      </w:r>
+    </w:p>
+    <w:p>
+      <w:pPr>
+        <w:pStyle w:val="berschrift3"/>
+      </w:pPr>
+      <w:r>
+        <w:t>Bearbeitung</w:t>
+      </w:r>
+    </w:p>
+    <w:p>
+      <w:r>
+        <w:t>Hinweis: Beim Aufbauen dieses Netzes ist zu beachten, dass auf dem Router 1 unter Config &gt; Gigabit</w:t>
       </w:r>
       <w:r>
         <w:t>Ethernet</w:t>
@@ -5367,13 +5269,8 @@
         <w:t xml:space="preserve">Es soll die benötigte Infrastruktur für ein neues Netzwerk zusammengestellt werden. Zudem sollen noch Bandbreiten berechnet und ein Netz im </w:t>
       </w:r>
       <w:r>
-        <w:t>CISCO-</w:t>
-      </w:r>
-      <w:proofErr w:type="spellStart"/>
-      <w:r>
-        <w:t>Packettracer</w:t>
-      </w:r>
-      <w:proofErr w:type="spellEnd"/>
+        <w:t>CISCO-Packettracer</w:t>
+      </w:r>
       <w:r>
         <w:t xml:space="preserve"> </w:t>
       </w:r>
@@ -5414,6 +5311,18 @@
       </w:r>
       <w:bookmarkEnd w:id="25"/>
     </w:p>
+    <w:p>
+      <w:pPr>
+        <w:pStyle w:val="berschrift1"/>
+      </w:pPr>
+      <w:r>
+        <w:t>A</w:t>
+      </w:r>
+      <w:r>
+        <w:t>bbildungsbibliothek</w:t>
+      </w:r>
+    </w:p>
+    <w:p/>
     <w:sectPr>
       <w:footerReference w:type="default" r:id="rId16"/>
       <w:pgSz w:w="11906" w:h="16838"/>
@@ -7232,7 +7141,7 @@
     <w:rsid w:val="00041762"/>
     <w:rsid w:val="001A7A50"/>
     <w:rsid w:val="00367509"/>
-    <w:rsid w:val="004D26BB"/>
+    <w:rsid w:val="004A4E5D"/>
     <w:rsid w:val="00717388"/>
     <w:rsid w:val="00863F34"/>
     <w:rsid w:val="00B96909"/>

--- a/M129/Projekt_LB2/Dokumentation/Dokumentation_M129_LB2.docx
+++ b/M129/Projekt_LB2/Dokumentation/Dokumentation_M129_LB2.docx
@@ -1077,7 +1077,7 @@
             </w:rPr>
             <w:fldChar w:fldCharType="separate"/>
           </w:r>
-          <w:hyperlink w:anchor="_Toc226444946" w:history="1">
+          <w:hyperlink w:anchor="_Toc226546714" w:history="1">
             <w:r>
               <w:rPr>
                 <w:rStyle w:val="Hyperlink"/>
@@ -1104,7 +1104,7 @@
                 <w:noProof/>
                 <w:webHidden/>
               </w:rPr>
-              <w:instrText xml:space="preserve"> PAGEREF _Toc226444946 \h </w:instrText>
+              <w:instrText xml:space="preserve"> PAGEREF _Toc226546714 \h </w:instrText>
             </w:r>
             <w:r>
               <w:rPr>
@@ -1147,7 +1147,7 @@
               <w:lang w:eastAsia="de-CH"/>
             </w:rPr>
           </w:pPr>
-          <w:hyperlink w:anchor="_Toc226444947" w:history="1">
+          <w:hyperlink w:anchor="_Toc226546715" w:history="1">
             <w:r>
               <w:rPr>
                 <w:rStyle w:val="Hyperlink"/>
@@ -1175,7 +1175,7 @@
                 <w:noProof/>
                 <w:webHidden/>
               </w:rPr>
-              <w:instrText xml:space="preserve"> PAGEREF _Toc226444947 \h </w:instrText>
+              <w:instrText xml:space="preserve"> PAGEREF _Toc226546715 \h </w:instrText>
             </w:r>
             <w:r>
               <w:rPr>
@@ -1218,7 +1218,7 @@
               <w:lang w:eastAsia="de-CH"/>
             </w:rPr>
           </w:pPr>
-          <w:hyperlink w:anchor="_Toc226444948" w:history="1">
+          <w:hyperlink w:anchor="_Toc226546716" w:history="1">
             <w:r>
               <w:rPr>
                 <w:rStyle w:val="Hyperlink"/>
@@ -1245,7 +1245,7 @@
                 <w:noProof/>
                 <w:webHidden/>
               </w:rPr>
-              <w:instrText xml:space="preserve"> PAGEREF _Toc226444948 \h </w:instrText>
+              <w:instrText xml:space="preserve"> PAGEREF _Toc226546716 \h </w:instrText>
             </w:r>
             <w:r>
               <w:rPr>
@@ -1288,7 +1288,7 @@
               <w:lang w:eastAsia="de-CH"/>
             </w:rPr>
           </w:pPr>
-          <w:hyperlink w:anchor="_Toc226444949" w:history="1">
+          <w:hyperlink w:anchor="_Toc226546717" w:history="1">
             <w:r>
               <w:rPr>
                 <w:rStyle w:val="Hyperlink"/>
@@ -1315,7 +1315,7 @@
                 <w:noProof/>
                 <w:webHidden/>
               </w:rPr>
-              <w:instrText xml:space="preserve"> PAGEREF _Toc226444949 \h </w:instrText>
+              <w:instrText xml:space="preserve"> PAGEREF _Toc226546717 \h </w:instrText>
             </w:r>
             <w:r>
               <w:rPr>
@@ -1358,11 +1358,12 @@
               <w:lang w:eastAsia="de-CH"/>
             </w:rPr>
           </w:pPr>
-          <w:hyperlink w:anchor="_Toc226444950" w:history="1">
+          <w:hyperlink w:anchor="_Toc226546718" w:history="1">
             <w:r>
               <w:rPr>
                 <w:rStyle w:val="Hyperlink"/>
                 <w:noProof/>
+                <w:highlight w:val="green"/>
               </w:rPr>
               <w:t>BeARouter</w:t>
             </w:r>
@@ -1385,7 +1386,7 @@
                 <w:noProof/>
                 <w:webHidden/>
               </w:rPr>
-              <w:instrText xml:space="preserve"> PAGEREF _Toc226444950 \h </w:instrText>
+              <w:instrText xml:space="preserve"> PAGEREF _Toc226546718 \h </w:instrText>
             </w:r>
             <w:r>
               <w:rPr>
@@ -1428,7 +1429,7 @@
               <w:lang w:eastAsia="de-CH"/>
             </w:rPr>
           </w:pPr>
-          <w:hyperlink w:anchor="_Toc226444951" w:history="1">
+          <w:hyperlink w:anchor="_Toc226546719" w:history="1">
             <w:r>
               <w:rPr>
                 <w:rStyle w:val="Hyperlink"/>
@@ -1455,7 +1456,7 @@
                 <w:noProof/>
                 <w:webHidden/>
               </w:rPr>
-              <w:instrText xml:space="preserve"> PAGEREF _Toc226444951 \h </w:instrText>
+              <w:instrText xml:space="preserve"> PAGEREF _Toc226546719 \h </w:instrText>
             </w:r>
             <w:r>
               <w:rPr>
@@ -1498,7 +1499,7 @@
               <w:lang w:eastAsia="de-CH"/>
             </w:rPr>
           </w:pPr>
-          <w:hyperlink w:anchor="_Toc226444952" w:history="1">
+          <w:hyperlink w:anchor="_Toc226546720" w:history="1">
             <w:r>
               <w:rPr>
                 <w:rStyle w:val="Hyperlink"/>
@@ -1525,7 +1526,7 @@
                 <w:noProof/>
                 <w:webHidden/>
               </w:rPr>
-              <w:instrText xml:space="preserve"> PAGEREF _Toc226444952 \h </w:instrText>
+              <w:instrText xml:space="preserve"> PAGEREF _Toc226546720 \h </w:instrText>
             </w:r>
             <w:r>
               <w:rPr>
@@ -1568,7 +1569,7 @@
               <w:lang w:eastAsia="de-CH"/>
             </w:rPr>
           </w:pPr>
-          <w:hyperlink w:anchor="_Toc226444953" w:history="1">
+          <w:hyperlink w:anchor="_Toc226546721" w:history="1">
             <w:r>
               <w:rPr>
                 <w:rStyle w:val="Hyperlink"/>
@@ -1595,7 +1596,7 @@
                 <w:noProof/>
                 <w:webHidden/>
               </w:rPr>
-              <w:instrText xml:space="preserve"> PAGEREF _Toc226444953 \h </w:instrText>
+              <w:instrText xml:space="preserve"> PAGEREF _Toc226546721 \h </w:instrText>
             </w:r>
             <w:r>
               <w:rPr>
@@ -1638,7 +1639,7 @@
               <w:lang w:eastAsia="de-CH"/>
             </w:rPr>
           </w:pPr>
-          <w:hyperlink w:anchor="_Toc226444954" w:history="1">
+          <w:hyperlink w:anchor="_Toc226546722" w:history="1">
             <w:r>
               <w:rPr>
                 <w:rStyle w:val="Hyperlink"/>
@@ -1665,7 +1666,7 @@
                 <w:noProof/>
                 <w:webHidden/>
               </w:rPr>
-              <w:instrText xml:space="preserve"> PAGEREF _Toc226444954 \h </w:instrText>
+              <w:instrText xml:space="preserve"> PAGEREF _Toc226546722 \h </w:instrText>
             </w:r>
             <w:r>
               <w:rPr>
@@ -1708,7 +1709,7 @@
               <w:lang w:eastAsia="de-CH"/>
             </w:rPr>
           </w:pPr>
-          <w:hyperlink w:anchor="_Toc226444955" w:history="1">
+          <w:hyperlink w:anchor="_Toc226546723" w:history="1">
             <w:r>
               <w:rPr>
                 <w:rStyle w:val="Hyperlink"/>
@@ -1735,7 +1736,7 @@
                 <w:noProof/>
                 <w:webHidden/>
               </w:rPr>
-              <w:instrText xml:space="preserve"> PAGEREF _Toc226444955 \h </w:instrText>
+              <w:instrText xml:space="preserve"> PAGEREF _Toc226546723 \h </w:instrText>
             </w:r>
             <w:r>
               <w:rPr>
@@ -1778,7 +1779,7 @@
               <w:lang w:eastAsia="de-CH"/>
             </w:rPr>
           </w:pPr>
-          <w:hyperlink w:anchor="_Toc226444956" w:history="1">
+          <w:hyperlink w:anchor="_Toc226546724" w:history="1">
             <w:r>
               <w:rPr>
                 <w:rStyle w:val="Hyperlink"/>
@@ -1805,7 +1806,7 @@
                 <w:noProof/>
                 <w:webHidden/>
               </w:rPr>
-              <w:instrText xml:space="preserve"> PAGEREF _Toc226444956 \h </w:instrText>
+              <w:instrText xml:space="preserve"> PAGEREF _Toc226546724 \h </w:instrText>
             </w:r>
             <w:r>
               <w:rPr>
@@ -1848,7 +1849,7 @@
               <w:lang w:eastAsia="de-CH"/>
             </w:rPr>
           </w:pPr>
-          <w:hyperlink w:anchor="_Toc226444957" w:history="1">
+          <w:hyperlink w:anchor="_Toc226546725" w:history="1">
             <w:r>
               <w:rPr>
                 <w:rStyle w:val="Hyperlink"/>
@@ -1875,7 +1876,7 @@
                 <w:noProof/>
                 <w:webHidden/>
               </w:rPr>
-              <w:instrText xml:space="preserve"> PAGEREF _Toc226444957 \h </w:instrText>
+              <w:instrText xml:space="preserve"> PAGEREF _Toc226546725 \h </w:instrText>
             </w:r>
             <w:r>
               <w:rPr>
@@ -1918,7 +1919,7 @@
               <w:lang w:eastAsia="de-CH"/>
             </w:rPr>
           </w:pPr>
-          <w:hyperlink w:anchor="_Toc226444958" w:history="1">
+          <w:hyperlink w:anchor="_Toc226546726" w:history="1">
             <w:r>
               <w:rPr>
                 <w:rStyle w:val="Hyperlink"/>
@@ -1945,7 +1946,7 @@
                 <w:noProof/>
                 <w:webHidden/>
               </w:rPr>
-              <w:instrText xml:space="preserve"> PAGEREF _Toc226444958 \h </w:instrText>
+              <w:instrText xml:space="preserve"> PAGEREF _Toc226546726 \h </w:instrText>
             </w:r>
             <w:r>
               <w:rPr>
@@ -1988,7 +1989,7 @@
               <w:lang w:eastAsia="de-CH"/>
             </w:rPr>
           </w:pPr>
-          <w:hyperlink w:anchor="_Toc226444959" w:history="1">
+          <w:hyperlink w:anchor="_Toc226546727" w:history="1">
             <w:r>
               <w:rPr>
                 <w:rStyle w:val="Hyperlink"/>
@@ -2015,7 +2016,7 @@
                 <w:noProof/>
                 <w:webHidden/>
               </w:rPr>
-              <w:instrText xml:space="preserve"> PAGEREF _Toc226444959 \h </w:instrText>
+              <w:instrText xml:space="preserve"> PAGEREF _Toc226546727 \h </w:instrText>
             </w:r>
             <w:r>
               <w:rPr>
@@ -2058,7 +2059,7 @@
               <w:lang w:eastAsia="de-CH"/>
             </w:rPr>
           </w:pPr>
-          <w:hyperlink w:anchor="_Toc226444960" w:history="1">
+          <w:hyperlink w:anchor="_Toc226546728" w:history="1">
             <w:r>
               <w:rPr>
                 <w:rStyle w:val="Hyperlink"/>
@@ -2085,7 +2086,7 @@
                 <w:noProof/>
                 <w:webHidden/>
               </w:rPr>
-              <w:instrText xml:space="preserve"> PAGEREF _Toc226444960 \h </w:instrText>
+              <w:instrText xml:space="preserve"> PAGEREF _Toc226546728 \h </w:instrText>
             </w:r>
             <w:r>
               <w:rPr>
@@ -2128,12 +2129,82 @@
               <w:lang w:eastAsia="de-CH"/>
             </w:rPr>
           </w:pPr>
-          <w:hyperlink w:anchor="_Toc226444961" w:history="1">
+          <w:hyperlink w:anchor="_Toc226546729" w:history="1">
             <w:r>
               <w:rPr>
                 <w:rStyle w:val="Hyperlink"/>
                 <w:noProof/>
               </w:rPr>
+              <w:t>Bearbeitung</w:t>
+            </w:r>
+            <w:r>
+              <w:rPr>
+                <w:noProof/>
+                <w:webHidden/>
+              </w:rPr>
+              <w:tab/>
+            </w:r>
+            <w:r>
+              <w:rPr>
+                <w:noProof/>
+                <w:webHidden/>
+              </w:rPr>
+              <w:fldChar w:fldCharType="begin"/>
+            </w:r>
+            <w:r>
+              <w:rPr>
+                <w:noProof/>
+                <w:webHidden/>
+              </w:rPr>
+              <w:instrText xml:space="preserve"> PAGEREF _Toc226546729 \h </w:instrText>
+            </w:r>
+            <w:r>
+              <w:rPr>
+                <w:noProof/>
+                <w:webHidden/>
+              </w:rPr>
+            </w:r>
+            <w:r>
+              <w:rPr>
+                <w:noProof/>
+                <w:webHidden/>
+              </w:rPr>
+              <w:fldChar w:fldCharType="separate"/>
+            </w:r>
+            <w:r>
+              <w:rPr>
+                <w:noProof/>
+                <w:webHidden/>
+              </w:rPr>
+              <w:t>6</w:t>
+            </w:r>
+            <w:r>
+              <w:rPr>
+                <w:noProof/>
+                <w:webHidden/>
+              </w:rPr>
+              <w:fldChar w:fldCharType="end"/>
+            </w:r>
+          </w:hyperlink>
+        </w:p>
+        <w:p>
+          <w:pPr>
+            <w:pStyle w:val="Verzeichnis3"/>
+            <w:tabs>
+              <w:tab w:val="right" w:leader="dot" w:pos="9062"/>
+            </w:tabs>
+            <w:rPr>
+              <w:rFonts w:eastAsiaTheme="minorEastAsia"/>
+              <w:noProof/>
+              <w:lang w:eastAsia="de-CH"/>
+            </w:rPr>
+          </w:pPr>
+          <w:hyperlink w:anchor="_Toc226546730" w:history="1">
+            <w:r>
+              <w:rPr>
+                <w:rStyle w:val="Hyperlink"/>
+                <w:noProof/>
+              </w:rPr>
               <w:t>Screenshots</w:t>
             </w:r>
             <w:r>
@@ -2155,7 +2226,7 @@
                 <w:noProof/>
                 <w:webHidden/>
               </w:rPr>
-              <w:instrText xml:space="preserve"> PAGEREF _Toc226444961 \h </w:instrText>
+              <w:instrText xml:space="preserve"> PAGEREF _Toc226546730 \h </w:instrText>
             </w:r>
             <w:r>
               <w:rPr>
@@ -2175,7 +2246,7 @@
                 <w:noProof/>
                 <w:webHidden/>
               </w:rPr>
-              <w:t>4</w:t>
+              <w:t>6</w:t>
             </w:r>
             <w:r>
               <w:rPr>
@@ -2198,7 +2269,7 @@
               <w:lang w:eastAsia="de-CH"/>
             </w:rPr>
           </w:pPr>
-          <w:hyperlink w:anchor="_Toc226444962" w:history="1">
+          <w:hyperlink w:anchor="_Toc226546731" w:history="1">
             <w:r>
               <w:rPr>
                 <w:rStyle w:val="Hyperlink"/>
@@ -2225,7 +2296,7 @@
                 <w:noProof/>
                 <w:webHidden/>
               </w:rPr>
-              <w:instrText xml:space="preserve"> PAGEREF _Toc226444962 \h </w:instrText>
+              <w:instrText xml:space="preserve"> PAGEREF _Toc226546731 \h </w:instrText>
             </w:r>
             <w:r>
               <w:rPr>
@@ -2245,7 +2316,7 @@
                 <w:noProof/>
                 <w:webHidden/>
               </w:rPr>
-              <w:t>5</w:t>
+              <w:t>7</w:t>
             </w:r>
             <w:r>
               <w:rPr>
@@ -2268,7 +2339,7 @@
               <w:lang w:eastAsia="de-CH"/>
             </w:rPr>
           </w:pPr>
-          <w:hyperlink w:anchor="_Toc226444963" w:history="1">
+          <w:hyperlink w:anchor="_Toc226546732" w:history="1">
             <w:r>
               <w:rPr>
                 <w:rStyle w:val="Hyperlink"/>
@@ -2295,7 +2366,7 @@
                 <w:noProof/>
                 <w:webHidden/>
               </w:rPr>
-              <w:instrText xml:space="preserve"> PAGEREF _Toc226444963 \h </w:instrText>
+              <w:instrText xml:space="preserve"> PAGEREF _Toc226546732 \h </w:instrText>
             </w:r>
             <w:r>
               <w:rPr>
@@ -2315,7 +2386,7 @@
                 <w:noProof/>
                 <w:webHidden/>
               </w:rPr>
-              <w:t>5</w:t>
+              <w:t>7</w:t>
             </w:r>
             <w:r>
               <w:rPr>
@@ -2338,7 +2409,7 @@
               <w:lang w:eastAsia="de-CH"/>
             </w:rPr>
           </w:pPr>
-          <w:hyperlink w:anchor="_Toc226444964" w:history="1">
+          <w:hyperlink w:anchor="_Toc226546733" w:history="1">
             <w:r>
               <w:rPr>
                 <w:rStyle w:val="Hyperlink"/>
@@ -2365,7 +2436,7 @@
                 <w:noProof/>
                 <w:webHidden/>
               </w:rPr>
-              <w:instrText xml:space="preserve"> PAGEREF _Toc226444964 \h </w:instrText>
+              <w:instrText xml:space="preserve"> PAGEREF _Toc226546733 \h </w:instrText>
             </w:r>
             <w:r>
               <w:rPr>
@@ -2385,7 +2456,7 @@
                 <w:noProof/>
                 <w:webHidden/>
               </w:rPr>
-              <w:t>5</w:t>
+              <w:t>7</w:t>
             </w:r>
             <w:r>
               <w:rPr>
@@ -2408,7 +2479,7 @@
               <w:lang w:eastAsia="de-CH"/>
             </w:rPr>
           </w:pPr>
-          <w:hyperlink w:anchor="_Toc226444965" w:history="1">
+          <w:hyperlink w:anchor="_Toc226546734" w:history="1">
             <w:r>
               <w:rPr>
                 <w:rStyle w:val="Hyperlink"/>
@@ -2435,7 +2506,7 @@
                 <w:noProof/>
                 <w:webHidden/>
               </w:rPr>
-              <w:instrText xml:space="preserve"> PAGEREF _Toc226444965 \h </w:instrText>
+              <w:instrText xml:space="preserve"> PAGEREF _Toc226546734 \h </w:instrText>
             </w:r>
             <w:r>
               <w:rPr>
@@ -2455,7 +2526,7 @@
                 <w:noProof/>
                 <w:webHidden/>
               </w:rPr>
-              <w:t>5</w:t>
+              <w:t>7</w:t>
             </w:r>
             <w:r>
               <w:rPr>
@@ -2478,7 +2549,7 @@
               <w:lang w:eastAsia="de-CH"/>
             </w:rPr>
           </w:pPr>
-          <w:hyperlink w:anchor="_Toc226444966" w:history="1">
+          <w:hyperlink w:anchor="_Toc226546735" w:history="1">
             <w:r>
               <w:rPr>
                 <w:rStyle w:val="Hyperlink"/>
@@ -2505,7 +2576,7 @@
                 <w:noProof/>
                 <w:webHidden/>
               </w:rPr>
-              <w:instrText xml:space="preserve"> PAGEREF _Toc226444966 \h </w:instrText>
+              <w:instrText xml:space="preserve"> PAGEREF _Toc226546735 \h </w:instrText>
             </w:r>
             <w:r>
               <w:rPr>
@@ -2525,7 +2596,7 @@
                 <w:noProof/>
                 <w:webHidden/>
               </w:rPr>
-              <w:t>5</w:t>
+              <w:t>7</w:t>
             </w:r>
             <w:r>
               <w:rPr>
@@ -2548,7 +2619,7 @@
               <w:lang w:eastAsia="de-CH"/>
             </w:rPr>
           </w:pPr>
-          <w:hyperlink w:anchor="_Toc226444967" w:history="1">
+          <w:hyperlink w:anchor="_Toc226546736" w:history="1">
             <w:r>
               <w:rPr>
                 <w:rStyle w:val="Hyperlink"/>
@@ -2575,7 +2646,7 @@
                 <w:noProof/>
                 <w:webHidden/>
               </w:rPr>
-              <w:instrText xml:space="preserve"> PAGEREF _Toc226444967 \h </w:instrText>
+              <w:instrText xml:space="preserve"> PAGEREF _Toc226546736 \h </w:instrText>
             </w:r>
             <w:r>
               <w:rPr>
@@ -2595,7 +2666,7 @@
                 <w:noProof/>
                 <w:webHidden/>
               </w:rPr>
-              <w:t>5</w:t>
+              <w:t>8</w:t>
             </w:r>
             <w:r>
               <w:rPr>
@@ -2618,7 +2689,7 @@
               <w:lang w:eastAsia="de-CH"/>
             </w:rPr>
           </w:pPr>
-          <w:hyperlink w:anchor="_Toc226444968" w:history="1">
+          <w:hyperlink w:anchor="_Toc226546737" w:history="1">
             <w:r>
               <w:rPr>
                 <w:rStyle w:val="Hyperlink"/>
@@ -2645,7 +2716,7 @@
                 <w:noProof/>
                 <w:webHidden/>
               </w:rPr>
-              <w:instrText xml:space="preserve"> PAGEREF _Toc226444968 \h </w:instrText>
+              <w:instrText xml:space="preserve"> PAGEREF _Toc226546737 \h </w:instrText>
             </w:r>
             <w:r>
               <w:rPr>
@@ -2665,7 +2736,7 @@
                 <w:noProof/>
                 <w:webHidden/>
               </w:rPr>
-              <w:t>5</w:t>
+              <w:t>8</w:t>
             </w:r>
             <w:r>
               <w:rPr>
@@ -2688,7 +2759,7 @@
               <w:lang w:eastAsia="de-CH"/>
             </w:rPr>
           </w:pPr>
-          <w:hyperlink w:anchor="_Toc226444969" w:history="1">
+          <w:hyperlink w:anchor="_Toc226546738" w:history="1">
             <w:r>
               <w:rPr>
                 <w:rStyle w:val="Hyperlink"/>
@@ -2715,7 +2786,7 @@
                 <w:noProof/>
                 <w:webHidden/>
               </w:rPr>
-              <w:instrText xml:space="preserve"> PAGEREF _Toc226444969 \h </w:instrText>
+              <w:instrText xml:space="preserve"> PAGEREF _Toc226546738 \h </w:instrText>
             </w:r>
             <w:r>
               <w:rPr>
@@ -2735,7 +2806,7 @@
                 <w:noProof/>
                 <w:webHidden/>
               </w:rPr>
-              <w:t>5</w:t>
+              <w:t>8</w:t>
             </w:r>
             <w:r>
               <w:rPr>
@@ -2758,7 +2829,7 @@
               <w:lang w:eastAsia="de-CH"/>
             </w:rPr>
           </w:pPr>
-          <w:hyperlink w:anchor="_Toc226444970" w:history="1">
+          <w:hyperlink w:anchor="_Toc226546739" w:history="1">
             <w:r>
               <w:rPr>
                 <w:rStyle w:val="Hyperlink"/>
@@ -2785,7 +2856,7 @@
                 <w:noProof/>
                 <w:webHidden/>
               </w:rPr>
-              <w:instrText xml:space="preserve"> PAGEREF _Toc226444970 \h </w:instrText>
+              <w:instrText xml:space="preserve"> PAGEREF _Toc226546739 \h </w:instrText>
             </w:r>
             <w:r>
               <w:rPr>
@@ -2805,7 +2876,7 @@
                 <w:noProof/>
                 <w:webHidden/>
               </w:rPr>
-              <w:t>5</w:t>
+              <w:t>8</w:t>
             </w:r>
             <w:r>
               <w:rPr>
@@ -2828,7 +2899,7 @@
               <w:lang w:eastAsia="de-CH"/>
             </w:rPr>
           </w:pPr>
-          <w:hyperlink w:anchor="_Toc226444971" w:history="1">
+          <w:hyperlink w:anchor="_Toc226546740" w:history="1">
             <w:r>
               <w:rPr>
                 <w:rStyle w:val="Hyperlink"/>
@@ -2855,7 +2926,7 @@
                 <w:noProof/>
                 <w:webHidden/>
               </w:rPr>
-              <w:instrText xml:space="preserve"> PAGEREF _Toc226444971 \h </w:instrText>
+              <w:instrText xml:space="preserve"> PAGEREF _Toc226546740 \h </w:instrText>
             </w:r>
             <w:r>
               <w:rPr>
@@ -2875,7 +2946,77 @@
                 <w:noProof/>
                 <w:webHidden/>
               </w:rPr>
-              <w:t>5</w:t>
+              <w:t>8</w:t>
+            </w:r>
+            <w:r>
+              <w:rPr>
+                <w:noProof/>
+                <w:webHidden/>
+              </w:rPr>
+              <w:fldChar w:fldCharType="end"/>
+            </w:r>
+          </w:hyperlink>
+        </w:p>
+        <w:p>
+          <w:pPr>
+            <w:pStyle w:val="Verzeichnis1"/>
+            <w:tabs>
+              <w:tab w:val="right" w:leader="dot" w:pos="9062"/>
+            </w:tabs>
+            <w:rPr>
+              <w:rFonts w:eastAsiaTheme="minorEastAsia"/>
+              <w:noProof/>
+              <w:lang w:eastAsia="de-CH"/>
+            </w:rPr>
+          </w:pPr>
+          <w:hyperlink w:anchor="_Toc226546741" w:history="1">
+            <w:r>
+              <w:rPr>
+                <w:rStyle w:val="Hyperlink"/>
+                <w:noProof/>
+              </w:rPr>
+              <w:t>Abbildungsbibliothek</w:t>
+            </w:r>
+            <w:r>
+              <w:rPr>
+                <w:noProof/>
+                <w:webHidden/>
+              </w:rPr>
+              <w:tab/>
+            </w:r>
+            <w:r>
+              <w:rPr>
+                <w:noProof/>
+                <w:webHidden/>
+              </w:rPr>
+              <w:fldChar w:fldCharType="begin"/>
+            </w:r>
+            <w:r>
+              <w:rPr>
+                <w:noProof/>
+                <w:webHidden/>
+              </w:rPr>
+              <w:instrText xml:space="preserve"> PAGEREF _Toc226546741 \h </w:instrText>
+            </w:r>
+            <w:r>
+              <w:rPr>
+                <w:noProof/>
+                <w:webHidden/>
+              </w:rPr>
+            </w:r>
+            <w:r>
+              <w:rPr>
+                <w:noProof/>
+                <w:webHidden/>
+              </w:rPr>
+              <w:fldChar w:fldCharType="separate"/>
+            </w:r>
+            <w:r>
+              <w:rPr>
+                <w:noProof/>
+                <w:webHidden/>
+              </w:rPr>
+              <w:t>8</w:t>
             </w:r>
             <w:r>
               <w:rPr>
@@ -2905,7 +3046,7 @@
       <w:pPr>
         <w:pStyle w:val="berschrift1"/>
       </w:pPr>
-      <w:bookmarkStart w:id="0" w:name="_Toc226444946"/>
+      <w:bookmarkStart w:id="0" w:name="_Toc226546714"/>
       <w:r>
         <w:lastRenderedPageBreak/>
         <w:t>Aufgabe</w:t>
@@ -2919,7 +3060,8 @@
       <w:pPr>
         <w:pStyle w:val="berschrift2"/>
       </w:pPr>
-      <w:bookmarkStart w:id="1" w:name="_Toc226444947"/>
+      <w:bookmarkStart w:id="1" w:name="_Toc226546715"/>
+      <w:proofErr w:type="spellStart"/>
       <w:r>
         <w:rPr>
           <w:highlight w:val="green"/>
@@ -2927,12 +3069,13 @@
         <w:t>BeASwitch</w:t>
       </w:r>
       <w:bookmarkEnd w:id="1"/>
+      <w:proofErr w:type="spellEnd"/>
     </w:p>
     <w:p>
       <w:pPr>
         <w:pStyle w:val="berschrift3"/>
       </w:pPr>
-      <w:bookmarkStart w:id="2" w:name="_Toc226444948"/>
+      <w:bookmarkStart w:id="2" w:name="_Toc226546716"/>
       <w:r>
         <w:t>Einleitung</w:t>
       </w:r>
@@ -2940,14 +3083,30 @@
     </w:p>
     <w:p>
       <w:r>
-        <w:t>Es soll im Programm BeASwitch im Exam Modus ein Score von 27 richtigen Lösungen aus 30 Aufgaben erreicht werden. Ist dieses Ziel erreicht, soll davon ein Screenshot gemacht werden.</w:t>
+        <w:t xml:space="preserve">Es soll im Programm </w:t>
+      </w:r>
+      <w:proofErr w:type="spellStart"/>
+      <w:r>
+        <w:t>BeASwitch</w:t>
+      </w:r>
+      <w:proofErr w:type="spellEnd"/>
+      <w:r>
+        <w:t xml:space="preserve"> im </w:t>
+      </w:r>
+      <w:proofErr w:type="spellStart"/>
+      <w:r>
+        <w:t>Exam</w:t>
+      </w:r>
+      <w:proofErr w:type="spellEnd"/>
+      <w:r>
+        <w:t xml:space="preserve"> Modus ein Score von 27 richtigen Lösungen aus 30 Aufgaben erreicht werden. Ist dieses Ziel erreicht, soll davon ein Screenshot gemacht werden.</w:t>
       </w:r>
     </w:p>
     <w:p>
       <w:pPr>
         <w:pStyle w:val="berschrift3"/>
       </w:pPr>
-      <w:bookmarkStart w:id="3" w:name="_Toc226444949"/>
+      <w:bookmarkStart w:id="3" w:name="_Toc226546717"/>
       <w:r>
         <w:t>Screenshot</w:t>
       </w:r>
@@ -3008,39 +3167,32 @@
       <w:r>
         <w:t xml:space="preserve">Abbildung </w:t>
       </w:r>
-      <w:r>
-        <w:fldChar w:fldCharType="begin"/>
-      </w:r>
-      <w:r>
-        <w:instrText xml:space="preserve"> SEQ Abbildung \* ARABIC </w:instrText>
-      </w:r>
-      <w:r>
-        <w:fldChar w:fldCharType="separate"/>
-      </w:r>
-      <w:r>
-        <w:rPr>
-          <w:noProof/>
-        </w:rPr>
-        <w:t>1</w:t>
-      </w:r>
-      <w:r>
-        <w:rPr>
-          <w:noProof/>
-        </w:rPr>
-        <w:fldChar w:fldCharType="end"/>
-      </w:r>
+      <w:fldSimple w:instr=" SEQ Abbildung \* ARABIC ">
+        <w:r>
+          <w:rPr>
+            <w:noProof/>
+          </w:rPr>
+          <w:t>1</w:t>
+        </w:r>
+      </w:fldSimple>
       <w:r>
         <w:t>: Erfolgszertifikat</w:t>
       </w:r>
       <w:r>
-        <w:t xml:space="preserve"> BeASwitch</w:t>
-      </w:r>
+        <w:t xml:space="preserve"> </w:t>
+      </w:r>
+      <w:proofErr w:type="spellStart"/>
+      <w:r>
+        <w:t>BeASwitch</w:t>
+      </w:r>
+      <w:proofErr w:type="spellEnd"/>
     </w:p>
     <w:p>
       <w:pPr>
         <w:pStyle w:val="berschrift2"/>
       </w:pPr>
-      <w:bookmarkStart w:id="4" w:name="_Toc226444950"/>
+      <w:bookmarkStart w:id="4" w:name="_Toc226546718"/>
+      <w:proofErr w:type="spellStart"/>
       <w:r>
         <w:rPr>
           <w:highlight w:val="green"/>
@@ -3048,12 +3200,13 @@
         <w:t>BeARouter</w:t>
       </w:r>
       <w:bookmarkEnd w:id="4"/>
+      <w:proofErr w:type="spellEnd"/>
     </w:p>
     <w:p>
       <w:pPr>
         <w:pStyle w:val="berschrift3"/>
       </w:pPr>
-      <w:bookmarkStart w:id="5" w:name="_Toc226444951"/>
+      <w:bookmarkStart w:id="5" w:name="_Toc226546719"/>
       <w:r>
         <w:t>Einleitung</w:t>
       </w:r>
@@ -3061,14 +3214,30 @@
     </w:p>
     <w:p>
       <w:r>
-        <w:t>Es soll im Programm BeARouter im Exam Modus ein Score von 27 richtigen Lösungen aus 30 Aufgaben erreicht werden. Ist dieses Ziel erreicht, soll davon ein Screenshot gemacht werden.</w:t>
+        <w:t xml:space="preserve">Es soll im Programm </w:t>
+      </w:r>
+      <w:proofErr w:type="spellStart"/>
+      <w:r>
+        <w:t>BeARouter</w:t>
+      </w:r>
+      <w:proofErr w:type="spellEnd"/>
+      <w:r>
+        <w:t xml:space="preserve"> im </w:t>
+      </w:r>
+      <w:proofErr w:type="spellStart"/>
+      <w:r>
+        <w:t>Exam</w:t>
+      </w:r>
+      <w:proofErr w:type="spellEnd"/>
+      <w:r>
+        <w:t xml:space="preserve"> Modus ein Score von 27 richtigen Lösungen aus 30 Aufgaben erreicht werden. Ist dieses Ziel erreicht, soll davon ein Screenshot gemacht werden.</w:t>
       </w:r>
     </w:p>
     <w:p>
       <w:pPr>
         <w:pStyle w:val="berschrift3"/>
       </w:pPr>
-      <w:bookmarkStart w:id="6" w:name="_Toc226444952"/>
+      <w:bookmarkStart w:id="6" w:name="_Toc226546720"/>
       <w:r>
         <w:lastRenderedPageBreak/>
         <w:t>Screenshot</w:t>
@@ -3130,39 +3299,31 @@
       <w:r>
         <w:t xml:space="preserve">Abbildung </w:t>
       </w:r>
-      <w:r>
-        <w:fldChar w:fldCharType="begin"/>
-      </w:r>
-      <w:r>
-        <w:instrText xml:space="preserve"> SEQ Abbildung \* ARABIC </w:instrText>
-      </w:r>
-      <w:r>
-        <w:fldChar w:fldCharType="separate"/>
-      </w:r>
-      <w:r>
-        <w:rPr>
-          <w:noProof/>
-        </w:rPr>
-        <w:t>2</w:t>
-      </w:r>
-      <w:r>
-        <w:rPr>
-          <w:noProof/>
-        </w:rPr>
-        <w:fldChar w:fldCharType="end"/>
-      </w:r>
+      <w:fldSimple w:instr=" SEQ Abbildung \* ARABIC ">
+        <w:r>
+          <w:rPr>
+            <w:noProof/>
+          </w:rPr>
+          <w:t>2</w:t>
+        </w:r>
+      </w:fldSimple>
       <w:r>
         <w:t>: Erfolgszertifikat</w:t>
       </w:r>
       <w:r>
-        <w:t xml:space="preserve"> BeARouter</w:t>
-      </w:r>
+        <w:t xml:space="preserve"> </w:t>
+      </w:r>
+      <w:proofErr w:type="spellStart"/>
+      <w:r>
+        <w:t>BeARouter</w:t>
+      </w:r>
+      <w:proofErr w:type="spellEnd"/>
     </w:p>
     <w:p>
       <w:pPr>
         <w:pStyle w:val="berschrift2"/>
       </w:pPr>
-      <w:bookmarkStart w:id="7" w:name="_Toc226444953"/>
+      <w:bookmarkStart w:id="7" w:name="_Toc226546721"/>
       <w:r>
         <w:t>Routing</w:t>
       </w:r>
@@ -3172,7 +3333,7 @@
       <w:pPr>
         <w:pStyle w:val="berschrift3"/>
       </w:pPr>
-      <w:bookmarkStart w:id="8" w:name="_Toc226444954"/>
+      <w:bookmarkStart w:id="8" w:name="_Toc226546722"/>
       <w:r>
         <w:t>Einleitung</w:t>
       </w:r>
@@ -3183,8 +3344,13 @@
         <w:t xml:space="preserve">Diese Aufgabe ist in zwei Teile aufgeteilt. Im ersten Teil soll aufgrund eines vorgegebenen Netzwerkes für einen Router seine Routingtabelle angelegt werden. Diese Tabelle wird unter Lösungen aufgeführt werden. Im zweiten Teil soll aufgrund eines vorgegebenen Szenarios das Subnetting, die Routingtabellen und ein entsprechendes Netzwerk im Programm </w:t>
       </w:r>
       <w:r>
-        <w:t>CISCO-Packettracer</w:t>
-      </w:r>
+        <w:t>CISCO-</w:t>
+      </w:r>
+      <w:proofErr w:type="spellStart"/>
+      <w:r>
+        <w:t>Packettracer</w:t>
+      </w:r>
+      <w:proofErr w:type="spellEnd"/>
       <w:r>
         <w:t xml:space="preserve"> </w:t>
       </w:r>
@@ -3196,7 +3362,7 @@
       <w:pPr>
         <w:pStyle w:val="berschrift3"/>
       </w:pPr>
-      <w:bookmarkStart w:id="9" w:name="_Toc226444955"/>
+      <w:bookmarkStart w:id="9" w:name="_Toc226546723"/>
       <w:r>
         <w:t>Bearbeitung</w:t>
       </w:r>
@@ -3206,7 +3372,7 @@
       <w:pPr>
         <w:pStyle w:val="berschrift3"/>
       </w:pPr>
-      <w:bookmarkStart w:id="10" w:name="_Toc226444956"/>
+      <w:bookmarkStart w:id="10" w:name="_Toc226546724"/>
       <w:r>
         <w:t>Lösungen</w:t>
       </w:r>
@@ -3216,7 +3382,7 @@
       <w:pPr>
         <w:pStyle w:val="berschrift3"/>
       </w:pPr>
-      <w:bookmarkStart w:id="11" w:name="_Toc226444957"/>
+      <w:bookmarkStart w:id="11" w:name="_Toc226546725"/>
       <w:r>
         <w:t>Screenshot</w:t>
       </w:r>
@@ -3230,7 +3396,7 @@
       <w:pPr>
         <w:pStyle w:val="berschrift2"/>
       </w:pPr>
-      <w:bookmarkStart w:id="12" w:name="_Toc226444958"/>
+      <w:bookmarkStart w:id="12" w:name="_Toc226546726"/>
       <w:r>
         <w:t>Schichtenmodell</w:t>
       </w:r>
@@ -3240,7 +3406,7 @@
       <w:pPr>
         <w:pStyle w:val="berschrift3"/>
       </w:pPr>
-      <w:bookmarkStart w:id="13" w:name="_Toc226444959"/>
+      <w:bookmarkStart w:id="13" w:name="_Toc226546727"/>
       <w:r>
         <w:t>Einleitung</w:t>
       </w:r>
@@ -3257,8 +3423,13 @@
         <w:t xml:space="preserve"> und ein Netz in </w:t>
       </w:r>
       <w:r>
-        <w:t>CISCO-Packettracer</w:t>
-      </w:r>
+        <w:t>CISCO-</w:t>
+      </w:r>
+      <w:proofErr w:type="spellStart"/>
+      <w:r>
+        <w:t>Packettracer</w:t>
+      </w:r>
+      <w:proofErr w:type="spellEnd"/>
       <w:r>
         <w:t xml:space="preserve"> aufzubauen</w:t>
       </w:r>
@@ -3270,7 +3441,7 @@
       <w:pPr>
         <w:pStyle w:val="berschrift3"/>
       </w:pPr>
-      <w:bookmarkStart w:id="14" w:name="_Toc226444960"/>
+      <w:bookmarkStart w:id="14" w:name="_Toc226546728"/>
       <w:r>
         <w:lastRenderedPageBreak/>
         <w:t>Lösungen</w:t>
@@ -3305,12 +3476,24 @@
       <w:pPr>
         <w:ind w:left="708"/>
       </w:pPr>
-      <w:r>
-        <w:t>Application:</w:t>
+      <w:proofErr w:type="spellStart"/>
+      <w:r>
+        <w:t>Application</w:t>
+      </w:r>
+      <w:proofErr w:type="spellEnd"/>
+      <w:r>
+        <w:t>:</w:t>
       </w:r>
       <w:r>
         <w:br/>
-        <w:t xml:space="preserve">Hier sind </w:t>
+      </w:r>
+      <w:proofErr w:type="gramStart"/>
+      <w:r>
+        <w:t>Hier</w:t>
+      </w:r>
+      <w:proofErr w:type="gramEnd"/>
+      <w:r>
+        <w:t xml:space="preserve"> sind </w:t>
       </w:r>
       <w:r>
         <w:t>Dienste, Anwendungen und Netzmanagement</w:t>
@@ -3326,8 +3509,13 @@
       <w:pPr>
         <w:ind w:left="708"/>
       </w:pPr>
-      <w:r>
-        <w:t>Presentation:</w:t>
+      <w:proofErr w:type="spellStart"/>
+      <w:r>
+        <w:t>Presentation</w:t>
+      </w:r>
+      <w:proofErr w:type="spellEnd"/>
+      <w:r>
+        <w:t>:</w:t>
       </w:r>
       <w:r>
         <w:br/>
@@ -3419,8 +3607,13 @@
       <w:pPr>
         <w:ind w:left="708"/>
       </w:pPr>
-      <w:r>
-        <w:t>Physical:</w:t>
+      <w:proofErr w:type="spellStart"/>
+      <w:r>
+        <w:t>Physical</w:t>
+      </w:r>
+      <w:proofErr w:type="spellEnd"/>
+      <w:r>
+        <w:t>:</w:t>
       </w:r>
       <w:r>
         <w:t xml:space="preserve"> </w:t>
@@ -4358,7 +4551,15 @@
               <w:cnfStyle w:val="000000000000" w:firstRow="0" w:lastRow="0" w:firstColumn="0" w:lastColumn="0" w:oddVBand="0" w:evenVBand="0" w:oddHBand="0" w:evenHBand="0" w:firstRowFirstColumn="0" w:firstRowLastColumn="0" w:lastRowFirstColumn="0" w:lastRowLastColumn="0"/>
             </w:pPr>
             <w:r>
-              <w:t>DNS over TLS</w:t>
+              <w:t xml:space="preserve">DNS </w:t>
+            </w:r>
+            <w:proofErr w:type="spellStart"/>
+            <w:r>
+              <w:t>over</w:t>
+            </w:r>
+            <w:proofErr w:type="spellEnd"/>
+            <w:r>
+              <w:t xml:space="preserve"> TLS</w:t>
             </w:r>
           </w:p>
         </w:tc>
@@ -4409,7 +4610,15 @@
               <w:cnfStyle w:val="000000100000" w:firstRow="0" w:lastRow="0" w:firstColumn="0" w:lastColumn="0" w:oddVBand="0" w:evenVBand="0" w:oddHBand="1" w:evenHBand="0" w:firstRowFirstColumn="0" w:firstRowLastColumn="0" w:lastRowFirstColumn="0" w:lastRowLastColumn="0"/>
             </w:pPr>
             <w:r>
-              <w:t>Dynamic Host Configuration Protocol v4</w:t>
+              <w:t xml:space="preserve">Dynamic Host </w:t>
+            </w:r>
+            <w:proofErr w:type="spellStart"/>
+            <w:r>
+              <w:t>Configuration</w:t>
+            </w:r>
+            <w:proofErr w:type="spellEnd"/>
+            <w:r>
+              <w:t xml:space="preserve"> Protocol v4</w:t>
             </w:r>
           </w:p>
         </w:tc>
@@ -4459,7 +4668,15 @@
               <w:cnfStyle w:val="000000000000" w:firstRow="0" w:lastRow="0" w:firstColumn="0" w:lastColumn="0" w:oddVBand="0" w:evenVBand="0" w:oddHBand="0" w:evenHBand="0" w:firstRowFirstColumn="0" w:firstRowLastColumn="0" w:lastRowFirstColumn="0" w:lastRowLastColumn="0"/>
             </w:pPr>
             <w:r>
-              <w:t>Dynamic Host Configuration Protocol v6</w:t>
+              <w:t xml:space="preserve">Dynamic Host </w:t>
+            </w:r>
+            <w:proofErr w:type="spellStart"/>
+            <w:r>
+              <w:t>Configuration</w:t>
+            </w:r>
+            <w:proofErr w:type="spellEnd"/>
+            <w:r>
+              <w:t xml:space="preserve"> Protocol v6</w:t>
             </w:r>
           </w:p>
         </w:tc>
@@ -4560,7 +4777,15 @@
               <w:cnfStyle w:val="000000000000" w:firstRow="0" w:lastRow="0" w:firstColumn="0" w:lastColumn="0" w:oddVBand="0" w:evenVBand="0" w:oddHBand="0" w:evenHBand="0" w:firstRowFirstColumn="0" w:firstRowLastColumn="0" w:lastRowFirstColumn="0" w:lastRowLastColumn="0"/>
             </w:pPr>
             <w:r>
-              <w:t>Telnet over TLS</w:t>
+              <w:t xml:space="preserve">Telnet </w:t>
+            </w:r>
+            <w:proofErr w:type="spellStart"/>
+            <w:r>
+              <w:t>over</w:t>
+            </w:r>
+            <w:proofErr w:type="spellEnd"/>
+            <w:r>
+              <w:t xml:space="preserve"> TLS</w:t>
             </w:r>
           </w:p>
         </w:tc>
@@ -4596,8 +4821,13 @@
         <w:t xml:space="preserve">Die Dokumentation der durchgeführten Schritte in </w:t>
       </w:r>
       <w:r>
-        <w:t>CISCO-Packettracer</w:t>
-      </w:r>
+        <w:t>CISCO-</w:t>
+      </w:r>
+      <w:proofErr w:type="spellStart"/>
+      <w:r>
+        <w:t>Packettracer</w:t>
+      </w:r>
+      <w:proofErr w:type="spellEnd"/>
       <w:r>
         <w:t xml:space="preserve"> </w:t>
       </w:r>
@@ -4638,25 +4868,7 @@
         </w:numPr>
       </w:pPr>
       <w:r>
-        <w:t xml:space="preserve">Bei dem beschriebenen ping sind </w:t>
-      </w:r>
-      <w:r>
-        <w:t>ARP</w:t>
-      </w:r>
-      <w:r>
-        <w:t xml:space="preserve">, </w:t>
-      </w:r>
-      <w:r>
-        <w:t>ICMP</w:t>
-      </w:r>
-      <w:r>
-        <w:t xml:space="preserve"> und </w:t>
-      </w:r>
-      <w:r>
-        <w:t>IP</w:t>
-      </w:r>
-      <w:r>
-        <w:t xml:space="preserve"> im Einsatz.</w:t>
+        <w:t>Bei dem beschriebenen ping sind ARP, ICMP und IP im Einsatz.</w:t>
       </w:r>
     </w:p>
     <w:p>
@@ -4692,7 +4904,15 @@
         </w:numPr>
       </w:pPr>
       <w:r>
-        <w:t xml:space="preserve">Um diese Frage zu klären, habe ich bei dem Gerät PC 21 den ARP-Cache gelöscht (siehe Abbildung: Leerer ARP-Cache). Anschliessend habe ich einen Ping auf das Gerät 12 gestartet. Darauf hin gab es einen neuen </w:t>
+        <w:t xml:space="preserve">Um diese Frage zu klären, habe ich bei dem Gerät PC 21 den ARP-Cache gelöscht (siehe Abbildung: Leerer ARP-Cache). Anschliessend habe ich einen Ping auf das Gerät 12 gestartet. </w:t>
+      </w:r>
+      <w:proofErr w:type="spellStart"/>
+      <w:r>
+        <w:t>Darauf hin</w:t>
+      </w:r>
+      <w:proofErr w:type="spellEnd"/>
+      <w:r>
+        <w:t xml:space="preserve"> gab es einen neuen </w:t>
       </w:r>
       <w:r>
         <w:lastRenderedPageBreak/>
@@ -4743,65 +4963,87 @@
     </w:p>
     <w:p>
       <w:pPr>
-        <w:pStyle w:val="berschrift3"/>
-      </w:pPr>
-      <w:r>
-        <w:t>Bearbeitung</w:t>
+        <w:pStyle w:val="Listenabsatz"/>
+        <w:numPr>
+          <w:ilvl w:val="1"/>
+          <w:numId w:val="4"/>
+        </w:numPr>
+      </w:pPr>
+      <w:r>
+        <w:t>Der nun eingerichtete Webserver kann erreicht werden und es wird die entsprechende Webseite angezeigt (siehe Abbildung: Webseite des Webservers)</w:t>
       </w:r>
     </w:p>
     <w:p>
-      <w:r>
-        <w:t>Hinweis: Beim Aufbauen dieses Netzes ist zu beachten, dass auf dem Router 1 unter Config &gt; Gigabit</w:t>
-      </w:r>
-      <w:r>
-        <w:t>Ethernet</w:t>
-      </w:r>
-      <w:r>
-        <w:t>0</w:t>
-      </w:r>
-      <w:r>
-        <w:t>/0</w:t>
-      </w:r>
-      <w:r>
-        <w:t xml:space="preserve"> </w:t>
-      </w:r>
-      <w:r>
-        <w:t xml:space="preserve">respektive </w:t>
-      </w:r>
-      <w:r>
-        <w:t>Gigabit</w:t>
-      </w:r>
-      <w:r>
-        <w:t>Ethernet</w:t>
-      </w:r>
-      <w:r>
-        <w:t>1</w:t>
-      </w:r>
-      <w:r>
-        <w:t>/1</w:t>
-      </w:r>
-      <w:r>
-        <w:t xml:space="preserve"> bei der Funktion Port Status die Checkbox On angewählt werden muss. </w:t>
-      </w:r>
-      <w:r>
-        <w:t>Ansonsten</w:t>
-      </w:r>
-      <w:r>
-        <w:t xml:space="preserve"> kann keine Verbindung mit den Switchen hergestellt werden. Dieser Hinweis gilt ebenso für diese Switches, ist jedoch zu vernachlässigen, da die Checkbox standardmässig ausgewählt. Trotzdem sollte diese mögliche Fehlerquelle im überprüft werden.</w:t>
-      </w:r>
+      <w:pPr>
+        <w:pStyle w:val="berschrift3"/>
+      </w:pPr>
+      <w:bookmarkStart w:id="15" w:name="_Toc226546729"/>
+      <w:r>
+        <w:t>Bearbeitung</w:t>
+      </w:r>
+      <w:bookmarkEnd w:id="15"/>
     </w:p>
     <w:p>
+      <w:r>
+        <w:t xml:space="preserve">Hinweis: Beim Aufbauen dieses Netzes ist zu beachten, dass auf dem Router 1 unter </w:t>
+      </w:r>
+      <w:proofErr w:type="spellStart"/>
+      <w:r>
+        <w:t>Config</w:t>
+      </w:r>
+      <w:proofErr w:type="spellEnd"/>
+      <w:r>
+        <w:t xml:space="preserve"> &gt; Gigabit</w:t>
+      </w:r>
+      <w:r>
+        <w:t>Ethernet</w:t>
+      </w:r>
+      <w:r>
+        <w:t>0</w:t>
+      </w:r>
+      <w:r>
+        <w:t>/0</w:t>
+      </w:r>
+      <w:r>
+        <w:t xml:space="preserve"> </w:t>
+      </w:r>
+      <w:r>
+        <w:t xml:space="preserve">respektive </w:t>
+      </w:r>
+      <w:r>
+        <w:t>Gigabit</w:t>
+      </w:r>
+      <w:r>
+        <w:t>Ethernet</w:t>
+      </w:r>
+      <w:r>
+        <w:t>1</w:t>
+      </w:r>
+      <w:r>
+        <w:t>/1</w:t>
+      </w:r>
+      <w:r>
+        <w:t xml:space="preserve"> bei der Funktion Port Status die Checkbox On angewählt werden muss. </w:t>
+      </w:r>
+      <w:r>
+        <w:t>Ansonsten</w:t>
+      </w:r>
+      <w:r>
+        <w:t xml:space="preserve"> kann keine Verbindung mit den Switchen hergestellt werden. Dieser Hinweis gilt ebenso für diese Switches, ist jedoch zu vernachlässigen, da die Checkbox standardmässig ausgewählt. Trotzdem sollte diese mögliche Fehlerquelle im überprüft werden.</w:t>
+      </w:r>
+    </w:p>
+    <w:p>
       <w:pPr>
         <w:pStyle w:val="berschrift3"/>
       </w:pPr>
-      <w:bookmarkStart w:id="15" w:name="_Toc226444961"/>
+      <w:bookmarkStart w:id="16" w:name="_Toc226546730"/>
       <w:r>
         <w:t>Screenshot</w:t>
       </w:r>
       <w:r>
         <w:t>s</w:t>
       </w:r>
-      <w:bookmarkEnd w:id="15"/>
+      <w:bookmarkEnd w:id="16"/>
     </w:p>
     <w:p>
       <w:pPr>
@@ -4868,24 +5110,14 @@
       <w:r>
         <w:t xml:space="preserve">Abbildung </w:t>
       </w:r>
-      <w:r>
-        <w:fldChar w:fldCharType="begin"/>
-      </w:r>
-      <w:r>
-        <w:instrText xml:space="preserve"> SEQ Abbildung \* ARABIC </w:instrText>
-      </w:r>
-      <w:r>
-        <w:fldChar w:fldCharType="separate"/>
-      </w:r>
-      <w:r>
-        <w:rPr>
-          <w:noProof/>
-        </w:rPr>
-        <w:t>3</w:t>
-      </w:r>
-      <w:r>
-        <w:fldChar w:fldCharType="end"/>
-      </w:r>
+      <w:fldSimple w:instr=" SEQ Abbildung \* ARABIC ">
+        <w:r>
+          <w:rPr>
+            <w:noProof/>
+          </w:rPr>
+          <w:t>3</w:t>
+        </w:r>
+      </w:fldSimple>
       <w:r>
         <w:t>: Netz Aufgabe 5</w:t>
       </w:r>
@@ -4943,33 +5175,26 @@
       <w:r>
         <w:t xml:space="preserve">Abbildung </w:t>
       </w:r>
-      <w:r>
-        <w:fldChar w:fldCharType="begin"/>
-      </w:r>
-      <w:r>
-        <w:instrText xml:space="preserve"> SEQ Abbildung \* ARABIC </w:instrText>
-      </w:r>
-      <w:r>
-        <w:fldChar w:fldCharType="separate"/>
-      </w:r>
+      <w:fldSimple w:instr=" SEQ Abbildung \* ARABIC ">
+        <w:r>
+          <w:rPr>
+            <w:noProof/>
+          </w:rPr>
+          <w:t>4</w:t>
+        </w:r>
+      </w:fldSimple>
+      <w:r>
+        <w:t>: Erfolgreiche Pings</w:t>
+      </w:r>
+    </w:p>
+    <w:p>
+      <w:pPr>
+        <w:keepNext/>
+      </w:pPr>
       <w:r>
         <w:rPr>
           <w:noProof/>
         </w:rPr>
-        <w:t>4</w:t>
-      </w:r>
-      <w:r>
-        <w:fldChar w:fldCharType="end"/>
-      </w:r>
-      <w:r>
-        <w:t>: Erfolgreiche Pings</w:t>
-      </w:r>
-    </w:p>
-    <w:p>
-      <w:pPr>
-        <w:keepNext/>
-      </w:pPr>
-      <w:r>
         <w:drawing>
           <wp:inline distT="0" distB="0" distL="0" distR="0" wp14:anchorId="1A7C1A32" wp14:editId="676783BE">
             <wp:extent cx="2448000" cy="451244"/>
@@ -5014,33 +5239,26 @@
       <w:r>
         <w:t xml:space="preserve">Abbildung </w:t>
       </w:r>
-      <w:r>
-        <w:fldChar w:fldCharType="begin"/>
-      </w:r>
-      <w:r>
-        <w:instrText xml:space="preserve"> SEQ Abbildung \* ARABIC </w:instrText>
-      </w:r>
-      <w:r>
-        <w:fldChar w:fldCharType="separate"/>
-      </w:r>
+      <w:fldSimple w:instr=" SEQ Abbildung \* ARABIC ">
+        <w:r>
+          <w:rPr>
+            <w:noProof/>
+          </w:rPr>
+          <w:t>5</w:t>
+        </w:r>
+      </w:fldSimple>
+      <w:r>
+        <w:t>: Leerer ARP-Cache</w:t>
+      </w:r>
+    </w:p>
+    <w:p>
+      <w:pPr>
+        <w:keepNext/>
+      </w:pPr>
       <w:r>
         <w:rPr>
           <w:noProof/>
         </w:rPr>
-        <w:t>5</w:t>
-      </w:r>
-      <w:r>
-        <w:fldChar w:fldCharType="end"/>
-      </w:r>
-      <w:r>
-        <w:t>: Leerer ARP-Cache</w:t>
-      </w:r>
-    </w:p>
-    <w:p>
-      <w:pPr>
-        <w:keepNext/>
-      </w:pPr>
-      <w:r>
         <w:drawing>
           <wp:inline distT="0" distB="0" distL="0" distR="0" wp14:anchorId="694D518C" wp14:editId="2389E097">
             <wp:extent cx="2448000" cy="270000"/>
@@ -5085,36 +5303,29 @@
       <w:r>
         <w:t xml:space="preserve">Abbildung </w:t>
       </w:r>
-      <w:r>
-        <w:fldChar w:fldCharType="begin"/>
-      </w:r>
-      <w:r>
-        <w:instrText xml:space="preserve"> SEQ Abbildung \* ARABIC </w:instrText>
-      </w:r>
-      <w:r>
-        <w:fldChar w:fldCharType="separate"/>
-      </w:r>
+      <w:fldSimple w:instr=" SEQ Abbildung \* ARABIC ">
+        <w:r>
+          <w:rPr>
+            <w:noProof/>
+          </w:rPr>
+          <w:t>6</w:t>
+        </w:r>
+      </w:fldSimple>
+      <w:r>
+        <w:t xml:space="preserve">: </w:t>
+      </w:r>
+      <w:r>
+        <w:t>ARP-Cache nach ping in fremdes Netzwerk</w:t>
+      </w:r>
+    </w:p>
+    <w:p>
+      <w:pPr>
+        <w:keepNext/>
+      </w:pPr>
       <w:r>
         <w:rPr>
           <w:noProof/>
         </w:rPr>
-        <w:t>6</w:t>
-      </w:r>
-      <w:r>
-        <w:fldChar w:fldCharType="end"/>
-      </w:r>
-      <w:r>
-        <w:t xml:space="preserve">: </w:t>
-      </w:r>
-      <w:r>
-        <w:t>ARP-Cache nach ping in fremdes Netzwerk</w:t>
-      </w:r>
-    </w:p>
-    <w:p>
-      <w:pPr>
-        <w:keepNext/>
-      </w:pPr>
-      <w:r>
         <w:drawing>
           <wp:inline distT="0" distB="0" distL="0" distR="0" wp14:anchorId="1E333482" wp14:editId="1BF31E1A">
             <wp:extent cx="2448000" cy="364975"/>
@@ -5159,24 +5370,14 @@
       <w:r>
         <w:t xml:space="preserve">Abbildung </w:t>
       </w:r>
-      <w:r>
-        <w:fldChar w:fldCharType="begin"/>
-      </w:r>
-      <w:r>
-        <w:instrText xml:space="preserve"> SEQ Abbildung \* ARABIC </w:instrText>
-      </w:r>
-      <w:r>
-        <w:fldChar w:fldCharType="separate"/>
-      </w:r>
-      <w:r>
-        <w:rPr>
-          <w:noProof/>
-        </w:rPr>
-        <w:t>7</w:t>
-      </w:r>
-      <w:r>
-        <w:fldChar w:fldCharType="end"/>
-      </w:r>
+      <w:fldSimple w:instr=" SEQ Abbildung \* ARABIC ">
+        <w:r>
+          <w:rPr>
+            <w:noProof/>
+          </w:rPr>
+          <w:t>7</w:t>
+        </w:r>
+      </w:fldSimple>
       <w:r>
         <w:t xml:space="preserve">: </w:t>
       </w:r>
@@ -5186,46 +5387,101 @@
     </w:p>
     <w:p>
       <w:pPr>
-        <w:pStyle w:val="berschrift2"/>
-      </w:pPr>
-      <w:bookmarkStart w:id="16" w:name="_Toc226444962"/>
-      <w:r>
-        <w:t>Subnetting</w:t>
-      </w:r>
-      <w:bookmarkEnd w:id="16"/>
+        <w:keepNext/>
+      </w:pPr>
+      <w:r>
+        <w:drawing>
+          <wp:inline distT="0" distB="0" distL="0" distR="0" wp14:anchorId="6F0D638D" wp14:editId="08467B81">
+            <wp:extent cx="2448000" cy="1099593"/>
+            <wp:effectExtent l="0" t="0" r="0" b="5715"/>
+            <wp:docPr id="1734762986" name="Grafik 1"/>
+            <wp:cNvGraphicFramePr>
+              <a:graphicFrameLocks xmlns:a="http://schemas.openxmlformats.org/drawingml/2006/main" noChangeAspect="1"/>
+            </wp:cNvGraphicFramePr>
+            <a:graphic xmlns:a="http://schemas.openxmlformats.org/drawingml/2006/main">
+              <a:graphicData uri="http://schemas.openxmlformats.org/drawingml/2006/picture">
+                <pic:pic xmlns:pic="http://schemas.openxmlformats.org/drawingml/2006/picture">
+                  <pic:nvPicPr>
+                    <pic:cNvPr id="1734762986" name=""/>
+                    <pic:cNvPicPr/>
+                  </pic:nvPicPr>
+                  <pic:blipFill>
+                    <a:blip r:embed="rId16"/>
+                    <a:stretch>
+                      <a:fillRect/>
+                    </a:stretch>
+                  </pic:blipFill>
+                  <pic:spPr>
+                    <a:xfrm>
+                      <a:off x="0" y="0"/>
+                      <a:ext cx="2448000" cy="1099593"/>
+                    </a:xfrm>
+                    <a:prstGeom prst="rect">
+                      <a:avLst/>
+                    </a:prstGeom>
+                  </pic:spPr>
+                </pic:pic>
+              </a:graphicData>
+            </a:graphic>
+          </wp:inline>
+        </w:drawing>
+      </w:r>
     </w:p>
     <w:p>
       <w:pPr>
-        <w:pStyle w:val="berschrift3"/>
-      </w:pPr>
-      <w:bookmarkStart w:id="17" w:name="_Toc226444963"/>
-      <w:r>
-        <w:t>Einleitung</w:t>
+        <w:pStyle w:val="Beschriftung"/>
+      </w:pPr>
+      <w:r>
+        <w:t xml:space="preserve">Abbildung </w:t>
+      </w:r>
+      <w:fldSimple w:instr=" SEQ Abbildung \* ARABIC ">
+        <w:r>
+          <w:rPr>
+            <w:noProof/>
+          </w:rPr>
+          <w:t>8</w:t>
+        </w:r>
+      </w:fldSimple>
+      <w:r>
+        <w:t xml:space="preserve">: </w:t>
+      </w:r>
+      <w:r>
+        <w:t>Webseite des Webservers</w:t>
+      </w:r>
+    </w:p>
+    <w:p>
+      <w:pPr>
+        <w:pStyle w:val="berschrift2"/>
+      </w:pPr>
+      <w:bookmarkStart w:id="17" w:name="_Toc226546731"/>
+      <w:r>
+        <w:t>Subnetting</w:t>
       </w:r>
       <w:bookmarkEnd w:id="17"/>
     </w:p>
     <w:p>
-      <w:r>
-        <w:t>Hier sind sowohl theoretische Fragen als auch praktische Anwendungen, zu lösen. Die Antworten zu den Theoriefragen sind unter Lösungen zu finden, die weiteren Einträge unter Bearbeitung und Screenshots</w:t>
-      </w:r>
-    </w:p>
-    <w:p>
       <w:pPr>
         <w:pStyle w:val="berschrift3"/>
       </w:pPr>
-      <w:bookmarkStart w:id="18" w:name="_Toc226444964"/>
-      <w:r>
-        <w:t>Bearbeitung</w:t>
+      <w:bookmarkStart w:id="18" w:name="_Toc226546732"/>
+      <w:r>
+        <w:t>Einleitung</w:t>
       </w:r>
       <w:bookmarkEnd w:id="18"/>
     </w:p>
     <w:p>
+      <w:r>
+        <w:t>Hier sind sowohl theoretische Fragen als auch praktische Anwendungen, zu lösen. Die Antworten zu den Theoriefragen sind unter Lösungen zu finden, die weiteren Einträge unter Bearbeitung und Screenshots</w:t>
+      </w:r>
+    </w:p>
+    <w:p>
       <w:pPr>
         <w:pStyle w:val="berschrift3"/>
       </w:pPr>
-      <w:bookmarkStart w:id="19" w:name="_Toc226444965"/>
-      <w:r>
-        <w:t>Lösungen</w:t>
+      <w:bookmarkStart w:id="19" w:name="_Toc226546733"/>
+      <w:r>
+        <w:lastRenderedPageBreak/>
+        <w:t>Bearbeitung</w:t>
       </w:r>
       <w:bookmarkEnd w:id="19"/>
     </w:p>
@@ -5233,68 +5489,72 @@
       <w:pPr>
         <w:pStyle w:val="berschrift3"/>
       </w:pPr>
-      <w:bookmarkStart w:id="20" w:name="_Toc226444966"/>
+      <w:bookmarkStart w:id="20" w:name="_Toc226546734"/>
+      <w:r>
+        <w:t>Lösungen</w:t>
+      </w:r>
+      <w:bookmarkEnd w:id="20"/>
+    </w:p>
+    <w:p>
+      <w:pPr>
+        <w:pStyle w:val="berschrift3"/>
+      </w:pPr>
+      <w:bookmarkStart w:id="21" w:name="_Toc226546735"/>
       <w:r>
         <w:t>Screenshot</w:t>
       </w:r>
       <w:r>
         <w:t>s</w:t>
       </w:r>
-      <w:bookmarkEnd w:id="20"/>
+      <w:bookmarkEnd w:id="21"/>
     </w:p>
     <w:p/>
     <w:p>
       <w:pPr>
         <w:pStyle w:val="berschrift2"/>
       </w:pPr>
-      <w:bookmarkStart w:id="21" w:name="_Toc226444967"/>
-      <w:r>
-        <w:lastRenderedPageBreak/>
+      <w:bookmarkStart w:id="22" w:name="_Toc226546736"/>
+      <w:r>
         <w:t>Switch</w:t>
-      </w:r>
-      <w:bookmarkEnd w:id="21"/>
-    </w:p>
-    <w:p>
-      <w:pPr>
-        <w:pStyle w:val="berschrift3"/>
-      </w:pPr>
-      <w:bookmarkStart w:id="22" w:name="_Toc226444968"/>
-      <w:r>
-        <w:t>Einleitung</w:t>
       </w:r>
       <w:bookmarkEnd w:id="22"/>
     </w:p>
     <w:p>
-      <w:r>
-        <w:t xml:space="preserve">Es soll die benötigte Infrastruktur für ein neues Netzwerk zusammengestellt werden. Zudem sollen noch Bandbreiten berechnet und ein Netz im </w:t>
-      </w:r>
-      <w:r>
-        <w:t>CISCO-Packettracer</w:t>
-      </w:r>
-      <w:r>
-        <w:t xml:space="preserve"> </w:t>
-      </w:r>
-      <w:r>
-        <w:t>erstellt werden. Die Zwischenschritte (Bearbeitung), Lösungen und Screenshots sind unter dem gleichnamigen Unterkapitel zu finden.</w:t>
-      </w:r>
-    </w:p>
-    <w:p>
       <w:pPr>
         <w:pStyle w:val="berschrift3"/>
       </w:pPr>
-      <w:bookmarkStart w:id="23" w:name="_Toc226444969"/>
-      <w:r>
-        <w:t>Bearbeitung</w:t>
+      <w:bookmarkStart w:id="23" w:name="_Toc226546737"/>
+      <w:r>
+        <w:t>Einleitung</w:t>
       </w:r>
       <w:bookmarkEnd w:id="23"/>
     </w:p>
     <w:p>
+      <w:r>
+        <w:t xml:space="preserve">Es soll die benötigte Infrastruktur für ein neues Netzwerk zusammengestellt werden. Zudem sollen noch Bandbreiten berechnet und ein Netz im </w:t>
+      </w:r>
+      <w:r>
+        <w:t>CISCO-</w:t>
+      </w:r>
+      <w:proofErr w:type="spellStart"/>
+      <w:r>
+        <w:t>Packettracer</w:t>
+      </w:r>
+      <w:proofErr w:type="spellEnd"/>
+      <w:r>
+        <w:t xml:space="preserve"> </w:t>
+      </w:r>
+      <w:r>
+        <w:t>erstellt werden. Die Zwischenschritte (Bearbeitung), Lösungen und Screenshots sind unter dem gleichnamigen Unterkapitel zu finden.</w:t>
+      </w:r>
+    </w:p>
+    <w:p>
       <w:pPr>
         <w:pStyle w:val="berschrift3"/>
       </w:pPr>
-      <w:bookmarkStart w:id="24" w:name="_Toc226444970"/>
-      <w:r>
-        <w:t>Lösungen</w:t>
+      <w:bookmarkStart w:id="24" w:name="_Toc226546738"/>
+      <w:r>
+        <w:t>Bearbeitung</w:t>
       </w:r>
       <w:bookmarkEnd w:id="24"/>
     </w:p>
@@ -5302,29 +5562,38 @@
       <w:pPr>
         <w:pStyle w:val="berschrift3"/>
       </w:pPr>
-      <w:bookmarkStart w:id="25" w:name="_Toc226444971"/>
-      <w:r>
-        <w:t>Screenshot</w:t>
-      </w:r>
-      <w:r>
-        <w:t>s</w:t>
+      <w:bookmarkStart w:id="25" w:name="_Toc226546739"/>
+      <w:r>
+        <w:t>Lösungen</w:t>
       </w:r>
       <w:bookmarkEnd w:id="25"/>
     </w:p>
     <w:p>
       <w:pPr>
+        <w:pStyle w:val="berschrift3"/>
+      </w:pPr>
+      <w:bookmarkStart w:id="26" w:name="_Toc226546740"/>
+      <w:r>
+        <w:t>Screenshot</w:t>
+      </w:r>
+      <w:r>
+        <w:t>s</w:t>
+      </w:r>
+      <w:bookmarkEnd w:id="26"/>
+    </w:p>
+    <w:p>
+      <w:pPr>
         <w:pStyle w:val="berschrift1"/>
       </w:pPr>
-      <w:r>
-        <w:t>A</w:t>
-      </w:r>
-      <w:r>
-        <w:t>bbildungsbibliothek</w:t>
-      </w:r>
+      <w:bookmarkStart w:id="27" w:name="_Toc226546741"/>
+      <w:r>
+        <w:t>Abbildungsbibliothek</w:t>
+      </w:r>
+      <w:bookmarkEnd w:id="27"/>
     </w:p>
     <w:p/>
     <w:sectPr>
-      <w:footerReference w:type="default" r:id="rId16"/>
+      <w:footerReference w:type="default" r:id="rId17"/>
       <w:pgSz w:w="11906" w:h="16838"/>
       <w:pgMar w:top="1417" w:right="1417" w:bottom="1134" w:left="1417" w:header="708" w:footer="708" w:gutter="0"/>
       <w:pgNumType w:start="0"/>
@@ -6422,6 +6691,7 @@
   <w:style w:type="character" w:default="1" w:styleId="Absatz-Standardschriftart">
     <w:name w:val="Default Paragraph Font"/>
     <w:uiPriority w:val="1"/>
+    <w:semiHidden/>
     <w:unhideWhenUsed/>
   </w:style>
   <w:style w:type="table" w:default="1" w:styleId="NormaleTabelle">
@@ -7138,6 +7408,7 @@
   </w:compat>
   <w:rsids>
     <w:rsidRoot w:val="00863F34"/>
+    <w:rsid w:val="000410E1"/>
     <w:rsid w:val="00041762"/>
     <w:rsid w:val="001A7A50"/>
     <w:rsid w:val="00367509"/>
@@ -7148,6 +7419,7 @@
     <w:rsid w:val="00C134A3"/>
     <w:rsid w:val="00D37756"/>
     <w:rsid w:val="00DE1923"/>
+    <w:rsid w:val="00E06DE9"/>
   </w:rsids>
   <m:mathPr>
     <m:mathFont m:val="Cambria Math"/>

--- a/M129/Projekt_LB2/Dokumentation/Dokumentation_M129_LB2.docx
+++ b/M129/Projekt_LB2/Dokumentation/Dokumentation_M129_LB2.docx
@@ -107,7 +107,7 @@
                                   <w:tag w:val=""/>
                                   <w:id w:val="400952559"/>
                                   <w:dataBinding w:prefixMappings="xmlns:ns0='http://schemas.microsoft.com/office/2006/coverPageProps' " w:xpath="/ns0:CoverPageProperties[1]/ns0:PublishDate[1]" w:storeItemID="{55AF091B-3C7A-41E3-B477-F2FDAA23CFDA}"/>
-                                  <w:date w:fullDate="2026-04-07T00:00:00Z">
+                                  <w:date w:fullDate="2026-04-08T00:00:00Z">
                                     <w:dateFormat w:val="d. MMMM yyyy"/>
                                     <w:lid w:val="de-DE"/>
                                     <w:storeMappedDataAs w:val="dateTime"/>
@@ -134,7 +134,7 @@
                                         <w:szCs w:val="40"/>
                                         <w:lang w:val="de-DE"/>
                                       </w:rPr>
-                                      <w:t>7. April 2026</w:t>
+                                      <w:t>8. April 2026</w:t>
                                     </w:r>
                                   </w:p>
                                 </w:sdtContent>
@@ -180,7 +180,7 @@
                             <w:tag w:val=""/>
                             <w:id w:val="400952559"/>
                             <w:dataBinding w:prefixMappings="xmlns:ns0='http://schemas.microsoft.com/office/2006/coverPageProps' " w:xpath="/ns0:CoverPageProperties[1]/ns0:PublishDate[1]" w:storeItemID="{55AF091B-3C7A-41E3-B477-F2FDAA23CFDA}"/>
-                            <w:date w:fullDate="2026-04-07T00:00:00Z">
+                            <w:date w:fullDate="2026-04-08T00:00:00Z">
                               <w:dateFormat w:val="d. MMMM yyyy"/>
                               <w:lid w:val="de-DE"/>
                               <w:storeMappedDataAs w:val="dateTime"/>
@@ -207,7 +207,7 @@
                                   <w:szCs w:val="40"/>
                                   <w:lang w:val="de-DE"/>
                                 </w:rPr>
-                                <w:t>7. April 2026</w:t>
+                                <w:t>8. April 2026</w:t>
                               </w:r>
                             </w:p>
                           </w:sdtContent>
@@ -1077,7 +1077,7 @@
             </w:rPr>
             <w:fldChar w:fldCharType="separate"/>
           </w:r>
-          <w:hyperlink w:anchor="_Toc226546714" w:history="1">
+          <w:hyperlink w:anchor="_Toc226548249" w:history="1">
             <w:r>
               <w:rPr>
                 <w:rStyle w:val="Hyperlink"/>
@@ -1104,7 +1104,7 @@
                 <w:noProof/>
                 <w:webHidden/>
               </w:rPr>
-              <w:instrText xml:space="preserve"> PAGEREF _Toc226546714 \h </w:instrText>
+              <w:instrText xml:space="preserve"> PAGEREF _Toc226548249 \h </w:instrText>
             </w:r>
             <w:r>
               <w:rPr>
@@ -1147,7 +1147,7 @@
               <w:lang w:eastAsia="de-CH"/>
             </w:rPr>
           </w:pPr>
-          <w:hyperlink w:anchor="_Toc226546715" w:history="1">
+          <w:hyperlink w:anchor="_Toc226548250" w:history="1">
             <w:r>
               <w:rPr>
                 <w:rStyle w:val="Hyperlink"/>
@@ -1175,7 +1175,7 @@
                 <w:noProof/>
                 <w:webHidden/>
               </w:rPr>
-              <w:instrText xml:space="preserve"> PAGEREF _Toc226546715 \h </w:instrText>
+              <w:instrText xml:space="preserve"> PAGEREF _Toc226548250 \h </w:instrText>
             </w:r>
             <w:r>
               <w:rPr>
@@ -1218,7 +1218,7 @@
               <w:lang w:eastAsia="de-CH"/>
             </w:rPr>
           </w:pPr>
-          <w:hyperlink w:anchor="_Toc226546716" w:history="1">
+          <w:hyperlink w:anchor="_Toc226548251" w:history="1">
             <w:r>
               <w:rPr>
                 <w:rStyle w:val="Hyperlink"/>
@@ -1245,7 +1245,7 @@
                 <w:noProof/>
                 <w:webHidden/>
               </w:rPr>
-              <w:instrText xml:space="preserve"> PAGEREF _Toc226546716 \h </w:instrText>
+              <w:instrText xml:space="preserve"> PAGEREF _Toc226548251 \h </w:instrText>
             </w:r>
             <w:r>
               <w:rPr>
@@ -1288,7 +1288,7 @@
               <w:lang w:eastAsia="de-CH"/>
             </w:rPr>
           </w:pPr>
-          <w:hyperlink w:anchor="_Toc226546717" w:history="1">
+          <w:hyperlink w:anchor="_Toc226548252" w:history="1">
             <w:r>
               <w:rPr>
                 <w:rStyle w:val="Hyperlink"/>
@@ -1315,7 +1315,7 @@
                 <w:noProof/>
                 <w:webHidden/>
               </w:rPr>
-              <w:instrText xml:space="preserve"> PAGEREF _Toc226546717 \h </w:instrText>
+              <w:instrText xml:space="preserve"> PAGEREF _Toc226548252 \h </w:instrText>
             </w:r>
             <w:r>
               <w:rPr>
@@ -1358,7 +1358,7 @@
               <w:lang w:eastAsia="de-CH"/>
             </w:rPr>
           </w:pPr>
-          <w:hyperlink w:anchor="_Toc226546718" w:history="1">
+          <w:hyperlink w:anchor="_Toc226548253" w:history="1">
             <w:r>
               <w:rPr>
                 <w:rStyle w:val="Hyperlink"/>
@@ -1386,7 +1386,7 @@
                 <w:noProof/>
                 <w:webHidden/>
               </w:rPr>
-              <w:instrText xml:space="preserve"> PAGEREF _Toc226546718 \h </w:instrText>
+              <w:instrText xml:space="preserve"> PAGEREF _Toc226548253 \h </w:instrText>
             </w:r>
             <w:r>
               <w:rPr>
@@ -1429,7 +1429,7 @@
               <w:lang w:eastAsia="de-CH"/>
             </w:rPr>
           </w:pPr>
-          <w:hyperlink w:anchor="_Toc226546719" w:history="1">
+          <w:hyperlink w:anchor="_Toc226548254" w:history="1">
             <w:r>
               <w:rPr>
                 <w:rStyle w:val="Hyperlink"/>
@@ -1456,7 +1456,7 @@
                 <w:noProof/>
                 <w:webHidden/>
               </w:rPr>
-              <w:instrText xml:space="preserve"> PAGEREF _Toc226546719 \h </w:instrText>
+              <w:instrText xml:space="preserve"> PAGEREF _Toc226548254 \h </w:instrText>
             </w:r>
             <w:r>
               <w:rPr>
@@ -1499,7 +1499,7 @@
               <w:lang w:eastAsia="de-CH"/>
             </w:rPr>
           </w:pPr>
-          <w:hyperlink w:anchor="_Toc226546720" w:history="1">
+          <w:hyperlink w:anchor="_Toc226548255" w:history="1">
             <w:r>
               <w:rPr>
                 <w:rStyle w:val="Hyperlink"/>
@@ -1526,7 +1526,7 @@
                 <w:noProof/>
                 <w:webHidden/>
               </w:rPr>
-              <w:instrText xml:space="preserve"> PAGEREF _Toc226546720 \h </w:instrText>
+              <w:instrText xml:space="preserve"> PAGEREF _Toc226548255 \h </w:instrText>
             </w:r>
             <w:r>
               <w:rPr>
@@ -1569,7 +1569,7 @@
               <w:lang w:eastAsia="de-CH"/>
             </w:rPr>
           </w:pPr>
-          <w:hyperlink w:anchor="_Toc226546721" w:history="1">
+          <w:hyperlink w:anchor="_Toc226548256" w:history="1">
             <w:r>
               <w:rPr>
                 <w:rStyle w:val="Hyperlink"/>
@@ -1596,7 +1596,7 @@
                 <w:noProof/>
                 <w:webHidden/>
               </w:rPr>
-              <w:instrText xml:space="preserve"> PAGEREF _Toc226546721 \h </w:instrText>
+              <w:instrText xml:space="preserve"> PAGEREF _Toc226548256 \h </w:instrText>
             </w:r>
             <w:r>
               <w:rPr>
@@ -1639,7 +1639,7 @@
               <w:lang w:eastAsia="de-CH"/>
             </w:rPr>
           </w:pPr>
-          <w:hyperlink w:anchor="_Toc226546722" w:history="1">
+          <w:hyperlink w:anchor="_Toc226548257" w:history="1">
             <w:r>
               <w:rPr>
                 <w:rStyle w:val="Hyperlink"/>
@@ -1666,7 +1666,7 @@
                 <w:noProof/>
                 <w:webHidden/>
               </w:rPr>
-              <w:instrText xml:space="preserve"> PAGEREF _Toc226546722 \h </w:instrText>
+              <w:instrText xml:space="preserve"> PAGEREF _Toc226548257 \h </w:instrText>
             </w:r>
             <w:r>
               <w:rPr>
@@ -1709,7 +1709,7 @@
               <w:lang w:eastAsia="de-CH"/>
             </w:rPr>
           </w:pPr>
-          <w:hyperlink w:anchor="_Toc226546723" w:history="1">
+          <w:hyperlink w:anchor="_Toc226548258" w:history="1">
             <w:r>
               <w:rPr>
                 <w:rStyle w:val="Hyperlink"/>
@@ -1736,7 +1736,7 @@
                 <w:noProof/>
                 <w:webHidden/>
               </w:rPr>
-              <w:instrText xml:space="preserve"> PAGEREF _Toc226546723 \h </w:instrText>
+              <w:instrText xml:space="preserve"> PAGEREF _Toc226548258 \h </w:instrText>
             </w:r>
             <w:r>
               <w:rPr>
@@ -1779,7 +1779,7 @@
               <w:lang w:eastAsia="de-CH"/>
             </w:rPr>
           </w:pPr>
-          <w:hyperlink w:anchor="_Toc226546724" w:history="1">
+          <w:hyperlink w:anchor="_Toc226548259" w:history="1">
             <w:r>
               <w:rPr>
                 <w:rStyle w:val="Hyperlink"/>
@@ -1806,7 +1806,7 @@
                 <w:noProof/>
                 <w:webHidden/>
               </w:rPr>
-              <w:instrText xml:space="preserve"> PAGEREF _Toc226546724 \h </w:instrText>
+              <w:instrText xml:space="preserve"> PAGEREF _Toc226548259 \h </w:instrText>
             </w:r>
             <w:r>
               <w:rPr>
@@ -1849,7 +1849,7 @@
               <w:lang w:eastAsia="de-CH"/>
             </w:rPr>
           </w:pPr>
-          <w:hyperlink w:anchor="_Toc226546725" w:history="1">
+          <w:hyperlink w:anchor="_Toc226548260" w:history="1">
             <w:r>
               <w:rPr>
                 <w:rStyle w:val="Hyperlink"/>
@@ -1876,7 +1876,7 @@
                 <w:noProof/>
                 <w:webHidden/>
               </w:rPr>
-              <w:instrText xml:space="preserve"> PAGEREF _Toc226546725 \h </w:instrText>
+              <w:instrText xml:space="preserve"> PAGEREF _Toc226548260 \h </w:instrText>
             </w:r>
             <w:r>
               <w:rPr>
@@ -1919,7 +1919,7 @@
               <w:lang w:eastAsia="de-CH"/>
             </w:rPr>
           </w:pPr>
-          <w:hyperlink w:anchor="_Toc226546726" w:history="1">
+          <w:hyperlink w:anchor="_Toc226548261" w:history="1">
             <w:r>
               <w:rPr>
                 <w:rStyle w:val="Hyperlink"/>
@@ -1946,7 +1946,7 @@
                 <w:noProof/>
                 <w:webHidden/>
               </w:rPr>
-              <w:instrText xml:space="preserve"> PAGEREF _Toc226546726 \h </w:instrText>
+              <w:instrText xml:space="preserve"> PAGEREF _Toc226548261 \h </w:instrText>
             </w:r>
             <w:r>
               <w:rPr>
@@ -1989,7 +1989,7 @@
               <w:lang w:eastAsia="de-CH"/>
             </w:rPr>
           </w:pPr>
-          <w:hyperlink w:anchor="_Toc226546727" w:history="1">
+          <w:hyperlink w:anchor="_Toc226548262" w:history="1">
             <w:r>
               <w:rPr>
                 <w:rStyle w:val="Hyperlink"/>
@@ -2016,7 +2016,7 @@
                 <w:noProof/>
                 <w:webHidden/>
               </w:rPr>
-              <w:instrText xml:space="preserve"> PAGEREF _Toc226546727 \h </w:instrText>
+              <w:instrText xml:space="preserve"> PAGEREF _Toc226548262 \h </w:instrText>
             </w:r>
             <w:r>
               <w:rPr>
@@ -2059,7 +2059,7 @@
               <w:lang w:eastAsia="de-CH"/>
             </w:rPr>
           </w:pPr>
-          <w:hyperlink w:anchor="_Toc226546728" w:history="1">
+          <w:hyperlink w:anchor="_Toc226548263" w:history="1">
             <w:r>
               <w:rPr>
                 <w:rStyle w:val="Hyperlink"/>
@@ -2086,7 +2086,7 @@
                 <w:noProof/>
                 <w:webHidden/>
               </w:rPr>
-              <w:instrText xml:space="preserve"> PAGEREF _Toc226546728 \h </w:instrText>
+              <w:instrText xml:space="preserve"> PAGEREF _Toc226548263 \h </w:instrText>
             </w:r>
             <w:r>
               <w:rPr>
@@ -2129,7 +2129,7 @@
               <w:lang w:eastAsia="de-CH"/>
             </w:rPr>
           </w:pPr>
-          <w:hyperlink w:anchor="_Toc226546729" w:history="1">
+          <w:hyperlink w:anchor="_Toc226548264" w:history="1">
             <w:r>
               <w:rPr>
                 <w:rStyle w:val="Hyperlink"/>
@@ -2156,7 +2156,7 @@
                 <w:noProof/>
                 <w:webHidden/>
               </w:rPr>
-              <w:instrText xml:space="preserve"> PAGEREF _Toc226546729 \h </w:instrText>
+              <w:instrText xml:space="preserve"> PAGEREF _Toc226548264 \h </w:instrText>
             </w:r>
             <w:r>
               <w:rPr>
@@ -2199,7 +2199,7 @@
               <w:lang w:eastAsia="de-CH"/>
             </w:rPr>
           </w:pPr>
-          <w:hyperlink w:anchor="_Toc226546730" w:history="1">
+          <w:hyperlink w:anchor="_Toc226548265" w:history="1">
             <w:r>
               <w:rPr>
                 <w:rStyle w:val="Hyperlink"/>
@@ -2226,7 +2226,7 @@
                 <w:noProof/>
                 <w:webHidden/>
               </w:rPr>
-              <w:instrText xml:space="preserve"> PAGEREF _Toc226546730 \h </w:instrText>
+              <w:instrText xml:space="preserve"> PAGEREF _Toc226548265 \h </w:instrText>
             </w:r>
             <w:r>
               <w:rPr>
@@ -2269,7 +2269,7 @@
               <w:lang w:eastAsia="de-CH"/>
             </w:rPr>
           </w:pPr>
-          <w:hyperlink w:anchor="_Toc226546731" w:history="1">
+          <w:hyperlink w:anchor="_Toc226548266" w:history="1">
             <w:r>
               <w:rPr>
                 <w:rStyle w:val="Hyperlink"/>
@@ -2296,7 +2296,7 @@
                 <w:noProof/>
                 <w:webHidden/>
               </w:rPr>
-              <w:instrText xml:space="preserve"> PAGEREF _Toc226546731 \h </w:instrText>
+              <w:instrText xml:space="preserve"> PAGEREF _Toc226548266 \h </w:instrText>
             </w:r>
             <w:r>
               <w:rPr>
@@ -2339,7 +2339,7 @@
               <w:lang w:eastAsia="de-CH"/>
             </w:rPr>
           </w:pPr>
-          <w:hyperlink w:anchor="_Toc226546732" w:history="1">
+          <w:hyperlink w:anchor="_Toc226548267" w:history="1">
             <w:r>
               <w:rPr>
                 <w:rStyle w:val="Hyperlink"/>
@@ -2366,7 +2366,7 @@
                 <w:noProof/>
                 <w:webHidden/>
               </w:rPr>
-              <w:instrText xml:space="preserve"> PAGEREF _Toc226546732 \h </w:instrText>
+              <w:instrText xml:space="preserve"> PAGEREF _Toc226548267 \h </w:instrText>
             </w:r>
             <w:r>
               <w:rPr>
@@ -2409,7 +2409,7 @@
               <w:lang w:eastAsia="de-CH"/>
             </w:rPr>
           </w:pPr>
-          <w:hyperlink w:anchor="_Toc226546733" w:history="1">
+          <w:hyperlink w:anchor="_Toc226548268" w:history="1">
             <w:r>
               <w:rPr>
                 <w:rStyle w:val="Hyperlink"/>
@@ -2436,7 +2436,7 @@
                 <w:noProof/>
                 <w:webHidden/>
               </w:rPr>
-              <w:instrText xml:space="preserve"> PAGEREF _Toc226546733 \h </w:instrText>
+              <w:instrText xml:space="preserve"> PAGEREF _Toc226548268 \h </w:instrText>
             </w:r>
             <w:r>
               <w:rPr>
@@ -2456,7 +2456,7 @@
                 <w:noProof/>
                 <w:webHidden/>
               </w:rPr>
-              <w:t>7</w:t>
+              <w:t>8</w:t>
             </w:r>
             <w:r>
               <w:rPr>
@@ -2479,7 +2479,7 @@
               <w:lang w:eastAsia="de-CH"/>
             </w:rPr>
           </w:pPr>
-          <w:hyperlink w:anchor="_Toc226546734" w:history="1">
+          <w:hyperlink w:anchor="_Toc226548269" w:history="1">
             <w:r>
               <w:rPr>
                 <w:rStyle w:val="Hyperlink"/>
@@ -2506,7 +2506,7 @@
                 <w:noProof/>
                 <w:webHidden/>
               </w:rPr>
-              <w:instrText xml:space="preserve"> PAGEREF _Toc226546734 \h </w:instrText>
+              <w:instrText xml:space="preserve"> PAGEREF _Toc226548269 \h </w:instrText>
             </w:r>
             <w:r>
               <w:rPr>
@@ -2526,7 +2526,7 @@
                 <w:noProof/>
                 <w:webHidden/>
               </w:rPr>
-              <w:t>7</w:t>
+              <w:t>8</w:t>
             </w:r>
             <w:r>
               <w:rPr>
@@ -2549,7 +2549,7 @@
               <w:lang w:eastAsia="de-CH"/>
             </w:rPr>
           </w:pPr>
-          <w:hyperlink w:anchor="_Toc226546735" w:history="1">
+          <w:hyperlink w:anchor="_Toc226548270" w:history="1">
             <w:r>
               <w:rPr>
                 <w:rStyle w:val="Hyperlink"/>
@@ -2576,7 +2576,7 @@
                 <w:noProof/>
                 <w:webHidden/>
               </w:rPr>
-              <w:instrText xml:space="preserve"> PAGEREF _Toc226546735 \h </w:instrText>
+              <w:instrText xml:space="preserve"> PAGEREF _Toc226548270 \h </w:instrText>
             </w:r>
             <w:r>
               <w:rPr>
@@ -2596,7 +2596,7 @@
                 <w:noProof/>
                 <w:webHidden/>
               </w:rPr>
-              <w:t>7</w:t>
+              <w:t>8</w:t>
             </w:r>
             <w:r>
               <w:rPr>
@@ -2619,7 +2619,7 @@
               <w:lang w:eastAsia="de-CH"/>
             </w:rPr>
           </w:pPr>
-          <w:hyperlink w:anchor="_Toc226546736" w:history="1">
+          <w:hyperlink w:anchor="_Toc226548271" w:history="1">
             <w:r>
               <w:rPr>
                 <w:rStyle w:val="Hyperlink"/>
@@ -2646,7 +2646,7 @@
                 <w:noProof/>
                 <w:webHidden/>
               </w:rPr>
-              <w:instrText xml:space="preserve"> PAGEREF _Toc226546736 \h </w:instrText>
+              <w:instrText xml:space="preserve"> PAGEREF _Toc226548271 \h </w:instrText>
             </w:r>
             <w:r>
               <w:rPr>
@@ -2689,7 +2689,7 @@
               <w:lang w:eastAsia="de-CH"/>
             </w:rPr>
           </w:pPr>
-          <w:hyperlink w:anchor="_Toc226546737" w:history="1">
+          <w:hyperlink w:anchor="_Toc226548272" w:history="1">
             <w:r>
               <w:rPr>
                 <w:rStyle w:val="Hyperlink"/>
@@ -2716,7 +2716,7 @@
                 <w:noProof/>
                 <w:webHidden/>
               </w:rPr>
-              <w:instrText xml:space="preserve"> PAGEREF _Toc226546737 \h </w:instrText>
+              <w:instrText xml:space="preserve"> PAGEREF _Toc226548272 \h </w:instrText>
             </w:r>
             <w:r>
               <w:rPr>
@@ -2759,7 +2759,7 @@
               <w:lang w:eastAsia="de-CH"/>
             </w:rPr>
           </w:pPr>
-          <w:hyperlink w:anchor="_Toc226546738" w:history="1">
+          <w:hyperlink w:anchor="_Toc226548273" w:history="1">
             <w:r>
               <w:rPr>
                 <w:rStyle w:val="Hyperlink"/>
@@ -2786,7 +2786,7 @@
                 <w:noProof/>
                 <w:webHidden/>
               </w:rPr>
-              <w:instrText xml:space="preserve"> PAGEREF _Toc226546738 \h </w:instrText>
+              <w:instrText xml:space="preserve"> PAGEREF _Toc226548273 \h </w:instrText>
             </w:r>
             <w:r>
               <w:rPr>
@@ -2829,7 +2829,7 @@
               <w:lang w:eastAsia="de-CH"/>
             </w:rPr>
           </w:pPr>
-          <w:hyperlink w:anchor="_Toc226546739" w:history="1">
+          <w:hyperlink w:anchor="_Toc226548274" w:history="1">
             <w:r>
               <w:rPr>
                 <w:rStyle w:val="Hyperlink"/>
@@ -2856,7 +2856,7 @@
                 <w:noProof/>
                 <w:webHidden/>
               </w:rPr>
-              <w:instrText xml:space="preserve"> PAGEREF _Toc226546739 \h </w:instrText>
+              <w:instrText xml:space="preserve"> PAGEREF _Toc226548274 \h </w:instrText>
             </w:r>
             <w:r>
               <w:rPr>
@@ -2899,7 +2899,7 @@
               <w:lang w:eastAsia="de-CH"/>
             </w:rPr>
           </w:pPr>
-          <w:hyperlink w:anchor="_Toc226546740" w:history="1">
+          <w:hyperlink w:anchor="_Toc226548275" w:history="1">
             <w:r>
               <w:rPr>
                 <w:rStyle w:val="Hyperlink"/>
@@ -2926,7 +2926,7 @@
                 <w:noProof/>
                 <w:webHidden/>
               </w:rPr>
-              <w:instrText xml:space="preserve"> PAGEREF _Toc226546740 \h </w:instrText>
+              <w:instrText xml:space="preserve"> PAGEREF _Toc226548275 \h </w:instrText>
             </w:r>
             <w:r>
               <w:rPr>
@@ -2969,7 +2969,7 @@
               <w:lang w:eastAsia="de-CH"/>
             </w:rPr>
           </w:pPr>
-          <w:hyperlink w:anchor="_Toc226546741" w:history="1">
+          <w:hyperlink w:anchor="_Toc226548276" w:history="1">
             <w:r>
               <w:rPr>
                 <w:rStyle w:val="Hyperlink"/>
@@ -2996,7 +2996,7 @@
                 <w:noProof/>
                 <w:webHidden/>
               </w:rPr>
-              <w:instrText xml:space="preserve"> PAGEREF _Toc226546741 \h </w:instrText>
+              <w:instrText xml:space="preserve"> PAGEREF _Toc226548276 \h </w:instrText>
             </w:r>
             <w:r>
               <w:rPr>
@@ -3046,7 +3046,7 @@
       <w:pPr>
         <w:pStyle w:val="berschrift1"/>
       </w:pPr>
-      <w:bookmarkStart w:id="0" w:name="_Toc226546714"/>
+      <w:bookmarkStart w:id="0" w:name="_Toc226548249"/>
       <w:r>
         <w:lastRenderedPageBreak/>
         <w:t>Aufgabe</w:t>
@@ -3060,7 +3060,7 @@
       <w:pPr>
         <w:pStyle w:val="berschrift2"/>
       </w:pPr>
-      <w:bookmarkStart w:id="1" w:name="_Toc226546715"/>
+      <w:bookmarkStart w:id="1" w:name="_Toc226548250"/>
       <w:proofErr w:type="spellStart"/>
       <w:r>
         <w:rPr>
@@ -3075,7 +3075,7 @@
       <w:pPr>
         <w:pStyle w:val="berschrift3"/>
       </w:pPr>
-      <w:bookmarkStart w:id="2" w:name="_Toc226546716"/>
+      <w:bookmarkStart w:id="2" w:name="_Toc226548251"/>
       <w:r>
         <w:t>Einleitung</w:t>
       </w:r>
@@ -3106,7 +3106,7 @@
       <w:pPr>
         <w:pStyle w:val="berschrift3"/>
       </w:pPr>
-      <w:bookmarkStart w:id="3" w:name="_Toc226546717"/>
+      <w:bookmarkStart w:id="3" w:name="_Toc226548252"/>
       <w:r>
         <w:t>Screenshot</w:t>
       </w:r>
@@ -3191,7 +3191,7 @@
       <w:pPr>
         <w:pStyle w:val="berschrift2"/>
       </w:pPr>
-      <w:bookmarkStart w:id="4" w:name="_Toc226546718"/>
+      <w:bookmarkStart w:id="4" w:name="_Toc226548253"/>
       <w:proofErr w:type="spellStart"/>
       <w:r>
         <w:rPr>
@@ -3206,7 +3206,7 @@
       <w:pPr>
         <w:pStyle w:val="berschrift3"/>
       </w:pPr>
-      <w:bookmarkStart w:id="5" w:name="_Toc226546719"/>
+      <w:bookmarkStart w:id="5" w:name="_Toc226548254"/>
       <w:r>
         <w:t>Einleitung</w:t>
       </w:r>
@@ -3237,7 +3237,7 @@
       <w:pPr>
         <w:pStyle w:val="berschrift3"/>
       </w:pPr>
-      <w:bookmarkStart w:id="6" w:name="_Toc226546720"/>
+      <w:bookmarkStart w:id="6" w:name="_Toc226548255"/>
       <w:r>
         <w:lastRenderedPageBreak/>
         <w:t>Screenshot</w:t>
@@ -3323,7 +3323,7 @@
       <w:pPr>
         <w:pStyle w:val="berschrift2"/>
       </w:pPr>
-      <w:bookmarkStart w:id="7" w:name="_Toc226546721"/>
+      <w:bookmarkStart w:id="7" w:name="_Toc226548256"/>
       <w:r>
         <w:t>Routing</w:t>
       </w:r>
@@ -3333,7 +3333,7 @@
       <w:pPr>
         <w:pStyle w:val="berschrift3"/>
       </w:pPr>
-      <w:bookmarkStart w:id="8" w:name="_Toc226546722"/>
+      <w:bookmarkStart w:id="8" w:name="_Toc226548257"/>
       <w:r>
         <w:t>Einleitung</w:t>
       </w:r>
@@ -3362,7 +3362,7 @@
       <w:pPr>
         <w:pStyle w:val="berschrift3"/>
       </w:pPr>
-      <w:bookmarkStart w:id="9" w:name="_Toc226546723"/>
+      <w:bookmarkStart w:id="9" w:name="_Toc226548258"/>
       <w:r>
         <w:t>Bearbeitung</w:t>
       </w:r>
@@ -3372,7 +3372,7 @@
       <w:pPr>
         <w:pStyle w:val="berschrift3"/>
       </w:pPr>
-      <w:bookmarkStart w:id="10" w:name="_Toc226546724"/>
+      <w:bookmarkStart w:id="10" w:name="_Toc226548259"/>
       <w:r>
         <w:t>Lösungen</w:t>
       </w:r>
@@ -3382,7 +3382,7 @@
       <w:pPr>
         <w:pStyle w:val="berschrift3"/>
       </w:pPr>
-      <w:bookmarkStart w:id="11" w:name="_Toc226546725"/>
+      <w:bookmarkStart w:id="11" w:name="_Toc226548260"/>
       <w:r>
         <w:t>Screenshot</w:t>
       </w:r>
@@ -3396,7 +3396,7 @@
       <w:pPr>
         <w:pStyle w:val="berschrift2"/>
       </w:pPr>
-      <w:bookmarkStart w:id="12" w:name="_Toc226546726"/>
+      <w:bookmarkStart w:id="12" w:name="_Toc226548261"/>
       <w:r>
         <w:t>Schichtenmodell</w:t>
       </w:r>
@@ -3406,7 +3406,7 @@
       <w:pPr>
         <w:pStyle w:val="berschrift3"/>
       </w:pPr>
-      <w:bookmarkStart w:id="13" w:name="_Toc226546727"/>
+      <w:bookmarkStart w:id="13" w:name="_Toc226548262"/>
       <w:r>
         <w:t>Einleitung</w:t>
       </w:r>
@@ -3441,7 +3441,7 @@
       <w:pPr>
         <w:pStyle w:val="berschrift3"/>
       </w:pPr>
-      <w:bookmarkStart w:id="14" w:name="_Toc226546728"/>
+      <w:bookmarkStart w:id="14" w:name="_Toc226548263"/>
       <w:r>
         <w:lastRenderedPageBreak/>
         <w:t>Lösungen</w:t>
@@ -4977,7 +4977,7 @@
       <w:pPr>
         <w:pStyle w:val="berschrift3"/>
       </w:pPr>
-      <w:bookmarkStart w:id="15" w:name="_Toc226546729"/>
+      <w:bookmarkStart w:id="15" w:name="_Toc226548264"/>
       <w:r>
         <w:t>Bearbeitung</w:t>
       </w:r>
@@ -5036,7 +5036,7 @@
       <w:pPr>
         <w:pStyle w:val="berschrift3"/>
       </w:pPr>
-      <w:bookmarkStart w:id="16" w:name="_Toc226546730"/>
+      <w:bookmarkStart w:id="16" w:name="_Toc226548265"/>
       <w:r>
         <w:t>Screenshot</w:t>
       </w:r>
@@ -5453,7 +5453,7 @@
       <w:pPr>
         <w:pStyle w:val="berschrift2"/>
       </w:pPr>
-      <w:bookmarkStart w:id="17" w:name="_Toc226546731"/>
+      <w:bookmarkStart w:id="17" w:name="_Toc226548266"/>
       <w:r>
         <w:t>Subnetting</w:t>
       </w:r>
@@ -5463,7 +5463,7 @@
       <w:pPr>
         <w:pStyle w:val="berschrift3"/>
       </w:pPr>
-      <w:bookmarkStart w:id="18" w:name="_Toc226546732"/>
+      <w:bookmarkStart w:id="18" w:name="_Toc226548267"/>
       <w:r>
         <w:t>Einleitung</w:t>
       </w:r>
@@ -5478,7 +5478,7 @@
       <w:pPr>
         <w:pStyle w:val="berschrift3"/>
       </w:pPr>
-      <w:bookmarkStart w:id="19" w:name="_Toc226546733"/>
+      <w:bookmarkStart w:id="19" w:name="_Toc226548268"/>
       <w:r>
         <w:lastRenderedPageBreak/>
         <w:t>Bearbeitung</w:t>
@@ -5489,7 +5489,7 @@
       <w:pPr>
         <w:pStyle w:val="berschrift3"/>
       </w:pPr>
-      <w:bookmarkStart w:id="20" w:name="_Toc226546734"/>
+      <w:bookmarkStart w:id="20" w:name="_Toc226548269"/>
       <w:r>
         <w:t>Lösungen</w:t>
       </w:r>
@@ -5499,7 +5499,7 @@
       <w:pPr>
         <w:pStyle w:val="berschrift3"/>
       </w:pPr>
-      <w:bookmarkStart w:id="21" w:name="_Toc226546735"/>
+      <w:bookmarkStart w:id="21" w:name="_Toc226548270"/>
       <w:r>
         <w:t>Screenshot</w:t>
       </w:r>
@@ -5513,7 +5513,7 @@
       <w:pPr>
         <w:pStyle w:val="berschrift2"/>
       </w:pPr>
-      <w:bookmarkStart w:id="22" w:name="_Toc226546736"/>
+      <w:bookmarkStart w:id="22" w:name="_Toc226548271"/>
       <w:r>
         <w:t>Switch</w:t>
       </w:r>
@@ -5523,7 +5523,7 @@
       <w:pPr>
         <w:pStyle w:val="berschrift3"/>
       </w:pPr>
-      <w:bookmarkStart w:id="23" w:name="_Toc226546737"/>
+      <w:bookmarkStart w:id="23" w:name="_Toc226548272"/>
       <w:r>
         <w:t>Einleitung</w:t>
       </w:r>
@@ -5552,7 +5552,7 @@
       <w:pPr>
         <w:pStyle w:val="berschrift3"/>
       </w:pPr>
-      <w:bookmarkStart w:id="24" w:name="_Toc226546738"/>
+      <w:bookmarkStart w:id="24" w:name="_Toc226548273"/>
       <w:r>
         <w:t>Bearbeitung</w:t>
       </w:r>
@@ -5562,7 +5562,7 @@
       <w:pPr>
         <w:pStyle w:val="berschrift3"/>
       </w:pPr>
-      <w:bookmarkStart w:id="25" w:name="_Toc226546739"/>
+      <w:bookmarkStart w:id="25" w:name="_Toc226548274"/>
       <w:r>
         <w:t>Lösungen</w:t>
       </w:r>
@@ -5572,7 +5572,7 @@
       <w:pPr>
         <w:pStyle w:val="berschrift3"/>
       </w:pPr>
-      <w:bookmarkStart w:id="26" w:name="_Toc226546740"/>
+      <w:bookmarkStart w:id="26" w:name="_Toc226548275"/>
       <w:r>
         <w:t>Screenshot</w:t>
       </w:r>
@@ -5585,7 +5585,7 @@
       <w:pPr>
         <w:pStyle w:val="berschrift1"/>
       </w:pPr>
-      <w:bookmarkStart w:id="27" w:name="_Toc226546741"/>
+      <w:bookmarkStart w:id="27" w:name="_Toc226548276"/>
       <w:r>
         <w:t>Abbildungsbibliothek</w:t>
       </w:r>
@@ -5645,7 +5645,7 @@
           <w:docPart w:val="50861DE7EB3545BBB47C83FDECF63101"/>
         </w:placeholder>
         <w:dataBinding w:prefixMappings="xmlns:ns0='http://schemas.microsoft.com/office/2006/coverPageProps' " w:xpath="/ns0:CoverPageProperties[1]/ns0:PublishDate[1]" w:storeItemID="{55AF091B-3C7A-41E3-B477-F2FDAA23CFDA}"/>
-        <w:date w:fullDate="2026-04-07T00:00:00Z">
+        <w:date w:fullDate="2026-04-08T00:00:00Z">
           <w:dateFormat w:val="dd.MM.yyyy"/>
           <w:lid w:val="de-CH"/>
           <w:storeMappedDataAs w:val="dateTime"/>
@@ -5654,7 +5654,7 @@
       </w:sdtPr>
       <w:sdtContent>
         <w:r>
-          <w:t>07.04.2026</w:t>
+          <w:t>08.04.2026</w:t>
         </w:r>
       </w:sdtContent>
     </w:sdt>
@@ -7411,6 +7411,7 @@
     <w:rsid w:val="000410E1"/>
     <w:rsid w:val="00041762"/>
     <w:rsid w:val="001A7A50"/>
+    <w:rsid w:val="001B3170"/>
     <w:rsid w:val="00367509"/>
     <w:rsid w:val="004A4E5D"/>
     <w:rsid w:val="00717388"/>
@@ -7419,7 +7420,6 @@
     <w:rsid w:val="00C134A3"/>
     <w:rsid w:val="00D37756"/>
     <w:rsid w:val="00DE1923"/>
-    <w:rsid w:val="00E06DE9"/>
   </w:rsids>
   <m:mathPr>
     <m:mathFont m:val="Cambria Math"/>
@@ -8188,7 +8188,7 @@
 
 <file path=customXml/item1.xml><?xml version="1.0" encoding="utf-8"?>
 <CoverPageProperties xmlns="http://schemas.microsoft.com/office/2006/coverPageProps">
-  <PublishDate>2026-04-07T00:00:00</PublishDate>
+  <PublishDate>2026-04-08T00:00:00</PublishDate>
   <Abstract/>
   <CompanyAddress>2. Lehrjahr</CompanyAddress>
   <CompanyPhone/>

--- a/M129/Projekt_LB2/Dokumentation/Dokumentation_M129_LB2.docx
+++ b/M129/Projekt_LB2/Dokumentation/Dokumentation_M129_LB2.docx
@@ -3398,6 +3398,9 @@
       </w:pPr>
       <w:bookmarkStart w:id="12" w:name="_Toc226548261"/>
       <w:r>
+        <w:rPr>
+          <w:highlight w:val="green"/>
+        </w:rPr>
         <w:t>Schichtenmodell</w:t>
       </w:r>
       <w:bookmarkEnd w:id="12"/>
@@ -4971,6 +4974,27 @@
       </w:pPr>
       <w:r>
         <w:t>Der nun eingerichtete Webserver kann erreicht werden und es wird die entsprechende Webseite angezeigt (siehe Abbildung: Webseite des Webservers)</w:t>
+      </w:r>
+    </w:p>
+    <w:p>
+      <w:pPr>
+        <w:pStyle w:val="Listenabsatz"/>
+        <w:numPr>
+          <w:ilvl w:val="0"/>
+          <w:numId w:val="4"/>
+        </w:numPr>
+      </w:pPr>
+      <w:r>
+        <w:t>Die Screenshots «Vor ARP-Vorgang» und</w:t>
+      </w:r>
+      <w:r>
+        <w:t xml:space="preserve"> </w:t>
+      </w:r>
+      <w:r>
+        <w:t xml:space="preserve">«Nach ARP-Vorgang» zu dieser Aufgabe sind unter Screenshots zu finden. Ein Eintrag kann verschieden lang existieren. Er kann zum Teil nach 2 Minuten schon wieder gelöscht werden, gewisse </w:t>
+      </w:r>
+      <w:r>
+        <w:t>bleiben länger bestehen oder sin gar statisch.</w:t>
       </w:r>
     </w:p>
     <w:p>
@@ -5390,6 +5414,9 @@
         <w:keepNext/>
       </w:pPr>
       <w:r>
+        <w:rPr>
+          <w:noProof/>
+        </w:rPr>
         <w:drawing>
           <wp:inline distT="0" distB="0" distL="0" distR="0" wp14:anchorId="6F0D638D" wp14:editId="08467B81">
             <wp:extent cx="2448000" cy="1099593"/>
@@ -5451,6 +5478,132 @@
     </w:p>
     <w:p>
       <w:pPr>
+        <w:keepNext/>
+      </w:pPr>
+      <w:r>
+        <w:rPr>
+          <w:noProof/>
+        </w:rPr>
+        <w:lastRenderedPageBreak/>
+        <w:drawing>
+          <wp:inline distT="0" distB="0" distL="0" distR="0" wp14:anchorId="2896E136" wp14:editId="5D3511F5">
+            <wp:extent cx="2448000" cy="2310111"/>
+            <wp:effectExtent l="0" t="0" r="0" b="0"/>
+            <wp:docPr id="390982929" name="Grafik 1"/>
+            <wp:cNvGraphicFramePr>
+              <a:graphicFrameLocks xmlns:a="http://schemas.openxmlformats.org/drawingml/2006/main" noChangeAspect="1"/>
+            </wp:cNvGraphicFramePr>
+            <a:graphic xmlns:a="http://schemas.openxmlformats.org/drawingml/2006/main">
+              <a:graphicData uri="http://schemas.openxmlformats.org/drawingml/2006/picture">
+                <pic:pic xmlns:pic="http://schemas.openxmlformats.org/drawingml/2006/picture">
+                  <pic:nvPicPr>
+                    <pic:cNvPr id="390982929" name=""/>
+                    <pic:cNvPicPr/>
+                  </pic:nvPicPr>
+                  <pic:blipFill>
+                    <a:blip r:embed="rId17"/>
+                    <a:stretch>
+                      <a:fillRect/>
+                    </a:stretch>
+                  </pic:blipFill>
+                  <pic:spPr>
+                    <a:xfrm>
+                      <a:off x="0" y="0"/>
+                      <a:ext cx="2448000" cy="2310111"/>
+                    </a:xfrm>
+                    <a:prstGeom prst="rect">
+                      <a:avLst/>
+                    </a:prstGeom>
+                  </pic:spPr>
+                </pic:pic>
+              </a:graphicData>
+            </a:graphic>
+          </wp:inline>
+        </w:drawing>
+      </w:r>
+    </w:p>
+    <w:p>
+      <w:pPr>
+        <w:pStyle w:val="Beschriftung"/>
+      </w:pPr>
+      <w:r>
+        <w:t xml:space="preserve">Abbildung </w:t>
+      </w:r>
+      <w:fldSimple w:instr=" SEQ Abbildung \* ARABIC ">
+        <w:r>
+          <w:rPr>
+            <w:noProof/>
+          </w:rPr>
+          <w:t>9</w:t>
+        </w:r>
+      </w:fldSimple>
+      <w:r>
+        <w:t>: Vor ARP-Vorgang</w:t>
+      </w:r>
+    </w:p>
+    <w:p>
+      <w:pPr>
+        <w:keepNext/>
+      </w:pPr>
+      <w:r>
+        <w:drawing>
+          <wp:inline distT="0" distB="0" distL="0" distR="0" wp14:anchorId="16967505" wp14:editId="5BC58997">
+            <wp:extent cx="2448000" cy="2374652"/>
+            <wp:effectExtent l="0" t="0" r="0" b="6985"/>
+            <wp:docPr id="1555357293" name="Grafik 1"/>
+            <wp:cNvGraphicFramePr>
+              <a:graphicFrameLocks xmlns:a="http://schemas.openxmlformats.org/drawingml/2006/main" noChangeAspect="1"/>
+            </wp:cNvGraphicFramePr>
+            <a:graphic xmlns:a="http://schemas.openxmlformats.org/drawingml/2006/main">
+              <a:graphicData uri="http://schemas.openxmlformats.org/drawingml/2006/picture">
+                <pic:pic xmlns:pic="http://schemas.openxmlformats.org/drawingml/2006/picture">
+                  <pic:nvPicPr>
+                    <pic:cNvPr id="1555357293" name=""/>
+                    <pic:cNvPicPr/>
+                  </pic:nvPicPr>
+                  <pic:blipFill>
+                    <a:blip r:embed="rId18"/>
+                    <a:stretch>
+                      <a:fillRect/>
+                    </a:stretch>
+                  </pic:blipFill>
+                  <pic:spPr>
+                    <a:xfrm>
+                      <a:off x="0" y="0"/>
+                      <a:ext cx="2448000" cy="2374652"/>
+                    </a:xfrm>
+                    <a:prstGeom prst="rect">
+                      <a:avLst/>
+                    </a:prstGeom>
+                  </pic:spPr>
+                </pic:pic>
+              </a:graphicData>
+            </a:graphic>
+          </wp:inline>
+        </w:drawing>
+      </w:r>
+    </w:p>
+    <w:p>
+      <w:pPr>
+        <w:pStyle w:val="Beschriftung"/>
+      </w:pPr>
+      <w:r>
+        <w:t xml:space="preserve">Abbildung </w:t>
+      </w:r>
+      <w:fldSimple w:instr=" SEQ Abbildung \* ARABIC ">
+        <w:r>
+          <w:rPr>
+            <w:noProof/>
+          </w:rPr>
+          <w:t>10</w:t>
+        </w:r>
+      </w:fldSimple>
+      <w:r>
+        <w:t>: Nach ARP-Vorgang</w:t>
+      </w:r>
+    </w:p>
+    <w:p>
+      <w:pPr>
         <w:pStyle w:val="berschrift2"/>
       </w:pPr>
       <w:bookmarkStart w:id="17" w:name="_Toc226548266"/>
@@ -5480,7 +5633,6 @@
       </w:pPr>
       <w:bookmarkStart w:id="19" w:name="_Toc226548268"/>
       <w:r>
-        <w:lastRenderedPageBreak/>
         <w:t>Bearbeitung</w:t>
       </w:r>
       <w:bookmarkEnd w:id="19"/>
@@ -5515,6 +5667,7 @@
       </w:pPr>
       <w:bookmarkStart w:id="22" w:name="_Toc226548271"/>
       <w:r>
+        <w:lastRenderedPageBreak/>
         <w:t>Switch</w:t>
       </w:r>
       <w:bookmarkEnd w:id="22"/>
@@ -5581,19 +5734,9 @@
       </w:r>
       <w:bookmarkEnd w:id="26"/>
     </w:p>
-    <w:p>
-      <w:pPr>
-        <w:pStyle w:val="berschrift1"/>
-      </w:pPr>
-      <w:bookmarkStart w:id="27" w:name="_Toc226548276"/>
-      <w:r>
-        <w:t>Abbildungsbibliothek</w:t>
-      </w:r>
-      <w:bookmarkEnd w:id="27"/>
-    </w:p>
     <w:p/>
     <w:sectPr>
-      <w:footerReference w:type="default" r:id="rId17"/>
+      <w:footerReference w:type="default" r:id="rId19"/>
       <w:pgSz w:w="11906" w:h="16838"/>
       <w:pgMar w:top="1417" w:right="1417" w:bottom="1134" w:left="1417" w:header="708" w:footer="708" w:gutter="0"/>
       <w:pgNumType w:start="0"/>
@@ -6691,7 +6834,6 @@
   <w:style w:type="character" w:default="1" w:styleId="Absatz-Standardschriftart">
     <w:name w:val="Default Paragraph Font"/>
     <w:uiPriority w:val="1"/>
-    <w:semiHidden/>
     <w:unhideWhenUsed/>
   </w:style>
   <w:style w:type="table" w:default="1" w:styleId="NormaleTabelle">
@@ -7416,6 +7558,8 @@
     <w:rsid w:val="004A4E5D"/>
     <w:rsid w:val="00717388"/>
     <w:rsid w:val="00863F34"/>
+    <w:rsid w:val="00922DF0"/>
+    <w:rsid w:val="00AC70F4"/>
     <w:rsid w:val="00B96909"/>
     <w:rsid w:val="00C134A3"/>
     <w:rsid w:val="00D37756"/>

--- a/M129/Projekt_LB2/Dokumentation/Dokumentation_M129_LB2.docx
+++ b/M129/Projekt_LB2/Dokumentation/Dokumentation_M129_LB2.docx
@@ -5546,6 +5546,9 @@
         <w:keepNext/>
       </w:pPr>
       <w:r>
+        <w:rPr>
+          <w:noProof/>
+        </w:rPr>
         <w:drawing>
           <wp:inline distT="0" distB="0" distL="0" distR="0" wp14:anchorId="16967505" wp14:editId="5BC58997">
             <wp:extent cx="2448000" cy="2374652"/>
@@ -5721,6 +5724,486 @@
       </w:r>
       <w:bookmarkEnd w:id="25"/>
     </w:p>
+    <w:p>
+      <w:pPr>
+        <w:pStyle w:val="Listenabsatz"/>
+        <w:numPr>
+          <w:ilvl w:val="0"/>
+          <w:numId w:val="5"/>
+        </w:numPr>
+      </w:pPr>
+      <w:r>
+        <w:t xml:space="preserve">Es folgt die </w:t>
+      </w:r>
+      <w:proofErr w:type="spellStart"/>
+      <w:r>
+        <w:t>Switchingtabelle</w:t>
+      </w:r>
+      <w:proofErr w:type="spellEnd"/>
+      <w:r>
+        <w:t xml:space="preserve"> zur Aufgabe 1.</w:t>
+      </w:r>
+    </w:p>
+    <w:tbl>
+      <w:tblPr>
+        <w:tblStyle w:val="Gitternetztabelle4Akzent1"/>
+        <w:tblW w:w="0" w:type="auto"/>
+        <w:tblLook w:val="04A0" w:firstRow="1" w:lastRow="0" w:firstColumn="1" w:lastColumn="0" w:noHBand="0" w:noVBand="1"/>
+      </w:tblPr>
+      <w:tblGrid>
+        <w:gridCol w:w="670"/>
+        <w:gridCol w:w="8392"/>
+      </w:tblGrid>
+      <w:tr>
+        <w:trPr>
+          <w:cnfStyle w:val="100000000000" w:firstRow="1" w:lastRow="0" w:firstColumn="0" w:lastColumn="0" w:oddVBand="0" w:evenVBand="0" w:oddHBand="0" w:evenHBand="0" w:firstRowFirstColumn="0" w:firstRowLastColumn="0" w:lastRowFirstColumn="0" w:lastRowLastColumn="0"/>
+        </w:trPr>
+        <w:tc>
+          <w:tcPr>
+            <w:cnfStyle w:val="001000000000" w:firstRow="0" w:lastRow="0" w:firstColumn="1" w:lastColumn="0" w:oddVBand="0" w:evenVBand="0" w:oddHBand="0" w:evenHBand="0" w:firstRowFirstColumn="0" w:firstRowLastColumn="0" w:lastRowFirstColumn="0" w:lastRowLastColumn="0"/>
+            <w:tcW w:w="0" w:type="auto"/>
+            <w:hideMark/>
+          </w:tcPr>
+          <w:p>
+            <w:pPr>
+              <w:jc w:val="center"/>
+              <w:rPr>
+                <w:rFonts w:ascii="Times New Roman" w:eastAsia="Times New Roman" w:hAnsi="Times New Roman" w:cs="Times New Roman"/>
+                <w:kern w:val="0"/>
+                <w:lang w:eastAsia="de-CH"/>
+                <w14:ligatures w14:val="none"/>
+              </w:rPr>
+            </w:pPr>
+            <w:r>
+              <w:rPr>
+                <w:rFonts w:ascii="Times New Roman" w:eastAsia="Times New Roman" w:hAnsi="Times New Roman" w:cs="Times New Roman"/>
+                <w:kern w:val="0"/>
+                <w:lang w:eastAsia="de-CH"/>
+                <w14:ligatures w14:val="none"/>
+              </w:rPr>
+              <w:t>Port</w:t>
+            </w:r>
+          </w:p>
+        </w:tc>
+        <w:tc>
+          <w:tcPr>
+            <w:tcW w:w="0" w:type="auto"/>
+            <w:hideMark/>
+          </w:tcPr>
+          <w:p>
+            <w:pPr>
+              <w:cnfStyle w:val="100000000000" w:firstRow="1" w:lastRow="0" w:firstColumn="0" w:lastColumn="0" w:oddVBand="0" w:evenVBand="0" w:oddHBand="0" w:evenHBand="0" w:firstRowFirstColumn="0" w:firstRowLastColumn="0" w:lastRowFirstColumn="0" w:lastRowLastColumn="0"/>
+              <w:rPr>
+                <w:rFonts w:ascii="Times New Roman" w:eastAsia="Times New Roman" w:hAnsi="Times New Roman" w:cs="Times New Roman"/>
+                <w:kern w:val="0"/>
+                <w:lang w:eastAsia="de-CH"/>
+                <w14:ligatures w14:val="none"/>
+              </w:rPr>
+            </w:pPr>
+            <w:r>
+              <w:rPr>
+                <w:rFonts w:ascii="Times New Roman" w:eastAsia="Times New Roman" w:hAnsi="Times New Roman" w:cs="Times New Roman"/>
+                <w:kern w:val="0"/>
+                <w:lang w:eastAsia="de-CH"/>
+                <w14:ligatures w14:val="none"/>
+              </w:rPr>
+              <w:t>Adressen</w:t>
+            </w:r>
+          </w:p>
+        </w:tc>
+      </w:tr>
+      <w:tr>
+        <w:trPr>
+          <w:cnfStyle w:val="000000100000" w:firstRow="0" w:lastRow="0" w:firstColumn="0" w:lastColumn="0" w:oddVBand="0" w:evenVBand="0" w:oddHBand="1" w:evenHBand="0" w:firstRowFirstColumn="0" w:firstRowLastColumn="0" w:lastRowFirstColumn="0" w:lastRowLastColumn="0"/>
+        </w:trPr>
+        <w:tc>
+          <w:tcPr>
+            <w:cnfStyle w:val="001000000000" w:firstRow="0" w:lastRow="0" w:firstColumn="1" w:lastColumn="0" w:oddVBand="0" w:evenVBand="0" w:oddHBand="0" w:evenHBand="0" w:firstRowFirstColumn="0" w:firstRowLastColumn="0" w:lastRowFirstColumn="0" w:lastRowLastColumn="0"/>
+            <w:tcW w:w="0" w:type="auto"/>
+            <w:hideMark/>
+          </w:tcPr>
+          <w:p>
+            <w:pPr>
+              <w:rPr>
+                <w:rFonts w:ascii="Times New Roman" w:eastAsia="Times New Roman" w:hAnsi="Times New Roman" w:cs="Times New Roman"/>
+                <w:kern w:val="0"/>
+                <w:lang w:eastAsia="de-CH"/>
+                <w14:ligatures w14:val="none"/>
+              </w:rPr>
+            </w:pPr>
+            <w:r>
+              <w:rPr>
+                <w:rFonts w:ascii="Times New Roman" w:eastAsia="Times New Roman" w:hAnsi="Times New Roman" w:cs="Times New Roman"/>
+                <w:kern w:val="0"/>
+                <w:lang w:eastAsia="de-CH"/>
+                <w14:ligatures w14:val="none"/>
+              </w:rPr>
+              <w:t>1</w:t>
+            </w:r>
+          </w:p>
+        </w:tc>
+        <w:tc>
+          <w:tcPr>
+            <w:tcW w:w="0" w:type="auto"/>
+            <w:hideMark/>
+          </w:tcPr>
+          <w:p>
+            <w:pPr>
+              <w:cnfStyle w:val="000000100000" w:firstRow="0" w:lastRow="0" w:firstColumn="0" w:lastColumn="0" w:oddVBand="0" w:evenVBand="0" w:oddHBand="1" w:evenHBand="0" w:firstRowFirstColumn="0" w:firstRowLastColumn="0" w:lastRowFirstColumn="0" w:lastRowLastColumn="0"/>
+              <w:rPr>
+                <w:rFonts w:ascii="Times New Roman" w:eastAsia="Times New Roman" w:hAnsi="Times New Roman" w:cs="Times New Roman"/>
+                <w:kern w:val="0"/>
+                <w:lang w:eastAsia="de-CH"/>
+                <w14:ligatures w14:val="none"/>
+              </w:rPr>
+            </w:pPr>
+            <w:r>
+              <w:rPr>
+                <w:rFonts w:ascii="Times New Roman" w:eastAsia="Times New Roman" w:hAnsi="Times New Roman" w:cs="Times New Roman"/>
+                <w:kern w:val="0"/>
+                <w:lang w:eastAsia="de-CH"/>
+                <w14:ligatures w14:val="none"/>
+              </w:rPr>
+              <w:t>AC220BCB15C1</w:t>
+            </w:r>
+          </w:p>
+        </w:tc>
+      </w:tr>
+      <w:tr>
+        <w:tc>
+          <w:tcPr>
+            <w:cnfStyle w:val="001000000000" w:firstRow="0" w:lastRow="0" w:firstColumn="1" w:lastColumn="0" w:oddVBand="0" w:evenVBand="0" w:oddHBand="0" w:evenHBand="0" w:firstRowFirstColumn="0" w:firstRowLastColumn="0" w:lastRowFirstColumn="0" w:lastRowLastColumn="0"/>
+            <w:tcW w:w="0" w:type="auto"/>
+            <w:hideMark/>
+          </w:tcPr>
+          <w:p>
+            <w:pPr>
+              <w:rPr>
+                <w:rFonts w:ascii="Times New Roman" w:eastAsia="Times New Roman" w:hAnsi="Times New Roman" w:cs="Times New Roman"/>
+                <w:kern w:val="0"/>
+                <w:lang w:eastAsia="de-CH"/>
+                <w14:ligatures w14:val="none"/>
+              </w:rPr>
+            </w:pPr>
+            <w:r>
+              <w:rPr>
+                <w:rFonts w:ascii="Times New Roman" w:eastAsia="Times New Roman" w:hAnsi="Times New Roman" w:cs="Times New Roman"/>
+                <w:kern w:val="0"/>
+                <w:lang w:eastAsia="de-CH"/>
+                <w14:ligatures w14:val="none"/>
+              </w:rPr>
+              <w:t>2</w:t>
+            </w:r>
+          </w:p>
+        </w:tc>
+        <w:tc>
+          <w:tcPr>
+            <w:tcW w:w="0" w:type="auto"/>
+            <w:hideMark/>
+          </w:tcPr>
+          <w:p>
+            <w:pPr>
+              <w:cnfStyle w:val="000000000000" w:firstRow="0" w:lastRow="0" w:firstColumn="0" w:lastColumn="0" w:oddVBand="0" w:evenVBand="0" w:oddHBand="0" w:evenHBand="0" w:firstRowFirstColumn="0" w:firstRowLastColumn="0" w:lastRowFirstColumn="0" w:lastRowLastColumn="0"/>
+              <w:rPr>
+                <w:rFonts w:ascii="Times New Roman" w:eastAsia="Times New Roman" w:hAnsi="Times New Roman" w:cs="Times New Roman"/>
+                <w:kern w:val="0"/>
+                <w:lang w:eastAsia="de-CH"/>
+                <w14:ligatures w14:val="none"/>
+              </w:rPr>
+            </w:pPr>
+            <w:r>
+              <w:rPr>
+                <w:rFonts w:ascii="Times New Roman" w:eastAsia="Times New Roman" w:hAnsi="Times New Roman" w:cs="Times New Roman"/>
+                <w:kern w:val="0"/>
+                <w:lang w:eastAsia="de-CH"/>
+                <w14:ligatures w14:val="none"/>
+              </w:rPr>
+              <w:t>AC220BCB15C2</w:t>
+            </w:r>
+          </w:p>
+        </w:tc>
+      </w:tr>
+      <w:tr>
+        <w:trPr>
+          <w:cnfStyle w:val="000000100000" w:firstRow="0" w:lastRow="0" w:firstColumn="0" w:lastColumn="0" w:oddVBand="0" w:evenVBand="0" w:oddHBand="1" w:evenHBand="0" w:firstRowFirstColumn="0" w:firstRowLastColumn="0" w:lastRowFirstColumn="0" w:lastRowLastColumn="0"/>
+        </w:trPr>
+        <w:tc>
+          <w:tcPr>
+            <w:cnfStyle w:val="001000000000" w:firstRow="0" w:lastRow="0" w:firstColumn="1" w:lastColumn="0" w:oddVBand="0" w:evenVBand="0" w:oddHBand="0" w:evenHBand="0" w:firstRowFirstColumn="0" w:firstRowLastColumn="0" w:lastRowFirstColumn="0" w:lastRowLastColumn="0"/>
+            <w:tcW w:w="0" w:type="auto"/>
+            <w:hideMark/>
+          </w:tcPr>
+          <w:p>
+            <w:pPr>
+              <w:rPr>
+                <w:rFonts w:ascii="Times New Roman" w:eastAsia="Times New Roman" w:hAnsi="Times New Roman" w:cs="Times New Roman"/>
+                <w:kern w:val="0"/>
+                <w:lang w:eastAsia="de-CH"/>
+                <w14:ligatures w14:val="none"/>
+              </w:rPr>
+            </w:pPr>
+            <w:r>
+              <w:rPr>
+                <w:rFonts w:ascii="Times New Roman" w:eastAsia="Times New Roman" w:hAnsi="Times New Roman" w:cs="Times New Roman"/>
+                <w:kern w:val="0"/>
+                <w:lang w:eastAsia="de-CH"/>
+                <w14:ligatures w14:val="none"/>
+              </w:rPr>
+              <w:t>3</w:t>
+            </w:r>
+          </w:p>
+        </w:tc>
+        <w:tc>
+          <w:tcPr>
+            <w:tcW w:w="0" w:type="auto"/>
+            <w:hideMark/>
+          </w:tcPr>
+          <w:p>
+            <w:pPr>
+              <w:cnfStyle w:val="000000100000" w:firstRow="0" w:lastRow="0" w:firstColumn="0" w:lastColumn="0" w:oddVBand="0" w:evenVBand="0" w:oddHBand="1" w:evenHBand="0" w:firstRowFirstColumn="0" w:firstRowLastColumn="0" w:lastRowFirstColumn="0" w:lastRowLastColumn="0"/>
+              <w:rPr>
+                <w:rFonts w:ascii="Times New Roman" w:eastAsia="Times New Roman" w:hAnsi="Times New Roman" w:cs="Times New Roman"/>
+                <w:kern w:val="0"/>
+                <w:lang w:eastAsia="de-CH"/>
+                <w14:ligatures w14:val="none"/>
+              </w:rPr>
+            </w:pPr>
+            <w:r>
+              <w:rPr>
+                <w:rFonts w:ascii="Times New Roman" w:eastAsia="Times New Roman" w:hAnsi="Times New Roman" w:cs="Times New Roman"/>
+                <w:kern w:val="0"/>
+                <w:lang w:eastAsia="de-CH"/>
+                <w14:ligatures w14:val="none"/>
+              </w:rPr>
+              <w:t>AC220BCB15C3</w:t>
+            </w:r>
+          </w:p>
+        </w:tc>
+      </w:tr>
+      <w:tr>
+        <w:tc>
+          <w:tcPr>
+            <w:cnfStyle w:val="001000000000" w:firstRow="0" w:lastRow="0" w:firstColumn="1" w:lastColumn="0" w:oddVBand="0" w:evenVBand="0" w:oddHBand="0" w:evenHBand="0" w:firstRowFirstColumn="0" w:firstRowLastColumn="0" w:lastRowFirstColumn="0" w:lastRowLastColumn="0"/>
+            <w:tcW w:w="0" w:type="auto"/>
+            <w:hideMark/>
+          </w:tcPr>
+          <w:p>
+            <w:pPr>
+              <w:rPr>
+                <w:rFonts w:ascii="Times New Roman" w:eastAsia="Times New Roman" w:hAnsi="Times New Roman" w:cs="Times New Roman"/>
+                <w:kern w:val="0"/>
+                <w:lang w:eastAsia="de-CH"/>
+                <w14:ligatures w14:val="none"/>
+              </w:rPr>
+            </w:pPr>
+            <w:r>
+              <w:rPr>
+                <w:rFonts w:ascii="Times New Roman" w:eastAsia="Times New Roman" w:hAnsi="Times New Roman" w:cs="Times New Roman"/>
+                <w:kern w:val="0"/>
+                <w:lang w:eastAsia="de-CH"/>
+                <w14:ligatures w14:val="none"/>
+              </w:rPr>
+              <w:t>4</w:t>
+            </w:r>
+          </w:p>
+        </w:tc>
+        <w:tc>
+          <w:tcPr>
+            <w:tcW w:w="0" w:type="auto"/>
+            <w:hideMark/>
+          </w:tcPr>
+          <w:p>
+            <w:pPr>
+              <w:cnfStyle w:val="000000000000" w:firstRow="0" w:lastRow="0" w:firstColumn="0" w:lastColumn="0" w:oddVBand="0" w:evenVBand="0" w:oddHBand="0" w:evenHBand="0" w:firstRowFirstColumn="0" w:firstRowLastColumn="0" w:lastRowFirstColumn="0" w:lastRowLastColumn="0"/>
+              <w:rPr>
+                <w:rFonts w:ascii="Times New Roman" w:eastAsia="Times New Roman" w:hAnsi="Times New Roman" w:cs="Times New Roman"/>
+                <w:kern w:val="0"/>
+                <w:lang w:eastAsia="de-CH"/>
+                <w14:ligatures w14:val="none"/>
+              </w:rPr>
+            </w:pPr>
+            <w:r>
+              <w:rPr>
+                <w:rFonts w:ascii="Times New Roman" w:eastAsia="Times New Roman" w:hAnsi="Times New Roman" w:cs="Times New Roman"/>
+                <w:kern w:val="0"/>
+                <w:lang w:eastAsia="de-CH"/>
+                <w14:ligatures w14:val="none"/>
+              </w:rPr>
+              <w:t>AC220BCB15C7, AC220BCB15C8, AC220BCB15C9, AC220BCB15D1, AC220BCB15D2, AC220BCB15D3, AC220BCB15D4, AC220BCB15D5</w:t>
+            </w:r>
+          </w:p>
+        </w:tc>
+      </w:tr>
+      <w:tr>
+        <w:trPr>
+          <w:cnfStyle w:val="000000100000" w:firstRow="0" w:lastRow="0" w:firstColumn="0" w:lastColumn="0" w:oddVBand="0" w:evenVBand="0" w:oddHBand="1" w:evenHBand="0" w:firstRowFirstColumn="0" w:firstRowLastColumn="0" w:lastRowFirstColumn="0" w:lastRowLastColumn="0"/>
+        </w:trPr>
+        <w:tc>
+          <w:tcPr>
+            <w:cnfStyle w:val="001000000000" w:firstRow="0" w:lastRow="0" w:firstColumn="1" w:lastColumn="0" w:oddVBand="0" w:evenVBand="0" w:oddHBand="0" w:evenHBand="0" w:firstRowFirstColumn="0" w:firstRowLastColumn="0" w:lastRowFirstColumn="0" w:lastRowLastColumn="0"/>
+            <w:tcW w:w="0" w:type="auto"/>
+            <w:hideMark/>
+          </w:tcPr>
+          <w:p>
+            <w:pPr>
+              <w:rPr>
+                <w:rFonts w:ascii="Times New Roman" w:eastAsia="Times New Roman" w:hAnsi="Times New Roman" w:cs="Times New Roman"/>
+                <w:kern w:val="0"/>
+                <w:lang w:eastAsia="de-CH"/>
+                <w14:ligatures w14:val="none"/>
+              </w:rPr>
+            </w:pPr>
+            <w:r>
+              <w:rPr>
+                <w:rFonts w:ascii="Times New Roman" w:eastAsia="Times New Roman" w:hAnsi="Times New Roman" w:cs="Times New Roman"/>
+                <w:kern w:val="0"/>
+                <w:lang w:eastAsia="de-CH"/>
+                <w14:ligatures w14:val="none"/>
+              </w:rPr>
+              <w:t>5</w:t>
+            </w:r>
+          </w:p>
+        </w:tc>
+        <w:tc>
+          <w:tcPr>
+            <w:tcW w:w="0" w:type="auto"/>
+            <w:hideMark/>
+          </w:tcPr>
+          <w:p>
+            <w:pPr>
+              <w:cnfStyle w:val="000000100000" w:firstRow="0" w:lastRow="0" w:firstColumn="0" w:lastColumn="0" w:oddVBand="0" w:evenVBand="0" w:oddHBand="1" w:evenHBand="0" w:firstRowFirstColumn="0" w:firstRowLastColumn="0" w:lastRowFirstColumn="0" w:lastRowLastColumn="0"/>
+              <w:rPr>
+                <w:rFonts w:ascii="Times New Roman" w:eastAsia="Times New Roman" w:hAnsi="Times New Roman" w:cs="Times New Roman"/>
+                <w:kern w:val="0"/>
+                <w:lang w:eastAsia="de-CH"/>
+                <w14:ligatures w14:val="none"/>
+              </w:rPr>
+            </w:pPr>
+            <w:r>
+              <w:rPr>
+                <w:rFonts w:ascii="Times New Roman" w:eastAsia="Times New Roman" w:hAnsi="Times New Roman" w:cs="Times New Roman"/>
+                <w:kern w:val="0"/>
+                <w:lang w:eastAsia="de-CH"/>
+                <w14:ligatures w14:val="none"/>
+              </w:rPr>
+              <w:t>AC220BCB15C4</w:t>
+            </w:r>
+          </w:p>
+        </w:tc>
+      </w:tr>
+      <w:tr>
+        <w:tc>
+          <w:tcPr>
+            <w:cnfStyle w:val="001000000000" w:firstRow="0" w:lastRow="0" w:firstColumn="1" w:lastColumn="0" w:oddVBand="0" w:evenVBand="0" w:oddHBand="0" w:evenHBand="0" w:firstRowFirstColumn="0" w:firstRowLastColumn="0" w:lastRowFirstColumn="0" w:lastRowLastColumn="0"/>
+            <w:tcW w:w="0" w:type="auto"/>
+            <w:hideMark/>
+          </w:tcPr>
+          <w:p>
+            <w:pPr>
+              <w:rPr>
+                <w:rFonts w:ascii="Times New Roman" w:eastAsia="Times New Roman" w:hAnsi="Times New Roman" w:cs="Times New Roman"/>
+                <w:kern w:val="0"/>
+                <w:lang w:eastAsia="de-CH"/>
+                <w14:ligatures w14:val="none"/>
+              </w:rPr>
+            </w:pPr>
+            <w:r>
+              <w:rPr>
+                <w:rFonts w:ascii="Times New Roman" w:eastAsia="Times New Roman" w:hAnsi="Times New Roman" w:cs="Times New Roman"/>
+                <w:kern w:val="0"/>
+                <w:lang w:eastAsia="de-CH"/>
+                <w14:ligatures w14:val="none"/>
+              </w:rPr>
+              <w:t>6</w:t>
+            </w:r>
+          </w:p>
+        </w:tc>
+        <w:tc>
+          <w:tcPr>
+            <w:tcW w:w="0" w:type="auto"/>
+            <w:hideMark/>
+          </w:tcPr>
+          <w:p>
+            <w:pPr>
+              <w:cnfStyle w:val="000000000000" w:firstRow="0" w:lastRow="0" w:firstColumn="0" w:lastColumn="0" w:oddVBand="0" w:evenVBand="0" w:oddHBand="0" w:evenHBand="0" w:firstRowFirstColumn="0" w:firstRowLastColumn="0" w:lastRowFirstColumn="0" w:lastRowLastColumn="0"/>
+              <w:rPr>
+                <w:rFonts w:ascii="Times New Roman" w:eastAsia="Times New Roman" w:hAnsi="Times New Roman" w:cs="Times New Roman"/>
+                <w:kern w:val="0"/>
+                <w:lang w:eastAsia="de-CH"/>
+                <w14:ligatures w14:val="none"/>
+              </w:rPr>
+            </w:pPr>
+            <w:r>
+              <w:rPr>
+                <w:rFonts w:ascii="Times New Roman" w:eastAsia="Times New Roman" w:hAnsi="Times New Roman" w:cs="Times New Roman"/>
+                <w:kern w:val="0"/>
+                <w:lang w:eastAsia="de-CH"/>
+                <w14:ligatures w14:val="none"/>
+              </w:rPr>
+              <w:t>AC220BCB15C5</w:t>
+            </w:r>
+          </w:p>
+        </w:tc>
+      </w:tr>
+      <w:tr>
+        <w:trPr>
+          <w:cnfStyle w:val="000000100000" w:firstRow="0" w:lastRow="0" w:firstColumn="0" w:lastColumn="0" w:oddVBand="0" w:evenVBand="0" w:oddHBand="1" w:evenHBand="0" w:firstRowFirstColumn="0" w:firstRowLastColumn="0" w:lastRowFirstColumn="0" w:lastRowLastColumn="0"/>
+        </w:trPr>
+        <w:tc>
+          <w:tcPr>
+            <w:cnfStyle w:val="001000000000" w:firstRow="0" w:lastRow="0" w:firstColumn="1" w:lastColumn="0" w:oddVBand="0" w:evenVBand="0" w:oddHBand="0" w:evenHBand="0" w:firstRowFirstColumn="0" w:firstRowLastColumn="0" w:lastRowFirstColumn="0" w:lastRowLastColumn="0"/>
+            <w:tcW w:w="0" w:type="auto"/>
+            <w:hideMark/>
+          </w:tcPr>
+          <w:p>
+            <w:pPr>
+              <w:rPr>
+                <w:rFonts w:ascii="Times New Roman" w:eastAsia="Times New Roman" w:hAnsi="Times New Roman" w:cs="Times New Roman"/>
+                <w:kern w:val="0"/>
+                <w:lang w:eastAsia="de-CH"/>
+                <w14:ligatures w14:val="none"/>
+              </w:rPr>
+            </w:pPr>
+            <w:r>
+              <w:rPr>
+                <w:rFonts w:ascii="Times New Roman" w:eastAsia="Times New Roman" w:hAnsi="Times New Roman" w:cs="Times New Roman"/>
+                <w:kern w:val="0"/>
+                <w:lang w:eastAsia="de-CH"/>
+                <w14:ligatures w14:val="none"/>
+              </w:rPr>
+              <w:t>7</w:t>
+            </w:r>
+          </w:p>
+        </w:tc>
+        <w:tc>
+          <w:tcPr>
+            <w:tcW w:w="0" w:type="auto"/>
+            <w:hideMark/>
+          </w:tcPr>
+          <w:p>
+            <w:pPr>
+              <w:cnfStyle w:val="000000100000" w:firstRow="0" w:lastRow="0" w:firstColumn="0" w:lastColumn="0" w:oddVBand="0" w:evenVBand="0" w:oddHBand="1" w:evenHBand="0" w:firstRowFirstColumn="0" w:firstRowLastColumn="0" w:lastRowFirstColumn="0" w:lastRowLastColumn="0"/>
+              <w:rPr>
+                <w:rFonts w:ascii="Times New Roman" w:eastAsia="Times New Roman" w:hAnsi="Times New Roman" w:cs="Times New Roman"/>
+                <w:kern w:val="0"/>
+                <w:lang w:eastAsia="de-CH"/>
+                <w14:ligatures w14:val="none"/>
+              </w:rPr>
+            </w:pPr>
+            <w:r>
+              <w:rPr>
+                <w:rFonts w:ascii="Times New Roman" w:eastAsia="Times New Roman" w:hAnsi="Times New Roman" w:cs="Times New Roman"/>
+                <w:kern w:val="0"/>
+                <w:lang w:eastAsia="de-CH"/>
+                <w14:ligatures w14:val="none"/>
+              </w:rPr>
+              <w:t>AC220BCB15C6</w:t>
+            </w:r>
+          </w:p>
+        </w:tc>
+      </w:tr>
+    </w:tbl>
+    <w:p/>
     <w:p>
       <w:pPr>
         <w:pStyle w:val="berschrift3"/>
@@ -5860,6 +6343,97 @@
 <file path=word/numbering.xml><?xml version="1.0" encoding="utf-8"?>
 <w:numbering xmlns:wpc="http://schemas.microsoft.com/office/word/2010/wordprocessingCanvas" xmlns:cx="http://schemas.microsoft.com/office/drawing/2014/chartex" xmlns:cx1="http://schemas.microsoft.com/office/drawing/2015/9/8/chartex" xmlns:cx2="http://schemas.microsoft.com/office/drawing/2015/10/21/chartex" xmlns:cx3="http://schemas.microsoft.com/office/drawing/2016/5/9/chartex" xmlns:cx4="http://schemas.microsoft.com/office/drawing/2016/5/10/chartex" xmlns:cx5="http://schemas.microsoft.com/office/drawing/2016/5/11/chartex" xmlns:cx6="http://schemas.microsoft.com/office/drawing/2016/5/12/chartex" xmlns:cx7="http://schemas.microsoft.com/office/drawing/2016/5/13/chartex" xmlns:cx8="http://schemas.microsoft.com/office/drawing/2016/5/14/chartex" xmlns:mc="http://schemas.openxmlformats.org/markup-compatibility/2006" xmlns:aink="http://schemas.microsoft.com/office/drawing/2016/ink" xmlns:am3d="http://schemas.microsoft.com/office/drawing/2017/model3d" xmlns:o="urn:schemas-microsoft-com:office:office" xmlns:oel="http://schemas.microsoft.com/office/2019/extlst" xmlns:r="http://schemas.openxmlformats.org/officeDocument/2006/relationships" xmlns:m="http://schemas.openxmlformats.org/officeDocument/2006/math" xmlns:v="urn:schemas-microsoft-com:vml" xmlns:wp14="http://schemas.microsoft.com/office/word/2010/wordprocessingDrawing" xmlns:wp="http://schemas.openxmlformats.org/drawingml/2006/wordprocessingDrawing" xmlns:w10="urn:schemas-microsoft-com:office:word" xmlns:w="http://schemas.openxmlformats.org/wordprocessingml/2006/main" xmlns:w14="http://schemas.microsoft.com/office/word/2010/wordml" xmlns:w15="http://schemas.microsoft.com/office/word/2012/wordml" xmlns:w16cex="http://schemas.microsoft.com/office/word/2018/wordml/cex" xmlns:w16cid="http://schemas.microsoft.com/office/word/2016/wordml/cid" xmlns:w16="http://schemas.microsoft.com/office/word/2018/wordml" xmlns:w16du="http://schemas.microsoft.com/office/word/2023/wordml/word16du" xmlns:w16sdtdh="http://schemas.microsoft.com/office/word/2020/wordml/sdtdatahash" xmlns:w16sdtfl="http://schemas.microsoft.com/office/word/2024/wordml/sdtformatlock" xmlns:w16se="http://schemas.microsoft.com/office/word/2015/wordml/symex" xmlns:wpg="http://schemas.microsoft.com/office/word/2010/wordprocessingGroup" xmlns:wpi="http://schemas.microsoft.com/office/word/2010/wordprocessingInk" xmlns:wne="http://schemas.microsoft.com/office/word/2006/wordml" xmlns:wps="http://schemas.microsoft.com/office/word/2010/wordprocessingShape" mc:Ignorable="w14 w15 w16se w16cid w16 w16cex w16sdtdh w16sdtfl w16du wp14">
   <w:abstractNum w:abstractNumId="0" w15:restartNumberingAfterBreak="0">
+    <w:nsid w:val="08AB2807"/>
+    <w:multiLevelType w:val="hybridMultilevel"/>
+    <w:tmpl w:val="7C180EA2"/>
+    <w:lvl w:ilvl="0" w:tplc="7C5E9108">
+      <w:start w:val="1"/>
+      <w:numFmt w:val="decimal"/>
+      <w:lvlText w:val="%1."/>
+      <w:lvlJc w:val="left"/>
+      <w:pPr>
+        <w:ind w:left="720" w:hanging="360"/>
+      </w:pPr>
+      <w:rPr>
+        <w:rFonts w:hint="default"/>
+        <w:b/>
+        <w:bCs/>
+      </w:rPr>
+    </w:lvl>
+    <w:lvl w:ilvl="1" w:tplc="08070019" w:tentative="1">
+      <w:start w:val="1"/>
+      <w:numFmt w:val="lowerLetter"/>
+      <w:lvlText w:val="%2."/>
+      <w:lvlJc w:val="left"/>
+      <w:pPr>
+        <w:ind w:left="1440" w:hanging="360"/>
+      </w:pPr>
+    </w:lvl>
+    <w:lvl w:ilvl="2" w:tplc="0807001B" w:tentative="1">
+      <w:start w:val="1"/>
+      <w:numFmt w:val="lowerRoman"/>
+      <w:lvlText w:val="%3."/>
+      <w:lvlJc w:val="right"/>
+      <w:pPr>
+        <w:ind w:left="2160" w:hanging="180"/>
+      </w:pPr>
+    </w:lvl>
+    <w:lvl w:ilvl="3" w:tplc="0807000F" w:tentative="1">
+      <w:start w:val="1"/>
+      <w:numFmt w:val="decimal"/>
+      <w:lvlText w:val="%4."/>
+      <w:lvlJc w:val="left"/>
+      <w:pPr>
+        <w:ind w:left="2880" w:hanging="360"/>
+      </w:pPr>
+    </w:lvl>
+    <w:lvl w:ilvl="4" w:tplc="08070019" w:tentative="1">
+      <w:start w:val="1"/>
+      <w:numFmt w:val="lowerLetter"/>
+      <w:lvlText w:val="%5."/>
+      <w:lvlJc w:val="left"/>
+      <w:pPr>
+        <w:ind w:left="3600" w:hanging="360"/>
+      </w:pPr>
+    </w:lvl>
+    <w:lvl w:ilvl="5" w:tplc="0807001B" w:tentative="1">
+      <w:start w:val="1"/>
+      <w:numFmt w:val="lowerRoman"/>
+      <w:lvlText w:val="%6."/>
+      <w:lvlJc w:val="right"/>
+      <w:pPr>
+        <w:ind w:left="4320" w:hanging="180"/>
+      </w:pPr>
+    </w:lvl>
+    <w:lvl w:ilvl="6" w:tplc="0807000F" w:tentative="1">
+      <w:start w:val="1"/>
+      <w:numFmt w:val="decimal"/>
+      <w:lvlText w:val="%7."/>
+      <w:lvlJc w:val="left"/>
+      <w:pPr>
+        <w:ind w:left="5040" w:hanging="360"/>
+      </w:pPr>
+    </w:lvl>
+    <w:lvl w:ilvl="7" w:tplc="08070019" w:tentative="1">
+      <w:start w:val="1"/>
+      <w:numFmt w:val="lowerLetter"/>
+      <w:lvlText w:val="%8."/>
+      <w:lvlJc w:val="left"/>
+      <w:pPr>
+        <w:ind w:left="5760" w:hanging="360"/>
+      </w:pPr>
+    </w:lvl>
+    <w:lvl w:ilvl="8" w:tplc="0807001B" w:tentative="1">
+      <w:start w:val="1"/>
+      <w:numFmt w:val="lowerRoman"/>
+      <w:lvlText w:val="%9."/>
+      <w:lvlJc w:val="right"/>
+      <w:pPr>
+        <w:ind w:left="6480" w:hanging="180"/>
+      </w:pPr>
+    </w:lvl>
+  </w:abstractNum>
+  <w:abstractNum w:abstractNumId="1" w15:restartNumberingAfterBreak="0">
     <w:nsid w:val="0E701BA0"/>
     <w:multiLevelType w:val="hybridMultilevel"/>
     <w:tmpl w:val="7002918A"/>
@@ -5948,7 +6522,7 @@
       </w:pPr>
     </w:lvl>
   </w:abstractNum>
-  <w:abstractNum w:abstractNumId="1" w15:restartNumberingAfterBreak="0">
+  <w:abstractNum w:abstractNumId="2" w15:restartNumberingAfterBreak="0">
     <w:nsid w:val="2088333A"/>
     <w:multiLevelType w:val="hybridMultilevel"/>
     <w:tmpl w:val="8FDC6A90"/>
@@ -6039,7 +6613,7 @@
       </w:pPr>
     </w:lvl>
   </w:abstractNum>
-  <w:abstractNum w:abstractNumId="2" w15:restartNumberingAfterBreak="0">
+  <w:abstractNum w:abstractNumId="3" w15:restartNumberingAfterBreak="0">
     <w:nsid w:val="48873389"/>
     <w:multiLevelType w:val="hybridMultilevel"/>
     <w:tmpl w:val="CDE8C5F8"/>
@@ -6128,7 +6702,7 @@
       </w:pPr>
     </w:lvl>
   </w:abstractNum>
-  <w:abstractNum w:abstractNumId="3" w15:restartNumberingAfterBreak="0">
+  <w:abstractNum w:abstractNumId="4" w15:restartNumberingAfterBreak="0">
     <w:nsid w:val="733E5A7B"/>
     <w:multiLevelType w:val="hybridMultilevel"/>
     <w:tmpl w:val="842C1EDC"/>
@@ -6218,16 +6792,19 @@
     </w:lvl>
   </w:abstractNum>
   <w:num w:numId="1" w16cid:durableId="233395491">
+    <w:abstractNumId w:val="3"/>
+  </w:num>
+  <w:num w:numId="2" w16cid:durableId="1231188824">
+    <w:abstractNumId w:val="1"/>
+  </w:num>
+  <w:num w:numId="3" w16cid:durableId="376662093">
+    <w:abstractNumId w:val="4"/>
+  </w:num>
+  <w:num w:numId="4" w16cid:durableId="163279693">
     <w:abstractNumId w:val="2"/>
   </w:num>
-  <w:num w:numId="2" w16cid:durableId="1231188824">
+  <w:num w:numId="5" w16cid:durableId="454836855">
     <w:abstractNumId w:val="0"/>
-  </w:num>
-  <w:num w:numId="3" w16cid:durableId="376662093">
-    <w:abstractNumId w:val="3"/>
-  </w:num>
-  <w:num w:numId="4" w16cid:durableId="163279693">
-    <w:abstractNumId w:val="1"/>
   </w:num>
 </w:numbering>
 </file>
@@ -7555,9 +8132,11 @@
     <w:rsid w:val="001A7A50"/>
     <w:rsid w:val="001B3170"/>
     <w:rsid w:val="00367509"/>
+    <w:rsid w:val="00456FC3"/>
     <w:rsid w:val="004A4E5D"/>
     <w:rsid w:val="00717388"/>
     <w:rsid w:val="00863F34"/>
+    <w:rsid w:val="008679E4"/>
     <w:rsid w:val="00922DF0"/>
     <w:rsid w:val="00AC70F4"/>
     <w:rsid w:val="00B96909"/>

--- a/M129/Projekt_LB2/Dokumentation/Dokumentation_M129_LB2.docx
+++ b/M129/Projekt_LB2/Dokumentation/Dokumentation_M129_LB2.docx
@@ -3167,14 +3167,27 @@
       <w:r>
         <w:t xml:space="preserve">Abbildung </w:t>
       </w:r>
-      <w:fldSimple w:instr=" SEQ Abbildung \* ARABIC ">
-        <w:r>
-          <w:rPr>
-            <w:noProof/>
-          </w:rPr>
-          <w:t>1</w:t>
-        </w:r>
-      </w:fldSimple>
+      <w:r>
+        <w:fldChar w:fldCharType="begin"/>
+      </w:r>
+      <w:r>
+        <w:instrText xml:space="preserve"> SEQ Abbildung \* ARABIC </w:instrText>
+      </w:r>
+      <w:r>
+        <w:fldChar w:fldCharType="separate"/>
+      </w:r>
+      <w:r>
+        <w:rPr>
+          <w:noProof/>
+        </w:rPr>
+        <w:t>1</w:t>
+      </w:r>
+      <w:r>
+        <w:rPr>
+          <w:noProof/>
+        </w:rPr>
+        <w:fldChar w:fldCharType="end"/>
+      </w:r>
       <w:r>
         <w:t>: Erfolgszertifikat</w:t>
       </w:r>
@@ -3299,14 +3312,27 @@
       <w:r>
         <w:t xml:space="preserve">Abbildung </w:t>
       </w:r>
-      <w:fldSimple w:instr=" SEQ Abbildung \* ARABIC ">
-        <w:r>
-          <w:rPr>
-            <w:noProof/>
-          </w:rPr>
-          <w:t>2</w:t>
-        </w:r>
-      </w:fldSimple>
+      <w:r>
+        <w:fldChar w:fldCharType="begin"/>
+      </w:r>
+      <w:r>
+        <w:instrText xml:space="preserve"> SEQ Abbildung \* ARABIC </w:instrText>
+      </w:r>
+      <w:r>
+        <w:fldChar w:fldCharType="separate"/>
+      </w:r>
+      <w:r>
+        <w:rPr>
+          <w:noProof/>
+        </w:rPr>
+        <w:t>2</w:t>
+      </w:r>
+      <w:r>
+        <w:rPr>
+          <w:noProof/>
+        </w:rPr>
+        <w:fldChar w:fldCharType="end"/>
+      </w:r>
       <w:r>
         <w:t>: Erfolgszertifikat</w:t>
       </w:r>
@@ -5134,14 +5160,27 @@
       <w:r>
         <w:t xml:space="preserve">Abbildung </w:t>
       </w:r>
-      <w:fldSimple w:instr=" SEQ Abbildung \* ARABIC ">
-        <w:r>
-          <w:rPr>
-            <w:noProof/>
-          </w:rPr>
-          <w:t>3</w:t>
-        </w:r>
-      </w:fldSimple>
+      <w:r>
+        <w:fldChar w:fldCharType="begin"/>
+      </w:r>
+      <w:r>
+        <w:instrText xml:space="preserve"> SEQ Abbildung \* ARABIC </w:instrText>
+      </w:r>
+      <w:r>
+        <w:fldChar w:fldCharType="separate"/>
+      </w:r>
+      <w:r>
+        <w:rPr>
+          <w:noProof/>
+        </w:rPr>
+        <w:t>3</w:t>
+      </w:r>
+      <w:r>
+        <w:rPr>
+          <w:noProof/>
+        </w:rPr>
+        <w:fldChar w:fldCharType="end"/>
+      </w:r>
       <w:r>
         <w:t>: Netz Aufgabe 5</w:t>
       </w:r>
@@ -5199,14 +5238,27 @@
       <w:r>
         <w:t xml:space="preserve">Abbildung </w:t>
       </w:r>
-      <w:fldSimple w:instr=" SEQ Abbildung \* ARABIC ">
-        <w:r>
-          <w:rPr>
-            <w:noProof/>
-          </w:rPr>
-          <w:t>4</w:t>
-        </w:r>
-      </w:fldSimple>
+      <w:r>
+        <w:fldChar w:fldCharType="begin"/>
+      </w:r>
+      <w:r>
+        <w:instrText xml:space="preserve"> SEQ Abbildung \* ARABIC </w:instrText>
+      </w:r>
+      <w:r>
+        <w:fldChar w:fldCharType="separate"/>
+      </w:r>
+      <w:r>
+        <w:rPr>
+          <w:noProof/>
+        </w:rPr>
+        <w:t>4</w:t>
+      </w:r>
+      <w:r>
+        <w:rPr>
+          <w:noProof/>
+        </w:rPr>
+        <w:fldChar w:fldCharType="end"/>
+      </w:r>
       <w:r>
         <w:t>: Erfolgreiche Pings</w:t>
       </w:r>
@@ -5263,14 +5315,27 @@
       <w:r>
         <w:t xml:space="preserve">Abbildung </w:t>
       </w:r>
-      <w:fldSimple w:instr=" SEQ Abbildung \* ARABIC ">
-        <w:r>
-          <w:rPr>
-            <w:noProof/>
-          </w:rPr>
-          <w:t>5</w:t>
-        </w:r>
-      </w:fldSimple>
+      <w:r>
+        <w:fldChar w:fldCharType="begin"/>
+      </w:r>
+      <w:r>
+        <w:instrText xml:space="preserve"> SEQ Abbildung \* ARABIC </w:instrText>
+      </w:r>
+      <w:r>
+        <w:fldChar w:fldCharType="separate"/>
+      </w:r>
+      <w:r>
+        <w:rPr>
+          <w:noProof/>
+        </w:rPr>
+        <w:t>5</w:t>
+      </w:r>
+      <w:r>
+        <w:rPr>
+          <w:noProof/>
+        </w:rPr>
+        <w:fldChar w:fldCharType="end"/>
+      </w:r>
       <w:r>
         <w:t>: Leerer ARP-Cache</w:t>
       </w:r>
@@ -5327,14 +5392,27 @@
       <w:r>
         <w:t xml:space="preserve">Abbildung </w:t>
       </w:r>
-      <w:fldSimple w:instr=" SEQ Abbildung \* ARABIC ">
-        <w:r>
-          <w:rPr>
-            <w:noProof/>
-          </w:rPr>
-          <w:t>6</w:t>
-        </w:r>
-      </w:fldSimple>
+      <w:r>
+        <w:fldChar w:fldCharType="begin"/>
+      </w:r>
+      <w:r>
+        <w:instrText xml:space="preserve"> SEQ Abbildung \* ARABIC </w:instrText>
+      </w:r>
+      <w:r>
+        <w:fldChar w:fldCharType="separate"/>
+      </w:r>
+      <w:r>
+        <w:rPr>
+          <w:noProof/>
+        </w:rPr>
+        <w:t>6</w:t>
+      </w:r>
+      <w:r>
+        <w:rPr>
+          <w:noProof/>
+        </w:rPr>
+        <w:fldChar w:fldCharType="end"/>
+      </w:r>
       <w:r>
         <w:t xml:space="preserve">: </w:t>
       </w:r>
@@ -5394,14 +5472,27 @@
       <w:r>
         <w:t xml:space="preserve">Abbildung </w:t>
       </w:r>
-      <w:fldSimple w:instr=" SEQ Abbildung \* ARABIC ">
-        <w:r>
-          <w:rPr>
-            <w:noProof/>
-          </w:rPr>
-          <w:t>7</w:t>
-        </w:r>
-      </w:fldSimple>
+      <w:r>
+        <w:fldChar w:fldCharType="begin"/>
+      </w:r>
+      <w:r>
+        <w:instrText xml:space="preserve"> SEQ Abbildung \* ARABIC </w:instrText>
+      </w:r>
+      <w:r>
+        <w:fldChar w:fldCharType="separate"/>
+      </w:r>
+      <w:r>
+        <w:rPr>
+          <w:noProof/>
+        </w:rPr>
+        <w:t>7</w:t>
+      </w:r>
+      <w:r>
+        <w:rPr>
+          <w:noProof/>
+        </w:rPr>
+        <w:fldChar w:fldCharType="end"/>
+      </w:r>
       <w:r>
         <w:t xml:space="preserve">: </w:t>
       </w:r>
@@ -5461,14 +5552,27 @@
       <w:r>
         <w:t xml:space="preserve">Abbildung </w:t>
       </w:r>
-      <w:fldSimple w:instr=" SEQ Abbildung \* ARABIC ">
-        <w:r>
-          <w:rPr>
-            <w:noProof/>
-          </w:rPr>
-          <w:t>8</w:t>
-        </w:r>
-      </w:fldSimple>
+      <w:r>
+        <w:fldChar w:fldCharType="begin"/>
+      </w:r>
+      <w:r>
+        <w:instrText xml:space="preserve"> SEQ Abbildung \* ARABIC </w:instrText>
+      </w:r>
+      <w:r>
+        <w:fldChar w:fldCharType="separate"/>
+      </w:r>
+      <w:r>
+        <w:rPr>
+          <w:noProof/>
+        </w:rPr>
+        <w:t>8</w:t>
+      </w:r>
+      <w:r>
+        <w:rPr>
+          <w:noProof/>
+        </w:rPr>
+        <w:fldChar w:fldCharType="end"/>
+      </w:r>
       <w:r>
         <w:t xml:space="preserve">: </w:t>
       </w:r>
@@ -5529,14 +5633,27 @@
       <w:r>
         <w:t xml:space="preserve">Abbildung </w:t>
       </w:r>
-      <w:fldSimple w:instr=" SEQ Abbildung \* ARABIC ">
-        <w:r>
-          <w:rPr>
-            <w:noProof/>
-          </w:rPr>
-          <w:t>9</w:t>
-        </w:r>
-      </w:fldSimple>
+      <w:r>
+        <w:fldChar w:fldCharType="begin"/>
+      </w:r>
+      <w:r>
+        <w:instrText xml:space="preserve"> SEQ Abbildung \* ARABIC </w:instrText>
+      </w:r>
+      <w:r>
+        <w:fldChar w:fldCharType="separate"/>
+      </w:r>
+      <w:r>
+        <w:rPr>
+          <w:noProof/>
+        </w:rPr>
+        <w:t>9</w:t>
+      </w:r>
+      <w:r>
+        <w:rPr>
+          <w:noProof/>
+        </w:rPr>
+        <w:fldChar w:fldCharType="end"/>
+      </w:r>
       <w:r>
         <w:t>: Vor ARP-Vorgang</w:t>
       </w:r>
@@ -5593,14 +5710,27 @@
       <w:r>
         <w:t xml:space="preserve">Abbildung </w:t>
       </w:r>
-      <w:fldSimple w:instr=" SEQ Abbildung \* ARABIC ">
-        <w:r>
-          <w:rPr>
-            <w:noProof/>
-          </w:rPr>
-          <w:t>10</w:t>
-        </w:r>
-      </w:fldSimple>
+      <w:r>
+        <w:fldChar w:fldCharType="begin"/>
+      </w:r>
+      <w:r>
+        <w:instrText xml:space="preserve"> SEQ Abbildung \* ARABIC </w:instrText>
+      </w:r>
+      <w:r>
+        <w:fldChar w:fldCharType="separate"/>
+      </w:r>
+      <w:r>
+        <w:rPr>
+          <w:noProof/>
+        </w:rPr>
+        <w:t>10</w:t>
+      </w:r>
+      <w:r>
+        <w:rPr>
+          <w:noProof/>
+        </w:rPr>
+        <w:fldChar w:fldCharType="end"/>
+      </w:r>
       <w:r>
         <w:t>: Nach ARP-Vorgang</w:t>
       </w:r>
@@ -6204,6 +6334,64 @@
       </w:tr>
     </w:tbl>
     <w:p/>
+    <w:p>
+      <w:pPr>
+        <w:pStyle w:val="Listenabsatz"/>
+        <w:numPr>
+          <w:ilvl w:val="0"/>
+          <w:numId w:val="5"/>
+        </w:numPr>
+      </w:pPr>
+      <w:r>
+        <w:t xml:space="preserve">Es folgt eine Empfehlung für die </w:t>
+      </w:r>
+      <w:r>
+        <w:t>dreissig neue</w:t>
+      </w:r>
+      <w:r>
+        <w:t>n</w:t>
+      </w:r>
+      <w:r>
+        <w:t xml:space="preserve"> L2-Switches</w:t>
+      </w:r>
+      <w:r>
+        <w:t>.</w:t>
+      </w:r>
+      <w:r>
+        <w:br/>
+        <w:t>Möglichkeit:</w:t>
+      </w:r>
+      <w:r>
+        <w:t xml:space="preserve"> </w:t>
+      </w:r>
+      <w:r>
+        <w:t xml:space="preserve">TP-Link SX3832MPP </w:t>
+      </w:r>
+      <w:proofErr w:type="spellStart"/>
+      <w:r>
+        <w:t>Omada</w:t>
+      </w:r>
+      <w:proofErr w:type="spellEnd"/>
+      <w:r>
+        <w:t xml:space="preserve"> 32-Port 10GE L2+ </w:t>
+      </w:r>
+      <w:proofErr w:type="spellStart"/>
+      <w:r>
+        <w:t>Managed</w:t>
+      </w:r>
+      <w:proofErr w:type="spellEnd"/>
+      <w:r>
+        <w:t xml:space="preserve"> Switch 24x 10G RJ45 </w:t>
+      </w:r>
+      <w:proofErr w:type="spellStart"/>
+      <w:r>
+        <w:t>PoE</w:t>
+      </w:r>
+      <w:proofErr w:type="spellEnd"/>
+      <w:r>
+        <w:t>++ Ports 8x 10G SFP+ Slots</w:t>
+      </w:r>
+    </w:p>
     <w:p>
       <w:pPr>
         <w:pStyle w:val="berschrift3"/>
@@ -6345,7 +6533,7 @@
   <w:abstractNum w:abstractNumId="0" w15:restartNumberingAfterBreak="0">
     <w:nsid w:val="08AB2807"/>
     <w:multiLevelType w:val="hybridMultilevel"/>
-    <w:tmpl w:val="7C180EA2"/>
+    <w:tmpl w:val="9A9031E8"/>
     <w:lvl w:ilvl="0" w:tplc="7C5E9108">
       <w:start w:val="1"/>
       <w:numFmt w:val="decimal"/>
@@ -8132,11 +8320,11 @@
     <w:rsid w:val="001A7A50"/>
     <w:rsid w:val="001B3170"/>
     <w:rsid w:val="00367509"/>
-    <w:rsid w:val="00456FC3"/>
     <w:rsid w:val="004A4E5D"/>
     <w:rsid w:val="00717388"/>
     <w:rsid w:val="00863F34"/>
     <w:rsid w:val="008679E4"/>
+    <w:rsid w:val="008D3716"/>
     <w:rsid w:val="00922DF0"/>
     <w:rsid w:val="00AC70F4"/>
     <w:rsid w:val="00B96909"/>

--- a/M129/Projekt_LB2/Dokumentation/Dokumentation_M129_LB2.docx
+++ b/M129/Projekt_LB2/Dokumentation/Dokumentation_M129_LB2.docx
@@ -1077,7 +1077,7 @@
             </w:rPr>
             <w:fldChar w:fldCharType="separate"/>
           </w:r>
-          <w:hyperlink w:anchor="_Toc226548249" w:history="1">
+          <w:hyperlink w:anchor="_Toc227045951" w:history="1">
             <w:r>
               <w:rPr>
                 <w:rStyle w:val="Hyperlink"/>
@@ -1104,7 +1104,7 @@
                 <w:noProof/>
                 <w:webHidden/>
               </w:rPr>
-              <w:instrText xml:space="preserve"> PAGEREF _Toc226548249 \h </w:instrText>
+              <w:instrText xml:space="preserve"> PAGEREF _Toc227045951 \h </w:instrText>
             </w:r>
             <w:r>
               <w:rPr>
@@ -1147,7 +1147,7 @@
               <w:lang w:eastAsia="de-CH"/>
             </w:rPr>
           </w:pPr>
-          <w:hyperlink w:anchor="_Toc226548250" w:history="1">
+          <w:hyperlink w:anchor="_Toc227045952" w:history="1">
             <w:r>
               <w:rPr>
                 <w:rStyle w:val="Hyperlink"/>
@@ -1175,7 +1175,7 @@
                 <w:noProof/>
                 <w:webHidden/>
               </w:rPr>
-              <w:instrText xml:space="preserve"> PAGEREF _Toc226548250 \h </w:instrText>
+              <w:instrText xml:space="preserve"> PAGEREF _Toc227045952 \h </w:instrText>
             </w:r>
             <w:r>
               <w:rPr>
@@ -1218,7 +1218,7 @@
               <w:lang w:eastAsia="de-CH"/>
             </w:rPr>
           </w:pPr>
-          <w:hyperlink w:anchor="_Toc226548251" w:history="1">
+          <w:hyperlink w:anchor="_Toc227045953" w:history="1">
             <w:r>
               <w:rPr>
                 <w:rStyle w:val="Hyperlink"/>
@@ -1245,7 +1245,7 @@
                 <w:noProof/>
                 <w:webHidden/>
               </w:rPr>
-              <w:instrText xml:space="preserve"> PAGEREF _Toc226548251 \h </w:instrText>
+              <w:instrText xml:space="preserve"> PAGEREF _Toc227045953 \h </w:instrText>
             </w:r>
             <w:r>
               <w:rPr>
@@ -1288,7 +1288,7 @@
               <w:lang w:eastAsia="de-CH"/>
             </w:rPr>
           </w:pPr>
-          <w:hyperlink w:anchor="_Toc226548252" w:history="1">
+          <w:hyperlink w:anchor="_Toc227045954" w:history="1">
             <w:r>
               <w:rPr>
                 <w:rStyle w:val="Hyperlink"/>
@@ -1315,7 +1315,7 @@
                 <w:noProof/>
                 <w:webHidden/>
               </w:rPr>
-              <w:instrText xml:space="preserve"> PAGEREF _Toc226548252 \h </w:instrText>
+              <w:instrText xml:space="preserve"> PAGEREF _Toc227045954 \h </w:instrText>
             </w:r>
             <w:r>
               <w:rPr>
@@ -1358,7 +1358,7 @@
               <w:lang w:eastAsia="de-CH"/>
             </w:rPr>
           </w:pPr>
-          <w:hyperlink w:anchor="_Toc226548253" w:history="1">
+          <w:hyperlink w:anchor="_Toc227045955" w:history="1">
             <w:r>
               <w:rPr>
                 <w:rStyle w:val="Hyperlink"/>
@@ -1386,7 +1386,7 @@
                 <w:noProof/>
                 <w:webHidden/>
               </w:rPr>
-              <w:instrText xml:space="preserve"> PAGEREF _Toc226548253 \h </w:instrText>
+              <w:instrText xml:space="preserve"> PAGEREF _Toc227045955 \h </w:instrText>
             </w:r>
             <w:r>
               <w:rPr>
@@ -1429,7 +1429,7 @@
               <w:lang w:eastAsia="de-CH"/>
             </w:rPr>
           </w:pPr>
-          <w:hyperlink w:anchor="_Toc226548254" w:history="1">
+          <w:hyperlink w:anchor="_Toc227045956" w:history="1">
             <w:r>
               <w:rPr>
                 <w:rStyle w:val="Hyperlink"/>
@@ -1456,7 +1456,7 @@
                 <w:noProof/>
                 <w:webHidden/>
               </w:rPr>
-              <w:instrText xml:space="preserve"> PAGEREF _Toc226548254 \h </w:instrText>
+              <w:instrText xml:space="preserve"> PAGEREF _Toc227045956 \h </w:instrText>
             </w:r>
             <w:r>
               <w:rPr>
@@ -1499,7 +1499,7 @@
               <w:lang w:eastAsia="de-CH"/>
             </w:rPr>
           </w:pPr>
-          <w:hyperlink w:anchor="_Toc226548255" w:history="1">
+          <w:hyperlink w:anchor="_Toc227045957" w:history="1">
             <w:r>
               <w:rPr>
                 <w:rStyle w:val="Hyperlink"/>
@@ -1526,7 +1526,7 @@
                 <w:noProof/>
                 <w:webHidden/>
               </w:rPr>
-              <w:instrText xml:space="preserve"> PAGEREF _Toc226548255 \h </w:instrText>
+              <w:instrText xml:space="preserve"> PAGEREF _Toc227045957 \h </w:instrText>
             </w:r>
             <w:r>
               <w:rPr>
@@ -1569,7 +1569,7 @@
               <w:lang w:eastAsia="de-CH"/>
             </w:rPr>
           </w:pPr>
-          <w:hyperlink w:anchor="_Toc226548256" w:history="1">
+          <w:hyperlink w:anchor="_Toc227045958" w:history="1">
             <w:r>
               <w:rPr>
                 <w:rStyle w:val="Hyperlink"/>
@@ -1596,7 +1596,7 @@
                 <w:noProof/>
                 <w:webHidden/>
               </w:rPr>
-              <w:instrText xml:space="preserve"> PAGEREF _Toc226548256 \h </w:instrText>
+              <w:instrText xml:space="preserve"> PAGEREF _Toc227045958 \h </w:instrText>
             </w:r>
             <w:r>
               <w:rPr>
@@ -1639,7 +1639,7 @@
               <w:lang w:eastAsia="de-CH"/>
             </w:rPr>
           </w:pPr>
-          <w:hyperlink w:anchor="_Toc226548257" w:history="1">
+          <w:hyperlink w:anchor="_Toc227045959" w:history="1">
             <w:r>
               <w:rPr>
                 <w:rStyle w:val="Hyperlink"/>
@@ -1666,7 +1666,7 @@
                 <w:noProof/>
                 <w:webHidden/>
               </w:rPr>
-              <w:instrText xml:space="preserve"> PAGEREF _Toc226548257 \h </w:instrText>
+              <w:instrText xml:space="preserve"> PAGEREF _Toc227045959 \h </w:instrText>
             </w:r>
             <w:r>
               <w:rPr>
@@ -1709,7 +1709,7 @@
               <w:lang w:eastAsia="de-CH"/>
             </w:rPr>
           </w:pPr>
-          <w:hyperlink w:anchor="_Toc226548258" w:history="1">
+          <w:hyperlink w:anchor="_Toc227045960" w:history="1">
             <w:r>
               <w:rPr>
                 <w:rStyle w:val="Hyperlink"/>
@@ -1736,7 +1736,7 @@
                 <w:noProof/>
                 <w:webHidden/>
               </w:rPr>
-              <w:instrText xml:space="preserve"> PAGEREF _Toc226548258 \h </w:instrText>
+              <w:instrText xml:space="preserve"> PAGEREF _Toc227045960 \h </w:instrText>
             </w:r>
             <w:r>
               <w:rPr>
@@ -1779,7 +1779,7 @@
               <w:lang w:eastAsia="de-CH"/>
             </w:rPr>
           </w:pPr>
-          <w:hyperlink w:anchor="_Toc226548259" w:history="1">
+          <w:hyperlink w:anchor="_Toc227045961" w:history="1">
             <w:r>
               <w:rPr>
                 <w:rStyle w:val="Hyperlink"/>
@@ -1806,7 +1806,7 @@
                 <w:noProof/>
                 <w:webHidden/>
               </w:rPr>
-              <w:instrText xml:space="preserve"> PAGEREF _Toc226548259 \h </w:instrText>
+              <w:instrText xml:space="preserve"> PAGEREF _Toc227045961 \h </w:instrText>
             </w:r>
             <w:r>
               <w:rPr>
@@ -1849,7 +1849,7 @@
               <w:lang w:eastAsia="de-CH"/>
             </w:rPr>
           </w:pPr>
-          <w:hyperlink w:anchor="_Toc226548260" w:history="1">
+          <w:hyperlink w:anchor="_Toc227045962" w:history="1">
             <w:r>
               <w:rPr>
                 <w:rStyle w:val="Hyperlink"/>
@@ -1876,7 +1876,7 @@
                 <w:noProof/>
                 <w:webHidden/>
               </w:rPr>
-              <w:instrText xml:space="preserve"> PAGEREF _Toc226548260 \h </w:instrText>
+              <w:instrText xml:space="preserve"> PAGEREF _Toc227045962 \h </w:instrText>
             </w:r>
             <w:r>
               <w:rPr>
@@ -1919,11 +1919,12 @@
               <w:lang w:eastAsia="de-CH"/>
             </w:rPr>
           </w:pPr>
-          <w:hyperlink w:anchor="_Toc226548261" w:history="1">
+          <w:hyperlink w:anchor="_Toc227045963" w:history="1">
             <w:r>
               <w:rPr>
                 <w:rStyle w:val="Hyperlink"/>
                 <w:noProof/>
+                <w:highlight w:val="green"/>
               </w:rPr>
               <w:t>Schichtenmodell</w:t>
             </w:r>
@@ -1946,7 +1947,7 @@
                 <w:noProof/>
                 <w:webHidden/>
               </w:rPr>
-              <w:instrText xml:space="preserve"> PAGEREF _Toc226548261 \h </w:instrText>
+              <w:instrText xml:space="preserve"> PAGEREF _Toc227045963 \h </w:instrText>
             </w:r>
             <w:r>
               <w:rPr>
@@ -1989,7 +1990,7 @@
               <w:lang w:eastAsia="de-CH"/>
             </w:rPr>
           </w:pPr>
-          <w:hyperlink w:anchor="_Toc226548262" w:history="1">
+          <w:hyperlink w:anchor="_Toc227045964" w:history="1">
             <w:r>
               <w:rPr>
                 <w:rStyle w:val="Hyperlink"/>
@@ -2016,7 +2017,7 @@
                 <w:noProof/>
                 <w:webHidden/>
               </w:rPr>
-              <w:instrText xml:space="preserve"> PAGEREF _Toc226548262 \h </w:instrText>
+              <w:instrText xml:space="preserve"> PAGEREF _Toc227045964 \h </w:instrText>
             </w:r>
             <w:r>
               <w:rPr>
@@ -2059,7 +2060,7 @@
               <w:lang w:eastAsia="de-CH"/>
             </w:rPr>
           </w:pPr>
-          <w:hyperlink w:anchor="_Toc226548263" w:history="1">
+          <w:hyperlink w:anchor="_Toc227045965" w:history="1">
             <w:r>
               <w:rPr>
                 <w:rStyle w:val="Hyperlink"/>
@@ -2086,7 +2087,7 @@
                 <w:noProof/>
                 <w:webHidden/>
               </w:rPr>
-              <w:instrText xml:space="preserve"> PAGEREF _Toc226548263 \h </w:instrText>
+              <w:instrText xml:space="preserve"> PAGEREF _Toc227045965 \h </w:instrText>
             </w:r>
             <w:r>
               <w:rPr>
@@ -2129,7 +2130,7 @@
               <w:lang w:eastAsia="de-CH"/>
             </w:rPr>
           </w:pPr>
-          <w:hyperlink w:anchor="_Toc226548264" w:history="1">
+          <w:hyperlink w:anchor="_Toc227045966" w:history="1">
             <w:r>
               <w:rPr>
                 <w:rStyle w:val="Hyperlink"/>
@@ -2156,7 +2157,7 @@
                 <w:noProof/>
                 <w:webHidden/>
               </w:rPr>
-              <w:instrText xml:space="preserve"> PAGEREF _Toc226548264 \h </w:instrText>
+              <w:instrText xml:space="preserve"> PAGEREF _Toc227045966 \h </w:instrText>
             </w:r>
             <w:r>
               <w:rPr>
@@ -2199,7 +2200,7 @@
               <w:lang w:eastAsia="de-CH"/>
             </w:rPr>
           </w:pPr>
-          <w:hyperlink w:anchor="_Toc226548265" w:history="1">
+          <w:hyperlink w:anchor="_Toc227045967" w:history="1">
             <w:r>
               <w:rPr>
                 <w:rStyle w:val="Hyperlink"/>
@@ -2226,7 +2227,7 @@
                 <w:noProof/>
                 <w:webHidden/>
               </w:rPr>
-              <w:instrText xml:space="preserve"> PAGEREF _Toc226548265 \h </w:instrText>
+              <w:instrText xml:space="preserve"> PAGEREF _Toc227045967 \h </w:instrText>
             </w:r>
             <w:r>
               <w:rPr>
@@ -2269,7 +2270,7 @@
               <w:lang w:eastAsia="de-CH"/>
             </w:rPr>
           </w:pPr>
-          <w:hyperlink w:anchor="_Toc226548266" w:history="1">
+          <w:hyperlink w:anchor="_Toc227045968" w:history="1">
             <w:r>
               <w:rPr>
                 <w:rStyle w:val="Hyperlink"/>
@@ -2296,7 +2297,7 @@
                 <w:noProof/>
                 <w:webHidden/>
               </w:rPr>
-              <w:instrText xml:space="preserve"> PAGEREF _Toc226548266 \h </w:instrText>
+              <w:instrText xml:space="preserve"> PAGEREF _Toc227045968 \h </w:instrText>
             </w:r>
             <w:r>
               <w:rPr>
@@ -2316,7 +2317,7 @@
                 <w:noProof/>
                 <w:webHidden/>
               </w:rPr>
-              <w:t>7</w:t>
+              <w:t>8</w:t>
             </w:r>
             <w:r>
               <w:rPr>
@@ -2339,7 +2340,7 @@
               <w:lang w:eastAsia="de-CH"/>
             </w:rPr>
           </w:pPr>
-          <w:hyperlink w:anchor="_Toc226548267" w:history="1">
+          <w:hyperlink w:anchor="_Toc227045969" w:history="1">
             <w:r>
               <w:rPr>
                 <w:rStyle w:val="Hyperlink"/>
@@ -2366,7 +2367,7 @@
                 <w:noProof/>
                 <w:webHidden/>
               </w:rPr>
-              <w:instrText xml:space="preserve"> PAGEREF _Toc226548267 \h </w:instrText>
+              <w:instrText xml:space="preserve"> PAGEREF _Toc227045969 \h </w:instrText>
             </w:r>
             <w:r>
               <w:rPr>
@@ -2386,7 +2387,7 @@
                 <w:noProof/>
                 <w:webHidden/>
               </w:rPr>
-              <w:t>7</w:t>
+              <w:t>8</w:t>
             </w:r>
             <w:r>
               <w:rPr>
@@ -2409,7 +2410,7 @@
               <w:lang w:eastAsia="de-CH"/>
             </w:rPr>
           </w:pPr>
-          <w:hyperlink w:anchor="_Toc226548268" w:history="1">
+          <w:hyperlink w:anchor="_Toc227045970" w:history="1">
             <w:r>
               <w:rPr>
                 <w:rStyle w:val="Hyperlink"/>
@@ -2436,7 +2437,7 @@
                 <w:noProof/>
                 <w:webHidden/>
               </w:rPr>
-              <w:instrText xml:space="preserve"> PAGEREF _Toc226548268 \h </w:instrText>
+              <w:instrText xml:space="preserve"> PAGEREF _Toc227045970 \h </w:instrText>
             </w:r>
             <w:r>
               <w:rPr>
@@ -2479,7 +2480,7 @@
               <w:lang w:eastAsia="de-CH"/>
             </w:rPr>
           </w:pPr>
-          <w:hyperlink w:anchor="_Toc226548269" w:history="1">
+          <w:hyperlink w:anchor="_Toc227045971" w:history="1">
             <w:r>
               <w:rPr>
                 <w:rStyle w:val="Hyperlink"/>
@@ -2506,7 +2507,7 @@
                 <w:noProof/>
                 <w:webHidden/>
               </w:rPr>
-              <w:instrText xml:space="preserve"> PAGEREF _Toc226548269 \h </w:instrText>
+              <w:instrText xml:space="preserve"> PAGEREF _Toc227045971 \h </w:instrText>
             </w:r>
             <w:r>
               <w:rPr>
@@ -2549,7 +2550,7 @@
               <w:lang w:eastAsia="de-CH"/>
             </w:rPr>
           </w:pPr>
-          <w:hyperlink w:anchor="_Toc226548270" w:history="1">
+          <w:hyperlink w:anchor="_Toc227045972" w:history="1">
             <w:r>
               <w:rPr>
                 <w:rStyle w:val="Hyperlink"/>
@@ -2576,7 +2577,7 @@
                 <w:noProof/>
                 <w:webHidden/>
               </w:rPr>
-              <w:instrText xml:space="preserve"> PAGEREF _Toc226548270 \h </w:instrText>
+              <w:instrText xml:space="preserve"> PAGEREF _Toc227045972 \h </w:instrText>
             </w:r>
             <w:r>
               <w:rPr>
@@ -2619,7 +2620,7 @@
               <w:lang w:eastAsia="de-CH"/>
             </w:rPr>
           </w:pPr>
-          <w:hyperlink w:anchor="_Toc226548271" w:history="1">
+          <w:hyperlink w:anchor="_Toc227045973" w:history="1">
             <w:r>
               <w:rPr>
                 <w:rStyle w:val="Hyperlink"/>
@@ -2646,7 +2647,7 @@
                 <w:noProof/>
                 <w:webHidden/>
               </w:rPr>
-              <w:instrText xml:space="preserve"> PAGEREF _Toc226548271 \h </w:instrText>
+              <w:instrText xml:space="preserve"> PAGEREF _Toc227045973 \h </w:instrText>
             </w:r>
             <w:r>
               <w:rPr>
@@ -2666,7 +2667,7 @@
                 <w:noProof/>
                 <w:webHidden/>
               </w:rPr>
-              <w:t>8</w:t>
+              <w:t>9</w:t>
             </w:r>
             <w:r>
               <w:rPr>
@@ -2689,7 +2690,7 @@
               <w:lang w:eastAsia="de-CH"/>
             </w:rPr>
           </w:pPr>
-          <w:hyperlink w:anchor="_Toc226548272" w:history="1">
+          <w:hyperlink w:anchor="_Toc227045974" w:history="1">
             <w:r>
               <w:rPr>
                 <w:rStyle w:val="Hyperlink"/>
@@ -2716,7 +2717,7 @@
                 <w:noProof/>
                 <w:webHidden/>
               </w:rPr>
-              <w:instrText xml:space="preserve"> PAGEREF _Toc226548272 \h </w:instrText>
+              <w:instrText xml:space="preserve"> PAGEREF _Toc227045974 \h </w:instrText>
             </w:r>
             <w:r>
               <w:rPr>
@@ -2736,7 +2737,7 @@
                 <w:noProof/>
                 <w:webHidden/>
               </w:rPr>
-              <w:t>8</w:t>
+              <w:t>9</w:t>
             </w:r>
             <w:r>
               <w:rPr>
@@ -2759,7 +2760,7 @@
               <w:lang w:eastAsia="de-CH"/>
             </w:rPr>
           </w:pPr>
-          <w:hyperlink w:anchor="_Toc226548273" w:history="1">
+          <w:hyperlink w:anchor="_Toc227045975" w:history="1">
             <w:r>
               <w:rPr>
                 <w:rStyle w:val="Hyperlink"/>
@@ -2786,7 +2787,7 @@
                 <w:noProof/>
                 <w:webHidden/>
               </w:rPr>
-              <w:instrText xml:space="preserve"> PAGEREF _Toc226548273 \h </w:instrText>
+              <w:instrText xml:space="preserve"> PAGEREF _Toc227045975 \h </w:instrText>
             </w:r>
             <w:r>
               <w:rPr>
@@ -2806,7 +2807,7 @@
                 <w:noProof/>
                 <w:webHidden/>
               </w:rPr>
-              <w:t>8</w:t>
+              <w:t>9</w:t>
             </w:r>
             <w:r>
               <w:rPr>
@@ -2829,7 +2830,7 @@
               <w:lang w:eastAsia="de-CH"/>
             </w:rPr>
           </w:pPr>
-          <w:hyperlink w:anchor="_Toc226548274" w:history="1">
+          <w:hyperlink w:anchor="_Toc227045976" w:history="1">
             <w:r>
               <w:rPr>
                 <w:rStyle w:val="Hyperlink"/>
@@ -2856,7 +2857,7 @@
                 <w:noProof/>
                 <w:webHidden/>
               </w:rPr>
-              <w:instrText xml:space="preserve"> PAGEREF _Toc226548274 \h </w:instrText>
+              <w:instrText xml:space="preserve"> PAGEREF _Toc227045976 \h </w:instrText>
             </w:r>
             <w:r>
               <w:rPr>
@@ -2876,7 +2877,7 @@
                 <w:noProof/>
                 <w:webHidden/>
               </w:rPr>
-              <w:t>8</w:t>
+              <w:t>9</w:t>
             </w:r>
             <w:r>
               <w:rPr>
@@ -2899,7 +2900,7 @@
               <w:lang w:eastAsia="de-CH"/>
             </w:rPr>
           </w:pPr>
-          <w:hyperlink w:anchor="_Toc226548275" w:history="1">
+          <w:hyperlink w:anchor="_Toc227045977" w:history="1">
             <w:r>
               <w:rPr>
                 <w:rStyle w:val="Hyperlink"/>
@@ -2926,7 +2927,7 @@
                 <w:noProof/>
                 <w:webHidden/>
               </w:rPr>
-              <w:instrText xml:space="preserve"> PAGEREF _Toc226548275 \h </w:instrText>
+              <w:instrText xml:space="preserve"> PAGEREF _Toc227045977 \h </w:instrText>
             </w:r>
             <w:r>
               <w:rPr>
@@ -2946,77 +2947,7 @@
                 <w:noProof/>
                 <w:webHidden/>
               </w:rPr>
-              <w:t>8</w:t>
-            </w:r>
-            <w:r>
-              <w:rPr>
-                <w:noProof/>
-                <w:webHidden/>
-              </w:rPr>
-              <w:fldChar w:fldCharType="end"/>
-            </w:r>
-          </w:hyperlink>
-        </w:p>
-        <w:p>
-          <w:pPr>
-            <w:pStyle w:val="Verzeichnis1"/>
-            <w:tabs>
-              <w:tab w:val="right" w:leader="dot" w:pos="9062"/>
-            </w:tabs>
-            <w:rPr>
-              <w:rFonts w:eastAsiaTheme="minorEastAsia"/>
-              <w:noProof/>
-              <w:lang w:eastAsia="de-CH"/>
-            </w:rPr>
-          </w:pPr>
-          <w:hyperlink w:anchor="_Toc226548276" w:history="1">
-            <w:r>
-              <w:rPr>
-                <w:rStyle w:val="Hyperlink"/>
-                <w:noProof/>
-              </w:rPr>
-              <w:t>Abbildungsbibliothek</w:t>
-            </w:r>
-            <w:r>
-              <w:rPr>
-                <w:noProof/>
-                <w:webHidden/>
-              </w:rPr>
-              <w:tab/>
-            </w:r>
-            <w:r>
-              <w:rPr>
-                <w:noProof/>
-                <w:webHidden/>
-              </w:rPr>
-              <w:fldChar w:fldCharType="begin"/>
-            </w:r>
-            <w:r>
-              <w:rPr>
-                <w:noProof/>
-                <w:webHidden/>
-              </w:rPr>
-              <w:instrText xml:space="preserve"> PAGEREF _Toc226548276 \h </w:instrText>
-            </w:r>
-            <w:r>
-              <w:rPr>
-                <w:noProof/>
-                <w:webHidden/>
-              </w:rPr>
-            </w:r>
-            <w:r>
-              <w:rPr>
-                <w:noProof/>
-                <w:webHidden/>
-              </w:rPr>
-              <w:fldChar w:fldCharType="separate"/>
-            </w:r>
-            <w:r>
-              <w:rPr>
-                <w:noProof/>
-                <w:webHidden/>
-              </w:rPr>
-              <w:t>8</w:t>
+              <w:t>9</w:t>
             </w:r>
             <w:r>
               <w:rPr>
@@ -3046,7 +2977,7 @@
       <w:pPr>
         <w:pStyle w:val="berschrift1"/>
       </w:pPr>
-      <w:bookmarkStart w:id="0" w:name="_Toc226548249"/>
+      <w:bookmarkStart w:id="0" w:name="_Toc227045951"/>
       <w:r>
         <w:lastRenderedPageBreak/>
         <w:t>Aufgabe</w:t>
@@ -3060,7 +2991,7 @@
       <w:pPr>
         <w:pStyle w:val="berschrift2"/>
       </w:pPr>
-      <w:bookmarkStart w:id="1" w:name="_Toc226548250"/>
+      <w:bookmarkStart w:id="1" w:name="_Toc227045952"/>
       <w:proofErr w:type="spellStart"/>
       <w:r>
         <w:rPr>
@@ -3075,7 +3006,7 @@
       <w:pPr>
         <w:pStyle w:val="berschrift3"/>
       </w:pPr>
-      <w:bookmarkStart w:id="2" w:name="_Toc226548251"/>
+      <w:bookmarkStart w:id="2" w:name="_Toc227045953"/>
       <w:r>
         <w:t>Einleitung</w:t>
       </w:r>
@@ -3106,7 +3037,7 @@
       <w:pPr>
         <w:pStyle w:val="berschrift3"/>
       </w:pPr>
-      <w:bookmarkStart w:id="3" w:name="_Toc226548252"/>
+      <w:bookmarkStart w:id="3" w:name="_Toc227045954"/>
       <w:r>
         <w:t>Screenshot</w:t>
       </w:r>
@@ -3204,7 +3135,7 @@
       <w:pPr>
         <w:pStyle w:val="berschrift2"/>
       </w:pPr>
-      <w:bookmarkStart w:id="4" w:name="_Toc226548253"/>
+      <w:bookmarkStart w:id="4" w:name="_Toc227045955"/>
       <w:proofErr w:type="spellStart"/>
       <w:r>
         <w:rPr>
@@ -3219,7 +3150,7 @@
       <w:pPr>
         <w:pStyle w:val="berschrift3"/>
       </w:pPr>
-      <w:bookmarkStart w:id="5" w:name="_Toc226548254"/>
+      <w:bookmarkStart w:id="5" w:name="_Toc227045956"/>
       <w:r>
         <w:t>Einleitung</w:t>
       </w:r>
@@ -3250,7 +3181,7 @@
       <w:pPr>
         <w:pStyle w:val="berschrift3"/>
       </w:pPr>
-      <w:bookmarkStart w:id="6" w:name="_Toc226548255"/>
+      <w:bookmarkStart w:id="6" w:name="_Toc227045957"/>
       <w:r>
         <w:lastRenderedPageBreak/>
         <w:t>Screenshot</w:t>
@@ -3349,7 +3280,7 @@
       <w:pPr>
         <w:pStyle w:val="berschrift2"/>
       </w:pPr>
-      <w:bookmarkStart w:id="7" w:name="_Toc226548256"/>
+      <w:bookmarkStart w:id="7" w:name="_Toc227045958"/>
       <w:r>
         <w:t>Routing</w:t>
       </w:r>
@@ -3359,7 +3290,7 @@
       <w:pPr>
         <w:pStyle w:val="berschrift3"/>
       </w:pPr>
-      <w:bookmarkStart w:id="8" w:name="_Toc226548257"/>
+      <w:bookmarkStart w:id="8" w:name="_Toc227045959"/>
       <w:r>
         <w:t>Einleitung</w:t>
       </w:r>
@@ -3388,7 +3319,7 @@
       <w:pPr>
         <w:pStyle w:val="berschrift3"/>
       </w:pPr>
-      <w:bookmarkStart w:id="9" w:name="_Toc226548258"/>
+      <w:bookmarkStart w:id="9" w:name="_Toc227045960"/>
       <w:r>
         <w:t>Bearbeitung</w:t>
       </w:r>
@@ -3398,7 +3329,7 @@
       <w:pPr>
         <w:pStyle w:val="berschrift3"/>
       </w:pPr>
-      <w:bookmarkStart w:id="10" w:name="_Toc226548259"/>
+      <w:bookmarkStart w:id="10" w:name="_Toc227045961"/>
       <w:r>
         <w:t>Lösungen</w:t>
       </w:r>
@@ -3408,7 +3339,7 @@
       <w:pPr>
         <w:pStyle w:val="berschrift3"/>
       </w:pPr>
-      <w:bookmarkStart w:id="11" w:name="_Toc226548260"/>
+      <w:bookmarkStart w:id="11" w:name="_Toc227045962"/>
       <w:r>
         <w:t>Screenshot</w:t>
       </w:r>
@@ -3422,7 +3353,7 @@
       <w:pPr>
         <w:pStyle w:val="berschrift2"/>
       </w:pPr>
-      <w:bookmarkStart w:id="12" w:name="_Toc226548261"/>
+      <w:bookmarkStart w:id="12" w:name="_Toc227045963"/>
       <w:r>
         <w:rPr>
           <w:highlight w:val="green"/>
@@ -3435,7 +3366,7 @@
       <w:pPr>
         <w:pStyle w:val="berschrift3"/>
       </w:pPr>
-      <w:bookmarkStart w:id="13" w:name="_Toc226548262"/>
+      <w:bookmarkStart w:id="13" w:name="_Toc227045964"/>
       <w:r>
         <w:t>Einleitung</w:t>
       </w:r>
@@ -3470,7 +3401,7 @@
       <w:pPr>
         <w:pStyle w:val="berschrift3"/>
       </w:pPr>
-      <w:bookmarkStart w:id="14" w:name="_Toc226548263"/>
+      <w:bookmarkStart w:id="14" w:name="_Toc227045965"/>
       <w:r>
         <w:lastRenderedPageBreak/>
         <w:t>Lösungen</w:t>
@@ -5027,7 +4958,7 @@
       <w:pPr>
         <w:pStyle w:val="berschrift3"/>
       </w:pPr>
-      <w:bookmarkStart w:id="15" w:name="_Toc226548264"/>
+      <w:bookmarkStart w:id="15" w:name="_Toc227045966"/>
       <w:r>
         <w:t>Bearbeitung</w:t>
       </w:r>
@@ -5086,7 +5017,7 @@
       <w:pPr>
         <w:pStyle w:val="berschrift3"/>
       </w:pPr>
-      <w:bookmarkStart w:id="16" w:name="_Toc226548265"/>
+      <w:bookmarkStart w:id="16" w:name="_Toc227045967"/>
       <w:r>
         <w:t>Screenshot</w:t>
       </w:r>
@@ -5739,7 +5670,7 @@
       <w:pPr>
         <w:pStyle w:val="berschrift2"/>
       </w:pPr>
-      <w:bookmarkStart w:id="17" w:name="_Toc226548266"/>
+      <w:bookmarkStart w:id="17" w:name="_Toc227045968"/>
       <w:r>
         <w:t>Subnetting</w:t>
       </w:r>
@@ -5749,7 +5680,7 @@
       <w:pPr>
         <w:pStyle w:val="berschrift3"/>
       </w:pPr>
-      <w:bookmarkStart w:id="18" w:name="_Toc226548267"/>
+      <w:bookmarkStart w:id="18" w:name="_Toc227045969"/>
       <w:r>
         <w:t>Einleitung</w:t>
       </w:r>
@@ -5764,7 +5695,7 @@
       <w:pPr>
         <w:pStyle w:val="berschrift3"/>
       </w:pPr>
-      <w:bookmarkStart w:id="19" w:name="_Toc226548268"/>
+      <w:bookmarkStart w:id="19" w:name="_Toc227045970"/>
       <w:r>
         <w:t>Bearbeitung</w:t>
       </w:r>
@@ -5774,7 +5705,7 @@
       <w:pPr>
         <w:pStyle w:val="berschrift3"/>
       </w:pPr>
-      <w:bookmarkStart w:id="20" w:name="_Toc226548269"/>
+      <w:bookmarkStart w:id="20" w:name="_Toc227045971"/>
       <w:r>
         <w:t>Lösungen</w:t>
       </w:r>
@@ -5784,7 +5715,7 @@
       <w:pPr>
         <w:pStyle w:val="berschrift3"/>
       </w:pPr>
-      <w:bookmarkStart w:id="21" w:name="_Toc226548270"/>
+      <w:bookmarkStart w:id="21" w:name="_Toc227045972"/>
       <w:r>
         <w:t>Screenshot</w:t>
       </w:r>
@@ -5798,7 +5729,7 @@
       <w:pPr>
         <w:pStyle w:val="berschrift2"/>
       </w:pPr>
-      <w:bookmarkStart w:id="22" w:name="_Toc226548271"/>
+      <w:bookmarkStart w:id="22" w:name="_Toc227045973"/>
       <w:r>
         <w:lastRenderedPageBreak/>
         <w:t>Switch</w:t>
@@ -5809,7 +5740,7 @@
       <w:pPr>
         <w:pStyle w:val="berschrift3"/>
       </w:pPr>
-      <w:bookmarkStart w:id="23" w:name="_Toc226548272"/>
+      <w:bookmarkStart w:id="23" w:name="_Toc227045974"/>
       <w:r>
         <w:t>Einleitung</w:t>
       </w:r>
@@ -5838,7 +5769,7 @@
       <w:pPr>
         <w:pStyle w:val="berschrift3"/>
       </w:pPr>
-      <w:bookmarkStart w:id="24" w:name="_Toc226548273"/>
+      <w:bookmarkStart w:id="24" w:name="_Toc227045975"/>
       <w:r>
         <w:t>Bearbeitung</w:t>
       </w:r>
@@ -5848,7 +5779,7 @@
       <w:pPr>
         <w:pStyle w:val="berschrift3"/>
       </w:pPr>
-      <w:bookmarkStart w:id="25" w:name="_Toc226548274"/>
+      <w:bookmarkStart w:id="25" w:name="_Toc227045976"/>
       <w:r>
         <w:t>Lösungen</w:t>
       </w:r>
@@ -6357,54 +6288,277 @@
       <w:r>
         <w:t>.</w:t>
       </w:r>
+      <w:bookmarkStart w:id="26" w:name="_Toc227045977"/>
       <w:r>
         <w:br/>
-        <w:t>Möglichkeit:</w:t>
-      </w:r>
-      <w:r>
-        <w:t xml:space="preserve"> </w:t>
-      </w:r>
-      <w:r>
-        <w:t xml:space="preserve">TP-Link SX3832MPP </w:t>
-      </w:r>
-      <w:proofErr w:type="spellStart"/>
-      <w:r>
-        <w:t>Omada</w:t>
-      </w:r>
-      <w:proofErr w:type="spellEnd"/>
-      <w:r>
-        <w:t xml:space="preserve"> 32-Port 10GE L2+ </w:t>
-      </w:r>
-      <w:proofErr w:type="spellStart"/>
-      <w:r>
-        <w:t>Managed</w:t>
-      </w:r>
-      <w:proofErr w:type="spellEnd"/>
-      <w:r>
-        <w:t xml:space="preserve"> Switch 24x 10G RJ45 </w:t>
-      </w:r>
-      <w:proofErr w:type="spellStart"/>
-      <w:r>
-        <w:t>PoE</w:t>
-      </w:r>
-      <w:proofErr w:type="spellEnd"/>
-      <w:r>
-        <w:t>++ Ports 8x 10G SFP+ Slots</w:t>
+        <w:t>Ich empfehle das Modell *** zu verwenden. Es erfüllt alle Kriterien und stellt eine gute Möglichkeit dar, die Firma im Bereich Switches auszurüsten. Es folgen die wichtigsten Eckdaten des Produktes:</w:t>
       </w:r>
     </w:p>
-    <w:p>
-      <w:pPr>
-        <w:pStyle w:val="berschrift3"/>
-      </w:pPr>
-      <w:bookmarkStart w:id="26" w:name="_Toc226548275"/>
-      <w:r>
-        <w:t>Screenshot</w:t>
-      </w:r>
-      <w:r>
-        <w:t>s</w:t>
-      </w:r>
+    <w:tbl>
+      <w:tblPr>
+        <w:tblStyle w:val="Gitternetztabelle4Akzent1"/>
+        <w:tblW w:w="0" w:type="auto"/>
+        <w:tblLook w:val="04A0" w:firstRow="1" w:lastRow="0" w:firstColumn="1" w:lastColumn="0" w:noHBand="0" w:noVBand="1"/>
+      </w:tblPr>
+      <w:tblGrid>
+        <w:gridCol w:w="7819"/>
+      </w:tblGrid>
+      <w:tr>
+        <w:trPr>
+          <w:cnfStyle w:val="100000000000" w:firstRow="1" w:lastRow="0" w:firstColumn="0" w:lastColumn="0" w:oddVBand="0" w:evenVBand="0" w:oddHBand="0" w:evenHBand="0" w:firstRowFirstColumn="0" w:firstRowLastColumn="0" w:lastRowFirstColumn="0" w:lastRowLastColumn="0"/>
+        </w:trPr>
+        <w:tc>
+          <w:tcPr>
+            <w:cnfStyle w:val="001000000000" w:firstRow="0" w:lastRow="0" w:firstColumn="1" w:lastColumn="0" w:oddVBand="0" w:evenVBand="0" w:oddHBand="0" w:evenHBand="0" w:firstRowFirstColumn="0" w:firstRowLastColumn="0" w:lastRowFirstColumn="0" w:lastRowLastColumn="0"/>
+            <w:tcW w:w="0" w:type="auto"/>
+            <w:hideMark/>
+          </w:tcPr>
+          <w:p>
+            <w:pPr>
+              <w:jc w:val="center"/>
+            </w:pPr>
+            <w:r>
+              <w:rPr>
+                <w:b w:val="0"/>
+                <w:bCs w:val="0"/>
+              </w:rPr>
+              <w:t>Details</w:t>
+            </w:r>
+          </w:p>
+        </w:tc>
+      </w:tr>
+      <w:tr>
+        <w:trPr>
+          <w:cnfStyle w:val="000000100000" w:firstRow="0" w:lastRow="0" w:firstColumn="0" w:lastColumn="0" w:oddVBand="0" w:evenVBand="0" w:oddHBand="1" w:evenHBand="0" w:firstRowFirstColumn="0" w:firstRowLastColumn="0" w:lastRowFirstColumn="0" w:lastRowLastColumn="0"/>
+        </w:trPr>
+        <w:tc>
+          <w:tcPr>
+            <w:cnfStyle w:val="001000000000" w:firstRow="0" w:lastRow="0" w:firstColumn="1" w:lastColumn="0" w:oddVBand="0" w:evenVBand="0" w:oddHBand="0" w:evenHBand="0" w:firstRowFirstColumn="0" w:firstRowLastColumn="0" w:lastRowFirstColumn="0" w:lastRowLastColumn="0"/>
+            <w:tcW w:w="0" w:type="auto"/>
+          </w:tcPr>
+          <w:p>
+            <w:r>
+              <w:t>Preis: ca. 3000 CHF</w:t>
+            </w:r>
+          </w:p>
+        </w:tc>
+      </w:tr>
+      <w:tr>
+        <w:tc>
+          <w:tcPr>
+            <w:cnfStyle w:val="001000000000" w:firstRow="0" w:lastRow="0" w:firstColumn="1" w:lastColumn="0" w:oddVBand="0" w:evenVBand="0" w:oddHBand="0" w:evenHBand="0" w:firstRowFirstColumn="0" w:firstRowLastColumn="0" w:lastRowFirstColumn="0" w:lastRowLastColumn="0"/>
+            <w:tcW w:w="0" w:type="auto"/>
+            <w:hideMark/>
+          </w:tcPr>
+          <w:p>
+            <w:pPr>
+              <w:rPr>
+                <w:b w:val="0"/>
+                <w:bCs w:val="0"/>
+              </w:rPr>
+            </w:pPr>
+            <w:r>
+              <w:t xml:space="preserve">Multi-Gig Ports (100M–10G), </w:t>
+            </w:r>
+            <w:proofErr w:type="spellStart"/>
+            <w:r>
+              <w:t>Autonegotiation</w:t>
+            </w:r>
+            <w:proofErr w:type="spellEnd"/>
+            <w:r>
+              <w:t xml:space="preserve"> und Auto-MDI-X Standard</w:t>
+            </w:r>
+          </w:p>
+        </w:tc>
+      </w:tr>
+      <w:tr>
+        <w:trPr>
+          <w:cnfStyle w:val="000000100000" w:firstRow="0" w:lastRow="0" w:firstColumn="0" w:lastColumn="0" w:oddVBand="0" w:evenVBand="0" w:oddHBand="1" w:evenHBand="0" w:firstRowFirstColumn="0" w:firstRowLastColumn="0" w:lastRowFirstColumn="0" w:lastRowLastColumn="0"/>
+        </w:trPr>
+        <w:tc>
+          <w:tcPr>
+            <w:cnfStyle w:val="001000000000" w:firstRow="0" w:lastRow="0" w:firstColumn="1" w:lastColumn="0" w:oddVBand="0" w:evenVBand="0" w:oddHBand="0" w:evenHBand="0" w:firstRowFirstColumn="0" w:firstRowLastColumn="0" w:lastRowFirstColumn="0" w:lastRowLastColumn="0"/>
+            <w:tcW w:w="0" w:type="auto"/>
+            <w:hideMark/>
+          </w:tcPr>
+          <w:p>
+            <w:r>
+              <w:t>4× SFP28 (10/25G, abwärtskompatibel zu 10G)</w:t>
+            </w:r>
+          </w:p>
+        </w:tc>
+      </w:tr>
+      <w:tr>
+        <w:tc>
+          <w:tcPr>
+            <w:cnfStyle w:val="001000000000" w:firstRow="0" w:lastRow="0" w:firstColumn="1" w:lastColumn="0" w:oddVBand="0" w:evenVBand="0" w:oddHBand="0" w:evenHBand="0" w:firstRowFirstColumn="0" w:firstRowLastColumn="0" w:lastRowFirstColumn="0" w:lastRowLastColumn="0"/>
+            <w:tcW w:w="0" w:type="auto"/>
+            <w:hideMark/>
+          </w:tcPr>
+          <w:p>
+            <w:r>
+              <w:t>VLAN (802.1Q), QoS, Multicast</w:t>
+            </w:r>
+          </w:p>
+        </w:tc>
+      </w:tr>
+      <w:tr>
+        <w:trPr>
+          <w:cnfStyle w:val="000000100000" w:firstRow="0" w:lastRow="0" w:firstColumn="0" w:lastColumn="0" w:oddVBand="0" w:evenVBand="0" w:oddHBand="1" w:evenHBand="0" w:firstRowFirstColumn="0" w:firstRowLastColumn="0" w:lastRowFirstColumn="0" w:lastRowLastColumn="0"/>
+        </w:trPr>
+        <w:tc>
+          <w:tcPr>
+            <w:cnfStyle w:val="001000000000" w:firstRow="0" w:lastRow="0" w:firstColumn="1" w:lastColumn="0" w:oddVBand="0" w:evenVBand="0" w:oddHBand="0" w:evenHBand="0" w:firstRowFirstColumn="0" w:firstRowLastColumn="0" w:lastRowFirstColumn="0" w:lastRowLastColumn="0"/>
+            <w:tcW w:w="0" w:type="auto"/>
+            <w:hideMark/>
+          </w:tcPr>
+          <w:p>
+            <w:r>
+              <w:t>LACP (802.3ad) unterstützt</w:t>
+            </w:r>
+          </w:p>
+        </w:tc>
+      </w:tr>
+      <w:tr>
+        <w:tc>
+          <w:tcPr>
+            <w:cnfStyle w:val="001000000000" w:firstRow="0" w:lastRow="0" w:firstColumn="1" w:lastColumn="0" w:oddVBand="0" w:evenVBand="0" w:oddHBand="0" w:evenHBand="0" w:firstRowFirstColumn="0" w:firstRowLastColumn="0" w:lastRowFirstColumn="0" w:lastRowLastColumn="0"/>
+            <w:tcW w:w="0" w:type="auto"/>
+            <w:hideMark/>
+          </w:tcPr>
+          <w:p>
+            <w:r>
+              <w:t xml:space="preserve">24× </w:t>
+            </w:r>
+            <w:proofErr w:type="spellStart"/>
+            <w:r>
+              <w:t>PoE</w:t>
+            </w:r>
+            <w:proofErr w:type="spellEnd"/>
+            <w:r>
+              <w:t>++ (bis 60W pro Port)</w:t>
+            </w:r>
+          </w:p>
+        </w:tc>
+      </w:tr>
+      <w:tr>
+        <w:trPr>
+          <w:cnfStyle w:val="000000100000" w:firstRow="0" w:lastRow="0" w:firstColumn="0" w:lastColumn="0" w:oddVBand="0" w:evenVBand="0" w:oddHBand="1" w:evenHBand="0" w:firstRowFirstColumn="0" w:firstRowLastColumn="0" w:lastRowFirstColumn="0" w:lastRowLastColumn="0"/>
+        </w:trPr>
+        <w:tc>
+          <w:tcPr>
+            <w:cnfStyle w:val="001000000000" w:firstRow="0" w:lastRow="0" w:firstColumn="1" w:lastColumn="0" w:oddVBand="0" w:evenVBand="0" w:oddHBand="0" w:evenHBand="0" w:firstRowFirstColumn="0" w:firstRowLastColumn="0" w:lastRowFirstColumn="0" w:lastRowLastColumn="0"/>
+            <w:tcW w:w="0" w:type="auto"/>
+            <w:hideMark/>
+          </w:tcPr>
+          <w:p>
+            <w:pPr>
+              <w:rPr>
+                <w:lang w:val="en-US"/>
+              </w:rPr>
+            </w:pPr>
+            <w:r>
+              <w:rPr>
+                <w:lang w:val="en-US"/>
+              </w:rPr>
+              <w:t>SNMP v1/v2c/v3, CLI, Web-GUI</w:t>
+            </w:r>
+          </w:p>
+        </w:tc>
+      </w:tr>
+      <w:tr>
+        <w:tc>
+          <w:tcPr>
+            <w:cnfStyle w:val="001000000000" w:firstRow="0" w:lastRow="0" w:firstColumn="1" w:lastColumn="0" w:oddVBand="0" w:evenVBand="0" w:oddHBand="0" w:evenHBand="0" w:firstRowFirstColumn="0" w:firstRowLastColumn="0" w:lastRowFirstColumn="0" w:lastRowLastColumn="0"/>
+            <w:tcW w:w="0" w:type="auto"/>
+            <w:hideMark/>
+          </w:tcPr>
+          <w:p>
+            <w:r>
+              <w:t xml:space="preserve">Standard 19" </w:t>
+            </w:r>
+            <w:proofErr w:type="spellStart"/>
+            <w:r>
+              <w:t>Rackmount</w:t>
+            </w:r>
+            <w:proofErr w:type="spellEnd"/>
+          </w:p>
+        </w:tc>
+      </w:tr>
+      <w:tr>
+        <w:trPr>
+          <w:cnfStyle w:val="000000100000" w:firstRow="0" w:lastRow="0" w:firstColumn="0" w:lastColumn="0" w:oddVBand="0" w:evenVBand="0" w:oddHBand="1" w:evenHBand="0" w:firstRowFirstColumn="0" w:firstRowLastColumn="0" w:lastRowFirstColumn="0" w:lastRowLastColumn="0"/>
+        </w:trPr>
+        <w:tc>
+          <w:tcPr>
+            <w:cnfStyle w:val="001000000000" w:firstRow="0" w:lastRow="0" w:firstColumn="1" w:lastColumn="0" w:oddVBand="0" w:evenVBand="0" w:oddHBand="0" w:evenHBand="0" w:firstRowFirstColumn="0" w:firstRowLastColumn="0" w:lastRowFirstColumn="0" w:lastRowLastColumn="0"/>
+            <w:tcW w:w="0" w:type="auto"/>
+            <w:hideMark/>
+          </w:tcPr>
+          <w:p>
+            <w:r>
+              <w:t>Stacking bis 9 Geräte (200 Gbit/s Stack-Bandbreite)</w:t>
+            </w:r>
+          </w:p>
+        </w:tc>
+      </w:tr>
+      <w:tr>
+        <w:tc>
+          <w:tcPr>
+            <w:cnfStyle w:val="001000000000" w:firstRow="0" w:lastRow="0" w:firstColumn="1" w:lastColumn="0" w:oddVBand="0" w:evenVBand="0" w:oddHBand="0" w:evenHBand="0" w:firstRowFirstColumn="0" w:firstRowLastColumn="0" w:lastRowFirstColumn="0" w:lastRowLastColumn="0"/>
+            <w:tcW w:w="0" w:type="auto"/>
+            <w:hideMark/>
+          </w:tcPr>
+          <w:p>
+            <w:r>
+              <w:t>10G Non-</w:t>
+            </w:r>
+            <w:proofErr w:type="spellStart"/>
+            <w:r>
+              <w:t>blocking</w:t>
+            </w:r>
+            <w:proofErr w:type="spellEnd"/>
+            <w:r>
+              <w:t xml:space="preserve"> </w:t>
+            </w:r>
+            <w:proofErr w:type="spellStart"/>
+            <w:r>
+              <w:t>Switching</w:t>
+            </w:r>
+            <w:proofErr w:type="spellEnd"/>
+            <w:r>
+              <w:t>, 25G Uplinks</w:t>
+            </w:r>
+          </w:p>
+        </w:tc>
+      </w:tr>
+      <w:tr>
+        <w:trPr>
+          <w:cnfStyle w:val="000000100000" w:firstRow="0" w:lastRow="0" w:firstColumn="0" w:lastColumn="0" w:oddVBand="0" w:evenVBand="0" w:oddHBand="1" w:evenHBand="0" w:firstRowFirstColumn="0" w:firstRowLastColumn="0" w:lastRowFirstColumn="0" w:lastRowLastColumn="0"/>
+        </w:trPr>
+        <w:tc>
+          <w:tcPr>
+            <w:cnfStyle w:val="001000000000" w:firstRow="0" w:lastRow="0" w:firstColumn="1" w:lastColumn="0" w:oddVBand="0" w:evenVBand="0" w:oddHBand="0" w:evenHBand="0" w:firstRowFirstColumn="0" w:firstRowLastColumn="0" w:lastRowFirstColumn="0" w:lastRowLastColumn="0"/>
+            <w:tcW w:w="0" w:type="auto"/>
+            <w:hideMark/>
+          </w:tcPr>
+          <w:p>
+            <w:pPr>
+              <w:rPr>
+                <w:lang w:val="en-US"/>
+              </w:rPr>
+            </w:pPr>
+            <w:r>
+              <w:rPr>
+                <w:lang w:val="en-US"/>
+              </w:rPr>
+              <w:t>Business-Support</w:t>
+            </w:r>
+          </w:p>
+        </w:tc>
+      </w:tr>
       <w:bookmarkEnd w:id="26"/>
-    </w:p>
+    </w:tbl>
     <w:p/>
     <w:sectPr>
       <w:footerReference w:type="default" r:id="rId19"/>
@@ -8231,6 +8385,17 @@
       </w:tcPr>
     </w:tblStylePr>
   </w:style>
+  <w:style w:type="character" w:styleId="Fett">
+    <w:name w:val="Strong"/>
+    <w:basedOn w:val="Absatz-Standardschriftart"/>
+    <w:uiPriority w:val="22"/>
+    <w:qFormat/>
+    <w:rsid w:val="00992C59"/>
+    <w:rPr>
+      <w:b/>
+      <w:bCs/>
+    </w:rPr>
+  </w:style>
 </w:styles>
 </file>
 
@@ -8319,12 +8484,12 @@
     <w:rsid w:val="00041762"/>
     <w:rsid w:val="001A7A50"/>
     <w:rsid w:val="001B3170"/>
+    <w:rsid w:val="00337D21"/>
     <w:rsid w:val="00367509"/>
     <w:rsid w:val="004A4E5D"/>
     <w:rsid w:val="00717388"/>
     <w:rsid w:val="00863F34"/>
     <w:rsid w:val="008679E4"/>
-    <w:rsid w:val="008D3716"/>
     <w:rsid w:val="00922DF0"/>
     <w:rsid w:val="00AC70F4"/>
     <w:rsid w:val="00B96909"/>

--- a/M129/Projekt_LB2/Dokumentation/Dokumentation_M129_LB2.docx
+++ b/M129/Projekt_LB2/Dokumentation/Dokumentation_M129_LB2.docx
@@ -3446,14 +3446,7 @@
       </w:r>
       <w:r>
         <w:br/>
-      </w:r>
-      <w:proofErr w:type="gramStart"/>
-      <w:r>
-        <w:t>Hier</w:t>
-      </w:r>
-      <w:proofErr w:type="gramEnd"/>
-      <w:r>
-        <w:t xml:space="preserve"> sind </w:t>
+        <w:t xml:space="preserve">Hier sind </w:t>
       </w:r>
       <w:r>
         <w:t>Dienste, Anwendungen und Netzmanagement</w:t>
@@ -6560,8 +6553,183 @@
       <w:bookmarkEnd w:id="26"/>
     </w:tbl>
     <w:p/>
+    <w:p>
+      <w:pPr>
+        <w:pStyle w:val="Listenabsatz"/>
+        <w:numPr>
+          <w:ilvl w:val="0"/>
+          <w:numId w:val="5"/>
+        </w:numPr>
+      </w:pPr>
+      <w:r>
+        <w:t>Die Ergebnisse zu diesem Auftrag sind unter Screenshots zu finden. Die Namen der Aufnahmen lauten «</w:t>
+      </w:r>
+      <w:r>
+        <w:t>Vor Ping-Vorgang» und «Nach Ping-Vorgang».</w:t>
+      </w:r>
+      <w:r>
+        <w:t xml:space="preserve"> Es ist anzumerken, dass sich nach dem Ping-Vorgang nichts an der Tabelle geändert zu </w:t>
+      </w:r>
+      <w:r>
+        <w:lastRenderedPageBreak/>
+        <w:t>haben scheint. Daher ist auf dem zweiten Screenshot auch keine Einträge zu sehen.</w:t>
+      </w:r>
+    </w:p>
+    <w:p>
+      <w:pPr>
+        <w:pStyle w:val="berschrift3"/>
+      </w:pPr>
+      <w:r>
+        <w:t>Screenshots</w:t>
+      </w:r>
+    </w:p>
+    <w:p>
+      <w:pPr>
+        <w:keepNext/>
+      </w:pPr>
+      <w:r>
+        <w:rPr>
+          <w:noProof/>
+        </w:rPr>
+        <w:drawing>
+          <wp:inline distT="0" distB="0" distL="0" distR="0" wp14:anchorId="121FF742" wp14:editId="6A636A32">
+            <wp:extent cx="2448000" cy="636265"/>
+            <wp:effectExtent l="0" t="0" r="0" b="0"/>
+            <wp:docPr id="603278423" name="Grafik 1"/>
+            <wp:cNvGraphicFramePr>
+              <a:graphicFrameLocks xmlns:a="http://schemas.openxmlformats.org/drawingml/2006/main" noChangeAspect="1"/>
+            </wp:cNvGraphicFramePr>
+            <a:graphic xmlns:a="http://schemas.openxmlformats.org/drawingml/2006/main">
+              <a:graphicData uri="http://schemas.openxmlformats.org/drawingml/2006/picture">
+                <pic:pic xmlns:pic="http://schemas.openxmlformats.org/drawingml/2006/picture">
+                  <pic:nvPicPr>
+                    <pic:cNvPr id="603278423" name=""/>
+                    <pic:cNvPicPr/>
+                  </pic:nvPicPr>
+                  <pic:blipFill>
+                    <a:blip r:embed="rId19"/>
+                    <a:stretch>
+                      <a:fillRect/>
+                    </a:stretch>
+                  </pic:blipFill>
+                  <pic:spPr>
+                    <a:xfrm>
+                      <a:off x="0" y="0"/>
+                      <a:ext cx="2448000" cy="636265"/>
+                    </a:xfrm>
+                    <a:prstGeom prst="rect">
+                      <a:avLst/>
+                    </a:prstGeom>
+                  </pic:spPr>
+                </pic:pic>
+              </a:graphicData>
+            </a:graphic>
+          </wp:inline>
+        </w:drawing>
+      </w:r>
+    </w:p>
+    <w:p>
+      <w:pPr>
+        <w:pStyle w:val="Beschriftung"/>
+      </w:pPr>
+      <w:r>
+        <w:t xml:space="preserve">Abbildung </w:t>
+      </w:r>
+      <w:r>
+        <w:fldChar w:fldCharType="begin"/>
+      </w:r>
+      <w:r>
+        <w:instrText xml:space="preserve"> SEQ Abbildung \* ARABIC </w:instrText>
+      </w:r>
+      <w:r>
+        <w:fldChar w:fldCharType="separate"/>
+      </w:r>
+      <w:r>
+        <w:rPr>
+          <w:noProof/>
+        </w:rPr>
+        <w:t>11</w:t>
+      </w:r>
+      <w:r>
+        <w:fldChar w:fldCharType="end"/>
+      </w:r>
+      <w:r>
+        <w:t>: Vor Ping-Vorgang</w:t>
+      </w:r>
+    </w:p>
+    <w:p>
+      <w:pPr>
+        <w:keepNext/>
+      </w:pPr>
+      <w:r>
+        <w:drawing>
+          <wp:inline distT="0" distB="0" distL="0" distR="0" wp14:anchorId="4E5B4487" wp14:editId="27763F4C">
+            <wp:extent cx="2448000" cy="662657"/>
+            <wp:effectExtent l="0" t="0" r="0" b="4445"/>
+            <wp:docPr id="203188588" name="Grafik 1"/>
+            <wp:cNvGraphicFramePr>
+              <a:graphicFrameLocks xmlns:a="http://schemas.openxmlformats.org/drawingml/2006/main" noChangeAspect="1"/>
+            </wp:cNvGraphicFramePr>
+            <a:graphic xmlns:a="http://schemas.openxmlformats.org/drawingml/2006/main">
+              <a:graphicData uri="http://schemas.openxmlformats.org/drawingml/2006/picture">
+                <pic:pic xmlns:pic="http://schemas.openxmlformats.org/drawingml/2006/picture">
+                  <pic:nvPicPr>
+                    <pic:cNvPr id="203188588" name=""/>
+                    <pic:cNvPicPr/>
+                  </pic:nvPicPr>
+                  <pic:blipFill>
+                    <a:blip r:embed="rId20"/>
+                    <a:stretch>
+                      <a:fillRect/>
+                    </a:stretch>
+                  </pic:blipFill>
+                  <pic:spPr>
+                    <a:xfrm>
+                      <a:off x="0" y="0"/>
+                      <a:ext cx="2448000" cy="662657"/>
+                    </a:xfrm>
+                    <a:prstGeom prst="rect">
+                      <a:avLst/>
+                    </a:prstGeom>
+                  </pic:spPr>
+                </pic:pic>
+              </a:graphicData>
+            </a:graphic>
+          </wp:inline>
+        </w:drawing>
+      </w:r>
+    </w:p>
+    <w:p>
+      <w:pPr>
+        <w:pStyle w:val="Beschriftung"/>
+      </w:pPr>
+      <w:r>
+        <w:t xml:space="preserve">Abbildung </w:t>
+      </w:r>
+      <w:r>
+        <w:fldChar w:fldCharType="begin"/>
+      </w:r>
+      <w:r>
+        <w:instrText xml:space="preserve"> SEQ Abbildung \* ARABIC </w:instrText>
+      </w:r>
+      <w:r>
+        <w:fldChar w:fldCharType="separate"/>
+      </w:r>
+      <w:r>
+        <w:rPr>
+          <w:noProof/>
+        </w:rPr>
+        <w:t>12</w:t>
+      </w:r>
+      <w:r>
+        <w:fldChar w:fldCharType="end"/>
+      </w:r>
+      <w:r>
+        <w:t>: Nach Ping-Vorgang</w:t>
+      </w:r>
+    </w:p>
     <w:sectPr>
-      <w:footerReference w:type="default" r:id="rId19"/>
+      <w:footerReference w:type="default" r:id="rId21"/>
       <w:pgSz w:w="11906" w:h="16838"/>
       <w:pgMar w:top="1417" w:right="1417" w:bottom="1134" w:left="1417" w:header="708" w:footer="708" w:gutter="0"/>
       <w:pgNumType w:start="0"/>
@@ -8484,10 +8652,10 @@
     <w:rsid w:val="00041762"/>
     <w:rsid w:val="001A7A50"/>
     <w:rsid w:val="001B3170"/>
-    <w:rsid w:val="00337D21"/>
     <w:rsid w:val="00367509"/>
     <w:rsid w:val="004A4E5D"/>
     <w:rsid w:val="00717388"/>
+    <w:rsid w:val="00845016"/>
     <w:rsid w:val="00863F34"/>
     <w:rsid w:val="008679E4"/>
     <w:rsid w:val="00922DF0"/>

--- a/M129/Projekt_LB2/Dokumentation/Dokumentation_M129_LB2.docx
+++ b/M129/Projekt_LB2/Dokumentation/Dokumentation_M129_LB2.docx
@@ -2992,7 +2992,6 @@
         <w:pStyle w:val="berschrift2"/>
       </w:pPr>
       <w:bookmarkStart w:id="1" w:name="_Toc227045952"/>
-      <w:proofErr w:type="spellStart"/>
       <w:r>
         <w:rPr>
           <w:highlight w:val="green"/>
@@ -3000,7 +2999,6 @@
         <w:t>BeASwitch</w:t>
       </w:r>
       <w:bookmarkEnd w:id="1"/>
-      <w:proofErr w:type="spellEnd"/>
     </w:p>
     <w:p>
       <w:pPr>
@@ -3014,23 +3012,7 @@
     </w:p>
     <w:p>
       <w:r>
-        <w:t xml:space="preserve">Es soll im Programm </w:t>
-      </w:r>
-      <w:proofErr w:type="spellStart"/>
-      <w:r>
-        <w:t>BeASwitch</w:t>
-      </w:r>
-      <w:proofErr w:type="spellEnd"/>
-      <w:r>
-        <w:t xml:space="preserve"> im </w:t>
-      </w:r>
-      <w:proofErr w:type="spellStart"/>
-      <w:r>
-        <w:t>Exam</w:t>
-      </w:r>
-      <w:proofErr w:type="spellEnd"/>
-      <w:r>
-        <w:t xml:space="preserve"> Modus ein Score von 27 richtigen Lösungen aus 30 Aufgaben erreicht werden. Ist dieses Ziel erreicht, soll davon ein Screenshot gemacht werden.</w:t>
+        <w:t>Es soll im Programm BeASwitch im Exam Modus ein Score von 27 richtigen Lösungen aus 30 Aufgaben erreicht werden. Ist dieses Ziel erreicht, soll davon ein Screenshot gemacht werden.</w:t>
       </w:r>
     </w:p>
     <w:p>
@@ -3123,20 +3105,14 @@
         <w:t>: Erfolgszertifikat</w:t>
       </w:r>
       <w:r>
-        <w:t xml:space="preserve"> </w:t>
-      </w:r>
-      <w:proofErr w:type="spellStart"/>
-      <w:r>
-        <w:t>BeASwitch</w:t>
-      </w:r>
-      <w:proofErr w:type="spellEnd"/>
+        <w:t xml:space="preserve"> BeASwitch</w:t>
+      </w:r>
     </w:p>
     <w:p>
       <w:pPr>
         <w:pStyle w:val="berschrift2"/>
       </w:pPr>
       <w:bookmarkStart w:id="4" w:name="_Toc227045955"/>
-      <w:proofErr w:type="spellStart"/>
       <w:r>
         <w:rPr>
           <w:highlight w:val="green"/>
@@ -3144,7 +3120,6 @@
         <w:t>BeARouter</w:t>
       </w:r>
       <w:bookmarkEnd w:id="4"/>
-      <w:proofErr w:type="spellEnd"/>
     </w:p>
     <w:p>
       <w:pPr>
@@ -3158,23 +3133,7 @@
     </w:p>
     <w:p>
       <w:r>
-        <w:t xml:space="preserve">Es soll im Programm </w:t>
-      </w:r>
-      <w:proofErr w:type="spellStart"/>
-      <w:r>
-        <w:t>BeARouter</w:t>
-      </w:r>
-      <w:proofErr w:type="spellEnd"/>
-      <w:r>
-        <w:t xml:space="preserve"> im </w:t>
-      </w:r>
-      <w:proofErr w:type="spellStart"/>
-      <w:r>
-        <w:t>Exam</w:t>
-      </w:r>
-      <w:proofErr w:type="spellEnd"/>
-      <w:r>
-        <w:t xml:space="preserve"> Modus ein Score von 27 richtigen Lösungen aus 30 Aufgaben erreicht werden. Ist dieses Ziel erreicht, soll davon ein Screenshot gemacht werden.</w:t>
+        <w:t>Es soll im Programm BeARouter im Exam Modus ein Score von 27 richtigen Lösungen aus 30 Aufgaben erreicht werden. Ist dieses Ziel erreicht, soll davon ein Screenshot gemacht werden.</w:t>
       </w:r>
     </w:p>
     <w:p>
@@ -3268,13 +3227,8 @@
         <w:t>: Erfolgszertifikat</w:t>
       </w:r>
       <w:r>
-        <w:t xml:space="preserve"> </w:t>
-      </w:r>
-      <w:proofErr w:type="spellStart"/>
-      <w:r>
-        <w:t>BeARouter</w:t>
-      </w:r>
-      <w:proofErr w:type="spellEnd"/>
+        <w:t xml:space="preserve"> BeARouter</w:t>
+      </w:r>
     </w:p>
     <w:p>
       <w:pPr>
@@ -3301,15 +3255,7 @@
         <w:t xml:space="preserve">Diese Aufgabe ist in zwei Teile aufgeteilt. Im ersten Teil soll aufgrund eines vorgegebenen Netzwerkes für einen Router seine Routingtabelle angelegt werden. Diese Tabelle wird unter Lösungen aufgeführt werden. Im zweiten Teil soll aufgrund eines vorgegebenen Szenarios das Subnetting, die Routingtabellen und ein entsprechendes Netzwerk im Programm </w:t>
       </w:r>
       <w:r>
-        <w:t>CISCO-</w:t>
-      </w:r>
-      <w:proofErr w:type="spellStart"/>
-      <w:r>
-        <w:t>Packettracer</w:t>
-      </w:r>
-      <w:proofErr w:type="spellEnd"/>
-      <w:r>
-        <w:t xml:space="preserve"> </w:t>
+        <w:t xml:space="preserve">CISCO-Packettracer </w:t>
       </w:r>
       <w:r>
         <w:t>erstellt werden. Die Dokumentation der Vorgehensweise ist unter Bearbeitung zu finden. Die schlussendlichen Produkte sind unter Lösungen abgelegt.</w:t>
@@ -3383,13 +3329,8 @@
         <w:t xml:space="preserve"> und ein Netz in </w:t>
       </w:r>
       <w:r>
-        <w:t>CISCO-</w:t>
-      </w:r>
-      <w:proofErr w:type="spellStart"/>
-      <w:r>
-        <w:t>Packettracer</w:t>
-      </w:r>
-      <w:proofErr w:type="spellEnd"/>
+        <w:t>CISCO-Packettracer</w:t>
+      </w:r>
       <w:r>
         <w:t xml:space="preserve"> aufzubauen</w:t>
       </w:r>
@@ -3436,13 +3377,8 @@
       <w:pPr>
         <w:ind w:left="708"/>
       </w:pPr>
-      <w:proofErr w:type="spellStart"/>
-      <w:r>
-        <w:t>Application</w:t>
-      </w:r>
-      <w:proofErr w:type="spellEnd"/>
-      <w:r>
-        <w:t>:</w:t>
+      <w:r>
+        <w:t>Application:</w:t>
       </w:r>
       <w:r>
         <w:br/>
@@ -3462,13 +3398,8 @@
       <w:pPr>
         <w:ind w:left="708"/>
       </w:pPr>
-      <w:proofErr w:type="spellStart"/>
-      <w:r>
-        <w:t>Presentation</w:t>
-      </w:r>
-      <w:proofErr w:type="spellEnd"/>
-      <w:r>
-        <w:t>:</w:t>
+      <w:r>
+        <w:t>Presentation:</w:t>
       </w:r>
       <w:r>
         <w:br/>
@@ -3560,13 +3491,8 @@
       <w:pPr>
         <w:ind w:left="708"/>
       </w:pPr>
-      <w:proofErr w:type="spellStart"/>
-      <w:r>
-        <w:t>Physical</w:t>
-      </w:r>
-      <w:proofErr w:type="spellEnd"/>
-      <w:r>
-        <w:t>:</w:t>
+      <w:r>
+        <w:t>Physical:</w:t>
       </w:r>
       <w:r>
         <w:t xml:space="preserve"> </w:t>
@@ -4504,15 +4430,7 @@
               <w:cnfStyle w:val="000000000000" w:firstRow="0" w:lastRow="0" w:firstColumn="0" w:lastColumn="0" w:oddVBand="0" w:evenVBand="0" w:oddHBand="0" w:evenHBand="0" w:firstRowFirstColumn="0" w:firstRowLastColumn="0" w:lastRowFirstColumn="0" w:lastRowLastColumn="0"/>
             </w:pPr>
             <w:r>
-              <w:t xml:space="preserve">DNS </w:t>
-            </w:r>
-            <w:proofErr w:type="spellStart"/>
-            <w:r>
-              <w:t>over</w:t>
-            </w:r>
-            <w:proofErr w:type="spellEnd"/>
-            <w:r>
-              <w:t xml:space="preserve"> TLS</w:t>
+              <w:t>DNS over TLS</w:t>
             </w:r>
           </w:p>
         </w:tc>
@@ -4563,15 +4481,7 @@
               <w:cnfStyle w:val="000000100000" w:firstRow="0" w:lastRow="0" w:firstColumn="0" w:lastColumn="0" w:oddVBand="0" w:evenVBand="0" w:oddHBand="1" w:evenHBand="0" w:firstRowFirstColumn="0" w:firstRowLastColumn="0" w:lastRowFirstColumn="0" w:lastRowLastColumn="0"/>
             </w:pPr>
             <w:r>
-              <w:t xml:space="preserve">Dynamic Host </w:t>
-            </w:r>
-            <w:proofErr w:type="spellStart"/>
-            <w:r>
-              <w:t>Configuration</w:t>
-            </w:r>
-            <w:proofErr w:type="spellEnd"/>
-            <w:r>
-              <w:t xml:space="preserve"> Protocol v4</w:t>
+              <w:t>Dynamic Host Configuration Protocol v4</w:t>
             </w:r>
           </w:p>
         </w:tc>
@@ -4621,15 +4531,7 @@
               <w:cnfStyle w:val="000000000000" w:firstRow="0" w:lastRow="0" w:firstColumn="0" w:lastColumn="0" w:oddVBand="0" w:evenVBand="0" w:oddHBand="0" w:evenHBand="0" w:firstRowFirstColumn="0" w:firstRowLastColumn="0" w:lastRowFirstColumn="0" w:lastRowLastColumn="0"/>
             </w:pPr>
             <w:r>
-              <w:t xml:space="preserve">Dynamic Host </w:t>
-            </w:r>
-            <w:proofErr w:type="spellStart"/>
-            <w:r>
-              <w:t>Configuration</w:t>
-            </w:r>
-            <w:proofErr w:type="spellEnd"/>
-            <w:r>
-              <w:t xml:space="preserve"> Protocol v6</w:t>
+              <w:t>Dynamic Host Configuration Protocol v6</w:t>
             </w:r>
           </w:p>
         </w:tc>
@@ -4730,15 +4632,7 @@
               <w:cnfStyle w:val="000000000000" w:firstRow="0" w:lastRow="0" w:firstColumn="0" w:lastColumn="0" w:oddVBand="0" w:evenVBand="0" w:oddHBand="0" w:evenHBand="0" w:firstRowFirstColumn="0" w:firstRowLastColumn="0" w:lastRowFirstColumn="0" w:lastRowLastColumn="0"/>
             </w:pPr>
             <w:r>
-              <w:t xml:space="preserve">Telnet </w:t>
-            </w:r>
-            <w:proofErr w:type="spellStart"/>
-            <w:r>
-              <w:t>over</w:t>
-            </w:r>
-            <w:proofErr w:type="spellEnd"/>
-            <w:r>
-              <w:t xml:space="preserve"> TLS</w:t>
+              <w:t>Telnet over TLS</w:t>
             </w:r>
           </w:p>
         </w:tc>
@@ -4774,15 +4668,7 @@
         <w:t xml:space="preserve">Die Dokumentation der durchgeführten Schritte in </w:t>
       </w:r>
       <w:r>
-        <w:t>CISCO-</w:t>
-      </w:r>
-      <w:proofErr w:type="spellStart"/>
-      <w:r>
-        <w:t>Packettracer</w:t>
-      </w:r>
-      <w:proofErr w:type="spellEnd"/>
-      <w:r>
-        <w:t xml:space="preserve"> </w:t>
+        <w:t xml:space="preserve">CISCO-Packettracer </w:t>
       </w:r>
       <w:r>
         <w:t>ist unter Screenshots zu finden</w:t>
@@ -4857,15 +4743,7 @@
         </w:numPr>
       </w:pPr>
       <w:r>
-        <w:t xml:space="preserve">Um diese Frage zu klären, habe ich bei dem Gerät PC 21 den ARP-Cache gelöscht (siehe Abbildung: Leerer ARP-Cache). Anschliessend habe ich einen Ping auf das Gerät 12 gestartet. </w:t>
-      </w:r>
-      <w:proofErr w:type="spellStart"/>
-      <w:r>
-        <w:t>Darauf hin</w:t>
-      </w:r>
-      <w:proofErr w:type="spellEnd"/>
-      <w:r>
-        <w:t xml:space="preserve"> gab es einen neuen </w:t>
+        <w:t xml:space="preserve">Um diese Frage zu klären, habe ich bei dem Gerät PC 21 den ARP-Cache gelöscht (siehe Abbildung: Leerer ARP-Cache). Anschliessend habe ich einen Ping auf das Gerät 12 gestartet. Darauf hin gab es einen neuen </w:t>
       </w:r>
       <w:r>
         <w:lastRenderedPageBreak/>
@@ -4959,15 +4837,7 @@
     </w:p>
     <w:p>
       <w:r>
-        <w:t xml:space="preserve">Hinweis: Beim Aufbauen dieses Netzes ist zu beachten, dass auf dem Router 1 unter </w:t>
-      </w:r>
-      <w:proofErr w:type="spellStart"/>
-      <w:r>
-        <w:t>Config</w:t>
-      </w:r>
-      <w:proofErr w:type="spellEnd"/>
-      <w:r>
-        <w:t xml:space="preserve"> &gt; Gigabit</w:t>
+        <w:t>Hinweis: Beim Aufbauen dieses Netzes ist zu beachten, dass auf dem Router 1 unter Config &gt; Gigabit</w:t>
       </w:r>
       <w:r>
         <w:t>Ethernet</w:t>
@@ -5744,15 +5614,7 @@
         <w:t xml:space="preserve">Es soll die benötigte Infrastruktur für ein neues Netzwerk zusammengestellt werden. Zudem sollen noch Bandbreiten berechnet und ein Netz im </w:t>
       </w:r>
       <w:r>
-        <w:t>CISCO-</w:t>
-      </w:r>
-      <w:proofErr w:type="spellStart"/>
-      <w:r>
-        <w:t>Packettracer</w:t>
-      </w:r>
-      <w:proofErr w:type="spellEnd"/>
-      <w:r>
-        <w:t xml:space="preserve"> </w:t>
+        <w:t xml:space="preserve">CISCO-Packettracer </w:t>
       </w:r>
       <w:r>
         <w:t>erstellt werden. Die Zwischenschritte (Bearbeitung), Lösungen und Screenshots sind unter dem gleichnamigen Unterkapitel zu finden.</w:t>
@@ -5787,15 +5649,7 @@
         </w:numPr>
       </w:pPr>
       <w:r>
-        <w:t xml:space="preserve">Es folgt die </w:t>
-      </w:r>
-      <w:proofErr w:type="spellStart"/>
-      <w:r>
-        <w:t>Switchingtabelle</w:t>
-      </w:r>
-      <w:proofErr w:type="spellEnd"/>
-      <w:r>
-        <w:t xml:space="preserve"> zur Aufgabe 1.</w:t>
+        <w:t>Es folgt die Switchingtabelle zur Aufgabe 1.</w:t>
       </w:r>
     </w:p>
     <w:tbl>
@@ -6351,15 +6205,7 @@
               </w:rPr>
             </w:pPr>
             <w:r>
-              <w:t xml:space="preserve">Multi-Gig Ports (100M–10G), </w:t>
-            </w:r>
-            <w:proofErr w:type="spellStart"/>
-            <w:r>
-              <w:t>Autonegotiation</w:t>
-            </w:r>
-            <w:proofErr w:type="spellEnd"/>
-            <w:r>
-              <w:t xml:space="preserve"> und Auto-MDI-X Standard</w:t>
+              <w:t>Multi-Gig Ports (100M–10G), Autonegotiation und Auto-MDI-X Standard</w:t>
             </w:r>
           </w:p>
         </w:tc>
@@ -6421,15 +6267,7 @@
           </w:tcPr>
           <w:p>
             <w:r>
-              <w:t xml:space="preserve">24× </w:t>
-            </w:r>
-            <w:proofErr w:type="spellStart"/>
-            <w:r>
-              <w:t>PoE</w:t>
-            </w:r>
-            <w:proofErr w:type="spellEnd"/>
-            <w:r>
-              <w:t>++ (bis 60W pro Port)</w:t>
+              <w:t>24× PoE++ (bis 60W pro Port)</w:t>
             </w:r>
           </w:p>
         </w:tc>
@@ -6468,13 +6306,8 @@
           </w:tcPr>
           <w:p>
             <w:r>
-              <w:t xml:space="preserve">Standard 19" </w:t>
-            </w:r>
-            <w:proofErr w:type="spellStart"/>
-            <w:r>
-              <w:t>Rackmount</w:t>
-            </w:r>
-            <w:proofErr w:type="spellEnd"/>
+              <w:t>Standard 19" Rackmount</w:t>
+            </w:r>
           </w:p>
         </w:tc>
       </w:tr>
@@ -6504,23 +6337,7 @@
           </w:tcPr>
           <w:p>
             <w:r>
-              <w:t>10G Non-</w:t>
-            </w:r>
-            <w:proofErr w:type="spellStart"/>
-            <w:r>
-              <w:t>blocking</w:t>
-            </w:r>
-            <w:proofErr w:type="spellEnd"/>
-            <w:r>
-              <w:t xml:space="preserve"> </w:t>
-            </w:r>
-            <w:proofErr w:type="spellStart"/>
-            <w:r>
-              <w:t>Switching</w:t>
-            </w:r>
-            <w:proofErr w:type="spellEnd"/>
-            <w:r>
-              <w:t>, 25G Uplinks</w:t>
+              <w:t>10G Non-blocking Switching, 25G Uplinks</w:t>
             </w:r>
           </w:p>
         </w:tc>
@@ -6572,7 +6389,52 @@
       </w:r>
       <w:r>
         <w:lastRenderedPageBreak/>
-        <w:t>haben scheint. Daher ist auf dem zweiten Screenshot auch keine Einträge zu sehen.</w:t>
+        <w:t xml:space="preserve">haben scheint. Daher </w:t>
+      </w:r>
+      <w:r>
+        <w:t>sind</w:t>
+      </w:r>
+      <w:r>
+        <w:t xml:space="preserve"> auf dem zweiten Screenshot auch keine Einträge zu sehen.</w:t>
+      </w:r>
+    </w:p>
+    <w:p>
+      <w:pPr>
+        <w:pStyle w:val="Listenabsatz"/>
+        <w:numPr>
+          <w:ilvl w:val="0"/>
+          <w:numId w:val="5"/>
+        </w:numPr>
+      </w:pPr>
+      <w:r>
+        <w:t>Es folgen die gerundeten Ergebnisse zu den Berechnungsaufgaben zum Thema Datendurchsatz.</w:t>
+      </w:r>
+      <w:r>
+        <w:br/>
+        <w:t>1) 83 BTX</w:t>
+      </w:r>
+      <w:r>
+        <w:br/>
+        <w:t>2) 45 BTX</w:t>
+      </w:r>
+      <w:r>
+        <w:br/>
+        <w:t>3) 50 BTX</w:t>
+      </w:r>
+      <w:r>
+        <w:br/>
+        <w:t>4) PCs in Richtung SRV2 = 53 BTX, PC in Richtung SRV1 = 100 BTX</w:t>
+      </w:r>
+      <w:r>
+        <w:br/>
+        <w:t xml:space="preserve">5) </w:t>
+      </w:r>
+      <w:r>
+        <w:t>34 BTX</w:t>
+      </w:r>
+      <w:r>
+        <w:br/>
+        <w:t>6) 24 BTX</w:t>
       </w:r>
     </w:p>
     <w:p>
@@ -6870,7 +6732,7 @@
         <w:bCs/>
       </w:rPr>
     </w:lvl>
-    <w:lvl w:ilvl="1" w:tplc="08070019" w:tentative="1">
+    <w:lvl w:ilvl="1" w:tplc="08070019">
       <w:start w:val="1"/>
       <w:numFmt w:val="lowerLetter"/>
       <w:lvlText w:val="%2."/>
@@ -8652,10 +8514,10 @@
     <w:rsid w:val="00041762"/>
     <w:rsid w:val="001A7A50"/>
     <w:rsid w:val="001B3170"/>
+    <w:rsid w:val="00290DD5"/>
     <w:rsid w:val="00367509"/>
     <w:rsid w:val="004A4E5D"/>
     <w:rsid w:val="00717388"/>
-    <w:rsid w:val="00845016"/>
     <w:rsid w:val="00863F34"/>
     <w:rsid w:val="008679E4"/>
     <w:rsid w:val="00922DF0"/>

--- a/M129/Projekt_LB2/Dokumentation/Dokumentation_M129_LB2.docx
+++ b/M129/Projekt_LB2/Dokumentation/Dokumentation_M129_LB2.docx
@@ -2992,6 +2992,7 @@
         <w:pStyle w:val="berschrift2"/>
       </w:pPr>
       <w:bookmarkStart w:id="1" w:name="_Toc227045952"/>
+      <w:proofErr w:type="spellStart"/>
       <w:r>
         <w:rPr>
           <w:highlight w:val="green"/>
@@ -2999,6 +3000,7 @@
         <w:t>BeASwitch</w:t>
       </w:r>
       <w:bookmarkEnd w:id="1"/>
+      <w:proofErr w:type="spellEnd"/>
     </w:p>
     <w:p>
       <w:pPr>
@@ -3012,7 +3014,23 @@
     </w:p>
     <w:p>
       <w:r>
-        <w:t>Es soll im Programm BeASwitch im Exam Modus ein Score von 27 richtigen Lösungen aus 30 Aufgaben erreicht werden. Ist dieses Ziel erreicht, soll davon ein Screenshot gemacht werden.</w:t>
+        <w:t xml:space="preserve">Es soll im Programm </w:t>
+      </w:r>
+      <w:proofErr w:type="spellStart"/>
+      <w:r>
+        <w:t>BeASwitch</w:t>
+      </w:r>
+      <w:proofErr w:type="spellEnd"/>
+      <w:r>
+        <w:t xml:space="preserve"> im </w:t>
+      </w:r>
+      <w:proofErr w:type="spellStart"/>
+      <w:r>
+        <w:t>Exam</w:t>
+      </w:r>
+      <w:proofErr w:type="spellEnd"/>
+      <w:r>
+        <w:t xml:space="preserve"> Modus ein Score von 27 richtigen Lösungen aus 30 Aufgaben erreicht werden. Ist dieses Ziel erreicht, soll davon ein Screenshot gemacht werden.</w:t>
       </w:r>
     </w:p>
     <w:p>
@@ -3105,14 +3123,20 @@
         <w:t>: Erfolgszertifikat</w:t>
       </w:r>
       <w:r>
-        <w:t xml:space="preserve"> BeASwitch</w:t>
-      </w:r>
+        <w:t xml:space="preserve"> </w:t>
+      </w:r>
+      <w:proofErr w:type="spellStart"/>
+      <w:r>
+        <w:t>BeASwitch</w:t>
+      </w:r>
+      <w:proofErr w:type="spellEnd"/>
     </w:p>
     <w:p>
       <w:pPr>
         <w:pStyle w:val="berschrift2"/>
       </w:pPr>
       <w:bookmarkStart w:id="4" w:name="_Toc227045955"/>
+      <w:proofErr w:type="spellStart"/>
       <w:r>
         <w:rPr>
           <w:highlight w:val="green"/>
@@ -3120,6 +3144,7 @@
         <w:t>BeARouter</w:t>
       </w:r>
       <w:bookmarkEnd w:id="4"/>
+      <w:proofErr w:type="spellEnd"/>
     </w:p>
     <w:p>
       <w:pPr>
@@ -3133,7 +3158,23 @@
     </w:p>
     <w:p>
       <w:r>
-        <w:t>Es soll im Programm BeARouter im Exam Modus ein Score von 27 richtigen Lösungen aus 30 Aufgaben erreicht werden. Ist dieses Ziel erreicht, soll davon ein Screenshot gemacht werden.</w:t>
+        <w:t xml:space="preserve">Es soll im Programm </w:t>
+      </w:r>
+      <w:proofErr w:type="spellStart"/>
+      <w:r>
+        <w:t>BeARouter</w:t>
+      </w:r>
+      <w:proofErr w:type="spellEnd"/>
+      <w:r>
+        <w:t xml:space="preserve"> im </w:t>
+      </w:r>
+      <w:proofErr w:type="spellStart"/>
+      <w:r>
+        <w:t>Exam</w:t>
+      </w:r>
+      <w:proofErr w:type="spellEnd"/>
+      <w:r>
+        <w:t xml:space="preserve"> Modus ein Score von 27 richtigen Lösungen aus 30 Aufgaben erreicht werden. Ist dieses Ziel erreicht, soll davon ein Screenshot gemacht werden.</w:t>
       </w:r>
     </w:p>
     <w:p>
@@ -3227,8 +3268,13 @@
         <w:t>: Erfolgszertifikat</w:t>
       </w:r>
       <w:r>
-        <w:t xml:space="preserve"> BeARouter</w:t>
-      </w:r>
+        <w:t xml:space="preserve"> </w:t>
+      </w:r>
+      <w:proofErr w:type="spellStart"/>
+      <w:r>
+        <w:t>BeARouter</w:t>
+      </w:r>
+      <w:proofErr w:type="spellEnd"/>
     </w:p>
     <w:p>
       <w:pPr>
@@ -3255,7 +3301,15 @@
         <w:t xml:space="preserve">Diese Aufgabe ist in zwei Teile aufgeteilt. Im ersten Teil soll aufgrund eines vorgegebenen Netzwerkes für einen Router seine Routingtabelle angelegt werden. Diese Tabelle wird unter Lösungen aufgeführt werden. Im zweiten Teil soll aufgrund eines vorgegebenen Szenarios das Subnetting, die Routingtabellen und ein entsprechendes Netzwerk im Programm </w:t>
       </w:r>
       <w:r>
-        <w:t xml:space="preserve">CISCO-Packettracer </w:t>
+        <w:t>CISCO-</w:t>
+      </w:r>
+      <w:proofErr w:type="spellStart"/>
+      <w:r>
+        <w:t>Packettracer</w:t>
+      </w:r>
+      <w:proofErr w:type="spellEnd"/>
+      <w:r>
+        <w:t xml:space="preserve"> </w:t>
       </w:r>
       <w:r>
         <w:t>erstellt werden. Die Dokumentation der Vorgehensweise ist unter Bearbeitung zu finden. Die schlussendlichen Produkte sind unter Lösungen abgelegt.</w:t>
@@ -3281,6 +3335,831 @@
       </w:r>
       <w:bookmarkEnd w:id="10"/>
     </w:p>
+    <w:p>
+      <w:pPr>
+        <w:pStyle w:val="Listenabsatz"/>
+        <w:numPr>
+          <w:ilvl w:val="0"/>
+          <w:numId w:val="7"/>
+        </w:numPr>
+      </w:pPr>
+      <w:r>
+        <w:t>Es</w:t>
+      </w:r>
+      <w:r>
+        <w:t xml:space="preserve"> folgt die Routingtabelle zur Aufgabe 1.</w:t>
+      </w:r>
+      <w:r>
+        <w:br/>
+      </w:r>
+    </w:p>
+    <w:tbl>
+      <w:tblPr>
+        <w:tblStyle w:val="Gitternetztabelle4Akzent1"/>
+        <w:tblW w:w="0" w:type="auto"/>
+        <w:tblLook w:val="04A0" w:firstRow="1" w:lastRow="0" w:firstColumn="1" w:lastColumn="0" w:noHBand="0" w:noVBand="1"/>
+      </w:tblPr>
+      <w:tblGrid>
+        <w:gridCol w:w="1458"/>
+        <w:gridCol w:w="1961"/>
+        <w:gridCol w:w="1320"/>
+        <w:gridCol w:w="917"/>
+        <w:gridCol w:w="1207"/>
+      </w:tblGrid>
+      <w:tr>
+        <w:trPr>
+          <w:cnfStyle w:val="100000000000" w:firstRow="1" w:lastRow="0" w:firstColumn="0" w:lastColumn="0" w:oddVBand="0" w:evenVBand="0" w:oddHBand="0" w:evenHBand="0" w:firstRowFirstColumn="0" w:firstRowLastColumn="0" w:lastRowFirstColumn="0" w:lastRowLastColumn="0"/>
+        </w:trPr>
+        <w:tc>
+          <w:tcPr>
+            <w:cnfStyle w:val="001000000000" w:firstRow="0" w:lastRow="0" w:firstColumn="1" w:lastColumn="0" w:oddVBand="0" w:evenVBand="0" w:oddHBand="0" w:evenHBand="0" w:firstRowFirstColumn="0" w:firstRowLastColumn="0" w:lastRowFirstColumn="0" w:lastRowLastColumn="0"/>
+            <w:tcW w:w="0" w:type="auto"/>
+            <w:hideMark/>
+          </w:tcPr>
+          <w:p>
+            <w:pPr>
+              <w:spacing w:after="160" w:line="278" w:lineRule="auto"/>
+            </w:pPr>
+            <w:r>
+              <w:t>Zielnetz</w:t>
+            </w:r>
+          </w:p>
+        </w:tc>
+        <w:tc>
+          <w:tcPr>
+            <w:tcW w:w="0" w:type="auto"/>
+            <w:hideMark/>
+          </w:tcPr>
+          <w:p>
+            <w:pPr>
+              <w:spacing w:after="160" w:line="278" w:lineRule="auto"/>
+              <w:cnfStyle w:val="100000000000" w:firstRow="1" w:lastRow="0" w:firstColumn="0" w:lastColumn="0" w:oddVBand="0" w:evenVBand="0" w:oddHBand="0" w:evenHBand="0" w:firstRowFirstColumn="0" w:firstRowLastColumn="0" w:lastRowFirstColumn="0" w:lastRowLastColumn="0"/>
+            </w:pPr>
+            <w:r>
+              <w:t>Netzmaske</w:t>
+            </w:r>
+          </w:p>
+        </w:tc>
+        <w:tc>
+          <w:tcPr>
+            <w:tcW w:w="0" w:type="auto"/>
+            <w:hideMark/>
+          </w:tcPr>
+          <w:p>
+            <w:pPr>
+              <w:spacing w:after="160" w:line="278" w:lineRule="auto"/>
+              <w:cnfStyle w:val="100000000000" w:firstRow="1" w:lastRow="0" w:firstColumn="0" w:lastColumn="0" w:oddVBand="0" w:evenVBand="0" w:oddHBand="0" w:evenHBand="0" w:firstRowFirstColumn="0" w:firstRowLastColumn="0" w:lastRowFirstColumn="0" w:lastRowLastColumn="0"/>
+            </w:pPr>
+            <w:r>
+              <w:t>Next Hop</w:t>
+            </w:r>
+          </w:p>
+        </w:tc>
+        <w:tc>
+          <w:tcPr>
+            <w:tcW w:w="0" w:type="auto"/>
+            <w:hideMark/>
+          </w:tcPr>
+          <w:p>
+            <w:pPr>
+              <w:spacing w:after="160" w:line="278" w:lineRule="auto"/>
+              <w:cnfStyle w:val="100000000000" w:firstRow="1" w:lastRow="0" w:firstColumn="0" w:lastColumn="0" w:oddVBand="0" w:evenVBand="0" w:oddHBand="0" w:evenHBand="0" w:firstRowFirstColumn="0" w:firstRowLastColumn="0" w:lastRowFirstColumn="0" w:lastRowLastColumn="0"/>
+            </w:pPr>
+            <w:proofErr w:type="spellStart"/>
+            <w:r>
+              <w:t>Metric</w:t>
+            </w:r>
+            <w:proofErr w:type="spellEnd"/>
+          </w:p>
+        </w:tc>
+        <w:tc>
+          <w:tcPr>
+            <w:tcW w:w="0" w:type="auto"/>
+            <w:hideMark/>
+          </w:tcPr>
+          <w:p>
+            <w:pPr>
+              <w:spacing w:after="160" w:line="278" w:lineRule="auto"/>
+              <w:cnfStyle w:val="100000000000" w:firstRow="1" w:lastRow="0" w:firstColumn="0" w:lastColumn="0" w:oddVBand="0" w:evenVBand="0" w:oddHBand="0" w:evenHBand="0" w:firstRowFirstColumn="0" w:firstRowLastColumn="0" w:lastRowFirstColumn="0" w:lastRowLastColumn="0"/>
+            </w:pPr>
+            <w:r>
+              <w:t>Interface</w:t>
+            </w:r>
+          </w:p>
+        </w:tc>
+      </w:tr>
+      <w:tr>
+        <w:trPr>
+          <w:cnfStyle w:val="000000100000" w:firstRow="0" w:lastRow="0" w:firstColumn="0" w:lastColumn="0" w:oddVBand="0" w:evenVBand="0" w:oddHBand="1" w:evenHBand="0" w:firstRowFirstColumn="0" w:firstRowLastColumn="0" w:lastRowFirstColumn="0" w:lastRowLastColumn="0"/>
+        </w:trPr>
+        <w:tc>
+          <w:tcPr>
+            <w:cnfStyle w:val="001000000000" w:firstRow="0" w:lastRow="0" w:firstColumn="1" w:lastColumn="0" w:oddVBand="0" w:evenVBand="0" w:oddHBand="0" w:evenHBand="0" w:firstRowFirstColumn="0" w:firstRowLastColumn="0" w:lastRowFirstColumn="0" w:lastRowLastColumn="0"/>
+            <w:tcW w:w="0" w:type="auto"/>
+            <w:hideMark/>
+          </w:tcPr>
+          <w:p>
+            <w:pPr>
+              <w:spacing w:after="160" w:line="278" w:lineRule="auto"/>
+            </w:pPr>
+            <w:r>
+              <w:t>172.16.0.0</w:t>
+            </w:r>
+          </w:p>
+        </w:tc>
+        <w:tc>
+          <w:tcPr>
+            <w:tcW w:w="0" w:type="auto"/>
+            <w:hideMark/>
+          </w:tcPr>
+          <w:p>
+            <w:pPr>
+              <w:spacing w:after="160" w:line="278" w:lineRule="auto"/>
+              <w:cnfStyle w:val="000000100000" w:firstRow="0" w:lastRow="0" w:firstColumn="0" w:lastColumn="0" w:oddVBand="0" w:evenVBand="0" w:oddHBand="1" w:evenHBand="0" w:firstRowFirstColumn="0" w:firstRowLastColumn="0" w:lastRowFirstColumn="0" w:lastRowLastColumn="0"/>
+            </w:pPr>
+            <w:r>
+              <w:t>255.255.0.0</w:t>
+            </w:r>
+          </w:p>
+        </w:tc>
+        <w:tc>
+          <w:tcPr>
+            <w:tcW w:w="0" w:type="auto"/>
+            <w:hideMark/>
+          </w:tcPr>
+          <w:p>
+            <w:pPr>
+              <w:spacing w:after="160" w:line="278" w:lineRule="auto"/>
+              <w:cnfStyle w:val="000000100000" w:firstRow="0" w:lastRow="0" w:firstColumn="0" w:lastColumn="0" w:oddVBand="0" w:evenVBand="0" w:oddHBand="1" w:evenHBand="0" w:firstRowFirstColumn="0" w:firstRowLastColumn="0" w:lastRowFirstColumn="0" w:lastRowLastColumn="0"/>
+            </w:pPr>
+            <w:r>
+              <w:t>–</w:t>
+            </w:r>
+          </w:p>
+        </w:tc>
+        <w:tc>
+          <w:tcPr>
+            <w:tcW w:w="0" w:type="auto"/>
+            <w:hideMark/>
+          </w:tcPr>
+          <w:p>
+            <w:pPr>
+              <w:spacing w:after="160" w:line="278" w:lineRule="auto"/>
+              <w:cnfStyle w:val="000000100000" w:firstRow="0" w:lastRow="0" w:firstColumn="0" w:lastColumn="0" w:oddVBand="0" w:evenVBand="0" w:oddHBand="1" w:evenHBand="0" w:firstRowFirstColumn="0" w:firstRowLastColumn="0" w:lastRowFirstColumn="0" w:lastRowLastColumn="0"/>
+            </w:pPr>
+            <w:r>
+              <w:t>0</w:t>
+            </w:r>
+          </w:p>
+        </w:tc>
+        <w:tc>
+          <w:tcPr>
+            <w:tcW w:w="0" w:type="auto"/>
+            <w:hideMark/>
+          </w:tcPr>
+          <w:p>
+            <w:pPr>
+              <w:spacing w:after="160" w:line="278" w:lineRule="auto"/>
+              <w:cnfStyle w:val="000000100000" w:firstRow="0" w:lastRow="0" w:firstColumn="0" w:lastColumn="0" w:oddVBand="0" w:evenVBand="0" w:oddHBand="1" w:evenHBand="0" w:firstRowFirstColumn="0" w:firstRowLastColumn="0" w:lastRowFirstColumn="0" w:lastRowLastColumn="0"/>
+            </w:pPr>
+            <w:r>
+              <w:t>eth0</w:t>
+            </w:r>
+          </w:p>
+        </w:tc>
+      </w:tr>
+      <w:tr>
+        <w:tc>
+          <w:tcPr>
+            <w:cnfStyle w:val="001000000000" w:firstRow="0" w:lastRow="0" w:firstColumn="1" w:lastColumn="0" w:oddVBand="0" w:evenVBand="0" w:oddHBand="0" w:evenHBand="0" w:firstRowFirstColumn="0" w:firstRowLastColumn="0" w:lastRowFirstColumn="0" w:lastRowLastColumn="0"/>
+            <w:tcW w:w="0" w:type="auto"/>
+            <w:hideMark/>
+          </w:tcPr>
+          <w:p>
+            <w:pPr>
+              <w:spacing w:after="160" w:line="278" w:lineRule="auto"/>
+            </w:pPr>
+            <w:r>
+              <w:t>172.31.1.0</w:t>
+            </w:r>
+          </w:p>
+        </w:tc>
+        <w:tc>
+          <w:tcPr>
+            <w:tcW w:w="0" w:type="auto"/>
+            <w:hideMark/>
+          </w:tcPr>
+          <w:p>
+            <w:pPr>
+              <w:spacing w:after="160" w:line="278" w:lineRule="auto"/>
+              <w:cnfStyle w:val="000000000000" w:firstRow="0" w:lastRow="0" w:firstColumn="0" w:lastColumn="0" w:oddVBand="0" w:evenVBand="0" w:oddHBand="0" w:evenHBand="0" w:firstRowFirstColumn="0" w:firstRowLastColumn="0" w:lastRowFirstColumn="0" w:lastRowLastColumn="0"/>
+            </w:pPr>
+            <w:r>
+              <w:t>255.255.255.252</w:t>
+            </w:r>
+          </w:p>
+        </w:tc>
+        <w:tc>
+          <w:tcPr>
+            <w:tcW w:w="0" w:type="auto"/>
+            <w:hideMark/>
+          </w:tcPr>
+          <w:p>
+            <w:pPr>
+              <w:spacing w:after="160" w:line="278" w:lineRule="auto"/>
+              <w:cnfStyle w:val="000000000000" w:firstRow="0" w:lastRow="0" w:firstColumn="0" w:lastColumn="0" w:oddVBand="0" w:evenVBand="0" w:oddHBand="0" w:evenHBand="0" w:firstRowFirstColumn="0" w:firstRowLastColumn="0" w:lastRowFirstColumn="0" w:lastRowLastColumn="0"/>
+            </w:pPr>
+            <w:r>
+              <w:t>–</w:t>
+            </w:r>
+          </w:p>
+        </w:tc>
+        <w:tc>
+          <w:tcPr>
+            <w:tcW w:w="0" w:type="auto"/>
+            <w:hideMark/>
+          </w:tcPr>
+          <w:p>
+            <w:pPr>
+              <w:spacing w:after="160" w:line="278" w:lineRule="auto"/>
+              <w:cnfStyle w:val="000000000000" w:firstRow="0" w:lastRow="0" w:firstColumn="0" w:lastColumn="0" w:oddVBand="0" w:evenVBand="0" w:oddHBand="0" w:evenHBand="0" w:firstRowFirstColumn="0" w:firstRowLastColumn="0" w:lastRowFirstColumn="0" w:lastRowLastColumn="0"/>
+            </w:pPr>
+            <w:r>
+              <w:t>0</w:t>
+            </w:r>
+          </w:p>
+        </w:tc>
+        <w:tc>
+          <w:tcPr>
+            <w:tcW w:w="0" w:type="auto"/>
+            <w:hideMark/>
+          </w:tcPr>
+          <w:p>
+            <w:pPr>
+              <w:spacing w:after="160" w:line="278" w:lineRule="auto"/>
+              <w:cnfStyle w:val="000000000000" w:firstRow="0" w:lastRow="0" w:firstColumn="0" w:lastColumn="0" w:oddVBand="0" w:evenVBand="0" w:oddHBand="0" w:evenHBand="0" w:firstRowFirstColumn="0" w:firstRowLastColumn="0" w:lastRowFirstColumn="0" w:lastRowLastColumn="0"/>
+            </w:pPr>
+            <w:r>
+              <w:t>eth1</w:t>
+            </w:r>
+          </w:p>
+        </w:tc>
+      </w:tr>
+      <w:tr>
+        <w:trPr>
+          <w:cnfStyle w:val="000000100000" w:firstRow="0" w:lastRow="0" w:firstColumn="0" w:lastColumn="0" w:oddVBand="0" w:evenVBand="0" w:oddHBand="1" w:evenHBand="0" w:firstRowFirstColumn="0" w:firstRowLastColumn="0" w:lastRowFirstColumn="0" w:lastRowLastColumn="0"/>
+        </w:trPr>
+        <w:tc>
+          <w:tcPr>
+            <w:cnfStyle w:val="001000000000" w:firstRow="0" w:lastRow="0" w:firstColumn="1" w:lastColumn="0" w:oddVBand="0" w:evenVBand="0" w:oddHBand="0" w:evenHBand="0" w:firstRowFirstColumn="0" w:firstRowLastColumn="0" w:lastRowFirstColumn="0" w:lastRowLastColumn="0"/>
+            <w:tcW w:w="0" w:type="auto"/>
+            <w:hideMark/>
+          </w:tcPr>
+          <w:p>
+            <w:pPr>
+              <w:spacing w:after="160" w:line="278" w:lineRule="auto"/>
+            </w:pPr>
+            <w:r>
+              <w:t>172.31.1.4</w:t>
+            </w:r>
+          </w:p>
+        </w:tc>
+        <w:tc>
+          <w:tcPr>
+            <w:tcW w:w="0" w:type="auto"/>
+            <w:hideMark/>
+          </w:tcPr>
+          <w:p>
+            <w:pPr>
+              <w:spacing w:after="160" w:line="278" w:lineRule="auto"/>
+              <w:cnfStyle w:val="000000100000" w:firstRow="0" w:lastRow="0" w:firstColumn="0" w:lastColumn="0" w:oddVBand="0" w:evenVBand="0" w:oddHBand="1" w:evenHBand="0" w:firstRowFirstColumn="0" w:firstRowLastColumn="0" w:lastRowFirstColumn="0" w:lastRowLastColumn="0"/>
+            </w:pPr>
+            <w:r>
+              <w:t>255.255.255.252</w:t>
+            </w:r>
+          </w:p>
+        </w:tc>
+        <w:tc>
+          <w:tcPr>
+            <w:tcW w:w="0" w:type="auto"/>
+            <w:hideMark/>
+          </w:tcPr>
+          <w:p>
+            <w:pPr>
+              <w:spacing w:after="160" w:line="278" w:lineRule="auto"/>
+              <w:cnfStyle w:val="000000100000" w:firstRow="0" w:lastRow="0" w:firstColumn="0" w:lastColumn="0" w:oddVBand="0" w:evenVBand="0" w:oddHBand="1" w:evenHBand="0" w:firstRowFirstColumn="0" w:firstRowLastColumn="0" w:lastRowFirstColumn="0" w:lastRowLastColumn="0"/>
+            </w:pPr>
+            <w:r>
+              <w:t>–</w:t>
+            </w:r>
+          </w:p>
+        </w:tc>
+        <w:tc>
+          <w:tcPr>
+            <w:tcW w:w="0" w:type="auto"/>
+            <w:hideMark/>
+          </w:tcPr>
+          <w:p>
+            <w:pPr>
+              <w:spacing w:after="160" w:line="278" w:lineRule="auto"/>
+              <w:cnfStyle w:val="000000100000" w:firstRow="0" w:lastRow="0" w:firstColumn="0" w:lastColumn="0" w:oddVBand="0" w:evenVBand="0" w:oddHBand="1" w:evenHBand="0" w:firstRowFirstColumn="0" w:firstRowLastColumn="0" w:lastRowFirstColumn="0" w:lastRowLastColumn="0"/>
+            </w:pPr>
+            <w:r>
+              <w:t>0</w:t>
+            </w:r>
+          </w:p>
+        </w:tc>
+        <w:tc>
+          <w:tcPr>
+            <w:tcW w:w="0" w:type="auto"/>
+            <w:hideMark/>
+          </w:tcPr>
+          <w:p>
+            <w:pPr>
+              <w:spacing w:after="160" w:line="278" w:lineRule="auto"/>
+              <w:cnfStyle w:val="000000100000" w:firstRow="0" w:lastRow="0" w:firstColumn="0" w:lastColumn="0" w:oddVBand="0" w:evenVBand="0" w:oddHBand="1" w:evenHBand="0" w:firstRowFirstColumn="0" w:firstRowLastColumn="0" w:lastRowFirstColumn="0" w:lastRowLastColumn="0"/>
+            </w:pPr>
+            <w:r>
+              <w:t>eth2</w:t>
+            </w:r>
+          </w:p>
+        </w:tc>
+      </w:tr>
+      <w:tr>
+        <w:tc>
+          <w:tcPr>
+            <w:cnfStyle w:val="001000000000" w:firstRow="0" w:lastRow="0" w:firstColumn="1" w:lastColumn="0" w:oddVBand="0" w:evenVBand="0" w:oddHBand="0" w:evenHBand="0" w:firstRowFirstColumn="0" w:firstRowLastColumn="0" w:lastRowFirstColumn="0" w:lastRowLastColumn="0"/>
+            <w:tcW w:w="0" w:type="auto"/>
+            <w:hideMark/>
+          </w:tcPr>
+          <w:p>
+            <w:pPr>
+              <w:spacing w:after="160" w:line="278" w:lineRule="auto"/>
+            </w:pPr>
+            <w:r>
+              <w:t>172.31.1.8</w:t>
+            </w:r>
+          </w:p>
+        </w:tc>
+        <w:tc>
+          <w:tcPr>
+            <w:tcW w:w="0" w:type="auto"/>
+            <w:hideMark/>
+          </w:tcPr>
+          <w:p>
+            <w:pPr>
+              <w:spacing w:after="160" w:line="278" w:lineRule="auto"/>
+              <w:cnfStyle w:val="000000000000" w:firstRow="0" w:lastRow="0" w:firstColumn="0" w:lastColumn="0" w:oddVBand="0" w:evenVBand="0" w:oddHBand="0" w:evenHBand="0" w:firstRowFirstColumn="0" w:firstRowLastColumn="0" w:lastRowFirstColumn="0" w:lastRowLastColumn="0"/>
+            </w:pPr>
+            <w:r>
+              <w:t>255.255.255.252</w:t>
+            </w:r>
+          </w:p>
+        </w:tc>
+        <w:tc>
+          <w:tcPr>
+            <w:tcW w:w="0" w:type="auto"/>
+            <w:hideMark/>
+          </w:tcPr>
+          <w:p>
+            <w:pPr>
+              <w:spacing w:after="160" w:line="278" w:lineRule="auto"/>
+              <w:cnfStyle w:val="000000000000" w:firstRow="0" w:lastRow="0" w:firstColumn="0" w:lastColumn="0" w:oddVBand="0" w:evenVBand="0" w:oddHBand="0" w:evenHBand="0" w:firstRowFirstColumn="0" w:firstRowLastColumn="0" w:lastRowFirstColumn="0" w:lastRowLastColumn="0"/>
+            </w:pPr>
+            <w:r>
+              <w:t>–</w:t>
+            </w:r>
+          </w:p>
+        </w:tc>
+        <w:tc>
+          <w:tcPr>
+            <w:tcW w:w="0" w:type="auto"/>
+            <w:hideMark/>
+          </w:tcPr>
+          <w:p>
+            <w:pPr>
+              <w:spacing w:after="160" w:line="278" w:lineRule="auto"/>
+              <w:cnfStyle w:val="000000000000" w:firstRow="0" w:lastRow="0" w:firstColumn="0" w:lastColumn="0" w:oddVBand="0" w:evenVBand="0" w:oddHBand="0" w:evenHBand="0" w:firstRowFirstColumn="0" w:firstRowLastColumn="0" w:lastRowFirstColumn="0" w:lastRowLastColumn="0"/>
+            </w:pPr>
+            <w:r>
+              <w:t>0</w:t>
+            </w:r>
+          </w:p>
+        </w:tc>
+        <w:tc>
+          <w:tcPr>
+            <w:tcW w:w="0" w:type="auto"/>
+            <w:hideMark/>
+          </w:tcPr>
+          <w:p>
+            <w:pPr>
+              <w:spacing w:after="160" w:line="278" w:lineRule="auto"/>
+              <w:cnfStyle w:val="000000000000" w:firstRow="0" w:lastRow="0" w:firstColumn="0" w:lastColumn="0" w:oddVBand="0" w:evenVBand="0" w:oddHBand="0" w:evenHBand="0" w:firstRowFirstColumn="0" w:firstRowLastColumn="0" w:lastRowFirstColumn="0" w:lastRowLastColumn="0"/>
+            </w:pPr>
+            <w:r>
+              <w:t>eth3</w:t>
+            </w:r>
+          </w:p>
+        </w:tc>
+      </w:tr>
+      <w:tr>
+        <w:trPr>
+          <w:cnfStyle w:val="000000100000" w:firstRow="0" w:lastRow="0" w:firstColumn="0" w:lastColumn="0" w:oddVBand="0" w:evenVBand="0" w:oddHBand="1" w:evenHBand="0" w:firstRowFirstColumn="0" w:firstRowLastColumn="0" w:lastRowFirstColumn="0" w:lastRowLastColumn="0"/>
+        </w:trPr>
+        <w:tc>
+          <w:tcPr>
+            <w:cnfStyle w:val="001000000000" w:firstRow="0" w:lastRow="0" w:firstColumn="1" w:lastColumn="0" w:oddVBand="0" w:evenVBand="0" w:oddHBand="0" w:evenHBand="0" w:firstRowFirstColumn="0" w:firstRowLastColumn="0" w:lastRowFirstColumn="0" w:lastRowLastColumn="0"/>
+            <w:tcW w:w="0" w:type="auto"/>
+            <w:hideMark/>
+          </w:tcPr>
+          <w:p>
+            <w:pPr>
+              <w:spacing w:after="160" w:line="278" w:lineRule="auto"/>
+            </w:pPr>
+            <w:r>
+              <w:lastRenderedPageBreak/>
+              <w:t>32.160.3.12</w:t>
+            </w:r>
+          </w:p>
+        </w:tc>
+        <w:tc>
+          <w:tcPr>
+            <w:tcW w:w="0" w:type="auto"/>
+            <w:hideMark/>
+          </w:tcPr>
+          <w:p>
+            <w:pPr>
+              <w:spacing w:after="160" w:line="278" w:lineRule="auto"/>
+              <w:cnfStyle w:val="000000100000" w:firstRow="0" w:lastRow="0" w:firstColumn="0" w:lastColumn="0" w:oddVBand="0" w:evenVBand="0" w:oddHBand="1" w:evenHBand="0" w:firstRowFirstColumn="0" w:firstRowLastColumn="0" w:lastRowFirstColumn="0" w:lastRowLastColumn="0"/>
+            </w:pPr>
+            <w:r>
+              <w:t>255.255.255.252</w:t>
+            </w:r>
+          </w:p>
+        </w:tc>
+        <w:tc>
+          <w:tcPr>
+            <w:tcW w:w="0" w:type="auto"/>
+            <w:hideMark/>
+          </w:tcPr>
+          <w:p>
+            <w:pPr>
+              <w:spacing w:after="160" w:line="278" w:lineRule="auto"/>
+              <w:cnfStyle w:val="000000100000" w:firstRow="0" w:lastRow="0" w:firstColumn="0" w:lastColumn="0" w:oddVBand="0" w:evenVBand="0" w:oddHBand="1" w:evenHBand="0" w:firstRowFirstColumn="0" w:firstRowLastColumn="0" w:lastRowFirstColumn="0" w:lastRowLastColumn="0"/>
+            </w:pPr>
+            <w:r>
+              <w:t>–</w:t>
+            </w:r>
+          </w:p>
+        </w:tc>
+        <w:tc>
+          <w:tcPr>
+            <w:tcW w:w="0" w:type="auto"/>
+            <w:hideMark/>
+          </w:tcPr>
+          <w:p>
+            <w:pPr>
+              <w:spacing w:after="160" w:line="278" w:lineRule="auto"/>
+              <w:cnfStyle w:val="000000100000" w:firstRow="0" w:lastRow="0" w:firstColumn="0" w:lastColumn="0" w:oddVBand="0" w:evenVBand="0" w:oddHBand="1" w:evenHBand="0" w:firstRowFirstColumn="0" w:firstRowLastColumn="0" w:lastRowFirstColumn="0" w:lastRowLastColumn="0"/>
+            </w:pPr>
+            <w:r>
+              <w:t>0</w:t>
+            </w:r>
+          </w:p>
+        </w:tc>
+        <w:tc>
+          <w:tcPr>
+            <w:tcW w:w="0" w:type="auto"/>
+            <w:hideMark/>
+          </w:tcPr>
+          <w:p>
+            <w:pPr>
+              <w:spacing w:after="160" w:line="278" w:lineRule="auto"/>
+              <w:cnfStyle w:val="000000100000" w:firstRow="0" w:lastRow="0" w:firstColumn="0" w:lastColumn="0" w:oddVBand="0" w:evenVBand="0" w:oddHBand="1" w:evenHBand="0" w:firstRowFirstColumn="0" w:firstRowLastColumn="0" w:lastRowFirstColumn="0" w:lastRowLastColumn="0"/>
+            </w:pPr>
+            <w:r>
+              <w:t>ppp0</w:t>
+            </w:r>
+          </w:p>
+        </w:tc>
+      </w:tr>
+      <w:tr>
+        <w:tc>
+          <w:tcPr>
+            <w:cnfStyle w:val="001000000000" w:firstRow="0" w:lastRow="0" w:firstColumn="1" w:lastColumn="0" w:oddVBand="0" w:evenVBand="0" w:oddHBand="0" w:evenHBand="0" w:firstRowFirstColumn="0" w:firstRowLastColumn="0" w:lastRowFirstColumn="0" w:lastRowLastColumn="0"/>
+            <w:tcW w:w="0" w:type="auto"/>
+            <w:hideMark/>
+          </w:tcPr>
+          <w:p>
+            <w:pPr>
+              <w:spacing w:after="160" w:line="278" w:lineRule="auto"/>
+            </w:pPr>
+            <w:r>
+              <w:t>172.24.1.0</w:t>
+            </w:r>
+          </w:p>
+        </w:tc>
+        <w:tc>
+          <w:tcPr>
+            <w:tcW w:w="0" w:type="auto"/>
+            <w:hideMark/>
+          </w:tcPr>
+          <w:p>
+            <w:pPr>
+              <w:spacing w:after="160" w:line="278" w:lineRule="auto"/>
+              <w:cnfStyle w:val="000000000000" w:firstRow="0" w:lastRow="0" w:firstColumn="0" w:lastColumn="0" w:oddVBand="0" w:evenVBand="0" w:oddHBand="0" w:evenHBand="0" w:firstRowFirstColumn="0" w:firstRowLastColumn="0" w:lastRowFirstColumn="0" w:lastRowLastColumn="0"/>
+            </w:pPr>
+            <w:r>
+              <w:t>255.255.255.0</w:t>
+            </w:r>
+          </w:p>
+        </w:tc>
+        <w:tc>
+          <w:tcPr>
+            <w:tcW w:w="0" w:type="auto"/>
+            <w:hideMark/>
+          </w:tcPr>
+          <w:p>
+            <w:pPr>
+              <w:spacing w:after="160" w:line="278" w:lineRule="auto"/>
+              <w:cnfStyle w:val="000000000000" w:firstRow="0" w:lastRow="0" w:firstColumn="0" w:lastColumn="0" w:oddVBand="0" w:evenVBand="0" w:oddHBand="0" w:evenHBand="0" w:firstRowFirstColumn="0" w:firstRowLastColumn="0" w:lastRowFirstColumn="0" w:lastRowLastColumn="0"/>
+            </w:pPr>
+            <w:r>
+              <w:t>172.31.1.1</w:t>
+            </w:r>
+          </w:p>
+        </w:tc>
+        <w:tc>
+          <w:tcPr>
+            <w:tcW w:w="0" w:type="auto"/>
+            <w:hideMark/>
+          </w:tcPr>
+          <w:p>
+            <w:pPr>
+              <w:spacing w:after="160" w:line="278" w:lineRule="auto"/>
+              <w:cnfStyle w:val="000000000000" w:firstRow="0" w:lastRow="0" w:firstColumn="0" w:lastColumn="0" w:oddVBand="0" w:evenVBand="0" w:oddHBand="0" w:evenHBand="0" w:firstRowFirstColumn="0" w:firstRowLastColumn="0" w:lastRowFirstColumn="0" w:lastRowLastColumn="0"/>
+            </w:pPr>
+            <w:r>
+              <w:t>1</w:t>
+            </w:r>
+          </w:p>
+        </w:tc>
+        <w:tc>
+          <w:tcPr>
+            <w:tcW w:w="0" w:type="auto"/>
+            <w:hideMark/>
+          </w:tcPr>
+          <w:p>
+            <w:pPr>
+              <w:spacing w:after="160" w:line="278" w:lineRule="auto"/>
+              <w:cnfStyle w:val="000000000000" w:firstRow="0" w:lastRow="0" w:firstColumn="0" w:lastColumn="0" w:oddVBand="0" w:evenVBand="0" w:oddHBand="0" w:evenHBand="0" w:firstRowFirstColumn="0" w:firstRowLastColumn="0" w:lastRowFirstColumn="0" w:lastRowLastColumn="0"/>
+            </w:pPr>
+            <w:r>
+              <w:t>eth1</w:t>
+            </w:r>
+          </w:p>
+        </w:tc>
+      </w:tr>
+      <w:tr>
+        <w:trPr>
+          <w:cnfStyle w:val="000000100000" w:firstRow="0" w:lastRow="0" w:firstColumn="0" w:lastColumn="0" w:oddVBand="0" w:evenVBand="0" w:oddHBand="1" w:evenHBand="0" w:firstRowFirstColumn="0" w:firstRowLastColumn="0" w:lastRowFirstColumn="0" w:lastRowLastColumn="0"/>
+        </w:trPr>
+        <w:tc>
+          <w:tcPr>
+            <w:cnfStyle w:val="001000000000" w:firstRow="0" w:lastRow="0" w:firstColumn="1" w:lastColumn="0" w:oddVBand="0" w:evenVBand="0" w:oddHBand="0" w:evenHBand="0" w:firstRowFirstColumn="0" w:firstRowLastColumn="0" w:lastRowFirstColumn="0" w:lastRowLastColumn="0"/>
+            <w:tcW w:w="0" w:type="auto"/>
+            <w:hideMark/>
+          </w:tcPr>
+          <w:p>
+            <w:pPr>
+              <w:spacing w:after="160" w:line="278" w:lineRule="auto"/>
+            </w:pPr>
+            <w:r>
+              <w:t>172.24.2.0</w:t>
+            </w:r>
+          </w:p>
+        </w:tc>
+        <w:tc>
+          <w:tcPr>
+            <w:tcW w:w="0" w:type="auto"/>
+            <w:hideMark/>
+          </w:tcPr>
+          <w:p>
+            <w:pPr>
+              <w:spacing w:after="160" w:line="278" w:lineRule="auto"/>
+              <w:cnfStyle w:val="000000100000" w:firstRow="0" w:lastRow="0" w:firstColumn="0" w:lastColumn="0" w:oddVBand="0" w:evenVBand="0" w:oddHBand="1" w:evenHBand="0" w:firstRowFirstColumn="0" w:firstRowLastColumn="0" w:lastRowFirstColumn="0" w:lastRowLastColumn="0"/>
+            </w:pPr>
+            <w:r>
+              <w:t>255.255.255.0</w:t>
+            </w:r>
+          </w:p>
+        </w:tc>
+        <w:tc>
+          <w:tcPr>
+            <w:tcW w:w="0" w:type="auto"/>
+            <w:hideMark/>
+          </w:tcPr>
+          <w:p>
+            <w:pPr>
+              <w:spacing w:after="160" w:line="278" w:lineRule="auto"/>
+              <w:cnfStyle w:val="000000100000" w:firstRow="0" w:lastRow="0" w:firstColumn="0" w:lastColumn="0" w:oddVBand="0" w:evenVBand="0" w:oddHBand="1" w:evenHBand="0" w:firstRowFirstColumn="0" w:firstRowLastColumn="0" w:lastRowFirstColumn="0" w:lastRowLastColumn="0"/>
+            </w:pPr>
+            <w:r>
+              <w:t>172.31.1.5</w:t>
+            </w:r>
+          </w:p>
+        </w:tc>
+        <w:tc>
+          <w:tcPr>
+            <w:tcW w:w="0" w:type="auto"/>
+            <w:hideMark/>
+          </w:tcPr>
+          <w:p>
+            <w:pPr>
+              <w:spacing w:after="160" w:line="278" w:lineRule="auto"/>
+              <w:cnfStyle w:val="000000100000" w:firstRow="0" w:lastRow="0" w:firstColumn="0" w:lastColumn="0" w:oddVBand="0" w:evenVBand="0" w:oddHBand="1" w:evenHBand="0" w:firstRowFirstColumn="0" w:firstRowLastColumn="0" w:lastRowFirstColumn="0" w:lastRowLastColumn="0"/>
+            </w:pPr>
+            <w:r>
+              <w:t>1</w:t>
+            </w:r>
+          </w:p>
+        </w:tc>
+        <w:tc>
+          <w:tcPr>
+            <w:tcW w:w="0" w:type="auto"/>
+            <w:hideMark/>
+          </w:tcPr>
+          <w:p>
+            <w:pPr>
+              <w:spacing w:after="160" w:line="278" w:lineRule="auto"/>
+              <w:cnfStyle w:val="000000100000" w:firstRow="0" w:lastRow="0" w:firstColumn="0" w:lastColumn="0" w:oddVBand="0" w:evenVBand="0" w:oddHBand="1" w:evenHBand="0" w:firstRowFirstColumn="0" w:firstRowLastColumn="0" w:lastRowFirstColumn="0" w:lastRowLastColumn="0"/>
+            </w:pPr>
+            <w:r>
+              <w:t>eth2</w:t>
+            </w:r>
+          </w:p>
+        </w:tc>
+      </w:tr>
+      <w:tr>
+        <w:tc>
+          <w:tcPr>
+            <w:cnfStyle w:val="001000000000" w:firstRow="0" w:lastRow="0" w:firstColumn="1" w:lastColumn="0" w:oddVBand="0" w:evenVBand="0" w:oddHBand="0" w:evenHBand="0" w:firstRowFirstColumn="0" w:firstRowLastColumn="0" w:lastRowFirstColumn="0" w:lastRowLastColumn="0"/>
+            <w:tcW w:w="0" w:type="auto"/>
+            <w:hideMark/>
+          </w:tcPr>
+          <w:p>
+            <w:pPr>
+              <w:spacing w:after="160" w:line="278" w:lineRule="auto"/>
+            </w:pPr>
+            <w:r>
+              <w:t>172.24.3.0</w:t>
+            </w:r>
+          </w:p>
+        </w:tc>
+        <w:tc>
+          <w:tcPr>
+            <w:tcW w:w="0" w:type="auto"/>
+            <w:hideMark/>
+          </w:tcPr>
+          <w:p>
+            <w:pPr>
+              <w:spacing w:after="160" w:line="278" w:lineRule="auto"/>
+              <w:cnfStyle w:val="000000000000" w:firstRow="0" w:lastRow="0" w:firstColumn="0" w:lastColumn="0" w:oddVBand="0" w:evenVBand="0" w:oddHBand="0" w:evenHBand="0" w:firstRowFirstColumn="0" w:firstRowLastColumn="0" w:lastRowFirstColumn="0" w:lastRowLastColumn="0"/>
+            </w:pPr>
+            <w:r>
+              <w:t>255.255.255.0</w:t>
+            </w:r>
+          </w:p>
+        </w:tc>
+        <w:tc>
+          <w:tcPr>
+            <w:tcW w:w="0" w:type="auto"/>
+            <w:hideMark/>
+          </w:tcPr>
+          <w:p>
+            <w:pPr>
+              <w:spacing w:after="160" w:line="278" w:lineRule="auto"/>
+              <w:cnfStyle w:val="000000000000" w:firstRow="0" w:lastRow="0" w:firstColumn="0" w:lastColumn="0" w:oddVBand="0" w:evenVBand="0" w:oddHBand="0" w:evenHBand="0" w:firstRowFirstColumn="0" w:firstRowLastColumn="0" w:lastRowFirstColumn="0" w:lastRowLastColumn="0"/>
+            </w:pPr>
+            <w:r>
+              <w:t>172.31.1.9</w:t>
+            </w:r>
+          </w:p>
+        </w:tc>
+        <w:tc>
+          <w:tcPr>
+            <w:tcW w:w="0" w:type="auto"/>
+            <w:hideMark/>
+          </w:tcPr>
+          <w:p>
+            <w:pPr>
+              <w:spacing w:after="160" w:line="278" w:lineRule="auto"/>
+              <w:cnfStyle w:val="000000000000" w:firstRow="0" w:lastRow="0" w:firstColumn="0" w:lastColumn="0" w:oddVBand="0" w:evenVBand="0" w:oddHBand="0" w:evenHBand="0" w:firstRowFirstColumn="0" w:firstRowLastColumn="0" w:lastRowFirstColumn="0" w:lastRowLastColumn="0"/>
+            </w:pPr>
+            <w:r>
+              <w:t>1</w:t>
+            </w:r>
+          </w:p>
+        </w:tc>
+        <w:tc>
+          <w:tcPr>
+            <w:tcW w:w="0" w:type="auto"/>
+            <w:hideMark/>
+          </w:tcPr>
+          <w:p>
+            <w:pPr>
+              <w:spacing w:after="160" w:line="278" w:lineRule="auto"/>
+              <w:cnfStyle w:val="000000000000" w:firstRow="0" w:lastRow="0" w:firstColumn="0" w:lastColumn="0" w:oddVBand="0" w:evenVBand="0" w:oddHBand="0" w:evenHBand="0" w:firstRowFirstColumn="0" w:firstRowLastColumn="0" w:lastRowFirstColumn="0" w:lastRowLastColumn="0"/>
+            </w:pPr>
+            <w:r>
+              <w:t>eth3</w:t>
+            </w:r>
+          </w:p>
+        </w:tc>
+      </w:tr>
+      <w:tr>
+        <w:trPr>
+          <w:cnfStyle w:val="000000100000" w:firstRow="0" w:lastRow="0" w:firstColumn="0" w:lastColumn="0" w:oddVBand="0" w:evenVBand="0" w:oddHBand="1" w:evenHBand="0" w:firstRowFirstColumn="0" w:firstRowLastColumn="0" w:lastRowFirstColumn="0" w:lastRowLastColumn="0"/>
+        </w:trPr>
+        <w:tc>
+          <w:tcPr>
+            <w:cnfStyle w:val="001000000000" w:firstRow="0" w:lastRow="0" w:firstColumn="1" w:lastColumn="0" w:oddVBand="0" w:evenVBand="0" w:oddHBand="0" w:evenHBand="0" w:firstRowFirstColumn="0" w:firstRowLastColumn="0" w:lastRowFirstColumn="0" w:lastRowLastColumn="0"/>
+            <w:tcW w:w="0" w:type="auto"/>
+            <w:hideMark/>
+          </w:tcPr>
+          <w:p>
+            <w:pPr>
+              <w:spacing w:after="160" w:line="278" w:lineRule="auto"/>
+            </w:pPr>
+            <w:r>
+              <w:t>172.25.0.0</w:t>
+            </w:r>
+          </w:p>
+        </w:tc>
+        <w:tc>
+          <w:tcPr>
+            <w:tcW w:w="0" w:type="auto"/>
+            <w:hideMark/>
+          </w:tcPr>
+          <w:p>
+            <w:pPr>
+              <w:spacing w:after="160" w:line="278" w:lineRule="auto"/>
+              <w:cnfStyle w:val="000000100000" w:firstRow="0" w:lastRow="0" w:firstColumn="0" w:lastColumn="0" w:oddVBand="0" w:evenVBand="0" w:oddHBand="1" w:evenHBand="0" w:firstRowFirstColumn="0" w:firstRowLastColumn="0" w:lastRowFirstColumn="0" w:lastRowLastColumn="0"/>
+            </w:pPr>
+            <w:r>
+              <w:t>255.255.0.0</w:t>
+            </w:r>
+          </w:p>
+        </w:tc>
+        <w:tc>
+          <w:tcPr>
+            <w:tcW w:w="0" w:type="auto"/>
+            <w:hideMark/>
+          </w:tcPr>
+          <w:p>
+            <w:pPr>
+              <w:spacing w:after="160" w:line="278" w:lineRule="auto"/>
+              <w:cnfStyle w:val="000000100000" w:firstRow="0" w:lastRow="0" w:firstColumn="0" w:lastColumn="0" w:oddVBand="0" w:evenVBand="0" w:oddHBand="1" w:evenHBand="0" w:firstRowFirstColumn="0" w:firstRowLastColumn="0" w:lastRowFirstColumn="0" w:lastRowLastColumn="0"/>
+            </w:pPr>
+            <w:r>
+              <w:t>172.31.1.9</w:t>
+            </w:r>
+          </w:p>
+        </w:tc>
+        <w:tc>
+          <w:tcPr>
+            <w:tcW w:w="0" w:type="auto"/>
+            <w:hideMark/>
+          </w:tcPr>
+          <w:p>
+            <w:pPr>
+              <w:spacing w:after="160" w:line="278" w:lineRule="auto"/>
+              <w:cnfStyle w:val="000000100000" w:firstRow="0" w:lastRow="0" w:firstColumn="0" w:lastColumn="0" w:oddVBand="0" w:evenVBand="0" w:oddHBand="1" w:evenHBand="0" w:firstRowFirstColumn="0" w:firstRowLastColumn="0" w:lastRowFirstColumn="0" w:lastRowLastColumn="0"/>
+            </w:pPr>
+            <w:r>
+              <w:t>2</w:t>
+            </w:r>
+          </w:p>
+        </w:tc>
+        <w:tc>
+          <w:tcPr>
+            <w:tcW w:w="0" w:type="auto"/>
+            <w:hideMark/>
+          </w:tcPr>
+          <w:p>
+            <w:pPr>
+              <w:spacing w:after="160" w:line="278" w:lineRule="auto"/>
+              <w:cnfStyle w:val="000000100000" w:firstRow="0" w:lastRow="0" w:firstColumn="0" w:lastColumn="0" w:oddVBand="0" w:evenVBand="0" w:oddHBand="1" w:evenHBand="0" w:firstRowFirstColumn="0" w:firstRowLastColumn="0" w:lastRowFirstColumn="0" w:lastRowLastColumn="0"/>
+            </w:pPr>
+            <w:r>
+              <w:t>eth3</w:t>
+            </w:r>
+          </w:p>
+        </w:tc>
+      </w:tr>
+    </w:tbl>
+    <w:p/>
+    <w:p/>
     <w:p>
       <w:pPr>
         <w:pStyle w:val="berschrift3"/>
@@ -3329,8 +4208,13 @@
         <w:t xml:space="preserve"> und ein Netz in </w:t>
       </w:r>
       <w:r>
-        <w:t>CISCO-Packettracer</w:t>
-      </w:r>
+        <w:t>CISCO-</w:t>
+      </w:r>
+      <w:proofErr w:type="spellStart"/>
+      <w:r>
+        <w:t>Packettracer</w:t>
+      </w:r>
+      <w:proofErr w:type="spellEnd"/>
       <w:r>
         <w:t xml:space="preserve"> aufzubauen</w:t>
       </w:r>
@@ -3344,7 +4228,6 @@
       </w:pPr>
       <w:bookmarkStart w:id="14" w:name="_Toc227045965"/>
       <w:r>
-        <w:lastRenderedPageBreak/>
         <w:t>Lösungen</w:t>
       </w:r>
       <w:bookmarkEnd w:id="14"/>
@@ -3377,8 +4260,13 @@
       <w:pPr>
         <w:ind w:left="708"/>
       </w:pPr>
-      <w:r>
-        <w:t>Application:</w:t>
+      <w:proofErr w:type="spellStart"/>
+      <w:r>
+        <w:t>Application</w:t>
+      </w:r>
+      <w:proofErr w:type="spellEnd"/>
+      <w:r>
+        <w:t>:</w:t>
       </w:r>
       <w:r>
         <w:br/>
@@ -3398,8 +4286,13 @@
       <w:pPr>
         <w:ind w:left="708"/>
       </w:pPr>
-      <w:r>
-        <w:t>Presentation:</w:t>
+      <w:proofErr w:type="spellStart"/>
+      <w:r>
+        <w:t>Presentation</w:t>
+      </w:r>
+      <w:proofErr w:type="spellEnd"/>
+      <w:r>
+        <w:t>:</w:t>
       </w:r>
       <w:r>
         <w:br/>
@@ -3474,6 +4367,7 @@
         <w:ind w:left="708"/>
       </w:pPr>
       <w:r>
+        <w:lastRenderedPageBreak/>
         <w:t>Data Link:</w:t>
       </w:r>
       <w:r>
@@ -3491,8 +4385,13 @@
       <w:pPr>
         <w:ind w:left="708"/>
       </w:pPr>
-      <w:r>
-        <w:t>Physical:</w:t>
+      <w:proofErr w:type="spellStart"/>
+      <w:r>
+        <w:t>Physical</w:t>
+      </w:r>
+      <w:proofErr w:type="spellEnd"/>
+      <w:r>
+        <w:t>:</w:t>
       </w:r>
       <w:r>
         <w:t xml:space="preserve"> </w:t>
@@ -3808,7 +4707,6 @@
               <w:spacing w:after="160" w:line="278" w:lineRule="auto"/>
             </w:pPr>
             <w:r>
-              <w:lastRenderedPageBreak/>
               <w:t>FTPS</w:t>
             </w:r>
           </w:p>
@@ -4430,7 +5328,15 @@
               <w:cnfStyle w:val="000000000000" w:firstRow="0" w:lastRow="0" w:firstColumn="0" w:lastColumn="0" w:oddVBand="0" w:evenVBand="0" w:oddHBand="0" w:evenHBand="0" w:firstRowFirstColumn="0" w:firstRowLastColumn="0" w:lastRowFirstColumn="0" w:lastRowLastColumn="0"/>
             </w:pPr>
             <w:r>
-              <w:t>DNS over TLS</w:t>
+              <w:t xml:space="preserve">DNS </w:t>
+            </w:r>
+            <w:proofErr w:type="spellStart"/>
+            <w:r>
+              <w:t>over</w:t>
+            </w:r>
+            <w:proofErr w:type="spellEnd"/>
+            <w:r>
+              <w:t xml:space="preserve"> TLS</w:t>
             </w:r>
           </w:p>
         </w:tc>
@@ -4481,7 +5387,15 @@
               <w:cnfStyle w:val="000000100000" w:firstRow="0" w:lastRow="0" w:firstColumn="0" w:lastColumn="0" w:oddVBand="0" w:evenVBand="0" w:oddHBand="1" w:evenHBand="0" w:firstRowFirstColumn="0" w:firstRowLastColumn="0" w:lastRowFirstColumn="0" w:lastRowLastColumn="0"/>
             </w:pPr>
             <w:r>
-              <w:t>Dynamic Host Configuration Protocol v4</w:t>
+              <w:t xml:space="preserve">Dynamic Host </w:t>
+            </w:r>
+            <w:proofErr w:type="spellStart"/>
+            <w:r>
+              <w:t>Configuration</w:t>
+            </w:r>
+            <w:proofErr w:type="spellEnd"/>
+            <w:r>
+              <w:t xml:space="preserve"> Protocol v4</w:t>
             </w:r>
           </w:p>
         </w:tc>
@@ -4531,7 +5445,15 @@
               <w:cnfStyle w:val="000000000000" w:firstRow="0" w:lastRow="0" w:firstColumn="0" w:lastColumn="0" w:oddVBand="0" w:evenVBand="0" w:oddHBand="0" w:evenHBand="0" w:firstRowFirstColumn="0" w:firstRowLastColumn="0" w:lastRowFirstColumn="0" w:lastRowLastColumn="0"/>
             </w:pPr>
             <w:r>
-              <w:t>Dynamic Host Configuration Protocol v6</w:t>
+              <w:t xml:space="preserve">Dynamic Host </w:t>
+            </w:r>
+            <w:proofErr w:type="spellStart"/>
+            <w:r>
+              <w:t>Configuration</w:t>
+            </w:r>
+            <w:proofErr w:type="spellEnd"/>
+            <w:r>
+              <w:t xml:space="preserve"> Protocol v6</w:t>
             </w:r>
           </w:p>
         </w:tc>
@@ -4567,6 +5489,7 @@
               <w:spacing w:after="160" w:line="278" w:lineRule="auto"/>
             </w:pPr>
             <w:r>
+              <w:lastRenderedPageBreak/>
               <w:t>Telnet</w:t>
             </w:r>
           </w:p>
@@ -4632,7 +5555,15 @@
               <w:cnfStyle w:val="000000000000" w:firstRow="0" w:lastRow="0" w:firstColumn="0" w:lastColumn="0" w:oddVBand="0" w:evenVBand="0" w:oddHBand="0" w:evenHBand="0" w:firstRowFirstColumn="0" w:firstRowLastColumn="0" w:lastRowFirstColumn="0" w:lastRowLastColumn="0"/>
             </w:pPr>
             <w:r>
-              <w:t>Telnet over TLS</w:t>
+              <w:t xml:space="preserve">Telnet </w:t>
+            </w:r>
+            <w:proofErr w:type="spellStart"/>
+            <w:r>
+              <w:t>over</w:t>
+            </w:r>
+            <w:proofErr w:type="spellEnd"/>
+            <w:r>
+              <w:t xml:space="preserve"> TLS</w:t>
             </w:r>
           </w:p>
         </w:tc>
@@ -4668,7 +5599,15 @@
         <w:t xml:space="preserve">Die Dokumentation der durchgeführten Schritte in </w:t>
       </w:r>
       <w:r>
-        <w:t xml:space="preserve">CISCO-Packettracer </w:t>
+        <w:t>CISCO-</w:t>
+      </w:r>
+      <w:proofErr w:type="spellStart"/>
+      <w:r>
+        <w:t>Packettracer</w:t>
+      </w:r>
+      <w:proofErr w:type="spellEnd"/>
+      <w:r>
+        <w:t xml:space="preserve"> </w:t>
       </w:r>
       <w:r>
         <w:t>ist unter Screenshots zu finden</w:t>
@@ -4743,11 +5682,15 @@
         </w:numPr>
       </w:pPr>
       <w:r>
-        <w:t xml:space="preserve">Um diese Frage zu klären, habe ich bei dem Gerät PC 21 den ARP-Cache gelöscht (siehe Abbildung: Leerer ARP-Cache). Anschliessend habe ich einen Ping auf das Gerät 12 gestartet. Darauf hin gab es einen neuen </w:t>
-      </w:r>
-      <w:r>
-        <w:lastRenderedPageBreak/>
-        <w:t>Eintrag im ARP-Cache für den Router 1 (siehe Abbildung: ARP-Cache nach ping in fremdes Netzwerk).</w:t>
+        <w:t xml:space="preserve">Um diese Frage zu klären, habe ich bei dem Gerät PC 21 den ARP-Cache gelöscht (siehe Abbildung: Leerer ARP-Cache). Anschliessend habe ich einen Ping auf das Gerät 12 gestartet. </w:t>
+      </w:r>
+      <w:proofErr w:type="spellStart"/>
+      <w:r>
+        <w:t>Darauf hin</w:t>
+      </w:r>
+      <w:proofErr w:type="spellEnd"/>
+      <w:r>
+        <w:t xml:space="preserve"> gab es einen neuen Eintrag im ARP-Cache für den Router 1 (siehe Abbildung: ARP-Cache nach ping in fremdes Netzwerk).</w:t>
       </w:r>
     </w:p>
     <w:p>
@@ -4837,7 +5780,15 @@
     </w:p>
     <w:p>
       <w:r>
-        <w:t>Hinweis: Beim Aufbauen dieses Netzes ist zu beachten, dass auf dem Router 1 unter Config &gt; Gigabit</w:t>
+        <w:t xml:space="preserve">Hinweis: Beim Aufbauen dieses Netzes ist zu beachten, dass auf dem Router 1 unter </w:t>
+      </w:r>
+      <w:proofErr w:type="spellStart"/>
+      <w:r>
+        <w:t>Config</w:t>
+      </w:r>
+      <w:proofErr w:type="spellEnd"/>
+      <w:r>
+        <w:t xml:space="preserve"> &gt; Gigabit</w:t>
       </w:r>
       <w:r>
         <w:t>Ethernet</w:t>
@@ -4873,7 +5824,11 @@
         <w:t>Ansonsten</w:t>
       </w:r>
       <w:r>
-        <w:t xml:space="preserve"> kann keine Verbindung mit den Switchen hergestellt werden. Dieser Hinweis gilt ebenso für diese Switches, ist jedoch zu vernachlässigen, da die Checkbox standardmässig ausgewählt. Trotzdem sollte diese mögliche Fehlerquelle im überprüft werden.</w:t>
+        <w:t xml:space="preserve"> kann keine Verbindung mit den </w:t>
+      </w:r>
+      <w:r>
+        <w:lastRenderedPageBreak/>
+        <w:t>Switchen hergestellt werden. Dieser Hinweis gilt ebenso für diese Switches, ist jedoch zu vernachlässigen, da die Checkbox standardmässig ausgewählt. Trotzdem sollte diese mögliche Fehlerquelle im überprüft werden.</w:t>
       </w:r>
     </w:p>
     <w:p>
@@ -4987,7 +5942,6 @@
         <w:rPr>
           <w:noProof/>
         </w:rPr>
-        <w:lastRenderedPageBreak/>
         <w:drawing>
           <wp:inline distT="0" distB="0" distL="0" distR="0" wp14:anchorId="5AD0EB3A" wp14:editId="718228CD">
             <wp:extent cx="2448420" cy="3240000"/>
@@ -5222,6 +6176,7 @@
         <w:rPr>
           <w:noProof/>
         </w:rPr>
+        <w:lastRenderedPageBreak/>
         <w:drawing>
           <wp:inline distT="0" distB="0" distL="0" distR="0" wp14:anchorId="1E333482" wp14:editId="1BF31E1A">
             <wp:extent cx="2448000" cy="364975"/>
@@ -5382,7 +6337,6 @@
         <w:rPr>
           <w:noProof/>
         </w:rPr>
-        <w:lastRenderedPageBreak/>
         <w:drawing>
           <wp:inline distT="0" distB="0" distL="0" distR="0" wp14:anchorId="2896E136" wp14:editId="5D3511F5">
             <wp:extent cx="2448000" cy="2310111"/>
@@ -5560,6 +6514,7 @@
       </w:pPr>
       <w:bookmarkStart w:id="19" w:name="_Toc227045970"/>
       <w:r>
+        <w:lastRenderedPageBreak/>
         <w:t>Bearbeitung</w:t>
       </w:r>
       <w:bookmarkEnd w:id="19"/>
@@ -5594,7 +6549,9 @@
       </w:pPr>
       <w:bookmarkStart w:id="22" w:name="_Toc227045973"/>
       <w:r>
-        <w:lastRenderedPageBreak/>
+        <w:rPr>
+          <w:highlight w:val="yellow"/>
+        </w:rPr>
         <w:t>Switch</w:t>
       </w:r>
       <w:bookmarkEnd w:id="22"/>
@@ -5614,7 +6571,15 @@
         <w:t xml:space="preserve">Es soll die benötigte Infrastruktur für ein neues Netzwerk zusammengestellt werden. Zudem sollen noch Bandbreiten berechnet und ein Netz im </w:t>
       </w:r>
       <w:r>
-        <w:t xml:space="preserve">CISCO-Packettracer </w:t>
+        <w:t>CISCO-</w:t>
+      </w:r>
+      <w:proofErr w:type="spellStart"/>
+      <w:r>
+        <w:t>Packettracer</w:t>
+      </w:r>
+      <w:proofErr w:type="spellEnd"/>
+      <w:r>
+        <w:t xml:space="preserve"> </w:t>
       </w:r>
       <w:r>
         <w:t>erstellt werden. Die Zwischenschritte (Bearbeitung), Lösungen und Screenshots sind unter dem gleichnamigen Unterkapitel zu finden.</w:t>
@@ -5624,21 +6589,11 @@
       <w:pPr>
         <w:pStyle w:val="berschrift3"/>
       </w:pPr>
-      <w:bookmarkStart w:id="24" w:name="_Toc227045975"/>
-      <w:r>
-        <w:t>Bearbeitung</w:t>
+      <w:bookmarkStart w:id="24" w:name="_Toc227045976"/>
+      <w:r>
+        <w:t>Lösungen</w:t>
       </w:r>
       <w:bookmarkEnd w:id="24"/>
-    </w:p>
-    <w:p>
-      <w:pPr>
-        <w:pStyle w:val="berschrift3"/>
-      </w:pPr>
-      <w:bookmarkStart w:id="25" w:name="_Toc227045976"/>
-      <w:r>
-        <w:t>Lösungen</w:t>
-      </w:r>
-      <w:bookmarkEnd w:id="25"/>
     </w:p>
     <w:p>
       <w:pPr>
@@ -5649,7 +6604,15 @@
         </w:numPr>
       </w:pPr>
       <w:r>
-        <w:t>Es folgt die Switchingtabelle zur Aufgabe 1.</w:t>
+        <w:t xml:space="preserve">Es folgt die </w:t>
+      </w:r>
+      <w:proofErr w:type="spellStart"/>
+      <w:r>
+        <w:t>Switchingtabelle</w:t>
+      </w:r>
+      <w:proofErr w:type="spellEnd"/>
+      <w:r>
+        <w:t xml:space="preserve"> zur Aufgabe 1.</w:t>
       </w:r>
     </w:p>
     <w:tbl>
@@ -6135,7 +7098,7 @@
       <w:r>
         <w:t>.</w:t>
       </w:r>
-      <w:bookmarkStart w:id="26" w:name="_Toc227045977"/>
+      <w:bookmarkStart w:id="25" w:name="_Toc227045977"/>
       <w:r>
         <w:br/>
         <w:t>Ich empfehle das Modell *** zu verwenden. Es erfüllt alle Kriterien und stellt eine gute Möglichkeit dar, die Firma im Bereich Switches auszurüsten. Es folgen die wichtigsten Eckdaten des Produktes:</w:t>
@@ -6205,7 +7168,15 @@
               </w:rPr>
             </w:pPr>
             <w:r>
-              <w:t>Multi-Gig Ports (100M–10G), Autonegotiation und Auto-MDI-X Standard</w:t>
+              <w:t xml:space="preserve">Multi-Gig Ports (100M–10G), </w:t>
+            </w:r>
+            <w:proofErr w:type="spellStart"/>
+            <w:r>
+              <w:t>Autonegotiation</w:t>
+            </w:r>
+            <w:proofErr w:type="spellEnd"/>
+            <w:r>
+              <w:t xml:space="preserve"> und Auto-MDI-X Standard</w:t>
             </w:r>
           </w:p>
         </w:tc>
@@ -6267,7 +7238,15 @@
           </w:tcPr>
           <w:p>
             <w:r>
-              <w:t>24× PoE++ (bis 60W pro Port)</w:t>
+              <w:t xml:space="preserve">24× </w:t>
+            </w:r>
+            <w:proofErr w:type="spellStart"/>
+            <w:r>
+              <w:t>PoE</w:t>
+            </w:r>
+            <w:proofErr w:type="spellEnd"/>
+            <w:r>
+              <w:t>++ (bis 60W pro Port)</w:t>
             </w:r>
           </w:p>
         </w:tc>
@@ -6306,8 +7285,13 @@
           </w:tcPr>
           <w:p>
             <w:r>
-              <w:t>Standard 19" Rackmount</w:t>
-            </w:r>
+              <w:t xml:space="preserve">Standard 19" </w:t>
+            </w:r>
+            <w:proofErr w:type="spellStart"/>
+            <w:r>
+              <w:t>Rackmount</w:t>
+            </w:r>
+            <w:proofErr w:type="spellEnd"/>
           </w:p>
         </w:tc>
       </w:tr>
@@ -6337,7 +7321,23 @@
           </w:tcPr>
           <w:p>
             <w:r>
-              <w:t>10G Non-blocking Switching, 25G Uplinks</w:t>
+              <w:t>10G Non-</w:t>
+            </w:r>
+            <w:proofErr w:type="spellStart"/>
+            <w:r>
+              <w:t>blocking</w:t>
+            </w:r>
+            <w:proofErr w:type="spellEnd"/>
+            <w:r>
+              <w:t xml:space="preserve"> </w:t>
+            </w:r>
+            <w:proofErr w:type="spellStart"/>
+            <w:r>
+              <w:t>Switching</w:t>
+            </w:r>
+            <w:proofErr w:type="spellEnd"/>
+            <w:r>
+              <w:t>, 25G Uplinks</w:t>
             </w:r>
           </w:p>
         </w:tc>
@@ -6367,7 +7367,7 @@
           </w:p>
         </w:tc>
       </w:tr>
-      <w:bookmarkEnd w:id="26"/>
+      <w:bookmarkEnd w:id="25"/>
     </w:tbl>
     <w:p/>
     <w:p>
@@ -6379,17 +7379,14 @@
         </w:numPr>
       </w:pPr>
       <w:r>
+        <w:lastRenderedPageBreak/>
         <w:t>Die Ergebnisse zu diesem Auftrag sind unter Screenshots zu finden. Die Namen der Aufnahmen lauten «</w:t>
       </w:r>
       <w:r>
         <w:t>Vor Ping-Vorgang» und «Nach Ping-Vorgang».</w:t>
       </w:r>
       <w:r>
-        <w:t xml:space="preserve"> Es ist anzumerken, dass sich nach dem Ping-Vorgang nichts an der Tabelle geändert zu </w:t>
-      </w:r>
-      <w:r>
-        <w:lastRenderedPageBreak/>
-        <w:t xml:space="preserve">haben scheint. Daher </w:t>
+        <w:t xml:space="preserve"> Es ist anzumerken, dass sich nach dem Ping-Vorgang nichts an der Tabelle geändert zu haben scheint. Daher </w:t>
       </w:r>
       <w:r>
         <w:t>sind</w:t>
@@ -6895,10 +7892,99 @@
     </w:lvl>
   </w:abstractNum>
   <w:abstractNum w:abstractNumId="2" w15:restartNumberingAfterBreak="0">
+    <w:nsid w:val="11A6418D"/>
+    <w:multiLevelType w:val="hybridMultilevel"/>
+    <w:tmpl w:val="A2F87FD0"/>
+    <w:lvl w:ilvl="0" w:tplc="6A9E970E">
+      <w:start w:val="1"/>
+      <w:numFmt w:val="decimal"/>
+      <w:lvlText w:val="%1."/>
+      <w:lvlJc w:val="left"/>
+      <w:pPr>
+        <w:ind w:left="720" w:hanging="360"/>
+      </w:pPr>
+      <w:rPr>
+        <w:rFonts w:hint="default"/>
+      </w:rPr>
+    </w:lvl>
+    <w:lvl w:ilvl="1" w:tplc="08070019" w:tentative="1">
+      <w:start w:val="1"/>
+      <w:numFmt w:val="lowerLetter"/>
+      <w:lvlText w:val="%2."/>
+      <w:lvlJc w:val="left"/>
+      <w:pPr>
+        <w:ind w:left="1440" w:hanging="360"/>
+      </w:pPr>
+    </w:lvl>
+    <w:lvl w:ilvl="2" w:tplc="0807001B" w:tentative="1">
+      <w:start w:val="1"/>
+      <w:numFmt w:val="lowerRoman"/>
+      <w:lvlText w:val="%3."/>
+      <w:lvlJc w:val="right"/>
+      <w:pPr>
+        <w:ind w:left="2160" w:hanging="180"/>
+      </w:pPr>
+    </w:lvl>
+    <w:lvl w:ilvl="3" w:tplc="0807000F" w:tentative="1">
+      <w:start w:val="1"/>
+      <w:numFmt w:val="decimal"/>
+      <w:lvlText w:val="%4."/>
+      <w:lvlJc w:val="left"/>
+      <w:pPr>
+        <w:ind w:left="2880" w:hanging="360"/>
+      </w:pPr>
+    </w:lvl>
+    <w:lvl w:ilvl="4" w:tplc="08070019" w:tentative="1">
+      <w:start w:val="1"/>
+      <w:numFmt w:val="lowerLetter"/>
+      <w:lvlText w:val="%5."/>
+      <w:lvlJc w:val="left"/>
+      <w:pPr>
+        <w:ind w:left="3600" w:hanging="360"/>
+      </w:pPr>
+    </w:lvl>
+    <w:lvl w:ilvl="5" w:tplc="0807001B" w:tentative="1">
+      <w:start w:val="1"/>
+      <w:numFmt w:val="lowerRoman"/>
+      <w:lvlText w:val="%6."/>
+      <w:lvlJc w:val="right"/>
+      <w:pPr>
+        <w:ind w:left="4320" w:hanging="180"/>
+      </w:pPr>
+    </w:lvl>
+    <w:lvl w:ilvl="6" w:tplc="0807000F" w:tentative="1">
+      <w:start w:val="1"/>
+      <w:numFmt w:val="decimal"/>
+      <w:lvlText w:val="%7."/>
+      <w:lvlJc w:val="left"/>
+      <w:pPr>
+        <w:ind w:left="5040" w:hanging="360"/>
+      </w:pPr>
+    </w:lvl>
+    <w:lvl w:ilvl="7" w:tplc="08070019" w:tentative="1">
+      <w:start w:val="1"/>
+      <w:numFmt w:val="lowerLetter"/>
+      <w:lvlText w:val="%8."/>
+      <w:lvlJc w:val="left"/>
+      <w:pPr>
+        <w:ind w:left="5760" w:hanging="360"/>
+      </w:pPr>
+    </w:lvl>
+    <w:lvl w:ilvl="8" w:tplc="0807001B" w:tentative="1">
+      <w:start w:val="1"/>
+      <w:numFmt w:val="lowerRoman"/>
+      <w:lvlText w:val="%9."/>
+      <w:lvlJc w:val="right"/>
+      <w:pPr>
+        <w:ind w:left="6480" w:hanging="180"/>
+      </w:pPr>
+    </w:lvl>
+  </w:abstractNum>
+  <w:abstractNum w:abstractNumId="3" w15:restartNumberingAfterBreak="0">
     <w:nsid w:val="2088333A"/>
     <w:multiLevelType w:val="hybridMultilevel"/>
-    <w:tmpl w:val="8FDC6A90"/>
-    <w:lvl w:ilvl="0" w:tplc="7C5E9108">
+    <w:tmpl w:val="B52CCC00"/>
+    <w:lvl w:ilvl="0" w:tplc="A20E910A">
       <w:start w:val="1"/>
       <w:numFmt w:val="decimal"/>
       <w:lvlText w:val="%1."/>
@@ -6985,7 +8071,7 @@
       </w:pPr>
     </w:lvl>
   </w:abstractNum>
-  <w:abstractNum w:abstractNumId="3" w15:restartNumberingAfterBreak="0">
+  <w:abstractNum w:abstractNumId="4" w15:restartNumberingAfterBreak="0">
     <w:nsid w:val="48873389"/>
     <w:multiLevelType w:val="hybridMultilevel"/>
     <w:tmpl w:val="CDE8C5F8"/>
@@ -7074,7 +8160,98 @@
       </w:pPr>
     </w:lvl>
   </w:abstractNum>
-  <w:abstractNum w:abstractNumId="4" w15:restartNumberingAfterBreak="0">
+  <w:abstractNum w:abstractNumId="5" w15:restartNumberingAfterBreak="0">
+    <w:nsid w:val="642A799D"/>
+    <w:multiLevelType w:val="hybridMultilevel"/>
+    <w:tmpl w:val="0D9A190C"/>
+    <w:lvl w:ilvl="0" w:tplc="49943BEA">
+      <w:start w:val="1"/>
+      <w:numFmt w:val="decimal"/>
+      <w:lvlText w:val="%1."/>
+      <w:lvlJc w:val="left"/>
+      <w:pPr>
+        <w:ind w:left="720" w:hanging="360"/>
+      </w:pPr>
+      <w:rPr>
+        <w:rFonts w:hint="default"/>
+        <w:b/>
+        <w:bCs/>
+      </w:rPr>
+    </w:lvl>
+    <w:lvl w:ilvl="1" w:tplc="08070019" w:tentative="1">
+      <w:start w:val="1"/>
+      <w:numFmt w:val="lowerLetter"/>
+      <w:lvlText w:val="%2."/>
+      <w:lvlJc w:val="left"/>
+      <w:pPr>
+        <w:ind w:left="1440" w:hanging="360"/>
+      </w:pPr>
+    </w:lvl>
+    <w:lvl w:ilvl="2" w:tplc="0807001B" w:tentative="1">
+      <w:start w:val="1"/>
+      <w:numFmt w:val="lowerRoman"/>
+      <w:lvlText w:val="%3."/>
+      <w:lvlJc w:val="right"/>
+      <w:pPr>
+        <w:ind w:left="2160" w:hanging="180"/>
+      </w:pPr>
+    </w:lvl>
+    <w:lvl w:ilvl="3" w:tplc="0807000F" w:tentative="1">
+      <w:start w:val="1"/>
+      <w:numFmt w:val="decimal"/>
+      <w:lvlText w:val="%4."/>
+      <w:lvlJc w:val="left"/>
+      <w:pPr>
+        <w:ind w:left="2880" w:hanging="360"/>
+      </w:pPr>
+    </w:lvl>
+    <w:lvl w:ilvl="4" w:tplc="08070019" w:tentative="1">
+      <w:start w:val="1"/>
+      <w:numFmt w:val="lowerLetter"/>
+      <w:lvlText w:val="%5."/>
+      <w:lvlJc w:val="left"/>
+      <w:pPr>
+        <w:ind w:left="3600" w:hanging="360"/>
+      </w:pPr>
+    </w:lvl>
+    <w:lvl w:ilvl="5" w:tplc="0807001B" w:tentative="1">
+      <w:start w:val="1"/>
+      <w:numFmt w:val="lowerRoman"/>
+      <w:lvlText w:val="%6."/>
+      <w:lvlJc w:val="right"/>
+      <w:pPr>
+        <w:ind w:left="4320" w:hanging="180"/>
+      </w:pPr>
+    </w:lvl>
+    <w:lvl w:ilvl="6" w:tplc="0807000F" w:tentative="1">
+      <w:start w:val="1"/>
+      <w:numFmt w:val="decimal"/>
+      <w:lvlText w:val="%7."/>
+      <w:lvlJc w:val="left"/>
+      <w:pPr>
+        <w:ind w:left="5040" w:hanging="360"/>
+      </w:pPr>
+    </w:lvl>
+    <w:lvl w:ilvl="7" w:tplc="08070019" w:tentative="1">
+      <w:start w:val="1"/>
+      <w:numFmt w:val="lowerLetter"/>
+      <w:lvlText w:val="%8."/>
+      <w:lvlJc w:val="left"/>
+      <w:pPr>
+        <w:ind w:left="5760" w:hanging="360"/>
+      </w:pPr>
+    </w:lvl>
+    <w:lvl w:ilvl="8" w:tplc="0807001B" w:tentative="1">
+      <w:start w:val="1"/>
+      <w:numFmt w:val="lowerRoman"/>
+      <w:lvlText w:val="%9."/>
+      <w:lvlJc w:val="right"/>
+      <w:pPr>
+        <w:ind w:left="6480" w:hanging="180"/>
+      </w:pPr>
+    </w:lvl>
+  </w:abstractNum>
+  <w:abstractNum w:abstractNumId="6" w15:restartNumberingAfterBreak="0">
     <w:nsid w:val="733E5A7B"/>
     <w:multiLevelType w:val="hybridMultilevel"/>
     <w:tmpl w:val="842C1EDC"/>
@@ -7164,19 +8341,25 @@
     </w:lvl>
   </w:abstractNum>
   <w:num w:numId="1" w16cid:durableId="233395491">
-    <w:abstractNumId w:val="3"/>
+    <w:abstractNumId w:val="4"/>
   </w:num>
   <w:num w:numId="2" w16cid:durableId="1231188824">
     <w:abstractNumId w:val="1"/>
   </w:num>
   <w:num w:numId="3" w16cid:durableId="376662093">
-    <w:abstractNumId w:val="4"/>
+    <w:abstractNumId w:val="6"/>
   </w:num>
   <w:num w:numId="4" w16cid:durableId="163279693">
-    <w:abstractNumId w:val="2"/>
+    <w:abstractNumId w:val="3"/>
   </w:num>
   <w:num w:numId="5" w16cid:durableId="454836855">
     <w:abstractNumId w:val="0"/>
+  </w:num>
+  <w:num w:numId="6" w16cid:durableId="718096486">
+    <w:abstractNumId w:val="2"/>
+  </w:num>
+  <w:num w:numId="7" w16cid:durableId="1981883565">
+    <w:abstractNumId w:val="5"/>
   </w:num>
 </w:numbering>
 </file>
@@ -8512,9 +9695,9 @@
     <w:rsidRoot w:val="00863F34"/>
     <w:rsid w:val="000410E1"/>
     <w:rsid w:val="00041762"/>
+    <w:rsid w:val="000732CA"/>
     <w:rsid w:val="001A7A50"/>
     <w:rsid w:val="001B3170"/>
-    <w:rsid w:val="00290DD5"/>
     <w:rsid w:val="00367509"/>
     <w:rsid w:val="004A4E5D"/>
     <w:rsid w:val="00717388"/>

--- a/M129/Projekt_LB2/Dokumentation/Dokumentation_M129_LB2.docx
+++ b/M129/Projekt_LB2/Dokumentation/Dokumentation_M129_LB2.docx
@@ -107,7 +107,7 @@
                                   <w:tag w:val=""/>
                                   <w:id w:val="400952559"/>
                                   <w:dataBinding w:prefixMappings="xmlns:ns0='http://schemas.microsoft.com/office/2006/coverPageProps' " w:xpath="/ns0:CoverPageProperties[1]/ns0:PublishDate[1]" w:storeItemID="{55AF091B-3C7A-41E3-B477-F2FDAA23CFDA}"/>
-                                  <w:date w:fullDate="2026-04-08T00:00:00Z">
+                                  <w:date w:fullDate="2026-04-14T00:00:00Z">
                                     <w:dateFormat w:val="d. MMMM yyyy"/>
                                     <w:lid w:val="de-DE"/>
                                     <w:storeMappedDataAs w:val="dateTime"/>
@@ -134,7 +134,7 @@
                                         <w:szCs w:val="40"/>
                                         <w:lang w:val="de-DE"/>
                                       </w:rPr>
-                                      <w:t>8. April 2026</w:t>
+                                      <w:t>14. April 2026</w:t>
                                     </w:r>
                                   </w:p>
                                 </w:sdtContent>
@@ -180,7 +180,7 @@
                             <w:tag w:val=""/>
                             <w:id w:val="400952559"/>
                             <w:dataBinding w:prefixMappings="xmlns:ns0='http://schemas.microsoft.com/office/2006/coverPageProps' " w:xpath="/ns0:CoverPageProperties[1]/ns0:PublishDate[1]" w:storeItemID="{55AF091B-3C7A-41E3-B477-F2FDAA23CFDA}"/>
-                            <w:date w:fullDate="2026-04-08T00:00:00Z">
+                            <w:date w:fullDate="2026-04-14T00:00:00Z">
                               <w:dateFormat w:val="d. MMMM yyyy"/>
                               <w:lid w:val="de-DE"/>
                               <w:storeMappedDataAs w:val="dateTime"/>
@@ -207,7 +207,7 @@
                                   <w:szCs w:val="40"/>
                                   <w:lang w:val="de-DE"/>
                                 </w:rPr>
-                                <w:t>8. April 2026</w:t>
+                                <w:t>14. April 2026</w:t>
                               </w:r>
                             </w:p>
                           </w:sdtContent>
@@ -1077,7 +1077,7 @@
             </w:rPr>
             <w:fldChar w:fldCharType="separate"/>
           </w:r>
-          <w:hyperlink w:anchor="_Toc227045951" w:history="1">
+          <w:hyperlink w:anchor="_Toc227055516" w:history="1">
             <w:r>
               <w:rPr>
                 <w:rStyle w:val="Hyperlink"/>
@@ -1104,7 +1104,7 @@
                 <w:noProof/>
                 <w:webHidden/>
               </w:rPr>
-              <w:instrText xml:space="preserve"> PAGEREF _Toc227045951 \h </w:instrText>
+              <w:instrText xml:space="preserve"> PAGEREF _Toc227055516 \h </w:instrText>
             </w:r>
             <w:r>
               <w:rPr>
@@ -1147,7 +1147,7 @@
               <w:lang w:eastAsia="de-CH"/>
             </w:rPr>
           </w:pPr>
-          <w:hyperlink w:anchor="_Toc227045952" w:history="1">
+          <w:hyperlink w:anchor="_Toc227055517" w:history="1">
             <w:r>
               <w:rPr>
                 <w:rStyle w:val="Hyperlink"/>
@@ -1175,7 +1175,7 @@
                 <w:noProof/>
                 <w:webHidden/>
               </w:rPr>
-              <w:instrText xml:space="preserve"> PAGEREF _Toc227045952 \h </w:instrText>
+              <w:instrText xml:space="preserve"> PAGEREF _Toc227055517 \h </w:instrText>
             </w:r>
             <w:r>
               <w:rPr>
@@ -1218,7 +1218,7 @@
               <w:lang w:eastAsia="de-CH"/>
             </w:rPr>
           </w:pPr>
-          <w:hyperlink w:anchor="_Toc227045953" w:history="1">
+          <w:hyperlink w:anchor="_Toc227055518" w:history="1">
             <w:r>
               <w:rPr>
                 <w:rStyle w:val="Hyperlink"/>
@@ -1245,7 +1245,7 @@
                 <w:noProof/>
                 <w:webHidden/>
               </w:rPr>
-              <w:instrText xml:space="preserve"> PAGEREF _Toc227045953 \h </w:instrText>
+              <w:instrText xml:space="preserve"> PAGEREF _Toc227055518 \h </w:instrText>
             </w:r>
             <w:r>
               <w:rPr>
@@ -1288,7 +1288,7 @@
               <w:lang w:eastAsia="de-CH"/>
             </w:rPr>
           </w:pPr>
-          <w:hyperlink w:anchor="_Toc227045954" w:history="1">
+          <w:hyperlink w:anchor="_Toc227055519" w:history="1">
             <w:r>
               <w:rPr>
                 <w:rStyle w:val="Hyperlink"/>
@@ -1315,7 +1315,7 @@
                 <w:noProof/>
                 <w:webHidden/>
               </w:rPr>
-              <w:instrText xml:space="preserve"> PAGEREF _Toc227045954 \h </w:instrText>
+              <w:instrText xml:space="preserve"> PAGEREF _Toc227055519 \h </w:instrText>
             </w:r>
             <w:r>
               <w:rPr>
@@ -1358,7 +1358,7 @@
               <w:lang w:eastAsia="de-CH"/>
             </w:rPr>
           </w:pPr>
-          <w:hyperlink w:anchor="_Toc227045955" w:history="1">
+          <w:hyperlink w:anchor="_Toc227055520" w:history="1">
             <w:r>
               <w:rPr>
                 <w:rStyle w:val="Hyperlink"/>
@@ -1386,7 +1386,7 @@
                 <w:noProof/>
                 <w:webHidden/>
               </w:rPr>
-              <w:instrText xml:space="preserve"> PAGEREF _Toc227045955 \h </w:instrText>
+              <w:instrText xml:space="preserve"> PAGEREF _Toc227055520 \h </w:instrText>
             </w:r>
             <w:r>
               <w:rPr>
@@ -1429,7 +1429,7 @@
               <w:lang w:eastAsia="de-CH"/>
             </w:rPr>
           </w:pPr>
-          <w:hyperlink w:anchor="_Toc227045956" w:history="1">
+          <w:hyperlink w:anchor="_Toc227055521" w:history="1">
             <w:r>
               <w:rPr>
                 <w:rStyle w:val="Hyperlink"/>
@@ -1456,7 +1456,7 @@
                 <w:noProof/>
                 <w:webHidden/>
               </w:rPr>
-              <w:instrText xml:space="preserve"> PAGEREF _Toc227045956 \h </w:instrText>
+              <w:instrText xml:space="preserve"> PAGEREF _Toc227055521 \h </w:instrText>
             </w:r>
             <w:r>
               <w:rPr>
@@ -1499,7 +1499,7 @@
               <w:lang w:eastAsia="de-CH"/>
             </w:rPr>
           </w:pPr>
-          <w:hyperlink w:anchor="_Toc227045957" w:history="1">
+          <w:hyperlink w:anchor="_Toc227055522" w:history="1">
             <w:r>
               <w:rPr>
                 <w:rStyle w:val="Hyperlink"/>
@@ -1526,7 +1526,7 @@
                 <w:noProof/>
                 <w:webHidden/>
               </w:rPr>
-              <w:instrText xml:space="preserve"> PAGEREF _Toc227045957 \h </w:instrText>
+              <w:instrText xml:space="preserve"> PAGEREF _Toc227055522 \h </w:instrText>
             </w:r>
             <w:r>
               <w:rPr>
@@ -1569,7 +1569,7 @@
               <w:lang w:eastAsia="de-CH"/>
             </w:rPr>
           </w:pPr>
-          <w:hyperlink w:anchor="_Toc227045958" w:history="1">
+          <w:hyperlink w:anchor="_Toc227055523" w:history="1">
             <w:r>
               <w:rPr>
                 <w:rStyle w:val="Hyperlink"/>
@@ -1596,7 +1596,7 @@
                 <w:noProof/>
                 <w:webHidden/>
               </w:rPr>
-              <w:instrText xml:space="preserve"> PAGEREF _Toc227045958 \h </w:instrText>
+              <w:instrText xml:space="preserve"> PAGEREF _Toc227055523 \h </w:instrText>
             </w:r>
             <w:r>
               <w:rPr>
@@ -1639,7 +1639,7 @@
               <w:lang w:eastAsia="de-CH"/>
             </w:rPr>
           </w:pPr>
-          <w:hyperlink w:anchor="_Toc227045959" w:history="1">
+          <w:hyperlink w:anchor="_Toc227055524" w:history="1">
             <w:r>
               <w:rPr>
                 <w:rStyle w:val="Hyperlink"/>
@@ -1666,7 +1666,7 @@
                 <w:noProof/>
                 <w:webHidden/>
               </w:rPr>
-              <w:instrText xml:space="preserve"> PAGEREF _Toc227045959 \h </w:instrText>
+              <w:instrText xml:space="preserve"> PAGEREF _Toc227055524 \h </w:instrText>
             </w:r>
             <w:r>
               <w:rPr>
@@ -1709,7 +1709,7 @@
               <w:lang w:eastAsia="de-CH"/>
             </w:rPr>
           </w:pPr>
-          <w:hyperlink w:anchor="_Toc227045960" w:history="1">
+          <w:hyperlink w:anchor="_Toc227055525" w:history="1">
             <w:r>
               <w:rPr>
                 <w:rStyle w:val="Hyperlink"/>
@@ -1736,7 +1736,7 @@
                 <w:noProof/>
                 <w:webHidden/>
               </w:rPr>
-              <w:instrText xml:space="preserve"> PAGEREF _Toc227045960 \h </w:instrText>
+              <w:instrText xml:space="preserve"> PAGEREF _Toc227055525 \h </w:instrText>
             </w:r>
             <w:r>
               <w:rPr>
@@ -1779,7 +1779,7 @@
               <w:lang w:eastAsia="de-CH"/>
             </w:rPr>
           </w:pPr>
-          <w:hyperlink w:anchor="_Toc227045961" w:history="1">
+          <w:hyperlink w:anchor="_Toc227055526" w:history="1">
             <w:r>
               <w:rPr>
                 <w:rStyle w:val="Hyperlink"/>
@@ -1806,7 +1806,7 @@
                 <w:noProof/>
                 <w:webHidden/>
               </w:rPr>
-              <w:instrText xml:space="preserve"> PAGEREF _Toc227045961 \h </w:instrText>
+              <w:instrText xml:space="preserve"> PAGEREF _Toc227055526 \h </w:instrText>
             </w:r>
             <w:r>
               <w:rPr>
@@ -1849,7 +1849,7 @@
               <w:lang w:eastAsia="de-CH"/>
             </w:rPr>
           </w:pPr>
-          <w:hyperlink w:anchor="_Toc227045962" w:history="1">
+          <w:hyperlink w:anchor="_Toc227055527" w:history="1">
             <w:r>
               <w:rPr>
                 <w:rStyle w:val="Hyperlink"/>
@@ -1876,7 +1876,7 @@
                 <w:noProof/>
                 <w:webHidden/>
               </w:rPr>
-              <w:instrText xml:space="preserve"> PAGEREF _Toc227045962 \h </w:instrText>
+              <w:instrText xml:space="preserve"> PAGEREF _Toc227055527 \h </w:instrText>
             </w:r>
             <w:r>
               <w:rPr>
@@ -1896,7 +1896,7 @@
                 <w:noProof/>
                 <w:webHidden/>
               </w:rPr>
-              <w:t>3</w:t>
+              <w:t>4</w:t>
             </w:r>
             <w:r>
               <w:rPr>
@@ -1919,7 +1919,7 @@
               <w:lang w:eastAsia="de-CH"/>
             </w:rPr>
           </w:pPr>
-          <w:hyperlink w:anchor="_Toc227045963" w:history="1">
+          <w:hyperlink w:anchor="_Toc227055528" w:history="1">
             <w:r>
               <w:rPr>
                 <w:rStyle w:val="Hyperlink"/>
@@ -1947,7 +1947,7 @@
                 <w:noProof/>
                 <w:webHidden/>
               </w:rPr>
-              <w:instrText xml:space="preserve"> PAGEREF _Toc227045963 \h </w:instrText>
+              <w:instrText xml:space="preserve"> PAGEREF _Toc227055528 \h </w:instrText>
             </w:r>
             <w:r>
               <w:rPr>
@@ -1967,7 +1967,7 @@
                 <w:noProof/>
                 <w:webHidden/>
               </w:rPr>
-              <w:t>3</w:t>
+              <w:t>4</w:t>
             </w:r>
             <w:r>
               <w:rPr>
@@ -1990,7 +1990,7 @@
               <w:lang w:eastAsia="de-CH"/>
             </w:rPr>
           </w:pPr>
-          <w:hyperlink w:anchor="_Toc227045964" w:history="1">
+          <w:hyperlink w:anchor="_Toc227055529" w:history="1">
             <w:r>
               <w:rPr>
                 <w:rStyle w:val="Hyperlink"/>
@@ -2017,7 +2017,7 @@
                 <w:noProof/>
                 <w:webHidden/>
               </w:rPr>
-              <w:instrText xml:space="preserve"> PAGEREF _Toc227045964 \h </w:instrText>
+              <w:instrText xml:space="preserve"> PAGEREF _Toc227055529 \h </w:instrText>
             </w:r>
             <w:r>
               <w:rPr>
@@ -2037,7 +2037,7 @@
                 <w:noProof/>
                 <w:webHidden/>
               </w:rPr>
-              <w:t>3</w:t>
+              <w:t>4</w:t>
             </w:r>
             <w:r>
               <w:rPr>
@@ -2060,7 +2060,7 @@
               <w:lang w:eastAsia="de-CH"/>
             </w:rPr>
           </w:pPr>
-          <w:hyperlink w:anchor="_Toc227045965" w:history="1">
+          <w:hyperlink w:anchor="_Toc227055530" w:history="1">
             <w:r>
               <w:rPr>
                 <w:rStyle w:val="Hyperlink"/>
@@ -2087,7 +2087,7 @@
                 <w:noProof/>
                 <w:webHidden/>
               </w:rPr>
-              <w:instrText xml:space="preserve"> PAGEREF _Toc227045965 \h </w:instrText>
+              <w:instrText xml:space="preserve"> PAGEREF _Toc227055530 \h </w:instrText>
             </w:r>
             <w:r>
               <w:rPr>
@@ -2130,7 +2130,7 @@
               <w:lang w:eastAsia="de-CH"/>
             </w:rPr>
           </w:pPr>
-          <w:hyperlink w:anchor="_Toc227045966" w:history="1">
+          <w:hyperlink w:anchor="_Toc227055531" w:history="1">
             <w:r>
               <w:rPr>
                 <w:rStyle w:val="Hyperlink"/>
@@ -2157,7 +2157,7 @@
                 <w:noProof/>
                 <w:webHidden/>
               </w:rPr>
-              <w:instrText xml:space="preserve"> PAGEREF _Toc227045966 \h </w:instrText>
+              <w:instrText xml:space="preserve"> PAGEREF _Toc227055531 \h </w:instrText>
             </w:r>
             <w:r>
               <w:rPr>
@@ -2177,7 +2177,7 @@
                 <w:noProof/>
                 <w:webHidden/>
               </w:rPr>
-              <w:t>6</w:t>
+              <w:t>7</w:t>
             </w:r>
             <w:r>
               <w:rPr>
@@ -2200,7 +2200,7 @@
               <w:lang w:eastAsia="de-CH"/>
             </w:rPr>
           </w:pPr>
-          <w:hyperlink w:anchor="_Toc227045967" w:history="1">
+          <w:hyperlink w:anchor="_Toc227055532" w:history="1">
             <w:r>
               <w:rPr>
                 <w:rStyle w:val="Hyperlink"/>
@@ -2227,7 +2227,7 @@
                 <w:noProof/>
                 <w:webHidden/>
               </w:rPr>
-              <w:instrText xml:space="preserve"> PAGEREF _Toc227045967 \h </w:instrText>
+              <w:instrText xml:space="preserve"> PAGEREF _Toc227055532 \h </w:instrText>
             </w:r>
             <w:r>
               <w:rPr>
@@ -2247,7 +2247,7 @@
                 <w:noProof/>
                 <w:webHidden/>
               </w:rPr>
-              <w:t>6</w:t>
+              <w:t>7</w:t>
             </w:r>
             <w:r>
               <w:rPr>
@@ -2270,7 +2270,7 @@
               <w:lang w:eastAsia="de-CH"/>
             </w:rPr>
           </w:pPr>
-          <w:hyperlink w:anchor="_Toc227045968" w:history="1">
+          <w:hyperlink w:anchor="_Toc227055533" w:history="1">
             <w:r>
               <w:rPr>
                 <w:rStyle w:val="Hyperlink"/>
@@ -2297,7 +2297,7 @@
                 <w:noProof/>
                 <w:webHidden/>
               </w:rPr>
-              <w:instrText xml:space="preserve"> PAGEREF _Toc227045968 \h </w:instrText>
+              <w:instrText xml:space="preserve"> PAGEREF _Toc227055533 \h </w:instrText>
             </w:r>
             <w:r>
               <w:rPr>
@@ -2317,7 +2317,7 @@
                 <w:noProof/>
                 <w:webHidden/>
               </w:rPr>
-              <w:t>8</w:t>
+              <w:t>9</w:t>
             </w:r>
             <w:r>
               <w:rPr>
@@ -2340,7 +2340,7 @@
               <w:lang w:eastAsia="de-CH"/>
             </w:rPr>
           </w:pPr>
-          <w:hyperlink w:anchor="_Toc227045969" w:history="1">
+          <w:hyperlink w:anchor="_Toc227055534" w:history="1">
             <w:r>
               <w:rPr>
                 <w:rStyle w:val="Hyperlink"/>
@@ -2367,7 +2367,7 @@
                 <w:noProof/>
                 <w:webHidden/>
               </w:rPr>
-              <w:instrText xml:space="preserve"> PAGEREF _Toc227045969 \h </w:instrText>
+              <w:instrText xml:space="preserve"> PAGEREF _Toc227055534 \h </w:instrText>
             </w:r>
             <w:r>
               <w:rPr>
@@ -2387,7 +2387,7 @@
                 <w:noProof/>
                 <w:webHidden/>
               </w:rPr>
-              <w:t>8</w:t>
+              <w:t>9</w:t>
             </w:r>
             <w:r>
               <w:rPr>
@@ -2410,7 +2410,7 @@
               <w:lang w:eastAsia="de-CH"/>
             </w:rPr>
           </w:pPr>
-          <w:hyperlink w:anchor="_Toc227045970" w:history="1">
+          <w:hyperlink w:anchor="_Toc227055535" w:history="1">
             <w:r>
               <w:rPr>
                 <w:rStyle w:val="Hyperlink"/>
@@ -2437,7 +2437,7 @@
                 <w:noProof/>
                 <w:webHidden/>
               </w:rPr>
-              <w:instrText xml:space="preserve"> PAGEREF _Toc227045970 \h </w:instrText>
+              <w:instrText xml:space="preserve"> PAGEREF _Toc227055535 \h </w:instrText>
             </w:r>
             <w:r>
               <w:rPr>
@@ -2457,7 +2457,7 @@
                 <w:noProof/>
                 <w:webHidden/>
               </w:rPr>
-              <w:t>8</w:t>
+              <w:t>9</w:t>
             </w:r>
             <w:r>
               <w:rPr>
@@ -2480,7 +2480,7 @@
               <w:lang w:eastAsia="de-CH"/>
             </w:rPr>
           </w:pPr>
-          <w:hyperlink w:anchor="_Toc227045971" w:history="1">
+          <w:hyperlink w:anchor="_Toc227055536" w:history="1">
             <w:r>
               <w:rPr>
                 <w:rStyle w:val="Hyperlink"/>
@@ -2507,7 +2507,7 @@
                 <w:noProof/>
                 <w:webHidden/>
               </w:rPr>
-              <w:instrText xml:space="preserve"> PAGEREF _Toc227045971 \h </w:instrText>
+              <w:instrText xml:space="preserve"> PAGEREF _Toc227055536 \h </w:instrText>
             </w:r>
             <w:r>
               <w:rPr>
@@ -2527,7 +2527,7 @@
                 <w:noProof/>
                 <w:webHidden/>
               </w:rPr>
-              <w:t>8</w:t>
+              <w:t>9</w:t>
             </w:r>
             <w:r>
               <w:rPr>
@@ -2550,7 +2550,7 @@
               <w:lang w:eastAsia="de-CH"/>
             </w:rPr>
           </w:pPr>
-          <w:hyperlink w:anchor="_Toc227045972" w:history="1">
+          <w:hyperlink w:anchor="_Toc227055537" w:history="1">
             <w:r>
               <w:rPr>
                 <w:rStyle w:val="Hyperlink"/>
@@ -2577,7 +2577,7 @@
                 <w:noProof/>
                 <w:webHidden/>
               </w:rPr>
-              <w:instrText xml:space="preserve"> PAGEREF _Toc227045972 \h </w:instrText>
+              <w:instrText xml:space="preserve"> PAGEREF _Toc227055537 \h </w:instrText>
             </w:r>
             <w:r>
               <w:rPr>
@@ -2597,7 +2597,7 @@
                 <w:noProof/>
                 <w:webHidden/>
               </w:rPr>
-              <w:t>8</w:t>
+              <w:t>9</w:t>
             </w:r>
             <w:r>
               <w:rPr>
@@ -2620,11 +2620,12 @@
               <w:lang w:eastAsia="de-CH"/>
             </w:rPr>
           </w:pPr>
-          <w:hyperlink w:anchor="_Toc227045973" w:history="1">
+          <w:hyperlink w:anchor="_Toc227055538" w:history="1">
             <w:r>
               <w:rPr>
                 <w:rStyle w:val="Hyperlink"/>
                 <w:noProof/>
+                <w:highlight w:val="green"/>
               </w:rPr>
               <w:t>Switch</w:t>
             </w:r>
@@ -2647,7 +2648,7 @@
                 <w:noProof/>
                 <w:webHidden/>
               </w:rPr>
-              <w:instrText xml:space="preserve"> PAGEREF _Toc227045973 \h </w:instrText>
+              <w:instrText xml:space="preserve"> PAGEREF _Toc227055538 \h </w:instrText>
             </w:r>
             <w:r>
               <w:rPr>
@@ -2690,7 +2691,7 @@
               <w:lang w:eastAsia="de-CH"/>
             </w:rPr>
           </w:pPr>
-          <w:hyperlink w:anchor="_Toc227045974" w:history="1">
+          <w:hyperlink w:anchor="_Toc227055539" w:history="1">
             <w:r>
               <w:rPr>
                 <w:rStyle w:val="Hyperlink"/>
@@ -2717,7 +2718,7 @@
                 <w:noProof/>
                 <w:webHidden/>
               </w:rPr>
-              <w:instrText xml:space="preserve"> PAGEREF _Toc227045974 \h </w:instrText>
+              <w:instrText xml:space="preserve"> PAGEREF _Toc227055539 \h </w:instrText>
             </w:r>
             <w:r>
               <w:rPr>
@@ -2760,13 +2761,13 @@
               <w:lang w:eastAsia="de-CH"/>
             </w:rPr>
           </w:pPr>
-          <w:hyperlink w:anchor="_Toc227045975" w:history="1">
+          <w:hyperlink w:anchor="_Toc227055540" w:history="1">
             <w:r>
               <w:rPr>
                 <w:rStyle w:val="Hyperlink"/>
                 <w:noProof/>
               </w:rPr>
-              <w:t>Bearbeitung</w:t>
+              <w:t>Lösungen</w:t>
             </w:r>
             <w:r>
               <w:rPr>
@@ -2787,7 +2788,7 @@
                 <w:noProof/>
                 <w:webHidden/>
               </w:rPr>
-              <w:instrText xml:space="preserve"> PAGEREF _Toc227045975 \h </w:instrText>
+              <w:instrText xml:space="preserve"> PAGEREF _Toc227055540 \h </w:instrText>
             </w:r>
             <w:r>
               <w:rPr>
@@ -2830,13 +2831,13 @@
               <w:lang w:eastAsia="de-CH"/>
             </w:rPr>
           </w:pPr>
-          <w:hyperlink w:anchor="_Toc227045976" w:history="1">
+          <w:hyperlink w:anchor="_Toc227055541" w:history="1">
             <w:r>
               <w:rPr>
                 <w:rStyle w:val="Hyperlink"/>
                 <w:noProof/>
               </w:rPr>
-              <w:t>Lösungen</w:t>
+              <w:t>Screenshots</w:t>
             </w:r>
             <w:r>
               <w:rPr>
@@ -2857,7 +2858,7 @@
                 <w:noProof/>
                 <w:webHidden/>
               </w:rPr>
-              <w:instrText xml:space="preserve"> PAGEREF _Toc227045976 \h </w:instrText>
+              <w:instrText xml:space="preserve"> PAGEREF _Toc227055541 \h </w:instrText>
             </w:r>
             <w:r>
               <w:rPr>
@@ -2877,77 +2878,7 @@
                 <w:noProof/>
                 <w:webHidden/>
               </w:rPr>
-              <w:t>9</w:t>
-            </w:r>
-            <w:r>
-              <w:rPr>
-                <w:noProof/>
-                <w:webHidden/>
-              </w:rPr>
-              <w:fldChar w:fldCharType="end"/>
-            </w:r>
-          </w:hyperlink>
-        </w:p>
-        <w:p>
-          <w:pPr>
-            <w:pStyle w:val="Verzeichnis3"/>
-            <w:tabs>
-              <w:tab w:val="right" w:leader="dot" w:pos="9062"/>
-            </w:tabs>
-            <w:rPr>
-              <w:rFonts w:eastAsiaTheme="minorEastAsia"/>
-              <w:noProof/>
-              <w:lang w:eastAsia="de-CH"/>
-            </w:rPr>
-          </w:pPr>
-          <w:hyperlink w:anchor="_Toc227045977" w:history="1">
-            <w:r>
-              <w:rPr>
-                <w:rStyle w:val="Hyperlink"/>
-                <w:noProof/>
-              </w:rPr>
-              <w:t>Screenshots</w:t>
-            </w:r>
-            <w:r>
-              <w:rPr>
-                <w:noProof/>
-                <w:webHidden/>
-              </w:rPr>
-              <w:tab/>
-            </w:r>
-            <w:r>
-              <w:rPr>
-                <w:noProof/>
-                <w:webHidden/>
-              </w:rPr>
-              <w:fldChar w:fldCharType="begin"/>
-            </w:r>
-            <w:r>
-              <w:rPr>
-                <w:noProof/>
-                <w:webHidden/>
-              </w:rPr>
-              <w:instrText xml:space="preserve"> PAGEREF _Toc227045977 \h </w:instrText>
-            </w:r>
-            <w:r>
-              <w:rPr>
-                <w:noProof/>
-                <w:webHidden/>
-              </w:rPr>
-            </w:r>
-            <w:r>
-              <w:rPr>
-                <w:noProof/>
-                <w:webHidden/>
-              </w:rPr>
-              <w:fldChar w:fldCharType="separate"/>
-            </w:r>
-            <w:r>
-              <w:rPr>
-                <w:noProof/>
-                <w:webHidden/>
-              </w:rPr>
-              <w:t>9</w:t>
+              <w:t>10</w:t>
             </w:r>
             <w:r>
               <w:rPr>
@@ -2977,7 +2908,7 @@
       <w:pPr>
         <w:pStyle w:val="berschrift1"/>
       </w:pPr>
-      <w:bookmarkStart w:id="0" w:name="_Toc227045951"/>
+      <w:bookmarkStart w:id="0" w:name="_Toc227055516"/>
       <w:r>
         <w:lastRenderedPageBreak/>
         <w:t>Aufgabe</w:t>
@@ -2991,7 +2922,7 @@
       <w:pPr>
         <w:pStyle w:val="berschrift2"/>
       </w:pPr>
-      <w:bookmarkStart w:id="1" w:name="_Toc227045952"/>
+      <w:bookmarkStart w:id="1" w:name="_Toc227055517"/>
       <w:proofErr w:type="spellStart"/>
       <w:r>
         <w:rPr>
@@ -3006,7 +2937,7 @@
       <w:pPr>
         <w:pStyle w:val="berschrift3"/>
       </w:pPr>
-      <w:bookmarkStart w:id="2" w:name="_Toc227045953"/>
+      <w:bookmarkStart w:id="2" w:name="_Toc227055518"/>
       <w:r>
         <w:t>Einleitung</w:t>
       </w:r>
@@ -3037,7 +2968,7 @@
       <w:pPr>
         <w:pStyle w:val="berschrift3"/>
       </w:pPr>
-      <w:bookmarkStart w:id="3" w:name="_Toc227045954"/>
+      <w:bookmarkStart w:id="3" w:name="_Toc227055519"/>
       <w:r>
         <w:t>Screenshot</w:t>
       </w:r>
@@ -3135,7 +3066,7 @@
       <w:pPr>
         <w:pStyle w:val="berschrift2"/>
       </w:pPr>
-      <w:bookmarkStart w:id="4" w:name="_Toc227045955"/>
+      <w:bookmarkStart w:id="4" w:name="_Toc227055520"/>
       <w:proofErr w:type="spellStart"/>
       <w:r>
         <w:rPr>
@@ -3150,7 +3081,7 @@
       <w:pPr>
         <w:pStyle w:val="berschrift3"/>
       </w:pPr>
-      <w:bookmarkStart w:id="5" w:name="_Toc227045956"/>
+      <w:bookmarkStart w:id="5" w:name="_Toc227055521"/>
       <w:r>
         <w:t>Einleitung</w:t>
       </w:r>
@@ -3181,7 +3112,7 @@
       <w:pPr>
         <w:pStyle w:val="berschrift3"/>
       </w:pPr>
-      <w:bookmarkStart w:id="6" w:name="_Toc227045957"/>
+      <w:bookmarkStart w:id="6" w:name="_Toc227055522"/>
       <w:r>
         <w:lastRenderedPageBreak/>
         <w:t>Screenshot</w:t>
@@ -3280,7 +3211,7 @@
       <w:pPr>
         <w:pStyle w:val="berschrift2"/>
       </w:pPr>
-      <w:bookmarkStart w:id="7" w:name="_Toc227045958"/>
+      <w:bookmarkStart w:id="7" w:name="_Toc227055523"/>
       <w:r>
         <w:t>Routing</w:t>
       </w:r>
@@ -3290,7 +3221,7 @@
       <w:pPr>
         <w:pStyle w:val="berschrift3"/>
       </w:pPr>
-      <w:bookmarkStart w:id="8" w:name="_Toc227045959"/>
+      <w:bookmarkStart w:id="8" w:name="_Toc227055524"/>
       <w:r>
         <w:t>Einleitung</w:t>
       </w:r>
@@ -3319,7 +3250,7 @@
       <w:pPr>
         <w:pStyle w:val="berschrift3"/>
       </w:pPr>
-      <w:bookmarkStart w:id="9" w:name="_Toc227045960"/>
+      <w:bookmarkStart w:id="9" w:name="_Toc227055525"/>
       <w:r>
         <w:t>Bearbeitung</w:t>
       </w:r>
@@ -3327,9 +3258,55 @@
     </w:p>
     <w:p>
       <w:pPr>
+        <w:pStyle w:val="Listenabsatz"/>
+        <w:numPr>
+          <w:ilvl w:val="0"/>
+          <w:numId w:val="10"/>
+        </w:numPr>
+      </w:pPr>
+      <w:r>
+        <w:t>Die Lösung zur Aufgabe 1 ist unter Lösungen zu finden.</w:t>
+      </w:r>
+    </w:p>
+    <w:p>
+      <w:pPr>
+        <w:pStyle w:val="Listenabsatz"/>
+        <w:numPr>
+          <w:ilvl w:val="0"/>
+          <w:numId w:val="10"/>
+        </w:numPr>
+      </w:pPr>
+      <w:r>
+        <w:t>Es folgt die Dokumentation der Vorgehensweise bei der Aufgabe 2.</w:t>
+      </w:r>
+      <w:r>
+        <w:br/>
+        <w:t xml:space="preserve">Beim Subnetting empfiehlt sich drei Subnetze einzurichten. Eines für den Standort Zürich, eines für Bern und eines für die Verbindung der beiden Router. In Zürich und Bern wird ein Netz mit der Subnetzmaske </w:t>
+      </w:r>
+      <w:r>
+        <w:t>255.255.255.192</w:t>
+      </w:r>
+      <w:r>
+        <w:t xml:space="preserve"> verwendet. Die Netzwerkadressen lauten für Zürich </w:t>
+      </w:r>
+      <w:r>
+        <w:t>192.168.1.0</w:t>
+      </w:r>
+      <w:r>
+        <w:t xml:space="preserve"> und für Bern </w:t>
+      </w:r>
+      <w:r>
+        <w:t>192.168.1.64</w:t>
+      </w:r>
+      <w:r>
+        <w:t xml:space="preserve">. </w:t>
+      </w:r>
+    </w:p>
+    <w:p>
+      <w:pPr>
         <w:pStyle w:val="berschrift3"/>
       </w:pPr>
-      <w:bookmarkStart w:id="10" w:name="_Toc227045961"/>
+      <w:bookmarkStart w:id="10" w:name="_Toc227055526"/>
       <w:r>
         <w:t>Lösungen</w:t>
       </w:r>
@@ -3381,6 +3358,7 @@
               <w:spacing w:after="160" w:line="278" w:lineRule="auto"/>
             </w:pPr>
             <w:r>
+              <w:lastRenderedPageBreak/>
               <w:t>Zielnetz</w:t>
             </w:r>
           </w:p>
@@ -3777,7 +3755,6 @@
               <w:spacing w:after="160" w:line="278" w:lineRule="auto"/>
             </w:pPr>
             <w:r>
-              <w:lastRenderedPageBreak/>
               <w:t>32.160.3.12</w:t>
             </w:r>
           </w:p>
@@ -4164,7 +4141,7 @@
       <w:pPr>
         <w:pStyle w:val="berschrift3"/>
       </w:pPr>
-      <w:bookmarkStart w:id="11" w:name="_Toc227045962"/>
+      <w:bookmarkStart w:id="11" w:name="_Toc227055527"/>
       <w:r>
         <w:t>Screenshot</w:t>
       </w:r>
@@ -4178,7 +4155,7 @@
       <w:pPr>
         <w:pStyle w:val="berschrift2"/>
       </w:pPr>
-      <w:bookmarkStart w:id="12" w:name="_Toc227045963"/>
+      <w:bookmarkStart w:id="12" w:name="_Toc227055528"/>
       <w:r>
         <w:rPr>
           <w:highlight w:val="green"/>
@@ -4191,7 +4168,7 @@
       <w:pPr>
         <w:pStyle w:val="berschrift3"/>
       </w:pPr>
-      <w:bookmarkStart w:id="13" w:name="_Toc227045964"/>
+      <w:bookmarkStart w:id="13" w:name="_Toc227055529"/>
       <w:r>
         <w:t>Einleitung</w:t>
       </w:r>
@@ -4226,7 +4203,7 @@
       <w:pPr>
         <w:pStyle w:val="berschrift3"/>
       </w:pPr>
-      <w:bookmarkStart w:id="14" w:name="_Toc227045965"/>
+      <w:bookmarkStart w:id="14" w:name="_Toc227055530"/>
       <w:r>
         <w:t>Lösungen</w:t>
       </w:r>
@@ -4313,6 +4290,7 @@
         <w:ind w:left="708"/>
       </w:pPr>
       <w:r>
+        <w:lastRenderedPageBreak/>
         <w:t>Session:</w:t>
       </w:r>
       <w:r>
@@ -4367,7 +4345,6 @@
         <w:ind w:left="708"/>
       </w:pPr>
       <w:r>
-        <w:lastRenderedPageBreak/>
         <w:t>Data Link:</w:t>
       </w:r>
       <w:r>
@@ -5111,6 +5088,7 @@
               <w:spacing w:after="160" w:line="278" w:lineRule="auto"/>
             </w:pPr>
             <w:r>
+              <w:lastRenderedPageBreak/>
               <w:t>SSH</w:t>
             </w:r>
           </w:p>
@@ -5489,7 +5467,6 @@
               <w:spacing w:after="160" w:line="278" w:lineRule="auto"/>
             </w:pPr>
             <w:r>
-              <w:lastRenderedPageBreak/>
               <w:t>Telnet</w:t>
             </w:r>
           </w:p>
@@ -5744,6 +5721,7 @@
         </w:numPr>
       </w:pPr>
       <w:r>
+        <w:lastRenderedPageBreak/>
         <w:t>Der nun eingerichtete Webserver kann erreicht werden und es wird die entsprechende Webseite angezeigt (siehe Abbildung: Webseite des Webservers)</w:t>
       </w:r>
     </w:p>
@@ -5772,7 +5750,7 @@
       <w:pPr>
         <w:pStyle w:val="berschrift3"/>
       </w:pPr>
-      <w:bookmarkStart w:id="15" w:name="_Toc227045966"/>
+      <w:bookmarkStart w:id="15" w:name="_Toc227055531"/>
       <w:r>
         <w:t>Bearbeitung</w:t>
       </w:r>
@@ -5824,18 +5802,14 @@
         <w:t>Ansonsten</w:t>
       </w:r>
       <w:r>
-        <w:t xml:space="preserve"> kann keine Verbindung mit den </w:t>
-      </w:r>
-      <w:r>
-        <w:lastRenderedPageBreak/>
-        <w:t>Switchen hergestellt werden. Dieser Hinweis gilt ebenso für diese Switches, ist jedoch zu vernachlässigen, da die Checkbox standardmässig ausgewählt. Trotzdem sollte diese mögliche Fehlerquelle im überprüft werden.</w:t>
+        <w:t xml:space="preserve"> kann keine Verbindung mit den Switchen hergestellt werden. Dieser Hinweis gilt ebenso für diese Switches, ist jedoch zu vernachlässigen, da die Checkbox standardmässig ausgewählt. Trotzdem sollte diese mögliche Fehlerquelle im überprüft werden.</w:t>
       </w:r>
     </w:p>
     <w:p>
       <w:pPr>
         <w:pStyle w:val="berschrift3"/>
       </w:pPr>
-      <w:bookmarkStart w:id="16" w:name="_Toc227045967"/>
+      <w:bookmarkStart w:id="16" w:name="_Toc227055532"/>
       <w:r>
         <w:t>Screenshot</w:t>
       </w:r>
@@ -5942,6 +5916,7 @@
         <w:rPr>
           <w:noProof/>
         </w:rPr>
+        <w:lastRenderedPageBreak/>
         <w:drawing>
           <wp:inline distT="0" distB="0" distL="0" distR="0" wp14:anchorId="5AD0EB3A" wp14:editId="718228CD">
             <wp:extent cx="2448420" cy="3240000"/>
@@ -6176,7 +6151,6 @@
         <w:rPr>
           <w:noProof/>
         </w:rPr>
-        <w:lastRenderedPageBreak/>
         <w:drawing>
           <wp:inline distT="0" distB="0" distL="0" distR="0" wp14:anchorId="1E333482" wp14:editId="1BF31E1A">
             <wp:extent cx="2448000" cy="364975"/>
@@ -6337,6 +6311,7 @@
         <w:rPr>
           <w:noProof/>
         </w:rPr>
+        <w:lastRenderedPageBreak/>
         <w:drawing>
           <wp:inline distT="0" distB="0" distL="0" distR="0" wp14:anchorId="2896E136" wp14:editId="5D3511F5">
             <wp:extent cx="2448000" cy="2310111"/>
@@ -6487,7 +6462,7 @@
       <w:pPr>
         <w:pStyle w:val="berschrift2"/>
       </w:pPr>
-      <w:bookmarkStart w:id="17" w:name="_Toc227045968"/>
+      <w:bookmarkStart w:id="17" w:name="_Toc227055533"/>
       <w:r>
         <w:t>Subnetting</w:t>
       </w:r>
@@ -6497,7 +6472,7 @@
       <w:pPr>
         <w:pStyle w:val="berschrift3"/>
       </w:pPr>
-      <w:bookmarkStart w:id="18" w:name="_Toc227045969"/>
+      <w:bookmarkStart w:id="18" w:name="_Toc227055534"/>
       <w:r>
         <w:t>Einleitung</w:t>
       </w:r>
@@ -6512,9 +6487,8 @@
       <w:pPr>
         <w:pStyle w:val="berschrift3"/>
       </w:pPr>
-      <w:bookmarkStart w:id="19" w:name="_Toc227045970"/>
-      <w:r>
-        <w:lastRenderedPageBreak/>
+      <w:bookmarkStart w:id="19" w:name="_Toc227055535"/>
+      <w:r>
         <w:t>Bearbeitung</w:t>
       </w:r>
       <w:bookmarkEnd w:id="19"/>
@@ -6523,7 +6497,7 @@
       <w:pPr>
         <w:pStyle w:val="berschrift3"/>
       </w:pPr>
-      <w:bookmarkStart w:id="20" w:name="_Toc227045971"/>
+      <w:bookmarkStart w:id="20" w:name="_Toc227055536"/>
       <w:r>
         <w:t>Lösungen</w:t>
       </w:r>
@@ -6533,7 +6507,7 @@
       <w:pPr>
         <w:pStyle w:val="berschrift3"/>
       </w:pPr>
-      <w:bookmarkStart w:id="21" w:name="_Toc227045972"/>
+      <w:bookmarkStart w:id="21" w:name="_Toc227055537"/>
       <w:r>
         <w:t>Screenshot</w:t>
       </w:r>
@@ -6547,11 +6521,12 @@
       <w:pPr>
         <w:pStyle w:val="berschrift2"/>
       </w:pPr>
-      <w:bookmarkStart w:id="22" w:name="_Toc227045973"/>
+      <w:bookmarkStart w:id="22" w:name="_Toc227055538"/>
       <w:r>
         <w:rPr>
-          <w:highlight w:val="yellow"/>
+          <w:highlight w:val="green"/>
         </w:rPr>
+        <w:lastRenderedPageBreak/>
         <w:t>Switch</w:t>
       </w:r>
       <w:bookmarkEnd w:id="22"/>
@@ -6560,7 +6535,7 @@
       <w:pPr>
         <w:pStyle w:val="berschrift3"/>
       </w:pPr>
-      <w:bookmarkStart w:id="23" w:name="_Toc227045974"/>
+      <w:bookmarkStart w:id="23" w:name="_Toc227055539"/>
       <w:r>
         <w:t>Einleitung</w:t>
       </w:r>
@@ -6589,7 +6564,7 @@
       <w:pPr>
         <w:pStyle w:val="berschrift3"/>
       </w:pPr>
-      <w:bookmarkStart w:id="24" w:name="_Toc227045976"/>
+      <w:bookmarkStart w:id="24" w:name="_Toc227055540"/>
       <w:r>
         <w:t>Lösungen</w:t>
       </w:r>
@@ -7098,7 +7073,6 @@
       <w:r>
         <w:t>.</w:t>
       </w:r>
-      <w:bookmarkStart w:id="25" w:name="_Toc227045977"/>
       <w:r>
         <w:br/>
         <w:t>Ich empfehle das Modell *** zu verwenden. Es erfüllt alle Kriterien und stellt eine gute Möglichkeit dar, die Firma im Bereich Switches auszurüsten. Es folgen die wichtigsten Eckdaten des Produktes:</w:t>
@@ -7367,7 +7341,6 @@
           </w:p>
         </w:tc>
       </w:tr>
-      <w:bookmarkEnd w:id="25"/>
     </w:tbl>
     <w:p/>
     <w:p>
@@ -7379,7 +7352,6 @@
         </w:numPr>
       </w:pPr>
       <w:r>
-        <w:lastRenderedPageBreak/>
         <w:t>Die Ergebnisse zu diesem Auftrag sind unter Screenshots zu finden. Die Namen der Aufnahmen lauten «</w:t>
       </w:r>
       <w:r>
@@ -7404,6 +7376,7 @@
         </w:numPr>
       </w:pPr>
       <w:r>
+        <w:lastRenderedPageBreak/>
         <w:t>Es folgen die gerundeten Ergebnisse zu den Berechnungsaufgaben zum Thema Datendurchsatz.</w:t>
       </w:r>
       <w:r>
@@ -7438,9 +7411,11 @@
       <w:pPr>
         <w:pStyle w:val="berschrift3"/>
       </w:pPr>
+      <w:bookmarkStart w:id="25" w:name="_Toc227055541"/>
       <w:r>
         <w:t>Screenshots</w:t>
       </w:r>
+      <w:bookmarkEnd w:id="25"/>
     </w:p>
     <w:p>
       <w:pPr>
@@ -7640,7 +7615,7 @@
           <w:docPart w:val="50861DE7EB3545BBB47C83FDECF63101"/>
         </w:placeholder>
         <w:dataBinding w:prefixMappings="xmlns:ns0='http://schemas.microsoft.com/office/2006/coverPageProps' " w:xpath="/ns0:CoverPageProperties[1]/ns0:PublishDate[1]" w:storeItemID="{55AF091B-3C7A-41E3-B477-F2FDAA23CFDA}"/>
-        <w:date w:fullDate="2026-04-08T00:00:00Z">
+        <w:date w:fullDate="2026-04-14T00:00:00Z">
           <w:dateFormat w:val="dd.MM.yyyy"/>
           <w:lid w:val="de-CH"/>
           <w:storeMappedDataAs w:val="dateTime"/>
@@ -7649,7 +7624,7 @@
       </w:sdtPr>
       <w:sdtContent>
         <w:r>
-          <w:t>08.04.2026</w:t>
+          <w:t>14.04.2026</w:t>
         </w:r>
       </w:sdtContent>
     </w:sdt>
@@ -7981,6 +7956,95 @@
     </w:lvl>
   </w:abstractNum>
   <w:abstractNum w:abstractNumId="3" w15:restartNumberingAfterBreak="0">
+    <w:nsid w:val="1EA14374"/>
+    <w:multiLevelType w:val="hybridMultilevel"/>
+    <w:tmpl w:val="A956E694"/>
+    <w:lvl w:ilvl="0" w:tplc="6A9E970E">
+      <w:start w:val="1"/>
+      <w:numFmt w:val="decimal"/>
+      <w:lvlText w:val="%1."/>
+      <w:lvlJc w:val="left"/>
+      <w:pPr>
+        <w:ind w:left="720" w:hanging="360"/>
+      </w:pPr>
+      <w:rPr>
+        <w:rFonts w:hint="default"/>
+      </w:rPr>
+    </w:lvl>
+    <w:lvl w:ilvl="1" w:tplc="08070019" w:tentative="1">
+      <w:start w:val="1"/>
+      <w:numFmt w:val="lowerLetter"/>
+      <w:lvlText w:val="%2."/>
+      <w:lvlJc w:val="left"/>
+      <w:pPr>
+        <w:ind w:left="1440" w:hanging="360"/>
+      </w:pPr>
+    </w:lvl>
+    <w:lvl w:ilvl="2" w:tplc="0807001B" w:tentative="1">
+      <w:start w:val="1"/>
+      <w:numFmt w:val="lowerRoman"/>
+      <w:lvlText w:val="%3."/>
+      <w:lvlJc w:val="right"/>
+      <w:pPr>
+        <w:ind w:left="2160" w:hanging="180"/>
+      </w:pPr>
+    </w:lvl>
+    <w:lvl w:ilvl="3" w:tplc="0807000F" w:tentative="1">
+      <w:start w:val="1"/>
+      <w:numFmt w:val="decimal"/>
+      <w:lvlText w:val="%4."/>
+      <w:lvlJc w:val="left"/>
+      <w:pPr>
+        <w:ind w:left="2880" w:hanging="360"/>
+      </w:pPr>
+    </w:lvl>
+    <w:lvl w:ilvl="4" w:tplc="08070019" w:tentative="1">
+      <w:start w:val="1"/>
+      <w:numFmt w:val="lowerLetter"/>
+      <w:lvlText w:val="%5."/>
+      <w:lvlJc w:val="left"/>
+      <w:pPr>
+        <w:ind w:left="3600" w:hanging="360"/>
+      </w:pPr>
+    </w:lvl>
+    <w:lvl w:ilvl="5" w:tplc="0807001B" w:tentative="1">
+      <w:start w:val="1"/>
+      <w:numFmt w:val="lowerRoman"/>
+      <w:lvlText w:val="%6."/>
+      <w:lvlJc w:val="right"/>
+      <w:pPr>
+        <w:ind w:left="4320" w:hanging="180"/>
+      </w:pPr>
+    </w:lvl>
+    <w:lvl w:ilvl="6" w:tplc="0807000F" w:tentative="1">
+      <w:start w:val="1"/>
+      <w:numFmt w:val="decimal"/>
+      <w:lvlText w:val="%7."/>
+      <w:lvlJc w:val="left"/>
+      <w:pPr>
+        <w:ind w:left="5040" w:hanging="360"/>
+      </w:pPr>
+    </w:lvl>
+    <w:lvl w:ilvl="7" w:tplc="08070019" w:tentative="1">
+      <w:start w:val="1"/>
+      <w:numFmt w:val="lowerLetter"/>
+      <w:lvlText w:val="%8."/>
+      <w:lvlJc w:val="left"/>
+      <w:pPr>
+        <w:ind w:left="5760" w:hanging="360"/>
+      </w:pPr>
+    </w:lvl>
+    <w:lvl w:ilvl="8" w:tplc="0807001B" w:tentative="1">
+      <w:start w:val="1"/>
+      <w:numFmt w:val="lowerRoman"/>
+      <w:lvlText w:val="%9."/>
+      <w:lvlJc w:val="right"/>
+      <w:pPr>
+        <w:ind w:left="6480" w:hanging="180"/>
+      </w:pPr>
+    </w:lvl>
+  </w:abstractNum>
+  <w:abstractNum w:abstractNumId="4" w15:restartNumberingAfterBreak="0">
     <w:nsid w:val="2088333A"/>
     <w:multiLevelType w:val="hybridMultilevel"/>
     <w:tmpl w:val="B52CCC00"/>
@@ -8071,7 +8135,7 @@
       </w:pPr>
     </w:lvl>
   </w:abstractNum>
-  <w:abstractNum w:abstractNumId="4" w15:restartNumberingAfterBreak="0">
+  <w:abstractNum w:abstractNumId="5" w15:restartNumberingAfterBreak="0">
     <w:nsid w:val="48873389"/>
     <w:multiLevelType w:val="hybridMultilevel"/>
     <w:tmpl w:val="CDE8C5F8"/>
@@ -8160,7 +8224,96 @@
       </w:pPr>
     </w:lvl>
   </w:abstractNum>
-  <w:abstractNum w:abstractNumId="5" w15:restartNumberingAfterBreak="0">
+  <w:abstractNum w:abstractNumId="6" w15:restartNumberingAfterBreak="0">
+    <w:nsid w:val="60880D9F"/>
+    <w:multiLevelType w:val="hybridMultilevel"/>
+    <w:tmpl w:val="7664790C"/>
+    <w:lvl w:ilvl="0" w:tplc="6A9E970E">
+      <w:start w:val="1"/>
+      <w:numFmt w:val="decimal"/>
+      <w:lvlText w:val="%1."/>
+      <w:lvlJc w:val="left"/>
+      <w:pPr>
+        <w:ind w:left="720" w:hanging="360"/>
+      </w:pPr>
+      <w:rPr>
+        <w:rFonts w:hint="default"/>
+      </w:rPr>
+    </w:lvl>
+    <w:lvl w:ilvl="1" w:tplc="08070019" w:tentative="1">
+      <w:start w:val="1"/>
+      <w:numFmt w:val="lowerLetter"/>
+      <w:lvlText w:val="%2."/>
+      <w:lvlJc w:val="left"/>
+      <w:pPr>
+        <w:ind w:left="1440" w:hanging="360"/>
+      </w:pPr>
+    </w:lvl>
+    <w:lvl w:ilvl="2" w:tplc="0807001B" w:tentative="1">
+      <w:start w:val="1"/>
+      <w:numFmt w:val="lowerRoman"/>
+      <w:lvlText w:val="%3."/>
+      <w:lvlJc w:val="right"/>
+      <w:pPr>
+        <w:ind w:left="2160" w:hanging="180"/>
+      </w:pPr>
+    </w:lvl>
+    <w:lvl w:ilvl="3" w:tplc="0807000F" w:tentative="1">
+      <w:start w:val="1"/>
+      <w:numFmt w:val="decimal"/>
+      <w:lvlText w:val="%4."/>
+      <w:lvlJc w:val="left"/>
+      <w:pPr>
+        <w:ind w:left="2880" w:hanging="360"/>
+      </w:pPr>
+    </w:lvl>
+    <w:lvl w:ilvl="4" w:tplc="08070019" w:tentative="1">
+      <w:start w:val="1"/>
+      <w:numFmt w:val="lowerLetter"/>
+      <w:lvlText w:val="%5."/>
+      <w:lvlJc w:val="left"/>
+      <w:pPr>
+        <w:ind w:left="3600" w:hanging="360"/>
+      </w:pPr>
+    </w:lvl>
+    <w:lvl w:ilvl="5" w:tplc="0807001B" w:tentative="1">
+      <w:start w:val="1"/>
+      <w:numFmt w:val="lowerRoman"/>
+      <w:lvlText w:val="%6."/>
+      <w:lvlJc w:val="right"/>
+      <w:pPr>
+        <w:ind w:left="4320" w:hanging="180"/>
+      </w:pPr>
+    </w:lvl>
+    <w:lvl w:ilvl="6" w:tplc="0807000F" w:tentative="1">
+      <w:start w:val="1"/>
+      <w:numFmt w:val="decimal"/>
+      <w:lvlText w:val="%7."/>
+      <w:lvlJc w:val="left"/>
+      <w:pPr>
+        <w:ind w:left="5040" w:hanging="360"/>
+      </w:pPr>
+    </w:lvl>
+    <w:lvl w:ilvl="7" w:tplc="08070019" w:tentative="1">
+      <w:start w:val="1"/>
+      <w:numFmt w:val="lowerLetter"/>
+      <w:lvlText w:val="%8."/>
+      <w:lvlJc w:val="left"/>
+      <w:pPr>
+        <w:ind w:left="5760" w:hanging="360"/>
+      </w:pPr>
+    </w:lvl>
+    <w:lvl w:ilvl="8" w:tplc="0807001B" w:tentative="1">
+      <w:start w:val="1"/>
+      <w:numFmt w:val="lowerRoman"/>
+      <w:lvlText w:val="%9."/>
+      <w:lvlJc w:val="right"/>
+      <w:pPr>
+        <w:ind w:left="6480" w:hanging="180"/>
+      </w:pPr>
+    </w:lvl>
+  </w:abstractNum>
+  <w:abstractNum w:abstractNumId="7" w15:restartNumberingAfterBreak="0">
     <w:nsid w:val="642A799D"/>
     <w:multiLevelType w:val="hybridMultilevel"/>
     <w:tmpl w:val="0D9A190C"/>
@@ -8251,7 +8404,7 @@
       </w:pPr>
     </w:lvl>
   </w:abstractNum>
-  <w:abstractNum w:abstractNumId="6" w15:restartNumberingAfterBreak="0">
+  <w:abstractNum w:abstractNumId="8" w15:restartNumberingAfterBreak="0">
     <w:nsid w:val="733E5A7B"/>
     <w:multiLevelType w:val="hybridMultilevel"/>
     <w:tmpl w:val="842C1EDC"/>
@@ -8340,17 +8493,108 @@
       </w:pPr>
     </w:lvl>
   </w:abstractNum>
+  <w:abstractNum w:abstractNumId="9" w15:restartNumberingAfterBreak="0">
+    <w:nsid w:val="78FA56F0"/>
+    <w:multiLevelType w:val="hybridMultilevel"/>
+    <w:tmpl w:val="1DFEF184"/>
+    <w:lvl w:ilvl="0" w:tplc="DE06409E">
+      <w:start w:val="1"/>
+      <w:numFmt w:val="decimal"/>
+      <w:lvlText w:val="%1."/>
+      <w:lvlJc w:val="left"/>
+      <w:pPr>
+        <w:ind w:left="720" w:hanging="360"/>
+      </w:pPr>
+      <w:rPr>
+        <w:rFonts w:hint="default"/>
+        <w:b/>
+        <w:bCs/>
+      </w:rPr>
+    </w:lvl>
+    <w:lvl w:ilvl="1" w:tplc="08070019" w:tentative="1">
+      <w:start w:val="1"/>
+      <w:numFmt w:val="lowerLetter"/>
+      <w:lvlText w:val="%2."/>
+      <w:lvlJc w:val="left"/>
+      <w:pPr>
+        <w:ind w:left="1440" w:hanging="360"/>
+      </w:pPr>
+    </w:lvl>
+    <w:lvl w:ilvl="2" w:tplc="0807001B" w:tentative="1">
+      <w:start w:val="1"/>
+      <w:numFmt w:val="lowerRoman"/>
+      <w:lvlText w:val="%3."/>
+      <w:lvlJc w:val="right"/>
+      <w:pPr>
+        <w:ind w:left="2160" w:hanging="180"/>
+      </w:pPr>
+    </w:lvl>
+    <w:lvl w:ilvl="3" w:tplc="0807000F" w:tentative="1">
+      <w:start w:val="1"/>
+      <w:numFmt w:val="decimal"/>
+      <w:lvlText w:val="%4."/>
+      <w:lvlJc w:val="left"/>
+      <w:pPr>
+        <w:ind w:left="2880" w:hanging="360"/>
+      </w:pPr>
+    </w:lvl>
+    <w:lvl w:ilvl="4" w:tplc="08070019" w:tentative="1">
+      <w:start w:val="1"/>
+      <w:numFmt w:val="lowerLetter"/>
+      <w:lvlText w:val="%5."/>
+      <w:lvlJc w:val="left"/>
+      <w:pPr>
+        <w:ind w:left="3600" w:hanging="360"/>
+      </w:pPr>
+    </w:lvl>
+    <w:lvl w:ilvl="5" w:tplc="0807001B" w:tentative="1">
+      <w:start w:val="1"/>
+      <w:numFmt w:val="lowerRoman"/>
+      <w:lvlText w:val="%6."/>
+      <w:lvlJc w:val="right"/>
+      <w:pPr>
+        <w:ind w:left="4320" w:hanging="180"/>
+      </w:pPr>
+    </w:lvl>
+    <w:lvl w:ilvl="6" w:tplc="0807000F" w:tentative="1">
+      <w:start w:val="1"/>
+      <w:numFmt w:val="decimal"/>
+      <w:lvlText w:val="%7."/>
+      <w:lvlJc w:val="left"/>
+      <w:pPr>
+        <w:ind w:left="5040" w:hanging="360"/>
+      </w:pPr>
+    </w:lvl>
+    <w:lvl w:ilvl="7" w:tplc="08070019" w:tentative="1">
+      <w:start w:val="1"/>
+      <w:numFmt w:val="lowerLetter"/>
+      <w:lvlText w:val="%8."/>
+      <w:lvlJc w:val="left"/>
+      <w:pPr>
+        <w:ind w:left="5760" w:hanging="360"/>
+      </w:pPr>
+    </w:lvl>
+    <w:lvl w:ilvl="8" w:tplc="0807001B" w:tentative="1">
+      <w:start w:val="1"/>
+      <w:numFmt w:val="lowerRoman"/>
+      <w:lvlText w:val="%9."/>
+      <w:lvlJc w:val="right"/>
+      <w:pPr>
+        <w:ind w:left="6480" w:hanging="180"/>
+      </w:pPr>
+    </w:lvl>
+  </w:abstractNum>
   <w:num w:numId="1" w16cid:durableId="233395491">
-    <w:abstractNumId w:val="4"/>
+    <w:abstractNumId w:val="5"/>
   </w:num>
   <w:num w:numId="2" w16cid:durableId="1231188824">
     <w:abstractNumId w:val="1"/>
   </w:num>
   <w:num w:numId="3" w16cid:durableId="376662093">
-    <w:abstractNumId w:val="6"/>
+    <w:abstractNumId w:val="8"/>
   </w:num>
   <w:num w:numId="4" w16cid:durableId="163279693">
-    <w:abstractNumId w:val="3"/>
+    <w:abstractNumId w:val="4"/>
   </w:num>
   <w:num w:numId="5" w16cid:durableId="454836855">
     <w:abstractNumId w:val="0"/>
@@ -8359,7 +8603,16 @@
     <w:abstractNumId w:val="2"/>
   </w:num>
   <w:num w:numId="7" w16cid:durableId="1981883565">
-    <w:abstractNumId w:val="5"/>
+    <w:abstractNumId w:val="7"/>
+  </w:num>
+  <w:num w:numId="8" w16cid:durableId="443309494">
+    <w:abstractNumId w:val="3"/>
+  </w:num>
+  <w:num w:numId="9" w16cid:durableId="1216966879">
+    <w:abstractNumId w:val="6"/>
+  </w:num>
+  <w:num w:numId="10" w16cid:durableId="32384035">
+    <w:abstractNumId w:val="9"/>
   </w:num>
 </w:numbering>
 </file>
@@ -9695,9 +9948,9 @@
     <w:rsidRoot w:val="00863F34"/>
     <w:rsid w:val="000410E1"/>
     <w:rsid w:val="00041762"/>
-    <w:rsid w:val="000732CA"/>
     <w:rsid w:val="001A7A50"/>
     <w:rsid w:val="001B3170"/>
+    <w:rsid w:val="00341923"/>
     <w:rsid w:val="00367509"/>
     <w:rsid w:val="004A4E5D"/>
     <w:rsid w:val="00717388"/>
@@ -10477,7 +10730,7 @@
 
 <file path=customXml/item1.xml><?xml version="1.0" encoding="utf-8"?>
 <CoverPageProperties xmlns="http://schemas.microsoft.com/office/2006/coverPageProps">
-  <PublishDate>2026-04-08T00:00:00</PublishDate>
+  <PublishDate>2026-04-14T00:00:00</PublishDate>
   <Abstract/>
   <CompanyAddress>2. Lehrjahr</CompanyAddress>
   <CompanyPhone/>

--- a/M129/Projekt_LB2/Dokumentation/Dokumentation_M129_LB2.docx
+++ b/M129/Projekt_LB2/Dokumentation/Dokumentation_M129_LB2.docx
@@ -3293,13 +3293,34 @@
         <w:t>192.168.1.0</w:t>
       </w:r>
       <w:r>
+        <w:t>/26</w:t>
+      </w:r>
+      <w:r>
         <w:t xml:space="preserve"> und für Bern </w:t>
       </w:r>
       <w:r>
         <w:t>192.168.1.64</w:t>
       </w:r>
       <w:r>
+        <w:t>/26</w:t>
+      </w:r>
+      <w:r>
         <w:t xml:space="preserve">. </w:t>
+      </w:r>
+      <w:r>
+        <w:t xml:space="preserve">Zusätzlich gibt es ein Subnetz, welches die beiden Router umfasst. Da hier nur zwei mögliche Hostadressen nötig sind, ist die Subnetzmaske </w:t>
+      </w:r>
+      <w:r>
+        <w:t>255.255.255.252</w:t>
+      </w:r>
+      <w:r>
+        <w:t xml:space="preserve">. Es gibt also nur zwei mögliche Hostadressen. Die Netzadresse lautet </w:t>
+      </w:r>
+      <w:r>
+        <w:t>192.168.1.128</w:t>
+      </w:r>
+      <w:r>
+        <w:t>/30.</w:t>
       </w:r>
     </w:p>
     <w:p>
@@ -3308,6 +3329,7 @@
       </w:pPr>
       <w:bookmarkStart w:id="10" w:name="_Toc227055526"/>
       <w:r>
+        <w:lastRenderedPageBreak/>
         <w:t>Lösungen</w:t>
       </w:r>
       <w:bookmarkEnd w:id="10"/>
@@ -3358,7 +3380,6 @@
               <w:spacing w:after="160" w:line="278" w:lineRule="auto"/>
             </w:pPr>
             <w:r>
-              <w:lastRenderedPageBreak/>
               <w:t>Zielnetz</w:t>
             </w:r>
           </w:p>
@@ -4247,7 +4268,14 @@
       </w:r>
       <w:r>
         <w:br/>
-        <w:t xml:space="preserve">Hier sind </w:t>
+      </w:r>
+      <w:proofErr w:type="gramStart"/>
+      <w:r>
+        <w:t>Hier</w:t>
+      </w:r>
+      <w:proofErr w:type="gramEnd"/>
+      <w:r>
+        <w:t xml:space="preserve"> sind </w:t>
       </w:r>
       <w:r>
         <w:t>Dienste, Anwendungen und Netzmanagement</w:t>
@@ -4282,7 +4310,11 @@
         <w:t xml:space="preserve"> der Daten </w:t>
       </w:r>
       <w:r>
-        <w:t>in eine unabhängige Form um und ermöglicht somit den syntaktisch korrekten Datenaustausch zwischen unterschiedlichen Systemen.</w:t>
+        <w:t xml:space="preserve">in eine </w:t>
+      </w:r>
+      <w:r>
+        <w:lastRenderedPageBreak/>
+        <w:t>unabhängige Form um und ermöglicht somit den syntaktisch korrekten Datenaustausch zwischen unterschiedlichen Systemen.</w:t>
       </w:r>
     </w:p>
     <w:p>
@@ -4290,7 +4322,6 @@
         <w:ind w:left="708"/>
       </w:pPr>
       <w:r>
-        <w:lastRenderedPageBreak/>
         <w:t>Session:</w:t>
       </w:r>
       <w:r>
@@ -5038,6 +5069,7 @@
               <w:spacing w:after="160" w:line="278" w:lineRule="auto"/>
             </w:pPr>
             <w:r>
+              <w:lastRenderedPageBreak/>
               <w:t>IMAPS</w:t>
             </w:r>
           </w:p>
@@ -5088,7 +5120,6 @@
               <w:spacing w:after="160" w:line="278" w:lineRule="auto"/>
             </w:pPr>
             <w:r>
-              <w:lastRenderedPageBreak/>
               <w:t>SSH</w:t>
             </w:r>
           </w:p>
@@ -9948,9 +9979,9 @@
     <w:rsidRoot w:val="00863F34"/>
     <w:rsid w:val="000410E1"/>
     <w:rsid w:val="00041762"/>
+    <w:rsid w:val="000C78E2"/>
     <w:rsid w:val="001A7A50"/>
     <w:rsid w:val="001B3170"/>
-    <w:rsid w:val="00341923"/>
     <w:rsid w:val="00367509"/>
     <w:rsid w:val="004A4E5D"/>
     <w:rsid w:val="00717388"/>

--- a/M129/Projekt_LB2/Dokumentation/Dokumentation_M129_LB2.docx
+++ b/M129/Projekt_LB2/Dokumentation/Dokumentation_M129_LB2.docx
@@ -2923,7 +2923,6 @@
         <w:pStyle w:val="berschrift2"/>
       </w:pPr>
       <w:bookmarkStart w:id="1" w:name="_Toc227055517"/>
-      <w:proofErr w:type="spellStart"/>
       <w:r>
         <w:rPr>
           <w:highlight w:val="green"/>
@@ -2931,7 +2930,6 @@
         <w:t>BeASwitch</w:t>
       </w:r>
       <w:bookmarkEnd w:id="1"/>
-      <w:proofErr w:type="spellEnd"/>
     </w:p>
     <w:p>
       <w:pPr>
@@ -2945,23 +2943,7 @@
     </w:p>
     <w:p>
       <w:r>
-        <w:t xml:space="preserve">Es soll im Programm </w:t>
-      </w:r>
-      <w:proofErr w:type="spellStart"/>
-      <w:r>
-        <w:t>BeASwitch</w:t>
-      </w:r>
-      <w:proofErr w:type="spellEnd"/>
-      <w:r>
-        <w:t xml:space="preserve"> im </w:t>
-      </w:r>
-      <w:proofErr w:type="spellStart"/>
-      <w:r>
-        <w:t>Exam</w:t>
-      </w:r>
-      <w:proofErr w:type="spellEnd"/>
-      <w:r>
-        <w:t xml:space="preserve"> Modus ein Score von 27 richtigen Lösungen aus 30 Aufgaben erreicht werden. Ist dieses Ziel erreicht, soll davon ein Screenshot gemacht werden.</w:t>
+        <w:t>Es soll im Programm BeASwitch im Exam Modus ein Score von 27 richtigen Lösungen aus 30 Aufgaben erreicht werden. Ist dieses Ziel erreicht, soll davon ein Screenshot gemacht werden.</w:t>
       </w:r>
     </w:p>
     <w:p>
@@ -3054,20 +3036,14 @@
         <w:t>: Erfolgszertifikat</w:t>
       </w:r>
       <w:r>
-        <w:t xml:space="preserve"> </w:t>
-      </w:r>
-      <w:proofErr w:type="spellStart"/>
-      <w:r>
-        <w:t>BeASwitch</w:t>
-      </w:r>
-      <w:proofErr w:type="spellEnd"/>
+        <w:t xml:space="preserve"> BeASwitch</w:t>
+      </w:r>
     </w:p>
     <w:p>
       <w:pPr>
         <w:pStyle w:val="berschrift2"/>
       </w:pPr>
       <w:bookmarkStart w:id="4" w:name="_Toc227055520"/>
-      <w:proofErr w:type="spellStart"/>
       <w:r>
         <w:rPr>
           <w:highlight w:val="green"/>
@@ -3075,7 +3051,6 @@
         <w:t>BeARouter</w:t>
       </w:r>
       <w:bookmarkEnd w:id="4"/>
-      <w:proofErr w:type="spellEnd"/>
     </w:p>
     <w:p>
       <w:pPr>
@@ -3089,23 +3064,7 @@
     </w:p>
     <w:p>
       <w:r>
-        <w:t xml:space="preserve">Es soll im Programm </w:t>
-      </w:r>
-      <w:proofErr w:type="spellStart"/>
-      <w:r>
-        <w:t>BeARouter</w:t>
-      </w:r>
-      <w:proofErr w:type="spellEnd"/>
-      <w:r>
-        <w:t xml:space="preserve"> im </w:t>
-      </w:r>
-      <w:proofErr w:type="spellStart"/>
-      <w:r>
-        <w:t>Exam</w:t>
-      </w:r>
-      <w:proofErr w:type="spellEnd"/>
-      <w:r>
-        <w:t xml:space="preserve"> Modus ein Score von 27 richtigen Lösungen aus 30 Aufgaben erreicht werden. Ist dieses Ziel erreicht, soll davon ein Screenshot gemacht werden.</w:t>
+        <w:t>Es soll im Programm BeARouter im Exam Modus ein Score von 27 richtigen Lösungen aus 30 Aufgaben erreicht werden. Ist dieses Ziel erreicht, soll davon ein Screenshot gemacht werden.</w:t>
       </w:r>
     </w:p>
     <w:p>
@@ -3199,13 +3158,8 @@
         <w:t>: Erfolgszertifikat</w:t>
       </w:r>
       <w:r>
-        <w:t xml:space="preserve"> </w:t>
-      </w:r>
-      <w:proofErr w:type="spellStart"/>
-      <w:r>
-        <w:t>BeARouter</w:t>
-      </w:r>
-      <w:proofErr w:type="spellEnd"/>
+        <w:t xml:space="preserve"> BeARouter</w:t>
+      </w:r>
     </w:p>
     <w:p>
       <w:pPr>
@@ -3232,15 +3186,7 @@
         <w:t xml:space="preserve">Diese Aufgabe ist in zwei Teile aufgeteilt. Im ersten Teil soll aufgrund eines vorgegebenen Netzwerkes für einen Router seine Routingtabelle angelegt werden. Diese Tabelle wird unter Lösungen aufgeführt werden. Im zweiten Teil soll aufgrund eines vorgegebenen Szenarios das Subnetting, die Routingtabellen und ein entsprechendes Netzwerk im Programm </w:t>
       </w:r>
       <w:r>
-        <w:t>CISCO-</w:t>
-      </w:r>
-      <w:proofErr w:type="spellStart"/>
-      <w:r>
-        <w:t>Packettracer</w:t>
-      </w:r>
-      <w:proofErr w:type="spellEnd"/>
-      <w:r>
-        <w:t xml:space="preserve"> </w:t>
+        <w:t xml:space="preserve">CISCO-Packettracer </w:t>
       </w:r>
       <w:r>
         <w:t>erstellt werden. Die Dokumentation der Vorgehensweise ist unter Bearbeitung zu finden. Die schlussendlichen Produkte sind unter Lösungen abgelegt.</w:t>
@@ -3281,7 +3227,22 @@
       </w:r>
       <w:r>
         <w:br/>
-        <w:t xml:space="preserve">Beim Subnetting empfiehlt sich drei Subnetze einzurichten. Eines für den Standort Zürich, eines für Bern und eines für die Verbindung der beiden Router. In Zürich und Bern wird ein Netz mit der Subnetzmaske </w:t>
+        <w:t xml:space="preserve">a) </w:t>
+      </w:r>
+      <w:r>
+        <w:t xml:space="preserve">Beim Subnetting empfiehlt sich </w:t>
+      </w:r>
+      <w:r>
+        <w:t>zwei</w:t>
+      </w:r>
+      <w:r>
+        <w:t xml:space="preserve"> Subnetze einzurichten. Eines für den Standort Zürich</w:t>
+      </w:r>
+      <w:r>
+        <w:t xml:space="preserve"> und</w:t>
+      </w:r>
+      <w:r>
+        <w:t xml:space="preserve"> eines für Bern. In Zürich und Bern wird ein Netz mit der Subnetzmaske </w:t>
       </w:r>
       <w:r>
         <w:t>255.255.255.192</w:t>
@@ -3305,22 +3266,11 @@
         <w:t>/26</w:t>
       </w:r>
       <w:r>
-        <w:t xml:space="preserve">. </w:t>
-      </w:r>
-      <w:r>
-        <w:t xml:space="preserve">Zusätzlich gibt es ein Subnetz, welches die beiden Router umfasst. Da hier nur zwei mögliche Hostadressen nötig sind, ist die Subnetzmaske </w:t>
-      </w:r>
-      <w:r>
-        <w:t>255.255.255.252</w:t>
-      </w:r>
-      <w:r>
-        <w:t xml:space="preserve">. Es gibt also nur zwei mögliche Hostadressen. Die Netzadresse lautet </w:t>
-      </w:r>
-      <w:r>
-        <w:t>192.168.1.128</w:t>
-      </w:r>
-      <w:r>
-        <w:t>/30.</w:t>
+        <w:t>.</w:t>
+      </w:r>
+      <w:r>
+        <w:br/>
+        <w:t>b)</w:t>
       </w:r>
     </w:p>
     <w:p>
@@ -3329,7 +3279,6 @@
       </w:pPr>
       <w:bookmarkStart w:id="10" w:name="_Toc227055526"/>
       <w:r>
-        <w:lastRenderedPageBreak/>
         <w:t>Lösungen</w:t>
       </w:r>
       <w:bookmarkEnd w:id="10"/>
@@ -3380,6 +3329,7 @@
               <w:spacing w:after="160" w:line="278" w:lineRule="auto"/>
             </w:pPr>
             <w:r>
+              <w:lastRenderedPageBreak/>
               <w:t>Zielnetz</w:t>
             </w:r>
           </w:p>
@@ -3424,11 +3374,9 @@
               <w:spacing w:after="160" w:line="278" w:lineRule="auto"/>
               <w:cnfStyle w:val="100000000000" w:firstRow="1" w:lastRow="0" w:firstColumn="0" w:lastColumn="0" w:oddVBand="0" w:evenVBand="0" w:oddHBand="0" w:evenHBand="0" w:firstRowFirstColumn="0" w:firstRowLastColumn="0" w:lastRowFirstColumn="0" w:lastRowLastColumn="0"/>
             </w:pPr>
-            <w:proofErr w:type="spellStart"/>
             <w:r>
               <w:t>Metric</w:t>
             </w:r>
-            <w:proofErr w:type="spellEnd"/>
           </w:p>
         </w:tc>
         <w:tc>
@@ -4206,13 +4154,8 @@
         <w:t xml:space="preserve"> und ein Netz in </w:t>
       </w:r>
       <w:r>
-        <w:t>CISCO-</w:t>
-      </w:r>
-      <w:proofErr w:type="spellStart"/>
-      <w:r>
-        <w:t>Packettracer</w:t>
-      </w:r>
-      <w:proofErr w:type="spellEnd"/>
+        <w:t>CISCO-Packettracer</w:t>
+      </w:r>
       <w:r>
         <w:t xml:space="preserve"> aufzubauen</w:t>
       </w:r>
@@ -4258,24 +4201,12 @@
       <w:pPr>
         <w:ind w:left="708"/>
       </w:pPr>
-      <w:proofErr w:type="spellStart"/>
-      <w:r>
-        <w:t>Application</w:t>
-      </w:r>
-      <w:proofErr w:type="spellEnd"/>
-      <w:r>
-        <w:t>:</w:t>
+      <w:r>
+        <w:t>Application:</w:t>
       </w:r>
       <w:r>
         <w:br/>
-      </w:r>
-      <w:proofErr w:type="gramStart"/>
-      <w:r>
-        <w:t>Hier</w:t>
-      </w:r>
-      <w:proofErr w:type="gramEnd"/>
-      <w:r>
-        <w:t xml:space="preserve"> sind </w:t>
+        <w:t xml:space="preserve">Hier sind </w:t>
       </w:r>
       <w:r>
         <w:t>Dienste, Anwendungen und Netzmanagement</w:t>
@@ -4291,13 +4222,8 @@
       <w:pPr>
         <w:ind w:left="708"/>
       </w:pPr>
-      <w:proofErr w:type="spellStart"/>
-      <w:r>
-        <w:t>Presentation</w:t>
-      </w:r>
-      <w:proofErr w:type="spellEnd"/>
-      <w:r>
-        <w:t>:</w:t>
+      <w:r>
+        <w:t>Presentation:</w:t>
       </w:r>
       <w:r>
         <w:br/>
@@ -4310,11 +4236,7 @@
         <w:t xml:space="preserve"> der Daten </w:t>
       </w:r>
       <w:r>
-        <w:t xml:space="preserve">in eine </w:t>
-      </w:r>
-      <w:r>
-        <w:lastRenderedPageBreak/>
-        <w:t>unabhängige Form um und ermöglicht somit den syntaktisch korrekten Datenaustausch zwischen unterschiedlichen Systemen.</w:t>
+        <w:t>in eine unabhängige Form um und ermöglicht somit den syntaktisch korrekten Datenaustausch zwischen unterschiedlichen Systemen.</w:t>
       </w:r>
     </w:p>
     <w:p>
@@ -4322,6 +4244,7 @@
         <w:ind w:left="708"/>
       </w:pPr>
       <w:r>
+        <w:lastRenderedPageBreak/>
         <w:t>Session:</w:t>
       </w:r>
       <w:r>
@@ -4393,13 +4316,8 @@
       <w:pPr>
         <w:ind w:left="708"/>
       </w:pPr>
-      <w:proofErr w:type="spellStart"/>
-      <w:r>
-        <w:t>Physical</w:t>
-      </w:r>
-      <w:proofErr w:type="spellEnd"/>
-      <w:r>
-        <w:t>:</w:t>
+      <w:r>
+        <w:t>Physical:</w:t>
       </w:r>
       <w:r>
         <w:t xml:space="preserve"> </w:t>
@@ -5069,7 +4987,6 @@
               <w:spacing w:after="160" w:line="278" w:lineRule="auto"/>
             </w:pPr>
             <w:r>
-              <w:lastRenderedPageBreak/>
               <w:t>IMAPS</w:t>
             </w:r>
           </w:p>
@@ -5120,6 +5037,7 @@
               <w:spacing w:after="160" w:line="278" w:lineRule="auto"/>
             </w:pPr>
             <w:r>
+              <w:lastRenderedPageBreak/>
               <w:t>SSH</w:t>
             </w:r>
           </w:p>
@@ -5337,15 +5255,7 @@
               <w:cnfStyle w:val="000000000000" w:firstRow="0" w:lastRow="0" w:firstColumn="0" w:lastColumn="0" w:oddVBand="0" w:evenVBand="0" w:oddHBand="0" w:evenHBand="0" w:firstRowFirstColumn="0" w:firstRowLastColumn="0" w:lastRowFirstColumn="0" w:lastRowLastColumn="0"/>
             </w:pPr>
             <w:r>
-              <w:t xml:space="preserve">DNS </w:t>
-            </w:r>
-            <w:proofErr w:type="spellStart"/>
-            <w:r>
-              <w:t>over</w:t>
-            </w:r>
-            <w:proofErr w:type="spellEnd"/>
-            <w:r>
-              <w:t xml:space="preserve"> TLS</w:t>
+              <w:t>DNS over TLS</w:t>
             </w:r>
           </w:p>
         </w:tc>
@@ -5396,15 +5306,7 @@
               <w:cnfStyle w:val="000000100000" w:firstRow="0" w:lastRow="0" w:firstColumn="0" w:lastColumn="0" w:oddVBand="0" w:evenVBand="0" w:oddHBand="1" w:evenHBand="0" w:firstRowFirstColumn="0" w:firstRowLastColumn="0" w:lastRowFirstColumn="0" w:lastRowLastColumn="0"/>
             </w:pPr>
             <w:r>
-              <w:t xml:space="preserve">Dynamic Host </w:t>
-            </w:r>
-            <w:proofErr w:type="spellStart"/>
-            <w:r>
-              <w:t>Configuration</w:t>
-            </w:r>
-            <w:proofErr w:type="spellEnd"/>
-            <w:r>
-              <w:t xml:space="preserve"> Protocol v4</w:t>
+              <w:t>Dynamic Host Configuration Protocol v4</w:t>
             </w:r>
           </w:p>
         </w:tc>
@@ -5454,15 +5356,7 @@
               <w:cnfStyle w:val="000000000000" w:firstRow="0" w:lastRow="0" w:firstColumn="0" w:lastColumn="0" w:oddVBand="0" w:evenVBand="0" w:oddHBand="0" w:evenHBand="0" w:firstRowFirstColumn="0" w:firstRowLastColumn="0" w:lastRowFirstColumn="0" w:lastRowLastColumn="0"/>
             </w:pPr>
             <w:r>
-              <w:t xml:space="preserve">Dynamic Host </w:t>
-            </w:r>
-            <w:proofErr w:type="spellStart"/>
-            <w:r>
-              <w:t>Configuration</w:t>
-            </w:r>
-            <w:proofErr w:type="spellEnd"/>
-            <w:r>
-              <w:t xml:space="preserve"> Protocol v6</w:t>
+              <w:t>Dynamic Host Configuration Protocol v6</w:t>
             </w:r>
           </w:p>
         </w:tc>
@@ -5563,15 +5457,7 @@
               <w:cnfStyle w:val="000000000000" w:firstRow="0" w:lastRow="0" w:firstColumn="0" w:lastColumn="0" w:oddVBand="0" w:evenVBand="0" w:oddHBand="0" w:evenHBand="0" w:firstRowFirstColumn="0" w:firstRowLastColumn="0" w:lastRowFirstColumn="0" w:lastRowLastColumn="0"/>
             </w:pPr>
             <w:r>
-              <w:t xml:space="preserve">Telnet </w:t>
-            </w:r>
-            <w:proofErr w:type="spellStart"/>
-            <w:r>
-              <w:t>over</w:t>
-            </w:r>
-            <w:proofErr w:type="spellEnd"/>
-            <w:r>
-              <w:t xml:space="preserve"> TLS</w:t>
+              <w:t>Telnet over TLS</w:t>
             </w:r>
           </w:p>
         </w:tc>
@@ -5607,15 +5493,7 @@
         <w:t xml:space="preserve">Die Dokumentation der durchgeführten Schritte in </w:t>
       </w:r>
       <w:r>
-        <w:t>CISCO-</w:t>
-      </w:r>
-      <w:proofErr w:type="spellStart"/>
-      <w:r>
-        <w:t>Packettracer</w:t>
-      </w:r>
-      <w:proofErr w:type="spellEnd"/>
-      <w:r>
-        <w:t xml:space="preserve"> </w:t>
+        <w:t xml:space="preserve">CISCO-Packettracer </w:t>
       </w:r>
       <w:r>
         <w:t>ist unter Screenshots zu finden</w:t>
@@ -5690,15 +5568,7 @@
         </w:numPr>
       </w:pPr>
       <w:r>
-        <w:t xml:space="preserve">Um diese Frage zu klären, habe ich bei dem Gerät PC 21 den ARP-Cache gelöscht (siehe Abbildung: Leerer ARP-Cache). Anschliessend habe ich einen Ping auf das Gerät 12 gestartet. </w:t>
-      </w:r>
-      <w:proofErr w:type="spellStart"/>
-      <w:r>
-        <w:t>Darauf hin</w:t>
-      </w:r>
-      <w:proofErr w:type="spellEnd"/>
-      <w:r>
-        <w:t xml:space="preserve"> gab es einen neuen Eintrag im ARP-Cache für den Router 1 (siehe Abbildung: ARP-Cache nach ping in fremdes Netzwerk).</w:t>
+        <w:t>Um diese Frage zu klären, habe ich bei dem Gerät PC 21 den ARP-Cache gelöscht (siehe Abbildung: Leerer ARP-Cache). Anschliessend habe ich einen Ping auf das Gerät 12 gestartet. Darauf hin gab es einen neuen Eintrag im ARP-Cache für den Router 1 (siehe Abbildung: ARP-Cache nach ping in fremdes Netzwerk).</w:t>
       </w:r>
     </w:p>
     <w:p>
@@ -5789,15 +5659,7 @@
     </w:p>
     <w:p>
       <w:r>
-        <w:t xml:space="preserve">Hinweis: Beim Aufbauen dieses Netzes ist zu beachten, dass auf dem Router 1 unter </w:t>
-      </w:r>
-      <w:proofErr w:type="spellStart"/>
-      <w:r>
-        <w:t>Config</w:t>
-      </w:r>
-      <w:proofErr w:type="spellEnd"/>
-      <w:r>
-        <w:t xml:space="preserve"> &gt; Gigabit</w:t>
+        <w:t>Hinweis: Beim Aufbauen dieses Netzes ist zu beachten, dass auf dem Router 1 unter Config &gt; Gigabit</w:t>
       </w:r>
       <w:r>
         <w:t>Ethernet</w:t>
@@ -6577,15 +6439,7 @@
         <w:t xml:space="preserve">Es soll die benötigte Infrastruktur für ein neues Netzwerk zusammengestellt werden. Zudem sollen noch Bandbreiten berechnet und ein Netz im </w:t>
       </w:r>
       <w:r>
-        <w:t>CISCO-</w:t>
-      </w:r>
-      <w:proofErr w:type="spellStart"/>
-      <w:r>
-        <w:t>Packettracer</w:t>
-      </w:r>
-      <w:proofErr w:type="spellEnd"/>
-      <w:r>
-        <w:t xml:space="preserve"> </w:t>
+        <w:t xml:space="preserve">CISCO-Packettracer </w:t>
       </w:r>
       <w:r>
         <w:t>erstellt werden. Die Zwischenschritte (Bearbeitung), Lösungen und Screenshots sind unter dem gleichnamigen Unterkapitel zu finden.</w:t>
@@ -6610,15 +6464,7 @@
         </w:numPr>
       </w:pPr>
       <w:r>
-        <w:t xml:space="preserve">Es folgt die </w:t>
-      </w:r>
-      <w:proofErr w:type="spellStart"/>
-      <w:r>
-        <w:t>Switchingtabelle</w:t>
-      </w:r>
-      <w:proofErr w:type="spellEnd"/>
-      <w:r>
-        <w:t xml:space="preserve"> zur Aufgabe 1.</w:t>
+        <w:t>Es folgt die Switchingtabelle zur Aufgabe 1.</w:t>
       </w:r>
     </w:p>
     <w:tbl>
@@ -7173,15 +7019,7 @@
               </w:rPr>
             </w:pPr>
             <w:r>
-              <w:t xml:space="preserve">Multi-Gig Ports (100M–10G), </w:t>
-            </w:r>
-            <w:proofErr w:type="spellStart"/>
-            <w:r>
-              <w:t>Autonegotiation</w:t>
-            </w:r>
-            <w:proofErr w:type="spellEnd"/>
-            <w:r>
-              <w:t xml:space="preserve"> und Auto-MDI-X Standard</w:t>
+              <w:t>Multi-Gig Ports (100M–10G), Autonegotiation und Auto-MDI-X Standard</w:t>
             </w:r>
           </w:p>
         </w:tc>
@@ -7243,15 +7081,7 @@
           </w:tcPr>
           <w:p>
             <w:r>
-              <w:t xml:space="preserve">24× </w:t>
-            </w:r>
-            <w:proofErr w:type="spellStart"/>
-            <w:r>
-              <w:t>PoE</w:t>
-            </w:r>
-            <w:proofErr w:type="spellEnd"/>
-            <w:r>
-              <w:t>++ (bis 60W pro Port)</w:t>
+              <w:t>24× PoE++ (bis 60W pro Port)</w:t>
             </w:r>
           </w:p>
         </w:tc>
@@ -7290,13 +7120,8 @@
           </w:tcPr>
           <w:p>
             <w:r>
-              <w:t xml:space="preserve">Standard 19" </w:t>
-            </w:r>
-            <w:proofErr w:type="spellStart"/>
-            <w:r>
-              <w:t>Rackmount</w:t>
-            </w:r>
-            <w:proofErr w:type="spellEnd"/>
+              <w:t>Standard 19" Rackmount</w:t>
+            </w:r>
           </w:p>
         </w:tc>
       </w:tr>
@@ -7326,23 +7151,7 @@
           </w:tcPr>
           <w:p>
             <w:r>
-              <w:t>10G Non-</w:t>
-            </w:r>
-            <w:proofErr w:type="spellStart"/>
-            <w:r>
-              <w:t>blocking</w:t>
-            </w:r>
-            <w:proofErr w:type="spellEnd"/>
-            <w:r>
-              <w:t xml:space="preserve"> </w:t>
-            </w:r>
-            <w:proofErr w:type="spellStart"/>
-            <w:r>
-              <w:t>Switching</w:t>
-            </w:r>
-            <w:proofErr w:type="spellEnd"/>
-            <w:r>
-              <w:t>, 25G Uplinks</w:t>
+              <w:t>10G Non-blocking Switching, 25G Uplinks</w:t>
             </w:r>
           </w:p>
         </w:tc>
@@ -8542,7 +8351,7 @@
         <w:bCs/>
       </w:rPr>
     </w:lvl>
-    <w:lvl w:ilvl="1" w:tplc="08070019" w:tentative="1">
+    <w:lvl w:ilvl="1" w:tplc="08070019">
       <w:start w:val="1"/>
       <w:numFmt w:val="lowerLetter"/>
       <w:lvlText w:val="%2."/>
@@ -9979,7 +9788,6 @@
     <w:rsidRoot w:val="00863F34"/>
     <w:rsid w:val="000410E1"/>
     <w:rsid w:val="00041762"/>
-    <w:rsid w:val="000C78E2"/>
     <w:rsid w:val="001A7A50"/>
     <w:rsid w:val="001B3170"/>
     <w:rsid w:val="00367509"/>
@@ -9991,6 +9799,7 @@
     <w:rsid w:val="00AC70F4"/>
     <w:rsid w:val="00B96909"/>
     <w:rsid w:val="00C134A3"/>
+    <w:rsid w:val="00C20CE7"/>
     <w:rsid w:val="00D37756"/>
     <w:rsid w:val="00DE1923"/>
   </w:rsids>

--- a/M129/Projekt_LB2/Dokumentation/Dokumentation_M129_LB2.docx
+++ b/M129/Projekt_LB2/Dokumentation/Dokumentation_M129_LB2.docx
@@ -3011,27 +3011,14 @@
       <w:r>
         <w:t xml:space="preserve">Abbildung </w:t>
       </w:r>
-      <w:r>
-        <w:fldChar w:fldCharType="begin"/>
-      </w:r>
-      <w:r>
-        <w:instrText xml:space="preserve"> SEQ Abbildung \* ARABIC </w:instrText>
-      </w:r>
-      <w:r>
-        <w:fldChar w:fldCharType="separate"/>
-      </w:r>
-      <w:r>
-        <w:rPr>
-          <w:noProof/>
-        </w:rPr>
-        <w:t>1</w:t>
-      </w:r>
-      <w:r>
-        <w:rPr>
-          <w:noProof/>
-        </w:rPr>
-        <w:fldChar w:fldCharType="end"/>
-      </w:r>
+      <w:fldSimple w:instr=" SEQ Abbildung \* ARABIC ">
+        <w:r>
+          <w:rPr>
+            <w:noProof/>
+          </w:rPr>
+          <w:t>1</w:t>
+        </w:r>
+      </w:fldSimple>
       <w:r>
         <w:t>: Erfolgszertifikat</w:t>
       </w:r>
@@ -3133,27 +3120,14 @@
       <w:r>
         <w:t xml:space="preserve">Abbildung </w:t>
       </w:r>
-      <w:r>
-        <w:fldChar w:fldCharType="begin"/>
-      </w:r>
-      <w:r>
-        <w:instrText xml:space="preserve"> SEQ Abbildung \* ARABIC </w:instrText>
-      </w:r>
-      <w:r>
-        <w:fldChar w:fldCharType="separate"/>
-      </w:r>
-      <w:r>
-        <w:rPr>
-          <w:noProof/>
-        </w:rPr>
-        <w:t>2</w:t>
-      </w:r>
-      <w:r>
-        <w:rPr>
-          <w:noProof/>
-        </w:rPr>
-        <w:fldChar w:fldCharType="end"/>
-      </w:r>
+      <w:fldSimple w:instr=" SEQ Abbildung \* ARABIC ">
+        <w:r>
+          <w:rPr>
+            <w:noProof/>
+          </w:rPr>
+          <w:t>2</w:t>
+        </w:r>
+      </w:fldSimple>
       <w:r>
         <w:t>: Erfolgszertifikat</w:t>
       </w:r>
@@ -3233,7 +3207,7 @@
         <w:t xml:space="preserve">Beim Subnetting empfiehlt sich </w:t>
       </w:r>
       <w:r>
-        <w:t>zwei</w:t>
+        <w:t>drei</w:t>
       </w:r>
       <w:r>
         <w:t xml:space="preserve"> Subnetze einzurichten. Eines für den Standort Zürich</w:t>
@@ -3242,7 +3216,19 @@
         <w:t xml:space="preserve"> und</w:t>
       </w:r>
       <w:r>
-        <w:t xml:space="preserve"> eines für Bern. In Zürich und Bern wird ein Netz mit der Subnetzmaske </w:t>
+        <w:t xml:space="preserve"> eines für Bern. </w:t>
+      </w:r>
+      <w:r>
+        <w:t xml:space="preserve">Zusätzlich ein Netz für die Verbindung der beiden Router. Es lautet </w:t>
+      </w:r>
+      <w:r>
+        <w:t>192.168.1.128/30</w:t>
+      </w:r>
+      <w:r>
+        <w:t>. I</w:t>
+      </w:r>
+      <w:r>
+        <w:t xml:space="preserve">n Zürich und Bern wird ein Netz mit der Subnetzmaske </w:t>
       </w:r>
       <w:r>
         <w:t>255.255.255.192</w:t>
@@ -3271,6 +3257,28 @@
       <w:r>
         <w:br/>
         <w:t>b)</w:t>
+      </w:r>
+      <w:r>
+        <w:t xml:space="preserve"> Beim Erstellen des Netzwerkes kam es zu Problemen beim Einrichten der Verbindungen zu den Routern, daher entstand ein erhöhter Zeitaufwand. Das neu erstellte Netzwerk ist allerdings nun im vollen Masse funktionsfähig.</w:t>
+      </w:r>
+      <w:r>
+        <w:br/>
+        <w:t xml:space="preserve">c) Das dabei entstandene Problem ist unter b beschrieben. Nach diesem Vorfall </w:t>
+      </w:r>
+      <w:r>
+        <w:lastRenderedPageBreak/>
+        <w:t>gab es beim Umsetzen der Vorgaben jedoch keine weiteren Probleme.</w:t>
+      </w:r>
+      <w:r>
+        <w:br/>
+        <w:t xml:space="preserve">d) </w:t>
+      </w:r>
+      <w:r>
+        <w:t>Dies wurde im Zusammenschluss mit b und c durchgeführt.</w:t>
+      </w:r>
+      <w:r>
+        <w:br/>
+        <w:t xml:space="preserve">e) </w:t>
       </w:r>
     </w:p>
     <w:p>
@@ -3292,10 +3300,7 @@
         </w:numPr>
       </w:pPr>
       <w:r>
-        <w:t>Es</w:t>
-      </w:r>
-      <w:r>
-        <w:t xml:space="preserve"> folgt die Routingtabelle zur Aufgabe 1.</w:t>
+        <w:t>Es folgt die Routingtabelle zur Aufgabe 1.</w:t>
       </w:r>
       <w:r>
         <w:br/>
@@ -3329,7 +3334,6 @@
               <w:spacing w:after="160" w:line="278" w:lineRule="auto"/>
             </w:pPr>
             <w:r>
-              <w:lastRenderedPageBreak/>
               <w:t>Zielnetz</w:t>
             </w:r>
           </w:p>
@@ -4104,7 +4108,904 @@
         </w:tc>
       </w:tr>
     </w:tbl>
-    <w:p/>
+    <w:p>
+      <w:pPr>
+        <w:pStyle w:val="Listenabsatz"/>
+        <w:numPr>
+          <w:ilvl w:val="0"/>
+          <w:numId w:val="7"/>
+        </w:numPr>
+      </w:pPr>
+      <w:r>
+        <w:t>Es folgt die Tabelle der Aufgabe 2e.</w:t>
+      </w:r>
+      <w:r>
+        <w:br/>
+        <w:t xml:space="preserve">Router </w:t>
+      </w:r>
+      <w:r>
+        <w:t>Zürich:</w:t>
+      </w:r>
+    </w:p>
+    <w:tbl>
+      <w:tblPr>
+        <w:tblStyle w:val="Gitternetztabelle4Akzent1"/>
+        <w:tblW w:w="0" w:type="auto"/>
+        <w:tblLook w:val="04A0" w:firstRow="1" w:lastRow="0" w:firstColumn="1" w:lastColumn="0" w:noHBand="0" w:noVBand="1"/>
+      </w:tblPr>
+      <w:tblGrid>
+        <w:gridCol w:w="1586"/>
+        <w:gridCol w:w="1961"/>
+        <w:gridCol w:w="1704"/>
+        <w:gridCol w:w="917"/>
+        <w:gridCol w:w="1207"/>
+      </w:tblGrid>
+      <w:tr>
+        <w:trPr>
+          <w:cnfStyle w:val="100000000000" w:firstRow="1" w:lastRow="0" w:firstColumn="0" w:lastColumn="0" w:oddVBand="0" w:evenVBand="0" w:oddHBand="0" w:evenHBand="0" w:firstRowFirstColumn="0" w:firstRowLastColumn="0" w:lastRowFirstColumn="0" w:lastRowLastColumn="0"/>
+        </w:trPr>
+        <w:tc>
+          <w:tcPr>
+            <w:cnfStyle w:val="001000000000" w:firstRow="0" w:lastRow="0" w:firstColumn="1" w:lastColumn="0" w:oddVBand="0" w:evenVBand="0" w:oddHBand="0" w:evenHBand="0" w:firstRowFirstColumn="0" w:firstRowLastColumn="0" w:lastRowFirstColumn="0" w:lastRowLastColumn="0"/>
+            <w:tcW w:w="0" w:type="auto"/>
+            <w:hideMark/>
+          </w:tcPr>
+          <w:p>
+            <w:pPr>
+              <w:spacing w:after="160" w:line="278" w:lineRule="auto"/>
+            </w:pPr>
+            <w:r>
+              <w:t>Zielnetz</w:t>
+            </w:r>
+          </w:p>
+        </w:tc>
+        <w:tc>
+          <w:tcPr>
+            <w:tcW w:w="0" w:type="auto"/>
+            <w:hideMark/>
+          </w:tcPr>
+          <w:p>
+            <w:pPr>
+              <w:spacing w:after="160" w:line="278" w:lineRule="auto"/>
+              <w:cnfStyle w:val="100000000000" w:firstRow="1" w:lastRow="0" w:firstColumn="0" w:lastColumn="0" w:oddVBand="0" w:evenVBand="0" w:oddHBand="0" w:evenHBand="0" w:firstRowFirstColumn="0" w:firstRowLastColumn="0" w:lastRowFirstColumn="0" w:lastRowLastColumn="0"/>
+            </w:pPr>
+            <w:r>
+              <w:t>Netzmaske</w:t>
+            </w:r>
+          </w:p>
+        </w:tc>
+        <w:tc>
+          <w:tcPr>
+            <w:tcW w:w="0" w:type="auto"/>
+            <w:hideMark/>
+          </w:tcPr>
+          <w:p>
+            <w:pPr>
+              <w:spacing w:after="160" w:line="278" w:lineRule="auto"/>
+              <w:cnfStyle w:val="100000000000" w:firstRow="1" w:lastRow="0" w:firstColumn="0" w:lastColumn="0" w:oddVBand="0" w:evenVBand="0" w:oddHBand="0" w:evenHBand="0" w:firstRowFirstColumn="0" w:firstRowLastColumn="0" w:lastRowFirstColumn="0" w:lastRowLastColumn="0"/>
+            </w:pPr>
+            <w:r>
+              <w:t>Next Hop</w:t>
+            </w:r>
+          </w:p>
+        </w:tc>
+        <w:tc>
+          <w:tcPr>
+            <w:tcW w:w="0" w:type="auto"/>
+            <w:hideMark/>
+          </w:tcPr>
+          <w:p>
+            <w:pPr>
+              <w:spacing w:after="160" w:line="278" w:lineRule="auto"/>
+              <w:cnfStyle w:val="100000000000" w:firstRow="1" w:lastRow="0" w:firstColumn="0" w:lastColumn="0" w:oddVBand="0" w:evenVBand="0" w:oddHBand="0" w:evenHBand="0" w:firstRowFirstColumn="0" w:firstRowLastColumn="0" w:lastRowFirstColumn="0" w:lastRowLastColumn="0"/>
+            </w:pPr>
+            <w:r>
+              <w:t>Metric</w:t>
+            </w:r>
+          </w:p>
+        </w:tc>
+        <w:tc>
+          <w:tcPr>
+            <w:tcW w:w="0" w:type="auto"/>
+            <w:hideMark/>
+          </w:tcPr>
+          <w:p>
+            <w:pPr>
+              <w:spacing w:after="160" w:line="278" w:lineRule="auto"/>
+              <w:cnfStyle w:val="100000000000" w:firstRow="1" w:lastRow="0" w:firstColumn="0" w:lastColumn="0" w:oddVBand="0" w:evenVBand="0" w:oddHBand="0" w:evenHBand="0" w:firstRowFirstColumn="0" w:firstRowLastColumn="0" w:lastRowFirstColumn="0" w:lastRowLastColumn="0"/>
+            </w:pPr>
+            <w:r>
+              <w:t>Interface</w:t>
+            </w:r>
+          </w:p>
+        </w:tc>
+      </w:tr>
+      <w:tr>
+        <w:trPr>
+          <w:cnfStyle w:val="000000100000" w:firstRow="0" w:lastRow="0" w:firstColumn="0" w:lastColumn="0" w:oddVBand="0" w:evenVBand="0" w:oddHBand="1" w:evenHBand="0" w:firstRowFirstColumn="0" w:firstRowLastColumn="0" w:lastRowFirstColumn="0" w:lastRowLastColumn="0"/>
+        </w:trPr>
+        <w:tc>
+          <w:tcPr>
+            <w:cnfStyle w:val="001000000000" w:firstRow="0" w:lastRow="0" w:firstColumn="1" w:lastColumn="0" w:oddVBand="0" w:evenVBand="0" w:oddHBand="0" w:evenHBand="0" w:firstRowFirstColumn="0" w:firstRowLastColumn="0" w:lastRowFirstColumn="0" w:lastRowLastColumn="0"/>
+            <w:tcW w:w="0" w:type="auto"/>
+            <w:hideMark/>
+          </w:tcPr>
+          <w:p>
+            <w:pPr>
+              <w:spacing w:after="160" w:line="278" w:lineRule="auto"/>
+            </w:pPr>
+            <w:r>
+              <w:t>192.168.1.0</w:t>
+            </w:r>
+          </w:p>
+        </w:tc>
+        <w:tc>
+          <w:tcPr>
+            <w:tcW w:w="0" w:type="auto"/>
+            <w:hideMark/>
+          </w:tcPr>
+          <w:p>
+            <w:pPr>
+              <w:spacing w:after="160" w:line="278" w:lineRule="auto"/>
+              <w:cnfStyle w:val="000000100000" w:firstRow="0" w:lastRow="0" w:firstColumn="0" w:lastColumn="0" w:oddVBand="0" w:evenVBand="0" w:oddHBand="1" w:evenHBand="0" w:firstRowFirstColumn="0" w:firstRowLastColumn="0" w:lastRowFirstColumn="0" w:lastRowLastColumn="0"/>
+            </w:pPr>
+            <w:r>
+              <w:t>255.255.255.192</w:t>
+            </w:r>
+          </w:p>
+        </w:tc>
+        <w:tc>
+          <w:tcPr>
+            <w:tcW w:w="0" w:type="auto"/>
+            <w:hideMark/>
+          </w:tcPr>
+          <w:p>
+            <w:pPr>
+              <w:spacing w:after="160" w:line="278" w:lineRule="auto"/>
+              <w:cnfStyle w:val="000000100000" w:firstRow="0" w:lastRow="0" w:firstColumn="0" w:lastColumn="0" w:oddVBand="0" w:evenVBand="0" w:oddHBand="1" w:evenHBand="0" w:firstRowFirstColumn="0" w:firstRowLastColumn="0" w:lastRowFirstColumn="0" w:lastRowLastColumn="0"/>
+            </w:pPr>
+            <w:r>
+              <w:t>—</w:t>
+            </w:r>
+          </w:p>
+        </w:tc>
+        <w:tc>
+          <w:tcPr>
+            <w:tcW w:w="0" w:type="auto"/>
+            <w:hideMark/>
+          </w:tcPr>
+          <w:p>
+            <w:pPr>
+              <w:spacing w:after="160" w:line="278" w:lineRule="auto"/>
+              <w:cnfStyle w:val="000000100000" w:firstRow="0" w:lastRow="0" w:firstColumn="0" w:lastColumn="0" w:oddVBand="0" w:evenVBand="0" w:oddHBand="1" w:evenHBand="0" w:firstRowFirstColumn="0" w:firstRowLastColumn="0" w:lastRowFirstColumn="0" w:lastRowLastColumn="0"/>
+            </w:pPr>
+            <w:r>
+              <w:t>0</w:t>
+            </w:r>
+          </w:p>
+        </w:tc>
+        <w:tc>
+          <w:tcPr>
+            <w:tcW w:w="0" w:type="auto"/>
+            <w:hideMark/>
+          </w:tcPr>
+          <w:p>
+            <w:pPr>
+              <w:spacing w:after="160" w:line="278" w:lineRule="auto"/>
+              <w:cnfStyle w:val="000000100000" w:firstRow="0" w:lastRow="0" w:firstColumn="0" w:lastColumn="0" w:oddVBand="0" w:evenVBand="0" w:oddHBand="1" w:evenHBand="0" w:firstRowFirstColumn="0" w:firstRowLastColumn="0" w:lastRowFirstColumn="0" w:lastRowLastColumn="0"/>
+            </w:pPr>
+            <w:r>
+              <w:t>eth0</w:t>
+            </w:r>
+          </w:p>
+        </w:tc>
+      </w:tr>
+      <w:tr>
+        <w:tc>
+          <w:tcPr>
+            <w:cnfStyle w:val="001000000000" w:firstRow="0" w:lastRow="0" w:firstColumn="1" w:lastColumn="0" w:oddVBand="0" w:evenVBand="0" w:oddHBand="0" w:evenHBand="0" w:firstRowFirstColumn="0" w:firstRowLastColumn="0" w:lastRowFirstColumn="0" w:lastRowLastColumn="0"/>
+            <w:tcW w:w="0" w:type="auto"/>
+            <w:hideMark/>
+          </w:tcPr>
+          <w:p>
+            <w:pPr>
+              <w:spacing w:after="160" w:line="278" w:lineRule="auto"/>
+            </w:pPr>
+            <w:r>
+              <w:t>192.168.1.</w:t>
+            </w:r>
+            <w:r>
+              <w:t>0</w:t>
+            </w:r>
+          </w:p>
+        </w:tc>
+        <w:tc>
+          <w:tcPr>
+            <w:tcW w:w="0" w:type="auto"/>
+            <w:hideMark/>
+          </w:tcPr>
+          <w:p>
+            <w:pPr>
+              <w:spacing w:after="160" w:line="278" w:lineRule="auto"/>
+              <w:cnfStyle w:val="000000000000" w:firstRow="0" w:lastRow="0" w:firstColumn="0" w:lastColumn="0" w:oddVBand="0" w:evenVBand="0" w:oddHBand="0" w:evenHBand="0" w:firstRowFirstColumn="0" w:firstRowLastColumn="0" w:lastRowFirstColumn="0" w:lastRowLastColumn="0"/>
+            </w:pPr>
+            <w:r>
+              <w:t>255.255.255.</w:t>
+            </w:r>
+            <w:r>
+              <w:t>192</w:t>
+            </w:r>
+          </w:p>
+        </w:tc>
+        <w:tc>
+          <w:tcPr>
+            <w:tcW w:w="0" w:type="auto"/>
+            <w:hideMark/>
+          </w:tcPr>
+          <w:p>
+            <w:pPr>
+              <w:spacing w:after="160" w:line="278" w:lineRule="auto"/>
+              <w:cnfStyle w:val="000000000000" w:firstRow="0" w:lastRow="0" w:firstColumn="0" w:lastColumn="0" w:oddVBand="0" w:evenVBand="0" w:oddHBand="0" w:evenHBand="0" w:firstRowFirstColumn="0" w:firstRowLastColumn="0" w:lastRowFirstColumn="0" w:lastRowLastColumn="0"/>
+            </w:pPr>
+            <w:r>
+              <w:t>—</w:t>
+            </w:r>
+          </w:p>
+        </w:tc>
+        <w:tc>
+          <w:tcPr>
+            <w:tcW w:w="0" w:type="auto"/>
+            <w:hideMark/>
+          </w:tcPr>
+          <w:p>
+            <w:pPr>
+              <w:spacing w:after="160" w:line="278" w:lineRule="auto"/>
+              <w:cnfStyle w:val="000000000000" w:firstRow="0" w:lastRow="0" w:firstColumn="0" w:lastColumn="0" w:oddVBand="0" w:evenVBand="0" w:oddHBand="0" w:evenHBand="0" w:firstRowFirstColumn="0" w:firstRowLastColumn="0" w:lastRowFirstColumn="0" w:lastRowLastColumn="0"/>
+            </w:pPr>
+            <w:r>
+              <w:t>0</w:t>
+            </w:r>
+          </w:p>
+        </w:tc>
+        <w:tc>
+          <w:tcPr>
+            <w:tcW w:w="0" w:type="auto"/>
+            <w:hideMark/>
+          </w:tcPr>
+          <w:p>
+            <w:pPr>
+              <w:spacing w:after="160" w:line="278" w:lineRule="auto"/>
+              <w:cnfStyle w:val="000000000000" w:firstRow="0" w:lastRow="0" w:firstColumn="0" w:lastColumn="0" w:oddVBand="0" w:evenVBand="0" w:oddHBand="0" w:evenHBand="0" w:firstRowFirstColumn="0" w:firstRowLastColumn="0" w:lastRowFirstColumn="0" w:lastRowLastColumn="0"/>
+            </w:pPr>
+            <w:r>
+              <w:t>eth1</w:t>
+            </w:r>
+          </w:p>
+        </w:tc>
+      </w:tr>
+      <w:tr>
+        <w:trPr>
+          <w:cnfStyle w:val="000000100000" w:firstRow="0" w:lastRow="0" w:firstColumn="0" w:lastColumn="0" w:oddVBand="0" w:evenVBand="0" w:oddHBand="1" w:evenHBand="0" w:firstRowFirstColumn="0" w:firstRowLastColumn="0" w:lastRowFirstColumn="0" w:lastRowLastColumn="0"/>
+        </w:trPr>
+        <w:tc>
+          <w:tcPr>
+            <w:cnfStyle w:val="001000000000" w:firstRow="0" w:lastRow="0" w:firstColumn="1" w:lastColumn="0" w:oddVBand="0" w:evenVBand="0" w:oddHBand="0" w:evenHBand="0" w:firstRowFirstColumn="0" w:firstRowLastColumn="0" w:lastRowFirstColumn="0" w:lastRowLastColumn="0"/>
+            <w:tcW w:w="0" w:type="auto"/>
+            <w:hideMark/>
+          </w:tcPr>
+          <w:p>
+            <w:pPr>
+              <w:spacing w:after="160" w:line="278" w:lineRule="auto"/>
+            </w:pPr>
+            <w:r>
+              <w:t>192.168.1.64</w:t>
+            </w:r>
+          </w:p>
+        </w:tc>
+        <w:tc>
+          <w:tcPr>
+            <w:tcW w:w="0" w:type="auto"/>
+            <w:hideMark/>
+          </w:tcPr>
+          <w:p>
+            <w:pPr>
+              <w:spacing w:after="160" w:line="278" w:lineRule="auto"/>
+              <w:cnfStyle w:val="000000100000" w:firstRow="0" w:lastRow="0" w:firstColumn="0" w:lastColumn="0" w:oddVBand="0" w:evenVBand="0" w:oddHBand="1" w:evenHBand="0" w:firstRowFirstColumn="0" w:firstRowLastColumn="0" w:lastRowFirstColumn="0" w:lastRowLastColumn="0"/>
+            </w:pPr>
+            <w:r>
+              <w:t>255.255.255.192</w:t>
+            </w:r>
+          </w:p>
+        </w:tc>
+        <w:tc>
+          <w:tcPr>
+            <w:tcW w:w="0" w:type="auto"/>
+            <w:hideMark/>
+          </w:tcPr>
+          <w:p>
+            <w:pPr>
+              <w:spacing w:after="160" w:line="278" w:lineRule="auto"/>
+              <w:cnfStyle w:val="000000100000" w:firstRow="0" w:lastRow="0" w:firstColumn="0" w:lastColumn="0" w:oddVBand="0" w:evenVBand="0" w:oddHBand="1" w:evenHBand="0" w:firstRowFirstColumn="0" w:firstRowLastColumn="0" w:lastRowFirstColumn="0" w:lastRowLastColumn="0"/>
+            </w:pPr>
+            <w:r>
+              <w:t>192.168.1.130</w:t>
+            </w:r>
+          </w:p>
+        </w:tc>
+        <w:tc>
+          <w:tcPr>
+            <w:tcW w:w="0" w:type="auto"/>
+            <w:hideMark/>
+          </w:tcPr>
+          <w:p>
+            <w:pPr>
+              <w:spacing w:after="160" w:line="278" w:lineRule="auto"/>
+              <w:cnfStyle w:val="000000100000" w:firstRow="0" w:lastRow="0" w:firstColumn="0" w:lastColumn="0" w:oddVBand="0" w:evenVBand="0" w:oddHBand="1" w:evenHBand="0" w:firstRowFirstColumn="0" w:firstRowLastColumn="0" w:lastRowFirstColumn="0" w:lastRowLastColumn="0"/>
+            </w:pPr>
+            <w:r>
+              <w:t>1</w:t>
+            </w:r>
+          </w:p>
+        </w:tc>
+        <w:tc>
+          <w:tcPr>
+            <w:tcW w:w="0" w:type="auto"/>
+            <w:hideMark/>
+          </w:tcPr>
+          <w:p>
+            <w:pPr>
+              <w:spacing w:after="160" w:line="278" w:lineRule="auto"/>
+              <w:cnfStyle w:val="000000100000" w:firstRow="0" w:lastRow="0" w:firstColumn="0" w:lastColumn="0" w:oddVBand="0" w:evenVBand="0" w:oddHBand="1" w:evenHBand="0" w:firstRowFirstColumn="0" w:firstRowLastColumn="0" w:lastRowFirstColumn="0" w:lastRowLastColumn="0"/>
+            </w:pPr>
+            <w:r>
+              <w:t>e</w:t>
+            </w:r>
+            <w:r>
+              <w:t>th</w:t>
+            </w:r>
+            <w:r>
+              <w:t>2</w:t>
+            </w:r>
+          </w:p>
+        </w:tc>
+      </w:tr>
+      <w:tr>
+        <w:tc>
+          <w:tcPr>
+            <w:cnfStyle w:val="001000000000" w:firstRow="0" w:lastRow="0" w:firstColumn="1" w:lastColumn="0" w:oddVBand="0" w:evenVBand="0" w:oddHBand="0" w:evenHBand="0" w:firstRowFirstColumn="0" w:firstRowLastColumn="0" w:lastRowFirstColumn="0" w:lastRowLastColumn="0"/>
+            <w:tcW w:w="0" w:type="auto"/>
+            <w:hideMark/>
+          </w:tcPr>
+          <w:p>
+            <w:pPr>
+              <w:spacing w:after="160" w:line="278" w:lineRule="auto"/>
+            </w:pPr>
+            <w:r>
+              <w:t>192.168.1.</w:t>
+            </w:r>
+            <w:r>
+              <w:t>0</w:t>
+            </w:r>
+          </w:p>
+        </w:tc>
+        <w:tc>
+          <w:tcPr>
+            <w:tcW w:w="0" w:type="auto"/>
+            <w:hideMark/>
+          </w:tcPr>
+          <w:p>
+            <w:pPr>
+              <w:spacing w:after="160" w:line="278" w:lineRule="auto"/>
+              <w:cnfStyle w:val="000000000000" w:firstRow="0" w:lastRow="0" w:firstColumn="0" w:lastColumn="0" w:oddVBand="0" w:evenVBand="0" w:oddHBand="0" w:evenHBand="0" w:firstRowFirstColumn="0" w:firstRowLastColumn="0" w:lastRowFirstColumn="0" w:lastRowLastColumn="0"/>
+            </w:pPr>
+            <w:r>
+              <w:t>255.255.255.</w:t>
+            </w:r>
+            <w:r>
+              <w:t>192</w:t>
+            </w:r>
+          </w:p>
+        </w:tc>
+        <w:tc>
+          <w:tcPr>
+            <w:tcW w:w="0" w:type="auto"/>
+            <w:hideMark/>
+          </w:tcPr>
+          <w:p>
+            <w:pPr>
+              <w:spacing w:after="160" w:line="278" w:lineRule="auto"/>
+              <w:cnfStyle w:val="000000000000" w:firstRow="0" w:lastRow="0" w:firstColumn="0" w:lastColumn="0" w:oddVBand="0" w:evenVBand="0" w:oddHBand="0" w:evenHBand="0" w:firstRowFirstColumn="0" w:firstRowLastColumn="0" w:lastRowFirstColumn="0" w:lastRowLastColumn="0"/>
+            </w:pPr>
+            <w:r>
+              <w:t>—</w:t>
+            </w:r>
+          </w:p>
+        </w:tc>
+        <w:tc>
+          <w:tcPr>
+            <w:tcW w:w="0" w:type="auto"/>
+            <w:hideMark/>
+          </w:tcPr>
+          <w:p>
+            <w:pPr>
+              <w:spacing w:after="160" w:line="278" w:lineRule="auto"/>
+              <w:cnfStyle w:val="000000000000" w:firstRow="0" w:lastRow="0" w:firstColumn="0" w:lastColumn="0" w:oddVBand="0" w:evenVBand="0" w:oddHBand="0" w:evenHBand="0" w:firstRowFirstColumn="0" w:firstRowLastColumn="0" w:lastRowFirstColumn="0" w:lastRowLastColumn="0"/>
+            </w:pPr>
+            <w:r>
+              <w:t>0</w:t>
+            </w:r>
+          </w:p>
+        </w:tc>
+        <w:tc>
+          <w:tcPr>
+            <w:tcW w:w="0" w:type="auto"/>
+            <w:hideMark/>
+          </w:tcPr>
+          <w:p>
+            <w:pPr>
+              <w:spacing w:after="160" w:line="278" w:lineRule="auto"/>
+              <w:cnfStyle w:val="000000000000" w:firstRow="0" w:lastRow="0" w:firstColumn="0" w:lastColumn="0" w:oddVBand="0" w:evenVBand="0" w:oddHBand="0" w:evenHBand="0" w:firstRowFirstColumn="0" w:firstRowLastColumn="0" w:lastRowFirstColumn="0" w:lastRowLastColumn="0"/>
+            </w:pPr>
+            <w:r>
+              <w:t>e</w:t>
+            </w:r>
+            <w:r>
+              <w:t>th</w:t>
+            </w:r>
+            <w:r>
+              <w:t>3</w:t>
+            </w:r>
+          </w:p>
+        </w:tc>
+      </w:tr>
+    </w:tbl>
+    <w:p>
+      <w:r>
+        <w:br/>
+      </w:r>
+      <w:r>
+        <w:t>Router Bern:</w:t>
+      </w:r>
+    </w:p>
+    <w:tbl>
+      <w:tblPr>
+        <w:tblStyle w:val="Gitternetztabelle4Akzent1"/>
+        <w:tblW w:w="0" w:type="auto"/>
+        <w:tblLook w:val="04A0" w:firstRow="1" w:lastRow="0" w:firstColumn="1" w:lastColumn="0" w:noHBand="0" w:noVBand="1"/>
+      </w:tblPr>
+      <w:tblGrid>
+        <w:gridCol w:w="1586"/>
+        <w:gridCol w:w="1961"/>
+        <w:gridCol w:w="1704"/>
+        <w:gridCol w:w="917"/>
+        <w:gridCol w:w="1207"/>
+      </w:tblGrid>
+      <w:tr>
+        <w:trPr>
+          <w:cnfStyle w:val="100000000000" w:firstRow="1" w:lastRow="0" w:firstColumn="0" w:lastColumn="0" w:oddVBand="0" w:evenVBand="0" w:oddHBand="0" w:evenHBand="0" w:firstRowFirstColumn="0" w:firstRowLastColumn="0" w:lastRowFirstColumn="0" w:lastRowLastColumn="0"/>
+        </w:trPr>
+        <w:tc>
+          <w:tcPr>
+            <w:cnfStyle w:val="001000000000" w:firstRow="0" w:lastRow="0" w:firstColumn="1" w:lastColumn="0" w:oddVBand="0" w:evenVBand="0" w:oddHBand="0" w:evenHBand="0" w:firstRowFirstColumn="0" w:firstRowLastColumn="0" w:lastRowFirstColumn="0" w:lastRowLastColumn="0"/>
+            <w:tcW w:w="0" w:type="auto"/>
+            <w:hideMark/>
+          </w:tcPr>
+          <w:p>
+            <w:pPr>
+              <w:spacing w:after="160" w:line="278" w:lineRule="auto"/>
+            </w:pPr>
+            <w:r>
+              <w:t>Zielnetz</w:t>
+            </w:r>
+          </w:p>
+        </w:tc>
+        <w:tc>
+          <w:tcPr>
+            <w:tcW w:w="0" w:type="auto"/>
+            <w:hideMark/>
+          </w:tcPr>
+          <w:p>
+            <w:pPr>
+              <w:spacing w:after="160" w:line="278" w:lineRule="auto"/>
+              <w:cnfStyle w:val="100000000000" w:firstRow="1" w:lastRow="0" w:firstColumn="0" w:lastColumn="0" w:oddVBand="0" w:evenVBand="0" w:oddHBand="0" w:evenHBand="0" w:firstRowFirstColumn="0" w:firstRowLastColumn="0" w:lastRowFirstColumn="0" w:lastRowLastColumn="0"/>
+            </w:pPr>
+            <w:r>
+              <w:t>Netzmaske</w:t>
+            </w:r>
+          </w:p>
+        </w:tc>
+        <w:tc>
+          <w:tcPr>
+            <w:tcW w:w="0" w:type="auto"/>
+            <w:hideMark/>
+          </w:tcPr>
+          <w:p>
+            <w:pPr>
+              <w:spacing w:after="160" w:line="278" w:lineRule="auto"/>
+              <w:cnfStyle w:val="100000000000" w:firstRow="1" w:lastRow="0" w:firstColumn="0" w:lastColumn="0" w:oddVBand="0" w:evenVBand="0" w:oddHBand="0" w:evenHBand="0" w:firstRowFirstColumn="0" w:firstRowLastColumn="0" w:lastRowFirstColumn="0" w:lastRowLastColumn="0"/>
+            </w:pPr>
+            <w:r>
+              <w:t>Next Hop</w:t>
+            </w:r>
+          </w:p>
+        </w:tc>
+        <w:tc>
+          <w:tcPr>
+            <w:tcW w:w="0" w:type="auto"/>
+            <w:hideMark/>
+          </w:tcPr>
+          <w:p>
+            <w:pPr>
+              <w:spacing w:after="160" w:line="278" w:lineRule="auto"/>
+              <w:cnfStyle w:val="100000000000" w:firstRow="1" w:lastRow="0" w:firstColumn="0" w:lastColumn="0" w:oddVBand="0" w:evenVBand="0" w:oddHBand="0" w:evenHBand="0" w:firstRowFirstColumn="0" w:firstRowLastColumn="0" w:lastRowFirstColumn="0" w:lastRowLastColumn="0"/>
+            </w:pPr>
+            <w:r>
+              <w:t>Metric</w:t>
+            </w:r>
+          </w:p>
+        </w:tc>
+        <w:tc>
+          <w:tcPr>
+            <w:tcW w:w="0" w:type="auto"/>
+            <w:hideMark/>
+          </w:tcPr>
+          <w:p>
+            <w:pPr>
+              <w:spacing w:after="160" w:line="278" w:lineRule="auto"/>
+              <w:cnfStyle w:val="100000000000" w:firstRow="1" w:lastRow="0" w:firstColumn="0" w:lastColumn="0" w:oddVBand="0" w:evenVBand="0" w:oddHBand="0" w:evenHBand="0" w:firstRowFirstColumn="0" w:firstRowLastColumn="0" w:lastRowFirstColumn="0" w:lastRowLastColumn="0"/>
+            </w:pPr>
+            <w:r>
+              <w:t>Interface</w:t>
+            </w:r>
+          </w:p>
+        </w:tc>
+      </w:tr>
+      <w:tr>
+        <w:trPr>
+          <w:cnfStyle w:val="000000100000" w:firstRow="0" w:lastRow="0" w:firstColumn="0" w:lastColumn="0" w:oddVBand="0" w:evenVBand="0" w:oddHBand="1" w:evenHBand="0" w:firstRowFirstColumn="0" w:firstRowLastColumn="0" w:lastRowFirstColumn="0" w:lastRowLastColumn="0"/>
+        </w:trPr>
+        <w:tc>
+          <w:tcPr>
+            <w:cnfStyle w:val="001000000000" w:firstRow="0" w:lastRow="0" w:firstColumn="1" w:lastColumn="0" w:oddVBand="0" w:evenVBand="0" w:oddHBand="0" w:evenHBand="0" w:firstRowFirstColumn="0" w:firstRowLastColumn="0" w:lastRowFirstColumn="0" w:lastRowLastColumn="0"/>
+            <w:tcW w:w="0" w:type="auto"/>
+            <w:hideMark/>
+          </w:tcPr>
+          <w:p>
+            <w:pPr>
+              <w:spacing w:after="160" w:line="278" w:lineRule="auto"/>
+            </w:pPr>
+            <w:r>
+              <w:t>192.168.1.</w:t>
+            </w:r>
+            <w:r>
+              <w:t>64</w:t>
+            </w:r>
+          </w:p>
+        </w:tc>
+        <w:tc>
+          <w:tcPr>
+            <w:tcW w:w="0" w:type="auto"/>
+            <w:hideMark/>
+          </w:tcPr>
+          <w:p>
+            <w:pPr>
+              <w:spacing w:after="160" w:line="278" w:lineRule="auto"/>
+              <w:cnfStyle w:val="000000100000" w:firstRow="0" w:lastRow="0" w:firstColumn="0" w:lastColumn="0" w:oddVBand="0" w:evenVBand="0" w:oddHBand="1" w:evenHBand="0" w:firstRowFirstColumn="0" w:firstRowLastColumn="0" w:lastRowFirstColumn="0" w:lastRowLastColumn="0"/>
+            </w:pPr>
+            <w:r>
+              <w:t>255.255.255.192</w:t>
+            </w:r>
+          </w:p>
+        </w:tc>
+        <w:tc>
+          <w:tcPr>
+            <w:tcW w:w="0" w:type="auto"/>
+            <w:hideMark/>
+          </w:tcPr>
+          <w:p>
+            <w:pPr>
+              <w:spacing w:after="160" w:line="278" w:lineRule="auto"/>
+              <w:cnfStyle w:val="000000100000" w:firstRow="0" w:lastRow="0" w:firstColumn="0" w:lastColumn="0" w:oddVBand="0" w:evenVBand="0" w:oddHBand="1" w:evenHBand="0" w:firstRowFirstColumn="0" w:firstRowLastColumn="0" w:lastRowFirstColumn="0" w:lastRowLastColumn="0"/>
+            </w:pPr>
+            <w:r>
+              <w:t>—</w:t>
+            </w:r>
+          </w:p>
+        </w:tc>
+        <w:tc>
+          <w:tcPr>
+            <w:tcW w:w="0" w:type="auto"/>
+            <w:hideMark/>
+          </w:tcPr>
+          <w:p>
+            <w:pPr>
+              <w:spacing w:after="160" w:line="278" w:lineRule="auto"/>
+              <w:cnfStyle w:val="000000100000" w:firstRow="0" w:lastRow="0" w:firstColumn="0" w:lastColumn="0" w:oddVBand="0" w:evenVBand="0" w:oddHBand="1" w:evenHBand="0" w:firstRowFirstColumn="0" w:firstRowLastColumn="0" w:lastRowFirstColumn="0" w:lastRowLastColumn="0"/>
+            </w:pPr>
+            <w:r>
+              <w:t>0</w:t>
+            </w:r>
+          </w:p>
+        </w:tc>
+        <w:tc>
+          <w:tcPr>
+            <w:tcW w:w="0" w:type="auto"/>
+            <w:hideMark/>
+          </w:tcPr>
+          <w:p>
+            <w:pPr>
+              <w:spacing w:after="160" w:line="278" w:lineRule="auto"/>
+              <w:cnfStyle w:val="000000100000" w:firstRow="0" w:lastRow="0" w:firstColumn="0" w:lastColumn="0" w:oddVBand="0" w:evenVBand="0" w:oddHBand="1" w:evenHBand="0" w:firstRowFirstColumn="0" w:firstRowLastColumn="0" w:lastRowFirstColumn="0" w:lastRowLastColumn="0"/>
+            </w:pPr>
+            <w:r>
+              <w:t>eth0</w:t>
+            </w:r>
+          </w:p>
+        </w:tc>
+      </w:tr>
+      <w:tr>
+        <w:tc>
+          <w:tcPr>
+            <w:cnfStyle w:val="001000000000" w:firstRow="0" w:lastRow="0" w:firstColumn="1" w:lastColumn="0" w:oddVBand="0" w:evenVBand="0" w:oddHBand="0" w:evenHBand="0" w:firstRowFirstColumn="0" w:firstRowLastColumn="0" w:lastRowFirstColumn="0" w:lastRowLastColumn="0"/>
+            <w:tcW w:w="0" w:type="auto"/>
+            <w:hideMark/>
+          </w:tcPr>
+          <w:p>
+            <w:pPr>
+              <w:spacing w:after="160" w:line="278" w:lineRule="auto"/>
+            </w:pPr>
+            <w:r>
+              <w:t>192.168.1.</w:t>
+            </w:r>
+            <w:r>
+              <w:t>64</w:t>
+            </w:r>
+          </w:p>
+        </w:tc>
+        <w:tc>
+          <w:tcPr>
+            <w:tcW w:w="0" w:type="auto"/>
+            <w:hideMark/>
+          </w:tcPr>
+          <w:p>
+            <w:pPr>
+              <w:spacing w:after="160" w:line="278" w:lineRule="auto"/>
+              <w:cnfStyle w:val="000000000000" w:firstRow="0" w:lastRow="0" w:firstColumn="0" w:lastColumn="0" w:oddVBand="0" w:evenVBand="0" w:oddHBand="0" w:evenHBand="0" w:firstRowFirstColumn="0" w:firstRowLastColumn="0" w:lastRowFirstColumn="0" w:lastRowLastColumn="0"/>
+            </w:pPr>
+            <w:r>
+              <w:t>255.255.255.</w:t>
+            </w:r>
+            <w:r>
+              <w:t>192</w:t>
+            </w:r>
+          </w:p>
+        </w:tc>
+        <w:tc>
+          <w:tcPr>
+            <w:tcW w:w="0" w:type="auto"/>
+            <w:hideMark/>
+          </w:tcPr>
+          <w:p>
+            <w:pPr>
+              <w:spacing w:after="160" w:line="278" w:lineRule="auto"/>
+              <w:cnfStyle w:val="000000000000" w:firstRow="0" w:lastRow="0" w:firstColumn="0" w:lastColumn="0" w:oddVBand="0" w:evenVBand="0" w:oddHBand="0" w:evenHBand="0" w:firstRowFirstColumn="0" w:firstRowLastColumn="0" w:lastRowFirstColumn="0" w:lastRowLastColumn="0"/>
+            </w:pPr>
+            <w:r>
+              <w:t>—</w:t>
+            </w:r>
+          </w:p>
+        </w:tc>
+        <w:tc>
+          <w:tcPr>
+            <w:tcW w:w="0" w:type="auto"/>
+            <w:hideMark/>
+          </w:tcPr>
+          <w:p>
+            <w:pPr>
+              <w:spacing w:after="160" w:line="278" w:lineRule="auto"/>
+              <w:cnfStyle w:val="000000000000" w:firstRow="0" w:lastRow="0" w:firstColumn="0" w:lastColumn="0" w:oddVBand="0" w:evenVBand="0" w:oddHBand="0" w:evenHBand="0" w:firstRowFirstColumn="0" w:firstRowLastColumn="0" w:lastRowFirstColumn="0" w:lastRowLastColumn="0"/>
+            </w:pPr>
+            <w:r>
+              <w:t>0</w:t>
+            </w:r>
+          </w:p>
+        </w:tc>
+        <w:tc>
+          <w:tcPr>
+            <w:tcW w:w="0" w:type="auto"/>
+            <w:hideMark/>
+          </w:tcPr>
+          <w:p>
+            <w:pPr>
+              <w:spacing w:after="160" w:line="278" w:lineRule="auto"/>
+              <w:cnfStyle w:val="000000000000" w:firstRow="0" w:lastRow="0" w:firstColumn="0" w:lastColumn="0" w:oddVBand="0" w:evenVBand="0" w:oddHBand="0" w:evenHBand="0" w:firstRowFirstColumn="0" w:firstRowLastColumn="0" w:lastRowFirstColumn="0" w:lastRowLastColumn="0"/>
+            </w:pPr>
+            <w:r>
+              <w:t>eth1</w:t>
+            </w:r>
+          </w:p>
+        </w:tc>
+      </w:tr>
+      <w:tr>
+        <w:trPr>
+          <w:cnfStyle w:val="000000100000" w:firstRow="0" w:lastRow="0" w:firstColumn="0" w:lastColumn="0" w:oddVBand="0" w:evenVBand="0" w:oddHBand="1" w:evenHBand="0" w:firstRowFirstColumn="0" w:firstRowLastColumn="0" w:lastRowFirstColumn="0" w:lastRowLastColumn="0"/>
+        </w:trPr>
+        <w:tc>
+          <w:tcPr>
+            <w:cnfStyle w:val="001000000000" w:firstRow="0" w:lastRow="0" w:firstColumn="1" w:lastColumn="0" w:oddVBand="0" w:evenVBand="0" w:oddHBand="0" w:evenHBand="0" w:firstRowFirstColumn="0" w:firstRowLastColumn="0" w:lastRowFirstColumn="0" w:lastRowLastColumn="0"/>
+            <w:tcW w:w="0" w:type="auto"/>
+            <w:hideMark/>
+          </w:tcPr>
+          <w:p>
+            <w:pPr>
+              <w:spacing w:after="160" w:line="278" w:lineRule="auto"/>
+            </w:pPr>
+            <w:r>
+              <w:t>192.168.1.</w:t>
+            </w:r>
+            <w:r>
+              <w:t>0</w:t>
+            </w:r>
+          </w:p>
+        </w:tc>
+        <w:tc>
+          <w:tcPr>
+            <w:tcW w:w="0" w:type="auto"/>
+            <w:hideMark/>
+          </w:tcPr>
+          <w:p>
+            <w:pPr>
+              <w:spacing w:after="160" w:line="278" w:lineRule="auto"/>
+              <w:cnfStyle w:val="000000100000" w:firstRow="0" w:lastRow="0" w:firstColumn="0" w:lastColumn="0" w:oddVBand="0" w:evenVBand="0" w:oddHBand="1" w:evenHBand="0" w:firstRowFirstColumn="0" w:firstRowLastColumn="0" w:lastRowFirstColumn="0" w:lastRowLastColumn="0"/>
+            </w:pPr>
+            <w:r>
+              <w:t>255.255.255.192</w:t>
+            </w:r>
+          </w:p>
+        </w:tc>
+        <w:tc>
+          <w:tcPr>
+            <w:tcW w:w="0" w:type="auto"/>
+            <w:hideMark/>
+          </w:tcPr>
+          <w:p>
+            <w:pPr>
+              <w:spacing w:after="160" w:line="278" w:lineRule="auto"/>
+              <w:cnfStyle w:val="000000100000" w:firstRow="0" w:lastRow="0" w:firstColumn="0" w:lastColumn="0" w:oddVBand="0" w:evenVBand="0" w:oddHBand="1" w:evenHBand="0" w:firstRowFirstColumn="0" w:firstRowLastColumn="0" w:lastRowFirstColumn="0" w:lastRowLastColumn="0"/>
+            </w:pPr>
+            <w:r>
+              <w:t>192.168.1.130</w:t>
+            </w:r>
+          </w:p>
+        </w:tc>
+        <w:tc>
+          <w:tcPr>
+            <w:tcW w:w="0" w:type="auto"/>
+            <w:hideMark/>
+          </w:tcPr>
+          <w:p>
+            <w:pPr>
+              <w:spacing w:after="160" w:line="278" w:lineRule="auto"/>
+              <w:cnfStyle w:val="000000100000" w:firstRow="0" w:lastRow="0" w:firstColumn="0" w:lastColumn="0" w:oddVBand="0" w:evenVBand="0" w:oddHBand="1" w:evenHBand="0" w:firstRowFirstColumn="0" w:firstRowLastColumn="0" w:lastRowFirstColumn="0" w:lastRowLastColumn="0"/>
+            </w:pPr>
+            <w:r>
+              <w:t>1</w:t>
+            </w:r>
+          </w:p>
+        </w:tc>
+        <w:tc>
+          <w:tcPr>
+            <w:tcW w:w="0" w:type="auto"/>
+            <w:hideMark/>
+          </w:tcPr>
+          <w:p>
+            <w:pPr>
+              <w:spacing w:after="160" w:line="278" w:lineRule="auto"/>
+              <w:cnfStyle w:val="000000100000" w:firstRow="0" w:lastRow="0" w:firstColumn="0" w:lastColumn="0" w:oddVBand="0" w:evenVBand="0" w:oddHBand="1" w:evenHBand="0" w:firstRowFirstColumn="0" w:firstRowLastColumn="0" w:lastRowFirstColumn="0" w:lastRowLastColumn="0"/>
+            </w:pPr>
+            <w:r>
+              <w:t>e</w:t>
+            </w:r>
+            <w:r>
+              <w:t>th</w:t>
+            </w:r>
+            <w:r>
+              <w:t>2</w:t>
+            </w:r>
+          </w:p>
+        </w:tc>
+      </w:tr>
+      <w:tr>
+        <w:tc>
+          <w:tcPr>
+            <w:cnfStyle w:val="001000000000" w:firstRow="0" w:lastRow="0" w:firstColumn="1" w:lastColumn="0" w:oddVBand="0" w:evenVBand="0" w:oddHBand="0" w:evenHBand="0" w:firstRowFirstColumn="0" w:firstRowLastColumn="0" w:lastRowFirstColumn="0" w:lastRowLastColumn="0"/>
+            <w:tcW w:w="0" w:type="auto"/>
+            <w:hideMark/>
+          </w:tcPr>
+          <w:p>
+            <w:pPr>
+              <w:spacing w:after="160" w:line="278" w:lineRule="auto"/>
+            </w:pPr>
+            <w:r>
+              <w:lastRenderedPageBreak/>
+              <w:t>192.168.1.</w:t>
+            </w:r>
+            <w:r>
+              <w:t>64</w:t>
+            </w:r>
+          </w:p>
+        </w:tc>
+        <w:tc>
+          <w:tcPr>
+            <w:tcW w:w="0" w:type="auto"/>
+            <w:hideMark/>
+          </w:tcPr>
+          <w:p>
+            <w:pPr>
+              <w:spacing w:after="160" w:line="278" w:lineRule="auto"/>
+              <w:cnfStyle w:val="000000000000" w:firstRow="0" w:lastRow="0" w:firstColumn="0" w:lastColumn="0" w:oddVBand="0" w:evenVBand="0" w:oddHBand="0" w:evenHBand="0" w:firstRowFirstColumn="0" w:firstRowLastColumn="0" w:lastRowFirstColumn="0" w:lastRowLastColumn="0"/>
+            </w:pPr>
+            <w:r>
+              <w:t>255.255.255.</w:t>
+            </w:r>
+            <w:r>
+              <w:t>192</w:t>
+            </w:r>
+          </w:p>
+        </w:tc>
+        <w:tc>
+          <w:tcPr>
+            <w:tcW w:w="0" w:type="auto"/>
+            <w:hideMark/>
+          </w:tcPr>
+          <w:p>
+            <w:pPr>
+              <w:spacing w:after="160" w:line="278" w:lineRule="auto"/>
+              <w:cnfStyle w:val="000000000000" w:firstRow="0" w:lastRow="0" w:firstColumn="0" w:lastColumn="0" w:oddVBand="0" w:evenVBand="0" w:oddHBand="0" w:evenHBand="0" w:firstRowFirstColumn="0" w:firstRowLastColumn="0" w:lastRowFirstColumn="0" w:lastRowLastColumn="0"/>
+            </w:pPr>
+            <w:r>
+              <w:t>—</w:t>
+            </w:r>
+          </w:p>
+        </w:tc>
+        <w:tc>
+          <w:tcPr>
+            <w:tcW w:w="0" w:type="auto"/>
+            <w:hideMark/>
+          </w:tcPr>
+          <w:p>
+            <w:pPr>
+              <w:spacing w:after="160" w:line="278" w:lineRule="auto"/>
+              <w:cnfStyle w:val="000000000000" w:firstRow="0" w:lastRow="0" w:firstColumn="0" w:lastColumn="0" w:oddVBand="0" w:evenVBand="0" w:oddHBand="0" w:evenHBand="0" w:firstRowFirstColumn="0" w:firstRowLastColumn="0" w:lastRowFirstColumn="0" w:lastRowLastColumn="0"/>
+            </w:pPr>
+            <w:r>
+              <w:t>0</w:t>
+            </w:r>
+          </w:p>
+        </w:tc>
+        <w:tc>
+          <w:tcPr>
+            <w:tcW w:w="0" w:type="auto"/>
+            <w:hideMark/>
+          </w:tcPr>
+          <w:p>
+            <w:pPr>
+              <w:spacing w:after="160" w:line="278" w:lineRule="auto"/>
+              <w:cnfStyle w:val="000000000000" w:firstRow="0" w:lastRow="0" w:firstColumn="0" w:lastColumn="0" w:oddVBand="0" w:evenVBand="0" w:oddHBand="0" w:evenHBand="0" w:firstRowFirstColumn="0" w:firstRowLastColumn="0" w:lastRowFirstColumn="0" w:lastRowLastColumn="0"/>
+            </w:pPr>
+            <w:r>
+              <w:t>e</w:t>
+            </w:r>
+            <w:r>
+              <w:t>th</w:t>
+            </w:r>
+            <w:r>
+              <w:t>3</w:t>
+            </w:r>
+          </w:p>
+        </w:tc>
+      </w:tr>
+    </w:tbl>
     <w:p/>
     <w:p>
       <w:pPr>
@@ -4244,7 +5145,6 @@
         <w:ind w:left="708"/>
       </w:pPr>
       <w:r>
-        <w:lastRenderedPageBreak/>
         <w:t>Session:</w:t>
       </w:r>
       <w:r>
@@ -4336,6 +5236,7 @@
         </w:numPr>
       </w:pPr>
       <w:r>
+        <w:lastRenderedPageBreak/>
         <w:t xml:space="preserve">Es folgen die Antworten zu den Fragen über Port-Nummern und deren Bereiche: </w:t>
       </w:r>
       <w:r>
@@ -5037,7 +5938,6 @@
               <w:spacing w:after="160" w:line="278" w:lineRule="auto"/>
             </w:pPr>
             <w:r>
-              <w:lastRenderedPageBreak/>
               <w:t>SSH</w:t>
             </w:r>
           </w:p>
@@ -5514,6 +6414,7 @@
         </w:numPr>
       </w:pPr>
       <w:r>
+        <w:lastRenderedPageBreak/>
         <w:t>Ich habe jeweils ein Gerät aus demselben Netz, den zugehörigen Router und ein Gerät aus dem anderen Netz angepingt. Alle diese Pings waren erfolgreich</w:t>
       </w:r>
       <w:r>
@@ -5622,7 +6523,6 @@
         </w:numPr>
       </w:pPr>
       <w:r>
-        <w:lastRenderedPageBreak/>
         <w:t>Der nun eingerichtete Webserver kann erreicht werden und es wird die entsprechende Webseite angezeigt (siehe Abbildung: Webseite des Webservers)</w:t>
       </w:r>
     </w:p>
@@ -5704,6 +6604,7 @@
       </w:pPr>
       <w:bookmarkStart w:id="16" w:name="_Toc227055532"/>
       <w:r>
+        <w:lastRenderedPageBreak/>
         <w:t>Screenshot</w:t>
       </w:r>
       <w:r>
@@ -5776,40 +6677,26 @@
       <w:r>
         <w:t xml:space="preserve">Abbildung </w:t>
       </w:r>
-      <w:r>
-        <w:fldChar w:fldCharType="begin"/>
-      </w:r>
-      <w:r>
-        <w:instrText xml:space="preserve"> SEQ Abbildung \* ARABIC </w:instrText>
-      </w:r>
-      <w:r>
-        <w:fldChar w:fldCharType="separate"/>
-      </w:r>
+      <w:fldSimple w:instr=" SEQ Abbildung \* ARABIC ">
+        <w:r>
+          <w:rPr>
+            <w:noProof/>
+          </w:rPr>
+          <w:t>3</w:t>
+        </w:r>
+      </w:fldSimple>
+      <w:r>
+        <w:t>: Netz Aufgabe 5</w:t>
+      </w:r>
+    </w:p>
+    <w:p>
+      <w:pPr>
+        <w:keepNext/>
+      </w:pPr>
       <w:r>
         <w:rPr>
           <w:noProof/>
         </w:rPr>
-        <w:t>3</w:t>
-      </w:r>
-      <w:r>
-        <w:rPr>
-          <w:noProof/>
-        </w:rPr>
-        <w:fldChar w:fldCharType="end"/>
-      </w:r>
-      <w:r>
-        <w:t>: Netz Aufgabe 5</w:t>
-      </w:r>
-    </w:p>
-    <w:p>
-      <w:pPr>
-        <w:keepNext/>
-      </w:pPr>
-      <w:r>
-        <w:rPr>
-          <w:noProof/>
-        </w:rPr>
-        <w:lastRenderedPageBreak/>
         <w:drawing>
           <wp:inline distT="0" distB="0" distL="0" distR="0" wp14:anchorId="5AD0EB3A" wp14:editId="718228CD">
             <wp:extent cx="2448420" cy="3240000"/>
@@ -5854,27 +6741,14 @@
       <w:r>
         <w:t xml:space="preserve">Abbildung </w:t>
       </w:r>
-      <w:r>
-        <w:fldChar w:fldCharType="begin"/>
-      </w:r>
-      <w:r>
-        <w:instrText xml:space="preserve"> SEQ Abbildung \* ARABIC </w:instrText>
-      </w:r>
-      <w:r>
-        <w:fldChar w:fldCharType="separate"/>
-      </w:r>
-      <w:r>
-        <w:rPr>
-          <w:noProof/>
-        </w:rPr>
-        <w:t>4</w:t>
-      </w:r>
-      <w:r>
-        <w:rPr>
-          <w:noProof/>
-        </w:rPr>
-        <w:fldChar w:fldCharType="end"/>
-      </w:r>
+      <w:fldSimple w:instr=" SEQ Abbildung \* ARABIC ">
+        <w:r>
+          <w:rPr>
+            <w:noProof/>
+          </w:rPr>
+          <w:t>4</w:t>
+        </w:r>
+      </w:fldSimple>
       <w:r>
         <w:t>: Erfolgreiche Pings</w:t>
       </w:r>
@@ -5931,27 +6805,14 @@
       <w:r>
         <w:t xml:space="preserve">Abbildung </w:t>
       </w:r>
-      <w:r>
-        <w:fldChar w:fldCharType="begin"/>
-      </w:r>
-      <w:r>
-        <w:instrText xml:space="preserve"> SEQ Abbildung \* ARABIC </w:instrText>
-      </w:r>
-      <w:r>
-        <w:fldChar w:fldCharType="separate"/>
-      </w:r>
-      <w:r>
-        <w:rPr>
-          <w:noProof/>
-        </w:rPr>
-        <w:t>5</w:t>
-      </w:r>
-      <w:r>
-        <w:rPr>
-          <w:noProof/>
-        </w:rPr>
-        <w:fldChar w:fldCharType="end"/>
-      </w:r>
+      <w:fldSimple w:instr=" SEQ Abbildung \* ARABIC ">
+        <w:r>
+          <w:rPr>
+            <w:noProof/>
+          </w:rPr>
+          <w:t>5</w:t>
+        </w:r>
+      </w:fldSimple>
       <w:r>
         <w:t>: Leerer ARP-Cache</w:t>
       </w:r>
@@ -6008,27 +6869,14 @@
       <w:r>
         <w:t xml:space="preserve">Abbildung </w:t>
       </w:r>
-      <w:r>
-        <w:fldChar w:fldCharType="begin"/>
-      </w:r>
-      <w:r>
-        <w:instrText xml:space="preserve"> SEQ Abbildung \* ARABIC </w:instrText>
-      </w:r>
-      <w:r>
-        <w:fldChar w:fldCharType="separate"/>
-      </w:r>
-      <w:r>
-        <w:rPr>
-          <w:noProof/>
-        </w:rPr>
-        <w:t>6</w:t>
-      </w:r>
-      <w:r>
-        <w:rPr>
-          <w:noProof/>
-        </w:rPr>
-        <w:fldChar w:fldCharType="end"/>
-      </w:r>
+      <w:fldSimple w:instr=" SEQ Abbildung \* ARABIC ">
+        <w:r>
+          <w:rPr>
+            <w:noProof/>
+          </w:rPr>
+          <w:t>6</w:t>
+        </w:r>
+      </w:fldSimple>
       <w:r>
         <w:t xml:space="preserve">: </w:t>
       </w:r>
@@ -6088,42 +6936,30 @@
       <w:r>
         <w:t xml:space="preserve">Abbildung </w:t>
       </w:r>
-      <w:r>
-        <w:fldChar w:fldCharType="begin"/>
-      </w:r>
-      <w:r>
-        <w:instrText xml:space="preserve"> SEQ Abbildung \* ARABIC </w:instrText>
-      </w:r>
-      <w:r>
-        <w:fldChar w:fldCharType="separate"/>
-      </w:r>
+      <w:fldSimple w:instr=" SEQ Abbildung \* ARABIC ">
+        <w:r>
+          <w:rPr>
+            <w:noProof/>
+          </w:rPr>
+          <w:t>7</w:t>
+        </w:r>
+      </w:fldSimple>
+      <w:r>
+        <w:t xml:space="preserve">: </w:t>
+      </w:r>
+      <w:r>
+        <w:t>ARP-Cache nach ping in bekanntes Netzwerk</w:t>
+      </w:r>
+    </w:p>
+    <w:p>
+      <w:pPr>
+        <w:keepNext/>
+      </w:pPr>
       <w:r>
         <w:rPr>
           <w:noProof/>
         </w:rPr>
-        <w:t>7</w:t>
-      </w:r>
-      <w:r>
-        <w:rPr>
-          <w:noProof/>
-        </w:rPr>
-        <w:fldChar w:fldCharType="end"/>
-      </w:r>
-      <w:r>
-        <w:t xml:space="preserve">: </w:t>
-      </w:r>
-      <w:r>
-        <w:t>ARP-Cache nach ping in bekanntes Netzwerk</w:t>
-      </w:r>
-    </w:p>
-    <w:p>
-      <w:pPr>
-        <w:keepNext/>
-      </w:pPr>
-      <w:r>
-        <w:rPr>
-          <w:noProof/>
-        </w:rPr>
+        <w:lastRenderedPageBreak/>
         <w:drawing>
           <wp:inline distT="0" distB="0" distL="0" distR="0" wp14:anchorId="6F0D638D" wp14:editId="08467B81">
             <wp:extent cx="2448000" cy="1099593"/>
@@ -6168,43 +7004,29 @@
       <w:r>
         <w:t xml:space="preserve">Abbildung </w:t>
       </w:r>
-      <w:r>
-        <w:fldChar w:fldCharType="begin"/>
-      </w:r>
-      <w:r>
-        <w:instrText xml:space="preserve"> SEQ Abbildung \* ARABIC </w:instrText>
-      </w:r>
-      <w:r>
-        <w:fldChar w:fldCharType="separate"/>
-      </w:r>
+      <w:fldSimple w:instr=" SEQ Abbildung \* ARABIC ">
+        <w:r>
+          <w:rPr>
+            <w:noProof/>
+          </w:rPr>
+          <w:t>8</w:t>
+        </w:r>
+      </w:fldSimple>
+      <w:r>
+        <w:t xml:space="preserve">: </w:t>
+      </w:r>
+      <w:r>
+        <w:t>Webseite des Webservers</w:t>
+      </w:r>
+    </w:p>
+    <w:p>
+      <w:pPr>
+        <w:keepNext/>
+      </w:pPr>
       <w:r>
         <w:rPr>
           <w:noProof/>
         </w:rPr>
-        <w:t>8</w:t>
-      </w:r>
-      <w:r>
-        <w:rPr>
-          <w:noProof/>
-        </w:rPr>
-        <w:fldChar w:fldCharType="end"/>
-      </w:r>
-      <w:r>
-        <w:t xml:space="preserve">: </w:t>
-      </w:r>
-      <w:r>
-        <w:t>Webseite des Webservers</w:t>
-      </w:r>
-    </w:p>
-    <w:p>
-      <w:pPr>
-        <w:keepNext/>
-      </w:pPr>
-      <w:r>
-        <w:rPr>
-          <w:noProof/>
-        </w:rPr>
-        <w:lastRenderedPageBreak/>
         <w:drawing>
           <wp:inline distT="0" distB="0" distL="0" distR="0" wp14:anchorId="2896E136" wp14:editId="5D3511F5">
             <wp:extent cx="2448000" cy="2310111"/>
@@ -6249,27 +7071,14 @@
       <w:r>
         <w:t xml:space="preserve">Abbildung </w:t>
       </w:r>
-      <w:r>
-        <w:fldChar w:fldCharType="begin"/>
-      </w:r>
-      <w:r>
-        <w:instrText xml:space="preserve"> SEQ Abbildung \* ARABIC </w:instrText>
-      </w:r>
-      <w:r>
-        <w:fldChar w:fldCharType="separate"/>
-      </w:r>
-      <w:r>
-        <w:rPr>
-          <w:noProof/>
-        </w:rPr>
-        <w:t>9</w:t>
-      </w:r>
-      <w:r>
-        <w:rPr>
-          <w:noProof/>
-        </w:rPr>
-        <w:fldChar w:fldCharType="end"/>
-      </w:r>
+      <w:fldSimple w:instr=" SEQ Abbildung \* ARABIC ">
+        <w:r>
+          <w:rPr>
+            <w:noProof/>
+          </w:rPr>
+          <w:t>9</w:t>
+        </w:r>
+      </w:fldSimple>
       <w:r>
         <w:t>: Vor ARP-Vorgang</w:t>
       </w:r>
@@ -6326,27 +7135,14 @@
       <w:r>
         <w:t xml:space="preserve">Abbildung </w:t>
       </w:r>
-      <w:r>
-        <w:fldChar w:fldCharType="begin"/>
-      </w:r>
-      <w:r>
-        <w:instrText xml:space="preserve"> SEQ Abbildung \* ARABIC </w:instrText>
-      </w:r>
-      <w:r>
-        <w:fldChar w:fldCharType="separate"/>
-      </w:r>
-      <w:r>
-        <w:rPr>
-          <w:noProof/>
-        </w:rPr>
-        <w:t>10</w:t>
-      </w:r>
-      <w:r>
-        <w:rPr>
-          <w:noProof/>
-        </w:rPr>
-        <w:fldChar w:fldCharType="end"/>
-      </w:r>
+      <w:fldSimple w:instr=" SEQ Abbildung \* ARABIC ">
+        <w:r>
+          <w:rPr>
+            <w:noProof/>
+          </w:rPr>
+          <w:t>10</w:t>
+        </w:r>
+      </w:fldSimple>
       <w:r>
         <w:t>: Nach ARP-Vorgang</w:t>
       </w:r>
@@ -6382,6 +7178,7 @@
       </w:pPr>
       <w:bookmarkStart w:id="19" w:name="_Toc227055535"/>
       <w:r>
+        <w:lastRenderedPageBreak/>
         <w:t>Bearbeitung</w:t>
       </w:r>
       <w:bookmarkEnd w:id="19"/>
@@ -6419,7 +7216,6 @@
         <w:rPr>
           <w:highlight w:val="green"/>
         </w:rPr>
-        <w:lastRenderedPageBreak/>
         <w:t>Switch</w:t>
       </w:r>
       <w:bookmarkEnd w:id="22"/>
@@ -7150,7 +7946,15 @@
             <w:hideMark/>
           </w:tcPr>
           <w:p>
-            <w:r>
+            <w:pPr>
+              <w:rPr>
+                <w:lang w:val="en-US"/>
+              </w:rPr>
+            </w:pPr>
+            <w:r>
+              <w:rPr>
+                <w:lang w:val="en-US"/>
+              </w:rPr>
               <w:t>10G Non-blocking Switching, 25G Uplinks</w:t>
             </w:r>
           </w:p>
@@ -7192,6 +7996,7 @@
         </w:numPr>
       </w:pPr>
       <w:r>
+        <w:lastRenderedPageBreak/>
         <w:t>Die Ergebnisse zu diesem Auftrag sind unter Screenshots zu finden. Die Namen der Aufnahmen lauten «</w:t>
       </w:r>
       <w:r>
@@ -7216,7 +8021,6 @@
         </w:numPr>
       </w:pPr>
       <w:r>
-        <w:lastRenderedPageBreak/>
         <w:t>Es folgen die gerundeten Ergebnisse zu den Berechnungsaufgaben zum Thema Datendurchsatz.</w:t>
       </w:r>
       <w:r>
@@ -7309,33 +8113,26 @@
       <w:r>
         <w:t xml:space="preserve">Abbildung </w:t>
       </w:r>
-      <w:r>
-        <w:fldChar w:fldCharType="begin"/>
-      </w:r>
-      <w:r>
-        <w:instrText xml:space="preserve"> SEQ Abbildung \* ARABIC </w:instrText>
-      </w:r>
-      <w:r>
-        <w:fldChar w:fldCharType="separate"/>
-      </w:r>
+      <w:fldSimple w:instr=" SEQ Abbildung \* ARABIC ">
+        <w:r>
+          <w:rPr>
+            <w:noProof/>
+          </w:rPr>
+          <w:t>11</w:t>
+        </w:r>
+      </w:fldSimple>
+      <w:r>
+        <w:t>: Vor Ping-Vorgang</w:t>
+      </w:r>
+    </w:p>
+    <w:p>
+      <w:pPr>
+        <w:keepNext/>
+      </w:pPr>
       <w:r>
         <w:rPr>
           <w:noProof/>
         </w:rPr>
-        <w:t>11</w:t>
-      </w:r>
-      <w:r>
-        <w:fldChar w:fldCharType="end"/>
-      </w:r>
-      <w:r>
-        <w:t>: Vor Ping-Vorgang</w:t>
-      </w:r>
-    </w:p>
-    <w:p>
-      <w:pPr>
-        <w:keepNext/>
-      </w:pPr>
-      <w:r>
         <w:drawing>
           <wp:inline distT="0" distB="0" distL="0" distR="0" wp14:anchorId="4E5B4487" wp14:editId="27763F4C">
             <wp:extent cx="2448000" cy="662657"/>
@@ -7380,24 +8177,14 @@
       <w:r>
         <w:t xml:space="preserve">Abbildung </w:t>
       </w:r>
-      <w:r>
-        <w:fldChar w:fldCharType="begin"/>
-      </w:r>
-      <w:r>
-        <w:instrText xml:space="preserve"> SEQ Abbildung \* ARABIC </w:instrText>
-      </w:r>
-      <w:r>
-        <w:fldChar w:fldCharType="separate"/>
-      </w:r>
-      <w:r>
-        <w:rPr>
-          <w:noProof/>
-        </w:rPr>
-        <w:t>12</w:t>
-      </w:r>
-      <w:r>
-        <w:fldChar w:fldCharType="end"/>
-      </w:r>
+      <w:fldSimple w:instr=" SEQ Abbildung \* ARABIC ">
+        <w:r>
+          <w:rPr>
+            <w:noProof/>
+          </w:rPr>
+          <w:t>12</w:t>
+        </w:r>
+      </w:fldSimple>
       <w:r>
         <w:t>: Nach Ping-Vorgang</w:t>
       </w:r>
@@ -9792,6 +10579,7 @@
     <w:rsid w:val="001B3170"/>
     <w:rsid w:val="00367509"/>
     <w:rsid w:val="004A4E5D"/>
+    <w:rsid w:val="00576807"/>
     <w:rsid w:val="00717388"/>
     <w:rsid w:val="00863F34"/>
     <w:rsid w:val="008679E4"/>
@@ -9802,6 +10590,7 @@
     <w:rsid w:val="00C20CE7"/>
     <w:rsid w:val="00D37756"/>
     <w:rsid w:val="00DE1923"/>
+    <w:rsid w:val="00E26893"/>
   </w:rsids>
   <m:mathPr>
     <m:mathFont m:val="Cambria Math"/>

--- a/M129/Projekt_LB2/Dokumentation/Dokumentation_M129_LB2.docx
+++ b/M129/Projekt_LB2/Dokumentation/Dokumentation_M129_LB2.docx
@@ -2923,6 +2923,7 @@
         <w:pStyle w:val="berschrift2"/>
       </w:pPr>
       <w:bookmarkStart w:id="1" w:name="_Toc227055517"/>
+      <w:proofErr w:type="spellStart"/>
       <w:r>
         <w:rPr>
           <w:highlight w:val="green"/>
@@ -2930,6 +2931,7 @@
         <w:t>BeASwitch</w:t>
       </w:r>
       <w:bookmarkEnd w:id="1"/>
+      <w:proofErr w:type="spellEnd"/>
     </w:p>
     <w:p>
       <w:pPr>
@@ -2943,7 +2945,23 @@
     </w:p>
     <w:p>
       <w:r>
-        <w:t>Es soll im Programm BeASwitch im Exam Modus ein Score von 27 richtigen Lösungen aus 30 Aufgaben erreicht werden. Ist dieses Ziel erreicht, soll davon ein Screenshot gemacht werden.</w:t>
+        <w:t xml:space="preserve">Es soll im Programm </w:t>
+      </w:r>
+      <w:proofErr w:type="spellStart"/>
+      <w:r>
+        <w:t>BeASwitch</w:t>
+      </w:r>
+      <w:proofErr w:type="spellEnd"/>
+      <w:r>
+        <w:t xml:space="preserve"> im </w:t>
+      </w:r>
+      <w:proofErr w:type="spellStart"/>
+      <w:r>
+        <w:t>Exam</w:t>
+      </w:r>
+      <w:proofErr w:type="spellEnd"/>
+      <w:r>
+        <w:t xml:space="preserve"> Modus ein Score von 27 richtigen Lösungen aus 30 Aufgaben erreicht werden. Ist dieses Ziel erreicht, soll davon ein Screenshot gemacht werden.</w:t>
       </w:r>
     </w:p>
     <w:p>
@@ -3023,14 +3041,20 @@
         <w:t>: Erfolgszertifikat</w:t>
       </w:r>
       <w:r>
-        <w:t xml:space="preserve"> BeASwitch</w:t>
-      </w:r>
+        <w:t xml:space="preserve"> </w:t>
+      </w:r>
+      <w:proofErr w:type="spellStart"/>
+      <w:r>
+        <w:t>BeASwitch</w:t>
+      </w:r>
+      <w:proofErr w:type="spellEnd"/>
     </w:p>
     <w:p>
       <w:pPr>
         <w:pStyle w:val="berschrift2"/>
       </w:pPr>
       <w:bookmarkStart w:id="4" w:name="_Toc227055520"/>
+      <w:proofErr w:type="spellStart"/>
       <w:r>
         <w:rPr>
           <w:highlight w:val="green"/>
@@ -3038,6 +3062,7 @@
         <w:t>BeARouter</w:t>
       </w:r>
       <w:bookmarkEnd w:id="4"/>
+      <w:proofErr w:type="spellEnd"/>
     </w:p>
     <w:p>
       <w:pPr>
@@ -3051,7 +3076,23 @@
     </w:p>
     <w:p>
       <w:r>
-        <w:t>Es soll im Programm BeARouter im Exam Modus ein Score von 27 richtigen Lösungen aus 30 Aufgaben erreicht werden. Ist dieses Ziel erreicht, soll davon ein Screenshot gemacht werden.</w:t>
+        <w:t xml:space="preserve">Es soll im Programm </w:t>
+      </w:r>
+      <w:proofErr w:type="spellStart"/>
+      <w:r>
+        <w:t>BeARouter</w:t>
+      </w:r>
+      <w:proofErr w:type="spellEnd"/>
+      <w:r>
+        <w:t xml:space="preserve"> im </w:t>
+      </w:r>
+      <w:proofErr w:type="spellStart"/>
+      <w:r>
+        <w:t>Exam</w:t>
+      </w:r>
+      <w:proofErr w:type="spellEnd"/>
+      <w:r>
+        <w:t xml:space="preserve"> Modus ein Score von 27 richtigen Lösungen aus 30 Aufgaben erreicht werden. Ist dieses Ziel erreicht, soll davon ein Screenshot gemacht werden.</w:t>
       </w:r>
     </w:p>
     <w:p>
@@ -3132,8 +3173,13 @@
         <w:t>: Erfolgszertifikat</w:t>
       </w:r>
       <w:r>
-        <w:t xml:space="preserve"> BeARouter</w:t>
-      </w:r>
+        <w:t xml:space="preserve"> </w:t>
+      </w:r>
+      <w:proofErr w:type="spellStart"/>
+      <w:r>
+        <w:t>BeARouter</w:t>
+      </w:r>
+      <w:proofErr w:type="spellEnd"/>
     </w:p>
     <w:p>
       <w:pPr>
@@ -3160,7 +3206,15 @@
         <w:t xml:space="preserve">Diese Aufgabe ist in zwei Teile aufgeteilt. Im ersten Teil soll aufgrund eines vorgegebenen Netzwerkes für einen Router seine Routingtabelle angelegt werden. Diese Tabelle wird unter Lösungen aufgeführt werden. Im zweiten Teil soll aufgrund eines vorgegebenen Szenarios das Subnetting, die Routingtabellen und ein entsprechendes Netzwerk im Programm </w:t>
       </w:r>
       <w:r>
-        <w:t xml:space="preserve">CISCO-Packettracer </w:t>
+        <w:t>CISCO-</w:t>
+      </w:r>
+      <w:proofErr w:type="spellStart"/>
+      <w:r>
+        <w:t>Packettracer</w:t>
+      </w:r>
+      <w:proofErr w:type="spellEnd"/>
+      <w:r>
+        <w:t xml:space="preserve"> </w:t>
       </w:r>
       <w:r>
         <w:t>erstellt werden. Die Dokumentation der Vorgehensweise ist unter Bearbeitung zu finden. Die schlussendlichen Produkte sind unter Lösungen abgelegt.</w:t>
@@ -3279,6 +3333,13 @@
       <w:r>
         <w:br/>
         <w:t xml:space="preserve">e) </w:t>
+      </w:r>
+      <w:r>
+        <w:t>Die Routingtabellen sind unter Lösungen zu finden.</w:t>
+      </w:r>
+      <w:r>
+        <w:br/>
+        <w:t>f) Unter Lösungen ist das entsprechende Testprotokoll einzusehen.</w:t>
       </w:r>
     </w:p>
     <w:p>
@@ -3378,9 +3439,11 @@
               <w:spacing w:after="160" w:line="278" w:lineRule="auto"/>
               <w:cnfStyle w:val="100000000000" w:firstRow="1" w:lastRow="0" w:firstColumn="0" w:lastColumn="0" w:oddVBand="0" w:evenVBand="0" w:oddHBand="0" w:evenHBand="0" w:firstRowFirstColumn="0" w:firstRowLastColumn="0" w:lastRowFirstColumn="0" w:lastRowLastColumn="0"/>
             </w:pPr>
+            <w:proofErr w:type="spellStart"/>
             <w:r>
               <w:t>Metric</w:t>
             </w:r>
+            <w:proofErr w:type="spellEnd"/>
           </w:p>
         </w:tc>
         <w:tc>
@@ -4199,9 +4262,11 @@
               <w:spacing w:after="160" w:line="278" w:lineRule="auto"/>
               <w:cnfStyle w:val="100000000000" w:firstRow="1" w:lastRow="0" w:firstColumn="0" w:lastColumn="0" w:oddVBand="0" w:evenVBand="0" w:oddHBand="0" w:evenHBand="0" w:firstRowFirstColumn="0" w:firstRowLastColumn="0" w:lastRowFirstColumn="0" w:lastRowLastColumn="0"/>
             </w:pPr>
+            <w:proofErr w:type="spellStart"/>
             <w:r>
               <w:t>Metric</w:t>
             </w:r>
+            <w:proofErr w:type="spellEnd"/>
           </w:p>
         </w:tc>
         <w:tc>
@@ -4560,6 +4625,9 @@
       </w:tr>
     </w:tbl>
     <w:p>
+      <w:pPr>
+        <w:ind w:left="708"/>
+      </w:pPr>
       <w:r>
         <w:br/>
       </w:r>
@@ -4639,9 +4707,11 @@
               <w:spacing w:after="160" w:line="278" w:lineRule="auto"/>
               <w:cnfStyle w:val="100000000000" w:firstRow="1" w:lastRow="0" w:firstColumn="0" w:lastColumn="0" w:oddVBand="0" w:evenVBand="0" w:oddHBand="0" w:evenHBand="0" w:firstRowFirstColumn="0" w:firstRowLastColumn="0" w:lastRowFirstColumn="0" w:lastRowLastColumn="0"/>
             </w:pPr>
+            <w:proofErr w:type="spellStart"/>
             <w:r>
               <w:t>Metric</w:t>
             </w:r>
+            <w:proofErr w:type="spellEnd"/>
           </w:p>
         </w:tc>
         <w:tc>
@@ -5009,6 +5079,185 @@
     <w:p/>
     <w:p>
       <w:pPr>
+        <w:ind w:firstLine="708"/>
+      </w:pPr>
+      <w:r>
+        <w:t>f) Es folgt das Testprotokoll zur Aufgabe 2f.</w:t>
+      </w:r>
+      <w:r>
+        <w:br/>
+      </w:r>
+    </w:p>
+    <w:tbl>
+      <w:tblPr>
+        <w:tblStyle w:val="Gitternetztabelle4Akzent1"/>
+        <w:tblW w:w="0" w:type="auto"/>
+        <w:tblLook w:val="04A0" w:firstRow="1" w:lastRow="0" w:firstColumn="1" w:lastColumn="0" w:noHBand="0" w:noVBand="1"/>
+      </w:tblPr>
+      <w:tblGrid>
+        <w:gridCol w:w="3020"/>
+        <w:gridCol w:w="3021"/>
+        <w:gridCol w:w="3021"/>
+      </w:tblGrid>
+      <w:tr>
+        <w:trPr>
+          <w:cnfStyle w:val="100000000000" w:firstRow="1" w:lastRow="0" w:firstColumn="0" w:lastColumn="0" w:oddVBand="0" w:evenVBand="0" w:oddHBand="0" w:evenHBand="0" w:firstRowFirstColumn="0" w:firstRowLastColumn="0" w:lastRowFirstColumn="0" w:lastRowLastColumn="0"/>
+        </w:trPr>
+        <w:tc>
+          <w:tcPr>
+            <w:cnfStyle w:val="001000000000" w:firstRow="0" w:lastRow="0" w:firstColumn="1" w:lastColumn="0" w:oddVBand="0" w:evenVBand="0" w:oddHBand="0" w:evenHBand="0" w:firstRowFirstColumn="0" w:firstRowLastColumn="0" w:lastRowFirstColumn="0" w:lastRowLastColumn="0"/>
+            <w:tcW w:w="3020" w:type="dxa"/>
+          </w:tcPr>
+          <w:p>
+            <w:r>
+              <w:t>Element</w:t>
+            </w:r>
+          </w:p>
+        </w:tc>
+        <w:tc>
+          <w:tcPr>
+            <w:tcW w:w="3021" w:type="dxa"/>
+          </w:tcPr>
+          <w:p>
+            <w:pPr>
+              <w:cnfStyle w:val="100000000000" w:firstRow="1" w:lastRow="0" w:firstColumn="0" w:lastColumn="0" w:oddVBand="0" w:evenVBand="0" w:oddHBand="0" w:evenHBand="0" w:firstRowFirstColumn="0" w:firstRowLastColumn="0" w:lastRowFirstColumn="0" w:lastRowLastColumn="0"/>
+            </w:pPr>
+            <w:r>
+              <w:t>Test</w:t>
+            </w:r>
+          </w:p>
+        </w:tc>
+        <w:tc>
+          <w:tcPr>
+            <w:tcW w:w="3021" w:type="dxa"/>
+          </w:tcPr>
+          <w:p>
+            <w:pPr>
+              <w:cnfStyle w:val="100000000000" w:firstRow="1" w:lastRow="0" w:firstColumn="0" w:lastColumn="0" w:oddVBand="0" w:evenVBand="0" w:oddHBand="0" w:evenHBand="0" w:firstRowFirstColumn="0" w:firstRowLastColumn="0" w:lastRowFirstColumn="0" w:lastRowLastColumn="0"/>
+            </w:pPr>
+            <w:r>
+              <w:t>Ergebnis</w:t>
+            </w:r>
+          </w:p>
+        </w:tc>
+      </w:tr>
+      <w:tr>
+        <w:trPr>
+          <w:cnfStyle w:val="000000100000" w:firstRow="0" w:lastRow="0" w:firstColumn="0" w:lastColumn="0" w:oddVBand="0" w:evenVBand="0" w:oddHBand="1" w:evenHBand="0" w:firstRowFirstColumn="0" w:firstRowLastColumn="0" w:lastRowFirstColumn="0" w:lastRowLastColumn="0"/>
+        </w:trPr>
+        <w:tc>
+          <w:tcPr>
+            <w:cnfStyle w:val="001000000000" w:firstRow="0" w:lastRow="0" w:firstColumn="1" w:lastColumn="0" w:oddVBand="0" w:evenVBand="0" w:oddHBand="0" w:evenHBand="0" w:firstRowFirstColumn="0" w:firstRowLastColumn="0" w:lastRowFirstColumn="0" w:lastRowLastColumn="0"/>
+            <w:tcW w:w="3020" w:type="dxa"/>
+          </w:tcPr>
+          <w:p>
+            <w:r>
+              <w:t>PC2</w:t>
+            </w:r>
+          </w:p>
+        </w:tc>
+        <w:tc>
+          <w:tcPr>
+            <w:tcW w:w="3021" w:type="dxa"/>
+          </w:tcPr>
+          <w:p>
+            <w:pPr>
+              <w:cnfStyle w:val="000000100000" w:firstRow="0" w:lastRow="0" w:firstColumn="0" w:lastColumn="0" w:oddVBand="0" w:evenVBand="0" w:oddHBand="1" w:evenHBand="0" w:firstRowFirstColumn="0" w:firstRowLastColumn="0" w:lastRowFirstColumn="0" w:lastRowLastColumn="0"/>
+            </w:pPr>
+            <w:r>
+              <w:t xml:space="preserve">Ping </w:t>
+            </w:r>
+            <w:r>
+              <w:t>192.168.1.67</w:t>
+            </w:r>
+          </w:p>
+        </w:tc>
+        <w:tc>
+          <w:tcPr>
+            <w:tcW w:w="3021" w:type="dxa"/>
+          </w:tcPr>
+          <w:p>
+            <w:pPr>
+              <w:cnfStyle w:val="000000100000" w:firstRow="0" w:lastRow="0" w:firstColumn="0" w:lastColumn="0" w:oddVBand="0" w:evenVBand="0" w:oddHBand="1" w:evenHBand="0" w:firstRowFirstColumn="0" w:firstRowLastColumn="0" w:lastRowFirstColumn="0" w:lastRowLastColumn="0"/>
+            </w:pPr>
+            <w:r>
+              <w:t>Ping verlief erfolgreich</w:t>
+            </w:r>
+          </w:p>
+        </w:tc>
+      </w:tr>
+      <w:tr>
+        <w:tc>
+          <w:tcPr>
+            <w:cnfStyle w:val="001000000000" w:firstRow="0" w:lastRow="0" w:firstColumn="1" w:lastColumn="0" w:oddVBand="0" w:evenVBand="0" w:oddHBand="0" w:evenHBand="0" w:firstRowFirstColumn="0" w:firstRowLastColumn="0" w:lastRowFirstColumn="0" w:lastRowLastColumn="0"/>
+            <w:tcW w:w="3020" w:type="dxa"/>
+          </w:tcPr>
+          <w:p/>
+        </w:tc>
+        <w:tc>
+          <w:tcPr>
+            <w:tcW w:w="3021" w:type="dxa"/>
+          </w:tcPr>
+          <w:p>
+            <w:pPr>
+              <w:cnfStyle w:val="000000000000" w:firstRow="0" w:lastRow="0" w:firstColumn="0" w:lastColumn="0" w:oddVBand="0" w:evenVBand="0" w:oddHBand="0" w:evenHBand="0" w:firstRowFirstColumn="0" w:firstRowLastColumn="0" w:lastRowFirstColumn="0" w:lastRowLastColumn="0"/>
+            </w:pPr>
+          </w:p>
+        </w:tc>
+        <w:tc>
+          <w:tcPr>
+            <w:tcW w:w="3021" w:type="dxa"/>
+          </w:tcPr>
+          <w:p>
+            <w:pPr>
+              <w:cnfStyle w:val="000000000000" w:firstRow="0" w:lastRow="0" w:firstColumn="0" w:lastColumn="0" w:oddVBand="0" w:evenVBand="0" w:oddHBand="0" w:evenHBand="0" w:firstRowFirstColumn="0" w:firstRowLastColumn="0" w:lastRowFirstColumn="0" w:lastRowLastColumn="0"/>
+            </w:pPr>
+          </w:p>
+        </w:tc>
+      </w:tr>
+      <w:tr>
+        <w:trPr>
+          <w:cnfStyle w:val="000000100000" w:firstRow="0" w:lastRow="0" w:firstColumn="0" w:lastColumn="0" w:oddVBand="0" w:evenVBand="0" w:oddHBand="1" w:evenHBand="0" w:firstRowFirstColumn="0" w:firstRowLastColumn="0" w:lastRowFirstColumn="0" w:lastRowLastColumn="0"/>
+        </w:trPr>
+        <w:tc>
+          <w:tcPr>
+            <w:cnfStyle w:val="001000000000" w:firstRow="0" w:lastRow="0" w:firstColumn="1" w:lastColumn="0" w:oddVBand="0" w:evenVBand="0" w:oddHBand="0" w:evenHBand="0" w:firstRowFirstColumn="0" w:firstRowLastColumn="0" w:lastRowFirstColumn="0" w:lastRowLastColumn="0"/>
+            <w:tcW w:w="3020" w:type="dxa"/>
+          </w:tcPr>
+          <w:p/>
+        </w:tc>
+        <w:tc>
+          <w:tcPr>
+            <w:tcW w:w="3021" w:type="dxa"/>
+          </w:tcPr>
+          <w:p>
+            <w:pPr>
+              <w:cnfStyle w:val="000000100000" w:firstRow="0" w:lastRow="0" w:firstColumn="0" w:lastColumn="0" w:oddVBand="0" w:evenVBand="0" w:oddHBand="1" w:evenHBand="0" w:firstRowFirstColumn="0" w:firstRowLastColumn="0" w:lastRowFirstColumn="0" w:lastRowLastColumn="0"/>
+            </w:pPr>
+          </w:p>
+        </w:tc>
+        <w:tc>
+          <w:tcPr>
+            <w:tcW w:w="3021" w:type="dxa"/>
+          </w:tcPr>
+          <w:p>
+            <w:pPr>
+              <w:cnfStyle w:val="000000100000" w:firstRow="0" w:lastRow="0" w:firstColumn="0" w:lastColumn="0" w:oddVBand="0" w:evenVBand="0" w:oddHBand="1" w:evenHBand="0" w:firstRowFirstColumn="0" w:firstRowLastColumn="0" w:lastRowFirstColumn="0" w:lastRowLastColumn="0"/>
+            </w:pPr>
+          </w:p>
+        </w:tc>
+      </w:tr>
+    </w:tbl>
+    <w:p>
+      <w:pPr>
+        <w:ind w:firstLine="708"/>
+      </w:pPr>
+      <w:r>
+        <w:br/>
+      </w:r>
+    </w:p>
+    <w:p>
+      <w:pPr>
         <w:pStyle w:val="berschrift3"/>
       </w:pPr>
       <w:bookmarkStart w:id="11" w:name="_Toc227055527"/>
@@ -5055,8 +5304,13 @@
         <w:t xml:space="preserve"> und ein Netz in </w:t>
       </w:r>
       <w:r>
-        <w:t>CISCO-Packettracer</w:t>
-      </w:r>
+        <w:t>CISCO-</w:t>
+      </w:r>
+      <w:proofErr w:type="spellStart"/>
+      <w:r>
+        <w:t>Packettracer</w:t>
+      </w:r>
+      <w:proofErr w:type="spellEnd"/>
       <w:r>
         <w:t xml:space="preserve"> aufzubauen</w:t>
       </w:r>
@@ -5102,12 +5356,24 @@
       <w:pPr>
         <w:ind w:left="708"/>
       </w:pPr>
-      <w:r>
-        <w:t>Application:</w:t>
+      <w:proofErr w:type="spellStart"/>
+      <w:r>
+        <w:t>Application</w:t>
+      </w:r>
+      <w:proofErr w:type="spellEnd"/>
+      <w:r>
+        <w:t>:</w:t>
       </w:r>
       <w:r>
         <w:br/>
-        <w:t xml:space="preserve">Hier sind </w:t>
+      </w:r>
+      <w:proofErr w:type="gramStart"/>
+      <w:r>
+        <w:t>Hier</w:t>
+      </w:r>
+      <w:proofErr w:type="gramEnd"/>
+      <w:r>
+        <w:t xml:space="preserve"> sind </w:t>
       </w:r>
       <w:r>
         <w:t>Dienste, Anwendungen und Netzmanagement</w:t>
@@ -5123,8 +5389,13 @@
       <w:pPr>
         <w:ind w:left="708"/>
       </w:pPr>
-      <w:r>
-        <w:t>Presentation:</w:t>
+      <w:proofErr w:type="spellStart"/>
+      <w:r>
+        <w:t>Presentation</w:t>
+      </w:r>
+      <w:proofErr w:type="spellEnd"/>
+      <w:r>
+        <w:t>:</w:t>
       </w:r>
       <w:r>
         <w:br/>
@@ -5178,6 +5449,7 @@
         <w:ind w:left="708"/>
       </w:pPr>
       <w:r>
+        <w:lastRenderedPageBreak/>
         <w:t>Network:</w:t>
       </w:r>
       <w:r>
@@ -5216,8 +5488,13 @@
       <w:pPr>
         <w:ind w:left="708"/>
       </w:pPr>
-      <w:r>
-        <w:t>Physical:</w:t>
+      <w:proofErr w:type="spellStart"/>
+      <w:r>
+        <w:t>Physical</w:t>
+      </w:r>
+      <w:proofErr w:type="spellEnd"/>
+      <w:r>
+        <w:t>:</w:t>
       </w:r>
       <w:r>
         <w:t xml:space="preserve"> </w:t>
@@ -5236,7 +5513,6 @@
         </w:numPr>
       </w:pPr>
       <w:r>
-        <w:lastRenderedPageBreak/>
         <w:t xml:space="preserve">Es folgen die Antworten zu den Fragen über Port-Nummern und deren Bereiche: </w:t>
       </w:r>
       <w:r>
@@ -6155,7 +6431,15 @@
               <w:cnfStyle w:val="000000000000" w:firstRow="0" w:lastRow="0" w:firstColumn="0" w:lastColumn="0" w:oddVBand="0" w:evenVBand="0" w:oddHBand="0" w:evenHBand="0" w:firstRowFirstColumn="0" w:firstRowLastColumn="0" w:lastRowFirstColumn="0" w:lastRowLastColumn="0"/>
             </w:pPr>
             <w:r>
-              <w:t>DNS over TLS</w:t>
+              <w:t xml:space="preserve">DNS </w:t>
+            </w:r>
+            <w:proofErr w:type="spellStart"/>
+            <w:r>
+              <w:t>over</w:t>
+            </w:r>
+            <w:proofErr w:type="spellEnd"/>
+            <w:r>
+              <w:t xml:space="preserve"> TLS</w:t>
             </w:r>
           </w:p>
         </w:tc>
@@ -6191,6 +6475,7 @@
               <w:spacing w:after="160" w:line="278" w:lineRule="auto"/>
             </w:pPr>
             <w:r>
+              <w:lastRenderedPageBreak/>
               <w:t>DHCPv4</w:t>
             </w:r>
           </w:p>
@@ -6206,7 +6491,15 @@
               <w:cnfStyle w:val="000000100000" w:firstRow="0" w:lastRow="0" w:firstColumn="0" w:lastColumn="0" w:oddVBand="0" w:evenVBand="0" w:oddHBand="1" w:evenHBand="0" w:firstRowFirstColumn="0" w:firstRowLastColumn="0" w:lastRowFirstColumn="0" w:lastRowLastColumn="0"/>
             </w:pPr>
             <w:r>
-              <w:t>Dynamic Host Configuration Protocol v4</w:t>
+              <w:t xml:space="preserve">Dynamic Host </w:t>
+            </w:r>
+            <w:proofErr w:type="spellStart"/>
+            <w:r>
+              <w:t>Configuration</w:t>
+            </w:r>
+            <w:proofErr w:type="spellEnd"/>
+            <w:r>
+              <w:t xml:space="preserve"> Protocol v4</w:t>
             </w:r>
           </w:p>
         </w:tc>
@@ -6256,7 +6549,15 @@
               <w:cnfStyle w:val="000000000000" w:firstRow="0" w:lastRow="0" w:firstColumn="0" w:lastColumn="0" w:oddVBand="0" w:evenVBand="0" w:oddHBand="0" w:evenHBand="0" w:firstRowFirstColumn="0" w:firstRowLastColumn="0" w:lastRowFirstColumn="0" w:lastRowLastColumn="0"/>
             </w:pPr>
             <w:r>
-              <w:t>Dynamic Host Configuration Protocol v6</w:t>
+              <w:t xml:space="preserve">Dynamic Host </w:t>
+            </w:r>
+            <w:proofErr w:type="spellStart"/>
+            <w:r>
+              <w:t>Configuration</w:t>
+            </w:r>
+            <w:proofErr w:type="spellEnd"/>
+            <w:r>
+              <w:t xml:space="preserve"> Protocol v6</w:t>
             </w:r>
           </w:p>
         </w:tc>
@@ -6357,7 +6658,15 @@
               <w:cnfStyle w:val="000000000000" w:firstRow="0" w:lastRow="0" w:firstColumn="0" w:lastColumn="0" w:oddVBand="0" w:evenVBand="0" w:oddHBand="0" w:evenHBand="0" w:firstRowFirstColumn="0" w:firstRowLastColumn="0" w:lastRowFirstColumn="0" w:lastRowLastColumn="0"/>
             </w:pPr>
             <w:r>
-              <w:t>Telnet over TLS</w:t>
+              <w:t xml:space="preserve">Telnet </w:t>
+            </w:r>
+            <w:proofErr w:type="spellStart"/>
+            <w:r>
+              <w:t>over</w:t>
+            </w:r>
+            <w:proofErr w:type="spellEnd"/>
+            <w:r>
+              <w:t xml:space="preserve"> TLS</w:t>
             </w:r>
           </w:p>
         </w:tc>
@@ -6393,7 +6702,15 @@
         <w:t xml:space="preserve">Die Dokumentation der durchgeführten Schritte in </w:t>
       </w:r>
       <w:r>
-        <w:t xml:space="preserve">CISCO-Packettracer </w:t>
+        <w:t>CISCO-</w:t>
+      </w:r>
+      <w:proofErr w:type="spellStart"/>
+      <w:r>
+        <w:t>Packettracer</w:t>
+      </w:r>
+      <w:proofErr w:type="spellEnd"/>
+      <w:r>
+        <w:t xml:space="preserve"> </w:t>
       </w:r>
       <w:r>
         <w:t>ist unter Screenshots zu finden</w:t>
@@ -6414,7 +6731,6 @@
         </w:numPr>
       </w:pPr>
       <w:r>
-        <w:lastRenderedPageBreak/>
         <w:t>Ich habe jeweils ein Gerät aus demselben Netz, den zugehörigen Router und ein Gerät aus dem anderen Netz angepingt. Alle diese Pings waren erfolgreich</w:t>
       </w:r>
       <w:r>
@@ -6469,7 +6785,15 @@
         </w:numPr>
       </w:pPr>
       <w:r>
-        <w:t>Um diese Frage zu klären, habe ich bei dem Gerät PC 21 den ARP-Cache gelöscht (siehe Abbildung: Leerer ARP-Cache). Anschliessend habe ich einen Ping auf das Gerät 12 gestartet. Darauf hin gab es einen neuen Eintrag im ARP-Cache für den Router 1 (siehe Abbildung: ARP-Cache nach ping in fremdes Netzwerk).</w:t>
+        <w:t xml:space="preserve">Um diese Frage zu klären, habe ich bei dem Gerät PC 21 den ARP-Cache gelöscht (siehe Abbildung: Leerer ARP-Cache). Anschliessend habe ich einen Ping auf das Gerät 12 gestartet. </w:t>
+      </w:r>
+      <w:proofErr w:type="spellStart"/>
+      <w:r>
+        <w:t>Darauf hin</w:t>
+      </w:r>
+      <w:proofErr w:type="spellEnd"/>
+      <w:r>
+        <w:t xml:space="preserve"> gab es einen neuen Eintrag im ARP-Cache für den Router 1 (siehe Abbildung: ARP-Cache nach ping in fremdes Netzwerk).</w:t>
       </w:r>
     </w:p>
     <w:p>
@@ -6553,13 +6877,22 @@
       </w:pPr>
       <w:bookmarkStart w:id="15" w:name="_Toc227055531"/>
       <w:r>
+        <w:lastRenderedPageBreak/>
         <w:t>Bearbeitung</w:t>
       </w:r>
       <w:bookmarkEnd w:id="15"/>
     </w:p>
     <w:p>
       <w:r>
-        <w:t>Hinweis: Beim Aufbauen dieses Netzes ist zu beachten, dass auf dem Router 1 unter Config &gt; Gigabit</w:t>
+        <w:t xml:space="preserve">Hinweis: Beim Aufbauen dieses Netzes ist zu beachten, dass auf dem Router 1 unter </w:t>
+      </w:r>
+      <w:proofErr w:type="spellStart"/>
+      <w:r>
+        <w:t>Config</w:t>
+      </w:r>
+      <w:proofErr w:type="spellEnd"/>
+      <w:r>
+        <w:t xml:space="preserve"> &gt; Gigabit</w:t>
       </w:r>
       <w:r>
         <w:t>Ethernet</w:t>
@@ -6604,7 +6937,6 @@
       </w:pPr>
       <w:bookmarkStart w:id="16" w:name="_Toc227055532"/>
       <w:r>
-        <w:lastRenderedPageBreak/>
         <w:t>Screenshot</w:t>
       </w:r>
       <w:r>
@@ -6825,6 +7157,7 @@
         <w:rPr>
           <w:noProof/>
         </w:rPr>
+        <w:lastRenderedPageBreak/>
         <w:drawing>
           <wp:inline distT="0" distB="0" distL="0" distR="0" wp14:anchorId="694D518C" wp14:editId="2389E097">
             <wp:extent cx="2448000" cy="270000"/>
@@ -6959,7 +7292,6 @@
         <w:rPr>
           <w:noProof/>
         </w:rPr>
-        <w:lastRenderedPageBreak/>
         <w:drawing>
           <wp:inline distT="0" distB="0" distL="0" distR="0" wp14:anchorId="6F0D638D" wp14:editId="08467B81">
             <wp:extent cx="2448000" cy="1099593"/>
@@ -7153,6 +7485,7 @@
       </w:pPr>
       <w:bookmarkStart w:id="17" w:name="_Toc227055533"/>
       <w:r>
+        <w:lastRenderedPageBreak/>
         <w:t>Subnetting</w:t>
       </w:r>
       <w:bookmarkEnd w:id="17"/>
@@ -7178,7 +7511,6 @@
       </w:pPr>
       <w:bookmarkStart w:id="19" w:name="_Toc227055535"/>
       <w:r>
-        <w:lastRenderedPageBreak/>
         <w:t>Bearbeitung</w:t>
       </w:r>
       <w:bookmarkEnd w:id="19"/>
@@ -7235,7 +7567,15 @@
         <w:t xml:space="preserve">Es soll die benötigte Infrastruktur für ein neues Netzwerk zusammengestellt werden. Zudem sollen noch Bandbreiten berechnet und ein Netz im </w:t>
       </w:r>
       <w:r>
-        <w:t xml:space="preserve">CISCO-Packettracer </w:t>
+        <w:t>CISCO-</w:t>
+      </w:r>
+      <w:proofErr w:type="spellStart"/>
+      <w:r>
+        <w:t>Packettracer</w:t>
+      </w:r>
+      <w:proofErr w:type="spellEnd"/>
+      <w:r>
+        <w:t xml:space="preserve"> </w:t>
       </w:r>
       <w:r>
         <w:t>erstellt werden. Die Zwischenschritte (Bearbeitung), Lösungen und Screenshots sind unter dem gleichnamigen Unterkapitel zu finden.</w:t>
@@ -7260,7 +7600,15 @@
         </w:numPr>
       </w:pPr>
       <w:r>
-        <w:t>Es folgt die Switchingtabelle zur Aufgabe 1.</w:t>
+        <w:t xml:space="preserve">Es folgt die </w:t>
+      </w:r>
+      <w:proofErr w:type="spellStart"/>
+      <w:r>
+        <w:t>Switchingtabelle</w:t>
+      </w:r>
+      <w:proofErr w:type="spellEnd"/>
+      <w:r>
+        <w:t xml:space="preserve"> zur Aufgabe 1.</w:t>
       </w:r>
     </w:p>
     <w:tbl>
@@ -7815,7 +8163,15 @@
               </w:rPr>
             </w:pPr>
             <w:r>
-              <w:t>Multi-Gig Ports (100M–10G), Autonegotiation und Auto-MDI-X Standard</w:t>
+              <w:t xml:space="preserve">Multi-Gig Ports (100M–10G), </w:t>
+            </w:r>
+            <w:proofErr w:type="spellStart"/>
+            <w:r>
+              <w:t>Autonegotiation</w:t>
+            </w:r>
+            <w:proofErr w:type="spellEnd"/>
+            <w:r>
+              <w:t xml:space="preserve"> und Auto-MDI-X Standard</w:t>
             </w:r>
           </w:p>
         </w:tc>
@@ -7863,6 +8219,7 @@
           </w:tcPr>
           <w:p>
             <w:r>
+              <w:lastRenderedPageBreak/>
               <w:t>LACP (802.3ad) unterstützt</w:t>
             </w:r>
           </w:p>
@@ -7877,7 +8234,15 @@
           </w:tcPr>
           <w:p>
             <w:r>
-              <w:t>24× PoE++ (bis 60W pro Port)</w:t>
+              <w:t xml:space="preserve">24× </w:t>
+            </w:r>
+            <w:proofErr w:type="spellStart"/>
+            <w:r>
+              <w:t>PoE</w:t>
+            </w:r>
+            <w:proofErr w:type="spellEnd"/>
+            <w:r>
+              <w:t>++ (bis 60W pro Port)</w:t>
             </w:r>
           </w:p>
         </w:tc>
@@ -7916,8 +8281,13 @@
           </w:tcPr>
           <w:p>
             <w:r>
-              <w:t>Standard 19" Rackmount</w:t>
-            </w:r>
+              <w:t xml:space="preserve">Standard 19" </w:t>
+            </w:r>
+            <w:proofErr w:type="spellStart"/>
+            <w:r>
+              <w:t>Rackmount</w:t>
+            </w:r>
+            <w:proofErr w:type="spellEnd"/>
           </w:p>
         </w:tc>
       </w:tr>
@@ -7996,7 +8366,6 @@
         </w:numPr>
       </w:pPr>
       <w:r>
-        <w:lastRenderedPageBreak/>
         <w:t>Die Ergebnisse zu diesem Auftrag sind unter Screenshots zu finden. Die Namen der Aufnahmen lauten «</w:t>
       </w:r>
       <w:r>
@@ -10578,8 +10947,8 @@
     <w:rsid w:val="001A7A50"/>
     <w:rsid w:val="001B3170"/>
     <w:rsid w:val="00367509"/>
+    <w:rsid w:val="00473F20"/>
     <w:rsid w:val="004A4E5D"/>
-    <w:rsid w:val="00576807"/>
     <w:rsid w:val="00717388"/>
     <w:rsid w:val="00863F34"/>
     <w:rsid w:val="008679E4"/>

--- a/M129/Projekt_LB2/Dokumentation/Dokumentation_M129_LB2.docx
+++ b/M129/Projekt_LB2/Dokumentation/Dokumentation_M129_LB2.docx
@@ -3187,6 +3187,9 @@
       </w:pPr>
       <w:bookmarkStart w:id="7" w:name="_Toc227055523"/>
       <w:r>
+        <w:rPr>
+          <w:highlight w:val="green"/>
+        </w:rPr>
         <w:t>Routing</w:t>
       </w:r>
       <w:bookmarkEnd w:id="7"/>
@@ -5181,7 +5184,10 @@
               <w:cnfStyle w:val="000000100000" w:firstRow="0" w:lastRow="0" w:firstColumn="0" w:lastColumn="0" w:oddVBand="0" w:evenVBand="0" w:oddHBand="1" w:evenHBand="0" w:firstRowFirstColumn="0" w:firstRowLastColumn="0" w:lastRowFirstColumn="0" w:lastRowLastColumn="0"/>
             </w:pPr>
             <w:r>
-              <w:t>Ping verlief erfolgreich</w:t>
+              <w:t>E</w:t>
+            </w:r>
+            <w:r>
+              <w:t>rfolgreich</w:t>
             </w:r>
           </w:p>
         </w:tc>
@@ -5192,7 +5198,11 @@
             <w:cnfStyle w:val="001000000000" w:firstRow="0" w:lastRow="0" w:firstColumn="1" w:lastColumn="0" w:oddVBand="0" w:evenVBand="0" w:oddHBand="0" w:evenHBand="0" w:firstRowFirstColumn="0" w:firstRowLastColumn="0" w:lastRowFirstColumn="0" w:lastRowLastColumn="0"/>
             <w:tcW w:w="3020" w:type="dxa"/>
           </w:tcPr>
-          <w:p/>
+          <w:p>
+            <w:r>
+              <w:t>PC3</w:t>
+            </w:r>
+          </w:p>
         </w:tc>
         <w:tc>
           <w:tcPr>
@@ -5202,6 +5212,12 @@
             <w:pPr>
               <w:cnfStyle w:val="000000000000" w:firstRow="0" w:lastRow="0" w:firstColumn="0" w:lastColumn="0" w:oddVBand="0" w:evenVBand="0" w:oddHBand="0" w:evenHBand="0" w:firstRowFirstColumn="0" w:firstRowLastColumn="0" w:lastRowFirstColumn="0" w:lastRowLastColumn="0"/>
             </w:pPr>
+            <w:r>
+              <w:t xml:space="preserve">Ping </w:t>
+            </w:r>
+            <w:r>
+              <w:t>192.168.1.2</w:t>
+            </w:r>
           </w:p>
         </w:tc>
         <w:tc>
@@ -5212,6 +5228,9 @@
             <w:pPr>
               <w:cnfStyle w:val="000000000000" w:firstRow="0" w:lastRow="0" w:firstColumn="0" w:lastColumn="0" w:oddVBand="0" w:evenVBand="0" w:oddHBand="0" w:evenHBand="0" w:firstRowFirstColumn="0" w:firstRowLastColumn="0" w:lastRowFirstColumn="0" w:lastRowLastColumn="0"/>
             </w:pPr>
+            <w:r>
+              <w:t>Erfolgreich</w:t>
+            </w:r>
           </w:p>
         </w:tc>
       </w:tr>
@@ -5224,7 +5243,11 @@
             <w:cnfStyle w:val="001000000000" w:firstRow="0" w:lastRow="0" w:firstColumn="1" w:lastColumn="0" w:oddVBand="0" w:evenVBand="0" w:oddHBand="0" w:evenHBand="0" w:firstRowFirstColumn="0" w:firstRowLastColumn="0" w:lastRowFirstColumn="0" w:lastRowLastColumn="0"/>
             <w:tcW w:w="3020" w:type="dxa"/>
           </w:tcPr>
-          <w:p/>
+          <w:p>
+            <w:r>
+              <w:t>PC4</w:t>
+            </w:r>
+          </w:p>
         </w:tc>
         <w:tc>
           <w:tcPr>
@@ -5234,6 +5257,12 @@
             <w:pPr>
               <w:cnfStyle w:val="000000100000" w:firstRow="0" w:lastRow="0" w:firstColumn="0" w:lastColumn="0" w:oddVBand="0" w:evenVBand="0" w:oddHBand="1" w:evenHBand="0" w:firstRowFirstColumn="0" w:firstRowLastColumn="0" w:lastRowFirstColumn="0" w:lastRowLastColumn="0"/>
             </w:pPr>
+            <w:r>
+              <w:t xml:space="preserve">Ping </w:t>
+            </w:r>
+            <w:r>
+              <w:t>192.168.1.3</w:t>
+            </w:r>
           </w:p>
         </w:tc>
         <w:tc>
@@ -5244,6 +5273,9 @@
             <w:pPr>
               <w:cnfStyle w:val="000000100000" w:firstRow="0" w:lastRow="0" w:firstColumn="0" w:lastColumn="0" w:oddVBand="0" w:evenVBand="0" w:oddHBand="1" w:evenHBand="0" w:firstRowFirstColumn="0" w:firstRowLastColumn="0" w:lastRowFirstColumn="0" w:lastRowLastColumn="0"/>
             </w:pPr>
+            <w:r>
+              <w:t>Erfolgreich</w:t>
+            </w:r>
           </w:p>
         </w:tc>
       </w:tr>
@@ -5258,75 +5290,61 @@
     </w:p>
     <w:p>
       <w:pPr>
-        <w:pStyle w:val="berschrift3"/>
-      </w:pPr>
-      <w:bookmarkStart w:id="11" w:name="_Toc227055527"/>
-      <w:r>
-        <w:t>Screenshot</w:t>
-      </w:r>
-      <w:r>
-        <w:t>s</w:t>
-      </w:r>
-      <w:bookmarkEnd w:id="11"/>
-    </w:p>
-    <w:p/>
-    <w:p>
-      <w:pPr>
         <w:pStyle w:val="berschrift2"/>
       </w:pPr>
-      <w:bookmarkStart w:id="12" w:name="_Toc227055528"/>
+      <w:bookmarkStart w:id="11" w:name="_Toc227055528"/>
       <w:r>
         <w:rPr>
           <w:highlight w:val="green"/>
         </w:rPr>
         <w:t>Schichtenmodell</w:t>
       </w:r>
+      <w:bookmarkEnd w:id="11"/>
+    </w:p>
+    <w:p>
+      <w:pPr>
+        <w:pStyle w:val="berschrift3"/>
+      </w:pPr>
+      <w:bookmarkStart w:id="12" w:name="_Toc227055529"/>
+      <w:r>
+        <w:t>Einleitung</w:t>
+      </w:r>
       <w:bookmarkEnd w:id="12"/>
     </w:p>
     <w:p>
-      <w:pPr>
-        <w:pStyle w:val="berschrift3"/>
-      </w:pPr>
-      <w:bookmarkStart w:id="13" w:name="_Toc227055529"/>
-      <w:r>
-        <w:t>Einleitung</w:t>
-      </w:r>
-      <w:bookmarkEnd w:id="13"/>
+      <w:r>
+        <w:t xml:space="preserve">In diesem Auftrag sind rund </w:t>
+      </w:r>
+      <w:r>
+        <w:t>17 Theoriefragen zu bearbeiten</w:t>
+      </w:r>
+      <w:r>
+        <w:t xml:space="preserve"> und ein Netz in </w:t>
+      </w:r>
+      <w:r>
+        <w:t>CISCO-</w:t>
+      </w:r>
+      <w:proofErr w:type="spellStart"/>
+      <w:r>
+        <w:t>Packettracer</w:t>
+      </w:r>
+      <w:proofErr w:type="spellEnd"/>
+      <w:r>
+        <w:t xml:space="preserve"> aufzubauen</w:t>
+      </w:r>
+      <w:r>
+        <w:t>. Die dazugehörigen Lösungen und Screenshots sind unter Lösungen respektive Screenshots aufzufinden.</w:t>
+      </w:r>
     </w:p>
     <w:p>
-      <w:r>
-        <w:t xml:space="preserve">In diesem Auftrag sind rund </w:t>
-      </w:r>
-      <w:r>
-        <w:t>17 Theoriefragen zu bearbeiten</w:t>
-      </w:r>
-      <w:r>
-        <w:t xml:space="preserve"> und ein Netz in </w:t>
-      </w:r>
-      <w:r>
-        <w:t>CISCO-</w:t>
-      </w:r>
-      <w:proofErr w:type="spellStart"/>
-      <w:r>
-        <w:t>Packettracer</w:t>
-      </w:r>
-      <w:proofErr w:type="spellEnd"/>
-      <w:r>
-        <w:t xml:space="preserve"> aufzubauen</w:t>
-      </w:r>
-      <w:r>
-        <w:t>. Die dazugehörigen Lösungen und Screenshots sind unter Lösungen respektive Screenshots aufzufinden.</w:t>
-      </w:r>
-    </w:p>
-    <w:p>
       <w:pPr>
         <w:pStyle w:val="berschrift3"/>
       </w:pPr>
-      <w:bookmarkStart w:id="14" w:name="_Toc227055530"/>
+      <w:bookmarkStart w:id="13" w:name="_Toc227055530"/>
       <w:r>
         <w:t>Lösungen</w:t>
       </w:r>
-      <w:bookmarkEnd w:id="14"/>
+      <w:bookmarkEnd w:id="13"/>
     </w:p>
     <w:p>
       <w:pPr>
@@ -5449,7 +5467,6 @@
         <w:ind w:left="708"/>
       </w:pPr>
       <w:r>
-        <w:lastRenderedPageBreak/>
         <w:t>Network:</w:t>
       </w:r>
       <w:r>
@@ -5471,6 +5488,7 @@
         <w:ind w:left="708"/>
       </w:pPr>
       <w:r>
+        <w:lastRenderedPageBreak/>
         <w:t>Data Link:</w:t>
       </w:r>
       <w:r>
@@ -6475,7 +6493,6 @@
               <w:spacing w:after="160" w:line="278" w:lineRule="auto"/>
             </w:pPr>
             <w:r>
-              <w:lastRenderedPageBreak/>
               <w:t>DHCPv4</w:t>
             </w:r>
           </w:p>
@@ -6593,6 +6610,7 @@
               <w:spacing w:after="160" w:line="278" w:lineRule="auto"/>
             </w:pPr>
             <w:r>
+              <w:lastRenderedPageBreak/>
               <w:t>Telnet</w:t>
             </w:r>
           </w:p>
@@ -6875,12 +6893,11 @@
       <w:pPr>
         <w:pStyle w:val="berschrift3"/>
       </w:pPr>
-      <w:bookmarkStart w:id="15" w:name="_Toc227055531"/>
-      <w:r>
-        <w:lastRenderedPageBreak/>
+      <w:bookmarkStart w:id="14" w:name="_Toc227055531"/>
+      <w:r>
         <w:t>Bearbeitung</w:t>
       </w:r>
-      <w:bookmarkEnd w:id="15"/>
+      <w:bookmarkEnd w:id="14"/>
     </w:p>
     <w:p>
       <w:r>
@@ -6928,21 +6945,25 @@
         <w:t>Ansonsten</w:t>
       </w:r>
       <w:r>
-        <w:t xml:space="preserve"> kann keine Verbindung mit den Switchen hergestellt werden. Dieser Hinweis gilt ebenso für diese Switches, ist jedoch zu vernachlässigen, da die Checkbox standardmässig ausgewählt. Trotzdem sollte diese mögliche Fehlerquelle im überprüft werden.</w:t>
+        <w:t xml:space="preserve"> kann keine Verbindung mit den </w:t>
+      </w:r>
+      <w:r>
+        <w:lastRenderedPageBreak/>
+        <w:t>Switchen hergestellt werden. Dieser Hinweis gilt ebenso für diese Switches, ist jedoch zu vernachlässigen, da die Checkbox standardmässig ausgewählt. Trotzdem sollte diese mögliche Fehlerquelle im überprüft werden.</w:t>
       </w:r>
     </w:p>
     <w:p>
       <w:pPr>
         <w:pStyle w:val="berschrift3"/>
       </w:pPr>
-      <w:bookmarkStart w:id="16" w:name="_Toc227055532"/>
+      <w:bookmarkStart w:id="15" w:name="_Toc227055532"/>
       <w:r>
         <w:t>Screenshot</w:t>
       </w:r>
       <w:r>
         <w:t>s</w:t>
       </w:r>
-      <w:bookmarkEnd w:id="16"/>
+      <w:bookmarkEnd w:id="15"/>
     </w:p>
     <w:p>
       <w:pPr>
@@ -7157,7 +7178,6 @@
         <w:rPr>
           <w:noProof/>
         </w:rPr>
-        <w:lastRenderedPageBreak/>
         <w:drawing>
           <wp:inline distT="0" distB="0" distL="0" distR="0" wp14:anchorId="694D518C" wp14:editId="2389E097">
             <wp:extent cx="2448000" cy="270000"/>
@@ -7225,6 +7245,7 @@
         <w:rPr>
           <w:noProof/>
         </w:rPr>
+        <w:lastRenderedPageBreak/>
         <w:drawing>
           <wp:inline distT="0" distB="0" distL="0" distR="0" wp14:anchorId="1E333482" wp14:editId="1BF31E1A">
             <wp:extent cx="2448000" cy="364975"/>
@@ -7483,35 +7504,45 @@
       <w:pPr>
         <w:pStyle w:val="berschrift2"/>
       </w:pPr>
-      <w:bookmarkStart w:id="17" w:name="_Toc227055533"/>
-      <w:r>
-        <w:lastRenderedPageBreak/>
+      <w:bookmarkStart w:id="16" w:name="_Toc227055533"/>
+      <w:r>
         <w:t>Subnetting</w:t>
+      </w:r>
+      <w:bookmarkEnd w:id="16"/>
+    </w:p>
+    <w:p>
+      <w:pPr>
+        <w:pStyle w:val="berschrift3"/>
+      </w:pPr>
+      <w:bookmarkStart w:id="17" w:name="_Toc227055534"/>
+      <w:r>
+        <w:t>Einleitung</w:t>
       </w:r>
       <w:bookmarkEnd w:id="17"/>
     </w:p>
     <w:p>
+      <w:r>
+        <w:t>Hier sind sowohl theoretische Fragen als auch praktische Anwendungen, zu lösen. Die Antworten zu den Theoriefragen sind unter Lösungen zu finden, die weiteren Einträge unter Bearbeitung und Screenshots</w:t>
+      </w:r>
+    </w:p>
+    <w:p>
       <w:pPr>
         <w:pStyle w:val="berschrift3"/>
       </w:pPr>
-      <w:bookmarkStart w:id="18" w:name="_Toc227055534"/>
-      <w:r>
-        <w:t>Einleitung</w:t>
+      <w:bookmarkStart w:id="18" w:name="_Toc227055535"/>
+      <w:r>
+        <w:lastRenderedPageBreak/>
+        <w:t>Bearbeitung</w:t>
       </w:r>
       <w:bookmarkEnd w:id="18"/>
     </w:p>
     <w:p>
-      <w:r>
-        <w:t>Hier sind sowohl theoretische Fragen als auch praktische Anwendungen, zu lösen. Die Antworten zu den Theoriefragen sind unter Lösungen zu finden, die weiteren Einträge unter Bearbeitung und Screenshots</w:t>
-      </w:r>
-    </w:p>
-    <w:p>
       <w:pPr>
         <w:pStyle w:val="berschrift3"/>
       </w:pPr>
-      <w:bookmarkStart w:id="19" w:name="_Toc227055535"/>
-      <w:r>
-        <w:t>Bearbeitung</w:t>
+      <w:bookmarkStart w:id="19" w:name="_Toc227055536"/>
+      <w:r>
+        <w:t>Lösungen</w:t>
       </w:r>
       <w:bookmarkEnd w:id="19"/>
     </w:p>
@@ -7519,77 +7550,67 @@
       <w:pPr>
         <w:pStyle w:val="berschrift3"/>
       </w:pPr>
-      <w:bookmarkStart w:id="20" w:name="_Toc227055536"/>
-      <w:r>
-        <w:t>Lösungen</w:t>
+      <w:bookmarkStart w:id="20" w:name="_Toc227055537"/>
+      <w:r>
+        <w:t>Screenshot</w:t>
+      </w:r>
+      <w:r>
+        <w:t>s</w:t>
       </w:r>
       <w:bookmarkEnd w:id="20"/>
-    </w:p>
-    <w:p>
-      <w:pPr>
-        <w:pStyle w:val="berschrift3"/>
-      </w:pPr>
-      <w:bookmarkStart w:id="21" w:name="_Toc227055537"/>
-      <w:r>
-        <w:t>Screenshot</w:t>
-      </w:r>
-      <w:r>
-        <w:t>s</w:t>
-      </w:r>
-      <w:bookmarkEnd w:id="21"/>
     </w:p>
     <w:p/>
     <w:p>
       <w:pPr>
         <w:pStyle w:val="berschrift2"/>
       </w:pPr>
-      <w:bookmarkStart w:id="22" w:name="_Toc227055538"/>
+      <w:bookmarkStart w:id="21" w:name="_Toc227055538"/>
       <w:r>
         <w:rPr>
           <w:highlight w:val="green"/>
         </w:rPr>
         <w:t>Switch</w:t>
       </w:r>
+      <w:bookmarkEnd w:id="21"/>
+    </w:p>
+    <w:p>
+      <w:pPr>
+        <w:pStyle w:val="berschrift3"/>
+      </w:pPr>
+      <w:bookmarkStart w:id="22" w:name="_Toc227055539"/>
+      <w:r>
+        <w:t>Einleitung</w:t>
+      </w:r>
       <w:bookmarkEnd w:id="22"/>
     </w:p>
     <w:p>
-      <w:pPr>
-        <w:pStyle w:val="berschrift3"/>
-      </w:pPr>
-      <w:bookmarkStart w:id="23" w:name="_Toc227055539"/>
-      <w:r>
-        <w:t>Einleitung</w:t>
-      </w:r>
-      <w:bookmarkEnd w:id="23"/>
+      <w:r>
+        <w:t xml:space="preserve">Es soll die benötigte Infrastruktur für ein neues Netzwerk zusammengestellt werden. Zudem sollen noch Bandbreiten berechnet und ein Netz im </w:t>
+      </w:r>
+      <w:r>
+        <w:t>CISCO-</w:t>
+      </w:r>
+      <w:proofErr w:type="spellStart"/>
+      <w:r>
+        <w:t>Packettracer</w:t>
+      </w:r>
+      <w:proofErr w:type="spellEnd"/>
+      <w:r>
+        <w:t xml:space="preserve"> </w:t>
+      </w:r>
+      <w:r>
+        <w:t>erstellt werden. Die Zwischenschritte (Bearbeitung), Lösungen und Screenshots sind unter dem gleichnamigen Unterkapitel zu finden.</w:t>
+      </w:r>
     </w:p>
     <w:p>
-      <w:r>
-        <w:t xml:space="preserve">Es soll die benötigte Infrastruktur für ein neues Netzwerk zusammengestellt werden. Zudem sollen noch Bandbreiten berechnet und ein Netz im </w:t>
-      </w:r>
-      <w:r>
-        <w:t>CISCO-</w:t>
-      </w:r>
-      <w:proofErr w:type="spellStart"/>
-      <w:r>
-        <w:t>Packettracer</w:t>
-      </w:r>
-      <w:proofErr w:type="spellEnd"/>
-      <w:r>
-        <w:t xml:space="preserve"> </w:t>
-      </w:r>
-      <w:r>
-        <w:t>erstellt werden. Die Zwischenschritte (Bearbeitung), Lösungen und Screenshots sind unter dem gleichnamigen Unterkapitel zu finden.</w:t>
-      </w:r>
-    </w:p>
-    <w:p>
       <w:pPr>
         <w:pStyle w:val="berschrift3"/>
       </w:pPr>
-      <w:bookmarkStart w:id="24" w:name="_Toc227055540"/>
+      <w:bookmarkStart w:id="23" w:name="_Toc227055540"/>
       <w:r>
         <w:t>Lösungen</w:t>
       </w:r>
-      <w:bookmarkEnd w:id="24"/>
+      <w:bookmarkEnd w:id="23"/>
     </w:p>
     <w:p>
       <w:pPr>
@@ -8219,7 +8240,6 @@
           </w:tcPr>
           <w:p>
             <w:r>
-              <w:lastRenderedPageBreak/>
               <w:t>LACP (802.3ad) unterstützt</w:t>
             </w:r>
           </w:p>
@@ -8366,6 +8386,7 @@
         </w:numPr>
       </w:pPr>
       <w:r>
+        <w:lastRenderedPageBreak/>
         <w:t>Die Ergebnisse zu diesem Auftrag sind unter Screenshots zu finden. Die Namen der Aufnahmen lauten «</w:t>
       </w:r>
       <w:r>
@@ -8424,11 +8445,11 @@
       <w:pPr>
         <w:pStyle w:val="berschrift3"/>
       </w:pPr>
-      <w:bookmarkStart w:id="25" w:name="_Toc227055541"/>
+      <w:bookmarkStart w:id="24" w:name="_Toc227055541"/>
       <w:r>
         <w:t>Screenshots</w:t>
       </w:r>
-      <w:bookmarkEnd w:id="25"/>
+      <w:bookmarkEnd w:id="24"/>
     </w:p>
     <w:p>
       <w:pPr>
@@ -10944,10 +10965,10 @@
     <w:rsidRoot w:val="00863F34"/>
     <w:rsid w:val="000410E1"/>
     <w:rsid w:val="00041762"/>
+    <w:rsid w:val="00117145"/>
     <w:rsid w:val="001A7A50"/>
     <w:rsid w:val="001B3170"/>
     <w:rsid w:val="00367509"/>
-    <w:rsid w:val="00473F20"/>
     <w:rsid w:val="004A4E5D"/>
     <w:rsid w:val="00717388"/>
     <w:rsid w:val="00863F34"/>

--- a/M129/Projekt_LB2/Dokumentation/Dokumentation_M129_LB2.docx
+++ b/M129/Projekt_LB2/Dokumentation/Dokumentation_M129_LB2.docx
@@ -107,7 +107,7 @@
                                   <w:tag w:val=""/>
                                   <w:id w:val="400952559"/>
                                   <w:dataBinding w:prefixMappings="xmlns:ns0='http://schemas.microsoft.com/office/2006/coverPageProps' " w:xpath="/ns0:CoverPageProperties[1]/ns0:PublishDate[1]" w:storeItemID="{55AF091B-3C7A-41E3-B477-F2FDAA23CFDA}"/>
-                                  <w:date w:fullDate="2026-04-14T00:00:00Z">
+                                  <w:date w:fullDate="2026-04-15T00:00:00Z">
                                     <w:dateFormat w:val="d. MMMM yyyy"/>
                                     <w:lid w:val="de-DE"/>
                                     <w:storeMappedDataAs w:val="dateTime"/>
@@ -134,7 +134,7 @@
                                         <w:szCs w:val="40"/>
                                         <w:lang w:val="de-DE"/>
                                       </w:rPr>
-                                      <w:t>14. April 2026</w:t>
+                                      <w:t>15. April 2026</w:t>
                                     </w:r>
                                   </w:p>
                                 </w:sdtContent>
@@ -180,7 +180,7 @@
                             <w:tag w:val=""/>
                             <w:id w:val="400952559"/>
                             <w:dataBinding w:prefixMappings="xmlns:ns0='http://schemas.microsoft.com/office/2006/coverPageProps' " w:xpath="/ns0:CoverPageProperties[1]/ns0:PublishDate[1]" w:storeItemID="{55AF091B-3C7A-41E3-B477-F2FDAA23CFDA}"/>
-                            <w:date w:fullDate="2026-04-14T00:00:00Z">
+                            <w:date w:fullDate="2026-04-15T00:00:00Z">
                               <w:dateFormat w:val="d. MMMM yyyy"/>
                               <w:lid w:val="de-DE"/>
                               <w:storeMappedDataAs w:val="dateTime"/>
@@ -207,7 +207,7 @@
                                   <w:szCs w:val="40"/>
                                   <w:lang w:val="de-DE"/>
                                 </w:rPr>
-                                <w:t>14. April 2026</w:t>
+                                <w:t>15. April 2026</w:t>
                               </w:r>
                             </w:p>
                           </w:sdtContent>
@@ -1077,7 +1077,7 @@
             </w:rPr>
             <w:fldChar w:fldCharType="separate"/>
           </w:r>
-          <w:hyperlink w:anchor="_Toc227055516" w:history="1">
+          <w:hyperlink w:anchor="_Toc227177655" w:history="1">
             <w:r>
               <w:rPr>
                 <w:rStyle w:val="Hyperlink"/>
@@ -1104,7 +1104,7 @@
                 <w:noProof/>
                 <w:webHidden/>
               </w:rPr>
-              <w:instrText xml:space="preserve"> PAGEREF _Toc227055516 \h </w:instrText>
+              <w:instrText xml:space="preserve"> PAGEREF _Toc227177655 \h </w:instrText>
             </w:r>
             <w:r>
               <w:rPr>
@@ -1147,7 +1147,7 @@
               <w:lang w:eastAsia="de-CH"/>
             </w:rPr>
           </w:pPr>
-          <w:hyperlink w:anchor="_Toc227055517" w:history="1">
+          <w:hyperlink w:anchor="_Toc227177656" w:history="1">
             <w:r>
               <w:rPr>
                 <w:rStyle w:val="Hyperlink"/>
@@ -1175,7 +1175,7 @@
                 <w:noProof/>
                 <w:webHidden/>
               </w:rPr>
-              <w:instrText xml:space="preserve"> PAGEREF _Toc227055517 \h </w:instrText>
+              <w:instrText xml:space="preserve"> PAGEREF _Toc227177656 \h </w:instrText>
             </w:r>
             <w:r>
               <w:rPr>
@@ -1218,7 +1218,7 @@
               <w:lang w:eastAsia="de-CH"/>
             </w:rPr>
           </w:pPr>
-          <w:hyperlink w:anchor="_Toc227055518" w:history="1">
+          <w:hyperlink w:anchor="_Toc227177657" w:history="1">
             <w:r>
               <w:rPr>
                 <w:rStyle w:val="Hyperlink"/>
@@ -1245,7 +1245,7 @@
                 <w:noProof/>
                 <w:webHidden/>
               </w:rPr>
-              <w:instrText xml:space="preserve"> PAGEREF _Toc227055518 \h </w:instrText>
+              <w:instrText xml:space="preserve"> PAGEREF _Toc227177657 \h </w:instrText>
             </w:r>
             <w:r>
               <w:rPr>
@@ -1288,7 +1288,7 @@
               <w:lang w:eastAsia="de-CH"/>
             </w:rPr>
           </w:pPr>
-          <w:hyperlink w:anchor="_Toc227055519" w:history="1">
+          <w:hyperlink w:anchor="_Toc227177658" w:history="1">
             <w:r>
               <w:rPr>
                 <w:rStyle w:val="Hyperlink"/>
@@ -1315,7 +1315,7 @@
                 <w:noProof/>
                 <w:webHidden/>
               </w:rPr>
-              <w:instrText xml:space="preserve"> PAGEREF _Toc227055519 \h </w:instrText>
+              <w:instrText xml:space="preserve"> PAGEREF _Toc227177658 \h </w:instrText>
             </w:r>
             <w:r>
               <w:rPr>
@@ -1358,7 +1358,7 @@
               <w:lang w:eastAsia="de-CH"/>
             </w:rPr>
           </w:pPr>
-          <w:hyperlink w:anchor="_Toc227055520" w:history="1">
+          <w:hyperlink w:anchor="_Toc227177659" w:history="1">
             <w:r>
               <w:rPr>
                 <w:rStyle w:val="Hyperlink"/>
@@ -1386,7 +1386,7 @@
                 <w:noProof/>
                 <w:webHidden/>
               </w:rPr>
-              <w:instrText xml:space="preserve"> PAGEREF _Toc227055520 \h </w:instrText>
+              <w:instrText xml:space="preserve"> PAGEREF _Toc227177659 \h </w:instrText>
             </w:r>
             <w:r>
               <w:rPr>
@@ -1429,7 +1429,7 @@
               <w:lang w:eastAsia="de-CH"/>
             </w:rPr>
           </w:pPr>
-          <w:hyperlink w:anchor="_Toc227055521" w:history="1">
+          <w:hyperlink w:anchor="_Toc227177660" w:history="1">
             <w:r>
               <w:rPr>
                 <w:rStyle w:val="Hyperlink"/>
@@ -1456,7 +1456,7 @@
                 <w:noProof/>
                 <w:webHidden/>
               </w:rPr>
-              <w:instrText xml:space="preserve"> PAGEREF _Toc227055521 \h </w:instrText>
+              <w:instrText xml:space="preserve"> PAGEREF _Toc227177660 \h </w:instrText>
             </w:r>
             <w:r>
               <w:rPr>
@@ -1499,7 +1499,7 @@
               <w:lang w:eastAsia="de-CH"/>
             </w:rPr>
           </w:pPr>
-          <w:hyperlink w:anchor="_Toc227055522" w:history="1">
+          <w:hyperlink w:anchor="_Toc227177661" w:history="1">
             <w:r>
               <w:rPr>
                 <w:rStyle w:val="Hyperlink"/>
@@ -1526,7 +1526,7 @@
                 <w:noProof/>
                 <w:webHidden/>
               </w:rPr>
-              <w:instrText xml:space="preserve"> PAGEREF _Toc227055522 \h </w:instrText>
+              <w:instrText xml:space="preserve"> PAGEREF _Toc227177661 \h </w:instrText>
             </w:r>
             <w:r>
               <w:rPr>
@@ -1569,11 +1569,12 @@
               <w:lang w:eastAsia="de-CH"/>
             </w:rPr>
           </w:pPr>
-          <w:hyperlink w:anchor="_Toc227055523" w:history="1">
+          <w:hyperlink w:anchor="_Toc227177662" w:history="1">
             <w:r>
               <w:rPr>
                 <w:rStyle w:val="Hyperlink"/>
                 <w:noProof/>
+                <w:highlight w:val="green"/>
               </w:rPr>
               <w:t>Routing</w:t>
             </w:r>
@@ -1596,7 +1597,7 @@
                 <w:noProof/>
                 <w:webHidden/>
               </w:rPr>
-              <w:instrText xml:space="preserve"> PAGEREF _Toc227055523 \h </w:instrText>
+              <w:instrText xml:space="preserve"> PAGEREF _Toc227177662 \h </w:instrText>
             </w:r>
             <w:r>
               <w:rPr>
@@ -1639,7 +1640,7 @@
               <w:lang w:eastAsia="de-CH"/>
             </w:rPr>
           </w:pPr>
-          <w:hyperlink w:anchor="_Toc227055524" w:history="1">
+          <w:hyperlink w:anchor="_Toc227177663" w:history="1">
             <w:r>
               <w:rPr>
                 <w:rStyle w:val="Hyperlink"/>
@@ -1666,7 +1667,7 @@
                 <w:noProof/>
                 <w:webHidden/>
               </w:rPr>
-              <w:instrText xml:space="preserve"> PAGEREF _Toc227055524 \h </w:instrText>
+              <w:instrText xml:space="preserve"> PAGEREF _Toc227177663 \h </w:instrText>
             </w:r>
             <w:r>
               <w:rPr>
@@ -1709,7 +1710,7 @@
               <w:lang w:eastAsia="de-CH"/>
             </w:rPr>
           </w:pPr>
-          <w:hyperlink w:anchor="_Toc227055525" w:history="1">
+          <w:hyperlink w:anchor="_Toc227177664" w:history="1">
             <w:r>
               <w:rPr>
                 <w:rStyle w:val="Hyperlink"/>
@@ -1736,7 +1737,7 @@
                 <w:noProof/>
                 <w:webHidden/>
               </w:rPr>
-              <w:instrText xml:space="preserve"> PAGEREF _Toc227055525 \h </w:instrText>
+              <w:instrText xml:space="preserve"> PAGEREF _Toc227177664 \h </w:instrText>
             </w:r>
             <w:r>
               <w:rPr>
@@ -1779,7 +1780,7 @@
               <w:lang w:eastAsia="de-CH"/>
             </w:rPr>
           </w:pPr>
-          <w:hyperlink w:anchor="_Toc227055526" w:history="1">
+          <w:hyperlink w:anchor="_Toc227177665" w:history="1">
             <w:r>
               <w:rPr>
                 <w:rStyle w:val="Hyperlink"/>
@@ -1806,7 +1807,7 @@
                 <w:noProof/>
                 <w:webHidden/>
               </w:rPr>
-              <w:instrText xml:space="preserve"> PAGEREF _Toc227055526 \h </w:instrText>
+              <w:instrText xml:space="preserve"> PAGEREF _Toc227177665 \h </w:instrText>
             </w:r>
             <w:r>
               <w:rPr>
@@ -1826,7 +1827,78 @@
                 <w:noProof/>
                 <w:webHidden/>
               </w:rPr>
-              <w:t>3</w:t>
+              <w:t>4</w:t>
+            </w:r>
+            <w:r>
+              <w:rPr>
+                <w:noProof/>
+                <w:webHidden/>
+              </w:rPr>
+              <w:fldChar w:fldCharType="end"/>
+            </w:r>
+          </w:hyperlink>
+        </w:p>
+        <w:p>
+          <w:pPr>
+            <w:pStyle w:val="Verzeichnis2"/>
+            <w:tabs>
+              <w:tab w:val="right" w:leader="dot" w:pos="9062"/>
+            </w:tabs>
+            <w:rPr>
+              <w:rFonts w:eastAsiaTheme="minorEastAsia"/>
+              <w:noProof/>
+              <w:lang w:eastAsia="de-CH"/>
+            </w:rPr>
+          </w:pPr>
+          <w:hyperlink w:anchor="_Toc227177666" w:history="1">
+            <w:r>
+              <w:rPr>
+                <w:rStyle w:val="Hyperlink"/>
+                <w:noProof/>
+                <w:highlight w:val="green"/>
+              </w:rPr>
+              <w:t>Schichtenmodell</w:t>
+            </w:r>
+            <w:r>
+              <w:rPr>
+                <w:noProof/>
+                <w:webHidden/>
+              </w:rPr>
+              <w:tab/>
+            </w:r>
+            <w:r>
+              <w:rPr>
+                <w:noProof/>
+                <w:webHidden/>
+              </w:rPr>
+              <w:fldChar w:fldCharType="begin"/>
+            </w:r>
+            <w:r>
+              <w:rPr>
+                <w:noProof/>
+                <w:webHidden/>
+              </w:rPr>
+              <w:instrText xml:space="preserve"> PAGEREF _Toc227177666 \h </w:instrText>
+            </w:r>
+            <w:r>
+              <w:rPr>
+                <w:noProof/>
+                <w:webHidden/>
+              </w:rPr>
+            </w:r>
+            <w:r>
+              <w:rPr>
+                <w:noProof/>
+                <w:webHidden/>
+              </w:rPr>
+              <w:fldChar w:fldCharType="separate"/>
+            </w:r>
+            <w:r>
+              <w:rPr>
+                <w:noProof/>
+                <w:webHidden/>
+              </w:rPr>
+              <w:t>5</w:t>
             </w:r>
             <w:r>
               <w:rPr>
@@ -1849,12 +1921,222 @@
               <w:lang w:eastAsia="de-CH"/>
             </w:rPr>
           </w:pPr>
-          <w:hyperlink w:anchor="_Toc227055527" w:history="1">
+          <w:hyperlink w:anchor="_Toc227177667" w:history="1">
             <w:r>
               <w:rPr>
                 <w:rStyle w:val="Hyperlink"/>
                 <w:noProof/>
               </w:rPr>
+              <w:t>Einleitung</w:t>
+            </w:r>
+            <w:r>
+              <w:rPr>
+                <w:noProof/>
+                <w:webHidden/>
+              </w:rPr>
+              <w:tab/>
+            </w:r>
+            <w:r>
+              <w:rPr>
+                <w:noProof/>
+                <w:webHidden/>
+              </w:rPr>
+              <w:fldChar w:fldCharType="begin"/>
+            </w:r>
+            <w:r>
+              <w:rPr>
+                <w:noProof/>
+                <w:webHidden/>
+              </w:rPr>
+              <w:instrText xml:space="preserve"> PAGEREF _Toc227177667 \h </w:instrText>
+            </w:r>
+            <w:r>
+              <w:rPr>
+                <w:noProof/>
+                <w:webHidden/>
+              </w:rPr>
+            </w:r>
+            <w:r>
+              <w:rPr>
+                <w:noProof/>
+                <w:webHidden/>
+              </w:rPr>
+              <w:fldChar w:fldCharType="separate"/>
+            </w:r>
+            <w:r>
+              <w:rPr>
+                <w:noProof/>
+                <w:webHidden/>
+              </w:rPr>
+              <w:t>5</w:t>
+            </w:r>
+            <w:r>
+              <w:rPr>
+                <w:noProof/>
+                <w:webHidden/>
+              </w:rPr>
+              <w:fldChar w:fldCharType="end"/>
+            </w:r>
+          </w:hyperlink>
+        </w:p>
+        <w:p>
+          <w:pPr>
+            <w:pStyle w:val="Verzeichnis3"/>
+            <w:tabs>
+              <w:tab w:val="right" w:leader="dot" w:pos="9062"/>
+            </w:tabs>
+            <w:rPr>
+              <w:rFonts w:eastAsiaTheme="minorEastAsia"/>
+              <w:noProof/>
+              <w:lang w:eastAsia="de-CH"/>
+            </w:rPr>
+          </w:pPr>
+          <w:hyperlink w:anchor="_Toc227177668" w:history="1">
+            <w:r>
+              <w:rPr>
+                <w:rStyle w:val="Hyperlink"/>
+                <w:noProof/>
+              </w:rPr>
+              <w:t>Lösungen</w:t>
+            </w:r>
+            <w:r>
+              <w:rPr>
+                <w:noProof/>
+                <w:webHidden/>
+              </w:rPr>
+              <w:tab/>
+            </w:r>
+            <w:r>
+              <w:rPr>
+                <w:noProof/>
+                <w:webHidden/>
+              </w:rPr>
+              <w:fldChar w:fldCharType="begin"/>
+            </w:r>
+            <w:r>
+              <w:rPr>
+                <w:noProof/>
+                <w:webHidden/>
+              </w:rPr>
+              <w:instrText xml:space="preserve"> PAGEREF _Toc227177668 \h </w:instrText>
+            </w:r>
+            <w:r>
+              <w:rPr>
+                <w:noProof/>
+                <w:webHidden/>
+              </w:rPr>
+            </w:r>
+            <w:r>
+              <w:rPr>
+                <w:noProof/>
+                <w:webHidden/>
+              </w:rPr>
+              <w:fldChar w:fldCharType="separate"/>
+            </w:r>
+            <w:r>
+              <w:rPr>
+                <w:noProof/>
+                <w:webHidden/>
+              </w:rPr>
+              <w:t>5</w:t>
+            </w:r>
+            <w:r>
+              <w:rPr>
+                <w:noProof/>
+                <w:webHidden/>
+              </w:rPr>
+              <w:fldChar w:fldCharType="end"/>
+            </w:r>
+          </w:hyperlink>
+        </w:p>
+        <w:p>
+          <w:pPr>
+            <w:pStyle w:val="Verzeichnis3"/>
+            <w:tabs>
+              <w:tab w:val="right" w:leader="dot" w:pos="9062"/>
+            </w:tabs>
+            <w:rPr>
+              <w:rFonts w:eastAsiaTheme="minorEastAsia"/>
+              <w:noProof/>
+              <w:lang w:eastAsia="de-CH"/>
+            </w:rPr>
+          </w:pPr>
+          <w:hyperlink w:anchor="_Toc227177669" w:history="1">
+            <w:r>
+              <w:rPr>
+                <w:rStyle w:val="Hyperlink"/>
+                <w:noProof/>
+              </w:rPr>
+              <w:t>Bearbeitung</w:t>
+            </w:r>
+            <w:r>
+              <w:rPr>
+                <w:noProof/>
+                <w:webHidden/>
+              </w:rPr>
+              <w:tab/>
+            </w:r>
+            <w:r>
+              <w:rPr>
+                <w:noProof/>
+                <w:webHidden/>
+              </w:rPr>
+              <w:fldChar w:fldCharType="begin"/>
+            </w:r>
+            <w:r>
+              <w:rPr>
+                <w:noProof/>
+                <w:webHidden/>
+              </w:rPr>
+              <w:instrText xml:space="preserve"> PAGEREF _Toc227177669 \h </w:instrText>
+            </w:r>
+            <w:r>
+              <w:rPr>
+                <w:noProof/>
+                <w:webHidden/>
+              </w:rPr>
+            </w:r>
+            <w:r>
+              <w:rPr>
+                <w:noProof/>
+                <w:webHidden/>
+              </w:rPr>
+              <w:fldChar w:fldCharType="separate"/>
+            </w:r>
+            <w:r>
+              <w:rPr>
+                <w:noProof/>
+                <w:webHidden/>
+              </w:rPr>
+              <w:t>7</w:t>
+            </w:r>
+            <w:r>
+              <w:rPr>
+                <w:noProof/>
+                <w:webHidden/>
+              </w:rPr>
+              <w:fldChar w:fldCharType="end"/>
+            </w:r>
+          </w:hyperlink>
+        </w:p>
+        <w:p>
+          <w:pPr>
+            <w:pStyle w:val="Verzeichnis3"/>
+            <w:tabs>
+              <w:tab w:val="right" w:leader="dot" w:pos="9062"/>
+            </w:tabs>
+            <w:rPr>
+              <w:rFonts w:eastAsiaTheme="minorEastAsia"/>
+              <w:noProof/>
+              <w:lang w:eastAsia="de-CH"/>
+            </w:rPr>
+          </w:pPr>
+          <w:hyperlink w:anchor="_Toc227177670" w:history="1">
+            <w:r>
+              <w:rPr>
+                <w:rStyle w:val="Hyperlink"/>
+                <w:noProof/>
+              </w:rPr>
               <w:t>Screenshots</w:t>
             </w:r>
             <w:r>
@@ -1876,7 +2158,7 @@
                 <w:noProof/>
                 <w:webHidden/>
               </w:rPr>
-              <w:instrText xml:space="preserve"> PAGEREF _Toc227055527 \h </w:instrText>
+              <w:instrText xml:space="preserve"> PAGEREF _Toc227177670 \h </w:instrText>
             </w:r>
             <w:r>
               <w:rPr>
@@ -1896,7 +2178,7 @@
                 <w:noProof/>
                 <w:webHidden/>
               </w:rPr>
-              <w:t>4</w:t>
+              <w:t>8</w:t>
             </w:r>
             <w:r>
               <w:rPr>
@@ -1919,14 +2201,13 @@
               <w:lang w:eastAsia="de-CH"/>
             </w:rPr>
           </w:pPr>
-          <w:hyperlink w:anchor="_Toc227055528" w:history="1">
+          <w:hyperlink w:anchor="_Toc227177671" w:history="1">
             <w:r>
               <w:rPr>
                 <w:rStyle w:val="Hyperlink"/>
                 <w:noProof/>
-                <w:highlight w:val="green"/>
-              </w:rPr>
-              <w:t>Schichtenmodell</w:t>
+              </w:rPr>
+              <w:t>Subnetting</w:t>
             </w:r>
             <w:r>
               <w:rPr>
@@ -1947,7 +2228,7 @@
                 <w:noProof/>
                 <w:webHidden/>
               </w:rPr>
-              <w:instrText xml:space="preserve"> PAGEREF _Toc227055528 \h </w:instrText>
+              <w:instrText xml:space="preserve"> PAGEREF _Toc227177671 \h </w:instrText>
             </w:r>
             <w:r>
               <w:rPr>
@@ -1967,7 +2248,7 @@
                 <w:noProof/>
                 <w:webHidden/>
               </w:rPr>
-              <w:t>4</w:t>
+              <w:t>9</w:t>
             </w:r>
             <w:r>
               <w:rPr>
@@ -1990,7 +2271,7 @@
               <w:lang w:eastAsia="de-CH"/>
             </w:rPr>
           </w:pPr>
-          <w:hyperlink w:anchor="_Toc227055529" w:history="1">
+          <w:hyperlink w:anchor="_Toc227177672" w:history="1">
             <w:r>
               <w:rPr>
                 <w:rStyle w:val="Hyperlink"/>
@@ -2017,7 +2298,7 @@
                 <w:noProof/>
                 <w:webHidden/>
               </w:rPr>
-              <w:instrText xml:space="preserve"> PAGEREF _Toc227055529 \h </w:instrText>
+              <w:instrText xml:space="preserve"> PAGEREF _Toc227177672 \h </w:instrText>
             </w:r>
             <w:r>
               <w:rPr>
@@ -2037,7 +2318,7 @@
                 <w:noProof/>
                 <w:webHidden/>
               </w:rPr>
-              <w:t>4</w:t>
+              <w:t>9</w:t>
             </w:r>
             <w:r>
               <w:rPr>
@@ -2060,13 +2341,13 @@
               <w:lang w:eastAsia="de-CH"/>
             </w:rPr>
           </w:pPr>
-          <w:hyperlink w:anchor="_Toc227055530" w:history="1">
+          <w:hyperlink w:anchor="_Toc227177673" w:history="1">
             <w:r>
               <w:rPr>
                 <w:rStyle w:val="Hyperlink"/>
                 <w:noProof/>
               </w:rPr>
-              <w:t>Lösungen</w:t>
+              <w:t>Bearbeitung</w:t>
             </w:r>
             <w:r>
               <w:rPr>
@@ -2087,7 +2368,7 @@
                 <w:noProof/>
                 <w:webHidden/>
               </w:rPr>
-              <w:instrText xml:space="preserve"> PAGEREF _Toc227055530 \h </w:instrText>
+              <w:instrText xml:space="preserve"> PAGEREF _Toc227177673 \h </w:instrText>
             </w:r>
             <w:r>
               <w:rPr>
@@ -2107,7 +2388,7 @@
                 <w:noProof/>
                 <w:webHidden/>
               </w:rPr>
-              <w:t>4</w:t>
+              <w:t>10</w:t>
             </w:r>
             <w:r>
               <w:rPr>
@@ -2130,13 +2411,13 @@
               <w:lang w:eastAsia="de-CH"/>
             </w:rPr>
           </w:pPr>
-          <w:hyperlink w:anchor="_Toc227055531" w:history="1">
+          <w:hyperlink w:anchor="_Toc227177674" w:history="1">
             <w:r>
               <w:rPr>
                 <w:rStyle w:val="Hyperlink"/>
                 <w:noProof/>
               </w:rPr>
-              <w:t>Bearbeitung</w:t>
+              <w:t>Lösungen</w:t>
             </w:r>
             <w:r>
               <w:rPr>
@@ -2157,7 +2438,7 @@
                 <w:noProof/>
                 <w:webHidden/>
               </w:rPr>
-              <w:instrText xml:space="preserve"> PAGEREF _Toc227055531 \h </w:instrText>
+              <w:instrText xml:space="preserve"> PAGEREF _Toc227177674 \h </w:instrText>
             </w:r>
             <w:r>
               <w:rPr>
@@ -2177,7 +2458,7 @@
                 <w:noProof/>
                 <w:webHidden/>
               </w:rPr>
-              <w:t>7</w:t>
+              <w:t>10</w:t>
             </w:r>
             <w:r>
               <w:rPr>
@@ -2200,7 +2481,7 @@
               <w:lang w:eastAsia="de-CH"/>
             </w:rPr>
           </w:pPr>
-          <w:hyperlink w:anchor="_Toc227055532" w:history="1">
+          <w:hyperlink w:anchor="_Toc227177675" w:history="1">
             <w:r>
               <w:rPr>
                 <w:rStyle w:val="Hyperlink"/>
@@ -2227,7 +2508,7 @@
                 <w:noProof/>
                 <w:webHidden/>
               </w:rPr>
-              <w:instrText xml:space="preserve"> PAGEREF _Toc227055532 \h </w:instrText>
+              <w:instrText xml:space="preserve"> PAGEREF _Toc227177675 \h </w:instrText>
             </w:r>
             <w:r>
               <w:rPr>
@@ -2247,7 +2528,7 @@
                 <w:noProof/>
                 <w:webHidden/>
               </w:rPr>
-              <w:t>7</w:t>
+              <w:t>10</w:t>
             </w:r>
             <w:r>
               <w:rPr>
@@ -2270,13 +2551,14 @@
               <w:lang w:eastAsia="de-CH"/>
             </w:rPr>
           </w:pPr>
-          <w:hyperlink w:anchor="_Toc227055533" w:history="1">
+          <w:hyperlink w:anchor="_Toc227177676" w:history="1">
             <w:r>
               <w:rPr>
                 <w:rStyle w:val="Hyperlink"/>
                 <w:noProof/>
-              </w:rPr>
-              <w:t>Subnetting</w:t>
+                <w:highlight w:val="green"/>
+              </w:rPr>
+              <w:t>Switch</w:t>
             </w:r>
             <w:r>
               <w:rPr>
@@ -2297,7 +2579,7 @@
                 <w:noProof/>
                 <w:webHidden/>
               </w:rPr>
-              <w:instrText xml:space="preserve"> PAGEREF _Toc227055533 \h </w:instrText>
+              <w:instrText xml:space="preserve"> PAGEREF _Toc227177676 \h </w:instrText>
             </w:r>
             <w:r>
               <w:rPr>
@@ -2317,7 +2599,7 @@
                 <w:noProof/>
                 <w:webHidden/>
               </w:rPr>
-              <w:t>9</w:t>
+              <w:t>10</w:t>
             </w:r>
             <w:r>
               <w:rPr>
@@ -2340,7 +2622,7 @@
               <w:lang w:eastAsia="de-CH"/>
             </w:rPr>
           </w:pPr>
-          <w:hyperlink w:anchor="_Toc227055534" w:history="1">
+          <w:hyperlink w:anchor="_Toc227177677" w:history="1">
             <w:r>
               <w:rPr>
                 <w:rStyle w:val="Hyperlink"/>
@@ -2367,7 +2649,7 @@
                 <w:noProof/>
                 <w:webHidden/>
               </w:rPr>
-              <w:instrText xml:space="preserve"> PAGEREF _Toc227055534 \h </w:instrText>
+              <w:instrText xml:space="preserve"> PAGEREF _Toc227177677 \h </w:instrText>
             </w:r>
             <w:r>
               <w:rPr>
@@ -2387,7 +2669,7 @@
                 <w:noProof/>
                 <w:webHidden/>
               </w:rPr>
-              <w:t>9</w:t>
+              <w:t>10</w:t>
             </w:r>
             <w:r>
               <w:rPr>
@@ -2410,13 +2692,13 @@
               <w:lang w:eastAsia="de-CH"/>
             </w:rPr>
           </w:pPr>
-          <w:hyperlink w:anchor="_Toc227055535" w:history="1">
+          <w:hyperlink w:anchor="_Toc227177678" w:history="1">
             <w:r>
               <w:rPr>
                 <w:rStyle w:val="Hyperlink"/>
                 <w:noProof/>
               </w:rPr>
-              <w:t>Bearbeitung</w:t>
+              <w:t>Lösungen</w:t>
             </w:r>
             <w:r>
               <w:rPr>
@@ -2437,7 +2719,7 @@
                 <w:noProof/>
                 <w:webHidden/>
               </w:rPr>
-              <w:instrText xml:space="preserve"> PAGEREF _Toc227055535 \h </w:instrText>
+              <w:instrText xml:space="preserve"> PAGEREF _Toc227177678 \h </w:instrText>
             </w:r>
             <w:r>
               <w:rPr>
@@ -2457,7 +2739,7 @@
                 <w:noProof/>
                 <w:webHidden/>
               </w:rPr>
-              <w:t>9</w:t>
+              <w:t>10</w:t>
             </w:r>
             <w:r>
               <w:rPr>
@@ -2480,13 +2762,13 @@
               <w:lang w:eastAsia="de-CH"/>
             </w:rPr>
           </w:pPr>
-          <w:hyperlink w:anchor="_Toc227055536" w:history="1">
+          <w:hyperlink w:anchor="_Toc227177679" w:history="1">
             <w:r>
               <w:rPr>
                 <w:rStyle w:val="Hyperlink"/>
                 <w:noProof/>
               </w:rPr>
-              <w:t>Lösungen</w:t>
+              <w:t>Screenshots</w:t>
             </w:r>
             <w:r>
               <w:rPr>
@@ -2507,7 +2789,7 @@
                 <w:noProof/>
                 <w:webHidden/>
               </w:rPr>
-              <w:instrText xml:space="preserve"> PAGEREF _Toc227055536 \h </w:instrText>
+              <w:instrText xml:space="preserve"> PAGEREF _Toc227177679 \h </w:instrText>
             </w:r>
             <w:r>
               <w:rPr>
@@ -2527,358 +2809,7 @@
                 <w:noProof/>
                 <w:webHidden/>
               </w:rPr>
-              <w:t>9</w:t>
-            </w:r>
-            <w:r>
-              <w:rPr>
-                <w:noProof/>
-                <w:webHidden/>
-              </w:rPr>
-              <w:fldChar w:fldCharType="end"/>
-            </w:r>
-          </w:hyperlink>
-        </w:p>
-        <w:p>
-          <w:pPr>
-            <w:pStyle w:val="Verzeichnis3"/>
-            <w:tabs>
-              <w:tab w:val="right" w:leader="dot" w:pos="9062"/>
-            </w:tabs>
-            <w:rPr>
-              <w:rFonts w:eastAsiaTheme="minorEastAsia"/>
-              <w:noProof/>
-              <w:lang w:eastAsia="de-CH"/>
-            </w:rPr>
-          </w:pPr>
-          <w:hyperlink w:anchor="_Toc227055537" w:history="1">
-            <w:r>
-              <w:rPr>
-                <w:rStyle w:val="Hyperlink"/>
-                <w:noProof/>
-              </w:rPr>
-              <w:t>Screenshots</w:t>
-            </w:r>
-            <w:r>
-              <w:rPr>
-                <w:noProof/>
-                <w:webHidden/>
-              </w:rPr>
-              <w:tab/>
-            </w:r>
-            <w:r>
-              <w:rPr>
-                <w:noProof/>
-                <w:webHidden/>
-              </w:rPr>
-              <w:fldChar w:fldCharType="begin"/>
-            </w:r>
-            <w:r>
-              <w:rPr>
-                <w:noProof/>
-                <w:webHidden/>
-              </w:rPr>
-              <w:instrText xml:space="preserve"> PAGEREF _Toc227055537 \h </w:instrText>
-            </w:r>
-            <w:r>
-              <w:rPr>
-                <w:noProof/>
-                <w:webHidden/>
-              </w:rPr>
-            </w:r>
-            <w:r>
-              <w:rPr>
-                <w:noProof/>
-                <w:webHidden/>
-              </w:rPr>
-              <w:fldChar w:fldCharType="separate"/>
-            </w:r>
-            <w:r>
-              <w:rPr>
-                <w:noProof/>
-                <w:webHidden/>
-              </w:rPr>
-              <w:t>9</w:t>
-            </w:r>
-            <w:r>
-              <w:rPr>
-                <w:noProof/>
-                <w:webHidden/>
-              </w:rPr>
-              <w:fldChar w:fldCharType="end"/>
-            </w:r>
-          </w:hyperlink>
-        </w:p>
-        <w:p>
-          <w:pPr>
-            <w:pStyle w:val="Verzeichnis2"/>
-            <w:tabs>
-              <w:tab w:val="right" w:leader="dot" w:pos="9062"/>
-            </w:tabs>
-            <w:rPr>
-              <w:rFonts w:eastAsiaTheme="minorEastAsia"/>
-              <w:noProof/>
-              <w:lang w:eastAsia="de-CH"/>
-            </w:rPr>
-          </w:pPr>
-          <w:hyperlink w:anchor="_Toc227055538" w:history="1">
-            <w:r>
-              <w:rPr>
-                <w:rStyle w:val="Hyperlink"/>
-                <w:noProof/>
-                <w:highlight w:val="green"/>
-              </w:rPr>
-              <w:t>Switch</w:t>
-            </w:r>
-            <w:r>
-              <w:rPr>
-                <w:noProof/>
-                <w:webHidden/>
-              </w:rPr>
-              <w:tab/>
-            </w:r>
-            <w:r>
-              <w:rPr>
-                <w:noProof/>
-                <w:webHidden/>
-              </w:rPr>
-              <w:fldChar w:fldCharType="begin"/>
-            </w:r>
-            <w:r>
-              <w:rPr>
-                <w:noProof/>
-                <w:webHidden/>
-              </w:rPr>
-              <w:instrText xml:space="preserve"> PAGEREF _Toc227055538 \h </w:instrText>
-            </w:r>
-            <w:r>
-              <w:rPr>
-                <w:noProof/>
-                <w:webHidden/>
-              </w:rPr>
-            </w:r>
-            <w:r>
-              <w:rPr>
-                <w:noProof/>
-                <w:webHidden/>
-              </w:rPr>
-              <w:fldChar w:fldCharType="separate"/>
-            </w:r>
-            <w:r>
-              <w:rPr>
-                <w:noProof/>
-                <w:webHidden/>
-              </w:rPr>
-              <w:t>9</w:t>
-            </w:r>
-            <w:r>
-              <w:rPr>
-                <w:noProof/>
-                <w:webHidden/>
-              </w:rPr>
-              <w:fldChar w:fldCharType="end"/>
-            </w:r>
-          </w:hyperlink>
-        </w:p>
-        <w:p>
-          <w:pPr>
-            <w:pStyle w:val="Verzeichnis3"/>
-            <w:tabs>
-              <w:tab w:val="right" w:leader="dot" w:pos="9062"/>
-            </w:tabs>
-            <w:rPr>
-              <w:rFonts w:eastAsiaTheme="minorEastAsia"/>
-              <w:noProof/>
-              <w:lang w:eastAsia="de-CH"/>
-            </w:rPr>
-          </w:pPr>
-          <w:hyperlink w:anchor="_Toc227055539" w:history="1">
-            <w:r>
-              <w:rPr>
-                <w:rStyle w:val="Hyperlink"/>
-                <w:noProof/>
-              </w:rPr>
-              <w:t>Einleitung</w:t>
-            </w:r>
-            <w:r>
-              <w:rPr>
-                <w:noProof/>
-                <w:webHidden/>
-              </w:rPr>
-              <w:tab/>
-            </w:r>
-            <w:r>
-              <w:rPr>
-                <w:noProof/>
-                <w:webHidden/>
-              </w:rPr>
-              <w:fldChar w:fldCharType="begin"/>
-            </w:r>
-            <w:r>
-              <w:rPr>
-                <w:noProof/>
-                <w:webHidden/>
-              </w:rPr>
-              <w:instrText xml:space="preserve"> PAGEREF _Toc227055539 \h </w:instrText>
-            </w:r>
-            <w:r>
-              <w:rPr>
-                <w:noProof/>
-                <w:webHidden/>
-              </w:rPr>
-            </w:r>
-            <w:r>
-              <w:rPr>
-                <w:noProof/>
-                <w:webHidden/>
-              </w:rPr>
-              <w:fldChar w:fldCharType="separate"/>
-            </w:r>
-            <w:r>
-              <w:rPr>
-                <w:noProof/>
-                <w:webHidden/>
-              </w:rPr>
-              <w:t>9</w:t>
-            </w:r>
-            <w:r>
-              <w:rPr>
-                <w:noProof/>
-                <w:webHidden/>
-              </w:rPr>
-              <w:fldChar w:fldCharType="end"/>
-            </w:r>
-          </w:hyperlink>
-        </w:p>
-        <w:p>
-          <w:pPr>
-            <w:pStyle w:val="Verzeichnis3"/>
-            <w:tabs>
-              <w:tab w:val="right" w:leader="dot" w:pos="9062"/>
-            </w:tabs>
-            <w:rPr>
-              <w:rFonts w:eastAsiaTheme="minorEastAsia"/>
-              <w:noProof/>
-              <w:lang w:eastAsia="de-CH"/>
-            </w:rPr>
-          </w:pPr>
-          <w:hyperlink w:anchor="_Toc227055540" w:history="1">
-            <w:r>
-              <w:rPr>
-                <w:rStyle w:val="Hyperlink"/>
-                <w:noProof/>
-              </w:rPr>
-              <w:t>Lösungen</w:t>
-            </w:r>
-            <w:r>
-              <w:rPr>
-                <w:noProof/>
-                <w:webHidden/>
-              </w:rPr>
-              <w:tab/>
-            </w:r>
-            <w:r>
-              <w:rPr>
-                <w:noProof/>
-                <w:webHidden/>
-              </w:rPr>
-              <w:fldChar w:fldCharType="begin"/>
-            </w:r>
-            <w:r>
-              <w:rPr>
-                <w:noProof/>
-                <w:webHidden/>
-              </w:rPr>
-              <w:instrText xml:space="preserve"> PAGEREF _Toc227055540 \h </w:instrText>
-            </w:r>
-            <w:r>
-              <w:rPr>
-                <w:noProof/>
-                <w:webHidden/>
-              </w:rPr>
-            </w:r>
-            <w:r>
-              <w:rPr>
-                <w:noProof/>
-                <w:webHidden/>
-              </w:rPr>
-              <w:fldChar w:fldCharType="separate"/>
-            </w:r>
-            <w:r>
-              <w:rPr>
-                <w:noProof/>
-                <w:webHidden/>
-              </w:rPr>
-              <w:t>9</w:t>
-            </w:r>
-            <w:r>
-              <w:rPr>
-                <w:noProof/>
-                <w:webHidden/>
-              </w:rPr>
-              <w:fldChar w:fldCharType="end"/>
-            </w:r>
-          </w:hyperlink>
-        </w:p>
-        <w:p>
-          <w:pPr>
-            <w:pStyle w:val="Verzeichnis3"/>
-            <w:tabs>
-              <w:tab w:val="right" w:leader="dot" w:pos="9062"/>
-            </w:tabs>
-            <w:rPr>
-              <w:rFonts w:eastAsiaTheme="minorEastAsia"/>
-              <w:noProof/>
-              <w:lang w:eastAsia="de-CH"/>
-            </w:rPr>
-          </w:pPr>
-          <w:hyperlink w:anchor="_Toc227055541" w:history="1">
-            <w:r>
-              <w:rPr>
-                <w:rStyle w:val="Hyperlink"/>
-                <w:noProof/>
-              </w:rPr>
-              <w:t>Screenshots</w:t>
-            </w:r>
-            <w:r>
-              <w:rPr>
-                <w:noProof/>
-                <w:webHidden/>
-              </w:rPr>
-              <w:tab/>
-            </w:r>
-            <w:r>
-              <w:rPr>
-                <w:noProof/>
-                <w:webHidden/>
-              </w:rPr>
-              <w:fldChar w:fldCharType="begin"/>
-            </w:r>
-            <w:r>
-              <w:rPr>
-                <w:noProof/>
-                <w:webHidden/>
-              </w:rPr>
-              <w:instrText xml:space="preserve"> PAGEREF _Toc227055541 \h </w:instrText>
-            </w:r>
-            <w:r>
-              <w:rPr>
-                <w:noProof/>
-                <w:webHidden/>
-              </w:rPr>
-            </w:r>
-            <w:r>
-              <w:rPr>
-                <w:noProof/>
-                <w:webHidden/>
-              </w:rPr>
-              <w:fldChar w:fldCharType="separate"/>
-            </w:r>
-            <w:r>
-              <w:rPr>
-                <w:noProof/>
-                <w:webHidden/>
-              </w:rPr>
-              <w:t>10</w:t>
+              <w:t>11</w:t>
             </w:r>
             <w:r>
               <w:rPr>
@@ -2908,7 +2839,7 @@
       <w:pPr>
         <w:pStyle w:val="berschrift1"/>
       </w:pPr>
-      <w:bookmarkStart w:id="0" w:name="_Toc227055516"/>
+      <w:bookmarkStart w:id="0" w:name="_Toc227177655"/>
       <w:r>
         <w:lastRenderedPageBreak/>
         <w:t>Aufgabe</w:t>
@@ -2922,7 +2853,7 @@
       <w:pPr>
         <w:pStyle w:val="berschrift2"/>
       </w:pPr>
-      <w:bookmarkStart w:id="1" w:name="_Toc227055517"/>
+      <w:bookmarkStart w:id="1" w:name="_Toc227177656"/>
       <w:proofErr w:type="spellStart"/>
       <w:r>
         <w:rPr>
@@ -2937,7 +2868,7 @@
       <w:pPr>
         <w:pStyle w:val="berschrift3"/>
       </w:pPr>
-      <w:bookmarkStart w:id="2" w:name="_Toc227055518"/>
+      <w:bookmarkStart w:id="2" w:name="_Toc227177657"/>
       <w:r>
         <w:t>Einleitung</w:t>
       </w:r>
@@ -2968,7 +2899,7 @@
       <w:pPr>
         <w:pStyle w:val="berschrift3"/>
       </w:pPr>
-      <w:bookmarkStart w:id="3" w:name="_Toc227055519"/>
+      <w:bookmarkStart w:id="3" w:name="_Toc227177658"/>
       <w:r>
         <w:t>Screenshot</w:t>
       </w:r>
@@ -3053,7 +2984,7 @@
       <w:pPr>
         <w:pStyle w:val="berschrift2"/>
       </w:pPr>
-      <w:bookmarkStart w:id="4" w:name="_Toc227055520"/>
+      <w:bookmarkStart w:id="4" w:name="_Toc227177659"/>
       <w:proofErr w:type="spellStart"/>
       <w:r>
         <w:rPr>
@@ -3068,7 +2999,7 @@
       <w:pPr>
         <w:pStyle w:val="berschrift3"/>
       </w:pPr>
-      <w:bookmarkStart w:id="5" w:name="_Toc227055521"/>
+      <w:bookmarkStart w:id="5" w:name="_Toc227177660"/>
       <w:r>
         <w:t>Einleitung</w:t>
       </w:r>
@@ -3099,7 +3030,7 @@
       <w:pPr>
         <w:pStyle w:val="berschrift3"/>
       </w:pPr>
-      <w:bookmarkStart w:id="6" w:name="_Toc227055522"/>
+      <w:bookmarkStart w:id="6" w:name="_Toc227177661"/>
       <w:r>
         <w:lastRenderedPageBreak/>
         <w:t>Screenshot</w:t>
@@ -3185,7 +3116,7 @@
       <w:pPr>
         <w:pStyle w:val="berschrift2"/>
       </w:pPr>
-      <w:bookmarkStart w:id="7" w:name="_Toc227055523"/>
+      <w:bookmarkStart w:id="7" w:name="_Toc227177662"/>
       <w:r>
         <w:rPr>
           <w:highlight w:val="green"/>
@@ -3198,7 +3129,7 @@
       <w:pPr>
         <w:pStyle w:val="berschrift3"/>
       </w:pPr>
-      <w:bookmarkStart w:id="8" w:name="_Toc227055524"/>
+      <w:bookmarkStart w:id="8" w:name="_Toc227177663"/>
       <w:r>
         <w:t>Einleitung</w:t>
       </w:r>
@@ -3227,7 +3158,7 @@
       <w:pPr>
         <w:pStyle w:val="berschrift3"/>
       </w:pPr>
-      <w:bookmarkStart w:id="9" w:name="_Toc227055525"/>
+      <w:bookmarkStart w:id="9" w:name="_Toc227177664"/>
       <w:r>
         <w:t>Bearbeitung</w:t>
       </w:r>
@@ -3349,7 +3280,7 @@
       <w:pPr>
         <w:pStyle w:val="berschrift3"/>
       </w:pPr>
-      <w:bookmarkStart w:id="10" w:name="_Toc227055526"/>
+      <w:bookmarkStart w:id="10" w:name="_Toc227177665"/>
       <w:r>
         <w:t>Lösungen</w:t>
       </w:r>
@@ -5292,7 +5223,7 @@
       <w:pPr>
         <w:pStyle w:val="berschrift2"/>
       </w:pPr>
-      <w:bookmarkStart w:id="11" w:name="_Toc227055528"/>
+      <w:bookmarkStart w:id="11" w:name="_Toc227177666"/>
       <w:r>
         <w:rPr>
           <w:highlight w:val="green"/>
@@ -5305,7 +5236,7 @@
       <w:pPr>
         <w:pStyle w:val="berschrift3"/>
       </w:pPr>
-      <w:bookmarkStart w:id="12" w:name="_Toc227055529"/>
+      <w:bookmarkStart w:id="12" w:name="_Toc227177667"/>
       <w:r>
         <w:t>Einleitung</w:t>
       </w:r>
@@ -5340,7 +5271,7 @@
       <w:pPr>
         <w:pStyle w:val="berschrift3"/>
       </w:pPr>
-      <w:bookmarkStart w:id="13" w:name="_Toc227055530"/>
+      <w:bookmarkStart w:id="13" w:name="_Toc227177668"/>
       <w:r>
         <w:t>Lösungen</w:t>
       </w:r>
@@ -6893,7 +6824,7 @@
       <w:pPr>
         <w:pStyle w:val="berschrift3"/>
       </w:pPr>
-      <w:bookmarkStart w:id="14" w:name="_Toc227055531"/>
+      <w:bookmarkStart w:id="14" w:name="_Toc227177669"/>
       <w:r>
         <w:t>Bearbeitung</w:t>
       </w:r>
@@ -6956,7 +6887,7 @@
       <w:pPr>
         <w:pStyle w:val="berschrift3"/>
       </w:pPr>
-      <w:bookmarkStart w:id="15" w:name="_Toc227055532"/>
+      <w:bookmarkStart w:id="15" w:name="_Toc227177670"/>
       <w:r>
         <w:t>Screenshot</w:t>
       </w:r>
@@ -7504,7 +7435,7 @@
       <w:pPr>
         <w:pStyle w:val="berschrift2"/>
       </w:pPr>
-      <w:bookmarkStart w:id="16" w:name="_Toc227055533"/>
+      <w:bookmarkStart w:id="16" w:name="_Toc227177671"/>
       <w:r>
         <w:t>Subnetting</w:t>
       </w:r>
@@ -7514,7 +7445,7 @@
       <w:pPr>
         <w:pStyle w:val="berschrift3"/>
       </w:pPr>
-      <w:bookmarkStart w:id="17" w:name="_Toc227055534"/>
+      <w:bookmarkStart w:id="17" w:name="_Toc227177672"/>
       <w:r>
         <w:t>Einleitung</w:t>
       </w:r>
@@ -7529,7 +7460,7 @@
       <w:pPr>
         <w:pStyle w:val="berschrift3"/>
       </w:pPr>
-      <w:bookmarkStart w:id="18" w:name="_Toc227055535"/>
+      <w:bookmarkStart w:id="18" w:name="_Toc227177673"/>
       <w:r>
         <w:lastRenderedPageBreak/>
         <w:t>Bearbeitung</w:t>
@@ -7540,7 +7471,7 @@
       <w:pPr>
         <w:pStyle w:val="berschrift3"/>
       </w:pPr>
-      <w:bookmarkStart w:id="19" w:name="_Toc227055536"/>
+      <w:bookmarkStart w:id="19" w:name="_Toc227177674"/>
       <w:r>
         <w:t>Lösungen</w:t>
       </w:r>
@@ -7550,7 +7481,7 @@
       <w:pPr>
         <w:pStyle w:val="berschrift3"/>
       </w:pPr>
-      <w:bookmarkStart w:id="20" w:name="_Toc227055537"/>
+      <w:bookmarkStart w:id="20" w:name="_Toc227177675"/>
       <w:r>
         <w:t>Screenshot</w:t>
       </w:r>
@@ -7564,7 +7495,7 @@
       <w:pPr>
         <w:pStyle w:val="berschrift2"/>
       </w:pPr>
-      <w:bookmarkStart w:id="21" w:name="_Toc227055538"/>
+      <w:bookmarkStart w:id="21" w:name="_Toc227177676"/>
       <w:r>
         <w:rPr>
           <w:highlight w:val="green"/>
@@ -7577,7 +7508,7 @@
       <w:pPr>
         <w:pStyle w:val="berschrift3"/>
       </w:pPr>
-      <w:bookmarkStart w:id="22" w:name="_Toc227055539"/>
+      <w:bookmarkStart w:id="22" w:name="_Toc227177677"/>
       <w:r>
         <w:t>Einleitung</w:t>
       </w:r>
@@ -7606,7 +7537,7 @@
       <w:pPr>
         <w:pStyle w:val="berschrift3"/>
       </w:pPr>
-      <w:bookmarkStart w:id="23" w:name="_Toc227055540"/>
+      <w:bookmarkStart w:id="23" w:name="_Toc227177678"/>
       <w:r>
         <w:t>Lösungen</w:t>
       </w:r>
@@ -8445,7 +8376,7 @@
       <w:pPr>
         <w:pStyle w:val="berschrift3"/>
       </w:pPr>
-      <w:bookmarkStart w:id="24" w:name="_Toc227055541"/>
+      <w:bookmarkStart w:id="24" w:name="_Toc227177679"/>
       <w:r>
         <w:t>Screenshots</w:t>
       </w:r>
@@ -8632,7 +8563,7 @@
           <w:docPart w:val="50861DE7EB3545BBB47C83FDECF63101"/>
         </w:placeholder>
         <w:dataBinding w:prefixMappings="xmlns:ns0='http://schemas.microsoft.com/office/2006/coverPageProps' " w:xpath="/ns0:CoverPageProperties[1]/ns0:PublishDate[1]" w:storeItemID="{55AF091B-3C7A-41E3-B477-F2FDAA23CFDA}"/>
-        <w:date w:fullDate="2026-04-14T00:00:00Z">
+        <w:date w:fullDate="2026-04-15T00:00:00Z">
           <w:dateFormat w:val="dd.MM.yyyy"/>
           <w:lid w:val="de-CH"/>
           <w:storeMappedDataAs w:val="dateTime"/>
@@ -8641,7 +8572,7 @@
       </w:sdtPr>
       <w:sdtContent>
         <w:r>
-          <w:t>14.04.2026</w:t>
+          <w:t>15.04.2026</w:t>
         </w:r>
       </w:sdtContent>
     </w:sdt>
@@ -10965,7 +10896,6 @@
     <w:rsidRoot w:val="00863F34"/>
     <w:rsid w:val="000410E1"/>
     <w:rsid w:val="00041762"/>
-    <w:rsid w:val="00117145"/>
     <w:rsid w:val="001A7A50"/>
     <w:rsid w:val="001B3170"/>
     <w:rsid w:val="00367509"/>
@@ -10978,6 +10908,7 @@
     <w:rsid w:val="00B96909"/>
     <w:rsid w:val="00C134A3"/>
     <w:rsid w:val="00C20CE7"/>
+    <w:rsid w:val="00CB5AA5"/>
     <w:rsid w:val="00D37756"/>
     <w:rsid w:val="00DE1923"/>
     <w:rsid w:val="00E26893"/>
@@ -11749,7 +11680,7 @@
 
 <file path=customXml/item1.xml><?xml version="1.0" encoding="utf-8"?>
 <CoverPageProperties xmlns="http://schemas.microsoft.com/office/2006/coverPageProps">
-  <PublishDate>2026-04-14T00:00:00</PublishDate>
+  <PublishDate>2026-04-15T00:00:00</PublishDate>
   <Abstract/>
   <CompanyAddress>2. Lehrjahr</CompanyAddress>
   <CompanyPhone/>

--- a/M129/Projekt_LB2/Dokumentation/Dokumentation_M129_LB2.docx
+++ b/M129/Projekt_LB2/Dokumentation/Dokumentation_M129_LB2.docx
@@ -5315,14 +5315,7 @@
       </w:r>
       <w:r>
         <w:br/>
-      </w:r>
-      <w:proofErr w:type="gramStart"/>
-      <w:r>
-        <w:t>Hier</w:t>
-      </w:r>
-      <w:proofErr w:type="gramEnd"/>
-      <w:r>
-        <w:t xml:space="preserve"> sind </w:t>
+        <w:t xml:space="preserve">Hier sind </w:t>
       </w:r>
       <w:r>
         <w:t>Dienste, Anwendungen und Netzmanagement</w:t>
@@ -7479,6 +7472,622 @@
     </w:p>
     <w:p>
       <w:pPr>
+        <w:pStyle w:val="Listenabsatz"/>
+        <w:numPr>
+          <w:ilvl w:val="0"/>
+          <w:numId w:val="13"/>
+        </w:numPr>
+      </w:pPr>
+      <w:r>
+        <w:t>Es folgt die Tabelle mit den Lösungen zu Aufgabe 1</w:t>
+      </w:r>
+    </w:p>
+    <w:tbl>
+      <w:tblPr>
+        <w:tblStyle w:val="Gitternetztabelle4Akzent1"/>
+        <w:tblW w:w="10026" w:type="dxa"/>
+        <w:tblLayout w:type="fixed"/>
+        <w:tblLook w:val="04A0" w:firstRow="1" w:lastRow="0" w:firstColumn="1" w:lastColumn="0" w:noHBand="0" w:noVBand="1"/>
+      </w:tblPr>
+      <w:tblGrid>
+        <w:gridCol w:w="909"/>
+        <w:gridCol w:w="2242"/>
+        <w:gridCol w:w="2274"/>
+        <w:gridCol w:w="2027"/>
+        <w:gridCol w:w="1251"/>
+        <w:gridCol w:w="1323"/>
+      </w:tblGrid>
+      <w:tr>
+        <w:trPr>
+          <w:cnfStyle w:val="100000000000" w:firstRow="1" w:lastRow="0" w:firstColumn="0" w:lastColumn="0" w:oddVBand="0" w:evenVBand="0" w:oddHBand="0" w:evenHBand="0" w:firstRowFirstColumn="0" w:firstRowLastColumn="0" w:lastRowFirstColumn="0" w:lastRowLastColumn="0"/>
+        </w:trPr>
+        <w:tc>
+          <w:tcPr>
+            <w:cnfStyle w:val="001000000000" w:firstRow="0" w:lastRow="0" w:firstColumn="1" w:lastColumn="0" w:oddVBand="0" w:evenVBand="0" w:oddHBand="0" w:evenHBand="0" w:firstRowFirstColumn="0" w:firstRowLastColumn="0" w:lastRowFirstColumn="0" w:lastRowLastColumn="0"/>
+            <w:tcW w:w="909" w:type="dxa"/>
+            <w:hideMark/>
+          </w:tcPr>
+          <w:p>
+            <w:pPr>
+              <w:spacing w:after="160" w:line="278" w:lineRule="auto"/>
+            </w:pPr>
+            <w:proofErr w:type="spellStart"/>
+            <w:r>
+              <w:t>Aufg</w:t>
+            </w:r>
+            <w:proofErr w:type="spellEnd"/>
+            <w:r>
+              <w:t>.</w:t>
+            </w:r>
+          </w:p>
+        </w:tc>
+        <w:tc>
+          <w:tcPr>
+            <w:tcW w:w="2242" w:type="dxa"/>
+            <w:hideMark/>
+          </w:tcPr>
+          <w:p>
+            <w:pPr>
+              <w:spacing w:after="160" w:line="278" w:lineRule="auto"/>
+              <w:cnfStyle w:val="100000000000" w:firstRow="1" w:lastRow="0" w:firstColumn="0" w:lastColumn="0" w:oddVBand="0" w:evenVBand="0" w:oddHBand="0" w:evenHBand="0" w:firstRowFirstColumn="0" w:firstRowLastColumn="0" w:lastRowFirstColumn="0" w:lastRowLastColumn="0"/>
+            </w:pPr>
+            <w:r>
+              <w:t>Netzwerkadresse</w:t>
+            </w:r>
+          </w:p>
+        </w:tc>
+        <w:tc>
+          <w:tcPr>
+            <w:tcW w:w="2274" w:type="dxa"/>
+            <w:hideMark/>
+          </w:tcPr>
+          <w:p>
+            <w:pPr>
+              <w:spacing w:after="160" w:line="278" w:lineRule="auto"/>
+              <w:cnfStyle w:val="100000000000" w:firstRow="1" w:lastRow="0" w:firstColumn="0" w:lastColumn="0" w:oddVBand="0" w:evenVBand="0" w:oddHBand="0" w:evenHBand="0" w:firstRowFirstColumn="0" w:firstRowLastColumn="0" w:lastRowFirstColumn="0" w:lastRowLastColumn="0"/>
+            </w:pPr>
+            <w:r>
+              <w:t>Subnetzmaske</w:t>
+            </w:r>
+          </w:p>
+        </w:tc>
+        <w:tc>
+          <w:tcPr>
+            <w:tcW w:w="2027" w:type="dxa"/>
+            <w:hideMark/>
+          </w:tcPr>
+          <w:p>
+            <w:pPr>
+              <w:spacing w:after="160" w:line="278" w:lineRule="auto"/>
+              <w:cnfStyle w:val="100000000000" w:firstRow="1" w:lastRow="0" w:firstColumn="0" w:lastColumn="0" w:oddVBand="0" w:evenVBand="0" w:oddHBand="0" w:evenHBand="0" w:firstRowFirstColumn="0" w:firstRowLastColumn="0" w:lastRowFirstColumn="0" w:lastRowLastColumn="0"/>
+            </w:pPr>
+            <w:r>
+              <w:t>Broadcast-Adresse</w:t>
+            </w:r>
+          </w:p>
+        </w:tc>
+        <w:tc>
+          <w:tcPr>
+            <w:tcW w:w="1251" w:type="dxa"/>
+            <w:hideMark/>
+          </w:tcPr>
+          <w:p>
+            <w:pPr>
+              <w:spacing w:after="160" w:line="278" w:lineRule="auto"/>
+              <w:cnfStyle w:val="100000000000" w:firstRow="1" w:lastRow="0" w:firstColumn="0" w:lastColumn="0" w:oddVBand="0" w:evenVBand="0" w:oddHBand="0" w:evenHBand="0" w:firstRowFirstColumn="0" w:firstRowLastColumn="0" w:lastRowFirstColumn="0" w:lastRowLastColumn="0"/>
+            </w:pPr>
+            <w:r>
+              <w:t>Anzahl IP</w:t>
+            </w:r>
+            <w:r>
+              <w:t xml:space="preserve"> Adressen</w:t>
+            </w:r>
+          </w:p>
+        </w:tc>
+        <w:tc>
+          <w:tcPr>
+            <w:tcW w:w="1323" w:type="dxa"/>
+            <w:hideMark/>
+          </w:tcPr>
+          <w:p>
+            <w:pPr>
+              <w:spacing w:after="160" w:line="278" w:lineRule="auto"/>
+              <w:cnfStyle w:val="100000000000" w:firstRow="1" w:lastRow="0" w:firstColumn="0" w:lastColumn="0" w:oddVBand="0" w:evenVBand="0" w:oddHBand="0" w:evenHBand="0" w:firstRowFirstColumn="0" w:firstRowLastColumn="0" w:lastRowFirstColumn="0" w:lastRowLastColumn="0"/>
+            </w:pPr>
+            <w:r>
+              <w:t>Anzahl</w:t>
+            </w:r>
+            <w:r>
+              <w:t xml:space="preserve"> Hosts</w:t>
+            </w:r>
+          </w:p>
+        </w:tc>
+      </w:tr>
+      <w:tr>
+        <w:trPr>
+          <w:cnfStyle w:val="000000100000" w:firstRow="0" w:lastRow="0" w:firstColumn="0" w:lastColumn="0" w:oddVBand="0" w:evenVBand="0" w:oddHBand="1" w:evenHBand="0" w:firstRowFirstColumn="0" w:firstRowLastColumn="0" w:lastRowFirstColumn="0" w:lastRowLastColumn="0"/>
+        </w:trPr>
+        <w:tc>
+          <w:tcPr>
+            <w:cnfStyle w:val="001000000000" w:firstRow="0" w:lastRow="0" w:firstColumn="1" w:lastColumn="0" w:oddVBand="0" w:evenVBand="0" w:oddHBand="0" w:evenHBand="0" w:firstRowFirstColumn="0" w:firstRowLastColumn="0" w:lastRowFirstColumn="0" w:lastRowLastColumn="0"/>
+            <w:tcW w:w="909" w:type="dxa"/>
+            <w:hideMark/>
+          </w:tcPr>
+          <w:p>
+            <w:pPr>
+              <w:spacing w:after="160" w:line="278" w:lineRule="auto"/>
+            </w:pPr>
+            <w:r>
+              <w:t>a)</w:t>
+            </w:r>
+          </w:p>
+        </w:tc>
+        <w:tc>
+          <w:tcPr>
+            <w:tcW w:w="2242" w:type="dxa"/>
+            <w:hideMark/>
+          </w:tcPr>
+          <w:p>
+            <w:pPr>
+              <w:spacing w:after="160" w:line="278" w:lineRule="auto"/>
+              <w:cnfStyle w:val="000000100000" w:firstRow="0" w:lastRow="0" w:firstColumn="0" w:lastColumn="0" w:oddVBand="0" w:evenVBand="0" w:oddHBand="1" w:evenHBand="0" w:firstRowFirstColumn="0" w:firstRowLastColumn="0" w:lastRowFirstColumn="0" w:lastRowLastColumn="0"/>
+            </w:pPr>
+            <w:r>
+              <w:t>123.45.67.88</w:t>
+            </w:r>
+          </w:p>
+        </w:tc>
+        <w:tc>
+          <w:tcPr>
+            <w:tcW w:w="2274" w:type="dxa"/>
+            <w:hideMark/>
+          </w:tcPr>
+          <w:p>
+            <w:pPr>
+              <w:spacing w:after="160" w:line="278" w:lineRule="auto"/>
+              <w:cnfStyle w:val="000000100000" w:firstRow="0" w:lastRow="0" w:firstColumn="0" w:lastColumn="0" w:oddVBand="0" w:evenVBand="0" w:oddHBand="1" w:evenHBand="0" w:firstRowFirstColumn="0" w:firstRowLastColumn="0" w:lastRowFirstColumn="0" w:lastRowLastColumn="0"/>
+            </w:pPr>
+            <w:r>
+              <w:t xml:space="preserve">255.255.255.248 </w:t>
+            </w:r>
+          </w:p>
+        </w:tc>
+        <w:tc>
+          <w:tcPr>
+            <w:tcW w:w="2027" w:type="dxa"/>
+            <w:hideMark/>
+          </w:tcPr>
+          <w:p>
+            <w:pPr>
+              <w:spacing w:after="160" w:line="278" w:lineRule="auto"/>
+              <w:cnfStyle w:val="000000100000" w:firstRow="0" w:lastRow="0" w:firstColumn="0" w:lastColumn="0" w:oddVBand="0" w:evenVBand="0" w:oddHBand="1" w:evenHBand="0" w:firstRowFirstColumn="0" w:firstRowLastColumn="0" w:lastRowFirstColumn="0" w:lastRowLastColumn="0"/>
+            </w:pPr>
+            <w:r>
+              <w:t>123.45.67.95</w:t>
+            </w:r>
+          </w:p>
+        </w:tc>
+        <w:tc>
+          <w:tcPr>
+            <w:tcW w:w="1251" w:type="dxa"/>
+            <w:hideMark/>
+          </w:tcPr>
+          <w:p>
+            <w:pPr>
+              <w:spacing w:after="160" w:line="278" w:lineRule="auto"/>
+              <w:cnfStyle w:val="000000100000" w:firstRow="0" w:lastRow="0" w:firstColumn="0" w:lastColumn="0" w:oddVBand="0" w:evenVBand="0" w:oddHBand="1" w:evenHBand="0" w:firstRowFirstColumn="0" w:firstRowLastColumn="0" w:lastRowFirstColumn="0" w:lastRowLastColumn="0"/>
+            </w:pPr>
+            <w:r>
+              <w:t>8</w:t>
+            </w:r>
+          </w:p>
+        </w:tc>
+        <w:tc>
+          <w:tcPr>
+            <w:tcW w:w="1323" w:type="dxa"/>
+            <w:hideMark/>
+          </w:tcPr>
+          <w:p>
+            <w:pPr>
+              <w:spacing w:after="160" w:line="278" w:lineRule="auto"/>
+              <w:cnfStyle w:val="000000100000" w:firstRow="0" w:lastRow="0" w:firstColumn="0" w:lastColumn="0" w:oddVBand="0" w:evenVBand="0" w:oddHBand="1" w:evenHBand="0" w:firstRowFirstColumn="0" w:firstRowLastColumn="0" w:lastRowFirstColumn="0" w:lastRowLastColumn="0"/>
+            </w:pPr>
+            <w:r>
+              <w:t>6</w:t>
+            </w:r>
+          </w:p>
+        </w:tc>
+      </w:tr>
+      <w:tr>
+        <w:tc>
+          <w:tcPr>
+            <w:cnfStyle w:val="001000000000" w:firstRow="0" w:lastRow="0" w:firstColumn="1" w:lastColumn="0" w:oddVBand="0" w:evenVBand="0" w:oddHBand="0" w:evenHBand="0" w:firstRowFirstColumn="0" w:firstRowLastColumn="0" w:lastRowFirstColumn="0" w:lastRowLastColumn="0"/>
+            <w:tcW w:w="909" w:type="dxa"/>
+            <w:hideMark/>
+          </w:tcPr>
+          <w:p>
+            <w:pPr>
+              <w:spacing w:after="160" w:line="278" w:lineRule="auto"/>
+            </w:pPr>
+            <w:r>
+              <w:t>b)</w:t>
+            </w:r>
+          </w:p>
+        </w:tc>
+        <w:tc>
+          <w:tcPr>
+            <w:tcW w:w="2242" w:type="dxa"/>
+            <w:hideMark/>
+          </w:tcPr>
+          <w:p>
+            <w:pPr>
+              <w:spacing w:after="160" w:line="278" w:lineRule="auto"/>
+              <w:cnfStyle w:val="000000000000" w:firstRow="0" w:lastRow="0" w:firstColumn="0" w:lastColumn="0" w:oddVBand="0" w:evenVBand="0" w:oddHBand="0" w:evenHBand="0" w:firstRowFirstColumn="0" w:firstRowLastColumn="0" w:lastRowFirstColumn="0" w:lastRowLastColumn="0"/>
+            </w:pPr>
+            <w:r>
+              <w:t>123.45.67.80</w:t>
+            </w:r>
+          </w:p>
+        </w:tc>
+        <w:tc>
+          <w:tcPr>
+            <w:tcW w:w="2274" w:type="dxa"/>
+            <w:hideMark/>
+          </w:tcPr>
+          <w:p>
+            <w:pPr>
+              <w:spacing w:after="160" w:line="278" w:lineRule="auto"/>
+              <w:cnfStyle w:val="000000000000" w:firstRow="0" w:lastRow="0" w:firstColumn="0" w:lastColumn="0" w:oddVBand="0" w:evenVBand="0" w:oddHBand="0" w:evenHBand="0" w:firstRowFirstColumn="0" w:firstRowLastColumn="0" w:lastRowFirstColumn="0" w:lastRowLastColumn="0"/>
+            </w:pPr>
+            <w:r>
+              <w:t>/28</w:t>
+            </w:r>
+          </w:p>
+        </w:tc>
+        <w:tc>
+          <w:tcPr>
+            <w:tcW w:w="2027" w:type="dxa"/>
+            <w:hideMark/>
+          </w:tcPr>
+          <w:p>
+            <w:pPr>
+              <w:spacing w:after="160" w:line="278" w:lineRule="auto"/>
+              <w:cnfStyle w:val="000000000000" w:firstRow="0" w:lastRow="0" w:firstColumn="0" w:lastColumn="0" w:oddVBand="0" w:evenVBand="0" w:oddHBand="0" w:evenHBand="0" w:firstRowFirstColumn="0" w:firstRowLastColumn="0" w:lastRowFirstColumn="0" w:lastRowLastColumn="0"/>
+            </w:pPr>
+            <w:r>
+              <w:t>123.45.67.95</w:t>
+            </w:r>
+          </w:p>
+        </w:tc>
+        <w:tc>
+          <w:tcPr>
+            <w:tcW w:w="1251" w:type="dxa"/>
+            <w:hideMark/>
+          </w:tcPr>
+          <w:p>
+            <w:pPr>
+              <w:spacing w:after="160" w:line="278" w:lineRule="auto"/>
+              <w:cnfStyle w:val="000000000000" w:firstRow="0" w:lastRow="0" w:firstColumn="0" w:lastColumn="0" w:oddVBand="0" w:evenVBand="0" w:oddHBand="0" w:evenHBand="0" w:firstRowFirstColumn="0" w:firstRowLastColumn="0" w:lastRowFirstColumn="0" w:lastRowLastColumn="0"/>
+            </w:pPr>
+            <w:r>
+              <w:t>16</w:t>
+            </w:r>
+          </w:p>
+        </w:tc>
+        <w:tc>
+          <w:tcPr>
+            <w:tcW w:w="1323" w:type="dxa"/>
+            <w:hideMark/>
+          </w:tcPr>
+          <w:p>
+            <w:pPr>
+              <w:spacing w:after="160" w:line="278" w:lineRule="auto"/>
+              <w:cnfStyle w:val="000000000000" w:firstRow="0" w:lastRow="0" w:firstColumn="0" w:lastColumn="0" w:oddVBand="0" w:evenVBand="0" w:oddHBand="0" w:evenHBand="0" w:firstRowFirstColumn="0" w:firstRowLastColumn="0" w:lastRowFirstColumn="0" w:lastRowLastColumn="0"/>
+            </w:pPr>
+            <w:r>
+              <w:t>14</w:t>
+            </w:r>
+          </w:p>
+        </w:tc>
+      </w:tr>
+      <w:tr>
+        <w:trPr>
+          <w:cnfStyle w:val="000000100000" w:firstRow="0" w:lastRow="0" w:firstColumn="0" w:lastColumn="0" w:oddVBand="0" w:evenVBand="0" w:oddHBand="1" w:evenHBand="0" w:firstRowFirstColumn="0" w:firstRowLastColumn="0" w:lastRowFirstColumn="0" w:lastRowLastColumn="0"/>
+        </w:trPr>
+        <w:tc>
+          <w:tcPr>
+            <w:cnfStyle w:val="001000000000" w:firstRow="0" w:lastRow="0" w:firstColumn="1" w:lastColumn="0" w:oddVBand="0" w:evenVBand="0" w:oddHBand="0" w:evenHBand="0" w:firstRowFirstColumn="0" w:firstRowLastColumn="0" w:lastRowFirstColumn="0" w:lastRowLastColumn="0"/>
+            <w:tcW w:w="909" w:type="dxa"/>
+            <w:hideMark/>
+          </w:tcPr>
+          <w:p>
+            <w:pPr>
+              <w:spacing w:after="160" w:line="278" w:lineRule="auto"/>
+            </w:pPr>
+            <w:r>
+              <w:t>c)</w:t>
+            </w:r>
+          </w:p>
+        </w:tc>
+        <w:tc>
+          <w:tcPr>
+            <w:tcW w:w="2242" w:type="dxa"/>
+            <w:hideMark/>
+          </w:tcPr>
+          <w:p>
+            <w:pPr>
+              <w:spacing w:after="160" w:line="278" w:lineRule="auto"/>
+              <w:cnfStyle w:val="000000100000" w:firstRow="0" w:lastRow="0" w:firstColumn="0" w:lastColumn="0" w:oddVBand="0" w:evenVBand="0" w:oddHBand="1" w:evenHBand="0" w:firstRowFirstColumn="0" w:firstRowLastColumn="0" w:lastRowFirstColumn="0" w:lastRowLastColumn="0"/>
+            </w:pPr>
+            <w:r>
+              <w:t>123.45.67.64</w:t>
+            </w:r>
+          </w:p>
+        </w:tc>
+        <w:tc>
+          <w:tcPr>
+            <w:tcW w:w="2274" w:type="dxa"/>
+            <w:hideMark/>
+          </w:tcPr>
+          <w:p>
+            <w:pPr>
+              <w:spacing w:after="160" w:line="278" w:lineRule="auto"/>
+              <w:cnfStyle w:val="000000100000" w:firstRow="0" w:lastRow="0" w:firstColumn="0" w:lastColumn="0" w:oddVBand="0" w:evenVBand="0" w:oddHBand="1" w:evenHBand="0" w:firstRowFirstColumn="0" w:firstRowLastColumn="0" w:lastRowFirstColumn="0" w:lastRowLastColumn="0"/>
+            </w:pPr>
+            <w:r>
+              <w:t>/27</w:t>
+            </w:r>
+          </w:p>
+        </w:tc>
+        <w:tc>
+          <w:tcPr>
+            <w:tcW w:w="2027" w:type="dxa"/>
+            <w:hideMark/>
+          </w:tcPr>
+          <w:p>
+            <w:pPr>
+              <w:spacing w:after="160" w:line="278" w:lineRule="auto"/>
+              <w:cnfStyle w:val="000000100000" w:firstRow="0" w:lastRow="0" w:firstColumn="0" w:lastColumn="0" w:oddVBand="0" w:evenVBand="0" w:oddHBand="1" w:evenHBand="0" w:firstRowFirstColumn="0" w:firstRowLastColumn="0" w:lastRowFirstColumn="0" w:lastRowLastColumn="0"/>
+            </w:pPr>
+            <w:r>
+              <w:t>123.45.67.95</w:t>
+            </w:r>
+          </w:p>
+        </w:tc>
+        <w:tc>
+          <w:tcPr>
+            <w:tcW w:w="1251" w:type="dxa"/>
+            <w:hideMark/>
+          </w:tcPr>
+          <w:p>
+            <w:pPr>
+              <w:spacing w:after="160" w:line="278" w:lineRule="auto"/>
+              <w:cnfStyle w:val="000000100000" w:firstRow="0" w:lastRow="0" w:firstColumn="0" w:lastColumn="0" w:oddVBand="0" w:evenVBand="0" w:oddHBand="1" w:evenHBand="0" w:firstRowFirstColumn="0" w:firstRowLastColumn="0" w:lastRowFirstColumn="0" w:lastRowLastColumn="0"/>
+            </w:pPr>
+            <w:r>
+              <w:t>32</w:t>
+            </w:r>
+          </w:p>
+        </w:tc>
+        <w:tc>
+          <w:tcPr>
+            <w:tcW w:w="1323" w:type="dxa"/>
+            <w:hideMark/>
+          </w:tcPr>
+          <w:p>
+            <w:pPr>
+              <w:spacing w:after="160" w:line="278" w:lineRule="auto"/>
+              <w:cnfStyle w:val="000000100000" w:firstRow="0" w:lastRow="0" w:firstColumn="0" w:lastColumn="0" w:oddVBand="0" w:evenVBand="0" w:oddHBand="1" w:evenHBand="0" w:firstRowFirstColumn="0" w:firstRowLastColumn="0" w:lastRowFirstColumn="0" w:lastRowLastColumn="0"/>
+            </w:pPr>
+            <w:r>
+              <w:t>30</w:t>
+            </w:r>
+          </w:p>
+        </w:tc>
+      </w:tr>
+      <w:tr>
+        <w:tc>
+          <w:tcPr>
+            <w:cnfStyle w:val="001000000000" w:firstRow="0" w:lastRow="0" w:firstColumn="1" w:lastColumn="0" w:oddVBand="0" w:evenVBand="0" w:oddHBand="0" w:evenHBand="0" w:firstRowFirstColumn="0" w:firstRowLastColumn="0" w:lastRowFirstColumn="0" w:lastRowLastColumn="0"/>
+            <w:tcW w:w="909" w:type="dxa"/>
+            <w:hideMark/>
+          </w:tcPr>
+          <w:p>
+            <w:pPr>
+              <w:spacing w:after="160" w:line="278" w:lineRule="auto"/>
+            </w:pPr>
+            <w:r>
+              <w:t>d)</w:t>
+            </w:r>
+          </w:p>
+        </w:tc>
+        <w:tc>
+          <w:tcPr>
+            <w:tcW w:w="2242" w:type="dxa"/>
+            <w:hideMark/>
+          </w:tcPr>
+          <w:p>
+            <w:pPr>
+              <w:spacing w:after="160" w:line="278" w:lineRule="auto"/>
+              <w:cnfStyle w:val="000000000000" w:firstRow="0" w:lastRow="0" w:firstColumn="0" w:lastColumn="0" w:oddVBand="0" w:evenVBand="0" w:oddHBand="0" w:evenHBand="0" w:firstRowFirstColumn="0" w:firstRowLastColumn="0" w:lastRowFirstColumn="0" w:lastRowLastColumn="0"/>
+            </w:pPr>
+            <w:r>
+              <w:t>123.45.67.128</w:t>
+            </w:r>
+          </w:p>
+        </w:tc>
+        <w:tc>
+          <w:tcPr>
+            <w:tcW w:w="2274" w:type="dxa"/>
+            <w:hideMark/>
+          </w:tcPr>
+          <w:p>
+            <w:pPr>
+              <w:spacing w:after="160" w:line="278" w:lineRule="auto"/>
+              <w:cnfStyle w:val="000000000000" w:firstRow="0" w:lastRow="0" w:firstColumn="0" w:lastColumn="0" w:oddVBand="0" w:evenVBand="0" w:oddHBand="0" w:evenHBand="0" w:firstRowFirstColumn="0" w:firstRowLastColumn="0" w:lastRowFirstColumn="0" w:lastRowLastColumn="0"/>
+            </w:pPr>
+            <w:r>
+              <w:t>255.255.255.128 (/25)</w:t>
+            </w:r>
+          </w:p>
+        </w:tc>
+        <w:tc>
+          <w:tcPr>
+            <w:tcW w:w="2027" w:type="dxa"/>
+            <w:hideMark/>
+          </w:tcPr>
+          <w:p>
+            <w:pPr>
+              <w:spacing w:after="160" w:line="278" w:lineRule="auto"/>
+              <w:cnfStyle w:val="000000000000" w:firstRow="0" w:lastRow="0" w:firstColumn="0" w:lastColumn="0" w:oddVBand="0" w:evenVBand="0" w:oddHBand="0" w:evenHBand="0" w:firstRowFirstColumn="0" w:firstRowLastColumn="0" w:lastRowFirstColumn="0" w:lastRowLastColumn="0"/>
+            </w:pPr>
+            <w:r>
+              <w:t>123.45.67.255</w:t>
+            </w:r>
+          </w:p>
+        </w:tc>
+        <w:tc>
+          <w:tcPr>
+            <w:tcW w:w="1251" w:type="dxa"/>
+            <w:hideMark/>
+          </w:tcPr>
+          <w:p>
+            <w:pPr>
+              <w:spacing w:after="160" w:line="278" w:lineRule="auto"/>
+              <w:cnfStyle w:val="000000000000" w:firstRow="0" w:lastRow="0" w:firstColumn="0" w:lastColumn="0" w:oddVBand="0" w:evenVBand="0" w:oddHBand="0" w:evenHBand="0" w:firstRowFirstColumn="0" w:firstRowLastColumn="0" w:lastRowFirstColumn="0" w:lastRowLastColumn="0"/>
+            </w:pPr>
+            <w:r>
+              <w:t>128</w:t>
+            </w:r>
+          </w:p>
+        </w:tc>
+        <w:tc>
+          <w:tcPr>
+            <w:tcW w:w="1323" w:type="dxa"/>
+            <w:hideMark/>
+          </w:tcPr>
+          <w:p>
+            <w:pPr>
+              <w:spacing w:after="160" w:line="278" w:lineRule="auto"/>
+              <w:cnfStyle w:val="000000000000" w:firstRow="0" w:lastRow="0" w:firstColumn="0" w:lastColumn="0" w:oddVBand="0" w:evenVBand="0" w:oddHBand="0" w:evenHBand="0" w:firstRowFirstColumn="0" w:firstRowLastColumn="0" w:lastRowFirstColumn="0" w:lastRowLastColumn="0"/>
+            </w:pPr>
+            <w:r>
+              <w:t>126</w:t>
+            </w:r>
+          </w:p>
+        </w:tc>
+      </w:tr>
+      <w:tr>
+        <w:trPr>
+          <w:cnfStyle w:val="000000100000" w:firstRow="0" w:lastRow="0" w:firstColumn="0" w:lastColumn="0" w:oddVBand="0" w:evenVBand="0" w:oddHBand="1" w:evenHBand="0" w:firstRowFirstColumn="0" w:firstRowLastColumn="0" w:lastRowFirstColumn="0" w:lastRowLastColumn="0"/>
+        </w:trPr>
+        <w:tc>
+          <w:tcPr>
+            <w:cnfStyle w:val="001000000000" w:firstRow="0" w:lastRow="0" w:firstColumn="1" w:lastColumn="0" w:oddVBand="0" w:evenVBand="0" w:oddHBand="0" w:evenHBand="0" w:firstRowFirstColumn="0" w:firstRowLastColumn="0" w:lastRowFirstColumn="0" w:lastRowLastColumn="0"/>
+            <w:tcW w:w="909" w:type="dxa"/>
+            <w:hideMark/>
+          </w:tcPr>
+          <w:p>
+            <w:pPr>
+              <w:spacing w:after="160" w:line="278" w:lineRule="auto"/>
+            </w:pPr>
+            <w:r>
+              <w:t>e)</w:t>
+            </w:r>
+          </w:p>
+        </w:tc>
+        <w:tc>
+          <w:tcPr>
+            <w:tcW w:w="2242" w:type="dxa"/>
+            <w:hideMark/>
+          </w:tcPr>
+          <w:p>
+            <w:pPr>
+              <w:spacing w:after="160" w:line="278" w:lineRule="auto"/>
+              <w:cnfStyle w:val="000000100000" w:firstRow="0" w:lastRow="0" w:firstColumn="0" w:lastColumn="0" w:oddVBand="0" w:evenVBand="0" w:oddHBand="1" w:evenHBand="0" w:firstRowFirstColumn="0" w:firstRowLastColumn="0" w:lastRowFirstColumn="0" w:lastRowLastColumn="0"/>
+            </w:pPr>
+            <w:r>
+              <w:t>8.88.111.32</w:t>
+            </w:r>
+          </w:p>
+        </w:tc>
+        <w:tc>
+          <w:tcPr>
+            <w:tcW w:w="2274" w:type="dxa"/>
+            <w:hideMark/>
+          </w:tcPr>
+          <w:p>
+            <w:pPr>
+              <w:spacing w:after="160" w:line="278" w:lineRule="auto"/>
+              <w:cnfStyle w:val="000000100000" w:firstRow="0" w:lastRow="0" w:firstColumn="0" w:lastColumn="0" w:oddVBand="0" w:evenVBand="0" w:oddHBand="1" w:evenHBand="0" w:firstRowFirstColumn="0" w:firstRowLastColumn="0" w:lastRowFirstColumn="0" w:lastRowLastColumn="0"/>
+            </w:pPr>
+            <w:r>
+              <w:t>255.255.255.224 (/27)</w:t>
+            </w:r>
+          </w:p>
+        </w:tc>
+        <w:tc>
+          <w:tcPr>
+            <w:tcW w:w="2027" w:type="dxa"/>
+            <w:hideMark/>
+          </w:tcPr>
+          <w:p>
+            <w:pPr>
+              <w:spacing w:after="160" w:line="278" w:lineRule="auto"/>
+              <w:cnfStyle w:val="000000100000" w:firstRow="0" w:lastRow="0" w:firstColumn="0" w:lastColumn="0" w:oddVBand="0" w:evenVBand="0" w:oddHBand="1" w:evenHBand="0" w:firstRowFirstColumn="0" w:firstRowLastColumn="0" w:lastRowFirstColumn="0" w:lastRowLastColumn="0"/>
+            </w:pPr>
+            <w:r>
+              <w:t>8.88.111.63</w:t>
+            </w:r>
+          </w:p>
+        </w:tc>
+        <w:tc>
+          <w:tcPr>
+            <w:tcW w:w="1251" w:type="dxa"/>
+            <w:hideMark/>
+          </w:tcPr>
+          <w:p>
+            <w:pPr>
+              <w:spacing w:after="160" w:line="278" w:lineRule="auto"/>
+              <w:cnfStyle w:val="000000100000" w:firstRow="0" w:lastRow="0" w:firstColumn="0" w:lastColumn="0" w:oddVBand="0" w:evenVBand="0" w:oddHBand="1" w:evenHBand="0" w:firstRowFirstColumn="0" w:firstRowLastColumn="0" w:lastRowFirstColumn="0" w:lastRowLastColumn="0"/>
+            </w:pPr>
+            <w:r>
+              <w:t>32</w:t>
+            </w:r>
+          </w:p>
+        </w:tc>
+        <w:tc>
+          <w:tcPr>
+            <w:tcW w:w="1323" w:type="dxa"/>
+            <w:hideMark/>
+          </w:tcPr>
+          <w:p>
+            <w:pPr>
+              <w:spacing w:after="160" w:line="278" w:lineRule="auto"/>
+              <w:cnfStyle w:val="000000100000" w:firstRow="0" w:lastRow="0" w:firstColumn="0" w:lastColumn="0" w:oddVBand="0" w:evenVBand="0" w:oddHBand="1" w:evenHBand="0" w:firstRowFirstColumn="0" w:firstRowLastColumn="0" w:lastRowFirstColumn="0" w:lastRowLastColumn="0"/>
+            </w:pPr>
+            <w:r>
+              <w:t>30</w:t>
+            </w:r>
+          </w:p>
+        </w:tc>
+      </w:tr>
+    </w:tbl>
+    <w:p/>
+    <w:p>
+      <w:pPr>
+        <w:pStyle w:val="Listenabsatz"/>
+        <w:numPr>
+          <w:ilvl w:val="0"/>
+          <w:numId w:val="13"/>
+        </w:numPr>
+      </w:pPr>
+      <w:r>
+        <w:t>Die Kombination von Netzwerkadressen ist nicht möglich, da die Netzwerkadressen im letzten Byte immer um 8 steigen. Das heisst, die legitimen Netzwerkadressen enden etwa mit 0, 8, 16 und so weiter. Die Endung 12 ist hier nicht enthalten und ist somit nicht legitim.</w:t>
+      </w:r>
+    </w:p>
+    <w:p>
+      <w:pPr>
         <w:pStyle w:val="berschrift3"/>
       </w:pPr>
       <w:bookmarkStart w:id="20" w:name="_Toc227177675"/>
@@ -7933,6 +8542,7 @@
                 <w:lang w:eastAsia="de-CH"/>
                 <w14:ligatures w14:val="none"/>
               </w:rPr>
+              <w:lastRenderedPageBreak/>
               <w:t>6</w:t>
             </w:r>
           </w:p>
@@ -8317,7 +8927,6 @@
         </w:numPr>
       </w:pPr>
       <w:r>
-        <w:lastRenderedPageBreak/>
         <w:t>Die Ergebnisse zu diesem Auftrag sind unter Screenshots zu finden. Die Namen der Aufnahmen lauten «</w:t>
       </w:r>
       <w:r>
@@ -8454,6 +9063,7 @@
         <w:rPr>
           <w:noProof/>
         </w:rPr>
+        <w:lastRenderedPageBreak/>
         <w:drawing>
           <wp:inline distT="0" distB="0" distL="0" distR="0" wp14:anchorId="4E5B4487" wp14:editId="27763F4C">
             <wp:extent cx="2448000" cy="662657"/>
@@ -8904,10 +9514,10 @@
     </w:lvl>
   </w:abstractNum>
   <w:abstractNum w:abstractNumId="3" w15:restartNumberingAfterBreak="0">
-    <w:nsid w:val="1EA14374"/>
+    <w:nsid w:val="17BF3FEA"/>
     <w:multiLevelType w:val="hybridMultilevel"/>
-    <w:tmpl w:val="A956E694"/>
-    <w:lvl w:ilvl="0" w:tplc="6A9E970E">
+    <w:tmpl w:val="4D74F0D2"/>
+    <w:lvl w:ilvl="0" w:tplc="0807000F">
       <w:start w:val="1"/>
       <w:numFmt w:val="decimal"/>
       <w:lvlText w:val="%1."/>
@@ -8993,6 +9603,95 @@
     </w:lvl>
   </w:abstractNum>
   <w:abstractNum w:abstractNumId="4" w15:restartNumberingAfterBreak="0">
+    <w:nsid w:val="1EA14374"/>
+    <w:multiLevelType w:val="hybridMultilevel"/>
+    <w:tmpl w:val="A956E694"/>
+    <w:lvl w:ilvl="0" w:tplc="6A9E970E">
+      <w:start w:val="1"/>
+      <w:numFmt w:val="decimal"/>
+      <w:lvlText w:val="%1."/>
+      <w:lvlJc w:val="left"/>
+      <w:pPr>
+        <w:ind w:left="720" w:hanging="360"/>
+      </w:pPr>
+      <w:rPr>
+        <w:rFonts w:hint="default"/>
+      </w:rPr>
+    </w:lvl>
+    <w:lvl w:ilvl="1" w:tplc="08070019" w:tentative="1">
+      <w:start w:val="1"/>
+      <w:numFmt w:val="lowerLetter"/>
+      <w:lvlText w:val="%2."/>
+      <w:lvlJc w:val="left"/>
+      <w:pPr>
+        <w:ind w:left="1440" w:hanging="360"/>
+      </w:pPr>
+    </w:lvl>
+    <w:lvl w:ilvl="2" w:tplc="0807001B" w:tentative="1">
+      <w:start w:val="1"/>
+      <w:numFmt w:val="lowerRoman"/>
+      <w:lvlText w:val="%3."/>
+      <w:lvlJc w:val="right"/>
+      <w:pPr>
+        <w:ind w:left="2160" w:hanging="180"/>
+      </w:pPr>
+    </w:lvl>
+    <w:lvl w:ilvl="3" w:tplc="0807000F" w:tentative="1">
+      <w:start w:val="1"/>
+      <w:numFmt w:val="decimal"/>
+      <w:lvlText w:val="%4."/>
+      <w:lvlJc w:val="left"/>
+      <w:pPr>
+        <w:ind w:left="2880" w:hanging="360"/>
+      </w:pPr>
+    </w:lvl>
+    <w:lvl w:ilvl="4" w:tplc="08070019" w:tentative="1">
+      <w:start w:val="1"/>
+      <w:numFmt w:val="lowerLetter"/>
+      <w:lvlText w:val="%5."/>
+      <w:lvlJc w:val="left"/>
+      <w:pPr>
+        <w:ind w:left="3600" w:hanging="360"/>
+      </w:pPr>
+    </w:lvl>
+    <w:lvl w:ilvl="5" w:tplc="0807001B" w:tentative="1">
+      <w:start w:val="1"/>
+      <w:numFmt w:val="lowerRoman"/>
+      <w:lvlText w:val="%6."/>
+      <w:lvlJc w:val="right"/>
+      <w:pPr>
+        <w:ind w:left="4320" w:hanging="180"/>
+      </w:pPr>
+    </w:lvl>
+    <w:lvl w:ilvl="6" w:tplc="0807000F" w:tentative="1">
+      <w:start w:val="1"/>
+      <w:numFmt w:val="decimal"/>
+      <w:lvlText w:val="%7."/>
+      <w:lvlJc w:val="left"/>
+      <w:pPr>
+        <w:ind w:left="5040" w:hanging="360"/>
+      </w:pPr>
+    </w:lvl>
+    <w:lvl w:ilvl="7" w:tplc="08070019" w:tentative="1">
+      <w:start w:val="1"/>
+      <w:numFmt w:val="lowerLetter"/>
+      <w:lvlText w:val="%8."/>
+      <w:lvlJc w:val="left"/>
+      <w:pPr>
+        <w:ind w:left="5760" w:hanging="360"/>
+      </w:pPr>
+    </w:lvl>
+    <w:lvl w:ilvl="8" w:tplc="0807001B" w:tentative="1">
+      <w:start w:val="1"/>
+      <w:numFmt w:val="lowerRoman"/>
+      <w:lvlText w:val="%9."/>
+      <w:lvlJc w:val="right"/>
+      <w:pPr>
+        <w:ind w:left="6480" w:hanging="180"/>
+      </w:pPr>
+    </w:lvl>
+  </w:abstractNum>
+  <w:abstractNum w:abstractNumId="5" w15:restartNumberingAfterBreak="0">
     <w:nsid w:val="2088333A"/>
     <w:multiLevelType w:val="hybridMultilevel"/>
     <w:tmpl w:val="B52CCC00"/>
@@ -9083,7 +9782,97 @@
       </w:pPr>
     </w:lvl>
   </w:abstractNum>
-  <w:abstractNum w:abstractNumId="5" w15:restartNumberingAfterBreak="0">
+  <w:abstractNum w:abstractNumId="6" w15:restartNumberingAfterBreak="0">
+    <w:nsid w:val="34FE3E2C"/>
+    <w:multiLevelType w:val="hybridMultilevel"/>
+    <w:tmpl w:val="5C1641C6"/>
+    <w:lvl w:ilvl="0" w:tplc="D526C89C">
+      <w:start w:val="1"/>
+      <w:numFmt w:val="decimal"/>
+      <w:lvlText w:val="%1."/>
+      <w:lvlJc w:val="left"/>
+      <w:pPr>
+        <w:ind w:left="720" w:hanging="360"/>
+      </w:pPr>
+      <w:rPr>
+        <w:b/>
+        <w:bCs/>
+      </w:rPr>
+    </w:lvl>
+    <w:lvl w:ilvl="1" w:tplc="08070019" w:tentative="1">
+      <w:start w:val="1"/>
+      <w:numFmt w:val="lowerLetter"/>
+      <w:lvlText w:val="%2."/>
+      <w:lvlJc w:val="left"/>
+      <w:pPr>
+        <w:ind w:left="1440" w:hanging="360"/>
+      </w:pPr>
+    </w:lvl>
+    <w:lvl w:ilvl="2" w:tplc="0807001B" w:tentative="1">
+      <w:start w:val="1"/>
+      <w:numFmt w:val="lowerRoman"/>
+      <w:lvlText w:val="%3."/>
+      <w:lvlJc w:val="right"/>
+      <w:pPr>
+        <w:ind w:left="2160" w:hanging="180"/>
+      </w:pPr>
+    </w:lvl>
+    <w:lvl w:ilvl="3" w:tplc="0807000F" w:tentative="1">
+      <w:start w:val="1"/>
+      <w:numFmt w:val="decimal"/>
+      <w:lvlText w:val="%4."/>
+      <w:lvlJc w:val="left"/>
+      <w:pPr>
+        <w:ind w:left="2880" w:hanging="360"/>
+      </w:pPr>
+    </w:lvl>
+    <w:lvl w:ilvl="4" w:tplc="08070019" w:tentative="1">
+      <w:start w:val="1"/>
+      <w:numFmt w:val="lowerLetter"/>
+      <w:lvlText w:val="%5."/>
+      <w:lvlJc w:val="left"/>
+      <w:pPr>
+        <w:ind w:left="3600" w:hanging="360"/>
+      </w:pPr>
+    </w:lvl>
+    <w:lvl w:ilvl="5" w:tplc="0807001B" w:tentative="1">
+      <w:start w:val="1"/>
+      <w:numFmt w:val="lowerRoman"/>
+      <w:lvlText w:val="%6."/>
+      <w:lvlJc w:val="right"/>
+      <w:pPr>
+        <w:ind w:left="4320" w:hanging="180"/>
+      </w:pPr>
+    </w:lvl>
+    <w:lvl w:ilvl="6" w:tplc="0807000F" w:tentative="1">
+      <w:start w:val="1"/>
+      <w:numFmt w:val="decimal"/>
+      <w:lvlText w:val="%7."/>
+      <w:lvlJc w:val="left"/>
+      <w:pPr>
+        <w:ind w:left="5040" w:hanging="360"/>
+      </w:pPr>
+    </w:lvl>
+    <w:lvl w:ilvl="7" w:tplc="08070019" w:tentative="1">
+      <w:start w:val="1"/>
+      <w:numFmt w:val="lowerLetter"/>
+      <w:lvlText w:val="%8."/>
+      <w:lvlJc w:val="left"/>
+      <w:pPr>
+        <w:ind w:left="5760" w:hanging="360"/>
+      </w:pPr>
+    </w:lvl>
+    <w:lvl w:ilvl="8" w:tplc="0807001B" w:tentative="1">
+      <w:start w:val="1"/>
+      <w:numFmt w:val="lowerRoman"/>
+      <w:lvlText w:val="%9."/>
+      <w:lvlJc w:val="right"/>
+      <w:pPr>
+        <w:ind w:left="6480" w:hanging="180"/>
+      </w:pPr>
+    </w:lvl>
+  </w:abstractNum>
+  <w:abstractNum w:abstractNumId="7" w15:restartNumberingAfterBreak="0">
     <w:nsid w:val="48873389"/>
     <w:multiLevelType w:val="hybridMultilevel"/>
     <w:tmpl w:val="CDE8C5F8"/>
@@ -9172,7 +9961,7 @@
       </w:pPr>
     </w:lvl>
   </w:abstractNum>
-  <w:abstractNum w:abstractNumId="6" w15:restartNumberingAfterBreak="0">
+  <w:abstractNum w:abstractNumId="8" w15:restartNumberingAfterBreak="0">
     <w:nsid w:val="60880D9F"/>
     <w:multiLevelType w:val="hybridMultilevel"/>
     <w:tmpl w:val="7664790C"/>
@@ -9261,7 +10050,7 @@
       </w:pPr>
     </w:lvl>
   </w:abstractNum>
-  <w:abstractNum w:abstractNumId="7" w15:restartNumberingAfterBreak="0">
+  <w:abstractNum w:abstractNumId="9" w15:restartNumberingAfterBreak="0">
     <w:nsid w:val="642A799D"/>
     <w:multiLevelType w:val="hybridMultilevel"/>
     <w:tmpl w:val="0D9A190C"/>
@@ -9352,7 +10141,98 @@
       </w:pPr>
     </w:lvl>
   </w:abstractNum>
-  <w:abstractNum w:abstractNumId="8" w15:restartNumberingAfterBreak="0">
+  <w:abstractNum w:abstractNumId="10" w15:restartNumberingAfterBreak="0">
+    <w:nsid w:val="717C7B13"/>
+    <w:multiLevelType w:val="hybridMultilevel"/>
+    <w:tmpl w:val="EC840426"/>
+    <w:lvl w:ilvl="0" w:tplc="960A7DD2">
+      <w:start w:val="1"/>
+      <w:numFmt w:val="decimal"/>
+      <w:lvlText w:val="%1."/>
+      <w:lvlJc w:val="left"/>
+      <w:pPr>
+        <w:ind w:left="720" w:hanging="360"/>
+      </w:pPr>
+      <w:rPr>
+        <w:rFonts w:hint="default"/>
+        <w:b/>
+        <w:bCs/>
+      </w:rPr>
+    </w:lvl>
+    <w:lvl w:ilvl="1" w:tplc="08070019" w:tentative="1">
+      <w:start w:val="1"/>
+      <w:numFmt w:val="lowerLetter"/>
+      <w:lvlText w:val="%2."/>
+      <w:lvlJc w:val="left"/>
+      <w:pPr>
+        <w:ind w:left="1440" w:hanging="360"/>
+      </w:pPr>
+    </w:lvl>
+    <w:lvl w:ilvl="2" w:tplc="0807001B" w:tentative="1">
+      <w:start w:val="1"/>
+      <w:numFmt w:val="lowerRoman"/>
+      <w:lvlText w:val="%3."/>
+      <w:lvlJc w:val="right"/>
+      <w:pPr>
+        <w:ind w:left="2160" w:hanging="180"/>
+      </w:pPr>
+    </w:lvl>
+    <w:lvl w:ilvl="3" w:tplc="0807000F" w:tentative="1">
+      <w:start w:val="1"/>
+      <w:numFmt w:val="decimal"/>
+      <w:lvlText w:val="%4."/>
+      <w:lvlJc w:val="left"/>
+      <w:pPr>
+        <w:ind w:left="2880" w:hanging="360"/>
+      </w:pPr>
+    </w:lvl>
+    <w:lvl w:ilvl="4" w:tplc="08070019" w:tentative="1">
+      <w:start w:val="1"/>
+      <w:numFmt w:val="lowerLetter"/>
+      <w:lvlText w:val="%5."/>
+      <w:lvlJc w:val="left"/>
+      <w:pPr>
+        <w:ind w:left="3600" w:hanging="360"/>
+      </w:pPr>
+    </w:lvl>
+    <w:lvl w:ilvl="5" w:tplc="0807001B" w:tentative="1">
+      <w:start w:val="1"/>
+      <w:numFmt w:val="lowerRoman"/>
+      <w:lvlText w:val="%6."/>
+      <w:lvlJc w:val="right"/>
+      <w:pPr>
+        <w:ind w:left="4320" w:hanging="180"/>
+      </w:pPr>
+    </w:lvl>
+    <w:lvl w:ilvl="6" w:tplc="0807000F" w:tentative="1">
+      <w:start w:val="1"/>
+      <w:numFmt w:val="decimal"/>
+      <w:lvlText w:val="%7."/>
+      <w:lvlJc w:val="left"/>
+      <w:pPr>
+        <w:ind w:left="5040" w:hanging="360"/>
+      </w:pPr>
+    </w:lvl>
+    <w:lvl w:ilvl="7" w:tplc="08070019" w:tentative="1">
+      <w:start w:val="1"/>
+      <w:numFmt w:val="lowerLetter"/>
+      <w:lvlText w:val="%8."/>
+      <w:lvlJc w:val="left"/>
+      <w:pPr>
+        <w:ind w:left="5760" w:hanging="360"/>
+      </w:pPr>
+    </w:lvl>
+    <w:lvl w:ilvl="8" w:tplc="0807001B" w:tentative="1">
+      <w:start w:val="1"/>
+      <w:numFmt w:val="lowerRoman"/>
+      <w:lvlText w:val="%9."/>
+      <w:lvlJc w:val="right"/>
+      <w:pPr>
+        <w:ind w:left="6480" w:hanging="180"/>
+      </w:pPr>
+    </w:lvl>
+  </w:abstractNum>
+  <w:abstractNum w:abstractNumId="11" w15:restartNumberingAfterBreak="0">
     <w:nsid w:val="733E5A7B"/>
     <w:multiLevelType w:val="hybridMultilevel"/>
     <w:tmpl w:val="842C1EDC"/>
@@ -9441,7 +10321,7 @@
       </w:pPr>
     </w:lvl>
   </w:abstractNum>
-  <w:abstractNum w:abstractNumId="9" w15:restartNumberingAfterBreak="0">
+  <w:abstractNum w:abstractNumId="12" w15:restartNumberingAfterBreak="0">
     <w:nsid w:val="78FA56F0"/>
     <w:multiLevelType w:val="hybridMultilevel"/>
     <w:tmpl w:val="1DFEF184"/>
@@ -9533,16 +10413,16 @@
     </w:lvl>
   </w:abstractNum>
   <w:num w:numId="1" w16cid:durableId="233395491">
-    <w:abstractNumId w:val="5"/>
+    <w:abstractNumId w:val="7"/>
   </w:num>
   <w:num w:numId="2" w16cid:durableId="1231188824">
     <w:abstractNumId w:val="1"/>
   </w:num>
   <w:num w:numId="3" w16cid:durableId="376662093">
-    <w:abstractNumId w:val="8"/>
+    <w:abstractNumId w:val="11"/>
   </w:num>
   <w:num w:numId="4" w16cid:durableId="163279693">
-    <w:abstractNumId w:val="4"/>
+    <w:abstractNumId w:val="5"/>
   </w:num>
   <w:num w:numId="5" w16cid:durableId="454836855">
     <w:abstractNumId w:val="0"/>
@@ -9551,16 +10431,25 @@
     <w:abstractNumId w:val="2"/>
   </w:num>
   <w:num w:numId="7" w16cid:durableId="1981883565">
-    <w:abstractNumId w:val="7"/>
+    <w:abstractNumId w:val="9"/>
   </w:num>
   <w:num w:numId="8" w16cid:durableId="443309494">
+    <w:abstractNumId w:val="4"/>
+  </w:num>
+  <w:num w:numId="9" w16cid:durableId="1216966879">
+    <w:abstractNumId w:val="8"/>
+  </w:num>
+  <w:num w:numId="10" w16cid:durableId="32384035">
+    <w:abstractNumId w:val="12"/>
+  </w:num>
+  <w:num w:numId="11" w16cid:durableId="1039671542">
     <w:abstractNumId w:val="3"/>
   </w:num>
-  <w:num w:numId="9" w16cid:durableId="1216966879">
+  <w:num w:numId="12" w16cid:durableId="2109689445">
     <w:abstractNumId w:val="6"/>
   </w:num>
-  <w:num w:numId="10" w16cid:durableId="32384035">
-    <w:abstractNumId w:val="9"/>
+  <w:num w:numId="13" w16cid:durableId="403836558">
+    <w:abstractNumId w:val="10"/>
   </w:num>
 </w:numbering>
 </file>
@@ -10898,6 +11787,7 @@
     <w:rsid w:val="00041762"/>
     <w:rsid w:val="001A7A50"/>
     <w:rsid w:val="001B3170"/>
+    <w:rsid w:val="002E27D2"/>
     <w:rsid w:val="00367509"/>
     <w:rsid w:val="004A4E5D"/>
     <w:rsid w:val="00717388"/>
@@ -10910,6 +11800,7 @@
     <w:rsid w:val="00C20CE7"/>
     <w:rsid w:val="00CB5AA5"/>
     <w:rsid w:val="00D37756"/>
+    <w:rsid w:val="00DC2A7B"/>
     <w:rsid w:val="00DE1923"/>
     <w:rsid w:val="00E26893"/>
   </w:rsids>

--- a/M129/Projekt_LB2/Dokumentation/Dokumentation_M129_LB2.docx
+++ b/M129/Projekt_LB2/Dokumentation/Dokumentation_M129_LB2.docx
@@ -2854,7 +2854,6 @@
         <w:pStyle w:val="berschrift2"/>
       </w:pPr>
       <w:bookmarkStart w:id="1" w:name="_Toc227177656"/>
-      <w:proofErr w:type="spellStart"/>
       <w:r>
         <w:rPr>
           <w:highlight w:val="green"/>
@@ -2862,7 +2861,6 @@
         <w:t>BeASwitch</w:t>
       </w:r>
       <w:bookmarkEnd w:id="1"/>
-      <w:proofErr w:type="spellEnd"/>
     </w:p>
     <w:p>
       <w:pPr>
@@ -2876,23 +2874,7 @@
     </w:p>
     <w:p>
       <w:r>
-        <w:t xml:space="preserve">Es soll im Programm </w:t>
-      </w:r>
-      <w:proofErr w:type="spellStart"/>
-      <w:r>
-        <w:t>BeASwitch</w:t>
-      </w:r>
-      <w:proofErr w:type="spellEnd"/>
-      <w:r>
-        <w:t xml:space="preserve"> im </w:t>
-      </w:r>
-      <w:proofErr w:type="spellStart"/>
-      <w:r>
-        <w:t>Exam</w:t>
-      </w:r>
-      <w:proofErr w:type="spellEnd"/>
-      <w:r>
-        <w:t xml:space="preserve"> Modus ein Score von 27 richtigen Lösungen aus 30 Aufgaben erreicht werden. Ist dieses Ziel erreicht, soll davon ein Screenshot gemacht werden.</w:t>
+        <w:t>Es soll im Programm BeASwitch im Exam Modus ein Score von 27 richtigen Lösungen aus 30 Aufgaben erreicht werden. Ist dieses Ziel erreicht, soll davon ein Screenshot gemacht werden.</w:t>
       </w:r>
     </w:p>
     <w:p>
@@ -2972,20 +2954,14 @@
         <w:t>: Erfolgszertifikat</w:t>
       </w:r>
       <w:r>
-        <w:t xml:space="preserve"> </w:t>
-      </w:r>
-      <w:proofErr w:type="spellStart"/>
-      <w:r>
-        <w:t>BeASwitch</w:t>
-      </w:r>
-      <w:proofErr w:type="spellEnd"/>
+        <w:t xml:space="preserve"> BeASwitch</w:t>
+      </w:r>
     </w:p>
     <w:p>
       <w:pPr>
         <w:pStyle w:val="berschrift2"/>
       </w:pPr>
       <w:bookmarkStart w:id="4" w:name="_Toc227177659"/>
-      <w:proofErr w:type="spellStart"/>
       <w:r>
         <w:rPr>
           <w:highlight w:val="green"/>
@@ -2993,7 +2969,6 @@
         <w:t>BeARouter</w:t>
       </w:r>
       <w:bookmarkEnd w:id="4"/>
-      <w:proofErr w:type="spellEnd"/>
     </w:p>
     <w:p>
       <w:pPr>
@@ -3007,23 +2982,7 @@
     </w:p>
     <w:p>
       <w:r>
-        <w:t xml:space="preserve">Es soll im Programm </w:t>
-      </w:r>
-      <w:proofErr w:type="spellStart"/>
-      <w:r>
-        <w:t>BeARouter</w:t>
-      </w:r>
-      <w:proofErr w:type="spellEnd"/>
-      <w:r>
-        <w:t xml:space="preserve"> im </w:t>
-      </w:r>
-      <w:proofErr w:type="spellStart"/>
-      <w:r>
-        <w:t>Exam</w:t>
-      </w:r>
-      <w:proofErr w:type="spellEnd"/>
-      <w:r>
-        <w:t xml:space="preserve"> Modus ein Score von 27 richtigen Lösungen aus 30 Aufgaben erreicht werden. Ist dieses Ziel erreicht, soll davon ein Screenshot gemacht werden.</w:t>
+        <w:t>Es soll im Programm BeARouter im Exam Modus ein Score von 27 richtigen Lösungen aus 30 Aufgaben erreicht werden. Ist dieses Ziel erreicht, soll davon ein Screenshot gemacht werden.</w:t>
       </w:r>
     </w:p>
     <w:p>
@@ -3104,13 +3063,8 @@
         <w:t>: Erfolgszertifikat</w:t>
       </w:r>
       <w:r>
-        <w:t xml:space="preserve"> </w:t>
-      </w:r>
-      <w:proofErr w:type="spellStart"/>
-      <w:r>
-        <w:t>BeARouter</w:t>
-      </w:r>
-      <w:proofErr w:type="spellEnd"/>
+        <w:t xml:space="preserve"> BeARouter</w:t>
+      </w:r>
     </w:p>
     <w:p>
       <w:pPr>
@@ -3140,15 +3094,7 @@
         <w:t xml:space="preserve">Diese Aufgabe ist in zwei Teile aufgeteilt. Im ersten Teil soll aufgrund eines vorgegebenen Netzwerkes für einen Router seine Routingtabelle angelegt werden. Diese Tabelle wird unter Lösungen aufgeführt werden. Im zweiten Teil soll aufgrund eines vorgegebenen Szenarios das Subnetting, die Routingtabellen und ein entsprechendes Netzwerk im Programm </w:t>
       </w:r>
       <w:r>
-        <w:t>CISCO-</w:t>
-      </w:r>
-      <w:proofErr w:type="spellStart"/>
-      <w:r>
-        <w:t>Packettracer</w:t>
-      </w:r>
-      <w:proofErr w:type="spellEnd"/>
-      <w:r>
-        <w:t xml:space="preserve"> </w:t>
+        <w:t xml:space="preserve">CISCO-Packettracer </w:t>
       </w:r>
       <w:r>
         <w:t>erstellt werden. Die Dokumentation der Vorgehensweise ist unter Bearbeitung zu finden. Die schlussendlichen Produkte sind unter Lösungen abgelegt.</w:t>
@@ -3373,11 +3319,9 @@
               <w:spacing w:after="160" w:line="278" w:lineRule="auto"/>
               <w:cnfStyle w:val="100000000000" w:firstRow="1" w:lastRow="0" w:firstColumn="0" w:lastColumn="0" w:oddVBand="0" w:evenVBand="0" w:oddHBand="0" w:evenHBand="0" w:firstRowFirstColumn="0" w:firstRowLastColumn="0" w:lastRowFirstColumn="0" w:lastRowLastColumn="0"/>
             </w:pPr>
-            <w:proofErr w:type="spellStart"/>
             <w:r>
               <w:t>Metric</w:t>
             </w:r>
-            <w:proofErr w:type="spellEnd"/>
           </w:p>
         </w:tc>
         <w:tc>
@@ -4114,7 +4058,19 @@
         </w:numPr>
       </w:pPr>
       <w:r>
-        <w:t>Es folgt die Tabelle der Aufgabe 2e.</w:t>
+        <w:t>Es folg</w:t>
+      </w:r>
+      <w:r>
+        <w:t>en</w:t>
+      </w:r>
+      <w:r>
+        <w:t xml:space="preserve"> die Tabelle</w:t>
+      </w:r>
+      <w:r>
+        <w:t>n</w:t>
+      </w:r>
+      <w:r>
+        <w:t xml:space="preserve"> der Aufgabe 2e.</w:t>
       </w:r>
       <w:r>
         <w:br/>
@@ -4196,11 +4152,9 @@
               <w:spacing w:after="160" w:line="278" w:lineRule="auto"/>
               <w:cnfStyle w:val="100000000000" w:firstRow="1" w:lastRow="0" w:firstColumn="0" w:lastColumn="0" w:oddVBand="0" w:evenVBand="0" w:oddHBand="0" w:evenHBand="0" w:firstRowFirstColumn="0" w:firstRowLastColumn="0" w:lastRowFirstColumn="0" w:lastRowLastColumn="0"/>
             </w:pPr>
-            <w:proofErr w:type="spellStart"/>
             <w:r>
               <w:t>Metric</w:t>
             </w:r>
-            <w:proofErr w:type="spellEnd"/>
           </w:p>
         </w:tc>
         <w:tc>
@@ -4641,11 +4595,9 @@
               <w:spacing w:after="160" w:line="278" w:lineRule="auto"/>
               <w:cnfStyle w:val="100000000000" w:firstRow="1" w:lastRow="0" w:firstColumn="0" w:lastColumn="0" w:oddVBand="0" w:evenVBand="0" w:oddHBand="0" w:evenHBand="0" w:firstRowFirstColumn="0" w:firstRowLastColumn="0" w:lastRowFirstColumn="0" w:lastRowLastColumn="0"/>
             </w:pPr>
-            <w:proofErr w:type="spellStart"/>
             <w:r>
               <w:t>Metric</w:t>
             </w:r>
-            <w:proofErr w:type="spellEnd"/>
           </w:p>
         </w:tc>
         <w:tc>
@@ -5253,13 +5205,8 @@
         <w:t xml:space="preserve"> und ein Netz in </w:t>
       </w:r>
       <w:r>
-        <w:t>CISCO-</w:t>
-      </w:r>
-      <w:proofErr w:type="spellStart"/>
-      <w:r>
-        <w:t>Packettracer</w:t>
-      </w:r>
-      <w:proofErr w:type="spellEnd"/>
+        <w:t>CISCO-Packettracer</w:t>
+      </w:r>
       <w:r>
         <w:t xml:space="preserve"> aufzubauen</w:t>
       </w:r>
@@ -5305,17 +5252,19 @@
       <w:pPr>
         <w:ind w:left="708"/>
       </w:pPr>
-      <w:proofErr w:type="spellStart"/>
-      <w:r>
-        <w:t>Application</w:t>
-      </w:r>
-      <w:proofErr w:type="spellEnd"/>
-      <w:r>
-        <w:t>:</w:t>
+      <w:r>
+        <w:t>Application:</w:t>
       </w:r>
       <w:r>
         <w:br/>
-        <w:t xml:space="preserve">Hier sind </w:t>
+      </w:r>
+      <w:proofErr w:type="gramStart"/>
+      <w:r>
+        <w:t>Hier</w:t>
+      </w:r>
+      <w:proofErr w:type="gramEnd"/>
+      <w:r>
+        <w:t xml:space="preserve"> sind </w:t>
       </w:r>
       <w:r>
         <w:t>Dienste, Anwendungen und Netzmanagement</w:t>
@@ -5331,13 +5280,8 @@
       <w:pPr>
         <w:ind w:left="708"/>
       </w:pPr>
-      <w:proofErr w:type="spellStart"/>
-      <w:r>
-        <w:t>Presentation</w:t>
-      </w:r>
-      <w:proofErr w:type="spellEnd"/>
-      <w:r>
-        <w:t>:</w:t>
+      <w:r>
+        <w:t>Presentation:</w:t>
       </w:r>
       <w:r>
         <w:br/>
@@ -5430,13 +5374,8 @@
       <w:pPr>
         <w:ind w:left="708"/>
       </w:pPr>
-      <w:proofErr w:type="spellStart"/>
-      <w:r>
-        <w:t>Physical</w:t>
-      </w:r>
-      <w:proofErr w:type="spellEnd"/>
-      <w:r>
-        <w:t>:</w:t>
+      <w:r>
+        <w:t>Physical:</w:t>
       </w:r>
       <w:r>
         <w:t xml:space="preserve"> </w:t>
@@ -6373,15 +6312,7 @@
               <w:cnfStyle w:val="000000000000" w:firstRow="0" w:lastRow="0" w:firstColumn="0" w:lastColumn="0" w:oddVBand="0" w:evenVBand="0" w:oddHBand="0" w:evenHBand="0" w:firstRowFirstColumn="0" w:firstRowLastColumn="0" w:lastRowFirstColumn="0" w:lastRowLastColumn="0"/>
             </w:pPr>
             <w:r>
-              <w:t xml:space="preserve">DNS </w:t>
-            </w:r>
-            <w:proofErr w:type="spellStart"/>
-            <w:r>
-              <w:t>over</w:t>
-            </w:r>
-            <w:proofErr w:type="spellEnd"/>
-            <w:r>
-              <w:t xml:space="preserve"> TLS</w:t>
+              <w:t>DNS over TLS</w:t>
             </w:r>
           </w:p>
         </w:tc>
@@ -6432,15 +6363,7 @@
               <w:cnfStyle w:val="000000100000" w:firstRow="0" w:lastRow="0" w:firstColumn="0" w:lastColumn="0" w:oddVBand="0" w:evenVBand="0" w:oddHBand="1" w:evenHBand="0" w:firstRowFirstColumn="0" w:firstRowLastColumn="0" w:lastRowFirstColumn="0" w:lastRowLastColumn="0"/>
             </w:pPr>
             <w:r>
-              <w:t xml:space="preserve">Dynamic Host </w:t>
-            </w:r>
-            <w:proofErr w:type="spellStart"/>
-            <w:r>
-              <w:t>Configuration</w:t>
-            </w:r>
-            <w:proofErr w:type="spellEnd"/>
-            <w:r>
-              <w:t xml:space="preserve"> Protocol v4</w:t>
+              <w:t>Dynamic Host Configuration Protocol v4</w:t>
             </w:r>
           </w:p>
         </w:tc>
@@ -6490,15 +6413,7 @@
               <w:cnfStyle w:val="000000000000" w:firstRow="0" w:lastRow="0" w:firstColumn="0" w:lastColumn="0" w:oddVBand="0" w:evenVBand="0" w:oddHBand="0" w:evenHBand="0" w:firstRowFirstColumn="0" w:firstRowLastColumn="0" w:lastRowFirstColumn="0" w:lastRowLastColumn="0"/>
             </w:pPr>
             <w:r>
-              <w:t xml:space="preserve">Dynamic Host </w:t>
-            </w:r>
-            <w:proofErr w:type="spellStart"/>
-            <w:r>
-              <w:t>Configuration</w:t>
-            </w:r>
-            <w:proofErr w:type="spellEnd"/>
-            <w:r>
-              <w:t xml:space="preserve"> Protocol v6</w:t>
+              <w:t>Dynamic Host Configuration Protocol v6</w:t>
             </w:r>
           </w:p>
         </w:tc>
@@ -6600,15 +6515,7 @@
               <w:cnfStyle w:val="000000000000" w:firstRow="0" w:lastRow="0" w:firstColumn="0" w:lastColumn="0" w:oddVBand="0" w:evenVBand="0" w:oddHBand="0" w:evenHBand="0" w:firstRowFirstColumn="0" w:firstRowLastColumn="0" w:lastRowFirstColumn="0" w:lastRowLastColumn="0"/>
             </w:pPr>
             <w:r>
-              <w:t xml:space="preserve">Telnet </w:t>
-            </w:r>
-            <w:proofErr w:type="spellStart"/>
-            <w:r>
-              <w:t>over</w:t>
-            </w:r>
-            <w:proofErr w:type="spellEnd"/>
-            <w:r>
-              <w:t xml:space="preserve"> TLS</w:t>
+              <w:t>Telnet over TLS</w:t>
             </w:r>
           </w:p>
         </w:tc>
@@ -6644,15 +6551,7 @@
         <w:t xml:space="preserve">Die Dokumentation der durchgeführten Schritte in </w:t>
       </w:r>
       <w:r>
-        <w:t>CISCO-</w:t>
-      </w:r>
-      <w:proofErr w:type="spellStart"/>
-      <w:r>
-        <w:t>Packettracer</w:t>
-      </w:r>
-      <w:proofErr w:type="spellEnd"/>
-      <w:r>
-        <w:t xml:space="preserve"> </w:t>
+        <w:t xml:space="preserve">CISCO-Packettracer </w:t>
       </w:r>
       <w:r>
         <w:t>ist unter Screenshots zu finden</w:t>
@@ -6727,15 +6626,7 @@
         </w:numPr>
       </w:pPr>
       <w:r>
-        <w:t xml:space="preserve">Um diese Frage zu klären, habe ich bei dem Gerät PC 21 den ARP-Cache gelöscht (siehe Abbildung: Leerer ARP-Cache). Anschliessend habe ich einen Ping auf das Gerät 12 gestartet. </w:t>
-      </w:r>
-      <w:proofErr w:type="spellStart"/>
-      <w:r>
-        <w:t>Darauf hin</w:t>
-      </w:r>
-      <w:proofErr w:type="spellEnd"/>
-      <w:r>
-        <w:t xml:space="preserve"> gab es einen neuen Eintrag im ARP-Cache für den Router 1 (siehe Abbildung: ARP-Cache nach ping in fremdes Netzwerk).</w:t>
+        <w:t>Um diese Frage zu klären, habe ich bei dem Gerät PC 21 den ARP-Cache gelöscht (siehe Abbildung: Leerer ARP-Cache). Anschliessend habe ich einen Ping auf das Gerät 12 gestartet. Darauf hin gab es einen neuen Eintrag im ARP-Cache für den Router 1 (siehe Abbildung: ARP-Cache nach ping in fremdes Netzwerk).</w:t>
       </w:r>
     </w:p>
     <w:p>
@@ -6825,15 +6716,7 @@
     </w:p>
     <w:p>
       <w:r>
-        <w:t xml:space="preserve">Hinweis: Beim Aufbauen dieses Netzes ist zu beachten, dass auf dem Router 1 unter </w:t>
-      </w:r>
-      <w:proofErr w:type="spellStart"/>
-      <w:r>
-        <w:t>Config</w:t>
-      </w:r>
-      <w:proofErr w:type="spellEnd"/>
-      <w:r>
-        <w:t xml:space="preserve"> &gt; Gigabit</w:t>
+        <w:t>Hinweis: Beim Aufbauen dieses Netzes ist zu beachten, dass auf dem Router 1 unter Config &gt; Gigabit</w:t>
       </w:r>
       <w:r>
         <w:t>Ethernet</w:t>
@@ -7481,6 +7364,9 @@
       <w:r>
         <w:t>Es folgt die Tabelle mit den Lösungen zu Aufgabe 1</w:t>
       </w:r>
+      <w:r>
+        <w:t>.</w:t>
+      </w:r>
     </w:p>
     <w:tbl>
       <w:tblPr>
@@ -7511,13 +7397,8 @@
             <w:pPr>
               <w:spacing w:after="160" w:line="278" w:lineRule="auto"/>
             </w:pPr>
-            <w:proofErr w:type="spellStart"/>
-            <w:r>
-              <w:t>Aufg</w:t>
-            </w:r>
-            <w:proofErr w:type="spellEnd"/>
-            <w:r>
-              <w:t>.</w:t>
+            <w:r>
+              <w:t>Aufg.</w:t>
             </w:r>
           </w:p>
         </w:tc>
@@ -8088,6 +7969,1094 @@
     </w:p>
     <w:p>
       <w:pPr>
+        <w:pStyle w:val="Listenabsatz"/>
+        <w:numPr>
+          <w:ilvl w:val="0"/>
+          <w:numId w:val="13"/>
+        </w:numPr>
+      </w:pPr>
+      <w:r>
+        <w:t>Es folgen die Lösungstabellen zur Aufgabe 3.</w:t>
+      </w:r>
+    </w:p>
+    <w:tbl>
+      <w:tblPr>
+        <w:tblStyle w:val="Gitternetztabelle4Akzent1"/>
+        <w:tblW w:w="0" w:type="auto"/>
+        <w:tblLook w:val="04A0" w:firstRow="1" w:lastRow="0" w:firstColumn="1" w:lastColumn="0" w:noHBand="0" w:noVBand="1"/>
+      </w:tblPr>
+      <w:tblGrid>
+        <w:gridCol w:w="2005"/>
+        <w:gridCol w:w="1704"/>
+        <w:gridCol w:w="1704"/>
+      </w:tblGrid>
+      <w:tr>
+        <w:trPr>
+          <w:cnfStyle w:val="100000000000" w:firstRow="1" w:lastRow="0" w:firstColumn="0" w:lastColumn="0" w:oddVBand="0" w:evenVBand="0" w:oddHBand="0" w:evenHBand="0" w:firstRowFirstColumn="0" w:firstRowLastColumn="0" w:lastRowFirstColumn="0" w:lastRowLastColumn="0"/>
+        </w:trPr>
+        <w:tc>
+          <w:tcPr>
+            <w:cnfStyle w:val="001000000000" w:firstRow="0" w:lastRow="0" w:firstColumn="1" w:lastColumn="0" w:oddVBand="0" w:evenVBand="0" w:oddHBand="0" w:evenHBand="0" w:firstRowFirstColumn="0" w:firstRowLastColumn="0" w:lastRowFirstColumn="0" w:lastRowLastColumn="0"/>
+            <w:tcW w:w="0" w:type="auto"/>
+            <w:hideMark/>
+          </w:tcPr>
+          <w:p>
+            <w:pPr>
+              <w:spacing w:after="160" w:line="278" w:lineRule="auto"/>
+            </w:pPr>
+            <w:r>
+              <w:t>IP-Adresse</w:t>
+            </w:r>
+          </w:p>
+        </w:tc>
+        <w:tc>
+          <w:tcPr>
+            <w:tcW w:w="0" w:type="auto"/>
+            <w:hideMark/>
+          </w:tcPr>
+          <w:p>
+            <w:pPr>
+              <w:spacing w:after="160" w:line="278" w:lineRule="auto"/>
+              <w:cnfStyle w:val="100000000000" w:firstRow="1" w:lastRow="0" w:firstColumn="0" w:lastColumn="0" w:oddVBand="0" w:evenVBand="0" w:oddHBand="0" w:evenHBand="0" w:firstRowFirstColumn="0" w:firstRowLastColumn="0" w:lastRowFirstColumn="0" w:lastRowLastColumn="0"/>
+            </w:pPr>
+            <w:r>
+              <w:t>/27</w:t>
+            </w:r>
+          </w:p>
+        </w:tc>
+        <w:tc>
+          <w:tcPr>
+            <w:tcW w:w="0" w:type="auto"/>
+            <w:hideMark/>
+          </w:tcPr>
+          <w:p>
+            <w:pPr>
+              <w:spacing w:after="160" w:line="278" w:lineRule="auto"/>
+              <w:cnfStyle w:val="100000000000" w:firstRow="1" w:lastRow="0" w:firstColumn="0" w:lastColumn="0" w:oddVBand="0" w:evenVBand="0" w:oddHBand="0" w:evenHBand="0" w:firstRowFirstColumn="0" w:firstRowLastColumn="0" w:lastRowFirstColumn="0" w:lastRowLastColumn="0"/>
+            </w:pPr>
+            <w:r>
+              <w:t>/28</w:t>
+            </w:r>
+          </w:p>
+        </w:tc>
+      </w:tr>
+      <w:tr>
+        <w:trPr>
+          <w:cnfStyle w:val="000000100000" w:firstRow="0" w:lastRow="0" w:firstColumn="0" w:lastColumn="0" w:oddVBand="0" w:evenVBand="0" w:oddHBand="1" w:evenHBand="0" w:firstRowFirstColumn="0" w:firstRowLastColumn="0" w:lastRowFirstColumn="0" w:lastRowLastColumn="0"/>
+        </w:trPr>
+        <w:tc>
+          <w:tcPr>
+            <w:cnfStyle w:val="001000000000" w:firstRow="0" w:lastRow="0" w:firstColumn="1" w:lastColumn="0" w:oddVBand="0" w:evenVBand="0" w:oddHBand="0" w:evenHBand="0" w:firstRowFirstColumn="0" w:firstRowLastColumn="0" w:lastRowFirstColumn="0" w:lastRowLastColumn="0"/>
+            <w:tcW w:w="0" w:type="auto"/>
+            <w:hideMark/>
+          </w:tcPr>
+          <w:p>
+            <w:pPr>
+              <w:spacing w:after="160" w:line="278" w:lineRule="auto"/>
+            </w:pPr>
+            <w:r>
+              <w:t>A: 192.168.33.55</w:t>
+            </w:r>
+          </w:p>
+        </w:tc>
+        <w:tc>
+          <w:tcPr>
+            <w:tcW w:w="0" w:type="auto"/>
+            <w:hideMark/>
+          </w:tcPr>
+          <w:p>
+            <w:pPr>
+              <w:spacing w:after="160" w:line="278" w:lineRule="auto"/>
+              <w:cnfStyle w:val="000000100000" w:firstRow="0" w:lastRow="0" w:firstColumn="0" w:lastColumn="0" w:oddVBand="0" w:evenVBand="0" w:oddHBand="1" w:evenHBand="0" w:firstRowFirstColumn="0" w:firstRowLastColumn="0" w:lastRowFirstColumn="0" w:lastRowLastColumn="0"/>
+            </w:pPr>
+            <w:r>
+              <w:t>192.168.33.32</w:t>
+            </w:r>
+          </w:p>
+        </w:tc>
+        <w:tc>
+          <w:tcPr>
+            <w:tcW w:w="0" w:type="auto"/>
+            <w:hideMark/>
+          </w:tcPr>
+          <w:p>
+            <w:pPr>
+              <w:spacing w:after="160" w:line="278" w:lineRule="auto"/>
+              <w:cnfStyle w:val="000000100000" w:firstRow="0" w:lastRow="0" w:firstColumn="0" w:lastColumn="0" w:oddVBand="0" w:evenVBand="0" w:oddHBand="1" w:evenHBand="0" w:firstRowFirstColumn="0" w:firstRowLastColumn="0" w:lastRowFirstColumn="0" w:lastRowLastColumn="0"/>
+            </w:pPr>
+            <w:r>
+              <w:t>192.168.33.48</w:t>
+            </w:r>
+          </w:p>
+        </w:tc>
+      </w:tr>
+      <w:tr>
+        <w:tc>
+          <w:tcPr>
+            <w:cnfStyle w:val="001000000000" w:firstRow="0" w:lastRow="0" w:firstColumn="1" w:lastColumn="0" w:oddVBand="0" w:evenVBand="0" w:oddHBand="0" w:evenHBand="0" w:firstRowFirstColumn="0" w:firstRowLastColumn="0" w:lastRowFirstColumn="0" w:lastRowLastColumn="0"/>
+            <w:tcW w:w="0" w:type="auto"/>
+            <w:hideMark/>
+          </w:tcPr>
+          <w:p>
+            <w:pPr>
+              <w:spacing w:after="160" w:line="278" w:lineRule="auto"/>
+            </w:pPr>
+            <w:r>
+              <w:t>B: 192.168.33.65</w:t>
+            </w:r>
+          </w:p>
+        </w:tc>
+        <w:tc>
+          <w:tcPr>
+            <w:tcW w:w="0" w:type="auto"/>
+            <w:hideMark/>
+          </w:tcPr>
+          <w:p>
+            <w:pPr>
+              <w:spacing w:after="160" w:line="278" w:lineRule="auto"/>
+              <w:cnfStyle w:val="000000000000" w:firstRow="0" w:lastRow="0" w:firstColumn="0" w:lastColumn="0" w:oddVBand="0" w:evenVBand="0" w:oddHBand="0" w:evenHBand="0" w:firstRowFirstColumn="0" w:firstRowLastColumn="0" w:lastRowFirstColumn="0" w:lastRowLastColumn="0"/>
+            </w:pPr>
+            <w:r>
+              <w:t>192.168.33.64</w:t>
+            </w:r>
+          </w:p>
+        </w:tc>
+        <w:tc>
+          <w:tcPr>
+            <w:tcW w:w="0" w:type="auto"/>
+            <w:hideMark/>
+          </w:tcPr>
+          <w:p>
+            <w:pPr>
+              <w:spacing w:after="160" w:line="278" w:lineRule="auto"/>
+              <w:cnfStyle w:val="000000000000" w:firstRow="0" w:lastRow="0" w:firstColumn="0" w:lastColumn="0" w:oddVBand="0" w:evenVBand="0" w:oddHBand="0" w:evenHBand="0" w:firstRowFirstColumn="0" w:firstRowLastColumn="0" w:lastRowFirstColumn="0" w:lastRowLastColumn="0"/>
+            </w:pPr>
+            <w:r>
+              <w:t>192.168.33.64</w:t>
+            </w:r>
+          </w:p>
+        </w:tc>
+      </w:tr>
+      <w:tr>
+        <w:trPr>
+          <w:cnfStyle w:val="000000100000" w:firstRow="0" w:lastRow="0" w:firstColumn="0" w:lastColumn="0" w:oddVBand="0" w:evenVBand="0" w:oddHBand="1" w:evenHBand="0" w:firstRowFirstColumn="0" w:firstRowLastColumn="0" w:lastRowFirstColumn="0" w:lastRowLastColumn="0"/>
+        </w:trPr>
+        <w:tc>
+          <w:tcPr>
+            <w:cnfStyle w:val="001000000000" w:firstRow="0" w:lastRow="0" w:firstColumn="1" w:lastColumn="0" w:oddVBand="0" w:evenVBand="0" w:oddHBand="0" w:evenHBand="0" w:firstRowFirstColumn="0" w:firstRowLastColumn="0" w:lastRowFirstColumn="0" w:lastRowLastColumn="0"/>
+            <w:tcW w:w="0" w:type="auto"/>
+            <w:hideMark/>
+          </w:tcPr>
+          <w:p>
+            <w:pPr>
+              <w:spacing w:after="160" w:line="278" w:lineRule="auto"/>
+            </w:pPr>
+            <w:r>
+              <w:t>C: 192.168.33.74</w:t>
+            </w:r>
+          </w:p>
+        </w:tc>
+        <w:tc>
+          <w:tcPr>
+            <w:tcW w:w="0" w:type="auto"/>
+            <w:hideMark/>
+          </w:tcPr>
+          <w:p>
+            <w:pPr>
+              <w:spacing w:after="160" w:line="278" w:lineRule="auto"/>
+              <w:cnfStyle w:val="000000100000" w:firstRow="0" w:lastRow="0" w:firstColumn="0" w:lastColumn="0" w:oddVBand="0" w:evenVBand="0" w:oddHBand="1" w:evenHBand="0" w:firstRowFirstColumn="0" w:firstRowLastColumn="0" w:lastRowFirstColumn="0" w:lastRowLastColumn="0"/>
+            </w:pPr>
+            <w:r>
+              <w:t>192.168.33.64</w:t>
+            </w:r>
+          </w:p>
+        </w:tc>
+        <w:tc>
+          <w:tcPr>
+            <w:tcW w:w="0" w:type="auto"/>
+            <w:hideMark/>
+          </w:tcPr>
+          <w:p>
+            <w:pPr>
+              <w:spacing w:after="160" w:line="278" w:lineRule="auto"/>
+              <w:cnfStyle w:val="000000100000" w:firstRow="0" w:lastRow="0" w:firstColumn="0" w:lastColumn="0" w:oddVBand="0" w:evenVBand="0" w:oddHBand="1" w:evenHBand="0" w:firstRowFirstColumn="0" w:firstRowLastColumn="0" w:lastRowFirstColumn="0" w:lastRowLastColumn="0"/>
+            </w:pPr>
+            <w:r>
+              <w:t>192.168.33.64</w:t>
+            </w:r>
+          </w:p>
+        </w:tc>
+      </w:tr>
+      <w:tr>
+        <w:tc>
+          <w:tcPr>
+            <w:cnfStyle w:val="001000000000" w:firstRow="0" w:lastRow="0" w:firstColumn="1" w:lastColumn="0" w:oddVBand="0" w:evenVBand="0" w:oddHBand="0" w:evenHBand="0" w:firstRowFirstColumn="0" w:firstRowLastColumn="0" w:lastRowFirstColumn="0" w:lastRowLastColumn="0"/>
+            <w:tcW w:w="0" w:type="auto"/>
+            <w:hideMark/>
+          </w:tcPr>
+          <w:p>
+            <w:pPr>
+              <w:spacing w:after="160" w:line="278" w:lineRule="auto"/>
+            </w:pPr>
+            <w:r>
+              <w:t>D: 192.168.33.90</w:t>
+            </w:r>
+          </w:p>
+        </w:tc>
+        <w:tc>
+          <w:tcPr>
+            <w:tcW w:w="0" w:type="auto"/>
+            <w:hideMark/>
+          </w:tcPr>
+          <w:p>
+            <w:pPr>
+              <w:spacing w:after="160" w:line="278" w:lineRule="auto"/>
+              <w:cnfStyle w:val="000000000000" w:firstRow="0" w:lastRow="0" w:firstColumn="0" w:lastColumn="0" w:oddVBand="0" w:evenVBand="0" w:oddHBand="0" w:evenHBand="0" w:firstRowFirstColumn="0" w:firstRowLastColumn="0" w:lastRowFirstColumn="0" w:lastRowLastColumn="0"/>
+            </w:pPr>
+            <w:r>
+              <w:t>192.168.33.64</w:t>
+            </w:r>
+          </w:p>
+        </w:tc>
+        <w:tc>
+          <w:tcPr>
+            <w:tcW w:w="0" w:type="auto"/>
+            <w:hideMark/>
+          </w:tcPr>
+          <w:p>
+            <w:pPr>
+              <w:spacing w:after="160" w:line="278" w:lineRule="auto"/>
+              <w:cnfStyle w:val="000000000000" w:firstRow="0" w:lastRow="0" w:firstColumn="0" w:lastColumn="0" w:oddVBand="0" w:evenVBand="0" w:oddHBand="0" w:evenHBand="0" w:firstRowFirstColumn="0" w:firstRowLastColumn="0" w:lastRowFirstColumn="0" w:lastRowLastColumn="0"/>
+            </w:pPr>
+            <w:r>
+              <w:t>192.168.33.80</w:t>
+            </w:r>
+          </w:p>
+        </w:tc>
+      </w:tr>
+    </w:tbl>
+    <w:p/>
+    <w:tbl>
+      <w:tblPr>
+        <w:tblStyle w:val="Gitternetztabelle4Akzent1"/>
+        <w:tblW w:w="0" w:type="auto"/>
+        <w:tblLook w:val="04A0" w:firstRow="1" w:lastRow="0" w:firstColumn="1" w:lastColumn="0" w:noHBand="0" w:noVBand="1"/>
+      </w:tblPr>
+      <w:tblGrid>
+        <w:gridCol w:w="1612"/>
+        <w:gridCol w:w="2754"/>
+        <w:gridCol w:w="2754"/>
+      </w:tblGrid>
+      <w:tr>
+        <w:trPr>
+          <w:cnfStyle w:val="100000000000" w:firstRow="1" w:lastRow="0" w:firstColumn="0" w:lastColumn="0" w:oddVBand="0" w:evenVBand="0" w:oddHBand="0" w:evenHBand="0" w:firstRowFirstColumn="0" w:firstRowLastColumn="0" w:lastRowFirstColumn="0" w:lastRowLastColumn="0"/>
+        </w:trPr>
+        <w:tc>
+          <w:tcPr>
+            <w:cnfStyle w:val="001000000000" w:firstRow="0" w:lastRow="0" w:firstColumn="1" w:lastColumn="0" w:oddVBand="0" w:evenVBand="0" w:oddHBand="0" w:evenHBand="0" w:firstRowFirstColumn="0" w:firstRowLastColumn="0" w:lastRowFirstColumn="0" w:lastRowLastColumn="0"/>
+            <w:tcW w:w="0" w:type="auto"/>
+            <w:hideMark/>
+          </w:tcPr>
+          <w:p>
+            <w:pPr>
+              <w:spacing w:after="160" w:line="278" w:lineRule="auto"/>
+            </w:pPr>
+            <w:r>
+              <w:t>Kombination</w:t>
+            </w:r>
+          </w:p>
+        </w:tc>
+        <w:tc>
+          <w:tcPr>
+            <w:tcW w:w="0" w:type="auto"/>
+            <w:hideMark/>
+          </w:tcPr>
+          <w:p>
+            <w:pPr>
+              <w:spacing w:after="160" w:line="278" w:lineRule="auto"/>
+              <w:cnfStyle w:val="100000000000" w:firstRow="1" w:lastRow="0" w:firstColumn="0" w:lastColumn="0" w:oddVBand="0" w:evenVBand="0" w:oddHBand="0" w:evenHBand="0" w:firstRowFirstColumn="0" w:firstRowLastColumn="0" w:lastRowFirstColumn="0" w:lastRowLastColumn="0"/>
+            </w:pPr>
+            <w:r>
+              <w:t>Bei /27 im selben Netz?</w:t>
+            </w:r>
+          </w:p>
+        </w:tc>
+        <w:tc>
+          <w:tcPr>
+            <w:tcW w:w="0" w:type="auto"/>
+            <w:hideMark/>
+          </w:tcPr>
+          <w:p>
+            <w:pPr>
+              <w:spacing w:after="160" w:line="278" w:lineRule="auto"/>
+              <w:cnfStyle w:val="100000000000" w:firstRow="1" w:lastRow="0" w:firstColumn="0" w:lastColumn="0" w:oddVBand="0" w:evenVBand="0" w:oddHBand="0" w:evenHBand="0" w:firstRowFirstColumn="0" w:firstRowLastColumn="0" w:lastRowFirstColumn="0" w:lastRowLastColumn="0"/>
+            </w:pPr>
+            <w:r>
+              <w:t>Bei /28 im selben Netz?</w:t>
+            </w:r>
+          </w:p>
+        </w:tc>
+      </w:tr>
+      <w:tr>
+        <w:trPr>
+          <w:cnfStyle w:val="000000100000" w:firstRow="0" w:lastRow="0" w:firstColumn="0" w:lastColumn="0" w:oddVBand="0" w:evenVBand="0" w:oddHBand="1" w:evenHBand="0" w:firstRowFirstColumn="0" w:firstRowLastColumn="0" w:lastRowFirstColumn="0" w:lastRowLastColumn="0"/>
+        </w:trPr>
+        <w:tc>
+          <w:tcPr>
+            <w:cnfStyle w:val="001000000000" w:firstRow="0" w:lastRow="0" w:firstColumn="1" w:lastColumn="0" w:oddVBand="0" w:evenVBand="0" w:oddHBand="0" w:evenHBand="0" w:firstRowFirstColumn="0" w:firstRowLastColumn="0" w:lastRowFirstColumn="0" w:lastRowLastColumn="0"/>
+            <w:tcW w:w="0" w:type="auto"/>
+            <w:hideMark/>
+          </w:tcPr>
+          <w:p>
+            <w:pPr>
+              <w:spacing w:after="160" w:line="278" w:lineRule="auto"/>
+            </w:pPr>
+            <w:r>
+              <w:t>A + B</w:t>
+            </w:r>
+          </w:p>
+        </w:tc>
+        <w:tc>
+          <w:tcPr>
+            <w:tcW w:w="0" w:type="auto"/>
+            <w:hideMark/>
+          </w:tcPr>
+          <w:p>
+            <w:pPr>
+              <w:spacing w:after="160" w:line="278" w:lineRule="auto"/>
+              <w:cnfStyle w:val="000000100000" w:firstRow="0" w:lastRow="0" w:firstColumn="0" w:lastColumn="0" w:oddVBand="0" w:evenVBand="0" w:oddHBand="1" w:evenHBand="0" w:firstRowFirstColumn="0" w:firstRowLastColumn="0" w:lastRowFirstColumn="0" w:lastRowLastColumn="0"/>
+            </w:pPr>
+            <w:r>
+              <w:t>Nein</w:t>
+            </w:r>
+          </w:p>
+        </w:tc>
+        <w:tc>
+          <w:tcPr>
+            <w:tcW w:w="0" w:type="auto"/>
+            <w:hideMark/>
+          </w:tcPr>
+          <w:p>
+            <w:pPr>
+              <w:spacing w:after="160" w:line="278" w:lineRule="auto"/>
+              <w:cnfStyle w:val="000000100000" w:firstRow="0" w:lastRow="0" w:firstColumn="0" w:lastColumn="0" w:oddVBand="0" w:evenVBand="0" w:oddHBand="1" w:evenHBand="0" w:firstRowFirstColumn="0" w:firstRowLastColumn="0" w:lastRowFirstColumn="0" w:lastRowLastColumn="0"/>
+            </w:pPr>
+            <w:r>
+              <w:t>Nein</w:t>
+            </w:r>
+          </w:p>
+        </w:tc>
+      </w:tr>
+      <w:tr>
+        <w:tc>
+          <w:tcPr>
+            <w:cnfStyle w:val="001000000000" w:firstRow="0" w:lastRow="0" w:firstColumn="1" w:lastColumn="0" w:oddVBand="0" w:evenVBand="0" w:oddHBand="0" w:evenHBand="0" w:firstRowFirstColumn="0" w:firstRowLastColumn="0" w:lastRowFirstColumn="0" w:lastRowLastColumn="0"/>
+            <w:tcW w:w="0" w:type="auto"/>
+            <w:hideMark/>
+          </w:tcPr>
+          <w:p>
+            <w:pPr>
+              <w:spacing w:after="160" w:line="278" w:lineRule="auto"/>
+            </w:pPr>
+            <w:r>
+              <w:t>A + C</w:t>
+            </w:r>
+          </w:p>
+        </w:tc>
+        <w:tc>
+          <w:tcPr>
+            <w:tcW w:w="0" w:type="auto"/>
+            <w:hideMark/>
+          </w:tcPr>
+          <w:p>
+            <w:pPr>
+              <w:spacing w:after="160" w:line="278" w:lineRule="auto"/>
+              <w:cnfStyle w:val="000000000000" w:firstRow="0" w:lastRow="0" w:firstColumn="0" w:lastColumn="0" w:oddVBand="0" w:evenVBand="0" w:oddHBand="0" w:evenHBand="0" w:firstRowFirstColumn="0" w:firstRowLastColumn="0" w:lastRowFirstColumn="0" w:lastRowLastColumn="0"/>
+            </w:pPr>
+            <w:r>
+              <w:t>Nein</w:t>
+            </w:r>
+          </w:p>
+        </w:tc>
+        <w:tc>
+          <w:tcPr>
+            <w:tcW w:w="0" w:type="auto"/>
+            <w:hideMark/>
+          </w:tcPr>
+          <w:p>
+            <w:pPr>
+              <w:spacing w:after="160" w:line="278" w:lineRule="auto"/>
+              <w:cnfStyle w:val="000000000000" w:firstRow="0" w:lastRow="0" w:firstColumn="0" w:lastColumn="0" w:oddVBand="0" w:evenVBand="0" w:oddHBand="0" w:evenHBand="0" w:firstRowFirstColumn="0" w:firstRowLastColumn="0" w:lastRowFirstColumn="0" w:lastRowLastColumn="0"/>
+            </w:pPr>
+            <w:r>
+              <w:t>Nein</w:t>
+            </w:r>
+          </w:p>
+        </w:tc>
+      </w:tr>
+      <w:tr>
+        <w:trPr>
+          <w:cnfStyle w:val="000000100000" w:firstRow="0" w:lastRow="0" w:firstColumn="0" w:lastColumn="0" w:oddVBand="0" w:evenVBand="0" w:oddHBand="1" w:evenHBand="0" w:firstRowFirstColumn="0" w:firstRowLastColumn="0" w:lastRowFirstColumn="0" w:lastRowLastColumn="0"/>
+        </w:trPr>
+        <w:tc>
+          <w:tcPr>
+            <w:cnfStyle w:val="001000000000" w:firstRow="0" w:lastRow="0" w:firstColumn="1" w:lastColumn="0" w:oddVBand="0" w:evenVBand="0" w:oddHBand="0" w:evenHBand="0" w:firstRowFirstColumn="0" w:firstRowLastColumn="0" w:lastRowFirstColumn="0" w:lastRowLastColumn="0"/>
+            <w:tcW w:w="0" w:type="auto"/>
+            <w:hideMark/>
+          </w:tcPr>
+          <w:p>
+            <w:pPr>
+              <w:spacing w:after="160" w:line="278" w:lineRule="auto"/>
+            </w:pPr>
+            <w:r>
+              <w:t>A + D</w:t>
+            </w:r>
+          </w:p>
+        </w:tc>
+        <w:tc>
+          <w:tcPr>
+            <w:tcW w:w="0" w:type="auto"/>
+            <w:hideMark/>
+          </w:tcPr>
+          <w:p>
+            <w:pPr>
+              <w:spacing w:after="160" w:line="278" w:lineRule="auto"/>
+              <w:cnfStyle w:val="000000100000" w:firstRow="0" w:lastRow="0" w:firstColumn="0" w:lastColumn="0" w:oddVBand="0" w:evenVBand="0" w:oddHBand="1" w:evenHBand="0" w:firstRowFirstColumn="0" w:firstRowLastColumn="0" w:lastRowFirstColumn="0" w:lastRowLastColumn="0"/>
+            </w:pPr>
+            <w:r>
+              <w:t>Nein</w:t>
+            </w:r>
+          </w:p>
+        </w:tc>
+        <w:tc>
+          <w:tcPr>
+            <w:tcW w:w="0" w:type="auto"/>
+            <w:hideMark/>
+          </w:tcPr>
+          <w:p>
+            <w:pPr>
+              <w:spacing w:after="160" w:line="278" w:lineRule="auto"/>
+              <w:cnfStyle w:val="000000100000" w:firstRow="0" w:lastRow="0" w:firstColumn="0" w:lastColumn="0" w:oddVBand="0" w:evenVBand="0" w:oddHBand="1" w:evenHBand="0" w:firstRowFirstColumn="0" w:firstRowLastColumn="0" w:lastRowFirstColumn="0" w:lastRowLastColumn="0"/>
+            </w:pPr>
+            <w:r>
+              <w:t>Nein</w:t>
+            </w:r>
+          </w:p>
+        </w:tc>
+      </w:tr>
+      <w:tr>
+        <w:tc>
+          <w:tcPr>
+            <w:cnfStyle w:val="001000000000" w:firstRow="0" w:lastRow="0" w:firstColumn="1" w:lastColumn="0" w:oddVBand="0" w:evenVBand="0" w:oddHBand="0" w:evenHBand="0" w:firstRowFirstColumn="0" w:firstRowLastColumn="0" w:lastRowFirstColumn="0" w:lastRowLastColumn="0"/>
+            <w:tcW w:w="0" w:type="auto"/>
+            <w:hideMark/>
+          </w:tcPr>
+          <w:p>
+            <w:pPr>
+              <w:spacing w:after="160" w:line="278" w:lineRule="auto"/>
+            </w:pPr>
+            <w:r>
+              <w:t>B + C</w:t>
+            </w:r>
+          </w:p>
+        </w:tc>
+        <w:tc>
+          <w:tcPr>
+            <w:tcW w:w="0" w:type="auto"/>
+            <w:hideMark/>
+          </w:tcPr>
+          <w:p>
+            <w:pPr>
+              <w:spacing w:after="160" w:line="278" w:lineRule="auto"/>
+              <w:cnfStyle w:val="000000000000" w:firstRow="0" w:lastRow="0" w:firstColumn="0" w:lastColumn="0" w:oddVBand="0" w:evenVBand="0" w:oddHBand="0" w:evenHBand="0" w:firstRowFirstColumn="0" w:firstRowLastColumn="0" w:lastRowFirstColumn="0" w:lastRowLastColumn="0"/>
+            </w:pPr>
+            <w:r>
+              <w:t>Ja</w:t>
+            </w:r>
+          </w:p>
+        </w:tc>
+        <w:tc>
+          <w:tcPr>
+            <w:tcW w:w="0" w:type="auto"/>
+            <w:hideMark/>
+          </w:tcPr>
+          <w:p>
+            <w:pPr>
+              <w:spacing w:after="160" w:line="278" w:lineRule="auto"/>
+              <w:cnfStyle w:val="000000000000" w:firstRow="0" w:lastRow="0" w:firstColumn="0" w:lastColumn="0" w:oddVBand="0" w:evenVBand="0" w:oddHBand="0" w:evenHBand="0" w:firstRowFirstColumn="0" w:firstRowLastColumn="0" w:lastRowFirstColumn="0" w:lastRowLastColumn="0"/>
+            </w:pPr>
+            <w:r>
+              <w:t>Ja</w:t>
+            </w:r>
+          </w:p>
+        </w:tc>
+      </w:tr>
+      <w:tr>
+        <w:trPr>
+          <w:cnfStyle w:val="000000100000" w:firstRow="0" w:lastRow="0" w:firstColumn="0" w:lastColumn="0" w:oddVBand="0" w:evenVBand="0" w:oddHBand="1" w:evenHBand="0" w:firstRowFirstColumn="0" w:firstRowLastColumn="0" w:lastRowFirstColumn="0" w:lastRowLastColumn="0"/>
+        </w:trPr>
+        <w:tc>
+          <w:tcPr>
+            <w:cnfStyle w:val="001000000000" w:firstRow="0" w:lastRow="0" w:firstColumn="1" w:lastColumn="0" w:oddVBand="0" w:evenVBand="0" w:oddHBand="0" w:evenHBand="0" w:firstRowFirstColumn="0" w:firstRowLastColumn="0" w:lastRowFirstColumn="0" w:lastRowLastColumn="0"/>
+            <w:tcW w:w="0" w:type="auto"/>
+            <w:hideMark/>
+          </w:tcPr>
+          <w:p>
+            <w:pPr>
+              <w:spacing w:after="160" w:line="278" w:lineRule="auto"/>
+            </w:pPr>
+            <w:r>
+              <w:t>B + D</w:t>
+            </w:r>
+          </w:p>
+        </w:tc>
+        <w:tc>
+          <w:tcPr>
+            <w:tcW w:w="0" w:type="auto"/>
+            <w:hideMark/>
+          </w:tcPr>
+          <w:p>
+            <w:pPr>
+              <w:spacing w:after="160" w:line="278" w:lineRule="auto"/>
+              <w:cnfStyle w:val="000000100000" w:firstRow="0" w:lastRow="0" w:firstColumn="0" w:lastColumn="0" w:oddVBand="0" w:evenVBand="0" w:oddHBand="1" w:evenHBand="0" w:firstRowFirstColumn="0" w:firstRowLastColumn="0" w:lastRowFirstColumn="0" w:lastRowLastColumn="0"/>
+            </w:pPr>
+            <w:r>
+              <w:t>Ja</w:t>
+            </w:r>
+          </w:p>
+        </w:tc>
+        <w:tc>
+          <w:tcPr>
+            <w:tcW w:w="0" w:type="auto"/>
+            <w:hideMark/>
+          </w:tcPr>
+          <w:p>
+            <w:pPr>
+              <w:spacing w:after="160" w:line="278" w:lineRule="auto"/>
+              <w:cnfStyle w:val="000000100000" w:firstRow="0" w:lastRow="0" w:firstColumn="0" w:lastColumn="0" w:oddVBand="0" w:evenVBand="0" w:oddHBand="1" w:evenHBand="0" w:firstRowFirstColumn="0" w:firstRowLastColumn="0" w:lastRowFirstColumn="0" w:lastRowLastColumn="0"/>
+            </w:pPr>
+            <w:r>
+              <w:t>Nein</w:t>
+            </w:r>
+          </w:p>
+        </w:tc>
+      </w:tr>
+      <w:tr>
+        <w:tc>
+          <w:tcPr>
+            <w:cnfStyle w:val="001000000000" w:firstRow="0" w:lastRow="0" w:firstColumn="1" w:lastColumn="0" w:oddVBand="0" w:evenVBand="0" w:oddHBand="0" w:evenHBand="0" w:firstRowFirstColumn="0" w:firstRowLastColumn="0" w:lastRowFirstColumn="0" w:lastRowLastColumn="0"/>
+            <w:tcW w:w="0" w:type="auto"/>
+            <w:hideMark/>
+          </w:tcPr>
+          <w:p>
+            <w:pPr>
+              <w:spacing w:after="160" w:line="278" w:lineRule="auto"/>
+            </w:pPr>
+            <w:r>
+              <w:lastRenderedPageBreak/>
+              <w:t>C + D</w:t>
+            </w:r>
+          </w:p>
+        </w:tc>
+        <w:tc>
+          <w:tcPr>
+            <w:tcW w:w="0" w:type="auto"/>
+            <w:hideMark/>
+          </w:tcPr>
+          <w:p>
+            <w:pPr>
+              <w:spacing w:after="160" w:line="278" w:lineRule="auto"/>
+              <w:cnfStyle w:val="000000000000" w:firstRow="0" w:lastRow="0" w:firstColumn="0" w:lastColumn="0" w:oddVBand="0" w:evenVBand="0" w:oddHBand="0" w:evenHBand="0" w:firstRowFirstColumn="0" w:firstRowLastColumn="0" w:lastRowFirstColumn="0" w:lastRowLastColumn="0"/>
+            </w:pPr>
+            <w:r>
+              <w:t>Ja</w:t>
+            </w:r>
+          </w:p>
+        </w:tc>
+        <w:tc>
+          <w:tcPr>
+            <w:tcW w:w="0" w:type="auto"/>
+            <w:hideMark/>
+          </w:tcPr>
+          <w:p>
+            <w:pPr>
+              <w:spacing w:after="160" w:line="278" w:lineRule="auto"/>
+              <w:cnfStyle w:val="000000000000" w:firstRow="0" w:lastRow="0" w:firstColumn="0" w:lastColumn="0" w:oddVBand="0" w:evenVBand="0" w:oddHBand="0" w:evenHBand="0" w:firstRowFirstColumn="0" w:firstRowLastColumn="0" w:lastRowFirstColumn="0" w:lastRowLastColumn="0"/>
+            </w:pPr>
+            <w:r>
+              <w:t>Nein</w:t>
+            </w:r>
+          </w:p>
+        </w:tc>
+      </w:tr>
+    </w:tbl>
+    <w:p/>
+    <w:p>
+      <w:pPr>
+        <w:pStyle w:val="Listenabsatz"/>
+        <w:numPr>
+          <w:ilvl w:val="0"/>
+          <w:numId w:val="13"/>
+        </w:numPr>
+      </w:pPr>
+      <w:r>
+        <w:t>Es folgt die Tabelle mit den Lösungen zur Aufgabe 4. Das Foto des Kreisdiagramms ist unter Screenshots unter dem Namen «Kreisdiagramm zu Aufgabe 4» zu finden.</w:t>
+      </w:r>
+    </w:p>
+    <w:tbl>
+      <w:tblPr>
+        <w:tblStyle w:val="Gitternetztabelle4Akzent1"/>
+        <w:tblW w:w="0" w:type="auto"/>
+        <w:tblLayout w:type="fixed"/>
+        <w:tblLook w:val="04A0" w:firstRow="1" w:lastRow="0" w:firstColumn="1" w:lastColumn="0" w:noHBand="0" w:noVBand="1"/>
+      </w:tblPr>
+      <w:tblGrid>
+        <w:gridCol w:w="1517"/>
+        <w:gridCol w:w="1577"/>
+        <w:gridCol w:w="1832"/>
+      </w:tblGrid>
+      <w:tr>
+        <w:trPr>
+          <w:cnfStyle w:val="100000000000" w:firstRow="1" w:lastRow="0" w:firstColumn="0" w:lastColumn="0" w:oddVBand="0" w:evenVBand="0" w:oddHBand="0" w:evenHBand="0" w:firstRowFirstColumn="0" w:firstRowLastColumn="0" w:lastRowFirstColumn="0" w:lastRowLastColumn="0"/>
+        </w:trPr>
+        <w:tc>
+          <w:tcPr>
+            <w:cnfStyle w:val="001000000000" w:firstRow="0" w:lastRow="0" w:firstColumn="1" w:lastColumn="0" w:oddVBand="0" w:evenVBand="0" w:oddHBand="0" w:evenHBand="0" w:firstRowFirstColumn="0" w:firstRowLastColumn="0" w:lastRowFirstColumn="0" w:lastRowLastColumn="0"/>
+            <w:tcW w:w="1517" w:type="dxa"/>
+            <w:hideMark/>
+          </w:tcPr>
+          <w:p>
+            <w:pPr>
+              <w:spacing w:after="160" w:line="278" w:lineRule="auto"/>
+            </w:pPr>
+            <w:r>
+              <w:t>Buchstabe</w:t>
+            </w:r>
+          </w:p>
+        </w:tc>
+        <w:tc>
+          <w:tcPr>
+            <w:tcW w:w="1577" w:type="dxa"/>
+            <w:hideMark/>
+          </w:tcPr>
+          <w:p>
+            <w:pPr>
+              <w:spacing w:after="160" w:line="278" w:lineRule="auto"/>
+              <w:cnfStyle w:val="100000000000" w:firstRow="1" w:lastRow="0" w:firstColumn="0" w:lastColumn="0" w:oddVBand="0" w:evenVBand="0" w:oddHBand="0" w:evenHBand="0" w:firstRowFirstColumn="0" w:firstRowLastColumn="0" w:lastRowFirstColumn="0" w:lastRowLastColumn="0"/>
+            </w:pPr>
+            <w:r>
+              <w:t>Netzmaske</w:t>
+            </w:r>
+          </w:p>
+        </w:tc>
+        <w:tc>
+          <w:tcPr>
+            <w:tcW w:w="1832" w:type="dxa"/>
+            <w:hideMark/>
+          </w:tcPr>
+          <w:p>
+            <w:pPr>
+              <w:spacing w:after="160" w:line="278" w:lineRule="auto"/>
+              <w:cnfStyle w:val="100000000000" w:firstRow="1" w:lastRow="0" w:firstColumn="0" w:lastColumn="0" w:oddVBand="0" w:evenVBand="0" w:oddHBand="0" w:evenHBand="0" w:firstRowFirstColumn="0" w:firstRowLastColumn="0" w:lastRowFirstColumn="0" w:lastRowLastColumn="0"/>
+            </w:pPr>
+            <w:r>
+              <w:t>Adresse</w:t>
+            </w:r>
+          </w:p>
+        </w:tc>
+      </w:tr>
+      <w:tr>
+        <w:trPr>
+          <w:cnfStyle w:val="000000100000" w:firstRow="0" w:lastRow="0" w:firstColumn="0" w:lastColumn="0" w:oddVBand="0" w:evenVBand="0" w:oddHBand="1" w:evenHBand="0" w:firstRowFirstColumn="0" w:firstRowLastColumn="0" w:lastRowFirstColumn="0" w:lastRowLastColumn="0"/>
+        </w:trPr>
+        <w:tc>
+          <w:tcPr>
+            <w:cnfStyle w:val="001000000000" w:firstRow="0" w:lastRow="0" w:firstColumn="1" w:lastColumn="0" w:oddVBand="0" w:evenVBand="0" w:oddHBand="0" w:evenHBand="0" w:firstRowFirstColumn="0" w:firstRowLastColumn="0" w:lastRowFirstColumn="0" w:lastRowLastColumn="0"/>
+            <w:tcW w:w="1517" w:type="dxa"/>
+            <w:hideMark/>
+          </w:tcPr>
+          <w:p>
+            <w:pPr>
+              <w:spacing w:after="160" w:line="278" w:lineRule="auto"/>
+            </w:pPr>
+            <w:r>
+              <w:t>A</w:t>
+            </w:r>
+          </w:p>
+        </w:tc>
+        <w:tc>
+          <w:tcPr>
+            <w:tcW w:w="1577" w:type="dxa"/>
+            <w:hideMark/>
+          </w:tcPr>
+          <w:p>
+            <w:pPr>
+              <w:spacing w:after="160" w:line="278" w:lineRule="auto"/>
+              <w:cnfStyle w:val="000000100000" w:firstRow="0" w:lastRow="0" w:firstColumn="0" w:lastColumn="0" w:oddVBand="0" w:evenVBand="0" w:oddHBand="1" w:evenHBand="0" w:firstRowFirstColumn="0" w:firstRowLastColumn="0" w:lastRowFirstColumn="0" w:lastRowLastColumn="0"/>
+            </w:pPr>
+            <w:r>
+              <w:t>/26</w:t>
+            </w:r>
+          </w:p>
+        </w:tc>
+        <w:tc>
+          <w:tcPr>
+            <w:tcW w:w="1832" w:type="dxa"/>
+            <w:hideMark/>
+          </w:tcPr>
+          <w:p>
+            <w:pPr>
+              <w:spacing w:after="160" w:line="278" w:lineRule="auto"/>
+              <w:cnfStyle w:val="000000100000" w:firstRow="0" w:lastRow="0" w:firstColumn="0" w:lastColumn="0" w:oddVBand="0" w:evenVBand="0" w:oddHBand="1" w:evenHBand="0" w:firstRowFirstColumn="0" w:firstRowLastColumn="0" w:lastRowFirstColumn="0" w:lastRowLastColumn="0"/>
+            </w:pPr>
+            <w:r>
+              <w:t>192.168.0.0</w:t>
+            </w:r>
+          </w:p>
+        </w:tc>
+      </w:tr>
+      <w:tr>
+        <w:tc>
+          <w:tcPr>
+            <w:cnfStyle w:val="001000000000" w:firstRow="0" w:lastRow="0" w:firstColumn="1" w:lastColumn="0" w:oddVBand="0" w:evenVBand="0" w:oddHBand="0" w:evenHBand="0" w:firstRowFirstColumn="0" w:firstRowLastColumn="0" w:lastRowFirstColumn="0" w:lastRowLastColumn="0"/>
+            <w:tcW w:w="1517" w:type="dxa"/>
+            <w:hideMark/>
+          </w:tcPr>
+          <w:p>
+            <w:pPr>
+              <w:spacing w:after="160" w:line="278" w:lineRule="auto"/>
+            </w:pPr>
+            <w:r>
+              <w:t>B</w:t>
+            </w:r>
+          </w:p>
+        </w:tc>
+        <w:tc>
+          <w:tcPr>
+            <w:tcW w:w="1577" w:type="dxa"/>
+            <w:hideMark/>
+          </w:tcPr>
+          <w:p>
+            <w:pPr>
+              <w:spacing w:after="160" w:line="278" w:lineRule="auto"/>
+              <w:cnfStyle w:val="000000000000" w:firstRow="0" w:lastRow="0" w:firstColumn="0" w:lastColumn="0" w:oddVBand="0" w:evenVBand="0" w:oddHBand="0" w:evenHBand="0" w:firstRowFirstColumn="0" w:firstRowLastColumn="0" w:lastRowFirstColumn="0" w:lastRowLastColumn="0"/>
+            </w:pPr>
+            <w:r>
+              <w:t>/26</w:t>
+            </w:r>
+          </w:p>
+        </w:tc>
+        <w:tc>
+          <w:tcPr>
+            <w:tcW w:w="1832" w:type="dxa"/>
+            <w:hideMark/>
+          </w:tcPr>
+          <w:p>
+            <w:pPr>
+              <w:spacing w:after="160" w:line="278" w:lineRule="auto"/>
+              <w:cnfStyle w:val="000000000000" w:firstRow="0" w:lastRow="0" w:firstColumn="0" w:lastColumn="0" w:oddVBand="0" w:evenVBand="0" w:oddHBand="0" w:evenHBand="0" w:firstRowFirstColumn="0" w:firstRowLastColumn="0" w:lastRowFirstColumn="0" w:lastRowLastColumn="0"/>
+            </w:pPr>
+            <w:r>
+              <w:t>192.168.0.64</w:t>
+            </w:r>
+          </w:p>
+        </w:tc>
+      </w:tr>
+      <w:tr>
+        <w:trPr>
+          <w:cnfStyle w:val="000000100000" w:firstRow="0" w:lastRow="0" w:firstColumn="0" w:lastColumn="0" w:oddVBand="0" w:evenVBand="0" w:oddHBand="1" w:evenHBand="0" w:firstRowFirstColumn="0" w:firstRowLastColumn="0" w:lastRowFirstColumn="0" w:lastRowLastColumn="0"/>
+        </w:trPr>
+        <w:tc>
+          <w:tcPr>
+            <w:cnfStyle w:val="001000000000" w:firstRow="0" w:lastRow="0" w:firstColumn="1" w:lastColumn="0" w:oddVBand="0" w:evenVBand="0" w:oddHBand="0" w:evenHBand="0" w:firstRowFirstColumn="0" w:firstRowLastColumn="0" w:lastRowFirstColumn="0" w:lastRowLastColumn="0"/>
+            <w:tcW w:w="1517" w:type="dxa"/>
+            <w:hideMark/>
+          </w:tcPr>
+          <w:p>
+            <w:pPr>
+              <w:spacing w:after="160" w:line="278" w:lineRule="auto"/>
+            </w:pPr>
+            <w:r>
+              <w:t>C</w:t>
+            </w:r>
+          </w:p>
+        </w:tc>
+        <w:tc>
+          <w:tcPr>
+            <w:tcW w:w="1577" w:type="dxa"/>
+            <w:hideMark/>
+          </w:tcPr>
+          <w:p>
+            <w:pPr>
+              <w:spacing w:after="160" w:line="278" w:lineRule="auto"/>
+              <w:cnfStyle w:val="000000100000" w:firstRow="0" w:lastRow="0" w:firstColumn="0" w:lastColumn="0" w:oddVBand="0" w:evenVBand="0" w:oddHBand="1" w:evenHBand="0" w:firstRowFirstColumn="0" w:firstRowLastColumn="0" w:lastRowFirstColumn="0" w:lastRowLastColumn="0"/>
+            </w:pPr>
+            <w:r>
+              <w:t>/27</w:t>
+            </w:r>
+          </w:p>
+        </w:tc>
+        <w:tc>
+          <w:tcPr>
+            <w:tcW w:w="1832" w:type="dxa"/>
+            <w:hideMark/>
+          </w:tcPr>
+          <w:p>
+            <w:pPr>
+              <w:spacing w:after="160" w:line="278" w:lineRule="auto"/>
+              <w:cnfStyle w:val="000000100000" w:firstRow="0" w:lastRow="0" w:firstColumn="0" w:lastColumn="0" w:oddVBand="0" w:evenVBand="0" w:oddHBand="1" w:evenHBand="0" w:firstRowFirstColumn="0" w:firstRowLastColumn="0" w:lastRowFirstColumn="0" w:lastRowLastColumn="0"/>
+            </w:pPr>
+            <w:r>
+              <w:t>192.168.0.128</w:t>
+            </w:r>
+          </w:p>
+        </w:tc>
+      </w:tr>
+      <w:tr>
+        <w:tc>
+          <w:tcPr>
+            <w:cnfStyle w:val="001000000000" w:firstRow="0" w:lastRow="0" w:firstColumn="1" w:lastColumn="0" w:oddVBand="0" w:evenVBand="0" w:oddHBand="0" w:evenHBand="0" w:firstRowFirstColumn="0" w:firstRowLastColumn="0" w:lastRowFirstColumn="0" w:lastRowLastColumn="0"/>
+            <w:tcW w:w="1517" w:type="dxa"/>
+            <w:hideMark/>
+          </w:tcPr>
+          <w:p>
+            <w:pPr>
+              <w:spacing w:after="160" w:line="278" w:lineRule="auto"/>
+            </w:pPr>
+            <w:r>
+              <w:t>D</w:t>
+            </w:r>
+          </w:p>
+        </w:tc>
+        <w:tc>
+          <w:tcPr>
+            <w:tcW w:w="1577" w:type="dxa"/>
+            <w:hideMark/>
+          </w:tcPr>
+          <w:p>
+            <w:pPr>
+              <w:spacing w:after="160" w:line="278" w:lineRule="auto"/>
+              <w:cnfStyle w:val="000000000000" w:firstRow="0" w:lastRow="0" w:firstColumn="0" w:lastColumn="0" w:oddVBand="0" w:evenVBand="0" w:oddHBand="0" w:evenHBand="0" w:firstRowFirstColumn="0" w:firstRowLastColumn="0" w:lastRowFirstColumn="0" w:lastRowLastColumn="0"/>
+            </w:pPr>
+            <w:r>
+              <w:t>/27</w:t>
+            </w:r>
+          </w:p>
+        </w:tc>
+        <w:tc>
+          <w:tcPr>
+            <w:tcW w:w="1832" w:type="dxa"/>
+            <w:hideMark/>
+          </w:tcPr>
+          <w:p>
+            <w:pPr>
+              <w:spacing w:after="160" w:line="278" w:lineRule="auto"/>
+              <w:cnfStyle w:val="000000000000" w:firstRow="0" w:lastRow="0" w:firstColumn="0" w:lastColumn="0" w:oddVBand="0" w:evenVBand="0" w:oddHBand="0" w:evenHBand="0" w:firstRowFirstColumn="0" w:firstRowLastColumn="0" w:lastRowFirstColumn="0" w:lastRowLastColumn="0"/>
+            </w:pPr>
+            <w:r>
+              <w:t>192.168.0.160</w:t>
+            </w:r>
+          </w:p>
+        </w:tc>
+      </w:tr>
+      <w:tr>
+        <w:trPr>
+          <w:cnfStyle w:val="000000100000" w:firstRow="0" w:lastRow="0" w:firstColumn="0" w:lastColumn="0" w:oddVBand="0" w:evenVBand="0" w:oddHBand="1" w:evenHBand="0" w:firstRowFirstColumn="0" w:firstRowLastColumn="0" w:lastRowFirstColumn="0" w:lastRowLastColumn="0"/>
+        </w:trPr>
+        <w:tc>
+          <w:tcPr>
+            <w:cnfStyle w:val="001000000000" w:firstRow="0" w:lastRow="0" w:firstColumn="1" w:lastColumn="0" w:oddVBand="0" w:evenVBand="0" w:oddHBand="0" w:evenHBand="0" w:firstRowFirstColumn="0" w:firstRowLastColumn="0" w:lastRowFirstColumn="0" w:lastRowLastColumn="0"/>
+            <w:tcW w:w="1517" w:type="dxa"/>
+            <w:hideMark/>
+          </w:tcPr>
+          <w:p>
+            <w:pPr>
+              <w:spacing w:after="160" w:line="278" w:lineRule="auto"/>
+            </w:pPr>
+            <w:r>
+              <w:t>E</w:t>
+            </w:r>
+          </w:p>
+        </w:tc>
+        <w:tc>
+          <w:tcPr>
+            <w:tcW w:w="1577" w:type="dxa"/>
+            <w:hideMark/>
+          </w:tcPr>
+          <w:p>
+            <w:pPr>
+              <w:spacing w:after="160" w:line="278" w:lineRule="auto"/>
+              <w:cnfStyle w:val="000000100000" w:firstRow="0" w:lastRow="0" w:firstColumn="0" w:lastColumn="0" w:oddVBand="0" w:evenVBand="0" w:oddHBand="1" w:evenHBand="0" w:firstRowFirstColumn="0" w:firstRowLastColumn="0" w:lastRowFirstColumn="0" w:lastRowLastColumn="0"/>
+            </w:pPr>
+            <w:r>
+              <w:t>/28</w:t>
+            </w:r>
+          </w:p>
+        </w:tc>
+        <w:tc>
+          <w:tcPr>
+            <w:tcW w:w="1832" w:type="dxa"/>
+            <w:hideMark/>
+          </w:tcPr>
+          <w:p>
+            <w:pPr>
+              <w:spacing w:after="160" w:line="278" w:lineRule="auto"/>
+              <w:cnfStyle w:val="000000100000" w:firstRow="0" w:lastRow="0" w:firstColumn="0" w:lastColumn="0" w:oddVBand="0" w:evenVBand="0" w:oddHBand="1" w:evenHBand="0" w:firstRowFirstColumn="0" w:firstRowLastColumn="0" w:lastRowFirstColumn="0" w:lastRowLastColumn="0"/>
+            </w:pPr>
+            <w:r>
+              <w:t>192.168.0.192</w:t>
+            </w:r>
+          </w:p>
+        </w:tc>
+      </w:tr>
+      <w:tr>
+        <w:tc>
+          <w:tcPr>
+            <w:cnfStyle w:val="001000000000" w:firstRow="0" w:lastRow="0" w:firstColumn="1" w:lastColumn="0" w:oddVBand="0" w:evenVBand="0" w:oddHBand="0" w:evenHBand="0" w:firstRowFirstColumn="0" w:firstRowLastColumn="0" w:lastRowFirstColumn="0" w:lastRowLastColumn="0"/>
+            <w:tcW w:w="1517" w:type="dxa"/>
+            <w:hideMark/>
+          </w:tcPr>
+          <w:p>
+            <w:pPr>
+              <w:spacing w:after="160" w:line="278" w:lineRule="auto"/>
+            </w:pPr>
+            <w:r>
+              <w:t>F</w:t>
+            </w:r>
+          </w:p>
+        </w:tc>
+        <w:tc>
+          <w:tcPr>
+            <w:tcW w:w="1577" w:type="dxa"/>
+            <w:hideMark/>
+          </w:tcPr>
+          <w:p>
+            <w:pPr>
+              <w:spacing w:after="160" w:line="278" w:lineRule="auto"/>
+              <w:cnfStyle w:val="000000000000" w:firstRow="0" w:lastRow="0" w:firstColumn="0" w:lastColumn="0" w:oddVBand="0" w:evenVBand="0" w:oddHBand="0" w:evenHBand="0" w:firstRowFirstColumn="0" w:firstRowLastColumn="0" w:lastRowFirstColumn="0" w:lastRowLastColumn="0"/>
+            </w:pPr>
+            <w:r>
+              <w:t>/28</w:t>
+            </w:r>
+          </w:p>
+        </w:tc>
+        <w:tc>
+          <w:tcPr>
+            <w:tcW w:w="1832" w:type="dxa"/>
+            <w:hideMark/>
+          </w:tcPr>
+          <w:p>
+            <w:pPr>
+              <w:spacing w:after="160" w:line="278" w:lineRule="auto"/>
+              <w:cnfStyle w:val="000000000000" w:firstRow="0" w:lastRow="0" w:firstColumn="0" w:lastColumn="0" w:oddVBand="0" w:evenVBand="0" w:oddHBand="0" w:evenHBand="0" w:firstRowFirstColumn="0" w:firstRowLastColumn="0" w:lastRowFirstColumn="0" w:lastRowLastColumn="0"/>
+            </w:pPr>
+            <w:r>
+              <w:t>192.168.0.208</w:t>
+            </w:r>
+          </w:p>
+        </w:tc>
+      </w:tr>
+      <w:tr>
+        <w:trPr>
+          <w:cnfStyle w:val="000000100000" w:firstRow="0" w:lastRow="0" w:firstColumn="0" w:lastColumn="0" w:oddVBand="0" w:evenVBand="0" w:oddHBand="1" w:evenHBand="0" w:firstRowFirstColumn="0" w:firstRowLastColumn="0" w:lastRowFirstColumn="0" w:lastRowLastColumn="0"/>
+        </w:trPr>
+        <w:tc>
+          <w:tcPr>
+            <w:cnfStyle w:val="001000000000" w:firstRow="0" w:lastRow="0" w:firstColumn="1" w:lastColumn="0" w:oddVBand="0" w:evenVBand="0" w:oddHBand="0" w:evenHBand="0" w:firstRowFirstColumn="0" w:firstRowLastColumn="0" w:lastRowFirstColumn="0" w:lastRowLastColumn="0"/>
+            <w:tcW w:w="1517" w:type="dxa"/>
+            <w:hideMark/>
+          </w:tcPr>
+          <w:p>
+            <w:pPr>
+              <w:spacing w:after="160" w:line="278" w:lineRule="auto"/>
+            </w:pPr>
+            <w:r>
+              <w:t>G</w:t>
+            </w:r>
+          </w:p>
+        </w:tc>
+        <w:tc>
+          <w:tcPr>
+            <w:tcW w:w="1577" w:type="dxa"/>
+            <w:hideMark/>
+          </w:tcPr>
+          <w:p>
+            <w:pPr>
+              <w:spacing w:after="160" w:line="278" w:lineRule="auto"/>
+              <w:cnfStyle w:val="000000100000" w:firstRow="0" w:lastRow="0" w:firstColumn="0" w:lastColumn="0" w:oddVBand="0" w:evenVBand="0" w:oddHBand="1" w:evenHBand="0" w:firstRowFirstColumn="0" w:firstRowLastColumn="0" w:lastRowFirstColumn="0" w:lastRowLastColumn="0"/>
+            </w:pPr>
+            <w:r>
+              <w:t>/28</w:t>
+            </w:r>
+          </w:p>
+        </w:tc>
+        <w:tc>
+          <w:tcPr>
+            <w:tcW w:w="1832" w:type="dxa"/>
+            <w:hideMark/>
+          </w:tcPr>
+          <w:p>
+            <w:pPr>
+              <w:spacing w:after="160" w:line="278" w:lineRule="auto"/>
+              <w:cnfStyle w:val="000000100000" w:firstRow="0" w:lastRow="0" w:firstColumn="0" w:lastColumn="0" w:oddVBand="0" w:evenVBand="0" w:oddHBand="1" w:evenHBand="0" w:firstRowFirstColumn="0" w:firstRowLastColumn="0" w:lastRowFirstColumn="0" w:lastRowLastColumn="0"/>
+            </w:pPr>
+            <w:r>
+              <w:t>192.168.0.224</w:t>
+            </w:r>
+          </w:p>
+        </w:tc>
+      </w:tr>
+      <w:tr>
+        <w:tc>
+          <w:tcPr>
+            <w:cnfStyle w:val="001000000000" w:firstRow="0" w:lastRow="0" w:firstColumn="1" w:lastColumn="0" w:oddVBand="0" w:evenVBand="0" w:oddHBand="0" w:evenHBand="0" w:firstRowFirstColumn="0" w:firstRowLastColumn="0" w:lastRowFirstColumn="0" w:lastRowLastColumn="0"/>
+            <w:tcW w:w="1517" w:type="dxa"/>
+            <w:hideMark/>
+          </w:tcPr>
+          <w:p>
+            <w:pPr>
+              <w:spacing w:after="160" w:line="278" w:lineRule="auto"/>
+            </w:pPr>
+            <w:r>
+              <w:t>H</w:t>
+            </w:r>
+          </w:p>
+        </w:tc>
+        <w:tc>
+          <w:tcPr>
+            <w:tcW w:w="1577" w:type="dxa"/>
+            <w:hideMark/>
+          </w:tcPr>
+          <w:p>
+            <w:pPr>
+              <w:spacing w:after="160" w:line="278" w:lineRule="auto"/>
+              <w:cnfStyle w:val="000000000000" w:firstRow="0" w:lastRow="0" w:firstColumn="0" w:lastColumn="0" w:oddVBand="0" w:evenVBand="0" w:oddHBand="0" w:evenHBand="0" w:firstRowFirstColumn="0" w:firstRowLastColumn="0" w:lastRowFirstColumn="0" w:lastRowLastColumn="0"/>
+            </w:pPr>
+            <w:r>
+              <w:t>/28</w:t>
+            </w:r>
+          </w:p>
+        </w:tc>
+        <w:tc>
+          <w:tcPr>
+            <w:tcW w:w="1832" w:type="dxa"/>
+            <w:hideMark/>
+          </w:tcPr>
+          <w:p>
+            <w:pPr>
+              <w:spacing w:after="160" w:line="278" w:lineRule="auto"/>
+              <w:cnfStyle w:val="000000000000" w:firstRow="0" w:lastRow="0" w:firstColumn="0" w:lastColumn="0" w:oddVBand="0" w:evenVBand="0" w:oddHBand="0" w:evenHBand="0" w:firstRowFirstColumn="0" w:firstRowLastColumn="0" w:lastRowFirstColumn="0" w:lastRowLastColumn="0"/>
+            </w:pPr>
+            <w:r>
+              <w:t>192.168.0.240</w:t>
+            </w:r>
+          </w:p>
+        </w:tc>
+      </w:tr>
+    </w:tbl>
+    <w:p/>
+    <w:p>
+      <w:pPr>
         <w:pStyle w:val="berschrift3"/>
       </w:pPr>
       <w:bookmarkStart w:id="20" w:name="_Toc227177675"/>
@@ -8128,15 +9097,7 @@
         <w:t xml:space="preserve">Es soll die benötigte Infrastruktur für ein neues Netzwerk zusammengestellt werden. Zudem sollen noch Bandbreiten berechnet und ein Netz im </w:t>
       </w:r>
       <w:r>
-        <w:t>CISCO-</w:t>
-      </w:r>
-      <w:proofErr w:type="spellStart"/>
-      <w:r>
-        <w:t>Packettracer</w:t>
-      </w:r>
-      <w:proofErr w:type="spellEnd"/>
-      <w:r>
-        <w:t xml:space="preserve"> </w:t>
+        <w:t xml:space="preserve">CISCO-Packettracer </w:t>
       </w:r>
       <w:r>
         <w:t>erstellt werden. Die Zwischenschritte (Bearbeitung), Lösungen und Screenshots sind unter dem gleichnamigen Unterkapitel zu finden.</w:t>
@@ -8161,15 +9122,7 @@
         </w:numPr>
       </w:pPr>
       <w:r>
-        <w:t xml:space="preserve">Es folgt die </w:t>
-      </w:r>
-      <w:proofErr w:type="spellStart"/>
-      <w:r>
-        <w:t>Switchingtabelle</w:t>
-      </w:r>
-      <w:proofErr w:type="spellEnd"/>
-      <w:r>
-        <w:t xml:space="preserve"> zur Aufgabe 1.</w:t>
+        <w:t>Es folgt die Switchingtabelle zur Aufgabe 1.</w:t>
       </w:r>
     </w:p>
     <w:tbl>
@@ -8542,7 +9495,6 @@
                 <w:lang w:eastAsia="de-CH"/>
                 <w14:ligatures w14:val="none"/>
               </w:rPr>
-              <w:lastRenderedPageBreak/>
               <w:t>6</w:t>
             </w:r>
           </w:p>
@@ -8600,6 +9552,7 @@
                 <w:lang w:eastAsia="de-CH"/>
                 <w14:ligatures w14:val="none"/>
               </w:rPr>
+              <w:lastRenderedPageBreak/>
               <w:t>7</w:t>
             </w:r>
           </w:p>
@@ -8725,15 +9678,7 @@
               </w:rPr>
             </w:pPr>
             <w:r>
-              <w:t xml:space="preserve">Multi-Gig Ports (100M–10G), </w:t>
-            </w:r>
-            <w:proofErr w:type="spellStart"/>
-            <w:r>
-              <w:t>Autonegotiation</w:t>
-            </w:r>
-            <w:proofErr w:type="spellEnd"/>
-            <w:r>
-              <w:t xml:space="preserve"> und Auto-MDI-X Standard</w:t>
+              <w:t>Multi-Gig Ports (100M–10G), Autonegotiation und Auto-MDI-X Standard</w:t>
             </w:r>
           </w:p>
         </w:tc>
@@ -8795,15 +9740,7 @@
           </w:tcPr>
           <w:p>
             <w:r>
-              <w:t xml:space="preserve">24× </w:t>
-            </w:r>
-            <w:proofErr w:type="spellStart"/>
-            <w:r>
-              <w:t>PoE</w:t>
-            </w:r>
-            <w:proofErr w:type="spellEnd"/>
-            <w:r>
-              <w:t>++ (bis 60W pro Port)</w:t>
+              <w:t>24× PoE++ (bis 60W pro Port)</w:t>
             </w:r>
           </w:p>
         </w:tc>
@@ -8842,13 +9779,8 @@
           </w:tcPr>
           <w:p>
             <w:r>
-              <w:t xml:space="preserve">Standard 19" </w:t>
-            </w:r>
-            <w:proofErr w:type="spellStart"/>
-            <w:r>
-              <w:t>Rackmount</w:t>
-            </w:r>
-            <w:proofErr w:type="spellEnd"/>
+              <w:t>Standard 19" Rackmount</w:t>
+            </w:r>
           </w:p>
         </w:tc>
       </w:tr>
@@ -11787,12 +12719,12 @@
     <w:rsid w:val="00041762"/>
     <w:rsid w:val="001A7A50"/>
     <w:rsid w:val="001B3170"/>
-    <w:rsid w:val="002E27D2"/>
     <w:rsid w:val="00367509"/>
     <w:rsid w:val="004A4E5D"/>
     <w:rsid w:val="00717388"/>
     <w:rsid w:val="00863F34"/>
     <w:rsid w:val="008679E4"/>
+    <w:rsid w:val="008A0908"/>
     <w:rsid w:val="00922DF0"/>
     <w:rsid w:val="00AC70F4"/>
     <w:rsid w:val="00B96909"/>

--- a/M129/Projekt_LB2/Dokumentation/Dokumentation_M129_LB2.docx
+++ b/M129/Projekt_LB2/Dokumentation/Dokumentation_M129_LB2.docx
@@ -107,7 +107,7 @@
                                   <w:tag w:val=""/>
                                   <w:id w:val="400952559"/>
                                   <w:dataBinding w:prefixMappings="xmlns:ns0='http://schemas.microsoft.com/office/2006/coverPageProps' " w:xpath="/ns0:CoverPageProperties[1]/ns0:PublishDate[1]" w:storeItemID="{55AF091B-3C7A-41E3-B477-F2FDAA23CFDA}"/>
-                                  <w:date w:fullDate="2026-04-15T00:00:00Z">
+                                  <w:date w:fullDate="2026-04-16T00:00:00Z">
                                     <w:dateFormat w:val="d. MMMM yyyy"/>
                                     <w:lid w:val="de-DE"/>
                                     <w:storeMappedDataAs w:val="dateTime"/>
@@ -134,7 +134,7 @@
                                         <w:szCs w:val="40"/>
                                         <w:lang w:val="de-DE"/>
                                       </w:rPr>
-                                      <w:t>15. April 2026</w:t>
+                                      <w:t>16. April 2026</w:t>
                                     </w:r>
                                   </w:p>
                                 </w:sdtContent>
@@ -180,7 +180,7 @@
                             <w:tag w:val=""/>
                             <w:id w:val="400952559"/>
                             <w:dataBinding w:prefixMappings="xmlns:ns0='http://schemas.microsoft.com/office/2006/coverPageProps' " w:xpath="/ns0:CoverPageProperties[1]/ns0:PublishDate[1]" w:storeItemID="{55AF091B-3C7A-41E3-B477-F2FDAA23CFDA}"/>
-                            <w:date w:fullDate="2026-04-15T00:00:00Z">
+                            <w:date w:fullDate="2026-04-16T00:00:00Z">
                               <w:dateFormat w:val="d. MMMM yyyy"/>
                               <w:lid w:val="de-DE"/>
                               <w:storeMappedDataAs w:val="dateTime"/>
@@ -207,7 +207,7 @@
                                   <w:szCs w:val="40"/>
                                   <w:lang w:val="de-DE"/>
                                 </w:rPr>
-                                <w:t>15. April 2026</w:t>
+                                <w:t>16. April 2026</w:t>
                               </w:r>
                             </w:p>
                           </w:sdtContent>
@@ -1077,7 +1077,7 @@
             </w:rPr>
             <w:fldChar w:fldCharType="separate"/>
           </w:r>
-          <w:hyperlink w:anchor="_Toc227177655" w:history="1">
+          <w:hyperlink w:anchor="_Toc227265659" w:history="1">
             <w:r>
               <w:rPr>
                 <w:rStyle w:val="Hyperlink"/>
@@ -1104,7 +1104,7 @@
                 <w:noProof/>
                 <w:webHidden/>
               </w:rPr>
-              <w:instrText xml:space="preserve"> PAGEREF _Toc227177655 \h </w:instrText>
+              <w:instrText xml:space="preserve"> PAGEREF _Toc227265659 \h </w:instrText>
             </w:r>
             <w:r>
               <w:rPr>
@@ -1147,12 +1147,11 @@
               <w:lang w:eastAsia="de-CH"/>
             </w:rPr>
           </w:pPr>
-          <w:hyperlink w:anchor="_Toc227177656" w:history="1">
+          <w:hyperlink w:anchor="_Toc227265660" w:history="1">
             <w:r>
               <w:rPr>
                 <w:rStyle w:val="Hyperlink"/>
                 <w:noProof/>
-                <w:highlight w:val="green"/>
               </w:rPr>
               <w:t>BeASwitch</w:t>
             </w:r>
@@ -1175,7 +1174,7 @@
                 <w:noProof/>
                 <w:webHidden/>
               </w:rPr>
-              <w:instrText xml:space="preserve"> PAGEREF _Toc227177656 \h </w:instrText>
+              <w:instrText xml:space="preserve"> PAGEREF _Toc227265660 \h </w:instrText>
             </w:r>
             <w:r>
               <w:rPr>
@@ -1218,7 +1217,7 @@
               <w:lang w:eastAsia="de-CH"/>
             </w:rPr>
           </w:pPr>
-          <w:hyperlink w:anchor="_Toc227177657" w:history="1">
+          <w:hyperlink w:anchor="_Toc227265661" w:history="1">
             <w:r>
               <w:rPr>
                 <w:rStyle w:val="Hyperlink"/>
@@ -1245,7 +1244,7 @@
                 <w:noProof/>
                 <w:webHidden/>
               </w:rPr>
-              <w:instrText xml:space="preserve"> PAGEREF _Toc227177657 \h </w:instrText>
+              <w:instrText xml:space="preserve"> PAGEREF _Toc227265661 \h </w:instrText>
             </w:r>
             <w:r>
               <w:rPr>
@@ -1288,7 +1287,7 @@
               <w:lang w:eastAsia="de-CH"/>
             </w:rPr>
           </w:pPr>
-          <w:hyperlink w:anchor="_Toc227177658" w:history="1">
+          <w:hyperlink w:anchor="_Toc227265662" w:history="1">
             <w:r>
               <w:rPr>
                 <w:rStyle w:val="Hyperlink"/>
@@ -1315,7 +1314,7 @@
                 <w:noProof/>
                 <w:webHidden/>
               </w:rPr>
-              <w:instrText xml:space="preserve"> PAGEREF _Toc227177658 \h </w:instrText>
+              <w:instrText xml:space="preserve"> PAGEREF _Toc227265662 \h </w:instrText>
             </w:r>
             <w:r>
               <w:rPr>
@@ -1358,12 +1357,11 @@
               <w:lang w:eastAsia="de-CH"/>
             </w:rPr>
           </w:pPr>
-          <w:hyperlink w:anchor="_Toc227177659" w:history="1">
+          <w:hyperlink w:anchor="_Toc227265663" w:history="1">
             <w:r>
               <w:rPr>
                 <w:rStyle w:val="Hyperlink"/>
                 <w:noProof/>
-                <w:highlight w:val="green"/>
               </w:rPr>
               <w:t>BeARouter</w:t>
             </w:r>
@@ -1386,7 +1384,7 @@
                 <w:noProof/>
                 <w:webHidden/>
               </w:rPr>
-              <w:instrText xml:space="preserve"> PAGEREF _Toc227177659 \h </w:instrText>
+              <w:instrText xml:space="preserve"> PAGEREF _Toc227265663 \h </w:instrText>
             </w:r>
             <w:r>
               <w:rPr>
@@ -1429,7 +1427,7 @@
               <w:lang w:eastAsia="de-CH"/>
             </w:rPr>
           </w:pPr>
-          <w:hyperlink w:anchor="_Toc227177660" w:history="1">
+          <w:hyperlink w:anchor="_Toc227265664" w:history="1">
             <w:r>
               <w:rPr>
                 <w:rStyle w:val="Hyperlink"/>
@@ -1456,7 +1454,7 @@
                 <w:noProof/>
                 <w:webHidden/>
               </w:rPr>
-              <w:instrText xml:space="preserve"> PAGEREF _Toc227177660 \h </w:instrText>
+              <w:instrText xml:space="preserve"> PAGEREF _Toc227265664 \h </w:instrText>
             </w:r>
             <w:r>
               <w:rPr>
@@ -1499,7 +1497,7 @@
               <w:lang w:eastAsia="de-CH"/>
             </w:rPr>
           </w:pPr>
-          <w:hyperlink w:anchor="_Toc227177661" w:history="1">
+          <w:hyperlink w:anchor="_Toc227265665" w:history="1">
             <w:r>
               <w:rPr>
                 <w:rStyle w:val="Hyperlink"/>
@@ -1526,7 +1524,7 @@
                 <w:noProof/>
                 <w:webHidden/>
               </w:rPr>
-              <w:instrText xml:space="preserve"> PAGEREF _Toc227177661 \h </w:instrText>
+              <w:instrText xml:space="preserve"> PAGEREF _Toc227265665 \h </w:instrText>
             </w:r>
             <w:r>
               <w:rPr>
@@ -1569,12 +1567,11 @@
               <w:lang w:eastAsia="de-CH"/>
             </w:rPr>
           </w:pPr>
-          <w:hyperlink w:anchor="_Toc227177662" w:history="1">
+          <w:hyperlink w:anchor="_Toc227265666" w:history="1">
             <w:r>
               <w:rPr>
                 <w:rStyle w:val="Hyperlink"/>
                 <w:noProof/>
-                <w:highlight w:val="green"/>
               </w:rPr>
               <w:t>Routing</w:t>
             </w:r>
@@ -1597,7 +1594,7 @@
                 <w:noProof/>
                 <w:webHidden/>
               </w:rPr>
-              <w:instrText xml:space="preserve"> PAGEREF _Toc227177662 \h </w:instrText>
+              <w:instrText xml:space="preserve"> PAGEREF _Toc227265666 \h </w:instrText>
             </w:r>
             <w:r>
               <w:rPr>
@@ -1640,7 +1637,7 @@
               <w:lang w:eastAsia="de-CH"/>
             </w:rPr>
           </w:pPr>
-          <w:hyperlink w:anchor="_Toc227177663" w:history="1">
+          <w:hyperlink w:anchor="_Toc227265667" w:history="1">
             <w:r>
               <w:rPr>
                 <w:rStyle w:val="Hyperlink"/>
@@ -1667,7 +1664,7 @@
                 <w:noProof/>
                 <w:webHidden/>
               </w:rPr>
-              <w:instrText xml:space="preserve"> PAGEREF _Toc227177663 \h </w:instrText>
+              <w:instrText xml:space="preserve"> PAGEREF _Toc227265667 \h </w:instrText>
             </w:r>
             <w:r>
               <w:rPr>
@@ -1710,7 +1707,7 @@
               <w:lang w:eastAsia="de-CH"/>
             </w:rPr>
           </w:pPr>
-          <w:hyperlink w:anchor="_Toc227177664" w:history="1">
+          <w:hyperlink w:anchor="_Toc227265668" w:history="1">
             <w:r>
               <w:rPr>
                 <w:rStyle w:val="Hyperlink"/>
@@ -1737,7 +1734,7 @@
                 <w:noProof/>
                 <w:webHidden/>
               </w:rPr>
-              <w:instrText xml:space="preserve"> PAGEREF _Toc227177664 \h </w:instrText>
+              <w:instrText xml:space="preserve"> PAGEREF _Toc227265668 \h </w:instrText>
             </w:r>
             <w:r>
               <w:rPr>
@@ -1780,7 +1777,7 @@
               <w:lang w:eastAsia="de-CH"/>
             </w:rPr>
           </w:pPr>
-          <w:hyperlink w:anchor="_Toc227177665" w:history="1">
+          <w:hyperlink w:anchor="_Toc227265669" w:history="1">
             <w:r>
               <w:rPr>
                 <w:rStyle w:val="Hyperlink"/>
@@ -1807,7 +1804,7 @@
                 <w:noProof/>
                 <w:webHidden/>
               </w:rPr>
-              <w:instrText xml:space="preserve"> PAGEREF _Toc227177665 \h </w:instrText>
+              <w:instrText xml:space="preserve"> PAGEREF _Toc227265669 \h </w:instrText>
             </w:r>
             <w:r>
               <w:rPr>
@@ -1850,12 +1847,11 @@
               <w:lang w:eastAsia="de-CH"/>
             </w:rPr>
           </w:pPr>
-          <w:hyperlink w:anchor="_Toc227177666" w:history="1">
+          <w:hyperlink w:anchor="_Toc227265670" w:history="1">
             <w:r>
               <w:rPr>
                 <w:rStyle w:val="Hyperlink"/>
                 <w:noProof/>
-                <w:highlight w:val="green"/>
               </w:rPr>
               <w:t>Schichtenmodell</w:t>
             </w:r>
@@ -1878,7 +1874,7 @@
                 <w:noProof/>
                 <w:webHidden/>
               </w:rPr>
-              <w:instrText xml:space="preserve"> PAGEREF _Toc227177666 \h </w:instrText>
+              <w:instrText xml:space="preserve"> PAGEREF _Toc227265670 \h </w:instrText>
             </w:r>
             <w:r>
               <w:rPr>
@@ -1921,7 +1917,7 @@
               <w:lang w:eastAsia="de-CH"/>
             </w:rPr>
           </w:pPr>
-          <w:hyperlink w:anchor="_Toc227177667" w:history="1">
+          <w:hyperlink w:anchor="_Toc227265671" w:history="1">
             <w:r>
               <w:rPr>
                 <w:rStyle w:val="Hyperlink"/>
@@ -1948,7 +1944,7 @@
                 <w:noProof/>
                 <w:webHidden/>
               </w:rPr>
-              <w:instrText xml:space="preserve"> PAGEREF _Toc227177667 \h </w:instrText>
+              <w:instrText xml:space="preserve"> PAGEREF _Toc227265671 \h </w:instrText>
             </w:r>
             <w:r>
               <w:rPr>
@@ -1991,7 +1987,7 @@
               <w:lang w:eastAsia="de-CH"/>
             </w:rPr>
           </w:pPr>
-          <w:hyperlink w:anchor="_Toc227177668" w:history="1">
+          <w:hyperlink w:anchor="_Toc227265672" w:history="1">
             <w:r>
               <w:rPr>
                 <w:rStyle w:val="Hyperlink"/>
@@ -2018,7 +2014,7 @@
                 <w:noProof/>
                 <w:webHidden/>
               </w:rPr>
-              <w:instrText xml:space="preserve"> PAGEREF _Toc227177668 \h </w:instrText>
+              <w:instrText xml:space="preserve"> PAGEREF _Toc227265672 \h </w:instrText>
             </w:r>
             <w:r>
               <w:rPr>
@@ -2061,7 +2057,7 @@
               <w:lang w:eastAsia="de-CH"/>
             </w:rPr>
           </w:pPr>
-          <w:hyperlink w:anchor="_Toc227177669" w:history="1">
+          <w:hyperlink w:anchor="_Toc227265673" w:history="1">
             <w:r>
               <w:rPr>
                 <w:rStyle w:val="Hyperlink"/>
@@ -2088,7 +2084,7 @@
                 <w:noProof/>
                 <w:webHidden/>
               </w:rPr>
-              <w:instrText xml:space="preserve"> PAGEREF _Toc227177669 \h </w:instrText>
+              <w:instrText xml:space="preserve"> PAGEREF _Toc227265673 \h </w:instrText>
             </w:r>
             <w:r>
               <w:rPr>
@@ -2108,7 +2104,7 @@
                 <w:noProof/>
                 <w:webHidden/>
               </w:rPr>
-              <w:t>7</w:t>
+              <w:t>8</w:t>
             </w:r>
             <w:r>
               <w:rPr>
@@ -2131,7 +2127,7 @@
               <w:lang w:eastAsia="de-CH"/>
             </w:rPr>
           </w:pPr>
-          <w:hyperlink w:anchor="_Toc227177670" w:history="1">
+          <w:hyperlink w:anchor="_Toc227265674" w:history="1">
             <w:r>
               <w:rPr>
                 <w:rStyle w:val="Hyperlink"/>
@@ -2158,7 +2154,7 @@
                 <w:noProof/>
                 <w:webHidden/>
               </w:rPr>
-              <w:instrText xml:space="preserve"> PAGEREF _Toc227177670 \h </w:instrText>
+              <w:instrText xml:space="preserve"> PAGEREF _Toc227265674 \h </w:instrText>
             </w:r>
             <w:r>
               <w:rPr>
@@ -2201,7 +2197,7 @@
               <w:lang w:eastAsia="de-CH"/>
             </w:rPr>
           </w:pPr>
-          <w:hyperlink w:anchor="_Toc227177671" w:history="1">
+          <w:hyperlink w:anchor="_Toc227265675" w:history="1">
             <w:r>
               <w:rPr>
                 <w:rStyle w:val="Hyperlink"/>
@@ -2228,7 +2224,7 @@
                 <w:noProof/>
                 <w:webHidden/>
               </w:rPr>
-              <w:instrText xml:space="preserve"> PAGEREF _Toc227177671 \h </w:instrText>
+              <w:instrText xml:space="preserve"> PAGEREF _Toc227265675 \h </w:instrText>
             </w:r>
             <w:r>
               <w:rPr>
@@ -2248,7 +2244,7 @@
                 <w:noProof/>
                 <w:webHidden/>
               </w:rPr>
-              <w:t>9</w:t>
+              <w:t>10</w:t>
             </w:r>
             <w:r>
               <w:rPr>
@@ -2271,7 +2267,7 @@
               <w:lang w:eastAsia="de-CH"/>
             </w:rPr>
           </w:pPr>
-          <w:hyperlink w:anchor="_Toc227177672" w:history="1">
+          <w:hyperlink w:anchor="_Toc227265676" w:history="1">
             <w:r>
               <w:rPr>
                 <w:rStyle w:val="Hyperlink"/>
@@ -2298,7 +2294,7 @@
                 <w:noProof/>
                 <w:webHidden/>
               </w:rPr>
-              <w:instrText xml:space="preserve"> PAGEREF _Toc227177672 \h </w:instrText>
+              <w:instrText xml:space="preserve"> PAGEREF _Toc227265676 \h </w:instrText>
             </w:r>
             <w:r>
               <w:rPr>
@@ -2318,7 +2314,7 @@
                 <w:noProof/>
                 <w:webHidden/>
               </w:rPr>
-              <w:t>9</w:t>
+              <w:t>10</w:t>
             </w:r>
             <w:r>
               <w:rPr>
@@ -2341,7 +2337,7 @@
               <w:lang w:eastAsia="de-CH"/>
             </w:rPr>
           </w:pPr>
-          <w:hyperlink w:anchor="_Toc227177673" w:history="1">
+          <w:hyperlink w:anchor="_Toc227265677" w:history="1">
             <w:r>
               <w:rPr>
                 <w:rStyle w:val="Hyperlink"/>
@@ -2368,7 +2364,7 @@
                 <w:noProof/>
                 <w:webHidden/>
               </w:rPr>
-              <w:instrText xml:space="preserve"> PAGEREF _Toc227177673 \h </w:instrText>
+              <w:instrText xml:space="preserve"> PAGEREF _Toc227265677 \h </w:instrText>
             </w:r>
             <w:r>
               <w:rPr>
@@ -2411,7 +2407,7 @@
               <w:lang w:eastAsia="de-CH"/>
             </w:rPr>
           </w:pPr>
-          <w:hyperlink w:anchor="_Toc227177674" w:history="1">
+          <w:hyperlink w:anchor="_Toc227265678" w:history="1">
             <w:r>
               <w:rPr>
                 <w:rStyle w:val="Hyperlink"/>
@@ -2438,7 +2434,7 @@
                 <w:noProof/>
                 <w:webHidden/>
               </w:rPr>
-              <w:instrText xml:space="preserve"> PAGEREF _Toc227177674 \h </w:instrText>
+              <w:instrText xml:space="preserve"> PAGEREF _Toc227265678 \h </w:instrText>
             </w:r>
             <w:r>
               <w:rPr>
@@ -2459,6 +2455,76 @@
                 <w:webHidden/>
               </w:rPr>
               <w:t>10</w:t>
+            </w:r>
+            <w:r>
+              <w:rPr>
+                <w:noProof/>
+                <w:webHidden/>
+              </w:rPr>
+              <w:fldChar w:fldCharType="end"/>
+            </w:r>
+          </w:hyperlink>
+        </w:p>
+        <w:p>
+          <w:pPr>
+            <w:pStyle w:val="Verzeichnis2"/>
+            <w:tabs>
+              <w:tab w:val="right" w:leader="dot" w:pos="9062"/>
+            </w:tabs>
+            <w:rPr>
+              <w:rFonts w:eastAsiaTheme="minorEastAsia"/>
+              <w:noProof/>
+              <w:lang w:eastAsia="de-CH"/>
+            </w:rPr>
+          </w:pPr>
+          <w:hyperlink w:anchor="_Toc227265679" w:history="1">
+            <w:r>
+              <w:rPr>
+                <w:rStyle w:val="Hyperlink"/>
+                <w:noProof/>
+              </w:rPr>
+              <w:t>Switch</w:t>
+            </w:r>
+            <w:r>
+              <w:rPr>
+                <w:noProof/>
+                <w:webHidden/>
+              </w:rPr>
+              <w:tab/>
+            </w:r>
+            <w:r>
+              <w:rPr>
+                <w:noProof/>
+                <w:webHidden/>
+              </w:rPr>
+              <w:fldChar w:fldCharType="begin"/>
+            </w:r>
+            <w:r>
+              <w:rPr>
+                <w:noProof/>
+                <w:webHidden/>
+              </w:rPr>
+              <w:instrText xml:space="preserve"> PAGEREF _Toc227265679 \h </w:instrText>
+            </w:r>
+            <w:r>
+              <w:rPr>
+                <w:noProof/>
+                <w:webHidden/>
+              </w:rPr>
+            </w:r>
+            <w:r>
+              <w:rPr>
+                <w:noProof/>
+                <w:webHidden/>
+              </w:rPr>
+              <w:fldChar w:fldCharType="separate"/>
+            </w:r>
+            <w:r>
+              <w:rPr>
+                <w:noProof/>
+                <w:webHidden/>
+              </w:rPr>
+              <w:t>13</w:t>
             </w:r>
             <w:r>
               <w:rPr>
@@ -2481,13 +2547,13 @@
               <w:lang w:eastAsia="de-CH"/>
             </w:rPr>
           </w:pPr>
-          <w:hyperlink w:anchor="_Toc227177675" w:history="1">
+          <w:hyperlink w:anchor="_Toc227265680" w:history="1">
             <w:r>
               <w:rPr>
                 <w:rStyle w:val="Hyperlink"/>
                 <w:noProof/>
               </w:rPr>
-              <w:t>Screenshots</w:t>
+              <w:t>Einleitung</w:t>
             </w:r>
             <w:r>
               <w:rPr>
@@ -2508,7 +2574,7 @@
                 <w:noProof/>
                 <w:webHidden/>
               </w:rPr>
-              <w:instrText xml:space="preserve"> PAGEREF _Toc227177675 \h </w:instrText>
+              <w:instrText xml:space="preserve"> PAGEREF _Toc227265680 \h </w:instrText>
             </w:r>
             <w:r>
               <w:rPr>
@@ -2528,78 +2594,7 @@
                 <w:noProof/>
                 <w:webHidden/>
               </w:rPr>
-              <w:t>10</w:t>
-            </w:r>
-            <w:r>
-              <w:rPr>
-                <w:noProof/>
-                <w:webHidden/>
-              </w:rPr>
-              <w:fldChar w:fldCharType="end"/>
-            </w:r>
-          </w:hyperlink>
-        </w:p>
-        <w:p>
-          <w:pPr>
-            <w:pStyle w:val="Verzeichnis2"/>
-            <w:tabs>
-              <w:tab w:val="right" w:leader="dot" w:pos="9062"/>
-            </w:tabs>
-            <w:rPr>
-              <w:rFonts w:eastAsiaTheme="minorEastAsia"/>
-              <w:noProof/>
-              <w:lang w:eastAsia="de-CH"/>
-            </w:rPr>
-          </w:pPr>
-          <w:hyperlink w:anchor="_Toc227177676" w:history="1">
-            <w:r>
-              <w:rPr>
-                <w:rStyle w:val="Hyperlink"/>
-                <w:noProof/>
-                <w:highlight w:val="green"/>
-              </w:rPr>
-              <w:t>Switch</w:t>
-            </w:r>
-            <w:r>
-              <w:rPr>
-                <w:noProof/>
-                <w:webHidden/>
-              </w:rPr>
-              <w:tab/>
-            </w:r>
-            <w:r>
-              <w:rPr>
-                <w:noProof/>
-                <w:webHidden/>
-              </w:rPr>
-              <w:fldChar w:fldCharType="begin"/>
-            </w:r>
-            <w:r>
-              <w:rPr>
-                <w:noProof/>
-                <w:webHidden/>
-              </w:rPr>
-              <w:instrText xml:space="preserve"> PAGEREF _Toc227177676 \h </w:instrText>
-            </w:r>
-            <w:r>
-              <w:rPr>
-                <w:noProof/>
-                <w:webHidden/>
-              </w:rPr>
-            </w:r>
-            <w:r>
-              <w:rPr>
-                <w:noProof/>
-                <w:webHidden/>
-              </w:rPr>
-              <w:fldChar w:fldCharType="separate"/>
-            </w:r>
-            <w:r>
-              <w:rPr>
-                <w:noProof/>
-                <w:webHidden/>
-              </w:rPr>
-              <w:t>10</w:t>
+              <w:t>13</w:t>
             </w:r>
             <w:r>
               <w:rPr>
@@ -2622,13 +2617,13 @@
               <w:lang w:eastAsia="de-CH"/>
             </w:rPr>
           </w:pPr>
-          <w:hyperlink w:anchor="_Toc227177677" w:history="1">
+          <w:hyperlink w:anchor="_Toc227265681" w:history="1">
             <w:r>
               <w:rPr>
                 <w:rStyle w:val="Hyperlink"/>
                 <w:noProof/>
               </w:rPr>
-              <w:t>Einleitung</w:t>
+              <w:t>Lösungen</w:t>
             </w:r>
             <w:r>
               <w:rPr>
@@ -2649,7 +2644,7 @@
                 <w:noProof/>
                 <w:webHidden/>
               </w:rPr>
-              <w:instrText xml:space="preserve"> PAGEREF _Toc227177677 \h </w:instrText>
+              <w:instrText xml:space="preserve"> PAGEREF _Toc227265681 \h </w:instrText>
             </w:r>
             <w:r>
               <w:rPr>
@@ -2669,7 +2664,7 @@
                 <w:noProof/>
                 <w:webHidden/>
               </w:rPr>
-              <w:t>10</w:t>
+              <w:t>14</w:t>
             </w:r>
             <w:r>
               <w:rPr>
@@ -2692,13 +2687,13 @@
               <w:lang w:eastAsia="de-CH"/>
             </w:rPr>
           </w:pPr>
-          <w:hyperlink w:anchor="_Toc227177678" w:history="1">
+          <w:hyperlink w:anchor="_Toc227265682" w:history="1">
             <w:r>
               <w:rPr>
                 <w:rStyle w:val="Hyperlink"/>
                 <w:noProof/>
               </w:rPr>
-              <w:t>Lösungen</w:t>
+              <w:t>Screenshots</w:t>
             </w:r>
             <w:r>
               <w:rPr>
@@ -2719,7 +2714,7 @@
                 <w:noProof/>
                 <w:webHidden/>
               </w:rPr>
-              <w:instrText xml:space="preserve"> PAGEREF _Toc227177678 \h </w:instrText>
+              <w:instrText xml:space="preserve"> PAGEREF _Toc227265682 \h </w:instrText>
             </w:r>
             <w:r>
               <w:rPr>
@@ -2739,77 +2734,7 @@
                 <w:noProof/>
                 <w:webHidden/>
               </w:rPr>
-              <w:t>10</w:t>
-            </w:r>
-            <w:r>
-              <w:rPr>
-                <w:noProof/>
-                <w:webHidden/>
-              </w:rPr>
-              <w:fldChar w:fldCharType="end"/>
-            </w:r>
-          </w:hyperlink>
-        </w:p>
-        <w:p>
-          <w:pPr>
-            <w:pStyle w:val="Verzeichnis3"/>
-            <w:tabs>
-              <w:tab w:val="right" w:leader="dot" w:pos="9062"/>
-            </w:tabs>
-            <w:rPr>
-              <w:rFonts w:eastAsiaTheme="minorEastAsia"/>
-              <w:noProof/>
-              <w:lang w:eastAsia="de-CH"/>
-            </w:rPr>
-          </w:pPr>
-          <w:hyperlink w:anchor="_Toc227177679" w:history="1">
-            <w:r>
-              <w:rPr>
-                <w:rStyle w:val="Hyperlink"/>
-                <w:noProof/>
-              </w:rPr>
-              <w:t>Screenshots</w:t>
-            </w:r>
-            <w:r>
-              <w:rPr>
-                <w:noProof/>
-                <w:webHidden/>
-              </w:rPr>
-              <w:tab/>
-            </w:r>
-            <w:r>
-              <w:rPr>
-                <w:noProof/>
-                <w:webHidden/>
-              </w:rPr>
-              <w:fldChar w:fldCharType="begin"/>
-            </w:r>
-            <w:r>
-              <w:rPr>
-                <w:noProof/>
-                <w:webHidden/>
-              </w:rPr>
-              <w:instrText xml:space="preserve"> PAGEREF _Toc227177679 \h </w:instrText>
-            </w:r>
-            <w:r>
-              <w:rPr>
-                <w:noProof/>
-                <w:webHidden/>
-              </w:rPr>
-            </w:r>
-            <w:r>
-              <w:rPr>
-                <w:noProof/>
-                <w:webHidden/>
-              </w:rPr>
-              <w:fldChar w:fldCharType="separate"/>
-            </w:r>
-            <w:r>
-              <w:rPr>
-                <w:noProof/>
-                <w:webHidden/>
-              </w:rPr>
-              <w:t>11</w:t>
+              <w:t>15</w:t>
             </w:r>
             <w:r>
               <w:rPr>
@@ -2839,7 +2764,7 @@
       <w:pPr>
         <w:pStyle w:val="berschrift1"/>
       </w:pPr>
-      <w:bookmarkStart w:id="0" w:name="_Toc227177655"/>
+      <w:bookmarkStart w:id="0" w:name="_Toc227265659"/>
       <w:r>
         <w:lastRenderedPageBreak/>
         <w:t>Aufgabe</w:t>
@@ -2853,20 +2778,19 @@
       <w:pPr>
         <w:pStyle w:val="berschrift2"/>
       </w:pPr>
-      <w:bookmarkStart w:id="1" w:name="_Toc227177656"/>
-      <w:r>
-        <w:rPr>
-          <w:highlight w:val="green"/>
-        </w:rPr>
+      <w:bookmarkStart w:id="1" w:name="_Toc227265660"/>
+      <w:proofErr w:type="spellStart"/>
+      <w:r>
         <w:t>BeASwitch</w:t>
       </w:r>
       <w:bookmarkEnd w:id="1"/>
+      <w:proofErr w:type="spellEnd"/>
     </w:p>
     <w:p>
       <w:pPr>
         <w:pStyle w:val="berschrift3"/>
       </w:pPr>
-      <w:bookmarkStart w:id="2" w:name="_Toc227177657"/>
+      <w:bookmarkStart w:id="2" w:name="_Toc227265661"/>
       <w:r>
         <w:t>Einleitung</w:t>
       </w:r>
@@ -2874,14 +2798,30 @@
     </w:p>
     <w:p>
       <w:r>
-        <w:t>Es soll im Programm BeASwitch im Exam Modus ein Score von 27 richtigen Lösungen aus 30 Aufgaben erreicht werden. Ist dieses Ziel erreicht, soll davon ein Screenshot gemacht werden.</w:t>
+        <w:t xml:space="preserve">Es soll im Programm </w:t>
+      </w:r>
+      <w:proofErr w:type="spellStart"/>
+      <w:r>
+        <w:t>BeASwitch</w:t>
+      </w:r>
+      <w:proofErr w:type="spellEnd"/>
+      <w:r>
+        <w:t xml:space="preserve"> im </w:t>
+      </w:r>
+      <w:proofErr w:type="spellStart"/>
+      <w:r>
+        <w:t>Exam</w:t>
+      </w:r>
+      <w:proofErr w:type="spellEnd"/>
+      <w:r>
+        <w:t xml:space="preserve"> Modus ein Score von 27 richtigen Lösungen aus 30 Aufgaben erreicht werden. Ist dieses Ziel erreicht, soll davon ein Screenshot gemacht werden.</w:t>
       </w:r>
     </w:p>
     <w:p>
       <w:pPr>
         <w:pStyle w:val="berschrift3"/>
       </w:pPr>
-      <w:bookmarkStart w:id="3" w:name="_Toc227177658"/>
+      <w:bookmarkStart w:id="3" w:name="_Toc227265662"/>
       <w:r>
         <w:t>Screenshot</w:t>
       </w:r>
@@ -2954,27 +2894,39 @@
         <w:t>: Erfolgszertifikat</w:t>
       </w:r>
       <w:r>
-        <w:t xml:space="preserve"> BeASwitch</w:t>
-      </w:r>
+        <w:t xml:space="preserve"> </w:t>
+      </w:r>
+      <w:proofErr w:type="spellStart"/>
+      <w:r>
+        <w:t>BeASwitch</w:t>
+      </w:r>
+      <w:proofErr w:type="spellEnd"/>
     </w:p>
     <w:p>
       <w:pPr>
         <w:pStyle w:val="berschrift2"/>
-      </w:pPr>
-      <w:bookmarkStart w:id="4" w:name="_Toc227177659"/>
-      <w:r>
         <w:rPr>
           <w:highlight w:val="green"/>
         </w:rPr>
-        <w:t>BeARouter</w:t>
-      </w:r>
-      <w:bookmarkEnd w:id="4"/>
+      </w:pPr>
     </w:p>
     <w:p>
       <w:pPr>
+        <w:pStyle w:val="berschrift2"/>
+      </w:pPr>
+      <w:bookmarkStart w:id="4" w:name="_Toc227265663"/>
+      <w:proofErr w:type="spellStart"/>
+      <w:r>
+        <w:t>BeARouter</w:t>
+      </w:r>
+      <w:bookmarkEnd w:id="4"/>
+      <w:proofErr w:type="spellEnd"/>
+    </w:p>
+    <w:p>
+      <w:pPr>
         <w:pStyle w:val="berschrift3"/>
       </w:pPr>
-      <w:bookmarkStart w:id="5" w:name="_Toc227177660"/>
+      <w:bookmarkStart w:id="5" w:name="_Toc227265664"/>
       <w:r>
         <w:t>Einleitung</w:t>
       </w:r>
@@ -2982,14 +2934,30 @@
     </w:p>
     <w:p>
       <w:r>
-        <w:t>Es soll im Programm BeARouter im Exam Modus ein Score von 27 richtigen Lösungen aus 30 Aufgaben erreicht werden. Ist dieses Ziel erreicht, soll davon ein Screenshot gemacht werden.</w:t>
+        <w:t xml:space="preserve">Es soll im Programm </w:t>
+      </w:r>
+      <w:proofErr w:type="spellStart"/>
+      <w:r>
+        <w:t>BeARouter</w:t>
+      </w:r>
+      <w:proofErr w:type="spellEnd"/>
+      <w:r>
+        <w:t xml:space="preserve"> im </w:t>
+      </w:r>
+      <w:proofErr w:type="spellStart"/>
+      <w:r>
+        <w:t>Exam</w:t>
+      </w:r>
+      <w:proofErr w:type="spellEnd"/>
+      <w:r>
+        <w:t xml:space="preserve"> Modus ein Score von 27 richtigen Lösungen aus 30 Aufgaben erreicht werden. Ist dieses Ziel erreicht, soll davon ein Screenshot gemacht werden.</w:t>
       </w:r>
     </w:p>
     <w:p>
       <w:pPr>
         <w:pStyle w:val="berschrift3"/>
       </w:pPr>
-      <w:bookmarkStart w:id="6" w:name="_Toc227177661"/>
+      <w:bookmarkStart w:id="6" w:name="_Toc227265665"/>
       <w:r>
         <w:lastRenderedPageBreak/>
         <w:t>Screenshot</w:t>
@@ -3063,18 +3031,20 @@
         <w:t>: Erfolgszertifikat</w:t>
       </w:r>
       <w:r>
-        <w:t xml:space="preserve"> BeARouter</w:t>
-      </w:r>
+        <w:t xml:space="preserve"> </w:t>
+      </w:r>
+      <w:proofErr w:type="spellStart"/>
+      <w:r>
+        <w:t>BeARouter</w:t>
+      </w:r>
+      <w:proofErr w:type="spellEnd"/>
     </w:p>
     <w:p>
       <w:pPr>
         <w:pStyle w:val="berschrift2"/>
       </w:pPr>
-      <w:bookmarkStart w:id="7" w:name="_Toc227177662"/>
-      <w:r>
-        <w:rPr>
-          <w:highlight w:val="green"/>
-        </w:rPr>
+      <w:bookmarkStart w:id="7" w:name="_Toc227265666"/>
+      <w:r>
         <w:t>Routing</w:t>
       </w:r>
       <w:bookmarkEnd w:id="7"/>
@@ -3083,7 +3053,7 @@
       <w:pPr>
         <w:pStyle w:val="berschrift3"/>
       </w:pPr>
-      <w:bookmarkStart w:id="8" w:name="_Toc227177663"/>
+      <w:bookmarkStart w:id="8" w:name="_Toc227265667"/>
       <w:r>
         <w:t>Einleitung</w:t>
       </w:r>
@@ -3094,7 +3064,15 @@
         <w:t xml:space="preserve">Diese Aufgabe ist in zwei Teile aufgeteilt. Im ersten Teil soll aufgrund eines vorgegebenen Netzwerkes für einen Router seine Routingtabelle angelegt werden. Diese Tabelle wird unter Lösungen aufgeführt werden. Im zweiten Teil soll aufgrund eines vorgegebenen Szenarios das Subnetting, die Routingtabellen und ein entsprechendes Netzwerk im Programm </w:t>
       </w:r>
       <w:r>
-        <w:t xml:space="preserve">CISCO-Packettracer </w:t>
+        <w:t>CISCO-</w:t>
+      </w:r>
+      <w:proofErr w:type="spellStart"/>
+      <w:r>
+        <w:t>Packettracer</w:t>
+      </w:r>
+      <w:proofErr w:type="spellEnd"/>
+      <w:r>
+        <w:t xml:space="preserve"> </w:t>
       </w:r>
       <w:r>
         <w:t>erstellt werden. Die Dokumentation der Vorgehensweise ist unter Bearbeitung zu finden. Die schlussendlichen Produkte sind unter Lösungen abgelegt.</w:t>
@@ -3104,7 +3082,7 @@
       <w:pPr>
         <w:pStyle w:val="berschrift3"/>
       </w:pPr>
-      <w:bookmarkStart w:id="9" w:name="_Toc227177664"/>
+      <w:bookmarkStart w:id="9" w:name="_Toc227265668"/>
       <w:r>
         <w:t>Bearbeitung</w:t>
       </w:r>
@@ -3226,7 +3204,7 @@
       <w:pPr>
         <w:pStyle w:val="berschrift3"/>
       </w:pPr>
-      <w:bookmarkStart w:id="10" w:name="_Toc227177665"/>
+      <w:bookmarkStart w:id="10" w:name="_Toc227265669"/>
       <w:r>
         <w:t>Lösungen</w:t>
       </w:r>
@@ -3319,9 +3297,11 @@
               <w:spacing w:after="160" w:line="278" w:lineRule="auto"/>
               <w:cnfStyle w:val="100000000000" w:firstRow="1" w:lastRow="0" w:firstColumn="0" w:lastColumn="0" w:oddVBand="0" w:evenVBand="0" w:oddHBand="0" w:evenHBand="0" w:firstRowFirstColumn="0" w:firstRowLastColumn="0" w:lastRowFirstColumn="0" w:lastRowLastColumn="0"/>
             </w:pPr>
+            <w:proofErr w:type="spellStart"/>
             <w:r>
               <w:t>Metric</w:t>
             </w:r>
+            <w:proofErr w:type="spellEnd"/>
           </w:p>
         </w:tc>
         <w:tc>
@@ -4152,9 +4132,11 @@
               <w:spacing w:after="160" w:line="278" w:lineRule="auto"/>
               <w:cnfStyle w:val="100000000000" w:firstRow="1" w:lastRow="0" w:firstColumn="0" w:lastColumn="0" w:oddVBand="0" w:evenVBand="0" w:oddHBand="0" w:evenHBand="0" w:firstRowFirstColumn="0" w:firstRowLastColumn="0" w:lastRowFirstColumn="0" w:lastRowLastColumn="0"/>
             </w:pPr>
+            <w:proofErr w:type="spellStart"/>
             <w:r>
               <w:t>Metric</w:t>
             </w:r>
+            <w:proofErr w:type="spellEnd"/>
           </w:p>
         </w:tc>
         <w:tc>
@@ -4519,7 +4501,33 @@
       <w:r>
         <w:br/>
       </w:r>
-      <w:r>
+    </w:p>
+    <w:p>
+      <w:pPr>
+        <w:ind w:left="708"/>
+      </w:pPr>
+    </w:p>
+    <w:p>
+      <w:pPr>
+        <w:ind w:left="708"/>
+      </w:pPr>
+    </w:p>
+    <w:p>
+      <w:pPr>
+        <w:ind w:left="708"/>
+      </w:pPr>
+    </w:p>
+    <w:p>
+      <w:pPr>
+        <w:ind w:left="708"/>
+      </w:pPr>
+    </w:p>
+    <w:p>
+      <w:pPr>
+        <w:ind w:left="708"/>
+      </w:pPr>
+      <w:r>
+        <w:lastRenderedPageBreak/>
         <w:t>Router Bern:</w:t>
       </w:r>
     </w:p>
@@ -4595,9 +4603,11 @@
               <w:spacing w:after="160" w:line="278" w:lineRule="auto"/>
               <w:cnfStyle w:val="100000000000" w:firstRow="1" w:lastRow="0" w:firstColumn="0" w:lastColumn="0" w:oddVBand="0" w:evenVBand="0" w:oddHBand="0" w:evenHBand="0" w:firstRowFirstColumn="0" w:firstRowLastColumn="0" w:lastRowFirstColumn="0" w:lastRowLastColumn="0"/>
             </w:pPr>
+            <w:proofErr w:type="spellStart"/>
             <w:r>
               <w:t>Metric</w:t>
             </w:r>
+            <w:proofErr w:type="spellEnd"/>
           </w:p>
         </w:tc>
         <w:tc>
@@ -4883,7 +4893,6 @@
               <w:spacing w:after="160" w:line="278" w:lineRule="auto"/>
             </w:pPr>
             <w:r>
-              <w:lastRenderedPageBreak/>
               <w:t>192.168.1.</w:t>
             </w:r>
             <w:r>
@@ -5175,11 +5184,8 @@
       <w:pPr>
         <w:pStyle w:val="berschrift2"/>
       </w:pPr>
-      <w:bookmarkStart w:id="11" w:name="_Toc227177666"/>
-      <w:r>
-        <w:rPr>
-          <w:highlight w:val="green"/>
-        </w:rPr>
+      <w:bookmarkStart w:id="11" w:name="_Toc227265670"/>
+      <w:r>
         <w:t>Schichtenmodell</w:t>
       </w:r>
       <w:bookmarkEnd w:id="11"/>
@@ -5188,7 +5194,7 @@
       <w:pPr>
         <w:pStyle w:val="berschrift3"/>
       </w:pPr>
-      <w:bookmarkStart w:id="12" w:name="_Toc227177667"/>
+      <w:bookmarkStart w:id="12" w:name="_Toc227265671"/>
       <w:r>
         <w:t>Einleitung</w:t>
       </w:r>
@@ -5205,8 +5211,13 @@
         <w:t xml:space="preserve"> und ein Netz in </w:t>
       </w:r>
       <w:r>
-        <w:t>CISCO-Packettracer</w:t>
-      </w:r>
+        <w:t>CISCO-</w:t>
+      </w:r>
+      <w:proofErr w:type="spellStart"/>
+      <w:r>
+        <w:t>Packettracer</w:t>
+      </w:r>
+      <w:proofErr w:type="spellEnd"/>
       <w:r>
         <w:t xml:space="preserve"> aufzubauen</w:t>
       </w:r>
@@ -5218,7 +5229,7 @@
       <w:pPr>
         <w:pStyle w:val="berschrift3"/>
       </w:pPr>
-      <w:bookmarkStart w:id="13" w:name="_Toc227177668"/>
+      <w:bookmarkStart w:id="13" w:name="_Toc227265672"/>
       <w:r>
         <w:t>Lösungen</w:t>
       </w:r>
@@ -5252,8 +5263,13 @@
       <w:pPr>
         <w:ind w:left="708"/>
       </w:pPr>
-      <w:r>
-        <w:t>Application:</w:t>
+      <w:proofErr w:type="spellStart"/>
+      <w:r>
+        <w:t>Application</w:t>
+      </w:r>
+      <w:proofErr w:type="spellEnd"/>
+      <w:r>
+        <w:t>:</w:t>
       </w:r>
       <w:r>
         <w:br/>
@@ -5280,8 +5296,13 @@
       <w:pPr>
         <w:ind w:left="708"/>
       </w:pPr>
-      <w:r>
-        <w:t>Presentation:</w:t>
+      <w:proofErr w:type="spellStart"/>
+      <w:r>
+        <w:t>Presentation</w:t>
+      </w:r>
+      <w:proofErr w:type="spellEnd"/>
+      <w:r>
+        <w:t>:</w:t>
       </w:r>
       <w:r>
         <w:br/>
@@ -5320,6 +5341,7 @@
         <w:ind w:left="708"/>
       </w:pPr>
       <w:r>
+        <w:lastRenderedPageBreak/>
         <w:t>Transport:</w:t>
       </w:r>
       <w:r>
@@ -5356,7 +5378,6 @@
         <w:ind w:left="708"/>
       </w:pPr>
       <w:r>
-        <w:lastRenderedPageBreak/>
         <w:t>Data Link:</w:t>
       </w:r>
       <w:r>
@@ -5374,8 +5395,13 @@
       <w:pPr>
         <w:ind w:left="708"/>
       </w:pPr>
-      <w:r>
-        <w:t>Physical:</w:t>
+      <w:proofErr w:type="spellStart"/>
+      <w:r>
+        <w:t>Physical</w:t>
+      </w:r>
+      <w:proofErr w:type="spellEnd"/>
+      <w:r>
+        <w:t>:</w:t>
       </w:r>
       <w:r>
         <w:t xml:space="preserve"> </w:t>
@@ -6247,6 +6273,7 @@
               <w:spacing w:after="160" w:line="278" w:lineRule="auto"/>
             </w:pPr>
             <w:r>
+              <w:lastRenderedPageBreak/>
               <w:t>DNS</w:t>
             </w:r>
           </w:p>
@@ -6312,7 +6339,15 @@
               <w:cnfStyle w:val="000000000000" w:firstRow="0" w:lastRow="0" w:firstColumn="0" w:lastColumn="0" w:oddVBand="0" w:evenVBand="0" w:oddHBand="0" w:evenHBand="0" w:firstRowFirstColumn="0" w:firstRowLastColumn="0" w:lastRowFirstColumn="0" w:lastRowLastColumn="0"/>
             </w:pPr>
             <w:r>
-              <w:t>DNS over TLS</w:t>
+              <w:t xml:space="preserve">DNS </w:t>
+            </w:r>
+            <w:proofErr w:type="spellStart"/>
+            <w:r>
+              <w:t>over</w:t>
+            </w:r>
+            <w:proofErr w:type="spellEnd"/>
+            <w:r>
+              <w:t xml:space="preserve"> TLS</w:t>
             </w:r>
           </w:p>
         </w:tc>
@@ -6363,7 +6398,15 @@
               <w:cnfStyle w:val="000000100000" w:firstRow="0" w:lastRow="0" w:firstColumn="0" w:lastColumn="0" w:oddVBand="0" w:evenVBand="0" w:oddHBand="1" w:evenHBand="0" w:firstRowFirstColumn="0" w:firstRowLastColumn="0" w:lastRowFirstColumn="0" w:lastRowLastColumn="0"/>
             </w:pPr>
             <w:r>
-              <w:t>Dynamic Host Configuration Protocol v4</w:t>
+              <w:t xml:space="preserve">Dynamic Host </w:t>
+            </w:r>
+            <w:proofErr w:type="spellStart"/>
+            <w:r>
+              <w:t>Configuration</w:t>
+            </w:r>
+            <w:proofErr w:type="spellEnd"/>
+            <w:r>
+              <w:t xml:space="preserve"> Protocol v4</w:t>
             </w:r>
           </w:p>
         </w:tc>
@@ -6413,7 +6456,15 @@
               <w:cnfStyle w:val="000000000000" w:firstRow="0" w:lastRow="0" w:firstColumn="0" w:lastColumn="0" w:oddVBand="0" w:evenVBand="0" w:oddHBand="0" w:evenHBand="0" w:firstRowFirstColumn="0" w:firstRowLastColumn="0" w:lastRowFirstColumn="0" w:lastRowLastColumn="0"/>
             </w:pPr>
             <w:r>
-              <w:t>Dynamic Host Configuration Protocol v6</w:t>
+              <w:t xml:space="preserve">Dynamic Host </w:t>
+            </w:r>
+            <w:proofErr w:type="spellStart"/>
+            <w:r>
+              <w:t>Configuration</w:t>
+            </w:r>
+            <w:proofErr w:type="spellEnd"/>
+            <w:r>
+              <w:t xml:space="preserve"> Protocol v6</w:t>
             </w:r>
           </w:p>
         </w:tc>
@@ -6449,7 +6500,6 @@
               <w:spacing w:after="160" w:line="278" w:lineRule="auto"/>
             </w:pPr>
             <w:r>
-              <w:lastRenderedPageBreak/>
               <w:t>Telnet</w:t>
             </w:r>
           </w:p>
@@ -6515,7 +6565,15 @@
               <w:cnfStyle w:val="000000000000" w:firstRow="0" w:lastRow="0" w:firstColumn="0" w:lastColumn="0" w:oddVBand="0" w:evenVBand="0" w:oddHBand="0" w:evenHBand="0" w:firstRowFirstColumn="0" w:firstRowLastColumn="0" w:lastRowFirstColumn="0" w:lastRowLastColumn="0"/>
             </w:pPr>
             <w:r>
-              <w:t>Telnet over TLS</w:t>
+              <w:t xml:space="preserve">Telnet </w:t>
+            </w:r>
+            <w:proofErr w:type="spellStart"/>
+            <w:r>
+              <w:t>over</w:t>
+            </w:r>
+            <w:proofErr w:type="spellEnd"/>
+            <w:r>
+              <w:t xml:space="preserve"> TLS</w:t>
             </w:r>
           </w:p>
         </w:tc>
@@ -6551,7 +6609,15 @@
         <w:t xml:space="preserve">Die Dokumentation der durchgeführten Schritte in </w:t>
       </w:r>
       <w:r>
-        <w:t xml:space="preserve">CISCO-Packettracer </w:t>
+        <w:t>CISCO-</w:t>
+      </w:r>
+      <w:proofErr w:type="spellStart"/>
+      <w:r>
+        <w:t>Packettracer</w:t>
+      </w:r>
+      <w:proofErr w:type="spellEnd"/>
+      <w:r>
+        <w:t xml:space="preserve"> </w:t>
       </w:r>
       <w:r>
         <w:t>ist unter Screenshots zu finden</w:t>
@@ -6626,7 +6692,15 @@
         </w:numPr>
       </w:pPr>
       <w:r>
-        <w:t>Um diese Frage zu klären, habe ich bei dem Gerät PC 21 den ARP-Cache gelöscht (siehe Abbildung: Leerer ARP-Cache). Anschliessend habe ich einen Ping auf das Gerät 12 gestartet. Darauf hin gab es einen neuen Eintrag im ARP-Cache für den Router 1 (siehe Abbildung: ARP-Cache nach ping in fremdes Netzwerk).</w:t>
+        <w:t xml:space="preserve">Um diese Frage zu klären, habe ich bei dem Gerät PC 21 den ARP-Cache gelöscht (siehe Abbildung: Leerer ARP-Cache). Anschliessend habe ich einen Ping auf das Gerät 12 gestartet. </w:t>
+      </w:r>
+      <w:proofErr w:type="spellStart"/>
+      <w:r>
+        <w:t>Darauf hin</w:t>
+      </w:r>
+      <w:proofErr w:type="spellEnd"/>
+      <w:r>
+        <w:t xml:space="preserve"> gab es einen neuen Eintrag im ARP-Cache für den Router 1 (siehe Abbildung: ARP-Cache nach ping in fremdes Netzwerk).</w:t>
       </w:r>
     </w:p>
     <w:p>
@@ -6698,7 +6772,11 @@
         <w:t xml:space="preserve"> </w:t>
       </w:r>
       <w:r>
-        <w:t xml:space="preserve">«Nach ARP-Vorgang» zu dieser Aufgabe sind unter Screenshots zu finden. Ein Eintrag kann verschieden lang existieren. Er kann zum Teil nach 2 Minuten schon wieder gelöscht werden, gewisse </w:t>
+        <w:t xml:space="preserve">«Nach ARP-Vorgang» zu dieser Aufgabe sind unter Screenshots zu finden. Ein Eintrag kann verschieden lang existieren. Er </w:t>
+      </w:r>
+      <w:r>
+        <w:lastRenderedPageBreak/>
+        <w:t xml:space="preserve">kann zum Teil nach 2 Minuten schon wieder gelöscht werden, gewisse </w:t>
       </w:r>
       <w:r>
         <w:t>bleiben länger bestehen oder sin gar statisch.</w:t>
@@ -6708,7 +6786,7 @@
       <w:pPr>
         <w:pStyle w:val="berschrift3"/>
       </w:pPr>
-      <w:bookmarkStart w:id="14" w:name="_Toc227177669"/>
+      <w:bookmarkStart w:id="14" w:name="_Toc227265673"/>
       <w:r>
         <w:t>Bearbeitung</w:t>
       </w:r>
@@ -6716,7 +6794,15 @@
     </w:p>
     <w:p>
       <w:r>
-        <w:t>Hinweis: Beim Aufbauen dieses Netzes ist zu beachten, dass auf dem Router 1 unter Config &gt; Gigabit</w:t>
+        <w:t xml:space="preserve">Hinweis: Beim Aufbauen dieses Netzes ist zu beachten, dass auf dem Router 1 unter </w:t>
+      </w:r>
+      <w:proofErr w:type="spellStart"/>
+      <w:r>
+        <w:t>Config</w:t>
+      </w:r>
+      <w:proofErr w:type="spellEnd"/>
+      <w:r>
+        <w:t xml:space="preserve"> &gt; Gigabit</w:t>
       </w:r>
       <w:r>
         <w:t>Ethernet</w:t>
@@ -6752,18 +6838,14 @@
         <w:t>Ansonsten</w:t>
       </w:r>
       <w:r>
-        <w:t xml:space="preserve"> kann keine Verbindung mit den </w:t>
-      </w:r>
-      <w:r>
-        <w:lastRenderedPageBreak/>
-        <w:t>Switchen hergestellt werden. Dieser Hinweis gilt ebenso für diese Switches, ist jedoch zu vernachlässigen, da die Checkbox standardmässig ausgewählt. Trotzdem sollte diese mögliche Fehlerquelle im überprüft werden.</w:t>
+        <w:t xml:space="preserve"> kann keine Verbindung mit den Switchen hergestellt werden. Dieser Hinweis gilt ebenso für diese Switches, ist jedoch zu vernachlässigen, da die Checkbox standardmässig ausgewählt. Trotzdem sollte diese mögliche Fehlerquelle im überprüft werden.</w:t>
       </w:r>
     </w:p>
     <w:p>
       <w:pPr>
         <w:pStyle w:val="berschrift3"/>
       </w:pPr>
-      <w:bookmarkStart w:id="15" w:name="_Toc227177670"/>
+      <w:bookmarkStart w:id="15" w:name="_Toc227265674"/>
       <w:r>
         <w:t>Screenshot</w:t>
       </w:r>
@@ -6921,6 +7003,7 @@
         <w:rPr>
           <w:noProof/>
         </w:rPr>
+        <w:lastRenderedPageBreak/>
         <w:drawing>
           <wp:inline distT="0" distB="0" distL="0" distR="0" wp14:anchorId="1A7C1A32" wp14:editId="676783BE">
             <wp:extent cx="2448000" cy="451244"/>
@@ -7052,7 +7135,6 @@
         <w:rPr>
           <w:noProof/>
         </w:rPr>
-        <w:lastRenderedPageBreak/>
         <w:drawing>
           <wp:inline distT="0" distB="0" distL="0" distR="0" wp14:anchorId="1E333482" wp14:editId="1BF31E1A">
             <wp:extent cx="2448000" cy="364975"/>
@@ -7251,6 +7333,7 @@
         <w:rPr>
           <w:noProof/>
         </w:rPr>
+        <w:lastRenderedPageBreak/>
         <w:drawing>
           <wp:inline distT="0" distB="0" distL="0" distR="0" wp14:anchorId="16967505" wp14:editId="5BC58997">
             <wp:extent cx="2448000" cy="2374652"/>
@@ -7311,7 +7394,7 @@
       <w:pPr>
         <w:pStyle w:val="berschrift2"/>
       </w:pPr>
-      <w:bookmarkStart w:id="16" w:name="_Toc227177671"/>
+      <w:bookmarkStart w:id="16" w:name="_Toc227265675"/>
       <w:r>
         <w:t>Subnetting</w:t>
       </w:r>
@@ -7321,7 +7404,7 @@
       <w:pPr>
         <w:pStyle w:val="berschrift3"/>
       </w:pPr>
-      <w:bookmarkStart w:id="17" w:name="_Toc227177672"/>
+      <w:bookmarkStart w:id="17" w:name="_Toc227265676"/>
       <w:r>
         <w:t>Einleitung</w:t>
       </w:r>
@@ -7336,9 +7419,8 @@
       <w:pPr>
         <w:pStyle w:val="berschrift3"/>
       </w:pPr>
-      <w:bookmarkStart w:id="18" w:name="_Toc227177673"/>
-      <w:r>
-        <w:lastRenderedPageBreak/>
+      <w:bookmarkStart w:id="18" w:name="_Toc227265677"/>
+      <w:r>
         <w:t>Bearbeitung</w:t>
       </w:r>
       <w:bookmarkEnd w:id="18"/>
@@ -7347,7 +7429,7 @@
       <w:pPr>
         <w:pStyle w:val="berschrift3"/>
       </w:pPr>
-      <w:bookmarkStart w:id="19" w:name="_Toc227177674"/>
+      <w:bookmarkStart w:id="19" w:name="_Toc227265678"/>
       <w:r>
         <w:t>Lösungen</w:t>
       </w:r>
@@ -7397,8 +7479,13 @@
             <w:pPr>
               <w:spacing w:after="160" w:line="278" w:lineRule="auto"/>
             </w:pPr>
-            <w:r>
-              <w:t>Aufg.</w:t>
+            <w:proofErr w:type="spellStart"/>
+            <w:r>
+              <w:t>Aufg</w:t>
+            </w:r>
+            <w:proofErr w:type="spellEnd"/>
+            <w:r>
+              <w:t>.</w:t>
             </w:r>
           </w:p>
         </w:tc>
@@ -7976,6 +8063,7 @@
         </w:numPr>
       </w:pPr>
       <w:r>
+        <w:lastRenderedPageBreak/>
         <w:t>Es folgen die Lösungstabellen zur Aufgabe 3.</w:t>
       </w:r>
     </w:p>
@@ -8312,7 +8400,13 @@
               <w:spacing w:after="160" w:line="278" w:lineRule="auto"/>
             </w:pPr>
             <w:r>
-              <w:t>A + B</w:t>
+              <w:t>A</w:t>
+            </w:r>
+            <w:r>
+              <w:t>,</w:t>
+            </w:r>
+            <w:r>
+              <w:t xml:space="preserve"> B</w:t>
             </w:r>
           </w:p>
         </w:tc>
@@ -8359,7 +8453,13 @@
               <w:spacing w:after="160" w:line="278" w:lineRule="auto"/>
             </w:pPr>
             <w:r>
-              <w:t>A + C</w:t>
+              <w:t>A</w:t>
+            </w:r>
+            <w:r>
+              <w:t>,</w:t>
+            </w:r>
+            <w:r>
+              <w:t xml:space="preserve"> C</w:t>
             </w:r>
           </w:p>
         </w:tc>
@@ -8409,7 +8509,13 @@
               <w:spacing w:after="160" w:line="278" w:lineRule="auto"/>
             </w:pPr>
             <w:r>
-              <w:t>A + D</w:t>
+              <w:t>A</w:t>
+            </w:r>
+            <w:r>
+              <w:t>,</w:t>
+            </w:r>
+            <w:r>
+              <w:t xml:space="preserve"> D</w:t>
             </w:r>
           </w:p>
         </w:tc>
@@ -8455,8 +8561,19 @@
             <w:pPr>
               <w:spacing w:after="160" w:line="278" w:lineRule="auto"/>
             </w:pPr>
-            <w:r>
-              <w:t>B + C</w:t>
+            <w:proofErr w:type="gramStart"/>
+            <w:r>
+              <w:t xml:space="preserve">B </w:t>
+            </w:r>
+            <w:r>
+              <w:t>,</w:t>
+            </w:r>
+            <w:proofErr w:type="gramEnd"/>
+            <w:r>
+              <w:t xml:space="preserve"> </w:t>
+            </w:r>
+            <w:r>
+              <w:t>C</w:t>
             </w:r>
           </w:p>
         </w:tc>
@@ -8506,7 +8623,13 @@
               <w:spacing w:after="160" w:line="278" w:lineRule="auto"/>
             </w:pPr>
             <w:r>
-              <w:t>B + D</w:t>
+              <w:t>B</w:t>
+            </w:r>
+            <w:r>
+              <w:t>,</w:t>
+            </w:r>
+            <w:r>
+              <w:t xml:space="preserve"> D</w:t>
             </w:r>
           </w:p>
         </w:tc>
@@ -8553,8 +8676,13 @@
               <w:spacing w:after="160" w:line="278" w:lineRule="auto"/>
             </w:pPr>
             <w:r>
-              <w:lastRenderedPageBreak/>
-              <w:t>C + D</w:t>
+              <w:t>C</w:t>
+            </w:r>
+            <w:r>
+              <w:t>,</w:t>
+            </w:r>
+            <w:r>
+              <w:t xml:space="preserve"> D</w:t>
             </w:r>
           </w:p>
         </w:tc>
@@ -9057,61 +9185,2235 @@
     <w:p/>
     <w:p>
       <w:pPr>
-        <w:pStyle w:val="berschrift3"/>
-      </w:pPr>
-      <w:bookmarkStart w:id="20" w:name="_Toc227177675"/>
-      <w:r>
-        <w:t>Screenshot</w:t>
-      </w:r>
-      <w:r>
-        <w:t>s</w:t>
+        <w:pStyle w:val="Listenabsatz"/>
+        <w:numPr>
+          <w:ilvl w:val="0"/>
+          <w:numId w:val="13"/>
+        </w:numPr>
+      </w:pPr>
+      <w:r>
+        <w:lastRenderedPageBreak/>
+        <w:t xml:space="preserve">Es folgt die Lösungstabelle zu Aufgabe 5. </w:t>
+      </w:r>
+      <w:r>
+        <w:t>D</w:t>
+      </w:r>
+      <w:r>
+        <w:t xml:space="preserve">as Foto des Kreisdiagramms ist unter Screenshots unter dem Namen «Kreisdiagramm zu Aufgabe </w:t>
+      </w:r>
+      <w:r>
+        <w:t>5</w:t>
+      </w:r>
+      <w:r>
+        <w:t>» zu finden.</w:t>
+      </w:r>
+    </w:p>
+    <w:tbl>
+      <w:tblPr>
+        <w:tblStyle w:val="Gitternetztabelle4Akzent1"/>
+        <w:tblW w:w="0" w:type="auto"/>
+        <w:tblLook w:val="04A0" w:firstRow="1" w:lastRow="0" w:firstColumn="1" w:lastColumn="0" w:noHBand="0" w:noVBand="1"/>
+      </w:tblPr>
+      <w:tblGrid>
+        <w:gridCol w:w="2572"/>
+        <w:gridCol w:w="1832"/>
+      </w:tblGrid>
+      <w:tr>
+        <w:trPr>
+          <w:cnfStyle w:val="100000000000" w:firstRow="1" w:lastRow="0" w:firstColumn="0" w:lastColumn="0" w:oddVBand="0" w:evenVBand="0" w:oddHBand="0" w:evenHBand="0" w:firstRowFirstColumn="0" w:firstRowLastColumn="0" w:lastRowFirstColumn="0" w:lastRowLastColumn="0"/>
+        </w:trPr>
+        <w:tc>
+          <w:tcPr>
+            <w:cnfStyle w:val="001000000000" w:firstRow="0" w:lastRow="0" w:firstColumn="1" w:lastColumn="0" w:oddVBand="0" w:evenVBand="0" w:oddHBand="0" w:evenHBand="0" w:firstRowFirstColumn="0" w:firstRowLastColumn="0" w:lastRowFirstColumn="0" w:lastRowLastColumn="0"/>
+            <w:tcW w:w="2572" w:type="dxa"/>
+            <w:hideMark/>
+          </w:tcPr>
+          <w:p>
+            <w:pPr>
+              <w:spacing w:after="160" w:line="278" w:lineRule="auto"/>
+            </w:pPr>
+            <w:r>
+              <w:t>Typ</w:t>
+            </w:r>
+          </w:p>
+        </w:tc>
+        <w:tc>
+          <w:tcPr>
+            <w:tcW w:w="1832" w:type="dxa"/>
+            <w:hideMark/>
+          </w:tcPr>
+          <w:p>
+            <w:pPr>
+              <w:spacing w:after="160" w:line="278" w:lineRule="auto"/>
+              <w:cnfStyle w:val="100000000000" w:firstRow="1" w:lastRow="0" w:firstColumn="0" w:lastColumn="0" w:oddVBand="0" w:evenVBand="0" w:oddHBand="0" w:evenHBand="0" w:firstRowFirstColumn="0" w:firstRowLastColumn="0" w:lastRowFirstColumn="0" w:lastRowLastColumn="0"/>
+            </w:pPr>
+            <w:r>
+              <w:t>Adresse</w:t>
+            </w:r>
+          </w:p>
+        </w:tc>
+      </w:tr>
+      <w:tr>
+        <w:trPr>
+          <w:cnfStyle w:val="000000100000" w:firstRow="0" w:lastRow="0" w:firstColumn="0" w:lastColumn="0" w:oddVBand="0" w:evenVBand="0" w:oddHBand="1" w:evenHBand="0" w:firstRowFirstColumn="0" w:firstRowLastColumn="0" w:lastRowFirstColumn="0" w:lastRowLastColumn="0"/>
+        </w:trPr>
+        <w:tc>
+          <w:tcPr>
+            <w:cnfStyle w:val="001000000000" w:firstRow="0" w:lastRow="0" w:firstColumn="1" w:lastColumn="0" w:oddVBand="0" w:evenVBand="0" w:oddHBand="0" w:evenHBand="0" w:firstRowFirstColumn="0" w:firstRowLastColumn="0" w:lastRowFirstColumn="0" w:lastRowLastColumn="0"/>
+            <w:tcW w:w="2572" w:type="dxa"/>
+            <w:hideMark/>
+          </w:tcPr>
+          <w:p>
+            <w:pPr>
+              <w:spacing w:after="160" w:line="278" w:lineRule="auto"/>
+            </w:pPr>
+            <w:r>
+              <w:t>1. Netzwerkadresse</w:t>
+            </w:r>
+          </w:p>
+        </w:tc>
+        <w:tc>
+          <w:tcPr>
+            <w:tcW w:w="1832" w:type="dxa"/>
+            <w:hideMark/>
+          </w:tcPr>
+          <w:p>
+            <w:pPr>
+              <w:spacing w:after="160" w:line="278" w:lineRule="auto"/>
+              <w:cnfStyle w:val="000000100000" w:firstRow="0" w:lastRow="0" w:firstColumn="0" w:lastColumn="0" w:oddVBand="0" w:evenVBand="0" w:oddHBand="1" w:evenHBand="0" w:firstRowFirstColumn="0" w:firstRowLastColumn="0" w:lastRowFirstColumn="0" w:lastRowLastColumn="0"/>
+            </w:pPr>
+            <w:r>
+              <w:t>213.13.26.0</w:t>
+            </w:r>
+          </w:p>
+        </w:tc>
+      </w:tr>
+      <w:tr>
+        <w:tc>
+          <w:tcPr>
+            <w:cnfStyle w:val="001000000000" w:firstRow="0" w:lastRow="0" w:firstColumn="1" w:lastColumn="0" w:oddVBand="0" w:evenVBand="0" w:oddHBand="0" w:evenHBand="0" w:firstRowFirstColumn="0" w:firstRowLastColumn="0" w:lastRowFirstColumn="0" w:lastRowLastColumn="0"/>
+            <w:tcW w:w="2572" w:type="dxa"/>
+            <w:hideMark/>
+          </w:tcPr>
+          <w:p>
+            <w:pPr>
+              <w:spacing w:after="160" w:line="278" w:lineRule="auto"/>
+            </w:pPr>
+            <w:r>
+              <w:t>1. Broadcastadresse</w:t>
+            </w:r>
+          </w:p>
+        </w:tc>
+        <w:tc>
+          <w:tcPr>
+            <w:tcW w:w="1832" w:type="dxa"/>
+            <w:hideMark/>
+          </w:tcPr>
+          <w:p>
+            <w:pPr>
+              <w:spacing w:after="160" w:line="278" w:lineRule="auto"/>
+              <w:cnfStyle w:val="000000000000" w:firstRow="0" w:lastRow="0" w:firstColumn="0" w:lastColumn="0" w:oddVBand="0" w:evenVBand="0" w:oddHBand="0" w:evenHBand="0" w:firstRowFirstColumn="0" w:firstRowLastColumn="0" w:lastRowFirstColumn="0" w:lastRowLastColumn="0"/>
+            </w:pPr>
+            <w:r>
+              <w:t>213.13.26.127</w:t>
+            </w:r>
+          </w:p>
+        </w:tc>
+      </w:tr>
+      <w:tr>
+        <w:trPr>
+          <w:cnfStyle w:val="000000100000" w:firstRow="0" w:lastRow="0" w:firstColumn="0" w:lastColumn="0" w:oddVBand="0" w:evenVBand="0" w:oddHBand="1" w:evenHBand="0" w:firstRowFirstColumn="0" w:firstRowLastColumn="0" w:lastRowFirstColumn="0" w:lastRowLastColumn="0"/>
+        </w:trPr>
+        <w:tc>
+          <w:tcPr>
+            <w:cnfStyle w:val="001000000000" w:firstRow="0" w:lastRow="0" w:firstColumn="1" w:lastColumn="0" w:oddVBand="0" w:evenVBand="0" w:oddHBand="0" w:evenHBand="0" w:firstRowFirstColumn="0" w:firstRowLastColumn="0" w:lastRowFirstColumn="0" w:lastRowLastColumn="0"/>
+            <w:tcW w:w="2572" w:type="dxa"/>
+            <w:hideMark/>
+          </w:tcPr>
+          <w:p>
+            <w:pPr>
+              <w:spacing w:after="160" w:line="278" w:lineRule="auto"/>
+            </w:pPr>
+            <w:r>
+              <w:t>2. Netzwerkadresse</w:t>
+            </w:r>
+          </w:p>
+        </w:tc>
+        <w:tc>
+          <w:tcPr>
+            <w:tcW w:w="1832" w:type="dxa"/>
+            <w:hideMark/>
+          </w:tcPr>
+          <w:p>
+            <w:pPr>
+              <w:spacing w:after="160" w:line="278" w:lineRule="auto"/>
+              <w:cnfStyle w:val="000000100000" w:firstRow="0" w:lastRow="0" w:firstColumn="0" w:lastColumn="0" w:oddVBand="0" w:evenVBand="0" w:oddHBand="1" w:evenHBand="0" w:firstRowFirstColumn="0" w:firstRowLastColumn="0" w:lastRowFirstColumn="0" w:lastRowLastColumn="0"/>
+            </w:pPr>
+            <w:r>
+              <w:t>213.13.26.128</w:t>
+            </w:r>
+          </w:p>
+        </w:tc>
+      </w:tr>
+      <w:tr>
+        <w:tc>
+          <w:tcPr>
+            <w:cnfStyle w:val="001000000000" w:firstRow="0" w:lastRow="0" w:firstColumn="1" w:lastColumn="0" w:oddVBand="0" w:evenVBand="0" w:oddHBand="0" w:evenHBand="0" w:firstRowFirstColumn="0" w:firstRowLastColumn="0" w:lastRowFirstColumn="0" w:lastRowLastColumn="0"/>
+            <w:tcW w:w="2572" w:type="dxa"/>
+            <w:hideMark/>
+          </w:tcPr>
+          <w:p>
+            <w:pPr>
+              <w:spacing w:after="160" w:line="278" w:lineRule="auto"/>
+            </w:pPr>
+            <w:r>
+              <w:t>2. Broadcastadresse</w:t>
+            </w:r>
+          </w:p>
+        </w:tc>
+        <w:tc>
+          <w:tcPr>
+            <w:tcW w:w="1832" w:type="dxa"/>
+            <w:hideMark/>
+          </w:tcPr>
+          <w:p>
+            <w:pPr>
+              <w:spacing w:after="160" w:line="278" w:lineRule="auto"/>
+              <w:cnfStyle w:val="000000000000" w:firstRow="0" w:lastRow="0" w:firstColumn="0" w:lastColumn="0" w:oddVBand="0" w:evenVBand="0" w:oddHBand="0" w:evenHBand="0" w:firstRowFirstColumn="0" w:firstRowLastColumn="0" w:lastRowFirstColumn="0" w:lastRowLastColumn="0"/>
+            </w:pPr>
+            <w:r>
+              <w:t>213.13.26.191</w:t>
+            </w:r>
+          </w:p>
+        </w:tc>
+      </w:tr>
+      <w:tr>
+        <w:trPr>
+          <w:cnfStyle w:val="000000100000" w:firstRow="0" w:lastRow="0" w:firstColumn="0" w:lastColumn="0" w:oddVBand="0" w:evenVBand="0" w:oddHBand="1" w:evenHBand="0" w:firstRowFirstColumn="0" w:firstRowLastColumn="0" w:lastRowFirstColumn="0" w:lastRowLastColumn="0"/>
+        </w:trPr>
+        <w:tc>
+          <w:tcPr>
+            <w:cnfStyle w:val="001000000000" w:firstRow="0" w:lastRow="0" w:firstColumn="1" w:lastColumn="0" w:oddVBand="0" w:evenVBand="0" w:oddHBand="0" w:evenHBand="0" w:firstRowFirstColumn="0" w:firstRowLastColumn="0" w:lastRowFirstColumn="0" w:lastRowLastColumn="0"/>
+            <w:tcW w:w="2572" w:type="dxa"/>
+            <w:hideMark/>
+          </w:tcPr>
+          <w:p>
+            <w:pPr>
+              <w:spacing w:after="160" w:line="278" w:lineRule="auto"/>
+            </w:pPr>
+            <w:r>
+              <w:t>3. Netzwerkadresse</w:t>
+            </w:r>
+          </w:p>
+        </w:tc>
+        <w:tc>
+          <w:tcPr>
+            <w:tcW w:w="1832" w:type="dxa"/>
+            <w:hideMark/>
+          </w:tcPr>
+          <w:p>
+            <w:pPr>
+              <w:spacing w:after="160" w:line="278" w:lineRule="auto"/>
+              <w:cnfStyle w:val="000000100000" w:firstRow="0" w:lastRow="0" w:firstColumn="0" w:lastColumn="0" w:oddVBand="0" w:evenVBand="0" w:oddHBand="1" w:evenHBand="0" w:firstRowFirstColumn="0" w:firstRowLastColumn="0" w:lastRowFirstColumn="0" w:lastRowLastColumn="0"/>
+            </w:pPr>
+            <w:r>
+              <w:t>213.13.26.192</w:t>
+            </w:r>
+          </w:p>
+        </w:tc>
+      </w:tr>
+      <w:tr>
+        <w:tc>
+          <w:tcPr>
+            <w:cnfStyle w:val="001000000000" w:firstRow="0" w:lastRow="0" w:firstColumn="1" w:lastColumn="0" w:oddVBand="0" w:evenVBand="0" w:oddHBand="0" w:evenHBand="0" w:firstRowFirstColumn="0" w:firstRowLastColumn="0" w:lastRowFirstColumn="0" w:lastRowLastColumn="0"/>
+            <w:tcW w:w="2572" w:type="dxa"/>
+            <w:hideMark/>
+          </w:tcPr>
+          <w:p>
+            <w:pPr>
+              <w:spacing w:after="160" w:line="278" w:lineRule="auto"/>
+            </w:pPr>
+            <w:r>
+              <w:t>3. Broadcastadresse</w:t>
+            </w:r>
+          </w:p>
+        </w:tc>
+        <w:tc>
+          <w:tcPr>
+            <w:tcW w:w="1832" w:type="dxa"/>
+            <w:hideMark/>
+          </w:tcPr>
+          <w:p>
+            <w:pPr>
+              <w:spacing w:after="160" w:line="278" w:lineRule="auto"/>
+              <w:cnfStyle w:val="000000000000" w:firstRow="0" w:lastRow="0" w:firstColumn="0" w:lastColumn="0" w:oddVBand="0" w:evenVBand="0" w:oddHBand="0" w:evenHBand="0" w:firstRowFirstColumn="0" w:firstRowLastColumn="0" w:lastRowFirstColumn="0" w:lastRowLastColumn="0"/>
+            </w:pPr>
+            <w:r>
+              <w:t>213.13.26.223</w:t>
+            </w:r>
+          </w:p>
+        </w:tc>
+      </w:tr>
+      <w:tr>
+        <w:trPr>
+          <w:cnfStyle w:val="000000100000" w:firstRow="0" w:lastRow="0" w:firstColumn="0" w:lastColumn="0" w:oddVBand="0" w:evenVBand="0" w:oddHBand="1" w:evenHBand="0" w:firstRowFirstColumn="0" w:firstRowLastColumn="0" w:lastRowFirstColumn="0" w:lastRowLastColumn="0"/>
+        </w:trPr>
+        <w:tc>
+          <w:tcPr>
+            <w:cnfStyle w:val="001000000000" w:firstRow="0" w:lastRow="0" w:firstColumn="1" w:lastColumn="0" w:oddVBand="0" w:evenVBand="0" w:oddHBand="0" w:evenHBand="0" w:firstRowFirstColumn="0" w:firstRowLastColumn="0" w:lastRowFirstColumn="0" w:lastRowLastColumn="0"/>
+            <w:tcW w:w="2572" w:type="dxa"/>
+            <w:hideMark/>
+          </w:tcPr>
+          <w:p>
+            <w:pPr>
+              <w:spacing w:after="160" w:line="278" w:lineRule="auto"/>
+            </w:pPr>
+            <w:r>
+              <w:t>4. Netzwerkadresse</w:t>
+            </w:r>
+          </w:p>
+        </w:tc>
+        <w:tc>
+          <w:tcPr>
+            <w:tcW w:w="1832" w:type="dxa"/>
+            <w:hideMark/>
+          </w:tcPr>
+          <w:p>
+            <w:pPr>
+              <w:spacing w:after="160" w:line="278" w:lineRule="auto"/>
+              <w:cnfStyle w:val="000000100000" w:firstRow="0" w:lastRow="0" w:firstColumn="0" w:lastColumn="0" w:oddVBand="0" w:evenVBand="0" w:oddHBand="1" w:evenHBand="0" w:firstRowFirstColumn="0" w:firstRowLastColumn="0" w:lastRowFirstColumn="0" w:lastRowLastColumn="0"/>
+            </w:pPr>
+            <w:r>
+              <w:t>213.13.26.224</w:t>
+            </w:r>
+          </w:p>
+        </w:tc>
+      </w:tr>
+      <w:tr>
+        <w:tc>
+          <w:tcPr>
+            <w:cnfStyle w:val="001000000000" w:firstRow="0" w:lastRow="0" w:firstColumn="1" w:lastColumn="0" w:oddVBand="0" w:evenVBand="0" w:oddHBand="0" w:evenHBand="0" w:firstRowFirstColumn="0" w:firstRowLastColumn="0" w:lastRowFirstColumn="0" w:lastRowLastColumn="0"/>
+            <w:tcW w:w="2572" w:type="dxa"/>
+            <w:hideMark/>
+          </w:tcPr>
+          <w:p>
+            <w:pPr>
+              <w:spacing w:after="160" w:line="278" w:lineRule="auto"/>
+            </w:pPr>
+            <w:r>
+              <w:t>4. Broadcastadresse</w:t>
+            </w:r>
+          </w:p>
+        </w:tc>
+        <w:tc>
+          <w:tcPr>
+            <w:tcW w:w="1832" w:type="dxa"/>
+            <w:hideMark/>
+          </w:tcPr>
+          <w:p>
+            <w:pPr>
+              <w:spacing w:after="160" w:line="278" w:lineRule="auto"/>
+              <w:cnfStyle w:val="000000000000" w:firstRow="0" w:lastRow="0" w:firstColumn="0" w:lastColumn="0" w:oddVBand="0" w:evenVBand="0" w:oddHBand="0" w:evenHBand="0" w:firstRowFirstColumn="0" w:firstRowLastColumn="0" w:lastRowFirstColumn="0" w:lastRowLastColumn="0"/>
+            </w:pPr>
+            <w:r>
+              <w:t>213.13.26.255</w:t>
+            </w:r>
+          </w:p>
+        </w:tc>
+      </w:tr>
+    </w:tbl>
+    <w:p/>
+    <w:p/>
+    <w:p/>
+    <w:p>
+      <w:pPr>
+        <w:pStyle w:val="Listenabsatz"/>
+        <w:numPr>
+          <w:ilvl w:val="0"/>
+          <w:numId w:val="13"/>
+        </w:numPr>
+      </w:pPr>
+      <w:r>
+        <w:t xml:space="preserve">Es folgt die Lösungstabelle zu Aufgabe </w:t>
+      </w:r>
+      <w:r>
+        <w:t>6</w:t>
+      </w:r>
+      <w:r>
+        <w:t xml:space="preserve">. Das Foto des Kreisdiagramms ist unter Screenshots unter dem Namen «Kreisdiagramm zu Aufgabe </w:t>
+      </w:r>
+      <w:r>
+        <w:t>6</w:t>
+      </w:r>
+      <w:r>
+        <w:t>» zu finden.</w:t>
+      </w:r>
+    </w:p>
+    <w:tbl>
+      <w:tblPr>
+        <w:tblStyle w:val="Gitternetztabelle4Akzent1"/>
+        <w:tblW w:w="0" w:type="auto"/>
+        <w:tblLayout w:type="fixed"/>
+        <w:tblLook w:val="04A0" w:firstRow="1" w:lastRow="0" w:firstColumn="1" w:lastColumn="0" w:noHBand="0" w:noVBand="1"/>
+      </w:tblPr>
+      <w:tblGrid>
+        <w:gridCol w:w="972"/>
+        <w:gridCol w:w="1083"/>
+        <w:gridCol w:w="1961"/>
+        <w:gridCol w:w="2138"/>
+        <w:gridCol w:w="2195"/>
+      </w:tblGrid>
+      <w:tr>
+        <w:trPr>
+          <w:cnfStyle w:val="100000000000" w:firstRow="1" w:lastRow="0" w:firstColumn="0" w:lastColumn="0" w:oddVBand="0" w:evenVBand="0" w:oddHBand="0" w:evenHBand="0" w:firstRowFirstColumn="0" w:firstRowLastColumn="0" w:lastRowFirstColumn="0" w:lastRowLastColumn="0"/>
+        </w:trPr>
+        <w:tc>
+          <w:tcPr>
+            <w:cnfStyle w:val="001000000000" w:firstRow="0" w:lastRow="0" w:firstColumn="1" w:lastColumn="0" w:oddVBand="0" w:evenVBand="0" w:oddHBand="0" w:evenHBand="0" w:firstRowFirstColumn="0" w:firstRowLastColumn="0" w:lastRowFirstColumn="0" w:lastRowLastColumn="0"/>
+            <w:tcW w:w="972" w:type="dxa"/>
+            <w:hideMark/>
+          </w:tcPr>
+          <w:p>
+            <w:pPr>
+              <w:spacing w:after="160" w:line="278" w:lineRule="auto"/>
+            </w:pPr>
+            <w:r>
+              <w:t>LAN #</w:t>
+            </w:r>
+          </w:p>
+        </w:tc>
+        <w:tc>
+          <w:tcPr>
+            <w:tcW w:w="1083" w:type="dxa"/>
+            <w:hideMark/>
+          </w:tcPr>
+          <w:p>
+            <w:pPr>
+              <w:spacing w:after="160" w:line="278" w:lineRule="auto"/>
+              <w:cnfStyle w:val="100000000000" w:firstRow="1" w:lastRow="0" w:firstColumn="0" w:lastColumn="0" w:oddVBand="0" w:evenVBand="0" w:oddHBand="0" w:evenHBand="0" w:firstRowFirstColumn="0" w:firstRowLastColumn="0" w:lastRowFirstColumn="0" w:lastRowLastColumn="0"/>
+            </w:pPr>
+            <w:r>
+              <w:t>Anz. IP</w:t>
+            </w:r>
+          </w:p>
+        </w:tc>
+        <w:tc>
+          <w:tcPr>
+            <w:tcW w:w="1961" w:type="dxa"/>
+            <w:hideMark/>
+          </w:tcPr>
+          <w:p>
+            <w:pPr>
+              <w:spacing w:after="160" w:line="278" w:lineRule="auto"/>
+              <w:cnfStyle w:val="100000000000" w:firstRow="1" w:lastRow="0" w:firstColumn="0" w:lastColumn="0" w:oddVBand="0" w:evenVBand="0" w:oddHBand="0" w:evenHBand="0" w:firstRowFirstColumn="0" w:firstRowLastColumn="0" w:lastRowFirstColumn="0" w:lastRowLastColumn="0"/>
+            </w:pPr>
+            <w:r>
+              <w:t>Netzadresse</w:t>
+            </w:r>
+          </w:p>
+        </w:tc>
+        <w:tc>
+          <w:tcPr>
+            <w:tcW w:w="2138" w:type="dxa"/>
+            <w:hideMark/>
+          </w:tcPr>
+          <w:p>
+            <w:pPr>
+              <w:spacing w:after="160" w:line="278" w:lineRule="auto"/>
+              <w:cnfStyle w:val="100000000000" w:firstRow="1" w:lastRow="0" w:firstColumn="0" w:lastColumn="0" w:oddVBand="0" w:evenVBand="0" w:oddHBand="0" w:evenHBand="0" w:firstRowFirstColumn="0" w:firstRowLastColumn="0" w:lastRowFirstColumn="0" w:lastRowLastColumn="0"/>
+            </w:pPr>
+            <w:r>
+              <w:t>Netzmaske</w:t>
+            </w:r>
+          </w:p>
+        </w:tc>
+        <w:tc>
+          <w:tcPr>
+            <w:tcW w:w="2195" w:type="dxa"/>
+            <w:hideMark/>
+          </w:tcPr>
+          <w:p>
+            <w:pPr>
+              <w:spacing w:after="160" w:line="278" w:lineRule="auto"/>
+              <w:cnfStyle w:val="100000000000" w:firstRow="1" w:lastRow="0" w:firstColumn="0" w:lastColumn="0" w:oddVBand="0" w:evenVBand="0" w:oddHBand="0" w:evenHBand="0" w:firstRowFirstColumn="0" w:firstRowLastColumn="0" w:lastRowFirstColumn="0" w:lastRowLastColumn="0"/>
+            </w:pPr>
+            <w:r>
+              <w:t>Broadcastadresse</w:t>
+            </w:r>
+          </w:p>
+        </w:tc>
+      </w:tr>
+      <w:tr>
+        <w:trPr>
+          <w:cnfStyle w:val="000000100000" w:firstRow="0" w:lastRow="0" w:firstColumn="0" w:lastColumn="0" w:oddVBand="0" w:evenVBand="0" w:oddHBand="1" w:evenHBand="0" w:firstRowFirstColumn="0" w:firstRowLastColumn="0" w:lastRowFirstColumn="0" w:lastRowLastColumn="0"/>
+        </w:trPr>
+        <w:tc>
+          <w:tcPr>
+            <w:cnfStyle w:val="001000000000" w:firstRow="0" w:lastRow="0" w:firstColumn="1" w:lastColumn="0" w:oddVBand="0" w:evenVBand="0" w:oddHBand="0" w:evenHBand="0" w:firstRowFirstColumn="0" w:firstRowLastColumn="0" w:lastRowFirstColumn="0" w:lastRowLastColumn="0"/>
+            <w:tcW w:w="972" w:type="dxa"/>
+            <w:hideMark/>
+          </w:tcPr>
+          <w:p>
+            <w:pPr>
+              <w:spacing w:after="160" w:line="278" w:lineRule="auto"/>
+            </w:pPr>
+            <w:r>
+              <w:t>1</w:t>
+            </w:r>
+          </w:p>
+        </w:tc>
+        <w:tc>
+          <w:tcPr>
+            <w:tcW w:w="1083" w:type="dxa"/>
+            <w:hideMark/>
+          </w:tcPr>
+          <w:p>
+            <w:pPr>
+              <w:spacing w:after="160" w:line="278" w:lineRule="auto"/>
+              <w:cnfStyle w:val="000000100000" w:firstRow="0" w:lastRow="0" w:firstColumn="0" w:lastColumn="0" w:oddVBand="0" w:evenVBand="0" w:oddHBand="1" w:evenHBand="0" w:firstRowFirstColumn="0" w:firstRowLastColumn="0" w:lastRowFirstColumn="0" w:lastRowLastColumn="0"/>
+            </w:pPr>
+            <w:r>
+              <w:t>64</w:t>
+            </w:r>
+          </w:p>
+        </w:tc>
+        <w:tc>
+          <w:tcPr>
+            <w:tcW w:w="1961" w:type="dxa"/>
+            <w:hideMark/>
+          </w:tcPr>
+          <w:p>
+            <w:pPr>
+              <w:spacing w:after="160" w:line="278" w:lineRule="auto"/>
+              <w:cnfStyle w:val="000000100000" w:firstRow="0" w:lastRow="0" w:firstColumn="0" w:lastColumn="0" w:oddVBand="0" w:evenVBand="0" w:oddHBand="1" w:evenHBand="0" w:firstRowFirstColumn="0" w:firstRowLastColumn="0" w:lastRowFirstColumn="0" w:lastRowLastColumn="0"/>
+            </w:pPr>
+            <w:r>
+              <w:t>192.192.20.0</w:t>
+            </w:r>
+          </w:p>
+        </w:tc>
+        <w:tc>
+          <w:tcPr>
+            <w:tcW w:w="2138" w:type="dxa"/>
+            <w:hideMark/>
+          </w:tcPr>
+          <w:p>
+            <w:pPr>
+              <w:spacing w:after="160" w:line="278" w:lineRule="auto"/>
+              <w:cnfStyle w:val="000000100000" w:firstRow="0" w:lastRow="0" w:firstColumn="0" w:lastColumn="0" w:oddVBand="0" w:evenVBand="0" w:oddHBand="1" w:evenHBand="0" w:firstRowFirstColumn="0" w:firstRowLastColumn="0" w:lastRowFirstColumn="0" w:lastRowLastColumn="0"/>
+            </w:pPr>
+            <w:r>
+              <w:t xml:space="preserve">255.255.255.192 </w:t>
+            </w:r>
+          </w:p>
+        </w:tc>
+        <w:tc>
+          <w:tcPr>
+            <w:tcW w:w="2195" w:type="dxa"/>
+            <w:hideMark/>
+          </w:tcPr>
+          <w:p>
+            <w:pPr>
+              <w:spacing w:after="160" w:line="278" w:lineRule="auto"/>
+              <w:cnfStyle w:val="000000100000" w:firstRow="0" w:lastRow="0" w:firstColumn="0" w:lastColumn="0" w:oddVBand="0" w:evenVBand="0" w:oddHBand="1" w:evenHBand="0" w:firstRowFirstColumn="0" w:firstRowLastColumn="0" w:lastRowFirstColumn="0" w:lastRowLastColumn="0"/>
+            </w:pPr>
+            <w:r>
+              <w:t>192.192.20.63</w:t>
+            </w:r>
+          </w:p>
+        </w:tc>
+      </w:tr>
+      <w:tr>
+        <w:tc>
+          <w:tcPr>
+            <w:cnfStyle w:val="001000000000" w:firstRow="0" w:lastRow="0" w:firstColumn="1" w:lastColumn="0" w:oddVBand="0" w:evenVBand="0" w:oddHBand="0" w:evenHBand="0" w:firstRowFirstColumn="0" w:firstRowLastColumn="0" w:lastRowFirstColumn="0" w:lastRowLastColumn="0"/>
+            <w:tcW w:w="972" w:type="dxa"/>
+            <w:hideMark/>
+          </w:tcPr>
+          <w:p>
+            <w:pPr>
+              <w:spacing w:after="160" w:line="278" w:lineRule="auto"/>
+            </w:pPr>
+            <w:r>
+              <w:t>2</w:t>
+            </w:r>
+          </w:p>
+        </w:tc>
+        <w:tc>
+          <w:tcPr>
+            <w:tcW w:w="1083" w:type="dxa"/>
+            <w:hideMark/>
+          </w:tcPr>
+          <w:p>
+            <w:pPr>
+              <w:spacing w:after="160" w:line="278" w:lineRule="auto"/>
+              <w:cnfStyle w:val="000000000000" w:firstRow="0" w:lastRow="0" w:firstColumn="0" w:lastColumn="0" w:oddVBand="0" w:evenVBand="0" w:oddHBand="0" w:evenHBand="0" w:firstRowFirstColumn="0" w:firstRowLastColumn="0" w:lastRowFirstColumn="0" w:lastRowLastColumn="0"/>
+            </w:pPr>
+            <w:r>
+              <w:t>64</w:t>
+            </w:r>
+          </w:p>
+        </w:tc>
+        <w:tc>
+          <w:tcPr>
+            <w:tcW w:w="1961" w:type="dxa"/>
+            <w:hideMark/>
+          </w:tcPr>
+          <w:p>
+            <w:pPr>
+              <w:spacing w:after="160" w:line="278" w:lineRule="auto"/>
+              <w:cnfStyle w:val="000000000000" w:firstRow="0" w:lastRow="0" w:firstColumn="0" w:lastColumn="0" w:oddVBand="0" w:evenVBand="0" w:oddHBand="0" w:evenHBand="0" w:firstRowFirstColumn="0" w:firstRowLastColumn="0" w:lastRowFirstColumn="0" w:lastRowLastColumn="0"/>
+            </w:pPr>
+            <w:r>
+              <w:t>192.192.20.64</w:t>
+            </w:r>
+          </w:p>
+        </w:tc>
+        <w:tc>
+          <w:tcPr>
+            <w:tcW w:w="2138" w:type="dxa"/>
+            <w:hideMark/>
+          </w:tcPr>
+          <w:p>
+            <w:pPr>
+              <w:spacing w:after="160" w:line="278" w:lineRule="auto"/>
+              <w:cnfStyle w:val="000000000000" w:firstRow="0" w:lastRow="0" w:firstColumn="0" w:lastColumn="0" w:oddVBand="0" w:evenVBand="0" w:oddHBand="0" w:evenHBand="0" w:firstRowFirstColumn="0" w:firstRowLastColumn="0" w:lastRowFirstColumn="0" w:lastRowLastColumn="0"/>
+            </w:pPr>
+            <w:r>
+              <w:t>255.255.255.192</w:t>
+            </w:r>
+          </w:p>
+        </w:tc>
+        <w:tc>
+          <w:tcPr>
+            <w:tcW w:w="2195" w:type="dxa"/>
+            <w:hideMark/>
+          </w:tcPr>
+          <w:p>
+            <w:pPr>
+              <w:spacing w:after="160" w:line="278" w:lineRule="auto"/>
+              <w:cnfStyle w:val="000000000000" w:firstRow="0" w:lastRow="0" w:firstColumn="0" w:lastColumn="0" w:oddVBand="0" w:evenVBand="0" w:oddHBand="0" w:evenHBand="0" w:firstRowFirstColumn="0" w:firstRowLastColumn="0" w:lastRowFirstColumn="0" w:lastRowLastColumn="0"/>
+            </w:pPr>
+            <w:r>
+              <w:t>192.192.20.127</w:t>
+            </w:r>
+          </w:p>
+        </w:tc>
+      </w:tr>
+      <w:tr>
+        <w:trPr>
+          <w:cnfStyle w:val="000000100000" w:firstRow="0" w:lastRow="0" w:firstColumn="0" w:lastColumn="0" w:oddVBand="0" w:evenVBand="0" w:oddHBand="1" w:evenHBand="0" w:firstRowFirstColumn="0" w:firstRowLastColumn="0" w:lastRowFirstColumn="0" w:lastRowLastColumn="0"/>
+        </w:trPr>
+        <w:tc>
+          <w:tcPr>
+            <w:cnfStyle w:val="001000000000" w:firstRow="0" w:lastRow="0" w:firstColumn="1" w:lastColumn="0" w:oddVBand="0" w:evenVBand="0" w:oddHBand="0" w:evenHBand="0" w:firstRowFirstColumn="0" w:firstRowLastColumn="0" w:lastRowFirstColumn="0" w:lastRowLastColumn="0"/>
+            <w:tcW w:w="972" w:type="dxa"/>
+            <w:hideMark/>
+          </w:tcPr>
+          <w:p>
+            <w:pPr>
+              <w:spacing w:after="160" w:line="278" w:lineRule="auto"/>
+            </w:pPr>
+            <w:r>
+              <w:t>3</w:t>
+            </w:r>
+          </w:p>
+        </w:tc>
+        <w:tc>
+          <w:tcPr>
+            <w:tcW w:w="1083" w:type="dxa"/>
+            <w:hideMark/>
+          </w:tcPr>
+          <w:p>
+            <w:pPr>
+              <w:spacing w:after="160" w:line="278" w:lineRule="auto"/>
+              <w:cnfStyle w:val="000000100000" w:firstRow="0" w:lastRow="0" w:firstColumn="0" w:lastColumn="0" w:oddVBand="0" w:evenVBand="0" w:oddHBand="1" w:evenHBand="0" w:firstRowFirstColumn="0" w:firstRowLastColumn="0" w:lastRowFirstColumn="0" w:lastRowLastColumn="0"/>
+            </w:pPr>
+            <w:r>
+              <w:t>64</w:t>
+            </w:r>
+          </w:p>
+        </w:tc>
+        <w:tc>
+          <w:tcPr>
+            <w:tcW w:w="1961" w:type="dxa"/>
+            <w:hideMark/>
+          </w:tcPr>
+          <w:p>
+            <w:pPr>
+              <w:spacing w:after="160" w:line="278" w:lineRule="auto"/>
+              <w:cnfStyle w:val="000000100000" w:firstRow="0" w:lastRow="0" w:firstColumn="0" w:lastColumn="0" w:oddVBand="0" w:evenVBand="0" w:oddHBand="1" w:evenHBand="0" w:firstRowFirstColumn="0" w:firstRowLastColumn="0" w:lastRowFirstColumn="0" w:lastRowLastColumn="0"/>
+            </w:pPr>
+            <w:r>
+              <w:t>192.192.20.128</w:t>
+            </w:r>
+          </w:p>
+        </w:tc>
+        <w:tc>
+          <w:tcPr>
+            <w:tcW w:w="2138" w:type="dxa"/>
+            <w:hideMark/>
+          </w:tcPr>
+          <w:p>
+            <w:pPr>
+              <w:spacing w:after="160" w:line="278" w:lineRule="auto"/>
+              <w:cnfStyle w:val="000000100000" w:firstRow="0" w:lastRow="0" w:firstColumn="0" w:lastColumn="0" w:oddVBand="0" w:evenVBand="0" w:oddHBand="1" w:evenHBand="0" w:firstRowFirstColumn="0" w:firstRowLastColumn="0" w:lastRowFirstColumn="0" w:lastRowLastColumn="0"/>
+            </w:pPr>
+            <w:r>
+              <w:t>255.255.255.192</w:t>
+            </w:r>
+          </w:p>
+        </w:tc>
+        <w:tc>
+          <w:tcPr>
+            <w:tcW w:w="2195" w:type="dxa"/>
+            <w:hideMark/>
+          </w:tcPr>
+          <w:p>
+            <w:pPr>
+              <w:spacing w:after="160" w:line="278" w:lineRule="auto"/>
+              <w:cnfStyle w:val="000000100000" w:firstRow="0" w:lastRow="0" w:firstColumn="0" w:lastColumn="0" w:oddVBand="0" w:evenVBand="0" w:oddHBand="1" w:evenHBand="0" w:firstRowFirstColumn="0" w:firstRowLastColumn="0" w:lastRowFirstColumn="0" w:lastRowLastColumn="0"/>
+            </w:pPr>
+            <w:r>
+              <w:t>192.192.20.191</w:t>
+            </w:r>
+          </w:p>
+        </w:tc>
+      </w:tr>
+      <w:tr>
+        <w:tc>
+          <w:tcPr>
+            <w:cnfStyle w:val="001000000000" w:firstRow="0" w:lastRow="0" w:firstColumn="1" w:lastColumn="0" w:oddVBand="0" w:evenVBand="0" w:oddHBand="0" w:evenHBand="0" w:firstRowFirstColumn="0" w:firstRowLastColumn="0" w:lastRowFirstColumn="0" w:lastRowLastColumn="0"/>
+            <w:tcW w:w="972" w:type="dxa"/>
+            <w:hideMark/>
+          </w:tcPr>
+          <w:p>
+            <w:pPr>
+              <w:spacing w:after="160" w:line="278" w:lineRule="auto"/>
+            </w:pPr>
+            <w:r>
+              <w:t>4</w:t>
+            </w:r>
+          </w:p>
+        </w:tc>
+        <w:tc>
+          <w:tcPr>
+            <w:tcW w:w="1083" w:type="dxa"/>
+            <w:hideMark/>
+          </w:tcPr>
+          <w:p>
+            <w:pPr>
+              <w:spacing w:after="160" w:line="278" w:lineRule="auto"/>
+              <w:cnfStyle w:val="000000000000" w:firstRow="0" w:lastRow="0" w:firstColumn="0" w:lastColumn="0" w:oddVBand="0" w:evenVBand="0" w:oddHBand="0" w:evenHBand="0" w:firstRowFirstColumn="0" w:firstRowLastColumn="0" w:lastRowFirstColumn="0" w:lastRowLastColumn="0"/>
+            </w:pPr>
+            <w:r>
+              <w:t>16</w:t>
+            </w:r>
+          </w:p>
+        </w:tc>
+        <w:tc>
+          <w:tcPr>
+            <w:tcW w:w="1961" w:type="dxa"/>
+            <w:hideMark/>
+          </w:tcPr>
+          <w:p>
+            <w:pPr>
+              <w:spacing w:after="160" w:line="278" w:lineRule="auto"/>
+              <w:cnfStyle w:val="000000000000" w:firstRow="0" w:lastRow="0" w:firstColumn="0" w:lastColumn="0" w:oddVBand="0" w:evenVBand="0" w:oddHBand="0" w:evenHBand="0" w:firstRowFirstColumn="0" w:firstRowLastColumn="0" w:lastRowFirstColumn="0" w:lastRowLastColumn="0"/>
+            </w:pPr>
+            <w:r>
+              <w:t>192.192.20.192</w:t>
+            </w:r>
+          </w:p>
+        </w:tc>
+        <w:tc>
+          <w:tcPr>
+            <w:tcW w:w="2138" w:type="dxa"/>
+            <w:hideMark/>
+          </w:tcPr>
+          <w:p>
+            <w:pPr>
+              <w:spacing w:after="160" w:line="278" w:lineRule="auto"/>
+              <w:cnfStyle w:val="000000000000" w:firstRow="0" w:lastRow="0" w:firstColumn="0" w:lastColumn="0" w:oddVBand="0" w:evenVBand="0" w:oddHBand="0" w:evenHBand="0" w:firstRowFirstColumn="0" w:firstRowLastColumn="0" w:lastRowFirstColumn="0" w:lastRowLastColumn="0"/>
+            </w:pPr>
+            <w:r>
+              <w:t>255.255.255.240</w:t>
+            </w:r>
+          </w:p>
+        </w:tc>
+        <w:tc>
+          <w:tcPr>
+            <w:tcW w:w="2195" w:type="dxa"/>
+            <w:hideMark/>
+          </w:tcPr>
+          <w:p>
+            <w:pPr>
+              <w:spacing w:after="160" w:line="278" w:lineRule="auto"/>
+              <w:cnfStyle w:val="000000000000" w:firstRow="0" w:lastRow="0" w:firstColumn="0" w:lastColumn="0" w:oddVBand="0" w:evenVBand="0" w:oddHBand="0" w:evenHBand="0" w:firstRowFirstColumn="0" w:firstRowLastColumn="0" w:lastRowFirstColumn="0" w:lastRowLastColumn="0"/>
+            </w:pPr>
+            <w:r>
+              <w:t>192.192.20.207</w:t>
+            </w:r>
+          </w:p>
+        </w:tc>
+      </w:tr>
+      <w:tr>
+        <w:trPr>
+          <w:cnfStyle w:val="000000100000" w:firstRow="0" w:lastRow="0" w:firstColumn="0" w:lastColumn="0" w:oddVBand="0" w:evenVBand="0" w:oddHBand="1" w:evenHBand="0" w:firstRowFirstColumn="0" w:firstRowLastColumn="0" w:lastRowFirstColumn="0" w:lastRowLastColumn="0"/>
+        </w:trPr>
+        <w:tc>
+          <w:tcPr>
+            <w:cnfStyle w:val="001000000000" w:firstRow="0" w:lastRow="0" w:firstColumn="1" w:lastColumn="0" w:oddVBand="0" w:evenVBand="0" w:oddHBand="0" w:evenHBand="0" w:firstRowFirstColumn="0" w:firstRowLastColumn="0" w:lastRowFirstColumn="0" w:lastRowLastColumn="0"/>
+            <w:tcW w:w="972" w:type="dxa"/>
+            <w:hideMark/>
+          </w:tcPr>
+          <w:p>
+            <w:pPr>
+              <w:spacing w:after="160" w:line="278" w:lineRule="auto"/>
+            </w:pPr>
+            <w:r>
+              <w:t>5</w:t>
+            </w:r>
+          </w:p>
+        </w:tc>
+        <w:tc>
+          <w:tcPr>
+            <w:tcW w:w="1083" w:type="dxa"/>
+            <w:hideMark/>
+          </w:tcPr>
+          <w:p>
+            <w:pPr>
+              <w:spacing w:after="160" w:line="278" w:lineRule="auto"/>
+              <w:cnfStyle w:val="000000100000" w:firstRow="0" w:lastRow="0" w:firstColumn="0" w:lastColumn="0" w:oddVBand="0" w:evenVBand="0" w:oddHBand="1" w:evenHBand="0" w:firstRowFirstColumn="0" w:firstRowLastColumn="0" w:lastRowFirstColumn="0" w:lastRowLastColumn="0"/>
+            </w:pPr>
+            <w:r>
+              <w:t>16</w:t>
+            </w:r>
+          </w:p>
+        </w:tc>
+        <w:tc>
+          <w:tcPr>
+            <w:tcW w:w="1961" w:type="dxa"/>
+            <w:hideMark/>
+          </w:tcPr>
+          <w:p>
+            <w:pPr>
+              <w:spacing w:after="160" w:line="278" w:lineRule="auto"/>
+              <w:cnfStyle w:val="000000100000" w:firstRow="0" w:lastRow="0" w:firstColumn="0" w:lastColumn="0" w:oddVBand="0" w:evenVBand="0" w:oddHBand="1" w:evenHBand="0" w:firstRowFirstColumn="0" w:firstRowLastColumn="0" w:lastRowFirstColumn="0" w:lastRowLastColumn="0"/>
+            </w:pPr>
+            <w:r>
+              <w:t>192.192.20.208</w:t>
+            </w:r>
+          </w:p>
+        </w:tc>
+        <w:tc>
+          <w:tcPr>
+            <w:tcW w:w="2138" w:type="dxa"/>
+            <w:hideMark/>
+          </w:tcPr>
+          <w:p>
+            <w:pPr>
+              <w:spacing w:after="160" w:line="278" w:lineRule="auto"/>
+              <w:cnfStyle w:val="000000100000" w:firstRow="0" w:lastRow="0" w:firstColumn="0" w:lastColumn="0" w:oddVBand="0" w:evenVBand="0" w:oddHBand="1" w:evenHBand="0" w:firstRowFirstColumn="0" w:firstRowLastColumn="0" w:lastRowFirstColumn="0" w:lastRowLastColumn="0"/>
+            </w:pPr>
+            <w:r>
+              <w:t>255.255.255.240</w:t>
+            </w:r>
+          </w:p>
+        </w:tc>
+        <w:tc>
+          <w:tcPr>
+            <w:tcW w:w="2195" w:type="dxa"/>
+            <w:hideMark/>
+          </w:tcPr>
+          <w:p>
+            <w:pPr>
+              <w:spacing w:after="160" w:line="278" w:lineRule="auto"/>
+              <w:cnfStyle w:val="000000100000" w:firstRow="0" w:lastRow="0" w:firstColumn="0" w:lastColumn="0" w:oddVBand="0" w:evenVBand="0" w:oddHBand="1" w:evenHBand="0" w:firstRowFirstColumn="0" w:firstRowLastColumn="0" w:lastRowFirstColumn="0" w:lastRowLastColumn="0"/>
+            </w:pPr>
+            <w:r>
+              <w:t>192.192.20.223</w:t>
+            </w:r>
+          </w:p>
+        </w:tc>
+      </w:tr>
+    </w:tbl>
+    <w:p/>
+    <w:p>
+      <w:pPr>
+        <w:pStyle w:val="Listenabsatz"/>
+        <w:numPr>
+          <w:ilvl w:val="0"/>
+          <w:numId w:val="13"/>
+        </w:numPr>
+      </w:pPr>
+      <w:r>
+        <w:t xml:space="preserve">Es folgt die Lösungstabelle zu Aufgabe </w:t>
+      </w:r>
+      <w:r>
+        <w:t>7</w:t>
+      </w:r>
+      <w:r>
+        <w:t xml:space="preserve">. Das Foto des Kreisdiagramms ist unter Screenshots unter dem Namen «Kreisdiagramm zu Aufgabe </w:t>
+      </w:r>
+      <w:r>
+        <w:t>7</w:t>
+      </w:r>
+      <w:r>
+        <w:t>» zu finden.</w:t>
+      </w:r>
+    </w:p>
+    <w:tbl>
+      <w:tblPr>
+        <w:tblStyle w:val="Gitternetztabelle4Akzent1"/>
+        <w:tblW w:w="9223" w:type="dxa"/>
+        <w:tblLayout w:type="fixed"/>
+        <w:tblLook w:val="04A0" w:firstRow="1" w:lastRow="0" w:firstColumn="1" w:lastColumn="0" w:noHBand="0" w:noVBand="1"/>
+      </w:tblPr>
+      <w:tblGrid>
+        <w:gridCol w:w="2407"/>
+        <w:gridCol w:w="1083"/>
+        <w:gridCol w:w="1961"/>
+        <w:gridCol w:w="1577"/>
+        <w:gridCol w:w="2195"/>
+      </w:tblGrid>
+      <w:tr>
+        <w:trPr>
+          <w:cnfStyle w:val="100000000000" w:firstRow="1" w:lastRow="0" w:firstColumn="0" w:lastColumn="0" w:oddVBand="0" w:evenVBand="0" w:oddHBand="0" w:evenHBand="0" w:firstRowFirstColumn="0" w:firstRowLastColumn="0" w:lastRowFirstColumn="0" w:lastRowLastColumn="0"/>
+        </w:trPr>
+        <w:tc>
+          <w:tcPr>
+            <w:cnfStyle w:val="001000000000" w:firstRow="0" w:lastRow="0" w:firstColumn="1" w:lastColumn="0" w:oddVBand="0" w:evenVBand="0" w:oddHBand="0" w:evenHBand="0" w:firstRowFirstColumn="0" w:firstRowLastColumn="0" w:lastRowFirstColumn="0" w:lastRowLastColumn="0"/>
+            <w:tcW w:w="2407" w:type="dxa"/>
+            <w:hideMark/>
+          </w:tcPr>
+          <w:p>
+            <w:pPr>
+              <w:spacing w:after="160" w:line="278" w:lineRule="auto"/>
+            </w:pPr>
+            <w:r>
+              <w:t>LAN # / Verbindung</w:t>
+            </w:r>
+          </w:p>
+        </w:tc>
+        <w:tc>
+          <w:tcPr>
+            <w:tcW w:w="1083" w:type="dxa"/>
+            <w:hideMark/>
+          </w:tcPr>
+          <w:p>
+            <w:pPr>
+              <w:spacing w:after="160" w:line="278" w:lineRule="auto"/>
+              <w:cnfStyle w:val="100000000000" w:firstRow="1" w:lastRow="0" w:firstColumn="0" w:lastColumn="0" w:oddVBand="0" w:evenVBand="0" w:oddHBand="0" w:evenHBand="0" w:firstRowFirstColumn="0" w:firstRowLastColumn="0" w:lastRowFirstColumn="0" w:lastRowLastColumn="0"/>
+            </w:pPr>
+            <w:r>
+              <w:t>Anz. IP</w:t>
+            </w:r>
+          </w:p>
+        </w:tc>
+        <w:tc>
+          <w:tcPr>
+            <w:tcW w:w="1961" w:type="dxa"/>
+            <w:hideMark/>
+          </w:tcPr>
+          <w:p>
+            <w:pPr>
+              <w:spacing w:after="160" w:line="278" w:lineRule="auto"/>
+              <w:cnfStyle w:val="100000000000" w:firstRow="1" w:lastRow="0" w:firstColumn="0" w:lastColumn="0" w:oddVBand="0" w:evenVBand="0" w:oddHBand="0" w:evenHBand="0" w:firstRowFirstColumn="0" w:firstRowLastColumn="0" w:lastRowFirstColumn="0" w:lastRowLastColumn="0"/>
+            </w:pPr>
+            <w:r>
+              <w:t>Netzadresse</w:t>
+            </w:r>
+          </w:p>
+        </w:tc>
+        <w:tc>
+          <w:tcPr>
+            <w:tcW w:w="1577" w:type="dxa"/>
+            <w:hideMark/>
+          </w:tcPr>
+          <w:p>
+            <w:pPr>
+              <w:spacing w:after="160" w:line="278" w:lineRule="auto"/>
+              <w:cnfStyle w:val="100000000000" w:firstRow="1" w:lastRow="0" w:firstColumn="0" w:lastColumn="0" w:oddVBand="0" w:evenVBand="0" w:oddHBand="0" w:evenHBand="0" w:firstRowFirstColumn="0" w:firstRowLastColumn="0" w:lastRowFirstColumn="0" w:lastRowLastColumn="0"/>
+            </w:pPr>
+            <w:r>
+              <w:t>Netzmaske</w:t>
+            </w:r>
+          </w:p>
+        </w:tc>
+        <w:tc>
+          <w:tcPr>
+            <w:tcW w:w="2195" w:type="dxa"/>
+            <w:hideMark/>
+          </w:tcPr>
+          <w:p>
+            <w:pPr>
+              <w:spacing w:after="160" w:line="278" w:lineRule="auto"/>
+              <w:cnfStyle w:val="100000000000" w:firstRow="1" w:lastRow="0" w:firstColumn="0" w:lastColumn="0" w:oddVBand="0" w:evenVBand="0" w:oddHBand="0" w:evenHBand="0" w:firstRowFirstColumn="0" w:firstRowLastColumn="0" w:lastRowFirstColumn="0" w:lastRowLastColumn="0"/>
+            </w:pPr>
+            <w:r>
+              <w:t>Broadcastadresse</w:t>
+            </w:r>
+          </w:p>
+        </w:tc>
+      </w:tr>
+      <w:tr>
+        <w:trPr>
+          <w:cnfStyle w:val="000000100000" w:firstRow="0" w:lastRow="0" w:firstColumn="0" w:lastColumn="0" w:oddVBand="0" w:evenVBand="0" w:oddHBand="1" w:evenHBand="0" w:firstRowFirstColumn="0" w:firstRowLastColumn="0" w:lastRowFirstColumn="0" w:lastRowLastColumn="0"/>
+        </w:trPr>
+        <w:tc>
+          <w:tcPr>
+            <w:cnfStyle w:val="001000000000" w:firstRow="0" w:lastRow="0" w:firstColumn="1" w:lastColumn="0" w:oddVBand="0" w:evenVBand="0" w:oddHBand="0" w:evenHBand="0" w:firstRowFirstColumn="0" w:firstRowLastColumn="0" w:lastRowFirstColumn="0" w:lastRowLastColumn="0"/>
+            <w:tcW w:w="2407" w:type="dxa"/>
+            <w:hideMark/>
+          </w:tcPr>
+          <w:p>
+            <w:pPr>
+              <w:spacing w:after="160" w:line="278" w:lineRule="auto"/>
+            </w:pPr>
+            <w:r>
+              <w:t>LAN1</w:t>
+            </w:r>
+          </w:p>
+        </w:tc>
+        <w:tc>
+          <w:tcPr>
+            <w:tcW w:w="1083" w:type="dxa"/>
+            <w:hideMark/>
+          </w:tcPr>
+          <w:p>
+            <w:pPr>
+              <w:spacing w:after="160" w:line="278" w:lineRule="auto"/>
+              <w:cnfStyle w:val="000000100000" w:firstRow="0" w:lastRow="0" w:firstColumn="0" w:lastColumn="0" w:oddVBand="0" w:evenVBand="0" w:oddHBand="1" w:evenHBand="0" w:firstRowFirstColumn="0" w:firstRowLastColumn="0" w:lastRowFirstColumn="0" w:lastRowLastColumn="0"/>
+            </w:pPr>
+            <w:r>
+              <w:t>50</w:t>
+            </w:r>
+          </w:p>
+        </w:tc>
+        <w:tc>
+          <w:tcPr>
+            <w:tcW w:w="1961" w:type="dxa"/>
+            <w:hideMark/>
+          </w:tcPr>
+          <w:p>
+            <w:pPr>
+              <w:spacing w:after="160" w:line="278" w:lineRule="auto"/>
+              <w:cnfStyle w:val="000000100000" w:firstRow="0" w:lastRow="0" w:firstColumn="0" w:lastColumn="0" w:oddVBand="0" w:evenVBand="0" w:oddHBand="1" w:evenHBand="0" w:firstRowFirstColumn="0" w:firstRowLastColumn="0" w:lastRowFirstColumn="0" w:lastRowLastColumn="0"/>
+            </w:pPr>
+            <w:r>
+              <w:t>129.168.31.0</w:t>
+            </w:r>
+          </w:p>
+        </w:tc>
+        <w:tc>
+          <w:tcPr>
+            <w:tcW w:w="1577" w:type="dxa"/>
+            <w:hideMark/>
+          </w:tcPr>
+          <w:p>
+            <w:pPr>
+              <w:spacing w:after="160" w:line="278" w:lineRule="auto"/>
+              <w:cnfStyle w:val="000000100000" w:firstRow="0" w:lastRow="0" w:firstColumn="0" w:lastColumn="0" w:oddVBand="0" w:evenVBand="0" w:oddHBand="1" w:evenHBand="0" w:firstRowFirstColumn="0" w:firstRowLastColumn="0" w:lastRowFirstColumn="0" w:lastRowLastColumn="0"/>
+            </w:pPr>
+            <w:r>
+              <w:t>/26</w:t>
+            </w:r>
+          </w:p>
+        </w:tc>
+        <w:tc>
+          <w:tcPr>
+            <w:tcW w:w="2195" w:type="dxa"/>
+            <w:hideMark/>
+          </w:tcPr>
+          <w:p>
+            <w:pPr>
+              <w:spacing w:after="160" w:line="278" w:lineRule="auto"/>
+              <w:cnfStyle w:val="000000100000" w:firstRow="0" w:lastRow="0" w:firstColumn="0" w:lastColumn="0" w:oddVBand="0" w:evenVBand="0" w:oddHBand="1" w:evenHBand="0" w:firstRowFirstColumn="0" w:firstRowLastColumn="0" w:lastRowFirstColumn="0" w:lastRowLastColumn="0"/>
+            </w:pPr>
+            <w:r>
+              <w:t>129.168.31.63</w:t>
+            </w:r>
+          </w:p>
+        </w:tc>
+      </w:tr>
+      <w:tr>
+        <w:tc>
+          <w:tcPr>
+            <w:cnfStyle w:val="001000000000" w:firstRow="0" w:lastRow="0" w:firstColumn="1" w:lastColumn="0" w:oddVBand="0" w:evenVBand="0" w:oddHBand="0" w:evenHBand="0" w:firstRowFirstColumn="0" w:firstRowLastColumn="0" w:lastRowFirstColumn="0" w:lastRowLastColumn="0"/>
+            <w:tcW w:w="2407" w:type="dxa"/>
+            <w:hideMark/>
+          </w:tcPr>
+          <w:p>
+            <w:pPr>
+              <w:spacing w:after="160" w:line="278" w:lineRule="auto"/>
+            </w:pPr>
+            <w:r>
+              <w:t>LAN2</w:t>
+            </w:r>
+          </w:p>
+        </w:tc>
+        <w:tc>
+          <w:tcPr>
+            <w:tcW w:w="1083" w:type="dxa"/>
+            <w:hideMark/>
+          </w:tcPr>
+          <w:p>
+            <w:pPr>
+              <w:spacing w:after="160" w:line="278" w:lineRule="auto"/>
+              <w:cnfStyle w:val="000000000000" w:firstRow="0" w:lastRow="0" w:firstColumn="0" w:lastColumn="0" w:oddVBand="0" w:evenVBand="0" w:oddHBand="0" w:evenHBand="0" w:firstRowFirstColumn="0" w:firstRowLastColumn="0" w:lastRowFirstColumn="0" w:lastRowLastColumn="0"/>
+            </w:pPr>
+            <w:r>
+              <w:t>40</w:t>
+            </w:r>
+          </w:p>
+        </w:tc>
+        <w:tc>
+          <w:tcPr>
+            <w:tcW w:w="1961" w:type="dxa"/>
+            <w:hideMark/>
+          </w:tcPr>
+          <w:p>
+            <w:pPr>
+              <w:spacing w:after="160" w:line="278" w:lineRule="auto"/>
+              <w:cnfStyle w:val="000000000000" w:firstRow="0" w:lastRow="0" w:firstColumn="0" w:lastColumn="0" w:oddVBand="0" w:evenVBand="0" w:oddHBand="0" w:evenHBand="0" w:firstRowFirstColumn="0" w:firstRowLastColumn="0" w:lastRowFirstColumn="0" w:lastRowLastColumn="0"/>
+            </w:pPr>
+            <w:r>
+              <w:t>129.168.31.64</w:t>
+            </w:r>
+          </w:p>
+        </w:tc>
+        <w:tc>
+          <w:tcPr>
+            <w:tcW w:w="1577" w:type="dxa"/>
+            <w:hideMark/>
+          </w:tcPr>
+          <w:p>
+            <w:pPr>
+              <w:spacing w:after="160" w:line="278" w:lineRule="auto"/>
+              <w:cnfStyle w:val="000000000000" w:firstRow="0" w:lastRow="0" w:firstColumn="0" w:lastColumn="0" w:oddVBand="0" w:evenVBand="0" w:oddHBand="0" w:evenHBand="0" w:firstRowFirstColumn="0" w:firstRowLastColumn="0" w:lastRowFirstColumn="0" w:lastRowLastColumn="0"/>
+            </w:pPr>
+            <w:r>
+              <w:t>/26</w:t>
+            </w:r>
+          </w:p>
+        </w:tc>
+        <w:tc>
+          <w:tcPr>
+            <w:tcW w:w="2195" w:type="dxa"/>
+            <w:hideMark/>
+          </w:tcPr>
+          <w:p>
+            <w:pPr>
+              <w:spacing w:after="160" w:line="278" w:lineRule="auto"/>
+              <w:cnfStyle w:val="000000000000" w:firstRow="0" w:lastRow="0" w:firstColumn="0" w:lastColumn="0" w:oddVBand="0" w:evenVBand="0" w:oddHBand="0" w:evenHBand="0" w:firstRowFirstColumn="0" w:firstRowLastColumn="0" w:lastRowFirstColumn="0" w:lastRowLastColumn="0"/>
+            </w:pPr>
+            <w:r>
+              <w:t>129.168.31.127</w:t>
+            </w:r>
+          </w:p>
+        </w:tc>
+      </w:tr>
+      <w:tr>
+        <w:trPr>
+          <w:cnfStyle w:val="000000100000" w:firstRow="0" w:lastRow="0" w:firstColumn="0" w:lastColumn="0" w:oddVBand="0" w:evenVBand="0" w:oddHBand="1" w:evenHBand="0" w:firstRowFirstColumn="0" w:firstRowLastColumn="0" w:lastRowFirstColumn="0" w:lastRowLastColumn="0"/>
+        </w:trPr>
+        <w:tc>
+          <w:tcPr>
+            <w:cnfStyle w:val="001000000000" w:firstRow="0" w:lastRow="0" w:firstColumn="1" w:lastColumn="0" w:oddVBand="0" w:evenVBand="0" w:oddHBand="0" w:evenHBand="0" w:firstRowFirstColumn="0" w:firstRowLastColumn="0" w:lastRowFirstColumn="0" w:lastRowLastColumn="0"/>
+            <w:tcW w:w="2407" w:type="dxa"/>
+            <w:hideMark/>
+          </w:tcPr>
+          <w:p>
+            <w:pPr>
+              <w:spacing w:after="160" w:line="278" w:lineRule="auto"/>
+            </w:pPr>
+            <w:r>
+              <w:t>LAN3</w:t>
+            </w:r>
+          </w:p>
+        </w:tc>
+        <w:tc>
+          <w:tcPr>
+            <w:tcW w:w="1083" w:type="dxa"/>
+            <w:hideMark/>
+          </w:tcPr>
+          <w:p>
+            <w:pPr>
+              <w:spacing w:after="160" w:line="278" w:lineRule="auto"/>
+              <w:cnfStyle w:val="000000100000" w:firstRow="0" w:lastRow="0" w:firstColumn="0" w:lastColumn="0" w:oddVBand="0" w:evenVBand="0" w:oddHBand="1" w:evenHBand="0" w:firstRowFirstColumn="0" w:firstRowLastColumn="0" w:lastRowFirstColumn="0" w:lastRowLastColumn="0"/>
+            </w:pPr>
+            <w:r>
+              <w:t>45</w:t>
+            </w:r>
+          </w:p>
+        </w:tc>
+        <w:tc>
+          <w:tcPr>
+            <w:tcW w:w="1961" w:type="dxa"/>
+            <w:hideMark/>
+          </w:tcPr>
+          <w:p>
+            <w:pPr>
+              <w:spacing w:after="160" w:line="278" w:lineRule="auto"/>
+              <w:cnfStyle w:val="000000100000" w:firstRow="0" w:lastRow="0" w:firstColumn="0" w:lastColumn="0" w:oddVBand="0" w:evenVBand="0" w:oddHBand="1" w:evenHBand="0" w:firstRowFirstColumn="0" w:firstRowLastColumn="0" w:lastRowFirstColumn="0" w:lastRowLastColumn="0"/>
+            </w:pPr>
+            <w:r>
+              <w:t>129.168.31.128</w:t>
+            </w:r>
+          </w:p>
+        </w:tc>
+        <w:tc>
+          <w:tcPr>
+            <w:tcW w:w="1577" w:type="dxa"/>
+            <w:hideMark/>
+          </w:tcPr>
+          <w:p>
+            <w:pPr>
+              <w:spacing w:after="160" w:line="278" w:lineRule="auto"/>
+              <w:cnfStyle w:val="000000100000" w:firstRow="0" w:lastRow="0" w:firstColumn="0" w:lastColumn="0" w:oddVBand="0" w:evenVBand="0" w:oddHBand="1" w:evenHBand="0" w:firstRowFirstColumn="0" w:firstRowLastColumn="0" w:lastRowFirstColumn="0" w:lastRowLastColumn="0"/>
+            </w:pPr>
+            <w:r>
+              <w:t>/26</w:t>
+            </w:r>
+          </w:p>
+        </w:tc>
+        <w:tc>
+          <w:tcPr>
+            <w:tcW w:w="2195" w:type="dxa"/>
+            <w:hideMark/>
+          </w:tcPr>
+          <w:p>
+            <w:pPr>
+              <w:spacing w:after="160" w:line="278" w:lineRule="auto"/>
+              <w:cnfStyle w:val="000000100000" w:firstRow="0" w:lastRow="0" w:firstColumn="0" w:lastColumn="0" w:oddVBand="0" w:evenVBand="0" w:oddHBand="1" w:evenHBand="0" w:firstRowFirstColumn="0" w:firstRowLastColumn="0" w:lastRowFirstColumn="0" w:lastRowLastColumn="0"/>
+            </w:pPr>
+            <w:r>
+              <w:t>129.168.31.191</w:t>
+            </w:r>
+          </w:p>
+        </w:tc>
+      </w:tr>
+      <w:tr>
+        <w:tc>
+          <w:tcPr>
+            <w:cnfStyle w:val="001000000000" w:firstRow="0" w:lastRow="0" w:firstColumn="1" w:lastColumn="0" w:oddVBand="0" w:evenVBand="0" w:oddHBand="0" w:evenHBand="0" w:firstRowFirstColumn="0" w:firstRowLastColumn="0" w:lastRowFirstColumn="0" w:lastRowLastColumn="0"/>
+            <w:tcW w:w="2407" w:type="dxa"/>
+            <w:hideMark/>
+          </w:tcPr>
+          <w:p>
+            <w:pPr>
+              <w:spacing w:after="160" w:line="278" w:lineRule="auto"/>
+            </w:pPr>
+            <w:r>
+              <w:lastRenderedPageBreak/>
+              <w:t>LAN4</w:t>
+            </w:r>
+          </w:p>
+        </w:tc>
+        <w:tc>
+          <w:tcPr>
+            <w:tcW w:w="1083" w:type="dxa"/>
+            <w:hideMark/>
+          </w:tcPr>
+          <w:p>
+            <w:pPr>
+              <w:spacing w:after="160" w:line="278" w:lineRule="auto"/>
+              <w:cnfStyle w:val="000000000000" w:firstRow="0" w:lastRow="0" w:firstColumn="0" w:lastColumn="0" w:oddVBand="0" w:evenVBand="0" w:oddHBand="0" w:evenHBand="0" w:firstRowFirstColumn="0" w:firstRowLastColumn="0" w:lastRowFirstColumn="0" w:lastRowLastColumn="0"/>
+            </w:pPr>
+            <w:r>
+              <w:t>28</w:t>
+            </w:r>
+          </w:p>
+        </w:tc>
+        <w:tc>
+          <w:tcPr>
+            <w:tcW w:w="1961" w:type="dxa"/>
+            <w:hideMark/>
+          </w:tcPr>
+          <w:p>
+            <w:pPr>
+              <w:spacing w:after="160" w:line="278" w:lineRule="auto"/>
+              <w:cnfStyle w:val="000000000000" w:firstRow="0" w:lastRow="0" w:firstColumn="0" w:lastColumn="0" w:oddVBand="0" w:evenVBand="0" w:oddHBand="0" w:evenHBand="0" w:firstRowFirstColumn="0" w:firstRowLastColumn="0" w:lastRowFirstColumn="0" w:lastRowLastColumn="0"/>
+            </w:pPr>
+            <w:r>
+              <w:t>129.168.31.192</w:t>
+            </w:r>
+          </w:p>
+        </w:tc>
+        <w:tc>
+          <w:tcPr>
+            <w:tcW w:w="1577" w:type="dxa"/>
+            <w:hideMark/>
+          </w:tcPr>
+          <w:p>
+            <w:pPr>
+              <w:spacing w:after="160" w:line="278" w:lineRule="auto"/>
+              <w:cnfStyle w:val="000000000000" w:firstRow="0" w:lastRow="0" w:firstColumn="0" w:lastColumn="0" w:oddVBand="0" w:evenVBand="0" w:oddHBand="0" w:evenHBand="0" w:firstRowFirstColumn="0" w:firstRowLastColumn="0" w:lastRowFirstColumn="0" w:lastRowLastColumn="0"/>
+            </w:pPr>
+            <w:r>
+              <w:t>/27</w:t>
+            </w:r>
+          </w:p>
+        </w:tc>
+        <w:tc>
+          <w:tcPr>
+            <w:tcW w:w="2195" w:type="dxa"/>
+            <w:hideMark/>
+          </w:tcPr>
+          <w:p>
+            <w:pPr>
+              <w:spacing w:after="160" w:line="278" w:lineRule="auto"/>
+              <w:cnfStyle w:val="000000000000" w:firstRow="0" w:lastRow="0" w:firstColumn="0" w:lastColumn="0" w:oddVBand="0" w:evenVBand="0" w:oddHBand="0" w:evenHBand="0" w:firstRowFirstColumn="0" w:firstRowLastColumn="0" w:lastRowFirstColumn="0" w:lastRowLastColumn="0"/>
+            </w:pPr>
+            <w:r>
+              <w:t>129.168.31.223</w:t>
+            </w:r>
+          </w:p>
+        </w:tc>
+      </w:tr>
+      <w:tr>
+        <w:trPr>
+          <w:cnfStyle w:val="000000100000" w:firstRow="0" w:lastRow="0" w:firstColumn="0" w:lastColumn="0" w:oddVBand="0" w:evenVBand="0" w:oddHBand="1" w:evenHBand="0" w:firstRowFirstColumn="0" w:firstRowLastColumn="0" w:lastRowFirstColumn="0" w:lastRowLastColumn="0"/>
+        </w:trPr>
+        <w:tc>
+          <w:tcPr>
+            <w:cnfStyle w:val="001000000000" w:firstRow="0" w:lastRow="0" w:firstColumn="1" w:lastColumn="0" w:oddVBand="0" w:evenVBand="0" w:oddHBand="0" w:evenHBand="0" w:firstRowFirstColumn="0" w:firstRowLastColumn="0" w:lastRowFirstColumn="0" w:lastRowLastColumn="0"/>
+            <w:tcW w:w="2407" w:type="dxa"/>
+            <w:hideMark/>
+          </w:tcPr>
+          <w:p>
+            <w:pPr>
+              <w:spacing w:after="160" w:line="278" w:lineRule="auto"/>
+            </w:pPr>
+            <w:r>
+              <w:t>Standleitung 1</w:t>
+            </w:r>
+          </w:p>
+        </w:tc>
+        <w:tc>
+          <w:tcPr>
+            <w:tcW w:w="1083" w:type="dxa"/>
+            <w:hideMark/>
+          </w:tcPr>
+          <w:p>
+            <w:pPr>
+              <w:spacing w:after="160" w:line="278" w:lineRule="auto"/>
+              <w:cnfStyle w:val="000000100000" w:firstRow="0" w:lastRow="0" w:firstColumn="0" w:lastColumn="0" w:oddVBand="0" w:evenVBand="0" w:oddHBand="1" w:evenHBand="0" w:firstRowFirstColumn="0" w:firstRowLastColumn="0" w:lastRowFirstColumn="0" w:lastRowLastColumn="0"/>
+            </w:pPr>
+            <w:r>
+              <w:t>2</w:t>
+            </w:r>
+          </w:p>
+        </w:tc>
+        <w:tc>
+          <w:tcPr>
+            <w:tcW w:w="1961" w:type="dxa"/>
+            <w:hideMark/>
+          </w:tcPr>
+          <w:p>
+            <w:pPr>
+              <w:spacing w:after="160" w:line="278" w:lineRule="auto"/>
+              <w:cnfStyle w:val="000000100000" w:firstRow="0" w:lastRow="0" w:firstColumn="0" w:lastColumn="0" w:oddVBand="0" w:evenVBand="0" w:oddHBand="1" w:evenHBand="0" w:firstRowFirstColumn="0" w:firstRowLastColumn="0" w:lastRowFirstColumn="0" w:lastRowLastColumn="0"/>
+            </w:pPr>
+            <w:r>
+              <w:t>129.168.31.224</w:t>
+            </w:r>
+          </w:p>
+        </w:tc>
+        <w:tc>
+          <w:tcPr>
+            <w:tcW w:w="1577" w:type="dxa"/>
+            <w:hideMark/>
+          </w:tcPr>
+          <w:p>
+            <w:pPr>
+              <w:spacing w:after="160" w:line="278" w:lineRule="auto"/>
+              <w:cnfStyle w:val="000000100000" w:firstRow="0" w:lastRow="0" w:firstColumn="0" w:lastColumn="0" w:oddVBand="0" w:evenVBand="0" w:oddHBand="1" w:evenHBand="0" w:firstRowFirstColumn="0" w:firstRowLastColumn="0" w:lastRowFirstColumn="0" w:lastRowLastColumn="0"/>
+            </w:pPr>
+            <w:r>
+              <w:t>/30</w:t>
+            </w:r>
+          </w:p>
+        </w:tc>
+        <w:tc>
+          <w:tcPr>
+            <w:tcW w:w="2195" w:type="dxa"/>
+            <w:hideMark/>
+          </w:tcPr>
+          <w:p>
+            <w:pPr>
+              <w:spacing w:after="160" w:line="278" w:lineRule="auto"/>
+              <w:cnfStyle w:val="000000100000" w:firstRow="0" w:lastRow="0" w:firstColumn="0" w:lastColumn="0" w:oddVBand="0" w:evenVBand="0" w:oddHBand="1" w:evenHBand="0" w:firstRowFirstColumn="0" w:firstRowLastColumn="0" w:lastRowFirstColumn="0" w:lastRowLastColumn="0"/>
+            </w:pPr>
+            <w:r>
+              <w:t>129.168.31.227</w:t>
+            </w:r>
+          </w:p>
+        </w:tc>
+      </w:tr>
+      <w:tr>
+        <w:tc>
+          <w:tcPr>
+            <w:cnfStyle w:val="001000000000" w:firstRow="0" w:lastRow="0" w:firstColumn="1" w:lastColumn="0" w:oddVBand="0" w:evenVBand="0" w:oddHBand="0" w:evenHBand="0" w:firstRowFirstColumn="0" w:firstRowLastColumn="0" w:lastRowFirstColumn="0" w:lastRowLastColumn="0"/>
+            <w:tcW w:w="2407" w:type="dxa"/>
+            <w:hideMark/>
+          </w:tcPr>
+          <w:p>
+            <w:pPr>
+              <w:spacing w:after="160" w:line="278" w:lineRule="auto"/>
+            </w:pPr>
+            <w:r>
+              <w:t>Standleitung 2</w:t>
+            </w:r>
+          </w:p>
+        </w:tc>
+        <w:tc>
+          <w:tcPr>
+            <w:tcW w:w="1083" w:type="dxa"/>
+            <w:hideMark/>
+          </w:tcPr>
+          <w:p>
+            <w:pPr>
+              <w:spacing w:after="160" w:line="278" w:lineRule="auto"/>
+              <w:cnfStyle w:val="000000000000" w:firstRow="0" w:lastRow="0" w:firstColumn="0" w:lastColumn="0" w:oddVBand="0" w:evenVBand="0" w:oddHBand="0" w:evenHBand="0" w:firstRowFirstColumn="0" w:firstRowLastColumn="0" w:lastRowFirstColumn="0" w:lastRowLastColumn="0"/>
+            </w:pPr>
+            <w:r>
+              <w:t>2</w:t>
+            </w:r>
+          </w:p>
+        </w:tc>
+        <w:tc>
+          <w:tcPr>
+            <w:tcW w:w="1961" w:type="dxa"/>
+            <w:hideMark/>
+          </w:tcPr>
+          <w:p>
+            <w:pPr>
+              <w:spacing w:after="160" w:line="278" w:lineRule="auto"/>
+              <w:cnfStyle w:val="000000000000" w:firstRow="0" w:lastRow="0" w:firstColumn="0" w:lastColumn="0" w:oddVBand="0" w:evenVBand="0" w:oddHBand="0" w:evenHBand="0" w:firstRowFirstColumn="0" w:firstRowLastColumn="0" w:lastRowFirstColumn="0" w:lastRowLastColumn="0"/>
+            </w:pPr>
+            <w:r>
+              <w:t>129.168.31.228</w:t>
+            </w:r>
+          </w:p>
+        </w:tc>
+        <w:tc>
+          <w:tcPr>
+            <w:tcW w:w="1577" w:type="dxa"/>
+            <w:hideMark/>
+          </w:tcPr>
+          <w:p>
+            <w:pPr>
+              <w:spacing w:after="160" w:line="278" w:lineRule="auto"/>
+              <w:cnfStyle w:val="000000000000" w:firstRow="0" w:lastRow="0" w:firstColumn="0" w:lastColumn="0" w:oddVBand="0" w:evenVBand="0" w:oddHBand="0" w:evenHBand="0" w:firstRowFirstColumn="0" w:firstRowLastColumn="0" w:lastRowFirstColumn="0" w:lastRowLastColumn="0"/>
+            </w:pPr>
+            <w:r>
+              <w:t>/30</w:t>
+            </w:r>
+          </w:p>
+        </w:tc>
+        <w:tc>
+          <w:tcPr>
+            <w:tcW w:w="2195" w:type="dxa"/>
+            <w:hideMark/>
+          </w:tcPr>
+          <w:p>
+            <w:pPr>
+              <w:spacing w:after="160" w:line="278" w:lineRule="auto"/>
+              <w:cnfStyle w:val="000000000000" w:firstRow="0" w:lastRow="0" w:firstColumn="0" w:lastColumn="0" w:oddVBand="0" w:evenVBand="0" w:oddHBand="0" w:evenHBand="0" w:firstRowFirstColumn="0" w:firstRowLastColumn="0" w:lastRowFirstColumn="0" w:lastRowLastColumn="0"/>
+            </w:pPr>
+            <w:r>
+              <w:t>129.168.31.231</w:t>
+            </w:r>
+          </w:p>
+        </w:tc>
+      </w:tr>
+      <w:tr>
+        <w:trPr>
+          <w:cnfStyle w:val="000000100000" w:firstRow="0" w:lastRow="0" w:firstColumn="0" w:lastColumn="0" w:oddVBand="0" w:evenVBand="0" w:oddHBand="1" w:evenHBand="0" w:firstRowFirstColumn="0" w:firstRowLastColumn="0" w:lastRowFirstColumn="0" w:lastRowLastColumn="0"/>
+        </w:trPr>
+        <w:tc>
+          <w:tcPr>
+            <w:cnfStyle w:val="001000000000" w:firstRow="0" w:lastRow="0" w:firstColumn="1" w:lastColumn="0" w:oddVBand="0" w:evenVBand="0" w:oddHBand="0" w:evenHBand="0" w:firstRowFirstColumn="0" w:firstRowLastColumn="0" w:lastRowFirstColumn="0" w:lastRowLastColumn="0"/>
+            <w:tcW w:w="2407" w:type="dxa"/>
+            <w:hideMark/>
+          </w:tcPr>
+          <w:p>
+            <w:pPr>
+              <w:spacing w:after="160" w:line="278" w:lineRule="auto"/>
+            </w:pPr>
+            <w:r>
+              <w:t>Standleitung 3</w:t>
+            </w:r>
+          </w:p>
+        </w:tc>
+        <w:tc>
+          <w:tcPr>
+            <w:tcW w:w="1083" w:type="dxa"/>
+            <w:hideMark/>
+          </w:tcPr>
+          <w:p>
+            <w:pPr>
+              <w:spacing w:after="160" w:line="278" w:lineRule="auto"/>
+              <w:cnfStyle w:val="000000100000" w:firstRow="0" w:lastRow="0" w:firstColumn="0" w:lastColumn="0" w:oddVBand="0" w:evenVBand="0" w:oddHBand="1" w:evenHBand="0" w:firstRowFirstColumn="0" w:firstRowLastColumn="0" w:lastRowFirstColumn="0" w:lastRowLastColumn="0"/>
+            </w:pPr>
+            <w:r>
+              <w:t>2</w:t>
+            </w:r>
+          </w:p>
+        </w:tc>
+        <w:tc>
+          <w:tcPr>
+            <w:tcW w:w="1961" w:type="dxa"/>
+            <w:hideMark/>
+          </w:tcPr>
+          <w:p>
+            <w:pPr>
+              <w:spacing w:after="160" w:line="278" w:lineRule="auto"/>
+              <w:cnfStyle w:val="000000100000" w:firstRow="0" w:lastRow="0" w:firstColumn="0" w:lastColumn="0" w:oddVBand="0" w:evenVBand="0" w:oddHBand="1" w:evenHBand="0" w:firstRowFirstColumn="0" w:firstRowLastColumn="0" w:lastRowFirstColumn="0" w:lastRowLastColumn="0"/>
+            </w:pPr>
+            <w:r>
+              <w:t>129.168.31.232</w:t>
+            </w:r>
+          </w:p>
+        </w:tc>
+        <w:tc>
+          <w:tcPr>
+            <w:tcW w:w="1577" w:type="dxa"/>
+            <w:hideMark/>
+          </w:tcPr>
+          <w:p>
+            <w:pPr>
+              <w:spacing w:after="160" w:line="278" w:lineRule="auto"/>
+              <w:cnfStyle w:val="000000100000" w:firstRow="0" w:lastRow="0" w:firstColumn="0" w:lastColumn="0" w:oddVBand="0" w:evenVBand="0" w:oddHBand="1" w:evenHBand="0" w:firstRowFirstColumn="0" w:firstRowLastColumn="0" w:lastRowFirstColumn="0" w:lastRowLastColumn="0"/>
+            </w:pPr>
+            <w:r>
+              <w:t>/30</w:t>
+            </w:r>
+          </w:p>
+        </w:tc>
+        <w:tc>
+          <w:tcPr>
+            <w:tcW w:w="2195" w:type="dxa"/>
+            <w:hideMark/>
+          </w:tcPr>
+          <w:p>
+            <w:pPr>
+              <w:spacing w:after="160" w:line="278" w:lineRule="auto"/>
+              <w:cnfStyle w:val="000000100000" w:firstRow="0" w:lastRow="0" w:firstColumn="0" w:lastColumn="0" w:oddVBand="0" w:evenVBand="0" w:oddHBand="1" w:evenHBand="0" w:firstRowFirstColumn="0" w:firstRowLastColumn="0" w:lastRowFirstColumn="0" w:lastRowLastColumn="0"/>
+            </w:pPr>
+            <w:r>
+              <w:t>129.168.31.235</w:t>
+            </w:r>
+          </w:p>
+        </w:tc>
+      </w:tr>
+    </w:tbl>
+    <w:p/>
+    <w:p>
+      <w:pPr>
+        <w:pStyle w:val="Listenabsatz"/>
+        <w:numPr>
+          <w:ilvl w:val="0"/>
+          <w:numId w:val="13"/>
+        </w:numPr>
+      </w:pPr>
+      <w:r>
+        <w:t>Es folg</w:t>
+      </w:r>
+      <w:r>
+        <w:t>en</w:t>
+      </w:r>
+      <w:r>
+        <w:t xml:space="preserve"> die Lösungstabelle zu Aufgabe </w:t>
+      </w:r>
+      <w:r>
+        <w:t>8</w:t>
+      </w:r>
+      <w:r>
+        <w:t xml:space="preserve">. </w:t>
+      </w:r>
+      <w:r>
+        <w:t xml:space="preserve">Unter Screenshots sind die Abbildungen zu den Kreisdiagrammen und dem </w:t>
+      </w:r>
+      <w:proofErr w:type="spellStart"/>
+      <w:r>
+        <w:t>Cisconetzwerk</w:t>
+      </w:r>
+      <w:proofErr w:type="spellEnd"/>
+      <w:r>
+        <w:t xml:space="preserve"> zu finden.</w:t>
+      </w:r>
+    </w:p>
+    <w:tbl>
+      <w:tblPr>
+        <w:tblStyle w:val="Gitternetztabelle4Akzent1"/>
+        <w:tblW w:w="0" w:type="auto"/>
+        <w:tblLook w:val="04A0" w:firstRow="1" w:lastRow="0" w:firstColumn="1" w:lastColumn="0" w:noHBand="0" w:noVBand="1"/>
+      </w:tblPr>
+      <w:tblGrid>
+        <w:gridCol w:w="922"/>
+        <w:gridCol w:w="3929"/>
+      </w:tblGrid>
+      <w:tr>
+        <w:trPr>
+          <w:cnfStyle w:val="100000000000" w:firstRow="1" w:lastRow="0" w:firstColumn="0" w:lastColumn="0" w:oddVBand="0" w:evenVBand="0" w:oddHBand="0" w:evenHBand="0" w:firstRowFirstColumn="0" w:firstRowLastColumn="0" w:lastRowFirstColumn="0" w:lastRowLastColumn="0"/>
+        </w:trPr>
+        <w:tc>
+          <w:tcPr>
+            <w:cnfStyle w:val="001000000000" w:firstRow="0" w:lastRow="0" w:firstColumn="1" w:lastColumn="0" w:oddVBand="0" w:evenVBand="0" w:oddHBand="0" w:evenHBand="0" w:firstRowFirstColumn="0" w:firstRowLastColumn="0" w:lastRowFirstColumn="0" w:lastRowLastColumn="0"/>
+            <w:tcW w:w="922" w:type="dxa"/>
+            <w:hideMark/>
+          </w:tcPr>
+          <w:p>
+            <w:pPr>
+              <w:spacing w:after="160" w:line="278" w:lineRule="auto"/>
+            </w:pPr>
+            <w:r>
+              <w:t>LAN</w:t>
+            </w:r>
+          </w:p>
+        </w:tc>
+        <w:tc>
+          <w:tcPr>
+            <w:tcW w:w="3929" w:type="dxa"/>
+            <w:hideMark/>
+          </w:tcPr>
+          <w:p>
+            <w:pPr>
+              <w:spacing w:after="160" w:line="278" w:lineRule="auto"/>
+              <w:cnfStyle w:val="100000000000" w:firstRow="1" w:lastRow="0" w:firstColumn="0" w:lastColumn="0" w:oddVBand="0" w:evenVBand="0" w:oddHBand="0" w:evenHBand="0" w:firstRowFirstColumn="0" w:firstRowLastColumn="0" w:lastRowFirstColumn="0" w:lastRowLastColumn="0"/>
+            </w:pPr>
+            <w:r>
+              <w:t>Erforderliche Anzahl IP-Adressen</w:t>
+            </w:r>
+          </w:p>
+        </w:tc>
+      </w:tr>
+      <w:tr>
+        <w:trPr>
+          <w:cnfStyle w:val="000000100000" w:firstRow="0" w:lastRow="0" w:firstColumn="0" w:lastColumn="0" w:oddVBand="0" w:evenVBand="0" w:oddHBand="1" w:evenHBand="0" w:firstRowFirstColumn="0" w:firstRowLastColumn="0" w:lastRowFirstColumn="0" w:lastRowLastColumn="0"/>
+        </w:trPr>
+        <w:tc>
+          <w:tcPr>
+            <w:cnfStyle w:val="001000000000" w:firstRow="0" w:lastRow="0" w:firstColumn="1" w:lastColumn="0" w:oddVBand="0" w:evenVBand="0" w:oddHBand="0" w:evenHBand="0" w:firstRowFirstColumn="0" w:firstRowLastColumn="0" w:lastRowFirstColumn="0" w:lastRowLastColumn="0"/>
+            <w:tcW w:w="922" w:type="dxa"/>
+            <w:hideMark/>
+          </w:tcPr>
+          <w:p>
+            <w:pPr>
+              <w:spacing w:after="160" w:line="278" w:lineRule="auto"/>
+            </w:pPr>
+            <w:r>
+              <w:t>LAN1</w:t>
+            </w:r>
+          </w:p>
+        </w:tc>
+        <w:tc>
+          <w:tcPr>
+            <w:tcW w:w="3929" w:type="dxa"/>
+            <w:hideMark/>
+          </w:tcPr>
+          <w:p>
+            <w:pPr>
+              <w:spacing w:after="160" w:line="278" w:lineRule="auto"/>
+              <w:cnfStyle w:val="000000100000" w:firstRow="0" w:lastRow="0" w:firstColumn="0" w:lastColumn="0" w:oddVBand="0" w:evenVBand="0" w:oddHBand="1" w:evenHBand="0" w:firstRowFirstColumn="0" w:firstRowLastColumn="0" w:lastRowFirstColumn="0" w:lastRowLastColumn="0"/>
+            </w:pPr>
+            <w:r>
+              <w:t>63</w:t>
+            </w:r>
+          </w:p>
+        </w:tc>
+      </w:tr>
+      <w:tr>
+        <w:tc>
+          <w:tcPr>
+            <w:cnfStyle w:val="001000000000" w:firstRow="0" w:lastRow="0" w:firstColumn="1" w:lastColumn="0" w:oddVBand="0" w:evenVBand="0" w:oddHBand="0" w:evenHBand="0" w:firstRowFirstColumn="0" w:firstRowLastColumn="0" w:lastRowFirstColumn="0" w:lastRowLastColumn="0"/>
+            <w:tcW w:w="922" w:type="dxa"/>
+            <w:hideMark/>
+          </w:tcPr>
+          <w:p>
+            <w:pPr>
+              <w:spacing w:after="160" w:line="278" w:lineRule="auto"/>
+            </w:pPr>
+            <w:r>
+              <w:t>LAN2</w:t>
+            </w:r>
+          </w:p>
+        </w:tc>
+        <w:tc>
+          <w:tcPr>
+            <w:tcW w:w="3929" w:type="dxa"/>
+            <w:hideMark/>
+          </w:tcPr>
+          <w:p>
+            <w:pPr>
+              <w:spacing w:after="160" w:line="278" w:lineRule="auto"/>
+              <w:cnfStyle w:val="000000000000" w:firstRow="0" w:lastRow="0" w:firstColumn="0" w:lastColumn="0" w:oddVBand="0" w:evenVBand="0" w:oddHBand="0" w:evenHBand="0" w:firstRowFirstColumn="0" w:firstRowLastColumn="0" w:lastRowFirstColumn="0" w:lastRowLastColumn="0"/>
+            </w:pPr>
+            <w:r>
+              <w:t>47</w:t>
+            </w:r>
+          </w:p>
+        </w:tc>
+      </w:tr>
+      <w:tr>
+        <w:trPr>
+          <w:cnfStyle w:val="000000100000" w:firstRow="0" w:lastRow="0" w:firstColumn="0" w:lastColumn="0" w:oddVBand="0" w:evenVBand="0" w:oddHBand="1" w:evenHBand="0" w:firstRowFirstColumn="0" w:firstRowLastColumn="0" w:lastRowFirstColumn="0" w:lastRowLastColumn="0"/>
+        </w:trPr>
+        <w:tc>
+          <w:tcPr>
+            <w:cnfStyle w:val="001000000000" w:firstRow="0" w:lastRow="0" w:firstColumn="1" w:lastColumn="0" w:oddVBand="0" w:evenVBand="0" w:oddHBand="0" w:evenHBand="0" w:firstRowFirstColumn="0" w:firstRowLastColumn="0" w:lastRowFirstColumn="0" w:lastRowLastColumn="0"/>
+            <w:tcW w:w="922" w:type="dxa"/>
+            <w:hideMark/>
+          </w:tcPr>
+          <w:p>
+            <w:pPr>
+              <w:spacing w:after="160" w:line="278" w:lineRule="auto"/>
+            </w:pPr>
+            <w:r>
+              <w:t>LAN3</w:t>
+            </w:r>
+          </w:p>
+        </w:tc>
+        <w:tc>
+          <w:tcPr>
+            <w:tcW w:w="3929" w:type="dxa"/>
+            <w:hideMark/>
+          </w:tcPr>
+          <w:p>
+            <w:pPr>
+              <w:spacing w:after="160" w:line="278" w:lineRule="auto"/>
+              <w:cnfStyle w:val="000000100000" w:firstRow="0" w:lastRow="0" w:firstColumn="0" w:lastColumn="0" w:oddVBand="0" w:evenVBand="0" w:oddHBand="1" w:evenHBand="0" w:firstRowFirstColumn="0" w:firstRowLastColumn="0" w:lastRowFirstColumn="0" w:lastRowLastColumn="0"/>
+            </w:pPr>
+            <w:r>
+              <w:t>23</w:t>
+            </w:r>
+          </w:p>
+        </w:tc>
+      </w:tr>
+      <w:tr>
+        <w:tc>
+          <w:tcPr>
+            <w:cnfStyle w:val="001000000000" w:firstRow="0" w:lastRow="0" w:firstColumn="1" w:lastColumn="0" w:oddVBand="0" w:evenVBand="0" w:oddHBand="0" w:evenHBand="0" w:firstRowFirstColumn="0" w:firstRowLastColumn="0" w:lastRowFirstColumn="0" w:lastRowLastColumn="0"/>
+            <w:tcW w:w="922" w:type="dxa"/>
+            <w:hideMark/>
+          </w:tcPr>
+          <w:p>
+            <w:pPr>
+              <w:spacing w:after="160" w:line="278" w:lineRule="auto"/>
+            </w:pPr>
+            <w:r>
+              <w:t>LAN4</w:t>
+            </w:r>
+          </w:p>
+        </w:tc>
+        <w:tc>
+          <w:tcPr>
+            <w:tcW w:w="3929" w:type="dxa"/>
+            <w:hideMark/>
+          </w:tcPr>
+          <w:p>
+            <w:pPr>
+              <w:spacing w:after="160" w:line="278" w:lineRule="auto"/>
+              <w:cnfStyle w:val="000000000000" w:firstRow="0" w:lastRow="0" w:firstColumn="0" w:lastColumn="0" w:oddVBand="0" w:evenVBand="0" w:oddHBand="0" w:evenHBand="0" w:firstRowFirstColumn="0" w:firstRowLastColumn="0" w:lastRowFirstColumn="0" w:lastRowLastColumn="0"/>
+            </w:pPr>
+            <w:r>
+              <w:t>4</w:t>
+            </w:r>
+          </w:p>
+        </w:tc>
+      </w:tr>
+      <w:tr>
+        <w:trPr>
+          <w:cnfStyle w:val="000000100000" w:firstRow="0" w:lastRow="0" w:firstColumn="0" w:lastColumn="0" w:oddVBand="0" w:evenVBand="0" w:oddHBand="1" w:evenHBand="0" w:firstRowFirstColumn="0" w:firstRowLastColumn="0" w:lastRowFirstColumn="0" w:lastRowLastColumn="0"/>
+        </w:trPr>
+        <w:tc>
+          <w:tcPr>
+            <w:cnfStyle w:val="001000000000" w:firstRow="0" w:lastRow="0" w:firstColumn="1" w:lastColumn="0" w:oddVBand="0" w:evenVBand="0" w:oddHBand="0" w:evenHBand="0" w:firstRowFirstColumn="0" w:firstRowLastColumn="0" w:lastRowFirstColumn="0" w:lastRowLastColumn="0"/>
+            <w:tcW w:w="922" w:type="dxa"/>
+            <w:hideMark/>
+          </w:tcPr>
+          <w:p>
+            <w:pPr>
+              <w:spacing w:after="160" w:line="278" w:lineRule="auto"/>
+            </w:pPr>
+            <w:r>
+              <w:t>LAN5</w:t>
+            </w:r>
+          </w:p>
+        </w:tc>
+        <w:tc>
+          <w:tcPr>
+            <w:tcW w:w="3929" w:type="dxa"/>
+            <w:hideMark/>
+          </w:tcPr>
+          <w:p>
+            <w:pPr>
+              <w:spacing w:after="160" w:line="278" w:lineRule="auto"/>
+              <w:cnfStyle w:val="000000100000" w:firstRow="0" w:lastRow="0" w:firstColumn="0" w:lastColumn="0" w:oddVBand="0" w:evenVBand="0" w:oddHBand="1" w:evenHBand="0" w:firstRowFirstColumn="0" w:firstRowLastColumn="0" w:lastRowFirstColumn="0" w:lastRowLastColumn="0"/>
+            </w:pPr>
+            <w:r>
+              <w:t>4</w:t>
+            </w:r>
+          </w:p>
+        </w:tc>
+      </w:tr>
+    </w:tbl>
+    <w:p/>
+    <w:tbl>
+      <w:tblPr>
+        <w:tblStyle w:val="Gitternetztabelle4Akzent1"/>
+        <w:tblW w:w="0" w:type="auto"/>
+        <w:tblLayout w:type="fixed"/>
+        <w:tblLook w:val="04A0" w:firstRow="1" w:lastRow="0" w:firstColumn="1" w:lastColumn="0" w:noHBand="0" w:noVBand="1"/>
+      </w:tblPr>
+      <w:tblGrid>
+        <w:gridCol w:w="922"/>
+        <w:gridCol w:w="2089"/>
+        <w:gridCol w:w="1967"/>
+        <w:gridCol w:w="2195"/>
+      </w:tblGrid>
+      <w:tr>
+        <w:trPr>
+          <w:cnfStyle w:val="100000000000" w:firstRow="1" w:lastRow="0" w:firstColumn="0" w:lastColumn="0" w:oddVBand="0" w:evenVBand="0" w:oddHBand="0" w:evenHBand="0" w:firstRowFirstColumn="0" w:firstRowLastColumn="0" w:lastRowFirstColumn="0" w:lastRowLastColumn="0"/>
+        </w:trPr>
+        <w:tc>
+          <w:tcPr>
+            <w:cnfStyle w:val="001000000000" w:firstRow="0" w:lastRow="0" w:firstColumn="1" w:lastColumn="0" w:oddVBand="0" w:evenVBand="0" w:oddHBand="0" w:evenHBand="0" w:firstRowFirstColumn="0" w:firstRowLastColumn="0" w:lastRowFirstColumn="0" w:lastRowLastColumn="0"/>
+            <w:tcW w:w="922" w:type="dxa"/>
+            <w:hideMark/>
+          </w:tcPr>
+          <w:p>
+            <w:pPr>
+              <w:spacing w:after="160" w:line="278" w:lineRule="auto"/>
+            </w:pPr>
+            <w:r>
+              <w:t>LAN</w:t>
+            </w:r>
+          </w:p>
+        </w:tc>
+        <w:tc>
+          <w:tcPr>
+            <w:tcW w:w="2089" w:type="dxa"/>
+            <w:hideMark/>
+          </w:tcPr>
+          <w:p>
+            <w:pPr>
+              <w:spacing w:after="160" w:line="278" w:lineRule="auto"/>
+              <w:cnfStyle w:val="100000000000" w:firstRow="1" w:lastRow="0" w:firstColumn="0" w:lastColumn="0" w:oddVBand="0" w:evenVBand="0" w:oddHBand="0" w:evenHBand="0" w:firstRowFirstColumn="0" w:firstRowLastColumn="0" w:lastRowFirstColumn="0" w:lastRowLastColumn="0"/>
+            </w:pPr>
+            <w:r>
+              <w:t>Netzadresse</w:t>
+            </w:r>
+          </w:p>
+        </w:tc>
+        <w:tc>
+          <w:tcPr>
+            <w:tcW w:w="1967" w:type="dxa"/>
+            <w:hideMark/>
+          </w:tcPr>
+          <w:p>
+            <w:pPr>
+              <w:spacing w:after="160" w:line="278" w:lineRule="auto"/>
+              <w:cnfStyle w:val="100000000000" w:firstRow="1" w:lastRow="0" w:firstColumn="0" w:lastColumn="0" w:oddVBand="0" w:evenVBand="0" w:oddHBand="0" w:evenHBand="0" w:firstRowFirstColumn="0" w:firstRowLastColumn="0" w:lastRowFirstColumn="0" w:lastRowLastColumn="0"/>
+            </w:pPr>
+            <w:r>
+              <w:t>Subnetzmaske</w:t>
+            </w:r>
+          </w:p>
+        </w:tc>
+        <w:tc>
+          <w:tcPr>
+            <w:tcW w:w="2195" w:type="dxa"/>
+            <w:hideMark/>
+          </w:tcPr>
+          <w:p>
+            <w:pPr>
+              <w:spacing w:after="160" w:line="278" w:lineRule="auto"/>
+              <w:cnfStyle w:val="100000000000" w:firstRow="1" w:lastRow="0" w:firstColumn="0" w:lastColumn="0" w:oddVBand="0" w:evenVBand="0" w:oddHBand="0" w:evenHBand="0" w:firstRowFirstColumn="0" w:firstRowLastColumn="0" w:lastRowFirstColumn="0" w:lastRowLastColumn="0"/>
+            </w:pPr>
+            <w:r>
+              <w:t>Broadcastadresse</w:t>
+            </w:r>
+          </w:p>
+        </w:tc>
+      </w:tr>
+      <w:tr>
+        <w:trPr>
+          <w:cnfStyle w:val="000000100000" w:firstRow="0" w:lastRow="0" w:firstColumn="0" w:lastColumn="0" w:oddVBand="0" w:evenVBand="0" w:oddHBand="1" w:evenHBand="0" w:firstRowFirstColumn="0" w:firstRowLastColumn="0" w:lastRowFirstColumn="0" w:lastRowLastColumn="0"/>
+        </w:trPr>
+        <w:tc>
+          <w:tcPr>
+            <w:cnfStyle w:val="001000000000" w:firstRow="0" w:lastRow="0" w:firstColumn="1" w:lastColumn="0" w:oddVBand="0" w:evenVBand="0" w:oddHBand="0" w:evenHBand="0" w:firstRowFirstColumn="0" w:firstRowLastColumn="0" w:lastRowFirstColumn="0" w:lastRowLastColumn="0"/>
+            <w:tcW w:w="922" w:type="dxa"/>
+            <w:hideMark/>
+          </w:tcPr>
+          <w:p>
+            <w:pPr>
+              <w:spacing w:after="160" w:line="278" w:lineRule="auto"/>
+            </w:pPr>
+            <w:r>
+              <w:t>LAN1</w:t>
+            </w:r>
+          </w:p>
+        </w:tc>
+        <w:tc>
+          <w:tcPr>
+            <w:tcW w:w="2089" w:type="dxa"/>
+            <w:hideMark/>
+          </w:tcPr>
+          <w:p>
+            <w:pPr>
+              <w:spacing w:after="160" w:line="278" w:lineRule="auto"/>
+              <w:cnfStyle w:val="000000100000" w:firstRow="0" w:lastRow="0" w:firstColumn="0" w:lastColumn="0" w:oddVBand="0" w:evenVBand="0" w:oddHBand="1" w:evenHBand="0" w:firstRowFirstColumn="0" w:firstRowLastColumn="0" w:lastRowFirstColumn="0" w:lastRowLastColumn="0"/>
+            </w:pPr>
+            <w:r>
+              <w:t>192.168.100.0</w:t>
+            </w:r>
+          </w:p>
+        </w:tc>
+        <w:tc>
+          <w:tcPr>
+            <w:tcW w:w="1967" w:type="dxa"/>
+            <w:hideMark/>
+          </w:tcPr>
+          <w:p>
+            <w:pPr>
+              <w:spacing w:after="160" w:line="278" w:lineRule="auto"/>
+              <w:cnfStyle w:val="000000100000" w:firstRow="0" w:lastRow="0" w:firstColumn="0" w:lastColumn="0" w:oddVBand="0" w:evenVBand="0" w:oddHBand="1" w:evenHBand="0" w:firstRowFirstColumn="0" w:firstRowLastColumn="0" w:lastRowFirstColumn="0" w:lastRowLastColumn="0"/>
+            </w:pPr>
+            <w:r>
+              <w:t>/26</w:t>
+            </w:r>
+          </w:p>
+        </w:tc>
+        <w:tc>
+          <w:tcPr>
+            <w:tcW w:w="2195" w:type="dxa"/>
+            <w:hideMark/>
+          </w:tcPr>
+          <w:p>
+            <w:pPr>
+              <w:spacing w:after="160" w:line="278" w:lineRule="auto"/>
+              <w:cnfStyle w:val="000000100000" w:firstRow="0" w:lastRow="0" w:firstColumn="0" w:lastColumn="0" w:oddVBand="0" w:evenVBand="0" w:oddHBand="1" w:evenHBand="0" w:firstRowFirstColumn="0" w:firstRowLastColumn="0" w:lastRowFirstColumn="0" w:lastRowLastColumn="0"/>
+            </w:pPr>
+            <w:r>
+              <w:t>192.168.100.63</w:t>
+            </w:r>
+          </w:p>
+        </w:tc>
+      </w:tr>
+      <w:tr>
+        <w:tc>
+          <w:tcPr>
+            <w:cnfStyle w:val="001000000000" w:firstRow="0" w:lastRow="0" w:firstColumn="1" w:lastColumn="0" w:oddVBand="0" w:evenVBand="0" w:oddHBand="0" w:evenHBand="0" w:firstRowFirstColumn="0" w:firstRowLastColumn="0" w:lastRowFirstColumn="0" w:lastRowLastColumn="0"/>
+            <w:tcW w:w="922" w:type="dxa"/>
+            <w:hideMark/>
+          </w:tcPr>
+          <w:p>
+            <w:pPr>
+              <w:spacing w:after="160" w:line="278" w:lineRule="auto"/>
+            </w:pPr>
+            <w:r>
+              <w:t>LAN2</w:t>
+            </w:r>
+          </w:p>
+        </w:tc>
+        <w:tc>
+          <w:tcPr>
+            <w:tcW w:w="2089" w:type="dxa"/>
+            <w:hideMark/>
+          </w:tcPr>
+          <w:p>
+            <w:pPr>
+              <w:spacing w:after="160" w:line="278" w:lineRule="auto"/>
+              <w:cnfStyle w:val="000000000000" w:firstRow="0" w:lastRow="0" w:firstColumn="0" w:lastColumn="0" w:oddVBand="0" w:evenVBand="0" w:oddHBand="0" w:evenHBand="0" w:firstRowFirstColumn="0" w:firstRowLastColumn="0" w:lastRowFirstColumn="0" w:lastRowLastColumn="0"/>
+            </w:pPr>
+            <w:r>
+              <w:t>192.168.100.64</w:t>
+            </w:r>
+          </w:p>
+        </w:tc>
+        <w:tc>
+          <w:tcPr>
+            <w:tcW w:w="1967" w:type="dxa"/>
+            <w:hideMark/>
+          </w:tcPr>
+          <w:p>
+            <w:pPr>
+              <w:spacing w:after="160" w:line="278" w:lineRule="auto"/>
+              <w:cnfStyle w:val="000000000000" w:firstRow="0" w:lastRow="0" w:firstColumn="0" w:lastColumn="0" w:oddVBand="0" w:evenVBand="0" w:oddHBand="0" w:evenHBand="0" w:firstRowFirstColumn="0" w:firstRowLastColumn="0" w:lastRowFirstColumn="0" w:lastRowLastColumn="0"/>
+            </w:pPr>
+            <w:r>
+              <w:t>/26</w:t>
+            </w:r>
+          </w:p>
+        </w:tc>
+        <w:tc>
+          <w:tcPr>
+            <w:tcW w:w="2195" w:type="dxa"/>
+            <w:hideMark/>
+          </w:tcPr>
+          <w:p>
+            <w:pPr>
+              <w:spacing w:after="160" w:line="278" w:lineRule="auto"/>
+              <w:cnfStyle w:val="000000000000" w:firstRow="0" w:lastRow="0" w:firstColumn="0" w:lastColumn="0" w:oddVBand="0" w:evenVBand="0" w:oddHBand="0" w:evenHBand="0" w:firstRowFirstColumn="0" w:firstRowLastColumn="0" w:lastRowFirstColumn="0" w:lastRowLastColumn="0"/>
+            </w:pPr>
+            <w:r>
+              <w:t>192.168.100.127</w:t>
+            </w:r>
+          </w:p>
+        </w:tc>
+      </w:tr>
+      <w:tr>
+        <w:trPr>
+          <w:cnfStyle w:val="000000100000" w:firstRow="0" w:lastRow="0" w:firstColumn="0" w:lastColumn="0" w:oddVBand="0" w:evenVBand="0" w:oddHBand="1" w:evenHBand="0" w:firstRowFirstColumn="0" w:firstRowLastColumn="0" w:lastRowFirstColumn="0" w:lastRowLastColumn="0"/>
+        </w:trPr>
+        <w:tc>
+          <w:tcPr>
+            <w:cnfStyle w:val="001000000000" w:firstRow="0" w:lastRow="0" w:firstColumn="1" w:lastColumn="0" w:oddVBand="0" w:evenVBand="0" w:oddHBand="0" w:evenHBand="0" w:firstRowFirstColumn="0" w:firstRowLastColumn="0" w:lastRowFirstColumn="0" w:lastRowLastColumn="0"/>
+            <w:tcW w:w="922" w:type="dxa"/>
+            <w:hideMark/>
+          </w:tcPr>
+          <w:p>
+            <w:pPr>
+              <w:spacing w:after="160" w:line="278" w:lineRule="auto"/>
+            </w:pPr>
+            <w:r>
+              <w:t>LAN3</w:t>
+            </w:r>
+          </w:p>
+        </w:tc>
+        <w:tc>
+          <w:tcPr>
+            <w:tcW w:w="2089" w:type="dxa"/>
+            <w:hideMark/>
+          </w:tcPr>
+          <w:p>
+            <w:pPr>
+              <w:spacing w:after="160" w:line="278" w:lineRule="auto"/>
+              <w:cnfStyle w:val="000000100000" w:firstRow="0" w:lastRow="0" w:firstColumn="0" w:lastColumn="0" w:oddVBand="0" w:evenVBand="0" w:oddHBand="1" w:evenHBand="0" w:firstRowFirstColumn="0" w:firstRowLastColumn="0" w:lastRowFirstColumn="0" w:lastRowLastColumn="0"/>
+            </w:pPr>
+            <w:r>
+              <w:t>192.168.100.128</w:t>
+            </w:r>
+          </w:p>
+        </w:tc>
+        <w:tc>
+          <w:tcPr>
+            <w:tcW w:w="1967" w:type="dxa"/>
+            <w:hideMark/>
+          </w:tcPr>
+          <w:p>
+            <w:pPr>
+              <w:spacing w:after="160" w:line="278" w:lineRule="auto"/>
+              <w:cnfStyle w:val="000000100000" w:firstRow="0" w:lastRow="0" w:firstColumn="0" w:lastColumn="0" w:oddVBand="0" w:evenVBand="0" w:oddHBand="1" w:evenHBand="0" w:firstRowFirstColumn="0" w:firstRowLastColumn="0" w:lastRowFirstColumn="0" w:lastRowLastColumn="0"/>
+            </w:pPr>
+            <w:r>
+              <w:t>/27</w:t>
+            </w:r>
+          </w:p>
+        </w:tc>
+        <w:tc>
+          <w:tcPr>
+            <w:tcW w:w="2195" w:type="dxa"/>
+            <w:hideMark/>
+          </w:tcPr>
+          <w:p>
+            <w:pPr>
+              <w:spacing w:after="160" w:line="278" w:lineRule="auto"/>
+              <w:cnfStyle w:val="000000100000" w:firstRow="0" w:lastRow="0" w:firstColumn="0" w:lastColumn="0" w:oddVBand="0" w:evenVBand="0" w:oddHBand="1" w:evenHBand="0" w:firstRowFirstColumn="0" w:firstRowLastColumn="0" w:lastRowFirstColumn="0" w:lastRowLastColumn="0"/>
+            </w:pPr>
+            <w:r>
+              <w:t>192.168.100.159</w:t>
+            </w:r>
+          </w:p>
+        </w:tc>
+      </w:tr>
+      <w:tr>
+        <w:tc>
+          <w:tcPr>
+            <w:cnfStyle w:val="001000000000" w:firstRow="0" w:lastRow="0" w:firstColumn="1" w:lastColumn="0" w:oddVBand="0" w:evenVBand="0" w:oddHBand="0" w:evenHBand="0" w:firstRowFirstColumn="0" w:firstRowLastColumn="0" w:lastRowFirstColumn="0" w:lastRowLastColumn="0"/>
+            <w:tcW w:w="922" w:type="dxa"/>
+            <w:hideMark/>
+          </w:tcPr>
+          <w:p>
+            <w:pPr>
+              <w:spacing w:after="160" w:line="278" w:lineRule="auto"/>
+            </w:pPr>
+            <w:r>
+              <w:t>LAN4</w:t>
+            </w:r>
+          </w:p>
+        </w:tc>
+        <w:tc>
+          <w:tcPr>
+            <w:tcW w:w="2089" w:type="dxa"/>
+            <w:hideMark/>
+          </w:tcPr>
+          <w:p>
+            <w:pPr>
+              <w:spacing w:after="160" w:line="278" w:lineRule="auto"/>
+              <w:cnfStyle w:val="000000000000" w:firstRow="0" w:lastRow="0" w:firstColumn="0" w:lastColumn="0" w:oddVBand="0" w:evenVBand="0" w:oddHBand="0" w:evenHBand="0" w:firstRowFirstColumn="0" w:firstRowLastColumn="0" w:lastRowFirstColumn="0" w:lastRowLastColumn="0"/>
+            </w:pPr>
+            <w:r>
+              <w:t>192.168.100.160</w:t>
+            </w:r>
+          </w:p>
+        </w:tc>
+        <w:tc>
+          <w:tcPr>
+            <w:tcW w:w="1967" w:type="dxa"/>
+            <w:hideMark/>
+          </w:tcPr>
+          <w:p>
+            <w:pPr>
+              <w:spacing w:after="160" w:line="278" w:lineRule="auto"/>
+              <w:cnfStyle w:val="000000000000" w:firstRow="0" w:lastRow="0" w:firstColumn="0" w:lastColumn="0" w:oddVBand="0" w:evenVBand="0" w:oddHBand="0" w:evenHBand="0" w:firstRowFirstColumn="0" w:firstRowLastColumn="0" w:lastRowFirstColumn="0" w:lastRowLastColumn="0"/>
+            </w:pPr>
+            <w:r>
+              <w:t>/30</w:t>
+            </w:r>
+          </w:p>
+        </w:tc>
+        <w:tc>
+          <w:tcPr>
+            <w:tcW w:w="2195" w:type="dxa"/>
+            <w:hideMark/>
+          </w:tcPr>
+          <w:p>
+            <w:pPr>
+              <w:spacing w:after="160" w:line="278" w:lineRule="auto"/>
+              <w:cnfStyle w:val="000000000000" w:firstRow="0" w:lastRow="0" w:firstColumn="0" w:lastColumn="0" w:oddVBand="0" w:evenVBand="0" w:oddHBand="0" w:evenHBand="0" w:firstRowFirstColumn="0" w:firstRowLastColumn="0" w:lastRowFirstColumn="0" w:lastRowLastColumn="0"/>
+            </w:pPr>
+            <w:r>
+              <w:t>192.168.100.163</w:t>
+            </w:r>
+          </w:p>
+        </w:tc>
+      </w:tr>
+      <w:tr>
+        <w:trPr>
+          <w:cnfStyle w:val="000000100000" w:firstRow="0" w:lastRow="0" w:firstColumn="0" w:lastColumn="0" w:oddVBand="0" w:evenVBand="0" w:oddHBand="1" w:evenHBand="0" w:firstRowFirstColumn="0" w:firstRowLastColumn="0" w:lastRowFirstColumn="0" w:lastRowLastColumn="0"/>
+        </w:trPr>
+        <w:tc>
+          <w:tcPr>
+            <w:cnfStyle w:val="001000000000" w:firstRow="0" w:lastRow="0" w:firstColumn="1" w:lastColumn="0" w:oddVBand="0" w:evenVBand="0" w:oddHBand="0" w:evenHBand="0" w:firstRowFirstColumn="0" w:firstRowLastColumn="0" w:lastRowFirstColumn="0" w:lastRowLastColumn="0"/>
+            <w:tcW w:w="922" w:type="dxa"/>
+            <w:hideMark/>
+          </w:tcPr>
+          <w:p>
+            <w:pPr>
+              <w:spacing w:after="160" w:line="278" w:lineRule="auto"/>
+            </w:pPr>
+            <w:r>
+              <w:t>LAN5</w:t>
+            </w:r>
+          </w:p>
+        </w:tc>
+        <w:tc>
+          <w:tcPr>
+            <w:tcW w:w="2089" w:type="dxa"/>
+            <w:hideMark/>
+          </w:tcPr>
+          <w:p>
+            <w:pPr>
+              <w:spacing w:after="160" w:line="278" w:lineRule="auto"/>
+              <w:cnfStyle w:val="000000100000" w:firstRow="0" w:lastRow="0" w:firstColumn="0" w:lastColumn="0" w:oddVBand="0" w:evenVBand="0" w:oddHBand="1" w:evenHBand="0" w:firstRowFirstColumn="0" w:firstRowLastColumn="0" w:lastRowFirstColumn="0" w:lastRowLastColumn="0"/>
+            </w:pPr>
+            <w:r>
+              <w:t>192.168.100.164</w:t>
+            </w:r>
+          </w:p>
+        </w:tc>
+        <w:tc>
+          <w:tcPr>
+            <w:tcW w:w="1967" w:type="dxa"/>
+            <w:hideMark/>
+          </w:tcPr>
+          <w:p>
+            <w:pPr>
+              <w:spacing w:after="160" w:line="278" w:lineRule="auto"/>
+              <w:cnfStyle w:val="000000100000" w:firstRow="0" w:lastRow="0" w:firstColumn="0" w:lastColumn="0" w:oddVBand="0" w:evenVBand="0" w:oddHBand="1" w:evenHBand="0" w:firstRowFirstColumn="0" w:firstRowLastColumn="0" w:lastRowFirstColumn="0" w:lastRowLastColumn="0"/>
+            </w:pPr>
+            <w:r>
+              <w:t>/30</w:t>
+            </w:r>
+          </w:p>
+        </w:tc>
+        <w:tc>
+          <w:tcPr>
+            <w:tcW w:w="2195" w:type="dxa"/>
+            <w:hideMark/>
+          </w:tcPr>
+          <w:p>
+            <w:pPr>
+              <w:spacing w:after="160" w:line="278" w:lineRule="auto"/>
+              <w:cnfStyle w:val="000000100000" w:firstRow="0" w:lastRow="0" w:firstColumn="0" w:lastColumn="0" w:oddVBand="0" w:evenVBand="0" w:oddHBand="1" w:evenHBand="0" w:firstRowFirstColumn="0" w:firstRowLastColumn="0" w:lastRowFirstColumn="0" w:lastRowLastColumn="0"/>
+            </w:pPr>
+            <w:r>
+              <w:t>192.168.100.167</w:t>
+            </w:r>
+          </w:p>
+        </w:tc>
+      </w:tr>
+    </w:tbl>
+    <w:p/>
+    <w:p>
+      <w:pPr>
+        <w:pStyle w:val="berschrift2"/>
+      </w:pPr>
+      <w:bookmarkStart w:id="20" w:name="_Toc227265679"/>
+      <w:r>
+        <w:t>Switch</w:t>
       </w:r>
       <w:bookmarkEnd w:id="20"/>
     </w:p>
-    <w:p/>
     <w:p>
       <w:pPr>
-        <w:pStyle w:val="berschrift2"/>
-      </w:pPr>
-      <w:bookmarkStart w:id="21" w:name="_Toc227177676"/>
-      <w:r>
-        <w:rPr>
-          <w:highlight w:val="green"/>
-        </w:rPr>
-        <w:t>Switch</w:t>
+        <w:pStyle w:val="berschrift3"/>
+      </w:pPr>
+      <w:bookmarkStart w:id="21" w:name="_Toc227265680"/>
+      <w:r>
+        <w:t>Einleitung</w:t>
       </w:r>
       <w:bookmarkEnd w:id="21"/>
     </w:p>
     <w:p>
-      <w:pPr>
-        <w:pStyle w:val="berschrift3"/>
-      </w:pPr>
-      <w:bookmarkStart w:id="22" w:name="_Toc227177677"/>
-      <w:r>
-        <w:t>Einleitung</w:t>
-      </w:r>
-      <w:bookmarkEnd w:id="22"/>
+      <w:r>
+        <w:t xml:space="preserve">Es soll die benötigte Infrastruktur für ein neues Netzwerk zusammengestellt werden. Zudem sollen noch Bandbreiten berechnet und ein Netz im </w:t>
+      </w:r>
+      <w:r>
+        <w:t>CISCO-</w:t>
+      </w:r>
+      <w:proofErr w:type="spellStart"/>
+      <w:r>
+        <w:t>Packettracer</w:t>
+      </w:r>
+      <w:proofErr w:type="spellEnd"/>
+      <w:r>
+        <w:t xml:space="preserve"> </w:t>
+      </w:r>
+      <w:r>
+        <w:t>erstellt werden. Die Zwischenschritte (Bearbeitung), Lösungen und Screenshots sind unter dem gleichnamigen Unterkapitel zu finden.</w:t>
+      </w:r>
     </w:p>
     <w:p>
-      <w:r>
-        <w:t xml:space="preserve">Es soll die benötigte Infrastruktur für ein neues Netzwerk zusammengestellt werden. Zudem sollen noch Bandbreiten berechnet und ein Netz im </w:t>
-      </w:r>
-      <w:r>
-        <w:t xml:space="preserve">CISCO-Packettracer </w:t>
-      </w:r>
-      <w:r>
-        <w:t>erstellt werden. Die Zwischenschritte (Bearbeitung), Lösungen und Screenshots sind unter dem gleichnamigen Unterkapitel zu finden.</w:t>
-      </w:r>
+      <w:pPr>
+        <w:pStyle w:val="berschrift3"/>
+      </w:pPr>
     </w:p>
     <w:p>
       <w:pPr>
         <w:pStyle w:val="berschrift3"/>
       </w:pPr>
-      <w:bookmarkStart w:id="23" w:name="_Toc227177678"/>
+      <w:bookmarkStart w:id="22" w:name="_Toc227265681"/>
       <w:r>
         <w:t>Lösungen</w:t>
       </w:r>
-      <w:bookmarkEnd w:id="23"/>
+      <w:bookmarkEnd w:id="22"/>
     </w:p>
     <w:p>
       <w:pPr>
@@ -9122,7 +11424,15 @@
         </w:numPr>
       </w:pPr>
       <w:r>
-        <w:t>Es folgt die Switchingtabelle zur Aufgabe 1.</w:t>
+        <w:t xml:space="preserve">Es folgt die </w:t>
+      </w:r>
+      <w:proofErr w:type="spellStart"/>
+      <w:r>
+        <w:t>Switchingtabelle</w:t>
+      </w:r>
+      <w:proofErr w:type="spellEnd"/>
+      <w:r>
+        <w:t xml:space="preserve"> zur Aufgabe 1.</w:t>
       </w:r>
     </w:p>
     <w:tbl>
@@ -9552,7 +11862,6 @@
                 <w:lang w:eastAsia="de-CH"/>
                 <w14:ligatures w14:val="none"/>
               </w:rPr>
-              <w:lastRenderedPageBreak/>
               <w:t>7</w:t>
             </w:r>
           </w:p>
@@ -9678,7 +11987,15 @@
               </w:rPr>
             </w:pPr>
             <w:r>
-              <w:t>Multi-Gig Ports (100M–10G), Autonegotiation und Auto-MDI-X Standard</w:t>
+              <w:t xml:space="preserve">Multi-Gig Ports (100M–10G), </w:t>
+            </w:r>
+            <w:proofErr w:type="spellStart"/>
+            <w:r>
+              <w:t>Autonegotiation</w:t>
+            </w:r>
+            <w:proofErr w:type="spellEnd"/>
+            <w:r>
+              <w:t xml:space="preserve"> und Auto-MDI-X Standard</w:t>
             </w:r>
           </w:p>
         </w:tc>
@@ -9740,7 +12057,15 @@
           </w:tcPr>
           <w:p>
             <w:r>
-              <w:t>24× PoE++ (bis 60W pro Port)</w:t>
+              <w:t xml:space="preserve">24× </w:t>
+            </w:r>
+            <w:proofErr w:type="spellStart"/>
+            <w:r>
+              <w:t>PoE</w:t>
+            </w:r>
+            <w:proofErr w:type="spellEnd"/>
+            <w:r>
+              <w:t>++ (bis 60W pro Port)</w:t>
             </w:r>
           </w:p>
         </w:tc>
@@ -9779,8 +12104,13 @@
           </w:tcPr>
           <w:p>
             <w:r>
-              <w:t>Standard 19" Rackmount</w:t>
-            </w:r>
+              <w:t xml:space="preserve">Standard 19" </w:t>
+            </w:r>
+            <w:proofErr w:type="spellStart"/>
+            <w:r>
+              <w:t>Rackmount</w:t>
+            </w:r>
+            <w:proofErr w:type="spellEnd"/>
           </w:p>
         </w:tc>
       </w:tr>
@@ -9903,6 +12233,9 @@
       </w:r>
       <w:r>
         <w:br/>
+      </w:r>
+      <w:r>
+        <w:lastRenderedPageBreak/>
         <w:t xml:space="preserve">5) </w:t>
       </w:r>
       <w:r>
@@ -9917,11 +12250,11 @@
       <w:pPr>
         <w:pStyle w:val="berschrift3"/>
       </w:pPr>
-      <w:bookmarkStart w:id="24" w:name="_Toc227177679"/>
+      <w:bookmarkStart w:id="23" w:name="_Toc227265682"/>
       <w:r>
         <w:t>Screenshots</w:t>
       </w:r>
-      <w:bookmarkEnd w:id="24"/>
+      <w:bookmarkEnd w:id="23"/>
     </w:p>
     <w:p>
       <w:pPr>
@@ -9995,7 +12328,6 @@
         <w:rPr>
           <w:noProof/>
         </w:rPr>
-        <w:lastRenderedPageBreak/>
         <w:drawing>
           <wp:inline distT="0" distB="0" distL="0" distR="0" wp14:anchorId="4E5B4487" wp14:editId="27763F4C">
             <wp:extent cx="2448000" cy="662657"/>
@@ -10105,7 +12437,7 @@
           <w:docPart w:val="50861DE7EB3545BBB47C83FDECF63101"/>
         </w:placeholder>
         <w:dataBinding w:prefixMappings="xmlns:ns0='http://schemas.microsoft.com/office/2006/coverPageProps' " w:xpath="/ns0:CoverPageProperties[1]/ns0:PublishDate[1]" w:storeItemID="{55AF091B-3C7A-41E3-B477-F2FDAA23CFDA}"/>
-        <w:date w:fullDate="2026-04-15T00:00:00Z">
+        <w:date w:fullDate="2026-04-16T00:00:00Z">
           <w:dateFormat w:val="dd.MM.yyyy"/>
           <w:lid w:val="de-CH"/>
           <w:storeMappedDataAs w:val="dateTime"/>
@@ -10114,7 +12446,7 @@
       </w:sdtPr>
       <w:sdtContent>
         <w:r>
-          <w:t>15.04.2026</w:t>
+          <w:t>16.04.2026</w:t>
         </w:r>
       </w:sdtContent>
     </w:sdt>
@@ -10805,6 +13137,97 @@
     </w:lvl>
   </w:abstractNum>
   <w:abstractNum w:abstractNumId="7" w15:restartNumberingAfterBreak="0">
+    <w:nsid w:val="432D6093"/>
+    <w:multiLevelType w:val="hybridMultilevel"/>
+    <w:tmpl w:val="EC840426"/>
+    <w:lvl w:ilvl="0" w:tplc="FFFFFFFF">
+      <w:start w:val="1"/>
+      <w:numFmt w:val="decimal"/>
+      <w:lvlText w:val="%1."/>
+      <w:lvlJc w:val="left"/>
+      <w:pPr>
+        <w:ind w:left="720" w:hanging="360"/>
+      </w:pPr>
+      <w:rPr>
+        <w:rFonts w:hint="default"/>
+        <w:b/>
+        <w:bCs/>
+      </w:rPr>
+    </w:lvl>
+    <w:lvl w:ilvl="1" w:tplc="FFFFFFFF" w:tentative="1">
+      <w:start w:val="1"/>
+      <w:numFmt w:val="lowerLetter"/>
+      <w:lvlText w:val="%2."/>
+      <w:lvlJc w:val="left"/>
+      <w:pPr>
+        <w:ind w:left="1440" w:hanging="360"/>
+      </w:pPr>
+    </w:lvl>
+    <w:lvl w:ilvl="2" w:tplc="FFFFFFFF" w:tentative="1">
+      <w:start w:val="1"/>
+      <w:numFmt w:val="lowerRoman"/>
+      <w:lvlText w:val="%3."/>
+      <w:lvlJc w:val="right"/>
+      <w:pPr>
+        <w:ind w:left="2160" w:hanging="180"/>
+      </w:pPr>
+    </w:lvl>
+    <w:lvl w:ilvl="3" w:tplc="FFFFFFFF" w:tentative="1">
+      <w:start w:val="1"/>
+      <w:numFmt w:val="decimal"/>
+      <w:lvlText w:val="%4."/>
+      <w:lvlJc w:val="left"/>
+      <w:pPr>
+        <w:ind w:left="2880" w:hanging="360"/>
+      </w:pPr>
+    </w:lvl>
+    <w:lvl w:ilvl="4" w:tplc="FFFFFFFF" w:tentative="1">
+      <w:start w:val="1"/>
+      <w:numFmt w:val="lowerLetter"/>
+      <w:lvlText w:val="%5."/>
+      <w:lvlJc w:val="left"/>
+      <w:pPr>
+        <w:ind w:left="3600" w:hanging="360"/>
+      </w:pPr>
+    </w:lvl>
+    <w:lvl w:ilvl="5" w:tplc="FFFFFFFF" w:tentative="1">
+      <w:start w:val="1"/>
+      <w:numFmt w:val="lowerRoman"/>
+      <w:lvlText w:val="%6."/>
+      <w:lvlJc w:val="right"/>
+      <w:pPr>
+        <w:ind w:left="4320" w:hanging="180"/>
+      </w:pPr>
+    </w:lvl>
+    <w:lvl w:ilvl="6" w:tplc="FFFFFFFF" w:tentative="1">
+      <w:start w:val="1"/>
+      <w:numFmt w:val="decimal"/>
+      <w:lvlText w:val="%7."/>
+      <w:lvlJc w:val="left"/>
+      <w:pPr>
+        <w:ind w:left="5040" w:hanging="360"/>
+      </w:pPr>
+    </w:lvl>
+    <w:lvl w:ilvl="7" w:tplc="FFFFFFFF" w:tentative="1">
+      <w:start w:val="1"/>
+      <w:numFmt w:val="lowerLetter"/>
+      <w:lvlText w:val="%8."/>
+      <w:lvlJc w:val="left"/>
+      <w:pPr>
+        <w:ind w:left="5760" w:hanging="360"/>
+      </w:pPr>
+    </w:lvl>
+    <w:lvl w:ilvl="8" w:tplc="FFFFFFFF" w:tentative="1">
+      <w:start w:val="1"/>
+      <w:numFmt w:val="lowerRoman"/>
+      <w:lvlText w:val="%9."/>
+      <w:lvlJc w:val="right"/>
+      <w:pPr>
+        <w:ind w:left="6480" w:hanging="180"/>
+      </w:pPr>
+    </w:lvl>
+  </w:abstractNum>
+  <w:abstractNum w:abstractNumId="8" w15:restartNumberingAfterBreak="0">
     <w:nsid w:val="48873389"/>
     <w:multiLevelType w:val="hybridMultilevel"/>
     <w:tmpl w:val="CDE8C5F8"/>
@@ -10893,7 +13316,189 @@
       </w:pPr>
     </w:lvl>
   </w:abstractNum>
-  <w:abstractNum w:abstractNumId="8" w15:restartNumberingAfterBreak="0">
+  <w:abstractNum w:abstractNumId="9" w15:restartNumberingAfterBreak="0">
+    <w:nsid w:val="4967496F"/>
+    <w:multiLevelType w:val="hybridMultilevel"/>
+    <w:tmpl w:val="EC840426"/>
+    <w:lvl w:ilvl="0" w:tplc="FFFFFFFF">
+      <w:start w:val="1"/>
+      <w:numFmt w:val="decimal"/>
+      <w:lvlText w:val="%1."/>
+      <w:lvlJc w:val="left"/>
+      <w:pPr>
+        <w:ind w:left="720" w:hanging="360"/>
+      </w:pPr>
+      <w:rPr>
+        <w:rFonts w:hint="default"/>
+        <w:b/>
+        <w:bCs/>
+      </w:rPr>
+    </w:lvl>
+    <w:lvl w:ilvl="1" w:tplc="FFFFFFFF" w:tentative="1">
+      <w:start w:val="1"/>
+      <w:numFmt w:val="lowerLetter"/>
+      <w:lvlText w:val="%2."/>
+      <w:lvlJc w:val="left"/>
+      <w:pPr>
+        <w:ind w:left="1440" w:hanging="360"/>
+      </w:pPr>
+    </w:lvl>
+    <w:lvl w:ilvl="2" w:tplc="FFFFFFFF" w:tentative="1">
+      <w:start w:val="1"/>
+      <w:numFmt w:val="lowerRoman"/>
+      <w:lvlText w:val="%3."/>
+      <w:lvlJc w:val="right"/>
+      <w:pPr>
+        <w:ind w:left="2160" w:hanging="180"/>
+      </w:pPr>
+    </w:lvl>
+    <w:lvl w:ilvl="3" w:tplc="FFFFFFFF" w:tentative="1">
+      <w:start w:val="1"/>
+      <w:numFmt w:val="decimal"/>
+      <w:lvlText w:val="%4."/>
+      <w:lvlJc w:val="left"/>
+      <w:pPr>
+        <w:ind w:left="2880" w:hanging="360"/>
+      </w:pPr>
+    </w:lvl>
+    <w:lvl w:ilvl="4" w:tplc="FFFFFFFF" w:tentative="1">
+      <w:start w:val="1"/>
+      <w:numFmt w:val="lowerLetter"/>
+      <w:lvlText w:val="%5."/>
+      <w:lvlJc w:val="left"/>
+      <w:pPr>
+        <w:ind w:left="3600" w:hanging="360"/>
+      </w:pPr>
+    </w:lvl>
+    <w:lvl w:ilvl="5" w:tplc="FFFFFFFF" w:tentative="1">
+      <w:start w:val="1"/>
+      <w:numFmt w:val="lowerRoman"/>
+      <w:lvlText w:val="%6."/>
+      <w:lvlJc w:val="right"/>
+      <w:pPr>
+        <w:ind w:left="4320" w:hanging="180"/>
+      </w:pPr>
+    </w:lvl>
+    <w:lvl w:ilvl="6" w:tplc="FFFFFFFF" w:tentative="1">
+      <w:start w:val="1"/>
+      <w:numFmt w:val="decimal"/>
+      <w:lvlText w:val="%7."/>
+      <w:lvlJc w:val="left"/>
+      <w:pPr>
+        <w:ind w:left="5040" w:hanging="360"/>
+      </w:pPr>
+    </w:lvl>
+    <w:lvl w:ilvl="7" w:tplc="FFFFFFFF" w:tentative="1">
+      <w:start w:val="1"/>
+      <w:numFmt w:val="lowerLetter"/>
+      <w:lvlText w:val="%8."/>
+      <w:lvlJc w:val="left"/>
+      <w:pPr>
+        <w:ind w:left="5760" w:hanging="360"/>
+      </w:pPr>
+    </w:lvl>
+    <w:lvl w:ilvl="8" w:tplc="FFFFFFFF" w:tentative="1">
+      <w:start w:val="1"/>
+      <w:numFmt w:val="lowerRoman"/>
+      <w:lvlText w:val="%9."/>
+      <w:lvlJc w:val="right"/>
+      <w:pPr>
+        <w:ind w:left="6480" w:hanging="180"/>
+      </w:pPr>
+    </w:lvl>
+  </w:abstractNum>
+  <w:abstractNum w:abstractNumId="10" w15:restartNumberingAfterBreak="0">
+    <w:nsid w:val="5F395B5E"/>
+    <w:multiLevelType w:val="hybridMultilevel"/>
+    <w:tmpl w:val="EC840426"/>
+    <w:lvl w:ilvl="0" w:tplc="FFFFFFFF">
+      <w:start w:val="1"/>
+      <w:numFmt w:val="decimal"/>
+      <w:lvlText w:val="%1."/>
+      <w:lvlJc w:val="left"/>
+      <w:pPr>
+        <w:ind w:left="720" w:hanging="360"/>
+      </w:pPr>
+      <w:rPr>
+        <w:rFonts w:hint="default"/>
+        <w:b/>
+        <w:bCs/>
+      </w:rPr>
+    </w:lvl>
+    <w:lvl w:ilvl="1" w:tplc="FFFFFFFF" w:tentative="1">
+      <w:start w:val="1"/>
+      <w:numFmt w:val="lowerLetter"/>
+      <w:lvlText w:val="%2."/>
+      <w:lvlJc w:val="left"/>
+      <w:pPr>
+        <w:ind w:left="1440" w:hanging="360"/>
+      </w:pPr>
+    </w:lvl>
+    <w:lvl w:ilvl="2" w:tplc="FFFFFFFF" w:tentative="1">
+      <w:start w:val="1"/>
+      <w:numFmt w:val="lowerRoman"/>
+      <w:lvlText w:val="%3."/>
+      <w:lvlJc w:val="right"/>
+      <w:pPr>
+        <w:ind w:left="2160" w:hanging="180"/>
+      </w:pPr>
+    </w:lvl>
+    <w:lvl w:ilvl="3" w:tplc="FFFFFFFF" w:tentative="1">
+      <w:start w:val="1"/>
+      <w:numFmt w:val="decimal"/>
+      <w:lvlText w:val="%4."/>
+      <w:lvlJc w:val="left"/>
+      <w:pPr>
+        <w:ind w:left="2880" w:hanging="360"/>
+      </w:pPr>
+    </w:lvl>
+    <w:lvl w:ilvl="4" w:tplc="FFFFFFFF" w:tentative="1">
+      <w:start w:val="1"/>
+      <w:numFmt w:val="lowerLetter"/>
+      <w:lvlText w:val="%5."/>
+      <w:lvlJc w:val="left"/>
+      <w:pPr>
+        <w:ind w:left="3600" w:hanging="360"/>
+      </w:pPr>
+    </w:lvl>
+    <w:lvl w:ilvl="5" w:tplc="FFFFFFFF" w:tentative="1">
+      <w:start w:val="1"/>
+      <w:numFmt w:val="lowerRoman"/>
+      <w:lvlText w:val="%6."/>
+      <w:lvlJc w:val="right"/>
+      <w:pPr>
+        <w:ind w:left="4320" w:hanging="180"/>
+      </w:pPr>
+    </w:lvl>
+    <w:lvl w:ilvl="6" w:tplc="FFFFFFFF" w:tentative="1">
+      <w:start w:val="1"/>
+      <w:numFmt w:val="decimal"/>
+      <w:lvlText w:val="%7."/>
+      <w:lvlJc w:val="left"/>
+      <w:pPr>
+        <w:ind w:left="5040" w:hanging="360"/>
+      </w:pPr>
+    </w:lvl>
+    <w:lvl w:ilvl="7" w:tplc="FFFFFFFF" w:tentative="1">
+      <w:start w:val="1"/>
+      <w:numFmt w:val="lowerLetter"/>
+      <w:lvlText w:val="%8."/>
+      <w:lvlJc w:val="left"/>
+      <w:pPr>
+        <w:ind w:left="5760" w:hanging="360"/>
+      </w:pPr>
+    </w:lvl>
+    <w:lvl w:ilvl="8" w:tplc="FFFFFFFF" w:tentative="1">
+      <w:start w:val="1"/>
+      <w:numFmt w:val="lowerRoman"/>
+      <w:lvlText w:val="%9."/>
+      <w:lvlJc w:val="right"/>
+      <w:pPr>
+        <w:ind w:left="6480" w:hanging="180"/>
+      </w:pPr>
+    </w:lvl>
+  </w:abstractNum>
+  <w:abstractNum w:abstractNumId="11" w15:restartNumberingAfterBreak="0">
     <w:nsid w:val="60880D9F"/>
     <w:multiLevelType w:val="hybridMultilevel"/>
     <w:tmpl w:val="7664790C"/>
@@ -10982,7 +13587,7 @@
       </w:pPr>
     </w:lvl>
   </w:abstractNum>
-  <w:abstractNum w:abstractNumId="9" w15:restartNumberingAfterBreak="0">
+  <w:abstractNum w:abstractNumId="12" w15:restartNumberingAfterBreak="0">
     <w:nsid w:val="642A799D"/>
     <w:multiLevelType w:val="hybridMultilevel"/>
     <w:tmpl w:val="0D9A190C"/>
@@ -11073,7 +13678,7 @@
       </w:pPr>
     </w:lvl>
   </w:abstractNum>
-  <w:abstractNum w:abstractNumId="10" w15:restartNumberingAfterBreak="0">
+  <w:abstractNum w:abstractNumId="13" w15:restartNumberingAfterBreak="0">
     <w:nsid w:val="717C7B13"/>
     <w:multiLevelType w:val="hybridMultilevel"/>
     <w:tmpl w:val="EC840426"/>
@@ -11164,7 +13769,7 @@
       </w:pPr>
     </w:lvl>
   </w:abstractNum>
-  <w:abstractNum w:abstractNumId="11" w15:restartNumberingAfterBreak="0">
+  <w:abstractNum w:abstractNumId="14" w15:restartNumberingAfterBreak="0">
     <w:nsid w:val="733E5A7B"/>
     <w:multiLevelType w:val="hybridMultilevel"/>
     <w:tmpl w:val="842C1EDC"/>
@@ -11253,7 +13858,7 @@
       </w:pPr>
     </w:lvl>
   </w:abstractNum>
-  <w:abstractNum w:abstractNumId="12" w15:restartNumberingAfterBreak="0">
+  <w:abstractNum w:abstractNumId="15" w15:restartNumberingAfterBreak="0">
     <w:nsid w:val="78FA56F0"/>
     <w:multiLevelType w:val="hybridMultilevel"/>
     <w:tmpl w:val="1DFEF184"/>
@@ -11345,13 +13950,13 @@
     </w:lvl>
   </w:abstractNum>
   <w:num w:numId="1" w16cid:durableId="233395491">
-    <w:abstractNumId w:val="7"/>
+    <w:abstractNumId w:val="8"/>
   </w:num>
   <w:num w:numId="2" w16cid:durableId="1231188824">
     <w:abstractNumId w:val="1"/>
   </w:num>
   <w:num w:numId="3" w16cid:durableId="376662093">
-    <w:abstractNumId w:val="11"/>
+    <w:abstractNumId w:val="14"/>
   </w:num>
   <w:num w:numId="4" w16cid:durableId="163279693">
     <w:abstractNumId w:val="5"/>
@@ -11363,16 +13968,16 @@
     <w:abstractNumId w:val="2"/>
   </w:num>
   <w:num w:numId="7" w16cid:durableId="1981883565">
-    <w:abstractNumId w:val="9"/>
+    <w:abstractNumId w:val="12"/>
   </w:num>
   <w:num w:numId="8" w16cid:durableId="443309494">
     <w:abstractNumId w:val="4"/>
   </w:num>
   <w:num w:numId="9" w16cid:durableId="1216966879">
-    <w:abstractNumId w:val="8"/>
+    <w:abstractNumId w:val="11"/>
   </w:num>
   <w:num w:numId="10" w16cid:durableId="32384035">
-    <w:abstractNumId w:val="12"/>
+    <w:abstractNumId w:val="15"/>
   </w:num>
   <w:num w:numId="11" w16cid:durableId="1039671542">
     <w:abstractNumId w:val="3"/>
@@ -11381,7 +13986,16 @@
     <w:abstractNumId w:val="6"/>
   </w:num>
   <w:num w:numId="13" w16cid:durableId="403836558">
+    <w:abstractNumId w:val="13"/>
+  </w:num>
+  <w:num w:numId="14" w16cid:durableId="1652827695">
     <w:abstractNumId w:val="10"/>
+  </w:num>
+  <w:num w:numId="15" w16cid:durableId="780612748">
+    <w:abstractNumId w:val="7"/>
+  </w:num>
+  <w:num w:numId="16" w16cid:durableId="1981033665">
+    <w:abstractNumId w:val="9"/>
   </w:num>
 </w:numbering>
 </file>
@@ -12717,6 +15331,7 @@
     <w:rsidRoot w:val="00863F34"/>
     <w:rsid w:val="000410E1"/>
     <w:rsid w:val="00041762"/>
+    <w:rsid w:val="000645F7"/>
     <w:rsid w:val="001A7A50"/>
     <w:rsid w:val="001B3170"/>
     <w:rsid w:val="00367509"/>
@@ -12724,7 +15339,6 @@
     <w:rsid w:val="00717388"/>
     <w:rsid w:val="00863F34"/>
     <w:rsid w:val="008679E4"/>
-    <w:rsid w:val="008A0908"/>
     <w:rsid w:val="00922DF0"/>
     <w:rsid w:val="00AC70F4"/>
     <w:rsid w:val="00B96909"/>
@@ -13503,7 +16117,7 @@
 
 <file path=customXml/item1.xml><?xml version="1.0" encoding="utf-8"?>
 <CoverPageProperties xmlns="http://schemas.microsoft.com/office/2006/coverPageProps">
-  <PublishDate>2026-04-15T00:00:00</PublishDate>
+  <PublishDate>2026-04-16T00:00:00</PublishDate>
   <Abstract/>
   <CompanyAddress>2. Lehrjahr</CompanyAddress>
   <CompanyPhone/>
